--- a/Individuals/final_reports/p2510864-ChinGuanChung-CA2_Individual.docx
+++ b/Individuals/final_reports/p2510864-ChinGuanChung-CA2_Individual.docx
@@ -1142,7 +1142,7 @@
                                   <w:pStyle w:val="NoSpacing"/>
                                   <w:jc w:val="right"/>
                                   <w:rPr>
-                                    <w:color w:val="FFFFFF" w:themeColor="background1"/>
+                                    <w:color w:val="1C1C1C"/>
                                     <w:sz w:val="28"/>
                                     <w:szCs w:val="28"/>
                                   </w:rPr>
@@ -1189,7 +1189,7 @@
                             <w:pStyle w:val="NoSpacing"/>
                             <w:jc w:val="right"/>
                             <w:rPr>
-                              <w:color w:val="FFFFFF" w:themeColor="background1"/>
+                              <w:color w:val="1C1C1C"/>
                               <w:sz w:val="28"/>
                               <w:szCs w:val="28"/>
                             </w:rPr>
@@ -1802,7 +1802,7 @@
               <w:rPr>
                 <w:rFonts w:ascii="Carlito" w:eastAsia="Carlito" w:hAnsi="Carlito"/>
                 <w:b/>
-                <w:color w:val="FFFFFF"/>
+                <w:color w:val="1C1C1C"/>
                 <w:sz w:val="18"/>
               </w:rPr>
               <w:t>Collection</w:t>
@@ -1835,7 +1835,7 @@
               <w:rPr>
                 <w:rFonts w:ascii="Carlito" w:eastAsia="Carlito" w:hAnsi="Carlito"/>
                 <w:b/>
-                <w:color w:val="FFFFFF"/>
+                <w:color w:val="1C1C1C"/>
                 <w:sz w:val="18"/>
               </w:rPr>
               <w:t>SQL</w:t>
@@ -2322,7 +2322,7 @@
               <w:rPr>
                 <w:rFonts w:ascii="Carlito" w:eastAsia="Carlito" w:hAnsi="Carlito"/>
                 <w:b/>
-                <w:color w:val="FFFFFF"/>
+                <w:color w:val="1C1C1C"/>
                 <w:sz w:val="18"/>
               </w:rPr>
               <w:t>Collection</w:t>
@@ -2355,7 +2355,7 @@
               <w:rPr>
                 <w:rFonts w:ascii="Carlito" w:eastAsia="Carlito" w:hAnsi="Carlito"/>
                 <w:b/>
-                <w:color w:val="FFFFFF"/>
+                <w:color w:val="1C1C1C"/>
                 <w:sz w:val="18"/>
               </w:rPr>
               <w:t>Number of Documents</w:t>
@@ -2508,7 +2508,7 @@
               <w:rPr>
                 <w:rFonts w:ascii="Carlito" w:eastAsia="Carlito" w:hAnsi="Carlito"/>
                 <w:b/>
-                <w:color w:val="FFFFFF"/>
+                <w:color w:val="1C1C1C"/>
                 <w:sz w:val="17"/>
               </w:rPr>
               <w:t>Question</w:t>
@@ -2541,7 +2541,7 @@
               <w:rPr>
                 <w:rFonts w:ascii="Carlito" w:eastAsia="Carlito" w:hAnsi="Carlito"/>
                 <w:b/>
-                <w:color w:val="FFFFFF"/>
+                <w:color w:val="1C1C1C"/>
                 <w:sz w:val="17"/>
               </w:rPr>
               <w:t>Mongo Command</w:t>
@@ -2574,7 +2574,7 @@
               <w:rPr>
                 <w:rFonts w:ascii="Carlito" w:eastAsia="Carlito" w:hAnsi="Carlito"/>
                 <w:b/>
-                <w:color w:val="FFFFFF"/>
+                <w:color w:val="1C1C1C"/>
                 <w:sz w:val="17"/>
               </w:rPr>
               <w:t>Result</w:t>
@@ -3553,7 +3553,7 @@
               <w:rPr>
                 <w:rFonts w:ascii="Carlito" w:eastAsia="Carlito" w:hAnsi="Carlito"/>
                 <w:b/>
-                <w:color w:val="FFFFFF"/>
+                <w:color w:val="1C1C1C"/>
                 <w:sz w:val="19"/>
               </w:rPr>
               <w:t>Approach</w:t>
@@ -3586,7 +3586,7 @@
               <w:rPr>
                 <w:rFonts w:ascii="Carlito" w:eastAsia="Carlito" w:hAnsi="Carlito"/>
                 <w:b/>
-                <w:color w:val="FFFFFF"/>
+                <w:color w:val="1C1C1C"/>
                 <w:sz w:val="19"/>
               </w:rPr>
               <w:t>What happens on an upgrade</w:t>
@@ -3619,7 +3619,7 @@
               <w:rPr>
                 <w:rFonts w:ascii="Carlito" w:eastAsia="Carlito" w:hAnsi="Carlito"/>
                 <w:b/>
-                <w:color w:val="FFFFFF"/>
+                <w:color w:val="1C1C1C"/>
                 <w:sz w:val="19"/>
               </w:rPr>
               <w:t>Historical result</w:t>
@@ -4646,7 +4646,7 @@
               <w:rPr>
                 <w:rFonts w:ascii="Carlito" w:eastAsia="Carlito" w:hAnsi="Carlito"/>
                 <w:b/>
-                <w:color w:val="FFFFFF"/>
+                <w:color w:val="1C1C1C"/>
                 <w:sz w:val="19"/>
               </w:rPr>
               <w:t>MemberKey</w:t>
@@ -4679,7 +4679,7 @@
               <w:rPr>
                 <w:rFonts w:ascii="Carlito" w:eastAsia="Carlito" w:hAnsi="Carlito"/>
                 <w:b/>
-                <w:color w:val="FFFFFF"/>
+                <w:color w:val="1C1C1C"/>
                 <w:sz w:val="19"/>
               </w:rPr>
               <w:t>MemberID</w:t>
@@ -4712,7 +4712,7 @@
               <w:rPr>
                 <w:rFonts w:ascii="Carlito" w:eastAsia="Carlito" w:hAnsi="Carlito"/>
                 <w:b/>
-                <w:color w:val="FFFFFF"/>
+                <w:color w:val="1C1C1C"/>
                 <w:sz w:val="19"/>
               </w:rPr>
               <w:t>Tier</w:t>
@@ -4745,7 +4745,7 @@
               <w:rPr>
                 <w:rFonts w:ascii="Carlito" w:eastAsia="Carlito" w:hAnsi="Carlito"/>
                 <w:b/>
-                <w:color w:val="FFFFFF"/>
+                <w:color w:val="1C1C1C"/>
                 <w:sz w:val="19"/>
               </w:rPr>
               <w:t>EffectiveFrom</w:t>
@@ -4778,7 +4778,7 @@
               <w:rPr>
                 <w:rFonts w:ascii="Carlito" w:eastAsia="Carlito" w:hAnsi="Carlito"/>
                 <w:b/>
-                <w:color w:val="FFFFFF"/>
+                <w:color w:val="1C1C1C"/>
                 <w:sz w:val="19"/>
               </w:rPr>
               <w:t>EffectiveTo</w:t>
@@ -4811,7 +4811,7 @@
               <w:rPr>
                 <w:rFonts w:ascii="Carlito" w:eastAsia="Carlito" w:hAnsi="Carlito"/>
                 <w:b/>
-                <w:color w:val="FFFFFF"/>
+                <w:color w:val="1C1C1C"/>
                 <w:sz w:val="19"/>
               </w:rPr>
               <w:t>Current</w:t>
@@ -5383,7 +5383,7 @@
               <w:rPr>
                 <w:rFonts w:ascii="Carlito" w:eastAsia="Carlito" w:hAnsi="Carlito"/>
                 <w:b/>
-                <w:color w:val="FFFFFF"/>
+                <w:color w:val="1C1C1C"/>
                 <w:sz w:val="19"/>
               </w:rPr>
               <w:t>Loan</w:t>
@@ -5416,7 +5416,7 @@
               <w:rPr>
                 <w:rFonts w:ascii="Carlito" w:eastAsia="Carlito" w:hAnsi="Carlito"/>
                 <w:b/>
-                <w:color w:val="FFFFFF"/>
+                <w:color w:val="1C1C1C"/>
                 <w:sz w:val="19"/>
               </w:rPr>
               <w:t>Start date</w:t>
@@ -5449,7 +5449,7 @@
               <w:rPr>
                 <w:rFonts w:ascii="Carlito" w:eastAsia="Carlito" w:hAnsi="Carlito"/>
                 <w:b/>
-                <w:color w:val="FFFFFF"/>
+                <w:color w:val="1C1C1C"/>
                 <w:sz w:val="19"/>
               </w:rPr>
               <w:t>MemberKey</w:t>
@@ -5482,7 +5482,7 @@
               <w:rPr>
                 <w:rFonts w:ascii="Carlito" w:eastAsia="Carlito" w:hAnsi="Carlito"/>
                 <w:b/>
-                <w:color w:val="FFFFFF"/>
+                <w:color w:val="1C1C1C"/>
                 <w:sz w:val="19"/>
               </w:rPr>
               <w:t>Tier at loan time</w:t>

--- a/Individuals/final_reports/p2510864-ChinGuanChung-CA2_Individual.docx
+++ b/Individuals/final_reports/p2510864-ChinGuanChung-CA2_Individual.docx
@@ -1,6216 +1,6 @@
 
-<file path=word/document.xml><?xml version="1.0" encoding="utf-8"?>
-<w:document xmlns:wpc="http://schemas.microsoft.com/office/word/2010/wordprocessingCanvas" xmlns:cx="http://schemas.microsoft.com/office/drawing/2014/chartex" xmlns:cx1="http://schemas.microsoft.com/office/drawing/2015/9/8/chartex" xmlns:cx2="http://schemas.microsoft.com/office/drawing/2015/10/21/chartex" xmlns:cx3="http://schemas.microsoft.com/office/drawing/2016/5/9/chartex" xmlns:cx4="http://schemas.microsoft.com/office/drawing/2016/5/10/chartex" xmlns:cx5="http://schemas.microsoft.com/office/drawing/2016/5/11/chartex" xmlns:cx6="http://schemas.microsoft.com/office/drawing/2016/5/12/chartex" xmlns:cx7="http://schemas.microsoft.com/office/drawing/2016/5/13/chartex" xmlns:cx8="http://schemas.microsoft.com/office/drawing/2016/5/14/chartex" xmlns:mc="http://schemas.openxmlformats.org/markup-compatibility/2006" xmlns:aink="http://schemas.microsoft.com/office/drawing/2016/ink" xmlns:am3d="http://schemas.microsoft.com/office/drawing/2017/model3d" xmlns:o="urn:schemas-microsoft-com:office:office" xmlns:oel="http://schemas.microsoft.com/office/2019/extlst" xmlns:r="http://schemas.openxmlformats.org/officeDocument/2006/relationships" xmlns:m="http://schemas.openxmlformats.org/officeDocument/2006/math" xmlns:v="urn:schemas-microsoft-com:vml" xmlns:wp14="http://schemas.microsoft.com/office/word/2010/wordprocessingDrawing" xmlns:wp="http://schemas.openxmlformats.org/drawingml/2006/wordprocessingDrawing" xmlns:w10="urn:schemas-microsoft-com:office:word" xmlns:w="http://schemas.openxmlformats.org/wordprocessingml/2006/main" xmlns:w14="http://schemas.microsoft.com/office/word/2010/wordml" xmlns:w15="http://schemas.microsoft.com/office/word/2012/wordml" xmlns:w16cei="http://schemas.microsoft.com/office/word/2026/wordml/cei" xmlns:w16cex="http://schemas.microsoft.com/office/word/2018/wordml/cex" xmlns:w16cid="http://schemas.microsoft.com/office/word/2016/wordml/cid" xmlns:w16="http://schemas.microsoft.com/office/word/2018/wordml" xmlns:w16du="http://schemas.microsoft.com/office/word/2023/wordml/word16du" xmlns:w16sdtdh="http://schemas.microsoft.com/office/word/2020/wordml/sdtdatahash" xmlns:w16sdtfl="http://schemas.microsoft.com/office/word/2024/wordml/sdtformatlock" xmlns:w16se="http://schemas.microsoft.com/office/word/2015/wordml/symex" xmlns:wpg="http://schemas.microsoft.com/office/word/2010/wordprocessingGroup" xmlns:wpi="http://schemas.microsoft.com/office/word/2010/wordprocessingInk" xmlns:wne="http://schemas.microsoft.com/office/word/2006/wordml" xmlns:wps="http://schemas.microsoft.com/office/word/2010/wordprocessingShape" mc:Ignorable="w14 w15 w16se w16cid w16 w16cex w16sdtdh w16sdtfl w16du wp14">
-  <w:body>
-    <w:p>
-      <w:pPr>
-        <w:pStyle w:val="NoSpacing"/>
-        <w:ind w:left="-567"/>
-        <w:rPr>
-          <w:rFonts w:eastAsia="Times New Roman" w:cs="Times New Roman"/>
-          <w:noProof/>
-          <w:sz w:val="24"/>
-          <w:szCs w:val="24"/>
-          <w:lang w:eastAsia="en-SG" w:bidi="th-TH"/>
-        </w:rPr>
-      </w:pPr>
-      <w:r>
-        <w:rPr>
-          <w:noProof/>
-          <w:lang w:val="en-SG" w:eastAsia="en-SG"/>
-        </w:rPr>
-        <mc:AlternateContent>
-          <mc:Choice Requires="wps">
-            <w:drawing>
-              <wp:anchor distT="0" distB="0" distL="114300" distR="114300" simplePos="0" relativeHeight="251658240" behindDoc="1" locked="0" layoutInCell="1" allowOverlap="1" wp14:anchorId="75BA97E1" wp14:editId="3F011274">
-                <wp:simplePos x="0" y="0"/>
-                <wp:positionH relativeFrom="column">
-                  <wp:posOffset>-352425</wp:posOffset>
-                </wp:positionH>
-                <wp:positionV relativeFrom="paragraph">
-                  <wp:posOffset>-238125</wp:posOffset>
-                </wp:positionV>
-                <wp:extent cx="632460" cy="9839325"/>
-                <wp:effectExtent l="0" t="0" r="0" b="9525"/>
-                <wp:wrapNone/>
-                <wp:docPr id="4" name="Rectangle 4"/>
-                <wp:cNvGraphicFramePr/>
-                <a:graphic xmlns:a="http://schemas.openxmlformats.org/drawingml/2006/main">
-                  <a:graphicData uri="http://schemas.microsoft.com/office/word/2010/wordprocessingShape">
-                    <wps:wsp>
-                      <wps:cNvSpPr/>
-                      <wps:spPr>
-                        <a:xfrm>
-                          <a:off x="0" y="0"/>
-                          <a:ext cx="632460" cy="9839325"/>
-                        </a:xfrm>
-                        <a:prstGeom prst="rect">
-                          <a:avLst/>
-                        </a:prstGeom>
-                        <a:solidFill>
-                          <a:srgbClr val="92D050"/>
-                        </a:solidFill>
-                        <a:ln>
-                          <a:noFill/>
-                        </a:ln>
-                      </wps:spPr>
-                      <wps:style>
-                        <a:lnRef idx="2">
-                          <a:schemeClr val="accent1">
-                            <a:shade val="50000"/>
-                          </a:schemeClr>
-                        </a:lnRef>
-                        <a:fillRef idx="1">
-                          <a:schemeClr val="accent1"/>
-                        </a:fillRef>
-                        <a:effectRef idx="0">
-                          <a:schemeClr val="accent1"/>
-                        </a:effectRef>
-                        <a:fontRef idx="minor">
-                          <a:schemeClr val="lt1"/>
-                        </a:fontRef>
-                      </wps:style>
-                      <wps:bodyPr rot="0" spcFirstLastPara="0" vert="horz" wrap="square" lIns="91440" tIns="45720" rIns="91440" bIns="45720" numCol="1" spcCol="0" rtlCol="0" fromWordArt="0" anchor="ctr" anchorCtr="0" forceAA="0" compatLnSpc="1">
-                        <a:prstTxWarp prst="textNoShape">
-                          <a:avLst/>
-                        </a:prstTxWarp>
-                        <a:noAutofit/>
-                      </wps:bodyPr>
-                    </wps:wsp>
-                  </a:graphicData>
-                </a:graphic>
-                <wp14:sizeRelH relativeFrom="margin">
-                  <wp14:pctWidth>0</wp14:pctWidth>
-                </wp14:sizeRelH>
-                <wp14:sizeRelV relativeFrom="margin">
-                  <wp14:pctHeight>0</wp14:pctHeight>
-                </wp14:sizeRelV>
-              </wp:anchor>
-            </w:drawing>
-          </mc:Choice>
-          <mc:Fallback>
-            <w:pict>
-              <v:rect w14:anchorId="442B718D" id="Rectangle 4" o:spid="_x0000_s1026" style="position:absolute;margin-left:-27.75pt;margin-top:-18.75pt;width:49.8pt;height:774.75pt;z-index:-251658240;visibility:visible;mso-wrap-style:square;mso-width-percent:0;mso-height-percent:0;mso-wrap-distance-left:9pt;mso-wrap-distance-top:0;mso-wrap-distance-right:9pt;mso-wrap-distance-bottom:0;mso-position-horizontal:absolute;mso-position-horizontal-relative:text;mso-position-vertical:absolute;mso-position-vertical-relative:text;mso-width-percent:0;mso-height-percent:0;mso-width-relative:margin;mso-height-relative:margin;v-text-anchor:middle" o:gfxdata="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" fillcolor="#92d050" stroked="f" strokeweight="2pt"/>
-            </w:pict>
-          </mc:Fallback>
-        </mc:AlternateContent>
-      </w:r>
-    </w:p>
-    <w:p>
-      <w:pPr>
-        <w:pStyle w:val="NoSpacing"/>
-        <w:rPr>
-          <w:rFonts w:eastAsia="Times New Roman" w:cs="Times New Roman"/>
-          <w:noProof/>
-          <w:sz w:val="24"/>
-          <w:szCs w:val="24"/>
-          <w:lang w:eastAsia="en-SG" w:bidi="th-TH"/>
-        </w:rPr>
-      </w:pPr>
-      <w:r>
-        <w:rPr>
-          <w:noProof/>
-          <w:lang w:val="en-SG" w:eastAsia="en-SG"/>
-        </w:rPr>
-        <mc:AlternateContent>
-          <mc:Choice Requires="wps">
-            <w:drawing>
-              <wp:anchor distT="0" distB="0" distL="114300" distR="114300" simplePos="0" relativeHeight="251658242" behindDoc="0" locked="0" layoutInCell="1" allowOverlap="1" wp14:anchorId="314475A8" wp14:editId="50BC4734">
-                <wp:simplePos x="0" y="0"/>
-                <wp:positionH relativeFrom="page">
-                  <wp:posOffset>941070</wp:posOffset>
-                </wp:positionH>
-                <wp:positionV relativeFrom="page">
-                  <wp:posOffset>1266825</wp:posOffset>
-                </wp:positionV>
-                <wp:extent cx="5913120" cy="274320"/>
-                <wp:effectExtent l="0" t="0" r="11430" b="11430"/>
-                <wp:wrapNone/>
-                <wp:docPr id="38" name="Text Box 38"/>
-                <wp:cNvGraphicFramePr/>
-                <a:graphic xmlns:a="http://schemas.openxmlformats.org/drawingml/2006/main">
-                  <a:graphicData uri="http://schemas.microsoft.com/office/word/2010/wordprocessingShape">
-                    <wps:wsp>
-                      <wps:cNvSpPr txBox="1"/>
-                      <wps:spPr>
-                        <a:xfrm>
-                          <a:off x="0" y="0"/>
-                          <a:ext cx="5913120" cy="274320"/>
-                        </a:xfrm>
-                        <a:prstGeom prst="rect">
-                          <a:avLst/>
-                        </a:prstGeom>
-                        <a:noFill/>
-                        <a:ln w="6350">
-                          <a:noFill/>
-                        </a:ln>
-                        <a:effectLst/>
-                      </wps:spPr>
-                      <wps:style>
-                        <a:lnRef idx="0">
-                          <a:schemeClr val="accent1"/>
-                        </a:lnRef>
-                        <a:fillRef idx="0">
-                          <a:schemeClr val="accent1"/>
-                        </a:fillRef>
-                        <a:effectRef idx="0">
-                          <a:schemeClr val="accent1"/>
-                        </a:effectRef>
-                        <a:fontRef idx="minor">
-                          <a:schemeClr val="dk1"/>
-                        </a:fontRef>
-                      </wps:style>
-                      <wps:txbx>
-                        <w:txbxContent>
-                          <w:p>
-                            <w:pPr>
-                              <w:pStyle w:val="NoSpacing"/>
-                              <w:jc w:val="center"/>
-                              <w:rPr>
-                                <w:b/>
-                                <w:color w:val="B2A1C7" w:themeColor="accent4" w:themeTint="99"/>
-                                <w:sz w:val="32"/>
-                                <w:szCs w:val="32"/>
-                              </w:rPr>
-                            </w:pPr>
-                            <w:sdt>
-                              <w:sdtPr>
-                                <w:rPr>
-                                  <w:b/>
-                                  <w:caps/>
-                                  <w:color w:val="B2A1C7" w:themeColor="accent4" w:themeTint="99"/>
-                                  <w:sz w:val="32"/>
-                                  <w:szCs w:val="32"/>
-                                </w:rPr>
-                                <w:alias w:val="Company"/>
-                                <w:tag w:val=""/>
-                                <w:id w:val="1410883653"/>
-                                <w:dataBinding w:prefixMappings="xmlns:ns0='http://schemas.openxmlformats.org/officeDocument/2006/extended-properties' " w:xpath="/ns0:Properties[1]/ns0:Company[1]" w:storeItemID="{6668398D-A668-4E3E-A5EB-62B293D839F1}"/>
-                                <w:text/>
-                              </w:sdtPr>
-                              <w:sdtContent>
-                                <w:r>
-                                  <w:rPr>
-                                    <w:b/>
-                                    <w:caps/>
-                                    <w:color w:val="B2A1C7" w:themeColor="accent4" w:themeTint="99"/>
-                                    <w:sz w:val="32"/>
-                                    <w:szCs w:val="32"/>
-                                    <w:lang w:val="en-SG"/>
-                                  </w:rPr>
-                                  <w:t xml:space="preserve">SCHOOL OF </w:t>
-                                </w:r>
-                                <w:r>
-                                  <w:rPr>
-                                    <w:b/>
-                                    <w:caps/>
-                                    <w:color w:val="B2A1C7" w:themeColor="accent4" w:themeTint="99"/>
-                                    <w:sz w:val="32"/>
-                                    <w:szCs w:val="32"/>
-                                    <w:lang w:val="en-SG"/>
-                                  </w:rPr>
-                                  <w:t xml:space="preserve">COMPUTING </w:t>
-                                </w:r>
-                                <w:r>
-                                  <w:rPr>
-                                    <w:b/>
-                                    <w:caps/>
-                                    <w:color w:val="B2A1C7" w:themeColor="accent4" w:themeTint="99"/>
-                                    <w:sz w:val="32"/>
-                                    <w:szCs w:val="32"/>
-                                    <w:lang w:val="en-SG"/>
-                                  </w:rPr>
-                                  <w:t>(</w:t>
-                                </w:r>
-                                <w:r>
-                                  <w:rPr>
-                                    <w:b/>
-                                    <w:caps/>
-                                    <w:color w:val="B2A1C7" w:themeColor="accent4" w:themeTint="99"/>
-                                    <w:sz w:val="32"/>
-                                    <w:szCs w:val="32"/>
-                                    <w:lang w:val="en-SG"/>
-                                  </w:rPr>
-                                  <w:t>SOC</w:t>
-                                </w:r>
-                                <w:r>
-                                  <w:rPr>
-                                    <w:b/>
-                                    <w:caps/>
-                                    <w:color w:val="B2A1C7" w:themeColor="accent4" w:themeTint="99"/>
-                                    <w:sz w:val="32"/>
-                                    <w:szCs w:val="32"/>
-                                    <w:lang w:val="en-SG"/>
-                                  </w:rPr>
-                                  <w:t>)</w:t>
-                                </w:r>
-                              </w:sdtContent>
-                            </w:sdt>
-                          </w:p>
-                        </w:txbxContent>
-                      </wps:txbx>
-                      <wps:bodyPr rot="0" spcFirstLastPara="0" vertOverflow="overflow" horzOverflow="overflow" vert="horz" wrap="square" lIns="0" tIns="0" rIns="0" bIns="0" numCol="1" spcCol="0" rtlCol="0" fromWordArt="0" anchor="b" anchorCtr="0" forceAA="0" compatLnSpc="1">
-                        <a:prstTxWarp prst="textNoShape">
-                          <a:avLst/>
-                        </a:prstTxWarp>
-                        <a:noAutofit/>
-                      </wps:bodyPr>
-                    </wps:wsp>
-                  </a:graphicData>
-                </a:graphic>
-                <wp14:sizeRelH relativeFrom="page">
-                  <wp14:pctWidth>0</wp14:pctWidth>
-                </wp14:sizeRelH>
-                <wp14:sizeRelV relativeFrom="margin">
-                  <wp14:pctHeight>0</wp14:pctHeight>
-                </wp14:sizeRelV>
-              </wp:anchor>
-            </w:drawing>
-          </mc:Choice>
-          <mc:Fallback>
-            <w:pict>
-              <v:shapetype w14:anchorId="314475A8" id="_x0000_t202" coordsize="21600,21600" o:spt="202" path="m,l,21600r21600,l21600,xe">
-                <v:stroke joinstyle="miter"/>
-                <v:path gradientshapeok="t" o:connecttype="rect"/>
-              </v:shapetype>
-              <v:shape id="Text Box 38" o:spid="_x0000_s1026" type="#_x0000_t202" style="position:absolute;margin-left:74.1pt;margin-top:99.75pt;width:465.6pt;height:21.6pt;z-index:251658242;visibility:visible;mso-wrap-style:square;mso-width-percent:0;mso-height-percent:0;mso-wrap-distance-left:9pt;mso-wrap-distance-top:0;mso-wrap-distance-right:9pt;mso-wrap-distance-bottom:0;mso-position-horizontal:absolute;mso-position-horizontal-relative:page;mso-position-vertical:absolute;mso-position-vertical-relative:page;mso-width-percent:0;mso-height-percent:0;mso-width-relative:page;mso-height-relative:margin;v-text-anchor:bottom" o:gfxdata="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" filled="f" stroked="f" strokeweight=".5pt">
-                <v:textbox inset="0,0,0,0">
-                  <w:txbxContent>
-                    <w:p>
-                      <w:pPr>
-                        <w:pStyle w:val="NoSpacing"/>
-                        <w:jc w:val="center"/>
-                        <w:rPr>
-                          <w:b/>
-                          <w:color w:val="B2A1C7" w:themeColor="accent4" w:themeTint="99"/>
-                          <w:sz w:val="32"/>
-                          <w:szCs w:val="32"/>
-                        </w:rPr>
-                      </w:pPr>
-                      <w:sdt>
-                        <w:sdtPr>
-                          <w:rPr>
-                            <w:b/>
-                            <w:caps/>
-                            <w:color w:val="B2A1C7" w:themeColor="accent4" w:themeTint="99"/>
-                            <w:sz w:val="32"/>
-                            <w:szCs w:val="32"/>
-                          </w:rPr>
-                          <w:alias w:val="Company"/>
-                          <w:tag w:val=""/>
-                          <w:id w:val="1410883653"/>
-                          <w:dataBinding w:prefixMappings="xmlns:ns0='http://schemas.openxmlformats.org/officeDocument/2006/extended-properties' " w:xpath="/ns0:Properties[1]/ns0:Company[1]" w:storeItemID="{6668398D-A668-4E3E-A5EB-62B293D839F1}"/>
-                          <w:text/>
-                        </w:sdtPr>
-                        <w:sdtContent>
-                          <w:r>
-                            <w:rPr>
-                              <w:b/>
-                              <w:caps/>
-                              <w:color w:val="B2A1C7" w:themeColor="accent4" w:themeTint="99"/>
-                              <w:sz w:val="32"/>
-                              <w:szCs w:val="32"/>
-                              <w:lang w:val="en-SG"/>
-                            </w:rPr>
-                            <w:t xml:space="preserve">SCHOOL OF </w:t>
-                          </w:r>
-                          <w:r>
-                            <w:rPr>
-                              <w:b/>
-                              <w:caps/>
-                              <w:color w:val="B2A1C7" w:themeColor="accent4" w:themeTint="99"/>
-                              <w:sz w:val="32"/>
-                              <w:szCs w:val="32"/>
-                              <w:lang w:val="en-SG"/>
-                            </w:rPr>
-                            <w:t xml:space="preserve">COMPUTING </w:t>
-                          </w:r>
-                          <w:r>
-                            <w:rPr>
-                              <w:b/>
-                              <w:caps/>
-                              <w:color w:val="B2A1C7" w:themeColor="accent4" w:themeTint="99"/>
-                              <w:sz w:val="32"/>
-                              <w:szCs w:val="32"/>
-                              <w:lang w:val="en-SG"/>
-                            </w:rPr>
-                            <w:t>(</w:t>
-                          </w:r>
-                          <w:r>
-                            <w:rPr>
-                              <w:b/>
-                              <w:caps/>
-                              <w:color w:val="B2A1C7" w:themeColor="accent4" w:themeTint="99"/>
-                              <w:sz w:val="32"/>
-                              <w:szCs w:val="32"/>
-                              <w:lang w:val="en-SG"/>
-                            </w:rPr>
-                            <w:t>SOC</w:t>
-                          </w:r>
-                          <w:r>
-                            <w:rPr>
-                              <w:b/>
-                              <w:caps/>
-                              <w:color w:val="B2A1C7" w:themeColor="accent4" w:themeTint="99"/>
-                              <w:sz w:val="32"/>
-                              <w:szCs w:val="32"/>
-                              <w:lang w:val="en-SG"/>
-                            </w:rPr>
-                            <w:t>)</w:t>
-                          </w:r>
-                        </w:sdtContent>
-                      </w:sdt>
-                    </w:p>
-                  </w:txbxContent>
-                </v:textbox>
-                <w10:wrap anchorx="page" anchory="page"/>
-              </v:shape>
-            </w:pict>
-          </mc:Fallback>
-        </mc:AlternateContent>
-      </w:r>
-    </w:p>
-    <w:sdt>
-      <w:sdtPr>
-        <w:rPr>
-          <w:rFonts w:eastAsia="Times New Roman" w:cs="Times New Roman"/>
-          <w:noProof/>
-          <w:sz w:val="24"/>
-          <w:szCs w:val="24"/>
-          <w:lang w:eastAsia="en-SG" w:bidi="th-TH"/>
-        </w:rPr>
-        <w:id w:val="951902355"/>
-        <w:docPartObj>
-          <w:docPartGallery w:val="Cover Pages"/>
-          <w:docPartUnique/>
-        </w:docPartObj>
-      </w:sdtPr>
-      <w:sdtEndPr>
-        <w:rPr>
-          <w:noProof w:val="0"/>
-        </w:rPr>
-      </w:sdtEndPr>
-      <w:sdtContent>
-        <w:p>
-          <w:pPr>
-            <w:pStyle w:val="NoSpacing"/>
-          </w:pPr>
-        </w:p>
-        <w:p>
-          <w:r>
-            <w:rPr>
-              <w:noProof/>
-              <w:lang w:val="en-SG" w:bidi="ar-SA"/>
-            </w:rPr>
-            <mc:AlternateContent>
-              <mc:Choice Requires="wps">
-                <w:drawing>
-                  <wp:anchor distT="0" distB="0" distL="114300" distR="114300" simplePos="0" relativeHeight="251658243" behindDoc="0" locked="0" layoutInCell="1" allowOverlap="1" wp14:anchorId="3D62382C" wp14:editId="52F02CE1">
-                    <wp:simplePos x="0" y="0"/>
-                    <wp:positionH relativeFrom="page">
-                      <wp:posOffset>2190750</wp:posOffset>
-                    </wp:positionH>
-                    <wp:positionV relativeFrom="page">
-                      <wp:posOffset>1990725</wp:posOffset>
-                    </wp:positionV>
-                    <wp:extent cx="4665345" cy="2924175"/>
-                    <wp:effectExtent l="0" t="0" r="1905" b="9525"/>
-                    <wp:wrapNone/>
-                    <wp:docPr id="39" name="Text Box 39"/>
-                    <wp:cNvGraphicFramePr/>
-                    <a:graphic xmlns:a="http://schemas.openxmlformats.org/drawingml/2006/main">
-                      <a:graphicData uri="http://schemas.microsoft.com/office/word/2010/wordprocessingShape">
-                        <wps:wsp>
-                          <wps:cNvSpPr txBox="1"/>
-                          <wps:spPr>
-                            <a:xfrm>
-                              <a:off x="0" y="0"/>
-                              <a:ext cx="4665345" cy="2924175"/>
-                            </a:xfrm>
-                            <a:prstGeom prst="rect">
-                              <a:avLst/>
-                            </a:prstGeom>
-                            <a:noFill/>
-                            <a:ln w="6350">
-                              <a:noFill/>
-                            </a:ln>
-                            <a:effectLst/>
-                          </wps:spPr>
-                          <wps:style>
-                            <a:lnRef idx="0">
-                              <a:schemeClr val="accent1"/>
-                            </a:lnRef>
-                            <a:fillRef idx="0">
-                              <a:schemeClr val="accent1"/>
-                            </a:fillRef>
-                            <a:effectRef idx="0">
-                              <a:schemeClr val="accent1"/>
-                            </a:effectRef>
-                            <a:fontRef idx="minor">
-                              <a:schemeClr val="dk1"/>
-                            </a:fontRef>
-                          </wps:style>
-                          <wps:txbx>
-                            <w:txbxContent>
-                              <w:p>
-                                <w:pPr>
-                                  <w:pStyle w:val="NoSpacing"/>
-                                  <w:rPr>
-                                    <w:rFonts w:ascii="Arial" w:eastAsiaTheme="majorEastAsia" w:hAnsi="Arial" w:cs="Arial"/>
-                                    <w:b/>
-                                    <w:color w:val="403152" w:themeColor="accent4" w:themeShade="80"/>
-                                    <w:sz w:val="72"/>
-                                    <w:szCs w:val="72"/>
-                                    <w:lang w:val="en-SG"/>
-                                  </w:rPr>
-                                </w:pPr>
-                                <w:r>
-                                  <w:rPr>
-                                    <w:rFonts w:ascii="Arial" w:eastAsiaTheme="majorEastAsia" w:hAnsi="Arial" w:cs="Arial"/>
-                                    <w:b/>
-                                    <w:color w:val="403152" w:themeColor="accent4" w:themeShade="80"/>
-                                    <w:sz w:val="72"/>
-                                    <w:szCs w:val="72"/>
-                                    <w:lang w:val="en-SG"/>
-                                  </w:rPr>
-                                  <w:t>CA</w:t>
-                                </w:r>
-                                <w:r>
-                                  <w:rPr>
-                                    <w:rFonts w:ascii="Arial" w:eastAsiaTheme="majorEastAsia" w:hAnsi="Arial" w:cs="Arial"/>
-                                    <w:b/>
-                                    <w:color w:val="403152" w:themeColor="accent4" w:themeShade="80"/>
-                                    <w:sz w:val="72"/>
-                                    <w:szCs w:val="72"/>
-                                    <w:lang w:val="en-SG"/>
-                                  </w:rPr>
-                                  <w:t>2 Individual</w:t>
-                                </w:r>
-                                <w:r>
-                                  <w:rPr>
-                                    <w:rFonts w:ascii="Arial" w:eastAsiaTheme="majorEastAsia" w:hAnsi="Arial" w:cs="Arial"/>
-                                    <w:b/>
-                                    <w:color w:val="403152" w:themeColor="accent4" w:themeShade="80"/>
-                                    <w:sz w:val="72"/>
-                                    <w:szCs w:val="72"/>
-                                    <w:lang w:val="en-SG"/>
-                                  </w:rPr>
-                                  <w:t xml:space="preserve"> </w:t>
-                                </w:r>
-                                <w:r>
-                                  <w:rPr>
-                                    <w:rFonts w:ascii="Arial" w:eastAsiaTheme="majorEastAsia" w:hAnsi="Arial" w:cs="Arial"/>
-                                    <w:b/>
-                                    <w:color w:val="403152" w:themeColor="accent4" w:themeShade="80"/>
-                                    <w:sz w:val="72"/>
-                                    <w:szCs w:val="72"/>
-                                    <w:lang w:val="en-SG"/>
-                                  </w:rPr>
-                                  <w:t>Template</w:t>
-                                </w:r>
-                              </w:p>
-                              <w:p>
-                                <w:pPr>
-                                  <w:pStyle w:val="NoSpacing"/>
-                                  <w:rPr>
-                                    <w:rFonts w:ascii="Times New Roman" w:eastAsiaTheme="majorEastAsia" w:hAnsi="Times New Roman" w:cs="Times New Roman"/>
-                                    <w:b/>
-                                    <w:color w:val="7030A0"/>
-                                    <w:sz w:val="28"/>
-                                    <w:szCs w:val="72"/>
-                                    <w:u w:val="double"/>
-                                    <w:lang w:val="en-SG"/>
-                                  </w:rPr>
-                                </w:pPr>
-                                <w:r>
-                                  <w:rPr>
-                                    <w:rFonts w:ascii="Times New Roman" w:eastAsiaTheme="majorEastAsia" w:hAnsi="Times New Roman" w:cs="Times New Roman"/>
-                                    <w:b/>
-                                    <w:color w:val="7030A0"/>
-                                    <w:sz w:val="48"/>
-                                    <w:szCs w:val="72"/>
-                                    <w:lang w:val="en-SG"/>
-                                  </w:rPr>
-                                  <w:br/>
-                                </w:r>
-                                <w:r>
-                                  <w:rPr>
-                                    <w:rFonts w:ascii="Times New Roman" w:eastAsiaTheme="majorEastAsia" w:hAnsi="Times New Roman" w:cs="Times New Roman"/>
-                                    <w:b/>
-                                    <w:color w:val="5F497A" w:themeColor="accent4" w:themeShade="BF"/>
-                                    <w:sz w:val="28"/>
-                                    <w:szCs w:val="72"/>
-                                    <w:lang w:val="en-SG"/>
-                                  </w:rPr>
-                                  <w:t>Diploma in Applied AI &amp; Analytics</w:t>
-                                </w:r>
-                              </w:p>
-                              <w:p>
-                                <w:pPr>
-                                  <w:pStyle w:val="NoSpacing"/>
-                                  <w:rPr>
-                                    <w:rFonts w:ascii="Arial" w:eastAsiaTheme="majorEastAsia" w:hAnsi="Arial" w:cs="Arial"/>
-                                    <w:b/>
-                                    <w:color w:val="7030A0"/>
-                                    <w:sz w:val="28"/>
-                                    <w:szCs w:val="72"/>
-                                    <w:lang w:val="en-SG"/>
-                                  </w:rPr>
-                                </w:pPr>
-                                <w:r>
-                                  <w:rPr>
-                                    <w:rFonts w:ascii="Times New Roman" w:eastAsiaTheme="majorEastAsia" w:hAnsi="Times New Roman" w:cs="Times New Roman"/>
-                                    <w:b/>
-                                    <w:color w:val="7030A0"/>
-                                    <w:sz w:val="36"/>
-                                    <w:szCs w:val="72"/>
-                                    <w:lang w:val="en-SG"/>
-                                  </w:rPr>
-                                  <w:br/>
-                                </w:r>
-                                <w:r>
-                                  <w:rPr>
-                                    <w:rFonts w:ascii="Arial" w:eastAsiaTheme="majorEastAsia" w:hAnsi="Arial" w:cs="Arial"/>
-                                    <w:b/>
-                                    <w:color w:val="7030A0"/>
-                                    <w:sz w:val="28"/>
-                                    <w:szCs w:val="72"/>
-                                    <w:lang w:val="en-SG"/>
-                                  </w:rPr>
-                                  <w:t>ST1501</w:t>
-                                </w:r>
-                              </w:p>
-                              <w:p>
-                                <w:pPr>
-                                  <w:pStyle w:val="NoSpacing"/>
-                                  <w:rPr>
-                                    <w:rFonts w:ascii="Arial" w:eastAsiaTheme="majorEastAsia" w:hAnsi="Arial" w:cs="Arial"/>
-                                    <w:b/>
-                                    <w:color w:val="7030A0"/>
-                                    <w:sz w:val="36"/>
-                                    <w:szCs w:val="72"/>
-                                    <w:lang w:val="en-SG"/>
-                                  </w:rPr>
-                                </w:pPr>
-                                <w:r>
-                                  <w:rPr>
-                                    <w:rFonts w:ascii="Arial" w:eastAsiaTheme="majorEastAsia" w:hAnsi="Arial" w:cs="Arial"/>
-                                    <w:b/>
-                                    <w:color w:val="7030A0"/>
-                                    <w:sz w:val="28"/>
-                                    <w:szCs w:val="72"/>
-                                    <w:lang w:val="en-SG"/>
-                                  </w:rPr>
-                                  <w:t>Data Engineering</w:t>
-                                </w:r>
-                              </w:p>
-                              <w:p>
-                                <w:pPr>
-                                  <w:pStyle w:val="NoSpacing"/>
-                                  <w:rPr>
-                                    <w:rFonts w:ascii="Arial" w:eastAsiaTheme="majorEastAsia" w:hAnsi="Arial" w:cs="Arial"/>
-                                    <w:b/>
-                                    <w:color w:val="7030A0"/>
-                                    <w:sz w:val="32"/>
-                                    <w:szCs w:val="72"/>
-                                    <w:lang w:val="en-SG"/>
-                                  </w:rPr>
-                                </w:pPr>
-                              </w:p>
-                              <w:p>
-                                <w:pPr>
-                                  <w:pStyle w:val="NoSpacing"/>
-                                  <w:rPr>
-                                    <w:rFonts w:ascii="Arial" w:eastAsiaTheme="majorEastAsia" w:hAnsi="Arial" w:cs="Arial"/>
-                                    <w:b/>
-                                    <w:color w:val="5F497A" w:themeColor="accent4" w:themeShade="BF"/>
-                                    <w:sz w:val="28"/>
-                                  </w:rPr>
-                                </w:pPr>
-                                <w:r>
-                                  <w:rPr>
-                                    <w:rFonts w:ascii="Arial" w:eastAsiaTheme="majorEastAsia" w:hAnsi="Arial" w:cs="Arial"/>
-                                    <w:b/>
-                                    <w:color w:val="5F497A" w:themeColor="accent4" w:themeShade="BF"/>
-                                    <w:sz w:val="28"/>
-                                    <w:szCs w:val="72"/>
-                                    <w:lang w:val="en-SG"/>
-                                  </w:rPr>
-                                  <w:t>20</w:t>
-                                </w:r>
-                                <w:r>
-                                  <w:rPr>
-                                    <w:rFonts w:ascii="Arial" w:eastAsiaTheme="majorEastAsia" w:hAnsi="Arial" w:cs="Arial"/>
-                                    <w:b/>
-                                    <w:color w:val="5F497A" w:themeColor="accent4" w:themeShade="BF"/>
-                                    <w:sz w:val="28"/>
-                                    <w:szCs w:val="72"/>
-                                    <w:lang w:val="en-SG"/>
-                                  </w:rPr>
-                                  <w:t>2</w:t>
-                                </w:r>
-                                <w:r>
-                                  <w:rPr>
-                                    <w:rFonts w:ascii="Arial" w:eastAsiaTheme="majorEastAsia" w:hAnsi="Arial" w:cs="Arial"/>
-                                    <w:b/>
-                                    <w:color w:val="5F497A" w:themeColor="accent4" w:themeShade="BF"/>
-                                    <w:sz w:val="28"/>
-                                    <w:szCs w:val="72"/>
-                                    <w:lang w:val="en-SG"/>
-                                  </w:rPr>
-                                  <w:t>6</w:t>
-                                </w:r>
-                                <w:r>
-                                  <w:rPr>
-                                    <w:rFonts w:ascii="Arial" w:eastAsiaTheme="majorEastAsia" w:hAnsi="Arial" w:cs="Arial"/>
-                                    <w:b/>
-                                    <w:color w:val="5F497A" w:themeColor="accent4" w:themeShade="BF"/>
-                                    <w:sz w:val="28"/>
-                                    <w:szCs w:val="72"/>
-                                    <w:lang w:val="en-SG"/>
-                                  </w:rPr>
-                                  <w:t>/</w:t>
-                                </w:r>
-                                <w:r>
-                                  <w:rPr>
-                                    <w:rFonts w:ascii="Arial" w:eastAsiaTheme="majorEastAsia" w:hAnsi="Arial" w:cs="Arial"/>
-                                    <w:b/>
-                                    <w:color w:val="5F497A" w:themeColor="accent4" w:themeShade="BF"/>
-                                    <w:sz w:val="28"/>
-                                    <w:szCs w:val="72"/>
-                                    <w:lang w:val="en-SG"/>
-                                  </w:rPr>
-                                  <w:t>20</w:t>
-                                </w:r>
-                                <w:r>
-                                  <w:rPr>
-                                    <w:rFonts w:ascii="Arial" w:eastAsiaTheme="majorEastAsia" w:hAnsi="Arial" w:cs="Arial"/>
-                                    <w:b/>
-                                    <w:color w:val="5F497A" w:themeColor="accent4" w:themeShade="BF"/>
-                                    <w:sz w:val="28"/>
-                                    <w:szCs w:val="72"/>
-                                    <w:lang w:val="en-SG"/>
-                                  </w:rPr>
-                                  <w:t>2</w:t>
-                                </w:r>
-                                <w:r>
-                                  <w:rPr>
-                                    <w:rFonts w:ascii="Arial" w:eastAsiaTheme="majorEastAsia" w:hAnsi="Arial" w:cs="Arial"/>
-                                    <w:b/>
-                                    <w:color w:val="5F497A" w:themeColor="accent4" w:themeShade="BF"/>
-                                    <w:sz w:val="28"/>
-                                    <w:szCs w:val="72"/>
-                                    <w:lang w:val="en-SG"/>
-                                  </w:rPr>
-                                  <w:t>7</w:t>
-                                </w:r>
-                                <w:r>
-                                  <w:rPr>
-                                    <w:rFonts w:ascii="Arial" w:eastAsiaTheme="majorEastAsia" w:hAnsi="Arial" w:cs="Arial"/>
-                                    <w:b/>
-                                    <w:color w:val="5F497A" w:themeColor="accent4" w:themeShade="BF"/>
-                                    <w:sz w:val="28"/>
-                                    <w:szCs w:val="72"/>
-                                    <w:lang w:val="en-SG"/>
-                                  </w:rPr>
-                                  <w:t xml:space="preserve"> </w:t>
-                                </w:r>
-                                <w:r>
-                                  <w:rPr>
-                                    <w:rFonts w:ascii="Arial" w:eastAsiaTheme="majorEastAsia" w:hAnsi="Arial" w:cs="Arial"/>
-                                    <w:b/>
-                                    <w:color w:val="5F497A" w:themeColor="accent4" w:themeShade="BF"/>
-                                    <w:sz w:val="28"/>
-                                    <w:szCs w:val="72"/>
-                                    <w:lang w:val="en-SG"/>
-                                  </w:rPr>
-                                  <w:t>Semester</w:t>
-                                </w:r>
-                                <w:r>
-                                  <w:rPr>
-                                    <w:rFonts w:ascii="Arial" w:eastAsiaTheme="majorEastAsia" w:hAnsi="Arial" w:cs="Arial"/>
-                                    <w:b/>
-                                    <w:color w:val="5F497A" w:themeColor="accent4" w:themeShade="BF"/>
-                                    <w:sz w:val="28"/>
-                                    <w:szCs w:val="72"/>
-                                    <w:lang w:val="en-SG"/>
-                                  </w:rPr>
-                                  <w:t xml:space="preserve"> </w:t>
-                                </w:r>
-                                <w:r>
-                                  <w:rPr>
-                                    <w:rFonts w:ascii="Arial" w:eastAsiaTheme="majorEastAsia" w:hAnsi="Arial" w:cs="Arial"/>
-                                    <w:b/>
-                                    <w:color w:val="5F497A" w:themeColor="accent4" w:themeShade="BF"/>
-                                    <w:sz w:val="28"/>
-                                    <w:szCs w:val="72"/>
-                                    <w:lang w:val="en-SG"/>
-                                  </w:rPr>
-                                  <w:t>1</w:t>
-                                </w:r>
-                              </w:p>
-                            </w:txbxContent>
-                          </wps:txbx>
-                          <wps:bodyPr rot="0" spcFirstLastPara="0" vertOverflow="overflow" horzOverflow="overflow" vert="horz" wrap="square" lIns="0" tIns="0" rIns="0" bIns="0" numCol="1" spcCol="0" rtlCol="0" fromWordArt="0" anchor="t" anchorCtr="0" forceAA="0" compatLnSpc="1">
-                            <a:prstTxWarp prst="textNoShape">
-                              <a:avLst/>
-                            </a:prstTxWarp>
-                            <a:noAutofit/>
-                          </wps:bodyPr>
-                        </wps:wsp>
-                      </a:graphicData>
-                    </a:graphic>
-                    <wp14:sizeRelH relativeFrom="page">
-                      <wp14:pctWidth>0</wp14:pctWidth>
-                    </wp14:sizeRelH>
-                    <wp14:sizeRelV relativeFrom="margin">
-                      <wp14:pctHeight>0</wp14:pctHeight>
-                    </wp14:sizeRelV>
-                  </wp:anchor>
-                </w:drawing>
-              </mc:Choice>
-              <mc:Fallback>
-                <w:pict>
-                  <v:shape w14:anchorId="3D62382C" id="Text Box 39" o:spid="_x0000_s1027" type="#_x0000_t202" style="position:absolute;margin-left:172.5pt;margin-top:156.75pt;width:367.35pt;height:230.25pt;z-index:251658243;visibility:visible;mso-wrap-style:square;mso-width-percent:0;mso-height-percent:0;mso-wrap-distance-left:9pt;mso-wrap-distance-top:0;mso-wrap-distance-right:9pt;mso-wrap-distance-bottom:0;mso-position-horizontal:absolute;mso-position-horizontal-relative:page;mso-position-vertical:absolute;mso-position-vertical-relative:page;mso-width-percent:0;mso-height-percent:0;mso-width-relative:page;mso-height-relative:margin;v-text-anchor:top" o:gfxdata="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" filled="f" stroked="f" strokeweight=".5pt">
-                    <v:textbox inset="0,0,0,0">
-                      <w:txbxContent>
-                        <w:p>
-                          <w:pPr>
-                            <w:pStyle w:val="NoSpacing"/>
-                            <w:rPr>
-                              <w:rFonts w:ascii="Arial" w:eastAsiaTheme="majorEastAsia" w:hAnsi="Arial" w:cs="Arial"/>
-                              <w:b/>
-                              <w:color w:val="403152" w:themeColor="accent4" w:themeShade="80"/>
-                              <w:sz w:val="72"/>
-                              <w:szCs w:val="72"/>
-                              <w:lang w:val="en-SG"/>
-                            </w:rPr>
-                          </w:pPr>
-                          <w:r>
-                            <w:rPr>
-                              <w:rFonts w:ascii="Arial" w:eastAsiaTheme="majorEastAsia" w:hAnsi="Arial" w:cs="Arial"/>
-                              <w:b/>
-                              <w:color w:val="403152" w:themeColor="accent4" w:themeShade="80"/>
-                              <w:sz w:val="72"/>
-                              <w:szCs w:val="72"/>
-                              <w:lang w:val="en-SG"/>
-                            </w:rPr>
-                            <w:t>CA</w:t>
-                          </w:r>
-                          <w:r>
-                            <w:rPr>
-                              <w:rFonts w:ascii="Arial" w:eastAsiaTheme="majorEastAsia" w:hAnsi="Arial" w:cs="Arial"/>
-                              <w:b/>
-                              <w:color w:val="403152" w:themeColor="accent4" w:themeShade="80"/>
-                              <w:sz w:val="72"/>
-                              <w:szCs w:val="72"/>
-                              <w:lang w:val="en-SG"/>
-                            </w:rPr>
-                            <w:t>2 Individual</w:t>
-                          </w:r>
-                          <w:r>
-                            <w:rPr>
-                              <w:rFonts w:ascii="Arial" w:eastAsiaTheme="majorEastAsia" w:hAnsi="Arial" w:cs="Arial"/>
-                              <w:b/>
-                              <w:color w:val="403152" w:themeColor="accent4" w:themeShade="80"/>
-                              <w:sz w:val="72"/>
-                              <w:szCs w:val="72"/>
-                              <w:lang w:val="en-SG"/>
-                            </w:rPr>
-                            <w:t xml:space="preserve"> </w:t>
-                          </w:r>
-                          <w:r>
-                            <w:rPr>
-                              <w:rFonts w:ascii="Arial" w:eastAsiaTheme="majorEastAsia" w:hAnsi="Arial" w:cs="Arial"/>
-                              <w:b/>
-                              <w:color w:val="403152" w:themeColor="accent4" w:themeShade="80"/>
-                              <w:sz w:val="72"/>
-                              <w:szCs w:val="72"/>
-                              <w:lang w:val="en-SG"/>
-                            </w:rPr>
-                            <w:t>Template</w:t>
-                          </w:r>
-                        </w:p>
-                        <w:p>
-                          <w:pPr>
-                            <w:pStyle w:val="NoSpacing"/>
-                            <w:rPr>
-                              <w:rFonts w:ascii="Times New Roman" w:eastAsiaTheme="majorEastAsia" w:hAnsi="Times New Roman" w:cs="Times New Roman"/>
-                              <w:b/>
-                              <w:color w:val="7030A0"/>
-                              <w:sz w:val="28"/>
-                              <w:szCs w:val="72"/>
-                              <w:u w:val="double"/>
-                              <w:lang w:val="en-SG"/>
-                            </w:rPr>
-                          </w:pPr>
-                          <w:r>
-                            <w:rPr>
-                              <w:rFonts w:ascii="Times New Roman" w:eastAsiaTheme="majorEastAsia" w:hAnsi="Times New Roman" w:cs="Times New Roman"/>
-                              <w:b/>
-                              <w:color w:val="7030A0"/>
-                              <w:sz w:val="48"/>
-                              <w:szCs w:val="72"/>
-                              <w:lang w:val="en-SG"/>
-                            </w:rPr>
-                            <w:br/>
-                          </w:r>
-                          <w:r>
-                            <w:rPr>
-                              <w:rFonts w:ascii="Times New Roman" w:eastAsiaTheme="majorEastAsia" w:hAnsi="Times New Roman" w:cs="Times New Roman"/>
-                              <w:b/>
-                              <w:color w:val="5F497A" w:themeColor="accent4" w:themeShade="BF"/>
-                              <w:sz w:val="28"/>
-                              <w:szCs w:val="72"/>
-                              <w:lang w:val="en-SG"/>
-                            </w:rPr>
-                            <w:t>Diploma in Applied AI &amp; Analytics</w:t>
-                          </w:r>
-                        </w:p>
-                        <w:p>
-                          <w:pPr>
-                            <w:pStyle w:val="NoSpacing"/>
-                            <w:rPr>
-                              <w:rFonts w:ascii="Arial" w:eastAsiaTheme="majorEastAsia" w:hAnsi="Arial" w:cs="Arial"/>
-                              <w:b/>
-                              <w:color w:val="7030A0"/>
-                              <w:sz w:val="28"/>
-                              <w:szCs w:val="72"/>
-                              <w:lang w:val="en-SG"/>
-                            </w:rPr>
-                          </w:pPr>
-                          <w:r>
-                            <w:rPr>
-                              <w:rFonts w:ascii="Times New Roman" w:eastAsiaTheme="majorEastAsia" w:hAnsi="Times New Roman" w:cs="Times New Roman"/>
-                              <w:b/>
-                              <w:color w:val="7030A0"/>
-                              <w:sz w:val="36"/>
-                              <w:szCs w:val="72"/>
-                              <w:lang w:val="en-SG"/>
-                            </w:rPr>
-                            <w:br/>
-                          </w:r>
-                          <w:r>
-                            <w:rPr>
-                              <w:rFonts w:ascii="Arial" w:eastAsiaTheme="majorEastAsia" w:hAnsi="Arial" w:cs="Arial"/>
-                              <w:b/>
-                              <w:color w:val="7030A0"/>
-                              <w:sz w:val="28"/>
-                              <w:szCs w:val="72"/>
-                              <w:lang w:val="en-SG"/>
-                            </w:rPr>
-                            <w:t>ST1501</w:t>
-                          </w:r>
-                        </w:p>
-                        <w:p>
-                          <w:pPr>
-                            <w:pStyle w:val="NoSpacing"/>
-                            <w:rPr>
-                              <w:rFonts w:ascii="Arial" w:eastAsiaTheme="majorEastAsia" w:hAnsi="Arial" w:cs="Arial"/>
-                              <w:b/>
-                              <w:color w:val="7030A0"/>
-                              <w:sz w:val="36"/>
-                              <w:szCs w:val="72"/>
-                              <w:lang w:val="en-SG"/>
-                            </w:rPr>
-                          </w:pPr>
-                          <w:r>
-                            <w:rPr>
-                              <w:rFonts w:ascii="Arial" w:eastAsiaTheme="majorEastAsia" w:hAnsi="Arial" w:cs="Arial"/>
-                              <w:b/>
-                              <w:color w:val="7030A0"/>
-                              <w:sz w:val="28"/>
-                              <w:szCs w:val="72"/>
-                              <w:lang w:val="en-SG"/>
-                            </w:rPr>
-                            <w:t>Data Engineering</w:t>
-                          </w:r>
-                        </w:p>
-                        <w:p>
-                          <w:pPr>
-                            <w:pStyle w:val="NoSpacing"/>
-                            <w:rPr>
-                              <w:rFonts w:ascii="Arial" w:eastAsiaTheme="majorEastAsia" w:hAnsi="Arial" w:cs="Arial"/>
-                              <w:b/>
-                              <w:color w:val="7030A0"/>
-                              <w:sz w:val="32"/>
-                              <w:szCs w:val="72"/>
-                              <w:lang w:val="en-SG"/>
-                            </w:rPr>
-                          </w:pPr>
-                        </w:p>
-                        <w:p>
-                          <w:pPr>
-                            <w:pStyle w:val="NoSpacing"/>
-                            <w:rPr>
-                              <w:rFonts w:ascii="Arial" w:eastAsiaTheme="majorEastAsia" w:hAnsi="Arial" w:cs="Arial"/>
-                              <w:b/>
-                              <w:color w:val="5F497A" w:themeColor="accent4" w:themeShade="BF"/>
-                              <w:sz w:val="28"/>
-                            </w:rPr>
-                          </w:pPr>
-                          <w:r>
-                            <w:rPr>
-                              <w:rFonts w:ascii="Arial" w:eastAsiaTheme="majorEastAsia" w:hAnsi="Arial" w:cs="Arial"/>
-                              <w:b/>
-                              <w:color w:val="5F497A" w:themeColor="accent4" w:themeShade="BF"/>
-                              <w:sz w:val="28"/>
-                              <w:szCs w:val="72"/>
-                              <w:lang w:val="en-SG"/>
-                            </w:rPr>
-                            <w:t>20</w:t>
-                          </w:r>
-                          <w:r>
-                            <w:rPr>
-                              <w:rFonts w:ascii="Arial" w:eastAsiaTheme="majorEastAsia" w:hAnsi="Arial" w:cs="Arial"/>
-                              <w:b/>
-                              <w:color w:val="5F497A" w:themeColor="accent4" w:themeShade="BF"/>
-                              <w:sz w:val="28"/>
-                              <w:szCs w:val="72"/>
-                              <w:lang w:val="en-SG"/>
-                            </w:rPr>
-                            <w:t>2</w:t>
-                          </w:r>
-                          <w:r>
-                            <w:rPr>
-                              <w:rFonts w:ascii="Arial" w:eastAsiaTheme="majorEastAsia" w:hAnsi="Arial" w:cs="Arial"/>
-                              <w:b/>
-                              <w:color w:val="5F497A" w:themeColor="accent4" w:themeShade="BF"/>
-                              <w:sz w:val="28"/>
-                              <w:szCs w:val="72"/>
-                              <w:lang w:val="en-SG"/>
-                            </w:rPr>
-                            <w:t>6</w:t>
-                          </w:r>
-                          <w:r>
-                            <w:rPr>
-                              <w:rFonts w:ascii="Arial" w:eastAsiaTheme="majorEastAsia" w:hAnsi="Arial" w:cs="Arial"/>
-                              <w:b/>
-                              <w:color w:val="5F497A" w:themeColor="accent4" w:themeShade="BF"/>
-                              <w:sz w:val="28"/>
-                              <w:szCs w:val="72"/>
-                              <w:lang w:val="en-SG"/>
-                            </w:rPr>
-                            <w:t>/</w:t>
-                          </w:r>
-                          <w:r>
-                            <w:rPr>
-                              <w:rFonts w:ascii="Arial" w:eastAsiaTheme="majorEastAsia" w:hAnsi="Arial" w:cs="Arial"/>
-                              <w:b/>
-                              <w:color w:val="5F497A" w:themeColor="accent4" w:themeShade="BF"/>
-                              <w:sz w:val="28"/>
-                              <w:szCs w:val="72"/>
-                              <w:lang w:val="en-SG"/>
-                            </w:rPr>
-                            <w:t>20</w:t>
-                          </w:r>
-                          <w:r>
-                            <w:rPr>
-                              <w:rFonts w:ascii="Arial" w:eastAsiaTheme="majorEastAsia" w:hAnsi="Arial" w:cs="Arial"/>
-                              <w:b/>
-                              <w:color w:val="5F497A" w:themeColor="accent4" w:themeShade="BF"/>
-                              <w:sz w:val="28"/>
-                              <w:szCs w:val="72"/>
-                              <w:lang w:val="en-SG"/>
-                            </w:rPr>
-                            <w:t>2</w:t>
-                          </w:r>
-                          <w:r>
-                            <w:rPr>
-                              <w:rFonts w:ascii="Arial" w:eastAsiaTheme="majorEastAsia" w:hAnsi="Arial" w:cs="Arial"/>
-                              <w:b/>
-                              <w:color w:val="5F497A" w:themeColor="accent4" w:themeShade="BF"/>
-                              <w:sz w:val="28"/>
-                              <w:szCs w:val="72"/>
-                              <w:lang w:val="en-SG"/>
-                            </w:rPr>
-                            <w:t>7</w:t>
-                          </w:r>
-                          <w:r>
-                            <w:rPr>
-                              <w:rFonts w:ascii="Arial" w:eastAsiaTheme="majorEastAsia" w:hAnsi="Arial" w:cs="Arial"/>
-                              <w:b/>
-                              <w:color w:val="5F497A" w:themeColor="accent4" w:themeShade="BF"/>
-                              <w:sz w:val="28"/>
-                              <w:szCs w:val="72"/>
-                              <w:lang w:val="en-SG"/>
-                            </w:rPr>
-                            <w:t xml:space="preserve"> </w:t>
-                          </w:r>
-                          <w:r>
-                            <w:rPr>
-                              <w:rFonts w:ascii="Arial" w:eastAsiaTheme="majorEastAsia" w:hAnsi="Arial" w:cs="Arial"/>
-                              <w:b/>
-                              <w:color w:val="5F497A" w:themeColor="accent4" w:themeShade="BF"/>
-                              <w:sz w:val="28"/>
-                              <w:szCs w:val="72"/>
-                              <w:lang w:val="en-SG"/>
-                            </w:rPr>
-                            <w:t>Semester</w:t>
-                          </w:r>
-                          <w:r>
-                            <w:rPr>
-                              <w:rFonts w:ascii="Arial" w:eastAsiaTheme="majorEastAsia" w:hAnsi="Arial" w:cs="Arial"/>
-                              <w:b/>
-                              <w:color w:val="5F497A" w:themeColor="accent4" w:themeShade="BF"/>
-                              <w:sz w:val="28"/>
-                              <w:szCs w:val="72"/>
-                              <w:lang w:val="en-SG"/>
-                            </w:rPr>
-                            <w:t xml:space="preserve"> </w:t>
-                          </w:r>
-                          <w:r>
-                            <w:rPr>
-                              <w:rFonts w:ascii="Arial" w:eastAsiaTheme="majorEastAsia" w:hAnsi="Arial" w:cs="Arial"/>
-                              <w:b/>
-                              <w:color w:val="5F497A" w:themeColor="accent4" w:themeShade="BF"/>
-                              <w:sz w:val="28"/>
-                              <w:szCs w:val="72"/>
-                              <w:lang w:val="en-SG"/>
-                            </w:rPr>
-                            <w:t>1</w:t>
-                          </w:r>
-                        </w:p>
-                      </w:txbxContent>
-                    </v:textbox>
-                    <w10:wrap anchorx="page" anchory="page"/>
-                  </v:shape>
-                </w:pict>
-              </mc:Fallback>
-            </mc:AlternateContent>
-          </w:r>
-          <w:r>
-            <w:rPr>
-              <w:noProof/>
-              <w:lang w:val="en-SG" w:bidi="ar-SA"/>
-            </w:rPr>
-            <mc:AlternateContent>
-              <mc:Choice Requires="wps">
-                <w:drawing>
-                  <wp:anchor distT="0" distB="0" distL="114300" distR="114300" simplePos="0" relativeHeight="251658241" behindDoc="1" locked="0" layoutInCell="1" allowOverlap="1" wp14:anchorId="48561284" wp14:editId="2CE87EB3">
-                    <wp:simplePos x="0" y="0"/>
-                    <wp:positionH relativeFrom="column">
-                      <wp:posOffset>19050</wp:posOffset>
-                    </wp:positionH>
-                    <wp:positionV relativeFrom="paragraph">
-                      <wp:posOffset>648335</wp:posOffset>
-                    </wp:positionV>
-                    <wp:extent cx="1409041" cy="885825"/>
-                    <wp:effectExtent l="0" t="0" r="1270" b="9525"/>
-                    <wp:wrapNone/>
-                    <wp:docPr id="9" name="Pentagon 9"/>
-                    <wp:cNvGraphicFramePr/>
-                    <a:graphic xmlns:a="http://schemas.openxmlformats.org/drawingml/2006/main">
-                      <a:graphicData uri="http://schemas.microsoft.com/office/word/2010/wordprocessingShape">
-                        <wps:wsp>
-                          <wps:cNvSpPr/>
-                          <wps:spPr>
-                            <a:xfrm>
-                              <a:off x="0" y="0"/>
-                              <a:ext cx="1409041" cy="885825"/>
-                            </a:xfrm>
-                            <a:prstGeom prst="homePlate">
-                              <a:avLst/>
-                            </a:prstGeom>
-                            <a:solidFill>
-                              <a:srgbClr val="92D050"/>
-                            </a:solidFill>
-                            <a:ln>
-                              <a:noFill/>
-                            </a:ln>
-                          </wps:spPr>
-                          <wps:style>
-                            <a:lnRef idx="2">
-                              <a:schemeClr val="accent1">
-                                <a:shade val="50000"/>
-                              </a:schemeClr>
-                            </a:lnRef>
-                            <a:fillRef idx="1">
-                              <a:schemeClr val="accent1"/>
-                            </a:fillRef>
-                            <a:effectRef idx="0">
-                              <a:schemeClr val="accent1"/>
-                            </a:effectRef>
-                            <a:fontRef idx="minor">
-                              <a:schemeClr val="lt1"/>
-                            </a:fontRef>
-                          </wps:style>
-                          <wps:txbx>
-                            <w:txbxContent>
-                              <w:p>
-                                <w:pPr>
-                                  <w:pStyle w:val="NoSpacing"/>
-                                  <w:jc w:val="right"/>
-                                  <w:rPr>
-                                    <w:color w:val="1C1C1C"/>
-                                    <w:sz w:val="28"/>
-                                    <w:szCs w:val="28"/>
-                                  </w:rPr>
-                                </w:pPr>
-                              </w:p>
-                            </w:txbxContent>
-                          </wps:txbx>
-                          <wps:bodyPr rot="0" spcFirstLastPara="0" vert="horz" wrap="square" lIns="91440" tIns="0" rIns="182880" bIns="0" numCol="1" spcCol="0" rtlCol="0" fromWordArt="0" anchor="ctr" anchorCtr="0" forceAA="0" compatLnSpc="1">
-                            <a:prstTxWarp prst="textNoShape">
-                              <a:avLst/>
-                            </a:prstTxWarp>
-                            <a:noAutofit/>
-                          </wps:bodyPr>
-                        </wps:wsp>
-                      </a:graphicData>
-                    </a:graphic>
-                    <wp14:sizeRelH relativeFrom="margin">
-                      <wp14:pctWidth>0</wp14:pctWidth>
-                    </wp14:sizeRelH>
-                    <wp14:sizeRelV relativeFrom="margin">
-                      <wp14:pctHeight>0</wp14:pctHeight>
-                    </wp14:sizeRelV>
-                  </wp:anchor>
-                </w:drawing>
-              </mc:Choice>
-              <mc:Fallback>
-                <w:pict>
-                  <v:shapetype w14:anchorId="48561284" id="_x0000_t15" coordsize="21600,21600" o:spt="15" adj="16200" path="m@0,l,,,21600@0,21600,21600,10800xe">
-                    <v:stroke joinstyle="miter"/>
-                    <v:formulas>
-                      <v:f eqn="val #0"/>
-                      <v:f eqn="prod #0 1 2"/>
-                    </v:formulas>
-                    <v:path gradientshapeok="t" o:connecttype="custom" o:connectlocs="@1,0;0,10800;@1,21600;21600,10800" o:connectangles="270,180,90,0" textboxrect="0,0,10800,21600;0,0,16200,21600;0,0,21600,21600"/>
-                    <v:handles>
-                      <v:h position="#0,topLeft" xrange="0,21600"/>
-                    </v:handles>
-                  </v:shapetype>
-                  <v:shape id="Pentagon 9" o:spid="_x0000_s1028" type="#_x0000_t15" style="position:absolute;margin-left:1.5pt;margin-top:51.05pt;width:110.95pt;height:69.75pt;z-index:-251658239;visibility:visible;mso-wrap-style:square;mso-width-percent:0;mso-height-percent:0;mso-wrap-distance-left:9pt;mso-wrap-distance-top:0;mso-wrap-distance-right:9pt;mso-wrap-distance-bottom:0;mso-position-horizontal:absolute;mso-position-horizontal-relative:text;mso-position-vertical:absolute;mso-position-vertical-relative:text;mso-width-percent:0;mso-height-percent:0;mso-width-relative:margin;mso-height-relative:margin;v-text-anchor:middle" o:gfxdata="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" adj="14810" fillcolor="#92d050" stroked="f" strokeweight="2pt">
-                    <v:textbox inset=",0,14.4pt,0">
-                      <w:txbxContent>
-                        <w:p>
-                          <w:pPr>
-                            <w:pStyle w:val="NoSpacing"/>
-                            <w:jc w:val="right"/>
-                            <w:rPr>
-                              <w:color w:val="1C1C1C"/>
-                              <w:sz w:val="28"/>
-                              <w:szCs w:val="28"/>
-                            </w:rPr>
-                          </w:pPr>
-                        </w:p>
-                      </w:txbxContent>
-                    </v:textbox>
-                  </v:shape>
-                </w:pict>
-              </mc:Fallback>
-            </mc:AlternateContent>
-          </w:r>
-          <w:r>
-            <w:rPr>
-              <w:noProof/>
-              <w:lang w:val="en-SG" w:bidi="ar-SA"/>
-            </w:rPr>
-            <mc:AlternateContent>
-              <mc:Choice Requires="wps">
-                <w:drawing>
-                  <wp:anchor distT="45720" distB="45720" distL="114300" distR="114300" simplePos="0" relativeHeight="251658244" behindDoc="0" locked="0" layoutInCell="1" allowOverlap="1" wp14:anchorId="613D5061" wp14:editId="7A8EF19B">
-                    <wp:simplePos x="0" y="0"/>
-                    <wp:positionH relativeFrom="column">
-                      <wp:posOffset>685800</wp:posOffset>
-                    </wp:positionH>
-                    <wp:positionV relativeFrom="paragraph">
-                      <wp:posOffset>4581525</wp:posOffset>
-                    </wp:positionV>
-                    <wp:extent cx="5387340" cy="2771775"/>
-                    <wp:effectExtent l="0" t="0" r="22860" b="28575"/>
-                    <wp:wrapSquare wrapText="bothSides"/>
-                    <wp:docPr id="217" name="Text Box 2"/>
-                    <wp:cNvGraphicFramePr>
-                      <a:graphicFrameLocks xmlns:a="http://schemas.openxmlformats.org/drawingml/2006/main"/>
-                    </wp:cNvGraphicFramePr>
-                    <a:graphic xmlns:a="http://schemas.openxmlformats.org/drawingml/2006/main">
-                      <a:graphicData uri="http://schemas.microsoft.com/office/word/2010/wordprocessingShape">
-                        <wps:wsp>
-                          <wps:cNvSpPr txBox="1">
-                            <a:spLocks noChangeArrowheads="1"/>
-                          </wps:cNvSpPr>
-                          <wps:spPr bwMode="auto">
-                            <a:xfrm>
-                              <a:off x="0" y="0"/>
-                              <a:ext cx="5387340" cy="2771775"/>
-                            </a:xfrm>
-                            <a:prstGeom prst="rect">
-                              <a:avLst/>
-                            </a:prstGeom>
-                            <a:noFill/>
-                            <a:ln w="9525">
-                              <a:solidFill>
-                                <a:schemeClr val="accent3">
-                                  <a:lumMod val="50000"/>
-                                </a:schemeClr>
-                              </a:solidFill>
-                              <a:prstDash val="dash"/>
-                              <a:miter lim="800000"/>
-                              <a:headEnd/>
-                              <a:tailEnd/>
-                            </a:ln>
-                          </wps:spPr>
-                          <wps:txbx>
-                            <w:txbxContent>
-                              <w:p>
-                                <w:pPr>
-                                  <w:rPr>
-                                    <w:b/>
-                                    <w:sz w:val="32"/>
-                                    <w:lang w:val="en-SG"/>
-                                  </w:rPr>
-                                </w:pPr>
-                                <w:r>
-                                  <w:rPr>
-                                    <w:b/>
-                                    <w:sz w:val="32"/>
-                                    <w:lang w:val="en-SG"/>
-                                  </w:rPr>
-                                  <w:t>This is the submission template</w:t>
-                                </w:r>
-                                <w:r>
-                                  <w:rPr>
-                                    <w:b/>
-                                    <w:sz w:val="32"/>
-                                    <w:lang w:val="en-SG"/>
-                                  </w:rPr>
-                                  <w:t xml:space="preserve"> for CA</w:t>
-                                </w:r>
-                                <w:r>
-                                  <w:rPr>
-                                    <w:b/>
-                                    <w:sz w:val="32"/>
-                                    <w:lang w:val="en-SG"/>
-                                  </w:rPr>
-                                  <w:t>2 task e)</w:t>
-                                </w:r>
-                                <w:r>
-                                  <w:rPr>
-                                    <w:b/>
-                                    <w:sz w:val="32"/>
-                                    <w:lang w:val="en-SG"/>
-                                  </w:rPr>
-                                  <w:t xml:space="preserve"> and f)</w:t>
-                                </w:r>
-                                <w:r>
-                                  <w:rPr>
-                                    <w:b/>
-                                    <w:sz w:val="32"/>
-                                    <w:lang w:val="en-SG"/>
-                                  </w:rPr>
-                                  <w:t>.</w:t>
-                                </w:r>
-                                <w:r>
-                                  <w:rPr>
-                                    <w:b/>
-                                    <w:sz w:val="32"/>
-                                    <w:lang w:val="en-SG"/>
-                                  </w:rPr>
-                                  <w:t xml:space="preserve"> </w:t>
-                                </w:r>
-                                <w:r>
-                                  <w:rPr>
-                                    <w:b/>
-                                    <w:sz w:val="32"/>
-                                    <w:lang w:val="en-SG"/>
-                                  </w:rPr>
-                                  <w:t>Fill your name and student ID below</w:t>
-                                </w:r>
-                                <w:r>
-                                  <w:rPr>
-                                    <w:b/>
-                                    <w:sz w:val="32"/>
-                                    <w:lang w:val="en-SG"/>
-                                  </w:rPr>
-                                  <w:t>, and your answers to respective tasks in subsequent pages.</w:t>
-                                </w:r>
-                              </w:p>
-                              <w:p>
-                                <w:pPr>
-                                  <w:rPr>
-                                    <w:b/>
-                                    <w:sz w:val="32"/>
-                                    <w:lang w:val="en-SG"/>
-                                  </w:rPr>
-                                </w:pPr>
-                              </w:p>
-                              <w:p>
-                                <w:pPr>
-                                  <w:rPr>
-                                    <w:b/>
-                                    <w:sz w:val="32"/>
-                                    <w:lang w:val="en-SG"/>
-                                  </w:rPr>
-                                </w:pPr>
-                              </w:p>
-                              <w:p>
-                                <w:pPr>
-                                  <w:rPr>
-                                    <w:b/>
-                                    <w:sz w:val="32"/>
-                                    <w:lang w:val="en-SG"/>
-                                  </w:rPr>
-                                </w:pPr>
-                              </w:p>
-                              <w:p>
-                                <w:pPr>
-                                  <w:rPr>
-                                    <w:b/>
-                                    <w:sz w:val="32"/>
-                                    <w:u w:val="single"/>
-                                    <w:lang w:val="en-SG"/>
-                                  </w:rPr>
-                                </w:pPr>
-                                <w:r>
-                                  <w:rPr>
-                                    <w:b/>
-                                    <w:sz w:val="32"/>
-                                    <w:lang w:val="en-SG"/>
-                                  </w:rPr>
-                                  <w:t>Name:                 Chin Guan Chung</w:t>
-                                </w:r>
-                                <w:r>
-                                  <w:rPr>
-                                    <w:b/>
-                                    <w:sz w:val="32"/>
-                                    <w:lang w:val="en-SG"/>
-                                  </w:rPr>
-                                  <w:tab/>
-                                </w:r>
-                                <w:r>
-                                  <w:rPr>
-                                    <w:b/>
-                                    <w:sz w:val="32"/>
-                                    <w:lang w:val="en-SG"/>
-                                  </w:rPr>
-                                  <w:tab/>
-                                </w:r>
-                                <w:r>
-                                  <w:rPr>
-                                    <w:b/>
-                                    <w:sz w:val="32"/>
-                                    <w:u w:val="single"/>
-                                    <w:lang w:val="en-SG"/>
-                                  </w:rPr>
-                                  <w:tab/>
-                                </w:r>
-                                <w:r>
-                                  <w:rPr>
-                                    <w:b/>
-                                    <w:sz w:val="32"/>
-                                    <w:u w:val="single"/>
-                                    <w:lang w:val="en-SG"/>
-                                  </w:rPr>
-                                  <w:tab/>
-                                </w:r>
-                                <w:r>
-                                  <w:rPr>
-                                    <w:b/>
-                                    <w:sz w:val="32"/>
-                                    <w:u w:val="single"/>
-                                    <w:lang w:val="en-SG"/>
-                                  </w:rPr>
-                                  <w:tab/>
-                                </w:r>
-                              </w:p>
-                              <w:p>
-                                <w:pPr>
-                                  <w:rPr>
-                                    <w:lang w:val="en-SG"/>
-                                  </w:rPr>
-                                </w:pPr>
-                                <w:r>
-                                  <w:rPr>
-                                    <w:b/>
-                                    <w:sz w:val="32"/>
-                                    <w:lang w:val="en-SG"/>
-                                  </w:rPr>
-                                  <w:t>Student ID:         p2510864</w:t>
-                                </w:r>
-                                <w:r>
-                                  <w:rPr>
-                                    <w:b/>
-                                    <w:sz w:val="32"/>
-                                    <w:lang w:val="en-SG"/>
-                                  </w:rPr>
-                                  <w:tab/>
-                                </w:r>
-                                <w:r>
-                                  <w:rPr>
-                                    <w:b/>
-                                    <w:sz w:val="32"/>
-                                    <w:u w:val="single"/>
-                                    <w:lang w:val="en-SG"/>
-                                  </w:rPr>
-                                  <w:tab/>
-                                </w:r>
-                                <w:r>
-                                  <w:rPr>
-                                    <w:b/>
-                                    <w:sz w:val="32"/>
-                                    <w:u w:val="single"/>
-                                    <w:lang w:val="en-SG"/>
-                                  </w:rPr>
-                                  <w:tab/>
-                                </w:r>
-                                <w:r>
-                                  <w:rPr>
-                                    <w:b/>
-                                    <w:sz w:val="32"/>
-                                    <w:u w:val="single"/>
-                                    <w:lang w:val="en-SG"/>
-                                  </w:rPr>
-                                  <w:tab/>
-                                </w:r>
-                                <w:r>
-                                  <w:rPr>
-                                    <w:b/>
-                                    <w:sz w:val="32"/>
-                                    <w:u w:val="single"/>
-                                    <w:lang w:val="en-SG"/>
-                                  </w:rPr>
-                                  <w:tab/>
-                                </w:r>
-                              </w:p>
-                            </w:txbxContent>
-                          </wps:txbx>
-                          <wps:bodyPr rot="0" vert="horz" wrap="square" lIns="108000" tIns="108000" rIns="108000" bIns="108000" anchor="t" anchorCtr="0">
-                            <a:noAutofit/>
-                          </wps:bodyPr>
-                        </wps:wsp>
-                      </a:graphicData>
-                    </a:graphic>
-                    <wp14:sizeRelH relativeFrom="margin">
-                      <wp14:pctWidth>0</wp14:pctWidth>
-                    </wp14:sizeRelH>
-                    <wp14:sizeRelV relativeFrom="margin">
-                      <wp14:pctHeight>0</wp14:pctHeight>
-                    </wp14:sizeRelV>
-                  </wp:anchor>
-                </w:drawing>
-              </mc:Choice>
-              <mc:Fallback>
-                <w:pict>
-                  <v:shape w14:anchorId="613D5061" id="Text Box 2" o:spid="_x0000_s1029" type="#_x0000_t202" style="position:absolute;margin-left:54pt;margin-top:360.75pt;width:424.2pt;height:218.25pt;z-index:251658244;visibility:visible;mso-wrap-style:square;mso-width-percent:0;mso-height-percent:0;mso-wrap-distance-left:9pt;mso-wrap-distance-top:3.6pt;mso-wrap-distance-right:9pt;mso-wrap-distance-bottom:3.6pt;mso-position-horizontal:absolute;mso-position-horizontal-relative:text;mso-position-vertical:absolute;mso-position-vertical-relative:text;mso-width-percent:0;mso-height-percent:0;mso-width-relative:margin;mso-height-relative:margin;v-text-anchor:top" o:gfxdata="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" filled="f" strokecolor="#4e6128 [1606]">
-                    <v:stroke dashstyle="dash"/>
-                    <v:textbox inset="3mm,3mm,3mm,3mm">
-                      <w:txbxContent>
-                        <w:p>
-                          <w:pPr>
-                            <w:rPr>
-                              <w:b/>
-                              <w:sz w:val="32"/>
-                              <w:lang w:val="en-SG"/>
-                            </w:rPr>
-                          </w:pPr>
-                          <w:r>
-                            <w:rPr>
-                              <w:b/>
-                              <w:sz w:val="32"/>
-                              <w:lang w:val="en-SG"/>
-                            </w:rPr>
-                            <w:t>This is the submission template</w:t>
-                          </w:r>
-                          <w:r>
-                            <w:rPr>
-                              <w:b/>
-                              <w:sz w:val="32"/>
-                              <w:lang w:val="en-SG"/>
-                            </w:rPr>
-                            <w:t xml:space="preserve"> for CA</w:t>
-                          </w:r>
-                          <w:r>
-                            <w:rPr>
-                              <w:b/>
-                              <w:sz w:val="32"/>
-                              <w:lang w:val="en-SG"/>
-                            </w:rPr>
-                            <w:t>2 task e)</w:t>
-                          </w:r>
-                          <w:r>
-                            <w:rPr>
-                              <w:b/>
-                              <w:sz w:val="32"/>
-                              <w:lang w:val="en-SG"/>
-                            </w:rPr>
-                            <w:t xml:space="preserve"> and f)</w:t>
-                          </w:r>
-                          <w:r>
-                            <w:rPr>
-                              <w:b/>
-                              <w:sz w:val="32"/>
-                              <w:lang w:val="en-SG"/>
-                            </w:rPr>
-                            <w:t>.</w:t>
-                          </w:r>
-                          <w:r>
-                            <w:rPr>
-                              <w:b/>
-                              <w:sz w:val="32"/>
-                              <w:lang w:val="en-SG"/>
-                            </w:rPr>
-                            <w:t xml:space="preserve"> </w:t>
-                          </w:r>
-                          <w:r>
-                            <w:rPr>
-                              <w:b/>
-                              <w:sz w:val="32"/>
-                              <w:lang w:val="en-SG"/>
-                            </w:rPr>
-                            <w:t>Fill your name and student ID below</w:t>
-                          </w:r>
-                          <w:r>
-                            <w:rPr>
-                              <w:b/>
-                              <w:sz w:val="32"/>
-                              <w:lang w:val="en-SG"/>
-                            </w:rPr>
-                            <w:t>, and your answers to respective tasks in subsequent pages.</w:t>
-                          </w:r>
-                        </w:p>
-                        <w:p>
-                          <w:pPr>
-                            <w:rPr>
-                              <w:b/>
-                              <w:sz w:val="32"/>
-                              <w:lang w:val="en-SG"/>
-                            </w:rPr>
-                          </w:pPr>
-                        </w:p>
-                        <w:p>
-                          <w:pPr>
-                            <w:rPr>
-                              <w:b/>
-                              <w:sz w:val="32"/>
-                              <w:lang w:val="en-SG"/>
-                            </w:rPr>
-                          </w:pPr>
-                        </w:p>
-                        <w:p>
-                          <w:pPr>
-                            <w:rPr>
-                              <w:b/>
-                              <w:sz w:val="32"/>
-                              <w:lang w:val="en-SG"/>
-                            </w:rPr>
-                          </w:pPr>
-                        </w:p>
-                        <w:p>
-                          <w:pPr>
-                            <w:rPr>
-                              <w:b/>
-                              <w:sz w:val="32"/>
-                              <w:u w:val="single"/>
-                              <w:lang w:val="en-SG"/>
-                            </w:rPr>
-                          </w:pPr>
-                          <w:r>
-                            <w:rPr>
-                              <w:b/>
-                              <w:sz w:val="32"/>
-                              <w:lang w:val="en-SG"/>
-                            </w:rPr>
-                            <w:t>Name:                 Chin Guan Chung</w:t>
-                          </w:r>
-                          <w:r>
-                            <w:rPr>
-                              <w:b/>
-                              <w:sz w:val="32"/>
-                              <w:lang w:val="en-SG"/>
-                            </w:rPr>
-                            <w:tab/>
-                          </w:r>
-                          <w:r>
-                            <w:rPr>
-                              <w:b/>
-                              <w:sz w:val="32"/>
-                              <w:lang w:val="en-SG"/>
-                            </w:rPr>
-                            <w:tab/>
-                          </w:r>
-                          <w:r>
-                            <w:rPr>
-                              <w:b/>
-                              <w:sz w:val="32"/>
-                              <w:u w:val="single"/>
-                              <w:lang w:val="en-SG"/>
-                            </w:rPr>
-                            <w:tab/>
-                          </w:r>
-                          <w:r>
-                            <w:rPr>
-                              <w:b/>
-                              <w:sz w:val="32"/>
-                              <w:u w:val="single"/>
-                              <w:lang w:val="en-SG"/>
-                            </w:rPr>
-                            <w:tab/>
-                          </w:r>
-                          <w:r>
-                            <w:rPr>
-                              <w:b/>
-                              <w:sz w:val="32"/>
-                              <w:u w:val="single"/>
-                              <w:lang w:val="en-SG"/>
-                            </w:rPr>
-                            <w:tab/>
-                          </w:r>
-                        </w:p>
-                        <w:p>
-                          <w:pPr>
-                            <w:rPr>
-                              <w:lang w:val="en-SG"/>
-                            </w:rPr>
-                          </w:pPr>
-                          <w:r>
-                            <w:rPr>
-                              <w:b/>
-                              <w:sz w:val="32"/>
-                              <w:lang w:val="en-SG"/>
-                            </w:rPr>
-                            <w:t>Student ID:         p2510864</w:t>
-                          </w:r>
-                          <w:r>
-                            <w:rPr>
-                              <w:b/>
-                              <w:sz w:val="32"/>
-                              <w:lang w:val="en-SG"/>
-                            </w:rPr>
-                            <w:tab/>
-                          </w:r>
-                          <w:r>
-                            <w:rPr>
-                              <w:b/>
-                              <w:sz w:val="32"/>
-                              <w:u w:val="single"/>
-                              <w:lang w:val="en-SG"/>
-                            </w:rPr>
-                            <w:tab/>
-                          </w:r>
-                          <w:r>
-                            <w:rPr>
-                              <w:b/>
-                              <w:sz w:val="32"/>
-                              <w:u w:val="single"/>
-                              <w:lang w:val="en-SG"/>
-                            </w:rPr>
-                            <w:tab/>
-                          </w:r>
-                          <w:r>
-                            <w:rPr>
-                              <w:b/>
-                              <w:sz w:val="32"/>
-                              <w:u w:val="single"/>
-                              <w:lang w:val="en-SG"/>
-                            </w:rPr>
-                            <w:tab/>
-                          </w:r>
-                          <w:r>
-                            <w:rPr>
-                              <w:b/>
-                              <w:sz w:val="32"/>
-                              <w:u w:val="single"/>
-                              <w:lang w:val="en-SG"/>
-                            </w:rPr>
-                            <w:tab/>
-                          </w:r>
-                        </w:p>
-                      </w:txbxContent>
-                    </v:textbox>
-                    <w10:wrap type="square"/>
-                  </v:shape>
-                </w:pict>
-              </mc:Fallback>
-            </mc:AlternateContent>
-          </w:r>
-          <w:r>
-            <w:br w:type="page"/>
-          </w:r>
-        </w:p>
-      </w:sdtContent>
-    </w:sdt>
-    <w:p>
-      <w:pPr>
-        <w:pStyle w:val="ListParagraph"/>
-        <w:numPr>
-          <w:ilvl w:val="0"/>
-          <w:numId w:val="45"/>
-        </w:numPr>
-        <w:spacing w:after="80" w:line="240" w:lineRule="auto"/>
-      </w:pPr>
-      <w:r>
-        <w:rPr>
-          <w:rFonts w:ascii="Carlito" w:eastAsia="Carlito" w:hAnsi="Carlito"/>
-          <w:color w:val="252525"/>
-          <w:sz w:val="21"/>
-        </w:rPr>
-        <w:lastRenderedPageBreak/>
-        <w:t>i) Paste the SQL statement used to extract the Book collection data from the OLTP tables.</w:t>
-      </w:r>
-    </w:p>
-    <w:tbl>
-      <w:tblPr>
-        <w:tblStyle w:val="TableGrid"/>
-        <w:tblW w:w="0" w:type="auto"/>
-        <w:jc w:val="center"/>
-        <w:tblBorders>
-          <w:top w:val="single" w:sz="6" w:space="0" w:color="7F7F7F"/>
-          <w:left w:val="single" w:sz="6" w:space="0" w:color="7F7F7F"/>
-          <w:bottom w:val="single" w:sz="6" w:space="0" w:color="7F7F7F"/>
-          <w:right w:val="single" w:sz="6" w:space="0" w:color="7F7F7F"/>
-          <w:insideH w:val="single" w:sz="6" w:space="0" w:color="7F7F7F"/>
-          <w:insideV w:val="single" w:sz="6" w:space="0" w:color="7F7F7F"/>
-        </w:tblBorders>
-        <w:tblLayout w:type="fixed"/>
-        <w:tblLook w:val="04A0" w:firstRow="1" w:lastRow="0" w:firstColumn="1" w:lastColumn="0" w:noHBand="0" w:noVBand="1"/>
-      </w:tblPr>
-      <w:tblGrid>
-        <w:gridCol w:w="1224"/>
-        <w:gridCol w:w="8712"/>
-      </w:tblGrid>
-      <w:tr>
-        <w:trPr>
-          <w:cantSplit/>
-          <w:tblHeader/>
-          <w:jc w:val="center"/>
-        </w:trPr>
-        <w:tc>
-          <w:tcPr>
-            <w:tcW w:w="1224" w:type="dxa"/>
-            <w:tcBorders>
-              <w:top w:val="single" w:sz="5" w:space="0" w:color="8D7B9B"/>
-              <w:left w:val="single" w:sz="5" w:space="0" w:color="8D7B9B"/>
-              <w:bottom w:val="single" w:sz="5" w:space="0" w:color="8D7B9B"/>
-              <w:right w:val="single" w:sz="5" w:space="0" w:color="8D7B9B"/>
-            </w:tcBorders>
-            <w:tcMar>
-              <w:top w:w="70" w:type="dxa"/>
-              <w:left w:w="90" w:type="dxa"/>
-              <w:bottom w:w="70" w:type="dxa"/>
-              <w:right w:w="90" w:type="dxa"/>
-            </w:tcMar>
-            <w:vAlign w:val="center"/>
-          </w:tcPr>
-          <w:p>
-            <w:pPr>
-              <w:spacing w:after="0" w:line="240" w:lineRule="auto"/>
-              <w:jc w:val="center"/>
-            </w:pPr>
-            <w:r>
-              <w:rPr>
-                <w:rFonts w:ascii="Carlito" w:eastAsia="Carlito" w:hAnsi="Carlito"/>
-                <w:b/>
-                <w:color w:val="1C1C1C"/>
-                <w:sz w:val="18"/>
-              </w:rPr>
-              <w:t>Collection</w:t>
-            </w:r>
-          </w:p>
-        </w:tc>
-        <w:tc>
-          <w:tcPr>
-            <w:tcW w:w="8712" w:type="dxa"/>
-            <w:tcBorders>
-              <w:top w:val="single" w:sz="5" w:space="0" w:color="8D7B9B"/>
-              <w:left w:val="single" w:sz="5" w:space="0" w:color="8D7B9B"/>
-              <w:bottom w:val="single" w:sz="5" w:space="0" w:color="8D7B9B"/>
-              <w:right w:val="single" w:sz="5" w:space="0" w:color="8D7B9B"/>
-            </w:tcBorders>
-            <w:tcMar>
-              <w:top w:w="70" w:type="dxa"/>
-              <w:left w:w="90" w:type="dxa"/>
-              <w:bottom w:w="70" w:type="dxa"/>
-              <w:right w:w="90" w:type="dxa"/>
-            </w:tcMar>
-            <w:vAlign w:val="center"/>
-          </w:tcPr>
-          <w:p>
-            <w:pPr>
-              <w:spacing w:after="0" w:line="240" w:lineRule="auto"/>
-              <w:jc w:val="center"/>
-            </w:pPr>
-            <w:r>
-              <w:rPr>
-                <w:rFonts w:ascii="Carlito" w:eastAsia="Carlito" w:hAnsi="Carlito"/>
-                <w:b/>
-                <w:color w:val="1C1C1C"/>
-                <w:sz w:val="18"/>
-              </w:rPr>
-              <w:t>SQL</w:t>
-            </w:r>
-          </w:p>
-        </w:tc>
-      </w:tr>
-      <w:tr>
-        <w:trPr>
-          <w:cantSplit/>
-          <w:jc w:val="center"/>
-        </w:trPr>
-        <w:tc>
-          <w:tcPr>
-            <w:tcW w:w="1224" w:type="dxa"/>
-            <w:tcBorders>
-              <w:top w:val="single" w:sz="5" w:space="0" w:color="8D7B9B"/>
-              <w:left w:val="single" w:sz="5" w:space="0" w:color="8D7B9B"/>
-              <w:bottom w:val="single" w:sz="5" w:space="0" w:color="8D7B9B"/>
-              <w:right w:val="single" w:sz="5" w:space="0" w:color="8D7B9B"/>
-            </w:tcBorders>
-            <w:tcMar>
-              <w:top w:w="70" w:type="dxa"/>
-              <w:left w:w="90" w:type="dxa"/>
-              <w:bottom w:w="70" w:type="dxa"/>
-              <w:right w:w="90" w:type="dxa"/>
-            </w:tcMar>
-            <w:vAlign w:val="center"/>
-          </w:tcPr>
-          <w:p>
-            <w:pPr>
-              <w:spacing w:after="0" w:line="240" w:lineRule="auto"/>
-              <w:jc w:val="center"/>
-            </w:pPr>
-            <w:r>
-              <w:rPr>
-                <w:rFonts w:ascii="Carlito" w:eastAsia="Carlito" w:hAnsi="Carlito"/>
-                <w:color w:val="252525"/>
-                <w:sz w:val="18"/>
-              </w:rPr>
-              <w:t>Book</w:t>
-            </w:r>
-          </w:p>
-        </w:tc>
-        <w:tc>
-          <w:tcPr>
-            <w:tcW w:w="8712" w:type="dxa"/>
-            <w:tcBorders>
-              <w:top w:val="single" w:sz="5" w:space="0" w:color="8D7B9B"/>
-              <w:left w:val="single" w:sz="5" w:space="0" w:color="8D7B9B"/>
-              <w:bottom w:val="single" w:sz="5" w:space="0" w:color="8D7B9B"/>
-              <w:right w:val="single" w:sz="5" w:space="0" w:color="8D7B9B"/>
-            </w:tcBorders>
-            <w:tcMar>
-              <w:top w:w="70" w:type="dxa"/>
-              <w:left w:w="90" w:type="dxa"/>
-              <w:bottom w:w="70" w:type="dxa"/>
-              <w:right w:w="90" w:type="dxa"/>
-            </w:tcMar>
-            <w:vAlign w:val="center"/>
-          </w:tcPr>
-          <w:p>
-            <w:pPr>
-              <w:spacing w:after="0" w:line="221" w:lineRule="auto"/>
-            </w:pPr>
-            <w:r>
-              <w:rPr>
-                <w:rFonts w:ascii="Liberation Mono" w:eastAsia="Liberation Mono" w:hAnsi="Liberation Mono"/>
-                <w:color w:val="252525"/>
-                <w:sz w:val="14"/>
-              </w:rPr>
-              <w:t>USE CA22B2104;</w:t>
-            </w:r>
-            <w:r>
-              <w:br/>
-            </w:r>
-            <w:r>
-              <w:br/>
-            </w:r>
-            <w:r>
-              <w:rPr>
-                <w:rFonts w:ascii="Liberation Mono" w:eastAsia="Liberation Mono" w:hAnsi="Liberation Mono"/>
-                <w:color w:val="252525"/>
-                <w:sz w:val="14"/>
-              </w:rPr>
-              <w:t>SELECT</w:t>
-            </w:r>
-            <w:r>
-              <w:br/>
-            </w:r>
-            <w:r>
-              <w:rPr>
-                <w:rFonts w:ascii="Liberation Mono" w:eastAsia="Liberation Mono" w:hAnsi="Liberation Mono"/>
-                <w:color w:val="252525"/>
-                <w:sz w:val="14"/>
-              </w:rPr>
-              <w:t xml:space="preserve">    b.BookID AS bookId,</w:t>
-            </w:r>
-            <w:r>
-              <w:br/>
-            </w:r>
-            <w:r>
-              <w:rPr>
-                <w:rFonts w:ascii="Liberation Mono" w:eastAsia="Liberation Mono" w:hAnsi="Liberation Mono"/>
-                <w:color w:val="252525"/>
-                <w:sz w:val="14"/>
-              </w:rPr>
-              <w:t xml:space="preserve">    b.Title AS title,</w:t>
-            </w:r>
-            <w:r>
-              <w:br/>
-            </w:r>
-            <w:r>
-              <w:rPr>
-                <w:rFonts w:ascii="Liberation Mono" w:eastAsia="Liberation Mono" w:hAnsi="Liberation Mono"/>
-                <w:color w:val="252525"/>
-                <w:sz w:val="14"/>
-              </w:rPr>
-              <w:t xml:space="preserve">    b.Author AS author,</w:t>
-            </w:r>
-            <w:r>
-              <w:br/>
-            </w:r>
-            <w:r>
-              <w:rPr>
-                <w:rFonts w:ascii="Liberation Mono" w:eastAsia="Liberation Mono" w:hAnsi="Liberation Mono"/>
-                <w:color w:val="252525"/>
-                <w:sz w:val="14"/>
-              </w:rPr>
-              <w:t xml:space="preserve">    b.Genre AS genre,</w:t>
-            </w:r>
-            <w:r>
-              <w:br/>
-            </w:r>
-            <w:r>
-              <w:rPr>
-                <w:rFonts w:ascii="Liberation Mono" w:eastAsia="Liberation Mono" w:hAnsi="Liberation Mono"/>
-                <w:color w:val="252525"/>
-                <w:sz w:val="14"/>
-              </w:rPr>
-              <w:t xml:space="preserve">    mt.TierName AS minimumMembershipTier,</w:t>
-            </w:r>
-            <w:r>
-              <w:br/>
-            </w:r>
-            <w:r>
-              <w:rPr>
-                <w:rFonts w:ascii="Liberation Mono" w:eastAsia="Liberation Mono" w:hAnsi="Liberation Mono"/>
-                <w:color w:val="252525"/>
-                <w:sz w:val="14"/>
-              </w:rPr>
-              <w:t xml:space="preserve">    COALESCE(c.totalCopies, 0) AS totalCopies,</w:t>
-            </w:r>
-            <w:r>
-              <w:br/>
-            </w:r>
-            <w:r>
-              <w:rPr>
-                <w:rFonts w:ascii="Liberation Mono" w:eastAsia="Liberation Mono" w:hAnsi="Liberation Mono"/>
-                <w:color w:val="252525"/>
-                <w:sz w:val="14"/>
-              </w:rPr>
-              <w:t xml:space="preserve">    COALESCE(c.lostCopies, 0) AS lostCopies,</w:t>
-            </w:r>
-            <w:r>
-              <w:br/>
-            </w:r>
-            <w:r>
-              <w:rPr>
-                <w:rFonts w:ascii="Liberation Mono" w:eastAsia="Liberation Mono" w:hAnsi="Liberation Mono"/>
-                <w:color w:val="252525"/>
-                <w:sz w:val="14"/>
-              </w:rPr>
-              <w:t xml:space="preserve">    COALESCE(l.totalLoanTransactions, 0) AS totalLoanTransactions</w:t>
-            </w:r>
-            <w:r>
-              <w:br/>
-            </w:r>
-            <w:r>
-              <w:rPr>
-                <w:rFonts w:ascii="Liberation Mono" w:eastAsia="Liberation Mono" w:hAnsi="Liberation Mono"/>
-                <w:color w:val="252525"/>
-                <w:sz w:val="14"/>
-              </w:rPr>
-              <w:t>FROM Book AS b</w:t>
-            </w:r>
-            <w:r>
-              <w:br/>
-            </w:r>
-            <w:r>
-              <w:rPr>
-                <w:rFonts w:ascii="Liberation Mono" w:eastAsia="Liberation Mono" w:hAnsi="Liberation Mono"/>
-                <w:color w:val="252525"/>
-                <w:sz w:val="14"/>
-              </w:rPr>
-              <w:t>JOIN MembershipTier AS mt</w:t>
-            </w:r>
-            <w:r>
-              <w:br/>
-            </w:r>
-            <w:r>
-              <w:rPr>
-                <w:rFonts w:ascii="Liberation Mono" w:eastAsia="Liberation Mono" w:hAnsi="Liberation Mono"/>
-                <w:color w:val="252525"/>
-                <w:sz w:val="14"/>
-              </w:rPr>
-              <w:t xml:space="preserve">  ON mt.TierID = b.MinTierID</w:t>
-            </w:r>
-            <w:r>
-              <w:br/>
-            </w:r>
-            <w:r>
-              <w:rPr>
-                <w:rFonts w:ascii="Liberation Mono" w:eastAsia="Liberation Mono" w:hAnsi="Liberation Mono"/>
-                <w:color w:val="252525"/>
-                <w:sz w:val="14"/>
-              </w:rPr>
-              <w:t>LEFT JOIN (</w:t>
-            </w:r>
-            <w:r>
-              <w:br/>
-            </w:r>
-            <w:r>
-              <w:rPr>
-                <w:rFonts w:ascii="Liberation Mono" w:eastAsia="Liberation Mono" w:hAnsi="Liberation Mono"/>
-                <w:color w:val="252525"/>
-                <w:sz w:val="14"/>
-              </w:rPr>
-              <w:t xml:space="preserve">    SELECT</w:t>
-            </w:r>
-            <w:r>
-              <w:br/>
-            </w:r>
-            <w:r>
-              <w:rPr>
-                <w:rFonts w:ascii="Liberation Mono" w:eastAsia="Liberation Mono" w:hAnsi="Liberation Mono"/>
-                <w:color w:val="252525"/>
-                <w:sz w:val="14"/>
-              </w:rPr>
-              <w:t xml:space="preserve">        BookID,</w:t>
-            </w:r>
-            <w:r>
-              <w:br/>
-            </w:r>
-            <w:r>
-              <w:rPr>
-                <w:rFonts w:ascii="Liberation Mono" w:eastAsia="Liberation Mono" w:hAnsi="Liberation Mono"/>
-                <w:color w:val="252525"/>
-                <w:sz w:val="14"/>
-              </w:rPr>
-              <w:t xml:space="preserve">        COUNT(*) AS totalCopies,</w:t>
-            </w:r>
-            <w:r>
-              <w:br/>
-            </w:r>
-            <w:r>
-              <w:rPr>
-                <w:rFonts w:ascii="Liberation Mono" w:eastAsia="Liberation Mono" w:hAnsi="Liberation Mono"/>
-                <w:color w:val="252525"/>
-                <w:sz w:val="14"/>
-              </w:rPr>
-              <w:t xml:space="preserve">        SUM(CASE WHEN Status = 'Lost' THEN 1 ELSE 0 END) AS lostCopies</w:t>
-            </w:r>
-            <w:r>
-              <w:br/>
-            </w:r>
-            <w:r>
-              <w:rPr>
-                <w:rFonts w:ascii="Liberation Mono" w:eastAsia="Liberation Mono" w:hAnsi="Liberation Mono"/>
-                <w:color w:val="252525"/>
-                <w:sz w:val="14"/>
-              </w:rPr>
-              <w:t xml:space="preserve">    FROM BookCopy</w:t>
-            </w:r>
-            <w:r>
-              <w:br/>
-            </w:r>
-            <w:r>
-              <w:rPr>
-                <w:rFonts w:ascii="Liberation Mono" w:eastAsia="Liberation Mono" w:hAnsi="Liberation Mono"/>
-                <w:color w:val="252525"/>
-                <w:sz w:val="14"/>
-              </w:rPr>
-              <w:t xml:space="preserve">    GROUP BY BookID</w:t>
-            </w:r>
-            <w:r>
-              <w:br/>
-            </w:r>
-            <w:r>
-              <w:rPr>
-                <w:rFonts w:ascii="Liberation Mono" w:eastAsia="Liberation Mono" w:hAnsi="Liberation Mono"/>
-                <w:color w:val="252525"/>
-                <w:sz w:val="14"/>
-              </w:rPr>
-              <w:t>) AS c</w:t>
-            </w:r>
-            <w:r>
-              <w:br/>
-            </w:r>
-            <w:r>
-              <w:rPr>
-                <w:rFonts w:ascii="Liberation Mono" w:eastAsia="Liberation Mono" w:hAnsi="Liberation Mono"/>
-                <w:color w:val="252525"/>
-                <w:sz w:val="14"/>
-              </w:rPr>
-              <w:t xml:space="preserve">  ON c.BookID = b.BookID</w:t>
-            </w:r>
-            <w:r>
-              <w:br/>
-            </w:r>
-            <w:r>
-              <w:rPr>
-                <w:rFonts w:ascii="Liberation Mono" w:eastAsia="Liberation Mono" w:hAnsi="Liberation Mono"/>
-                <w:color w:val="252525"/>
-                <w:sz w:val="14"/>
-              </w:rPr>
-              <w:t>LEFT JOIN (</w:t>
-            </w:r>
-            <w:r>
-              <w:br/>
-            </w:r>
-            <w:r>
-              <w:rPr>
-                <w:rFonts w:ascii="Liberation Mono" w:eastAsia="Liberation Mono" w:hAnsi="Liberation Mono"/>
-                <w:color w:val="252525"/>
-                <w:sz w:val="14"/>
-              </w:rPr>
-              <w:t xml:space="preserve">    SELECT</w:t>
-            </w:r>
-            <w:r>
-              <w:br/>
-            </w:r>
-            <w:r>
-              <w:rPr>
-                <w:rFonts w:ascii="Liberation Mono" w:eastAsia="Liberation Mono" w:hAnsi="Liberation Mono"/>
-                <w:color w:val="252525"/>
-                <w:sz w:val="14"/>
-              </w:rPr>
-              <w:t xml:space="preserve">        BookID,</w:t>
-            </w:r>
-            <w:r>
-              <w:br/>
-            </w:r>
-            <w:r>
-              <w:rPr>
-                <w:rFonts w:ascii="Liberation Mono" w:eastAsia="Liberation Mono" w:hAnsi="Liberation Mono"/>
-                <w:color w:val="252525"/>
-                <w:sz w:val="14"/>
-              </w:rPr>
-              <w:t xml:space="preserve">        COUNT(*) AS totalLoanTransactions</w:t>
-            </w:r>
-            <w:r>
-              <w:br/>
-            </w:r>
-            <w:r>
-              <w:rPr>
-                <w:rFonts w:ascii="Liberation Mono" w:eastAsia="Liberation Mono" w:hAnsi="Liberation Mono"/>
-                <w:color w:val="252525"/>
-                <w:sz w:val="14"/>
-              </w:rPr>
-              <w:t xml:space="preserve">    FROM Loan</w:t>
-            </w:r>
-            <w:r>
-              <w:br/>
-            </w:r>
-            <w:r>
-              <w:rPr>
-                <w:rFonts w:ascii="Liberation Mono" w:eastAsia="Liberation Mono" w:hAnsi="Liberation Mono"/>
-                <w:color w:val="252525"/>
-                <w:sz w:val="14"/>
-              </w:rPr>
-              <w:t xml:space="preserve">    GROUP BY BookID</w:t>
-            </w:r>
-            <w:r>
-              <w:br/>
-            </w:r>
-            <w:r>
-              <w:rPr>
-                <w:rFonts w:ascii="Liberation Mono" w:eastAsia="Liberation Mono" w:hAnsi="Liberation Mono"/>
-                <w:color w:val="252525"/>
-                <w:sz w:val="14"/>
-              </w:rPr>
-              <w:t>) AS l</w:t>
-            </w:r>
-            <w:r>
-              <w:br/>
-            </w:r>
-            <w:r>
-              <w:rPr>
-                <w:rFonts w:ascii="Liberation Mono" w:eastAsia="Liberation Mono" w:hAnsi="Liberation Mono"/>
-                <w:color w:val="252525"/>
-                <w:sz w:val="14"/>
-              </w:rPr>
-              <w:t xml:space="preserve">  ON l.BookID = b.BookID</w:t>
-            </w:r>
-            <w:r>
-              <w:br/>
-            </w:r>
-            <w:r>
-              <w:rPr>
-                <w:rFonts w:ascii="Liberation Mono" w:eastAsia="Liberation Mono" w:hAnsi="Liberation Mono"/>
-                <w:color w:val="252525"/>
-                <w:sz w:val="14"/>
-              </w:rPr>
-              <w:t>ORDER BY b.BookID;</w:t>
-            </w:r>
-          </w:p>
-        </w:tc>
-      </w:tr>
-    </w:tbl>
-    <w:p>
-      <w:pPr>
-        <w:pStyle w:val="ListParagraph"/>
-      </w:pPr>
-    </w:p>
-    <w:p>
-      <w:pPr>
-        <w:pStyle w:val="ListParagraph"/>
-        <w:spacing w:after="80" w:line="240" w:lineRule="auto"/>
-      </w:pPr>
-      <w:r>
-        <w:rPr>
-          <w:rFonts w:ascii="Carlito" w:eastAsia="Carlito" w:hAnsi="Carlito"/>
-          <w:color w:val="252525"/>
-          <w:sz w:val="21"/>
-        </w:rPr>
-        <w:t>Count the documents after the Book collection has been loaded.</w:t>
-      </w:r>
-    </w:p>
-    <w:p>
-      <w:pPr>
-        <w:pStyle w:val="ListParagraph"/>
-      </w:pPr>
-    </w:p>
-    <w:tbl>
-      <w:tblPr>
-        <w:tblStyle w:val="TableGrid"/>
-        <w:tblW w:w="0" w:type="auto"/>
-        <w:jc w:val="center"/>
-        <w:tblBorders>
-          <w:top w:val="single" w:sz="6" w:space="0" w:color="7F7F7F"/>
-          <w:left w:val="single" w:sz="6" w:space="0" w:color="7F7F7F"/>
-          <w:bottom w:val="single" w:sz="6" w:space="0" w:color="7F7F7F"/>
-          <w:right w:val="single" w:sz="6" w:space="0" w:color="7F7F7F"/>
-          <w:insideH w:val="single" w:sz="6" w:space="0" w:color="7F7F7F"/>
-          <w:insideV w:val="single" w:sz="6" w:space="0" w:color="7F7F7F"/>
-        </w:tblBorders>
-        <w:tblLayout w:type="fixed"/>
-        <w:tblLook w:val="04A0" w:firstRow="1" w:lastRow="0" w:firstColumn="1" w:lastColumn="0" w:noHBand="0" w:noVBand="1"/>
-      </w:tblPr>
-      <w:tblGrid>
-        <w:gridCol w:w="2880"/>
-        <w:gridCol w:w="7056"/>
-      </w:tblGrid>
-      <w:tr>
-        <w:trPr>
-          <w:cantSplit/>
-          <w:tblHeader/>
-          <w:jc w:val="center"/>
-        </w:trPr>
-        <w:tc>
-          <w:tcPr>
-            <w:tcW w:w="2880" w:type="dxa"/>
-            <w:tcBorders>
-              <w:top w:val="single" w:sz="5" w:space="0" w:color="8D7B9B"/>
-              <w:left w:val="single" w:sz="5" w:space="0" w:color="8D7B9B"/>
-              <w:bottom w:val="single" w:sz="5" w:space="0" w:color="8D7B9B"/>
-              <w:right w:val="single" w:sz="5" w:space="0" w:color="8D7B9B"/>
-            </w:tcBorders>
-            <w:tcMar>
-              <w:top w:w="70" w:type="dxa"/>
-              <w:left w:w="90" w:type="dxa"/>
-              <w:bottom w:w="70" w:type="dxa"/>
-              <w:right w:w="90" w:type="dxa"/>
-            </w:tcMar>
-            <w:vAlign w:val="center"/>
-          </w:tcPr>
-          <w:p>
-            <w:pPr>
-              <w:spacing w:after="0" w:line="240" w:lineRule="auto"/>
-              <w:jc w:val="center"/>
-            </w:pPr>
-            <w:r>
-              <w:rPr>
-                <w:rFonts w:ascii="Carlito" w:eastAsia="Carlito" w:hAnsi="Carlito"/>
-                <w:b/>
-                <w:color w:val="1C1C1C"/>
-                <w:sz w:val="18"/>
-              </w:rPr>
-              <w:t>Collection</w:t>
-            </w:r>
-          </w:p>
-        </w:tc>
-        <w:tc>
-          <w:tcPr>
-            <w:tcW w:w="7056" w:type="dxa"/>
-            <w:tcBorders>
-              <w:top w:val="single" w:sz="5" w:space="0" w:color="8D7B9B"/>
-              <w:left w:val="single" w:sz="5" w:space="0" w:color="8D7B9B"/>
-              <w:bottom w:val="single" w:sz="5" w:space="0" w:color="8D7B9B"/>
-              <w:right w:val="single" w:sz="5" w:space="0" w:color="8D7B9B"/>
-            </w:tcBorders>
-            <w:tcMar>
-              <w:top w:w="70" w:type="dxa"/>
-              <w:left w:w="90" w:type="dxa"/>
-              <w:bottom w:w="70" w:type="dxa"/>
-              <w:right w:w="90" w:type="dxa"/>
-            </w:tcMar>
-            <w:vAlign w:val="center"/>
-          </w:tcPr>
-          <w:p>
-            <w:pPr>
-              <w:spacing w:after="0" w:line="240" w:lineRule="auto"/>
-              <w:jc w:val="center"/>
-            </w:pPr>
-            <w:r>
-              <w:rPr>
-                <w:rFonts w:ascii="Carlito" w:eastAsia="Carlito" w:hAnsi="Carlito"/>
-                <w:b/>
-                <w:color w:val="1C1C1C"/>
-                <w:sz w:val="18"/>
-              </w:rPr>
-              <w:t>Number of Documents</w:t>
-            </w:r>
-          </w:p>
-        </w:tc>
-      </w:tr>
-      <w:tr>
-        <w:trPr>
-          <w:cantSplit/>
-          <w:jc w:val="center"/>
-        </w:trPr>
-        <w:tc>
-          <w:tcPr>
-            <w:tcW w:w="2880" w:type="dxa"/>
-            <w:tcBorders>
-              <w:top w:val="single" w:sz="5" w:space="0" w:color="8D7B9B"/>
-              <w:left w:val="single" w:sz="5" w:space="0" w:color="8D7B9B"/>
-              <w:bottom w:val="single" w:sz="5" w:space="0" w:color="8D7B9B"/>
-              <w:right w:val="single" w:sz="5" w:space="0" w:color="8D7B9B"/>
-            </w:tcBorders>
-            <w:tcMar>
-              <w:top w:w="70" w:type="dxa"/>
-              <w:left w:w="90" w:type="dxa"/>
-              <w:bottom w:w="70" w:type="dxa"/>
-              <w:right w:w="90" w:type="dxa"/>
-            </w:tcMar>
-            <w:vAlign w:val="center"/>
-          </w:tcPr>
-          <w:p>
-            <w:pPr>
-              <w:spacing w:after="0" w:line="240" w:lineRule="auto"/>
-            </w:pPr>
-            <w:r>
-              <w:rPr>
-                <w:rFonts w:ascii="Carlito" w:eastAsia="Carlito" w:hAnsi="Carlito"/>
-                <w:color w:val="252525"/>
-                <w:sz w:val="18"/>
-              </w:rPr>
-              <w:t>Book</w:t>
-            </w:r>
-          </w:p>
-        </w:tc>
-        <w:tc>
-          <w:tcPr>
-            <w:tcW w:w="7056" w:type="dxa"/>
-            <w:tcBorders>
-              <w:top w:val="single" w:sz="5" w:space="0" w:color="8D7B9B"/>
-              <w:left w:val="single" w:sz="5" w:space="0" w:color="8D7B9B"/>
-              <w:bottom w:val="single" w:sz="5" w:space="0" w:color="8D7B9B"/>
-              <w:right w:val="single" w:sz="5" w:space="0" w:color="8D7B9B"/>
-            </w:tcBorders>
-            <w:tcMar>
-              <w:top w:w="70" w:type="dxa"/>
-              <w:left w:w="90" w:type="dxa"/>
-              <w:bottom w:w="70" w:type="dxa"/>
-              <w:right w:w="90" w:type="dxa"/>
-            </w:tcMar>
-            <w:vAlign w:val="center"/>
-          </w:tcPr>
-          <w:p>
-            <w:pPr>
-              <w:spacing w:after="0" w:line="240" w:lineRule="auto"/>
-              <w:jc w:val="center"/>
-            </w:pPr>
-            <w:r>
-              <w:rPr>
-                <w:rFonts w:ascii="Carlito" w:eastAsia="Carlito" w:hAnsi="Carlito"/>
-                <w:b/>
-                <w:color w:val="5D8F2B"/>
-                <w:sz w:val="19"/>
-              </w:rPr>
-              <w:t>500</w:t>
-            </w:r>
-          </w:p>
-        </w:tc>
-      </w:tr>
-    </w:tbl>
-    <w:p>
-      <w:pPr>
-        <w:pStyle w:val="ListParagraph"/>
-      </w:pPr>
-    </w:p>
-    <w:p>
-      <w:pPr>
-        <w:pageBreakBefore/>
-        <w:spacing w:after="80" w:line="240" w:lineRule="auto"/>
-        <w:ind w:left="720"/>
-      </w:pPr>
-      <w:r>
-        <w:rPr>
-          <w:rFonts w:ascii="Carlito" w:eastAsia="Carlito" w:hAnsi="Carlito"/>
-          <w:color w:val="252525"/>
-          <w:sz w:val="21"/>
-        </w:rPr>
-        <w:lastRenderedPageBreak/>
-        <w:t>ii) Paste the MongoDB commands and results for the two questions below.</w:t>
-      </w:r>
-    </w:p>
-    <w:tbl>
-      <w:tblPr>
-        <w:tblStyle w:val="TableGrid"/>
-        <w:tblW w:w="0" w:type="auto"/>
-        <w:jc w:val="center"/>
-        <w:tblBorders>
-          <w:top w:val="single" w:sz="6" w:space="0" w:color="7F7F7F"/>
-          <w:left w:val="single" w:sz="6" w:space="0" w:color="7F7F7F"/>
-          <w:bottom w:val="single" w:sz="6" w:space="0" w:color="7F7F7F"/>
-          <w:right w:val="single" w:sz="6" w:space="0" w:color="7F7F7F"/>
-          <w:insideH w:val="single" w:sz="6" w:space="0" w:color="7F7F7F"/>
-          <w:insideV w:val="single" w:sz="6" w:space="0" w:color="7F7F7F"/>
-        </w:tblBorders>
-        <w:tblLayout w:type="fixed"/>
-        <w:tblLook w:val="04A0" w:firstRow="1" w:lastRow="0" w:firstColumn="1" w:lastColumn="0" w:noHBand="0" w:noVBand="1"/>
-      </w:tblPr>
-      <w:tblGrid>
-        <w:gridCol w:w="691"/>
-        <w:gridCol w:w="4608"/>
-        <w:gridCol w:w="4636"/>
-      </w:tblGrid>
-      <w:tr>
-        <w:trPr>
-          <w:cantSplit/>
-          <w:tblHeader/>
-          <w:jc w:val="center"/>
-        </w:trPr>
-        <w:tc>
-          <w:tcPr>
-            <w:tcW w:w="691" w:type="dxa"/>
-            <w:tcBorders>
-              <w:top w:val="single" w:sz="5" w:space="0" w:color="8D7B9B"/>
-              <w:left w:val="single" w:sz="5" w:space="0" w:color="8D7B9B"/>
-              <w:bottom w:val="single" w:sz="5" w:space="0" w:color="8D7B9B"/>
-              <w:right w:val="single" w:sz="5" w:space="0" w:color="8D7B9B"/>
-            </w:tcBorders>
-            <w:tcMar>
-              <w:top w:w="70" w:type="dxa"/>
-              <w:left w:w="90" w:type="dxa"/>
-              <w:bottom w:w="70" w:type="dxa"/>
-              <w:right w:w="90" w:type="dxa"/>
-            </w:tcMar>
-            <w:vAlign w:val="center"/>
-          </w:tcPr>
-          <w:p>
-            <w:pPr>
-              <w:spacing w:after="0" w:line="240" w:lineRule="auto"/>
-              <w:jc w:val="center"/>
-            </w:pPr>
-            <w:r>
-              <w:rPr>
-                <w:rFonts w:ascii="Carlito" w:eastAsia="Carlito" w:hAnsi="Carlito"/>
-                <w:b/>
-                <w:color w:val="1C1C1C"/>
-                <w:sz w:val="17"/>
-              </w:rPr>
-              <w:t>Question</w:t>
-            </w:r>
-          </w:p>
-        </w:tc>
-        <w:tc>
-          <w:tcPr>
-            <w:tcW w:w="4608" w:type="dxa"/>
-            <w:tcBorders>
-              <w:top w:val="single" w:sz="5" w:space="0" w:color="8D7B9B"/>
-              <w:left w:val="single" w:sz="5" w:space="0" w:color="8D7B9B"/>
-              <w:bottom w:val="single" w:sz="5" w:space="0" w:color="8D7B9B"/>
-              <w:right w:val="single" w:sz="5" w:space="0" w:color="8D7B9B"/>
-            </w:tcBorders>
-            <w:tcMar>
-              <w:top w:w="70" w:type="dxa"/>
-              <w:left w:w="90" w:type="dxa"/>
-              <w:bottom w:w="70" w:type="dxa"/>
-              <w:right w:w="90" w:type="dxa"/>
-            </w:tcMar>
-            <w:vAlign w:val="center"/>
-          </w:tcPr>
-          <w:p>
-            <w:pPr>
-              <w:spacing w:after="0" w:line="240" w:lineRule="auto"/>
-              <w:jc w:val="center"/>
-            </w:pPr>
-            <w:r>
-              <w:rPr>
-                <w:rFonts w:ascii="Carlito" w:eastAsia="Carlito" w:hAnsi="Carlito"/>
-                <w:b/>
-                <w:color w:val="1C1C1C"/>
-                <w:sz w:val="17"/>
-              </w:rPr>
-              <w:t>Mongo Command</w:t>
-            </w:r>
-          </w:p>
-        </w:tc>
-        <w:tc>
-          <w:tcPr>
-            <w:tcW w:w="4636" w:type="dxa"/>
-            <w:tcBorders>
-              <w:top w:val="single" w:sz="5" w:space="0" w:color="8D7B9B"/>
-              <w:left w:val="single" w:sz="5" w:space="0" w:color="8D7B9B"/>
-              <w:bottom w:val="single" w:sz="5" w:space="0" w:color="8D7B9B"/>
-              <w:right w:val="single" w:sz="5" w:space="0" w:color="8D7B9B"/>
-            </w:tcBorders>
-            <w:tcMar>
-              <w:top w:w="70" w:type="dxa"/>
-              <w:left w:w="90" w:type="dxa"/>
-              <w:bottom w:w="70" w:type="dxa"/>
-              <w:right w:w="90" w:type="dxa"/>
-            </w:tcMar>
-            <w:vAlign w:val="center"/>
-          </w:tcPr>
-          <w:p>
-            <w:pPr>
-              <w:spacing w:after="0" w:line="240" w:lineRule="auto"/>
-              <w:jc w:val="center"/>
-            </w:pPr>
-            <w:r>
-              <w:rPr>
-                <w:rFonts w:ascii="Carlito" w:eastAsia="Carlito" w:hAnsi="Carlito"/>
-                <w:b/>
-                <w:color w:val="1C1C1C"/>
-                <w:sz w:val="17"/>
-              </w:rPr>
-              <w:t>Result</w:t>
-            </w:r>
-          </w:p>
-        </w:tc>
-      </w:tr>
-      <w:tr>
-        <w:trPr>
-          <w:cantSplit/>
-          <w:jc w:val="center"/>
-        </w:trPr>
-        <w:tc>
-          <w:tcPr>
-            <w:tcW w:w="691" w:type="dxa"/>
-            <w:tcBorders>
-              <w:top w:val="single" w:sz="5" w:space="0" w:color="8D7B9B"/>
-              <w:left w:val="single" w:sz="5" w:space="0" w:color="8D7B9B"/>
-              <w:bottom w:val="single" w:sz="5" w:space="0" w:color="8D7B9B"/>
-              <w:right w:val="single" w:sz="5" w:space="0" w:color="8D7B9B"/>
-            </w:tcBorders>
-            <w:tcMar>
-              <w:top w:w="70" w:type="dxa"/>
-              <w:left w:w="90" w:type="dxa"/>
-              <w:bottom w:w="70" w:type="dxa"/>
-              <w:right w:w="90" w:type="dxa"/>
-            </w:tcMar>
-            <w:vAlign w:val="center"/>
-          </w:tcPr>
-          <w:p>
-            <w:pPr>
-              <w:spacing w:after="0" w:line="240" w:lineRule="auto"/>
-              <w:jc w:val="center"/>
-            </w:pPr>
-            <w:r>
-              <w:rPr>
-                <w:rFonts w:ascii="Carlito" w:eastAsia="Carlito" w:hAnsi="Carlito"/>
-                <w:b/>
-                <w:color w:val="252525"/>
-                <w:sz w:val="17"/>
-              </w:rPr>
-              <w:t>1</w:t>
-            </w:r>
-          </w:p>
-        </w:tc>
-        <w:tc>
-          <w:tcPr>
-            <w:tcW w:w="4608" w:type="dxa"/>
-            <w:tcBorders>
-              <w:top w:val="single" w:sz="5" w:space="0" w:color="8D7B9B"/>
-              <w:left w:val="single" w:sz="5" w:space="0" w:color="8D7B9B"/>
-              <w:bottom w:val="single" w:sz="5" w:space="0" w:color="8D7B9B"/>
-              <w:right w:val="single" w:sz="5" w:space="0" w:color="8D7B9B"/>
-            </w:tcBorders>
-            <w:tcMar>
-              <w:top w:w="70" w:type="dxa"/>
-              <w:left w:w="90" w:type="dxa"/>
-              <w:bottom w:w="70" w:type="dxa"/>
-              <w:right w:w="90" w:type="dxa"/>
-            </w:tcMar>
-            <w:vAlign w:val="center"/>
-          </w:tcPr>
-          <w:p>
-            <w:pPr>
-              <w:spacing w:after="0" w:line="216" w:lineRule="auto"/>
-            </w:pPr>
-            <w:r>
-              <w:rPr>
-                <w:rFonts w:ascii="Liberation Mono" w:eastAsia="Liberation Mono" w:hAnsi="Liberation Mono"/>
-                <w:color w:val="252525"/>
-                <w:sz w:val="14"/>
-              </w:rPr>
-              <w:t>db.Book.find(</w:t>
-            </w:r>
-            <w:r>
-              <w:br/>
-            </w:r>
-            <w:r>
-              <w:rPr>
-                <w:rFonts w:ascii="Liberation Mono" w:eastAsia="Liberation Mono" w:hAnsi="Liberation Mono"/>
-                <w:color w:val="252525"/>
-                <w:sz w:val="14"/>
-              </w:rPr>
-              <w:t xml:space="preserve">  { totalLoanTransactions: { $gt: 400 } },</w:t>
-            </w:r>
-            <w:r>
-              <w:br/>
-            </w:r>
-            <w:r>
-              <w:rPr>
-                <w:rFonts w:ascii="Liberation Mono" w:eastAsia="Liberation Mono" w:hAnsi="Liberation Mono"/>
-                <w:color w:val="252525"/>
-                <w:sz w:val="14"/>
-              </w:rPr>
-              <w:t xml:space="preserve">  {</w:t>
-            </w:r>
-            <w:r>
-              <w:br/>
-            </w:r>
-            <w:r>
-              <w:rPr>
-                <w:rFonts w:ascii="Liberation Mono" w:eastAsia="Liberation Mono" w:hAnsi="Liberation Mono"/>
-                <w:color w:val="252525"/>
-                <w:sz w:val="14"/>
-              </w:rPr>
-              <w:t xml:space="preserve">    _id: 0,</w:t>
-            </w:r>
-            <w:r>
-              <w:br/>
-            </w:r>
-            <w:r>
-              <w:rPr>
-                <w:rFonts w:ascii="Liberation Mono" w:eastAsia="Liberation Mono" w:hAnsi="Liberation Mono"/>
-                <w:color w:val="252525"/>
-                <w:sz w:val="14"/>
-              </w:rPr>
-              <w:t xml:space="preserve">    title: 1,</w:t>
-            </w:r>
-            <w:r>
-              <w:br/>
-            </w:r>
-            <w:r>
-              <w:rPr>
-                <w:rFonts w:ascii="Liberation Mono" w:eastAsia="Liberation Mono" w:hAnsi="Liberation Mono"/>
-                <w:color w:val="252525"/>
-                <w:sz w:val="14"/>
-              </w:rPr>
-              <w:t xml:space="preserve">    genre: 1,</w:t>
-            </w:r>
-            <w:r>
-              <w:br/>
-            </w:r>
-            <w:r>
-              <w:rPr>
-                <w:rFonts w:ascii="Liberation Mono" w:eastAsia="Liberation Mono" w:hAnsi="Liberation Mono"/>
-                <w:color w:val="252525"/>
-                <w:sz w:val="14"/>
-              </w:rPr>
-              <w:t xml:space="preserve">    totalLoanTransactions: 1</w:t>
-            </w:r>
-            <w:r>
-              <w:br/>
-            </w:r>
-            <w:r>
-              <w:rPr>
-                <w:rFonts w:ascii="Liberation Mono" w:eastAsia="Liberation Mono" w:hAnsi="Liberation Mono"/>
-                <w:color w:val="252525"/>
-                <w:sz w:val="14"/>
-              </w:rPr>
-              <w:t xml:space="preserve">  }</w:t>
-            </w:r>
-            <w:r>
-              <w:br/>
-            </w:r>
-            <w:r>
-              <w:rPr>
-                <w:rFonts w:ascii="Liberation Mono" w:eastAsia="Liberation Mono" w:hAnsi="Liberation Mono"/>
-                <w:color w:val="252525"/>
-                <w:sz w:val="14"/>
-              </w:rPr>
-              <w:t>).sort({</w:t>
-            </w:r>
-            <w:r>
-              <w:br/>
-            </w:r>
-            <w:r>
-              <w:rPr>
-                <w:rFonts w:ascii="Liberation Mono" w:eastAsia="Liberation Mono" w:hAnsi="Liberation Mono"/>
-                <w:color w:val="252525"/>
-                <w:sz w:val="14"/>
-              </w:rPr>
-              <w:t xml:space="preserve">  totalLoanTransactions: -1,</w:t>
-            </w:r>
-            <w:r>
-              <w:br/>
-            </w:r>
-            <w:r>
-              <w:rPr>
-                <w:rFonts w:ascii="Liberation Mono" w:eastAsia="Liberation Mono" w:hAnsi="Liberation Mono"/>
-                <w:color w:val="252525"/>
-                <w:sz w:val="14"/>
-              </w:rPr>
-              <w:t xml:space="preserve">  title: 1</w:t>
-            </w:r>
-            <w:r>
-              <w:br/>
-            </w:r>
-            <w:r>
-              <w:rPr>
-                <w:rFonts w:ascii="Liberation Mono" w:eastAsia="Liberation Mono" w:hAnsi="Liberation Mono"/>
-                <w:color w:val="252525"/>
-                <w:sz w:val="14"/>
-              </w:rPr>
-              <w:t>}).toArray()</w:t>
-            </w:r>
-          </w:p>
-        </w:tc>
-        <w:tc>
-          <w:tcPr>
-            <w:tcW w:w="4636" w:type="dxa"/>
-            <w:tcBorders>
-              <w:top w:val="single" w:sz="5" w:space="0" w:color="8D7B9B"/>
-              <w:left w:val="single" w:sz="5" w:space="0" w:color="8D7B9B"/>
-              <w:bottom w:val="single" w:sz="5" w:space="0" w:color="8D7B9B"/>
-              <w:right w:val="single" w:sz="5" w:space="0" w:color="8D7B9B"/>
-            </w:tcBorders>
-            <w:tcMar>
-              <w:top w:w="70" w:type="dxa"/>
-              <w:left w:w="90" w:type="dxa"/>
-              <w:bottom w:w="70" w:type="dxa"/>
-              <w:right w:w="90" w:type="dxa"/>
-            </w:tcMar>
-            <w:vAlign w:val="center"/>
-          </w:tcPr>
-          <w:p>
-            <w:pPr>
-              <w:spacing w:after="0" w:line="230" w:lineRule="auto"/>
-            </w:pPr>
-            <w:r>
-              <w:rPr>
-                <w:rFonts w:ascii="Carlito" w:eastAsia="Carlito" w:hAnsi="Carlito"/>
-                <w:color w:val="000000" w:themeColor="text1"/>
-              </w:rPr>
-              <w:t>None</w:t>
-            </w:r>
-          </w:p>
-        </w:tc>
-      </w:tr>
-      <w:tr>
-        <w:trPr>
-          <w:cantSplit/>
-          <w:jc w:val="center"/>
-        </w:trPr>
-        <w:tc>
-          <w:tcPr>
-            <w:tcW w:w="691" w:type="dxa"/>
-            <w:tcBorders>
-              <w:top w:val="single" w:sz="5" w:space="0" w:color="8D7B9B"/>
-              <w:left w:val="single" w:sz="5" w:space="0" w:color="8D7B9B"/>
-              <w:bottom w:val="single" w:sz="5" w:space="0" w:color="8D7B9B"/>
-              <w:right w:val="single" w:sz="5" w:space="0" w:color="8D7B9B"/>
-            </w:tcBorders>
-            <w:tcMar>
-              <w:top w:w="70" w:type="dxa"/>
-              <w:left w:w="90" w:type="dxa"/>
-              <w:bottom w:w="70" w:type="dxa"/>
-              <w:right w:w="90" w:type="dxa"/>
-            </w:tcMar>
-            <w:vAlign w:val="center"/>
-          </w:tcPr>
-          <w:p>
-            <w:pPr>
-              <w:spacing w:after="0" w:line="240" w:lineRule="auto"/>
-              <w:jc w:val="center"/>
-            </w:pPr>
-            <w:r>
-              <w:rPr>
-                <w:rFonts w:ascii="Carlito" w:eastAsia="Carlito" w:hAnsi="Carlito"/>
-                <w:b/>
-                <w:color w:val="252525"/>
-                <w:sz w:val="17"/>
-              </w:rPr>
-              <w:t>2</w:t>
-            </w:r>
-          </w:p>
-        </w:tc>
-        <w:tc>
-          <w:tcPr>
-            <w:tcW w:w="4608" w:type="dxa"/>
-            <w:tcBorders>
-              <w:top w:val="single" w:sz="5" w:space="0" w:color="8D7B9B"/>
-              <w:left w:val="single" w:sz="5" w:space="0" w:color="8D7B9B"/>
-              <w:bottom w:val="single" w:sz="5" w:space="0" w:color="8D7B9B"/>
-              <w:right w:val="single" w:sz="5" w:space="0" w:color="8D7B9B"/>
-            </w:tcBorders>
-            <w:tcMar>
-              <w:top w:w="70" w:type="dxa"/>
-              <w:left w:w="90" w:type="dxa"/>
-              <w:bottom w:w="70" w:type="dxa"/>
-              <w:right w:w="90" w:type="dxa"/>
-            </w:tcMar>
-            <w:vAlign w:val="center"/>
-          </w:tcPr>
-          <w:p>
-            <w:pPr>
-              <w:spacing w:after="0" w:line="211" w:lineRule="auto"/>
-            </w:pPr>
-            <w:r>
-              <w:rPr>
-                <w:rFonts w:ascii="Liberation Mono" w:eastAsia="Liberation Mono" w:hAnsi="Liberation Mono"/>
-                <w:color w:val="252525"/>
-                <w:sz w:val="13"/>
-              </w:rPr>
-              <w:t>db.Book.aggregate([</w:t>
-            </w:r>
-            <w:r>
-              <w:br/>
-            </w:r>
-            <w:r>
-              <w:rPr>
-                <w:rFonts w:ascii="Liberation Mono" w:eastAsia="Liberation Mono" w:hAnsi="Liberation Mono"/>
-                <w:color w:val="252525"/>
-                <w:sz w:val="13"/>
-              </w:rPr>
-              <w:t xml:space="preserve">  {</w:t>
-            </w:r>
-            <w:r>
-              <w:br/>
-            </w:r>
-            <w:r>
-              <w:rPr>
-                <w:rFonts w:ascii="Liberation Mono" w:eastAsia="Liberation Mono" w:hAnsi="Liberation Mono"/>
-                <w:color w:val="252525"/>
-                <w:sz w:val="13"/>
-              </w:rPr>
-              <w:t xml:space="preserve">    $group: {</w:t>
-            </w:r>
-            <w:r>
-              <w:br/>
-            </w:r>
-            <w:r>
-              <w:rPr>
-                <w:rFonts w:ascii="Liberation Mono" w:eastAsia="Liberation Mono" w:hAnsi="Liberation Mono"/>
-                <w:color w:val="252525"/>
-                <w:sz w:val="13"/>
-              </w:rPr>
-              <w:t xml:space="preserve">      _id: "$genre",</w:t>
-            </w:r>
-            <w:r>
-              <w:br/>
-            </w:r>
-            <w:r>
-              <w:rPr>
-                <w:rFonts w:ascii="Liberation Mono" w:eastAsia="Liberation Mono" w:hAnsi="Liberation Mono"/>
-                <w:color w:val="252525"/>
-                <w:sz w:val="13"/>
-              </w:rPr>
-              <w:t xml:space="preserve">      numberOfBooks: { $sum: 1 },</w:t>
-            </w:r>
-            <w:r>
-              <w:br/>
-            </w:r>
-            <w:r>
-              <w:rPr>
-                <w:rFonts w:ascii="Liberation Mono" w:eastAsia="Liberation Mono" w:hAnsi="Liberation Mono"/>
-                <w:color w:val="252525"/>
-                <w:sz w:val="13"/>
-              </w:rPr>
-              <w:t xml:space="preserve">      averageLoansPerBook: {</w:t>
-            </w:r>
-            <w:r>
-              <w:br/>
-            </w:r>
-            <w:r>
-              <w:rPr>
-                <w:rFonts w:ascii="Liberation Mono" w:eastAsia="Liberation Mono" w:hAnsi="Liberation Mono"/>
-                <w:color w:val="252525"/>
-                <w:sz w:val="13"/>
-              </w:rPr>
-              <w:t xml:space="preserve">        $avg: "$totalLoanTransactions"</w:t>
-            </w:r>
-            <w:r>
-              <w:br/>
-            </w:r>
-            <w:r>
-              <w:rPr>
-                <w:rFonts w:ascii="Liberation Mono" w:eastAsia="Liberation Mono" w:hAnsi="Liberation Mono"/>
-                <w:color w:val="252525"/>
-                <w:sz w:val="13"/>
-              </w:rPr>
-              <w:t xml:space="preserve">      }</w:t>
-            </w:r>
-            <w:r>
-              <w:br/>
-            </w:r>
-            <w:r>
-              <w:rPr>
-                <w:rFonts w:ascii="Liberation Mono" w:eastAsia="Liberation Mono" w:hAnsi="Liberation Mono"/>
-                <w:color w:val="252525"/>
-                <w:sz w:val="13"/>
-              </w:rPr>
-              <w:t xml:space="preserve">    }</w:t>
-            </w:r>
-            <w:r>
-              <w:br/>
-            </w:r>
-            <w:r>
-              <w:rPr>
-                <w:rFonts w:ascii="Liberation Mono" w:eastAsia="Liberation Mono" w:hAnsi="Liberation Mono"/>
-                <w:color w:val="252525"/>
-                <w:sz w:val="13"/>
-              </w:rPr>
-              <w:t xml:space="preserve">  },</w:t>
-            </w:r>
-            <w:r>
-              <w:br/>
-            </w:r>
-            <w:r>
-              <w:rPr>
-                <w:rFonts w:ascii="Liberation Mono" w:eastAsia="Liberation Mono" w:hAnsi="Liberation Mono"/>
-                <w:color w:val="252525"/>
-                <w:sz w:val="13"/>
-              </w:rPr>
-              <w:t xml:space="preserve">  {</w:t>
-            </w:r>
-            <w:r>
-              <w:br/>
-            </w:r>
-            <w:r>
-              <w:rPr>
-                <w:rFonts w:ascii="Liberation Mono" w:eastAsia="Liberation Mono" w:hAnsi="Liberation Mono"/>
-                <w:color w:val="252525"/>
-                <w:sz w:val="13"/>
-              </w:rPr>
-              <w:t xml:space="preserve">    $match: {</w:t>
-            </w:r>
-            <w:r>
-              <w:br/>
-            </w:r>
-            <w:r>
-              <w:rPr>
-                <w:rFonts w:ascii="Liberation Mono" w:eastAsia="Liberation Mono" w:hAnsi="Liberation Mono"/>
-                <w:color w:val="252525"/>
-                <w:sz w:val="13"/>
-              </w:rPr>
-              <w:t xml:space="preserve">      numberOfBooks: { $gt: 50 },</w:t>
-            </w:r>
-            <w:r>
-              <w:br/>
-            </w:r>
-            <w:r>
-              <w:rPr>
-                <w:rFonts w:ascii="Liberation Mono" w:eastAsia="Liberation Mono" w:hAnsi="Liberation Mono"/>
-                <w:color w:val="252525"/>
-                <w:sz w:val="13"/>
-              </w:rPr>
-              <w:t xml:space="preserve">      averageLoansPerBook: { $gt: 70 }</w:t>
-            </w:r>
-            <w:r>
-              <w:br/>
-            </w:r>
-            <w:r>
-              <w:rPr>
-                <w:rFonts w:ascii="Liberation Mono" w:eastAsia="Liberation Mono" w:hAnsi="Liberation Mono"/>
-                <w:color w:val="252525"/>
-                <w:sz w:val="13"/>
-              </w:rPr>
-              <w:t xml:space="preserve">    }</w:t>
-            </w:r>
-            <w:r>
-              <w:br/>
-            </w:r>
-            <w:r>
-              <w:rPr>
-                <w:rFonts w:ascii="Liberation Mono" w:eastAsia="Liberation Mono" w:hAnsi="Liberation Mono"/>
-                <w:color w:val="252525"/>
-                <w:sz w:val="13"/>
-              </w:rPr>
-              <w:t xml:space="preserve">  },</w:t>
-            </w:r>
-            <w:r>
-              <w:br/>
-            </w:r>
-            <w:r>
-              <w:rPr>
-                <w:rFonts w:ascii="Liberation Mono" w:eastAsia="Liberation Mono" w:hAnsi="Liberation Mono"/>
-                <w:color w:val="252525"/>
-                <w:sz w:val="13"/>
-              </w:rPr>
-              <w:t xml:space="preserve">  {</w:t>
-            </w:r>
-            <w:r>
-              <w:br/>
-            </w:r>
-            <w:r>
-              <w:rPr>
-                <w:rFonts w:ascii="Liberation Mono" w:eastAsia="Liberation Mono" w:hAnsi="Liberation Mono"/>
-                <w:color w:val="252525"/>
-                <w:sz w:val="13"/>
-              </w:rPr>
-              <w:t xml:space="preserve">    $project: {</w:t>
-            </w:r>
-            <w:r>
-              <w:br/>
-            </w:r>
-            <w:r>
-              <w:rPr>
-                <w:rFonts w:ascii="Liberation Mono" w:eastAsia="Liberation Mono" w:hAnsi="Liberation Mono"/>
-                <w:color w:val="252525"/>
-                <w:sz w:val="13"/>
-              </w:rPr>
-              <w:t xml:space="preserve">      _id: 0,</w:t>
-            </w:r>
-            <w:r>
-              <w:br/>
-            </w:r>
-            <w:r>
-              <w:rPr>
-                <w:rFonts w:ascii="Liberation Mono" w:eastAsia="Liberation Mono" w:hAnsi="Liberation Mono"/>
-                <w:color w:val="252525"/>
-                <w:sz w:val="13"/>
-              </w:rPr>
-              <w:t xml:space="preserve">      genre: "$_id",</w:t>
-            </w:r>
-            <w:r>
-              <w:br/>
-            </w:r>
-            <w:r>
-              <w:rPr>
-                <w:rFonts w:ascii="Liberation Mono" w:eastAsia="Liberation Mono" w:hAnsi="Liberation Mono"/>
-                <w:color w:val="252525"/>
-                <w:sz w:val="13"/>
-              </w:rPr>
-              <w:t xml:space="preserve">      numberOfBooks: 1,</w:t>
-            </w:r>
-            <w:r>
-              <w:br/>
-            </w:r>
-            <w:r>
-              <w:rPr>
-                <w:rFonts w:ascii="Liberation Mono" w:eastAsia="Liberation Mono" w:hAnsi="Liberation Mono"/>
-                <w:color w:val="252525"/>
-                <w:sz w:val="13"/>
-              </w:rPr>
-              <w:t xml:space="preserve">      averageLoansPerBook: {</w:t>
-            </w:r>
-            <w:r>
-              <w:br/>
-            </w:r>
-            <w:r>
-              <w:rPr>
-                <w:rFonts w:ascii="Liberation Mono" w:eastAsia="Liberation Mono" w:hAnsi="Liberation Mono"/>
-                <w:color w:val="252525"/>
-                <w:sz w:val="13"/>
-              </w:rPr>
-              <w:t xml:space="preserve">        $round: ["$averageLoansPerBook", 2]</w:t>
-            </w:r>
-            <w:r>
-              <w:br/>
-            </w:r>
-            <w:r>
-              <w:rPr>
-                <w:rFonts w:ascii="Liberation Mono" w:eastAsia="Liberation Mono" w:hAnsi="Liberation Mono"/>
-                <w:color w:val="252525"/>
-                <w:sz w:val="13"/>
-              </w:rPr>
-              <w:t xml:space="preserve">      }</w:t>
-            </w:r>
-            <w:r>
-              <w:br/>
-            </w:r>
-            <w:r>
-              <w:rPr>
-                <w:rFonts w:ascii="Liberation Mono" w:eastAsia="Liberation Mono" w:hAnsi="Liberation Mono"/>
-                <w:color w:val="252525"/>
-                <w:sz w:val="13"/>
-              </w:rPr>
-              <w:t xml:space="preserve">    }</w:t>
-            </w:r>
-            <w:r>
-              <w:br/>
-            </w:r>
-            <w:r>
-              <w:rPr>
-                <w:rFonts w:ascii="Liberation Mono" w:eastAsia="Liberation Mono" w:hAnsi="Liberation Mono"/>
-                <w:color w:val="252525"/>
-                <w:sz w:val="13"/>
-              </w:rPr>
-              <w:t xml:space="preserve">  },</w:t>
-            </w:r>
-            <w:r>
-              <w:br/>
-            </w:r>
-            <w:r>
-              <w:rPr>
-                <w:rFonts w:ascii="Liberation Mono" w:eastAsia="Liberation Mono" w:hAnsi="Liberation Mono"/>
-                <w:color w:val="252525"/>
-                <w:sz w:val="13"/>
-              </w:rPr>
-              <w:t xml:space="preserve">  { $sort: { averageLoansPerBook: -1, genre: 1 } }</w:t>
-            </w:r>
-            <w:r>
-              <w:br/>
-            </w:r>
-            <w:r>
-              <w:rPr>
-                <w:rFonts w:ascii="Liberation Mono" w:eastAsia="Liberation Mono" w:hAnsi="Liberation Mono"/>
-                <w:color w:val="252525"/>
-                <w:sz w:val="13"/>
-              </w:rPr>
-              <w:t>]).toArray()</w:t>
-            </w:r>
-          </w:p>
-        </w:tc>
-        <w:tc>
-          <w:tcPr>
-            <w:tcW w:w="4636" w:type="dxa"/>
-            <w:tcBorders>
-              <w:top w:val="single" w:sz="5" w:space="0" w:color="8D7B9B"/>
-              <w:left w:val="single" w:sz="5" w:space="0" w:color="8D7B9B"/>
-              <w:bottom w:val="single" w:sz="5" w:space="0" w:color="8D7B9B"/>
-              <w:right w:val="single" w:sz="5" w:space="0" w:color="8D7B9B"/>
-            </w:tcBorders>
-            <w:tcMar>
-              <w:top w:w="70" w:type="dxa"/>
-              <w:left w:w="90" w:type="dxa"/>
-              <w:bottom w:w="70" w:type="dxa"/>
-              <w:right w:w="90" w:type="dxa"/>
-            </w:tcMar>
-            <w:vAlign w:val="center"/>
-          </w:tcPr>
-          <w:p>
-            <w:pPr>
-              <w:spacing w:after="0" w:line="226" w:lineRule="auto"/>
-            </w:pPr>
-            <w:r>
-              <w:rPr>
-                <w:rFonts w:ascii="Carlito" w:eastAsia="Carlito" w:hAnsi="Carlito"/>
-                <w:color w:val="252525"/>
-              </w:rPr>
-              <w:t>None</w:t>
-            </w:r>
-          </w:p>
-        </w:tc>
-      </w:tr>
-    </w:tbl>
-    <w:p>
-      <w:pPr>
-        <w:ind w:left="720"/>
-        <w:rPr>
-          <w:b/>
-          <w:bCs/>
-        </w:rPr>
-      </w:pPr>
-    </w:p>
-    <w:p>
-      <w:pPr>
-        <w:rPr>
-          <w:b/>
-          <w:bCs/>
-        </w:rPr>
-      </w:pPr>
-      <w:r>
-        <w:rPr>
-          <w:b/>
-          <w:bCs/>
-        </w:rPr>
-        <w:br w:type="page"/>
-      </w:r>
-    </w:p>
-    <w:p>
-      <w:pPr>
-        <w:pStyle w:val="ListParagraph"/>
-        <w:keepNext/>
-        <w:numPr>
-          <w:ilvl w:val="0"/>
-          <w:numId w:val="45"/>
-        </w:numPr>
-        <w:spacing w:after="40" w:line="240" w:lineRule="auto"/>
-        <w:rPr>
-          <w:b/>
-          <w:bCs/>
-        </w:rPr>
-      </w:pPr>
-      <w:r>
-        <w:rPr>
-          <w:rFonts w:ascii="Carlito" w:eastAsia="Carlito" w:hAnsi="Carlito"/>
-          <w:b/>
-          <w:color w:val="252525"/>
-          <w:sz w:val="21"/>
-        </w:rPr>
-        <w:lastRenderedPageBreak/>
-        <w:t>Individual report</w:t>
-      </w:r>
-    </w:p>
-    <w:p>
-      <w:pPr>
-        <w:pStyle w:val="ReportTitle"/>
-      </w:pPr>
-      <w:r>
-        <w:t>Preserving Membership-Tier History with SCD Type 2</w:t>
-      </w:r>
-    </w:p>
-    <w:p>
-      <w:pPr>
-        <w:pStyle w:val="ReportSubtitle"/>
-      </w:pPr>
-      <w:r>
-        <w:t>Surrogate keys, effective periods and accurate as-of fact joins</w:t>
-      </w:r>
-    </w:p>
-    <w:tbl>
-      <w:tblPr>
-        <w:tblW w:w="0" w:type="auto"/>
-        <w:jc w:val="center"/>
-        <w:tblLayout w:type="fixed"/>
-        <w:tblLook w:val="04A0" w:firstRow="1" w:lastRow="0" w:firstColumn="1" w:lastColumn="0" w:noHBand="0" w:noVBand="1"/>
-      </w:tblPr>
-      <w:tblGrid>
-        <w:gridCol w:w="1800"/>
-        <w:gridCol w:w="8136"/>
-      </w:tblGrid>
-      <w:tr>
-        <w:trPr>
-          <w:cantSplit/>
-          <w:jc w:val="center"/>
-        </w:trPr>
-        <w:tc>
-          <w:tcPr>
-            <w:tcW w:w="1800" w:type="dxa"/>
-            <w:tcBorders>
-              <w:top w:val="single" w:sz="5" w:space="0" w:color="D7D9DE"/>
-              <w:left w:val="single" w:sz="5" w:space="0" w:color="D7D9DE"/>
-              <w:bottom w:val="single" w:sz="5" w:space="0" w:color="D7D9DE"/>
-              <w:right w:val="single" w:sz="5" w:space="0" w:color="D7D9DE"/>
-            </w:tcBorders>
-            <w:tcMar>
-              <w:top w:w="70" w:type="dxa"/>
-              <w:left w:w="90" w:type="dxa"/>
-              <w:bottom w:w="70" w:type="dxa"/>
-              <w:right w:w="90" w:type="dxa"/>
-            </w:tcMar>
-            <w:vAlign w:val="center"/>
-          </w:tcPr>
-          <w:p>
-            <w:pPr>
-              <w:spacing w:after="0" w:line="240" w:lineRule="auto"/>
-            </w:pPr>
-            <w:r>
-              <w:rPr>
-                <w:rFonts w:ascii="Carlito" w:eastAsia="Carlito" w:hAnsi="Carlito"/>
-                <w:b/>
-                <w:color w:val="4B2A63"/>
-                <w:sz w:val="19"/>
-              </w:rPr>
-              <w:t>Name</w:t>
-            </w:r>
-          </w:p>
-        </w:tc>
-        <w:tc>
-          <w:tcPr>
-            <w:tcW w:w="8136" w:type="dxa"/>
-            <w:tcBorders>
-              <w:top w:val="single" w:sz="5" w:space="0" w:color="D7D9DE"/>
-              <w:left w:val="single" w:sz="5" w:space="0" w:color="D7D9DE"/>
-              <w:bottom w:val="single" w:sz="5" w:space="0" w:color="D7D9DE"/>
-              <w:right w:val="single" w:sz="5" w:space="0" w:color="D7D9DE"/>
-            </w:tcBorders>
-            <w:tcMar>
-              <w:top w:w="70" w:type="dxa"/>
-              <w:left w:w="90" w:type="dxa"/>
-              <w:bottom w:w="70" w:type="dxa"/>
-              <w:right w:w="90" w:type="dxa"/>
-            </w:tcMar>
-            <w:vAlign w:val="center"/>
-          </w:tcPr>
-          <w:p>
-            <w:pPr>
-              <w:spacing w:after="0" w:line="240" w:lineRule="auto"/>
-            </w:pPr>
-            <w:r>
-              <w:rPr>
-                <w:rFonts w:ascii="Carlito" w:eastAsia="Carlito" w:hAnsi="Carlito"/>
-                <w:color w:val="252525"/>
-                <w:sz w:val="19"/>
-              </w:rPr>
-              <w:t>Chin Guan Chung</w:t>
-            </w:r>
-          </w:p>
-        </w:tc>
-      </w:tr>
-      <w:tr>
-        <w:trPr>
-          <w:cantSplit/>
-          <w:jc w:val="center"/>
-        </w:trPr>
-        <w:tc>
-          <w:tcPr>
-            <w:tcW w:w="1800" w:type="dxa"/>
-            <w:tcBorders>
-              <w:top w:val="single" w:sz="5" w:space="0" w:color="D7D9DE"/>
-              <w:left w:val="single" w:sz="5" w:space="0" w:color="D7D9DE"/>
-              <w:bottom w:val="single" w:sz="5" w:space="0" w:color="D7D9DE"/>
-              <w:right w:val="single" w:sz="5" w:space="0" w:color="D7D9DE"/>
-            </w:tcBorders>
-            <w:tcMar>
-              <w:top w:w="70" w:type="dxa"/>
-              <w:left w:w="90" w:type="dxa"/>
-              <w:bottom w:w="70" w:type="dxa"/>
-              <w:right w:w="90" w:type="dxa"/>
-            </w:tcMar>
-            <w:vAlign w:val="center"/>
-          </w:tcPr>
-          <w:p>
-            <w:pPr>
-              <w:spacing w:after="0" w:line="240" w:lineRule="auto"/>
-            </w:pPr>
-            <w:r>
-              <w:rPr>
-                <w:rFonts w:ascii="Carlito" w:eastAsia="Carlito" w:hAnsi="Carlito"/>
-                <w:b/>
-                <w:color w:val="4B2A63"/>
-                <w:sz w:val="19"/>
-              </w:rPr>
-              <w:t>Student ID</w:t>
-            </w:r>
-          </w:p>
-        </w:tc>
-        <w:tc>
-          <w:tcPr>
-            <w:tcW w:w="8136" w:type="dxa"/>
-            <w:tcBorders>
-              <w:top w:val="single" w:sz="5" w:space="0" w:color="D7D9DE"/>
-              <w:left w:val="single" w:sz="5" w:space="0" w:color="D7D9DE"/>
-              <w:bottom w:val="single" w:sz="5" w:space="0" w:color="D7D9DE"/>
-              <w:right w:val="single" w:sz="5" w:space="0" w:color="D7D9DE"/>
-            </w:tcBorders>
-            <w:tcMar>
-              <w:top w:w="70" w:type="dxa"/>
-              <w:left w:w="90" w:type="dxa"/>
-              <w:bottom w:w="70" w:type="dxa"/>
-              <w:right w:w="90" w:type="dxa"/>
-            </w:tcMar>
-            <w:vAlign w:val="center"/>
-          </w:tcPr>
-          <w:p>
-            <w:pPr>
-              <w:spacing w:after="0" w:line="240" w:lineRule="auto"/>
-            </w:pPr>
-            <w:r>
-              <w:rPr>
-                <w:rFonts w:ascii="Carlito" w:eastAsia="Carlito" w:hAnsi="Carlito"/>
-                <w:color w:val="252525"/>
-                <w:sz w:val="19"/>
-              </w:rPr>
-              <w:t>p2510864</w:t>
-            </w:r>
-          </w:p>
-        </w:tc>
-      </w:tr>
-    </w:tbl>
-    <w:p>
-      <w:pPr>
-        <w:spacing w:after="0"/>
-      </w:pPr>
-    </w:p>
-    <w:tbl>
-      <w:tblPr>
-        <w:tblW w:w="0" w:type="auto"/>
-        <w:jc w:val="center"/>
-        <w:tblLayout w:type="fixed"/>
-        <w:tblLook w:val="04A0" w:firstRow="1" w:lastRow="0" w:firstColumn="1" w:lastColumn="0" w:noHBand="0" w:noVBand="1"/>
-      </w:tblPr>
-      <w:tblGrid>
-        <w:gridCol w:w="9936"/>
-      </w:tblGrid>
-      <w:tr>
-        <w:trPr>
-          <w:cantSplit/>
-          <w:jc w:val="center"/>
-        </w:trPr>
-        <w:tc>
-          <w:tcPr>
-            <w:tcW w:w="9936" w:type="dxa"/>
-            <w:tcBorders>
-              <w:top w:val="single" w:sz="10" w:space="0" w:color="5D8F2B"/>
-              <w:left w:val="single" w:sz="10" w:space="0" w:color="5D8F2B"/>
-              <w:bottom w:val="single" w:sz="10" w:space="0" w:color="5D8F2B"/>
-              <w:right w:val="single" w:sz="10" w:space="0" w:color="5D8F2B"/>
-            </w:tcBorders>
-            <w:tcMar>
-              <w:top w:w="80" w:type="dxa"/>
-              <w:left w:w="100" w:type="dxa"/>
-              <w:bottom w:w="80" w:type="dxa"/>
-              <w:right w:w="100" w:type="dxa"/>
-            </w:tcMar>
-          </w:tcPr>
-          <w:p>
-            <w:pPr>
-              <w:spacing w:after="0" w:line="240" w:lineRule="auto"/>
-            </w:pPr>
-            <w:r>
-              <w:rPr>
-                <w:rFonts w:ascii="Carlito" w:eastAsia="Carlito" w:hAnsi="Carlito"/>
-                <w:b/>
-                <w:color w:val="5D8F2B"/>
-                <w:sz w:val="21"/>
-              </w:rPr>
-              <w:t xml:space="preserve">Research question: </w:t>
-            </w:r>
-            <w:r>
-              <w:rPr>
-                <w:rFonts w:ascii="Carlito" w:eastAsia="Carlito" w:hAnsi="Carlito"/>
-                <w:color w:val="252525"/>
-                <w:sz w:val="21"/>
-              </w:rPr>
-              <w:t>How can the warehouse retain the tier that a member held when each loan occurred, even after later upgrades?</w:t>
-            </w:r>
-          </w:p>
-        </w:tc>
-      </w:tr>
-    </w:tbl>
-    <w:p>
-      <w:pPr>
-        <w:spacing w:after="0"/>
-      </w:pPr>
-    </w:p>
-    <w:p>
-      <w:pPr>
-        <w:pStyle w:val="ReportHeading"/>
-        <w:pBdr>
-          <w:bottom w:val="single" w:sz="10" w:space="2" w:color="8ED14B"/>
-        </w:pBdr>
-      </w:pPr>
-      <w:r>
-        <w:t>1. The historical reporting problem</w:t>
-      </w:r>
-    </w:p>
-    <w:p>
-      <w:pPr>
-        <w:pStyle w:val="ReportBody"/>
-      </w:pPr>
-      <w:r>
-        <w:t>The current star schema stores TierName, TierLevel and BorrowLimit directly in DimMember. That is convenient for analysis, but an overwrite creates a historical problem. If member M0107 moves from Basic to Advanced and the existing row is updated, older loans can appear to have been made by an Advanced member even though the member was Basic at the time.</w:t>
-      </w:r>
-    </w:p>
-    <w:p>
-      <w:pPr>
-        <w:pStyle w:val="ReportBody"/>
-      </w:pPr>
-      <w:r>
-        <w:t>A Slowly Changing Dimension Type 2 (SCD2) solves this by inserting a new dimension row for a meaningful change instead of overwriting the previous row. The natural key MemberID links the versions, while each version receives a different surrogate MemberKey. Effective dates and a current-row flag define when each version applies [1].</w:t>
-      </w:r>
-    </w:p>
-    <w:tbl>
-      <w:tblPr>
-        <w:tblW w:w="0" w:type="auto"/>
-        <w:jc w:val="center"/>
-        <w:tblLayout w:type="fixed"/>
-        <w:tblLook w:val="04A0" w:firstRow="1" w:lastRow="0" w:firstColumn="1" w:lastColumn="0" w:noHBand="0" w:noVBand="1"/>
-      </w:tblPr>
-      <w:tblGrid>
-        <w:gridCol w:w="1728"/>
-        <w:gridCol w:w="3744"/>
-        <w:gridCol w:w="4464"/>
-      </w:tblGrid>
-      <w:tr>
-        <w:trPr>
-          <w:cantSplit/>
-          <w:tblHeader/>
-          <w:jc w:val="center"/>
-        </w:trPr>
-        <w:tc>
-          <w:tcPr>
-            <w:tcW w:w="1728" w:type="dxa"/>
-            <w:tcBorders>
-              <w:top w:val="single" w:sz="5" w:space="0" w:color="D7D9DE"/>
-              <w:left w:val="single" w:sz="5" w:space="0" w:color="D7D9DE"/>
-              <w:bottom w:val="single" w:sz="5" w:space="0" w:color="D7D9DE"/>
-              <w:right w:val="single" w:sz="5" w:space="0" w:color="D7D9DE"/>
-            </w:tcBorders>
-            <w:tcMar>
-              <w:top w:w="55" w:type="dxa"/>
-              <w:left w:w="70" w:type="dxa"/>
-              <w:bottom w:w="55" w:type="dxa"/>
-              <w:right w:w="70" w:type="dxa"/>
-            </w:tcMar>
-            <w:vAlign w:val="center"/>
-          </w:tcPr>
-          <w:p>
-            <w:pPr>
-              <w:spacing w:after="0" w:line="240" w:lineRule="auto"/>
-              <w:jc w:val="center"/>
-            </w:pPr>
-            <w:r>
-              <w:rPr>
-                <w:rFonts w:ascii="Carlito" w:eastAsia="Carlito" w:hAnsi="Carlito"/>
-                <w:b/>
-                <w:color w:val="1C1C1C"/>
-                <w:sz w:val="19"/>
-              </w:rPr>
-              <w:t>Approach</w:t>
-            </w:r>
-          </w:p>
-        </w:tc>
-        <w:tc>
-          <w:tcPr>
-            <w:tcW w:w="3744" w:type="dxa"/>
-            <w:tcBorders>
-              <w:top w:val="single" w:sz="5" w:space="0" w:color="D7D9DE"/>
-              <w:left w:val="single" w:sz="5" w:space="0" w:color="D7D9DE"/>
-              <w:bottom w:val="single" w:sz="5" w:space="0" w:color="D7D9DE"/>
-              <w:right w:val="single" w:sz="5" w:space="0" w:color="D7D9DE"/>
-            </w:tcBorders>
-            <w:tcMar>
-              <w:top w:w="55" w:type="dxa"/>
-              <w:left w:w="70" w:type="dxa"/>
-              <w:bottom w:w="55" w:type="dxa"/>
-              <w:right w:w="70" w:type="dxa"/>
-            </w:tcMar>
-            <w:vAlign w:val="center"/>
-          </w:tcPr>
-          <w:p>
-            <w:pPr>
-              <w:spacing w:after="0" w:line="240" w:lineRule="auto"/>
-              <w:jc w:val="center"/>
-            </w:pPr>
-            <w:r>
-              <w:rPr>
-                <w:rFonts w:ascii="Carlito" w:eastAsia="Carlito" w:hAnsi="Carlito"/>
-                <w:b/>
-                <w:color w:val="1C1C1C"/>
-                <w:sz w:val="19"/>
-              </w:rPr>
-              <w:t>What happens on an upgrade</w:t>
-            </w:r>
-          </w:p>
-        </w:tc>
-        <w:tc>
-          <w:tcPr>
-            <w:tcW w:w="4464" w:type="dxa"/>
-            <w:tcBorders>
-              <w:top w:val="single" w:sz="5" w:space="0" w:color="D7D9DE"/>
-              <w:left w:val="single" w:sz="5" w:space="0" w:color="D7D9DE"/>
-              <w:bottom w:val="single" w:sz="5" w:space="0" w:color="D7D9DE"/>
-              <w:right w:val="single" w:sz="5" w:space="0" w:color="D7D9DE"/>
-            </w:tcBorders>
-            <w:tcMar>
-              <w:top w:w="55" w:type="dxa"/>
-              <w:left w:w="70" w:type="dxa"/>
-              <w:bottom w:w="55" w:type="dxa"/>
-              <w:right w:w="70" w:type="dxa"/>
-            </w:tcMar>
-            <w:vAlign w:val="center"/>
-          </w:tcPr>
-          <w:p>
-            <w:pPr>
-              <w:spacing w:after="0" w:line="240" w:lineRule="auto"/>
-              <w:jc w:val="center"/>
-            </w:pPr>
-            <w:r>
-              <w:rPr>
-                <w:rFonts w:ascii="Carlito" w:eastAsia="Carlito" w:hAnsi="Carlito"/>
-                <w:b/>
-                <w:color w:val="1C1C1C"/>
-                <w:sz w:val="19"/>
-              </w:rPr>
-              <w:t>Historical result</w:t>
-            </w:r>
-          </w:p>
-        </w:tc>
-      </w:tr>
-      <w:tr>
-        <w:trPr>
-          <w:cantSplit/>
-          <w:jc w:val="center"/>
-        </w:trPr>
-        <w:tc>
-          <w:tcPr>
-            <w:tcW w:w="1728" w:type="dxa"/>
-            <w:tcBorders>
-              <w:top w:val="single" w:sz="5" w:space="0" w:color="D7D9DE"/>
-              <w:left w:val="single" w:sz="5" w:space="0" w:color="D7D9DE"/>
-              <w:bottom w:val="single" w:sz="5" w:space="0" w:color="D7D9DE"/>
-              <w:right w:val="single" w:sz="5" w:space="0" w:color="D7D9DE"/>
-            </w:tcBorders>
-            <w:tcMar>
-              <w:top w:w="55" w:type="dxa"/>
-              <w:left w:w="70" w:type="dxa"/>
-              <w:bottom w:w="55" w:type="dxa"/>
-              <w:right w:w="70" w:type="dxa"/>
-            </w:tcMar>
-            <w:vAlign w:val="center"/>
-          </w:tcPr>
-          <w:p>
-            <w:pPr>
-              <w:spacing w:after="0" w:line="240" w:lineRule="auto"/>
-            </w:pPr>
-            <w:r>
-              <w:rPr>
-                <w:rFonts w:ascii="Carlito" w:eastAsia="Carlito" w:hAnsi="Carlito"/>
-                <w:color w:val="252525"/>
-                <w:sz w:val="18"/>
-              </w:rPr>
-              <w:t>Type 1</w:t>
-            </w:r>
-          </w:p>
-        </w:tc>
-        <w:tc>
-          <w:tcPr>
-            <w:tcW w:w="3744" w:type="dxa"/>
-            <w:tcBorders>
-              <w:top w:val="single" w:sz="5" w:space="0" w:color="D7D9DE"/>
-              <w:left w:val="single" w:sz="5" w:space="0" w:color="D7D9DE"/>
-              <w:bottom w:val="single" w:sz="5" w:space="0" w:color="D7D9DE"/>
-              <w:right w:val="single" w:sz="5" w:space="0" w:color="D7D9DE"/>
-            </w:tcBorders>
-            <w:tcMar>
-              <w:top w:w="55" w:type="dxa"/>
-              <w:left w:w="70" w:type="dxa"/>
-              <w:bottom w:w="55" w:type="dxa"/>
-              <w:right w:w="70" w:type="dxa"/>
-            </w:tcMar>
-            <w:vAlign w:val="center"/>
-          </w:tcPr>
-          <w:p>
-            <w:pPr>
-              <w:spacing w:after="0" w:line="240" w:lineRule="auto"/>
-            </w:pPr>
-            <w:r>
-              <w:rPr>
-                <w:rFonts w:ascii="Carlito" w:eastAsia="Carlito" w:hAnsi="Carlito"/>
-                <w:color w:val="252525"/>
-                <w:sz w:val="18"/>
-              </w:rPr>
-              <w:t>Update the existing member row</w:t>
-            </w:r>
-          </w:p>
-        </w:tc>
-        <w:tc>
-          <w:tcPr>
-            <w:tcW w:w="4464" w:type="dxa"/>
-            <w:tcBorders>
-              <w:top w:val="single" w:sz="5" w:space="0" w:color="D7D9DE"/>
-              <w:left w:val="single" w:sz="5" w:space="0" w:color="D7D9DE"/>
-              <w:bottom w:val="single" w:sz="5" w:space="0" w:color="D7D9DE"/>
-              <w:right w:val="single" w:sz="5" w:space="0" w:color="D7D9DE"/>
-            </w:tcBorders>
-            <w:tcMar>
-              <w:top w:w="55" w:type="dxa"/>
-              <w:left w:w="70" w:type="dxa"/>
-              <w:bottom w:w="55" w:type="dxa"/>
-              <w:right w:w="70" w:type="dxa"/>
-            </w:tcMar>
-            <w:vAlign w:val="center"/>
-          </w:tcPr>
-          <w:p>
-            <w:pPr>
-              <w:spacing w:after="0" w:line="240" w:lineRule="auto"/>
-            </w:pPr>
-            <w:r>
-              <w:rPr>
-                <w:rFonts w:ascii="Carlito" w:eastAsia="Carlito" w:hAnsi="Carlito"/>
-                <w:color w:val="252525"/>
-                <w:sz w:val="18"/>
-              </w:rPr>
-              <w:t>Old facts are described using the new tier</w:t>
-            </w:r>
-          </w:p>
-        </w:tc>
-      </w:tr>
-      <w:tr>
-        <w:trPr>
-          <w:cantSplit/>
-          <w:jc w:val="center"/>
-        </w:trPr>
-        <w:tc>
-          <w:tcPr>
-            <w:tcW w:w="1728" w:type="dxa"/>
-            <w:tcBorders>
-              <w:top w:val="single" w:sz="5" w:space="0" w:color="D7D9DE"/>
-              <w:left w:val="single" w:sz="5" w:space="0" w:color="D7D9DE"/>
-              <w:bottom w:val="single" w:sz="5" w:space="0" w:color="D7D9DE"/>
-              <w:right w:val="single" w:sz="5" w:space="0" w:color="D7D9DE"/>
-            </w:tcBorders>
-            <w:tcMar>
-              <w:top w:w="55" w:type="dxa"/>
-              <w:left w:w="70" w:type="dxa"/>
-              <w:bottom w:w="55" w:type="dxa"/>
-              <w:right w:w="70" w:type="dxa"/>
-            </w:tcMar>
-            <w:vAlign w:val="center"/>
-          </w:tcPr>
-          <w:p>
-            <w:pPr>
-              <w:spacing w:after="0" w:line="240" w:lineRule="auto"/>
-            </w:pPr>
-            <w:r>
-              <w:rPr>
-                <w:rFonts w:ascii="Carlito" w:eastAsia="Carlito" w:hAnsi="Carlito"/>
-                <w:color w:val="252525"/>
-                <w:sz w:val="18"/>
-              </w:rPr>
-              <w:t>Type 2</w:t>
-            </w:r>
-          </w:p>
-        </w:tc>
-        <w:tc>
-          <w:tcPr>
-            <w:tcW w:w="3744" w:type="dxa"/>
-            <w:tcBorders>
-              <w:top w:val="single" w:sz="5" w:space="0" w:color="D7D9DE"/>
-              <w:left w:val="single" w:sz="5" w:space="0" w:color="D7D9DE"/>
-              <w:bottom w:val="single" w:sz="5" w:space="0" w:color="D7D9DE"/>
-              <w:right w:val="single" w:sz="5" w:space="0" w:color="D7D9DE"/>
-            </w:tcBorders>
-            <w:tcMar>
-              <w:top w:w="55" w:type="dxa"/>
-              <w:left w:w="70" w:type="dxa"/>
-              <w:bottom w:w="55" w:type="dxa"/>
-              <w:right w:w="70" w:type="dxa"/>
-            </w:tcMar>
-            <w:vAlign w:val="center"/>
-          </w:tcPr>
-          <w:p>
-            <w:pPr>
-              <w:spacing w:after="0" w:line="240" w:lineRule="auto"/>
-            </w:pPr>
-            <w:r>
-              <w:rPr>
-                <w:rFonts w:ascii="Carlito" w:eastAsia="Carlito" w:hAnsi="Carlito"/>
-                <w:color w:val="252525"/>
-                <w:sz w:val="18"/>
-              </w:rPr>
-              <w:t>Expire the old row and insert a new row</w:t>
-            </w:r>
-          </w:p>
-        </w:tc>
-        <w:tc>
-          <w:tcPr>
-            <w:tcW w:w="4464" w:type="dxa"/>
-            <w:tcBorders>
-              <w:top w:val="single" w:sz="5" w:space="0" w:color="D7D9DE"/>
-              <w:left w:val="single" w:sz="5" w:space="0" w:color="D7D9DE"/>
-              <w:bottom w:val="single" w:sz="5" w:space="0" w:color="D7D9DE"/>
-              <w:right w:val="single" w:sz="5" w:space="0" w:color="D7D9DE"/>
-            </w:tcBorders>
-            <w:tcMar>
-              <w:top w:w="55" w:type="dxa"/>
-              <w:left w:w="70" w:type="dxa"/>
-              <w:bottom w:w="55" w:type="dxa"/>
-              <w:right w:w="70" w:type="dxa"/>
-            </w:tcMar>
-            <w:vAlign w:val="center"/>
-          </w:tcPr>
-          <w:p>
-            <w:pPr>
-              <w:spacing w:after="0" w:line="240" w:lineRule="auto"/>
-            </w:pPr>
-            <w:r>
-              <w:rPr>
-                <w:rFonts w:ascii="Carlito" w:eastAsia="Carlito" w:hAnsi="Carlito"/>
-                <w:color w:val="252525"/>
-                <w:sz w:val="18"/>
-              </w:rPr>
-              <w:t>Each fact keeps the tier valid at its event time</w:t>
-            </w:r>
-          </w:p>
-        </w:tc>
-      </w:tr>
-    </w:tbl>
-    <w:p>
-      <w:pPr>
-        <w:pStyle w:val="ReportHeading"/>
-        <w:pBdr>
-          <w:bottom w:val="single" w:sz="10" w:space="2" w:color="8ED14B"/>
-        </w:pBdr>
-      </w:pPr>
-      <w:r>
-        <w:t>2. Scope of the design</w:t>
-      </w:r>
-    </w:p>
-    <w:p>
-      <w:pPr>
-        <w:pStyle w:val="ReportBody"/>
-      </w:pPr>
-      <w:r>
-        <w:t>I focused on tier attributes because they affect borrowing policy and are analytically meaningful. Name corrections and contact changes could follow a different policy. The design uses half-open periods: EffectiveFrom is inclusive and EffectiveTo is exclusive. This avoids a fact matching two rows at the exact change timestamp.</w:t>
-      </w:r>
-    </w:p>
-    <w:p>
-      <w:pPr>
-        <w:spacing w:after="0"/>
-      </w:pPr>
-      <w:r>
-        <w:br w:type="page"/>
-      </w:r>
-    </w:p>
-    <w:p>
-      <w:pPr>
-        <w:pStyle w:val="ReportHeading"/>
-        <w:pBdr>
-          <w:bottom w:val="single" w:sz="10" w:space="2" w:color="8ED14B"/>
-        </w:pBdr>
-      </w:pPr>
-      <w:r>
-        <w:lastRenderedPageBreak/>
-        <w:t>3. Dimension structure</w:t>
-      </w:r>
-    </w:p>
-    <w:tbl>
-      <w:tblPr>
-        <w:tblW w:w="0" w:type="auto"/>
-        <w:jc w:val="center"/>
-        <w:tblLayout w:type="fixed"/>
-        <w:tblLook w:val="04A0" w:firstRow="1" w:lastRow="0" w:firstColumn="1" w:lastColumn="0" w:noHBand="0" w:noVBand="1"/>
-      </w:tblPr>
-      <w:tblGrid>
-        <w:gridCol w:w="9936"/>
-      </w:tblGrid>
-      <w:tr>
-        <w:trPr>
-          <w:cantSplit/>
-          <w:jc w:val="center"/>
-        </w:trPr>
-        <w:tc>
-          <w:tcPr>
-            <w:tcW w:w="9936" w:type="dxa"/>
-            <w:tcBorders>
-              <w:top w:val="single" w:sz="6" w:space="0" w:color="D7D9DE"/>
-              <w:left w:val="single" w:sz="6" w:space="0" w:color="D7D9DE"/>
-              <w:bottom w:val="single" w:sz="6" w:space="0" w:color="D7D9DE"/>
-              <w:right w:val="single" w:sz="6" w:space="0" w:color="D7D9DE"/>
-            </w:tcBorders>
-            <w:tcMar>
-              <w:top w:w="75" w:type="dxa"/>
-              <w:left w:w="95" w:type="dxa"/>
-              <w:bottom w:w="75" w:type="dxa"/>
-              <w:right w:w="95" w:type="dxa"/>
-            </w:tcMar>
-          </w:tcPr>
-          <w:p>
-            <w:pPr>
-              <w:spacing w:after="0" w:line="228" w:lineRule="auto"/>
-            </w:pPr>
-            <w:r>
-              <w:rPr>
-                <w:rFonts w:ascii="Liberation Mono" w:eastAsia="Liberation Mono" w:hAnsi="Liberation Mono"/>
-                <w:color w:val="1C1C1C"/>
-                <w:sz w:val="17"/>
-              </w:rPr>
-              <w:t>CREATE TABLE DimMemberHistory (</w:t>
-            </w:r>
-            <w:r>
-              <w:br/>
-            </w:r>
-            <w:r>
-              <w:rPr>
-                <w:rFonts w:ascii="Liberation Mono" w:eastAsia="Liberation Mono" w:hAnsi="Liberation Mono"/>
-                <w:color w:val="1C1C1C"/>
-                <w:sz w:val="17"/>
-              </w:rPr>
-              <w:t xml:space="preserve">    MemberKey INT AUTO_INCREMENT PRIMARY KEY,</w:t>
-            </w:r>
-            <w:r>
-              <w:br/>
-            </w:r>
-            <w:r>
-              <w:rPr>
-                <w:rFonts w:ascii="Liberation Mono" w:eastAsia="Liberation Mono" w:hAnsi="Liberation Mono"/>
-                <w:color w:val="1C1C1C"/>
-                <w:sz w:val="17"/>
-              </w:rPr>
-              <w:t xml:space="preserve">    MemberID CHAR(10) NOT NULL,</w:t>
-            </w:r>
-            <w:r>
-              <w:br/>
-            </w:r>
-            <w:r>
-              <w:rPr>
-                <w:rFonts w:ascii="Liberation Mono" w:eastAsia="Liberation Mono" w:hAnsi="Liberation Mono"/>
-                <w:color w:val="1C1C1C"/>
-                <w:sz w:val="17"/>
-              </w:rPr>
-              <w:t xml:space="preserve">    Name VARCHAR(100) NOT NULL,</w:t>
-            </w:r>
-            <w:r>
-              <w:br/>
-            </w:r>
-            <w:r>
-              <w:rPr>
-                <w:rFonts w:ascii="Liberation Mono" w:eastAsia="Liberation Mono" w:hAnsi="Liberation Mono"/>
-                <w:color w:val="1C1C1C"/>
-                <w:sz w:val="17"/>
-              </w:rPr>
-              <w:t xml:space="preserve">    TierName VARCHAR(20) NOT NULL,</w:t>
-            </w:r>
-            <w:r>
-              <w:br/>
-            </w:r>
-            <w:r>
-              <w:rPr>
-                <w:rFonts w:ascii="Liberation Mono" w:eastAsia="Liberation Mono" w:hAnsi="Liberation Mono"/>
-                <w:color w:val="1C1C1C"/>
-                <w:sz w:val="17"/>
-              </w:rPr>
-              <w:t xml:space="preserve">    TierLevel INT NOT NULL,</w:t>
-            </w:r>
-            <w:r>
-              <w:br/>
-            </w:r>
-            <w:r>
-              <w:rPr>
-                <w:rFonts w:ascii="Liberation Mono" w:eastAsia="Liberation Mono" w:hAnsi="Liberation Mono"/>
-                <w:color w:val="1C1C1C"/>
-                <w:sz w:val="17"/>
-              </w:rPr>
-              <w:t xml:space="preserve">    BorrowLimit INT NOT NULL,</w:t>
-            </w:r>
-            <w:r>
-              <w:br/>
-            </w:r>
-            <w:r>
-              <w:rPr>
-                <w:rFonts w:ascii="Liberation Mono" w:eastAsia="Liberation Mono" w:hAnsi="Liberation Mono"/>
-                <w:color w:val="1C1C1C"/>
-                <w:sz w:val="17"/>
-              </w:rPr>
-              <w:t xml:space="preserve">    EffectiveFrom DATETIME NOT NULL,</w:t>
-            </w:r>
-            <w:r>
-              <w:br/>
-            </w:r>
-            <w:r>
-              <w:rPr>
-                <w:rFonts w:ascii="Liberation Mono" w:eastAsia="Liberation Mono" w:hAnsi="Liberation Mono"/>
-                <w:color w:val="1C1C1C"/>
-                <w:sz w:val="17"/>
-              </w:rPr>
-              <w:t xml:space="preserve">    EffectiveTo DATETIME NOT NULL,</w:t>
-            </w:r>
-            <w:r>
-              <w:br/>
-            </w:r>
-            <w:r>
-              <w:rPr>
-                <w:rFonts w:ascii="Liberation Mono" w:eastAsia="Liberation Mono" w:hAnsi="Liberation Mono"/>
-                <w:color w:val="1C1C1C"/>
-                <w:sz w:val="17"/>
-              </w:rPr>
-              <w:t xml:space="preserve">    IsCurrent BOOLEAN NOT NULL,</w:t>
-            </w:r>
-            <w:r>
-              <w:br/>
-            </w:r>
-            <w:r>
-              <w:br/>
-            </w:r>
-            <w:r>
-              <w:rPr>
-                <w:rFonts w:ascii="Liberation Mono" w:eastAsia="Liberation Mono" w:hAnsi="Liberation Mono"/>
-                <w:color w:val="1C1C1C"/>
-                <w:sz w:val="17"/>
-              </w:rPr>
-              <w:t xml:space="preserve">    CurrentMemberID CHAR(10)</w:t>
-            </w:r>
-            <w:r>
-              <w:br/>
-            </w:r>
-            <w:r>
-              <w:rPr>
-                <w:rFonts w:ascii="Liberation Mono" w:eastAsia="Liberation Mono" w:hAnsi="Liberation Mono"/>
-                <w:color w:val="1C1C1C"/>
-                <w:sz w:val="17"/>
-              </w:rPr>
-              <w:t xml:space="preserve">      GENERATED ALWAYS AS (</w:t>
-            </w:r>
-            <w:r>
-              <w:br/>
-            </w:r>
-            <w:r>
-              <w:rPr>
-                <w:rFonts w:ascii="Liberation Mono" w:eastAsia="Liberation Mono" w:hAnsi="Liberation Mono"/>
-                <w:color w:val="1C1C1C"/>
-                <w:sz w:val="17"/>
-              </w:rPr>
-              <w:t xml:space="preserve">        CASE WHEN IsCurrent = 1 THEN MemberID ELSE NULL END</w:t>
-            </w:r>
-            <w:r>
-              <w:br/>
-            </w:r>
-            <w:r>
-              <w:rPr>
-                <w:rFonts w:ascii="Liberation Mono" w:eastAsia="Liberation Mono" w:hAnsi="Liberation Mono"/>
-                <w:color w:val="1C1C1C"/>
-                <w:sz w:val="17"/>
-              </w:rPr>
-              <w:t xml:space="preserve">      ) STORED,</w:t>
-            </w:r>
-            <w:r>
-              <w:br/>
-            </w:r>
-            <w:r>
-              <w:br/>
-            </w:r>
-            <w:r>
-              <w:rPr>
-                <w:rFonts w:ascii="Liberation Mono" w:eastAsia="Liberation Mono" w:hAnsi="Liberation Mono"/>
-                <w:color w:val="1C1C1C"/>
-                <w:sz w:val="17"/>
-              </w:rPr>
-              <w:t xml:space="preserve">    UNIQUE KEY uq_member_version (MemberID, EffectiveFrom),</w:t>
-            </w:r>
-            <w:r>
-              <w:br/>
-            </w:r>
-            <w:r>
-              <w:rPr>
-                <w:rFonts w:ascii="Liberation Mono" w:eastAsia="Liberation Mono" w:hAnsi="Liberation Mono"/>
-                <w:color w:val="1C1C1C"/>
-                <w:sz w:val="17"/>
-              </w:rPr>
-              <w:t xml:space="preserve">    UNIQUE KEY uq_one_current (CurrentMemberID),</w:t>
-            </w:r>
-            <w:r>
-              <w:br/>
-            </w:r>
-            <w:r>
-              <w:rPr>
-                <w:rFonts w:ascii="Liberation Mono" w:eastAsia="Liberation Mono" w:hAnsi="Liberation Mono"/>
-                <w:color w:val="1C1C1C"/>
-                <w:sz w:val="17"/>
-              </w:rPr>
-              <w:t xml:space="preserve">    INDEX ix_member_asof (MemberID, EffectiveFrom, EffectiveTo)</w:t>
-            </w:r>
-            <w:r>
-              <w:br/>
-            </w:r>
-            <w:r>
-              <w:rPr>
-                <w:rFonts w:ascii="Liberation Mono" w:eastAsia="Liberation Mono" w:hAnsi="Liberation Mono"/>
-                <w:color w:val="1C1C1C"/>
-                <w:sz w:val="17"/>
-              </w:rPr>
-              <w:t>);</w:t>
-            </w:r>
-          </w:p>
-        </w:tc>
-      </w:tr>
-    </w:tbl>
-    <w:p>
-      <w:pPr>
-        <w:pStyle w:val="ReportSubheading"/>
-      </w:pPr>
-      <w:r>
-        <w:t>Why these columns are needed</w:t>
-      </w:r>
-    </w:p>
-    <w:p>
-      <w:pPr>
-        <w:pStyle w:val="ReportBullet"/>
-        <w:ind w:left="360" w:hanging="216"/>
-      </w:pPr>
-      <w:r>
-        <w:rPr>
-          <w:b/>
-          <w:color w:val="5D8F2B"/>
-          <w:sz w:val="22"/>
-        </w:rPr>
-        <w:t xml:space="preserve">• </w:t>
-      </w:r>
-      <w:r>
-        <w:rPr>
-          <w:sz w:val="22"/>
-        </w:rPr>
-        <w:t>MemberKey is the warehouse identity for one version and is stored in the fact table.</w:t>
-      </w:r>
-    </w:p>
-    <w:p>
-      <w:pPr>
-        <w:pStyle w:val="ReportBullet"/>
-        <w:ind w:left="360" w:hanging="216"/>
-      </w:pPr>
-      <w:r>
-        <w:rPr>
-          <w:b/>
-          <w:color w:val="5D8F2B"/>
-          <w:sz w:val="22"/>
-        </w:rPr>
-        <w:t xml:space="preserve">• </w:t>
-      </w:r>
-      <w:r>
-        <w:rPr>
-          <w:sz w:val="22"/>
-        </w:rPr>
-        <w:t>MemberID is the durable business identity that groups all versions of the same member.</w:t>
-      </w:r>
-    </w:p>
-    <w:p>
-      <w:pPr>
-        <w:pStyle w:val="ReportBullet"/>
-        <w:ind w:left="360" w:hanging="216"/>
-      </w:pPr>
-      <w:r>
-        <w:rPr>
-          <w:b/>
-          <w:color w:val="5D8F2B"/>
-          <w:sz w:val="22"/>
-        </w:rPr>
-        <w:t xml:space="preserve">• </w:t>
-      </w:r>
-      <w:r>
-        <w:rPr>
-          <w:sz w:val="22"/>
-        </w:rPr>
-        <w:t>EffectiveFrom and EffectiveTo locate the version valid at a loan timestamp.</w:t>
-      </w:r>
-    </w:p>
-    <w:p>
-      <w:pPr>
-        <w:pStyle w:val="ReportBullet"/>
-        <w:ind w:left="360" w:hanging="216"/>
-      </w:pPr>
-      <w:r>
-        <w:rPr>
-          <w:b/>
-          <w:color w:val="5D8F2B"/>
-          <w:sz w:val="22"/>
-        </w:rPr>
-        <w:t xml:space="preserve">• </w:t>
-      </w:r>
-      <w:r>
-        <w:rPr>
-          <w:sz w:val="22"/>
-        </w:rPr>
-        <w:t>IsCurrent makes the latest profile easy to retrieve without relying on the far-future date.</w:t>
-      </w:r>
-    </w:p>
-    <w:p>
-      <w:pPr>
-        <w:pStyle w:val="ReportBody"/>
-      </w:pPr>
-      <w:r>
-        <w:t>The generated CurrentMemberID is populated only for the current row. Because a unique index can contain multiple NULL values, it prevents two current rows for the same member while allowing any number of expired versions. The index on MemberID and the effective period supports the as-of lookup used during fact loading.</w:t>
-      </w:r>
-    </w:p>
-    <w:p>
-      <w:pPr>
-        <w:spacing w:after="0"/>
-      </w:pPr>
-      <w:r>
-        <w:br w:type="page"/>
-      </w:r>
-    </w:p>
-    <w:p>
-      <w:pPr>
-        <w:pStyle w:val="ReportHeading"/>
-        <w:pBdr>
-          <w:bottom w:val="single" w:sz="10" w:space="2" w:color="8ED14B"/>
-        </w:pBdr>
-      </w:pPr>
-      <w:r>
-        <w:lastRenderedPageBreak/>
-        <w:t>4. Processing a tier change</w:t>
-      </w:r>
-    </w:p>
-    <w:p>
-      <w:pPr>
-        <w:pStyle w:val="ReportBody"/>
-      </w:pPr>
-      <w:r>
-        <w:t>The staging table contains a stable batch of current member records and a ChangeAt timestamp. I first capture only new or changed members, then close the previous version and insert the replacement in one transaction.</w:t>
-      </w:r>
-    </w:p>
-    <w:tbl>
-      <w:tblPr>
-        <w:tblW w:w="0" w:type="auto"/>
-        <w:jc w:val="center"/>
-        <w:tblLayout w:type="fixed"/>
-        <w:tblLook w:val="04A0" w:firstRow="1" w:lastRow="0" w:firstColumn="1" w:lastColumn="0" w:noHBand="0" w:noVBand="1"/>
-      </w:tblPr>
-      <w:tblGrid>
-        <w:gridCol w:w="9936"/>
-      </w:tblGrid>
-      <w:tr>
-        <w:trPr>
-          <w:cantSplit/>
-          <w:jc w:val="center"/>
-        </w:trPr>
-        <w:tc>
-          <w:tcPr>
-            <w:tcW w:w="9936" w:type="dxa"/>
-            <w:tcBorders>
-              <w:top w:val="single" w:sz="6" w:space="0" w:color="D7D9DE"/>
-              <w:left w:val="single" w:sz="6" w:space="0" w:color="D7D9DE"/>
-              <w:bottom w:val="single" w:sz="6" w:space="0" w:color="D7D9DE"/>
-              <w:right w:val="single" w:sz="6" w:space="0" w:color="D7D9DE"/>
-            </w:tcBorders>
-            <w:tcMar>
-              <w:top w:w="75" w:type="dxa"/>
-              <w:left w:w="95" w:type="dxa"/>
-              <w:bottom w:w="75" w:type="dxa"/>
-              <w:right w:w="95" w:type="dxa"/>
-            </w:tcMar>
-          </w:tcPr>
-          <w:p>
-            <w:pPr>
-              <w:spacing w:after="0" w:line="228" w:lineRule="auto"/>
-            </w:pPr>
-            <w:r>
-              <w:rPr>
-                <w:rFonts w:ascii="Liberation Mono" w:eastAsia="Liberation Mono" w:hAnsi="Liberation Mono"/>
-                <w:color w:val="1C1C1C"/>
-                <w:sz w:val="16"/>
-              </w:rPr>
-              <w:t>DROP TEMPORARY TABLE IF EXISTS ChangedMember;</w:t>
-            </w:r>
-            <w:r>
-              <w:br/>
-            </w:r>
-            <w:r>
-              <w:rPr>
-                <w:rFonts w:ascii="Liberation Mono" w:eastAsia="Liberation Mono" w:hAnsi="Liberation Mono"/>
-                <w:color w:val="1C1C1C"/>
-                <w:sz w:val="16"/>
-              </w:rPr>
-              <w:t>CREATE TEMPORARY TABLE ChangedMember AS</w:t>
-            </w:r>
-            <w:r>
-              <w:br/>
-            </w:r>
-            <w:r>
-              <w:rPr>
-                <w:rFonts w:ascii="Liberation Mono" w:eastAsia="Liberation Mono" w:hAnsi="Liberation Mono"/>
-                <w:color w:val="1C1C1C"/>
-                <w:sz w:val="16"/>
-              </w:rPr>
-              <w:t>SELECT s.MemberID, s.Name, s.TierName, s.TierLevel,</w:t>
-            </w:r>
-            <w:r>
-              <w:br/>
-            </w:r>
-            <w:r>
-              <w:rPr>
-                <w:rFonts w:ascii="Liberation Mono" w:eastAsia="Liberation Mono" w:hAnsi="Liberation Mono"/>
-                <w:color w:val="1C1C1C"/>
-                <w:sz w:val="16"/>
-              </w:rPr>
-              <w:t xml:space="preserve">       s.BorrowLimit, s.ChangeAt,</w:t>
-            </w:r>
-            <w:r>
-              <w:br/>
-            </w:r>
-            <w:r>
-              <w:rPr>
-                <w:rFonts w:ascii="Liberation Mono" w:eastAsia="Liberation Mono" w:hAnsi="Liberation Mono"/>
-                <w:color w:val="1C1C1C"/>
-                <w:sz w:val="16"/>
-              </w:rPr>
-              <w:t xml:space="preserve">       d.MemberKey AS PreviousKey</w:t>
-            </w:r>
-            <w:r>
-              <w:br/>
-            </w:r>
-            <w:r>
-              <w:rPr>
-                <w:rFonts w:ascii="Liberation Mono" w:eastAsia="Liberation Mono" w:hAnsi="Liberation Mono"/>
-                <w:color w:val="1C1C1C"/>
-                <w:sz w:val="16"/>
-              </w:rPr>
-              <w:t>FROM StgMember AS s</w:t>
-            </w:r>
-            <w:r>
-              <w:br/>
-            </w:r>
-            <w:r>
-              <w:rPr>
-                <w:rFonts w:ascii="Liberation Mono" w:eastAsia="Liberation Mono" w:hAnsi="Liberation Mono"/>
-                <w:color w:val="1C1C1C"/>
-                <w:sz w:val="16"/>
-              </w:rPr>
-              <w:t>LEFT JOIN DimMemberHistory AS d</w:t>
-            </w:r>
-            <w:r>
-              <w:br/>
-            </w:r>
-            <w:r>
-              <w:rPr>
-                <w:rFonts w:ascii="Liberation Mono" w:eastAsia="Liberation Mono" w:hAnsi="Liberation Mono"/>
-                <w:color w:val="1C1C1C"/>
-                <w:sz w:val="16"/>
-              </w:rPr>
-              <w:t xml:space="preserve">  ON d.MemberID = s.MemberID</w:t>
-            </w:r>
-            <w:r>
-              <w:br/>
-            </w:r>
-            <w:r>
-              <w:rPr>
-                <w:rFonts w:ascii="Liberation Mono" w:eastAsia="Liberation Mono" w:hAnsi="Liberation Mono"/>
-                <w:color w:val="1C1C1C"/>
-                <w:sz w:val="16"/>
-              </w:rPr>
-              <w:t xml:space="preserve"> AND d.IsCurrent = 1</w:t>
-            </w:r>
-            <w:r>
-              <w:br/>
-            </w:r>
-            <w:r>
-              <w:rPr>
-                <w:rFonts w:ascii="Liberation Mono" w:eastAsia="Liberation Mono" w:hAnsi="Liberation Mono"/>
-                <w:color w:val="1C1C1C"/>
-                <w:sz w:val="16"/>
-              </w:rPr>
-              <w:t>WHERE d.MemberKey IS NULL</w:t>
-            </w:r>
-            <w:r>
-              <w:br/>
-            </w:r>
-            <w:r>
-              <w:rPr>
-                <w:rFonts w:ascii="Liberation Mono" w:eastAsia="Liberation Mono" w:hAnsi="Liberation Mono"/>
-                <w:color w:val="1C1C1C"/>
-                <w:sz w:val="16"/>
-              </w:rPr>
-              <w:t xml:space="preserve">   OR NOT (d.TierName   &lt;=&gt; s.TierName)</w:t>
-            </w:r>
-            <w:r>
-              <w:br/>
-            </w:r>
-            <w:r>
-              <w:rPr>
-                <w:rFonts w:ascii="Liberation Mono" w:eastAsia="Liberation Mono" w:hAnsi="Liberation Mono"/>
-                <w:color w:val="1C1C1C"/>
-                <w:sz w:val="16"/>
-              </w:rPr>
-              <w:t xml:space="preserve">   OR NOT (d.TierLevel  &lt;=&gt; s.TierLevel)</w:t>
-            </w:r>
-            <w:r>
-              <w:br/>
-            </w:r>
-            <w:r>
-              <w:rPr>
-                <w:rFonts w:ascii="Liberation Mono" w:eastAsia="Liberation Mono" w:hAnsi="Liberation Mono"/>
-                <w:color w:val="1C1C1C"/>
-                <w:sz w:val="16"/>
-              </w:rPr>
-              <w:t xml:space="preserve">   OR NOT (d.BorrowLimit &lt;=&gt; s.BorrowLimit);</w:t>
-            </w:r>
-            <w:r>
-              <w:br/>
-            </w:r>
-            <w:r>
-              <w:br/>
-            </w:r>
-            <w:r>
-              <w:rPr>
-                <w:rFonts w:ascii="Liberation Mono" w:eastAsia="Liberation Mono" w:hAnsi="Liberation Mono"/>
-                <w:color w:val="1C1C1C"/>
-                <w:sz w:val="16"/>
-              </w:rPr>
-              <w:t>START TRANSACTION;</w:t>
-            </w:r>
-            <w:r>
-              <w:br/>
-            </w:r>
-            <w:r>
-              <w:br/>
-            </w:r>
-            <w:r>
-              <w:rPr>
-                <w:rFonts w:ascii="Liberation Mono" w:eastAsia="Liberation Mono" w:hAnsi="Liberation Mono"/>
-                <w:color w:val="1C1C1C"/>
-                <w:sz w:val="16"/>
-              </w:rPr>
-              <w:t>UPDATE DimMemberHistory AS d</w:t>
-            </w:r>
-            <w:r>
-              <w:br/>
-            </w:r>
-            <w:r>
-              <w:rPr>
-                <w:rFonts w:ascii="Liberation Mono" w:eastAsia="Liberation Mono" w:hAnsi="Liberation Mono"/>
-                <w:color w:val="1C1C1C"/>
-                <w:sz w:val="16"/>
-              </w:rPr>
-              <w:t>JOIN ChangedMember AS c</w:t>
-            </w:r>
-            <w:r>
-              <w:br/>
-            </w:r>
-            <w:r>
-              <w:rPr>
-                <w:rFonts w:ascii="Liberation Mono" w:eastAsia="Liberation Mono" w:hAnsi="Liberation Mono"/>
-                <w:color w:val="1C1C1C"/>
-                <w:sz w:val="16"/>
-              </w:rPr>
-              <w:t xml:space="preserve">  ON c.PreviousKey = d.MemberKey</w:t>
-            </w:r>
-            <w:r>
-              <w:br/>
-            </w:r>
-            <w:r>
-              <w:rPr>
-                <w:rFonts w:ascii="Liberation Mono" w:eastAsia="Liberation Mono" w:hAnsi="Liberation Mono"/>
-                <w:color w:val="1C1C1C"/>
-                <w:sz w:val="16"/>
-              </w:rPr>
-              <w:t>SET d.EffectiveTo = c.ChangeAt,</w:t>
-            </w:r>
-            <w:r>
-              <w:br/>
-            </w:r>
-            <w:r>
-              <w:rPr>
-                <w:rFonts w:ascii="Liberation Mono" w:eastAsia="Liberation Mono" w:hAnsi="Liberation Mono"/>
-                <w:color w:val="1C1C1C"/>
-                <w:sz w:val="16"/>
-              </w:rPr>
-              <w:t xml:space="preserve">    d.IsCurrent = 0;</w:t>
-            </w:r>
-            <w:r>
-              <w:br/>
-            </w:r>
-            <w:r>
-              <w:br/>
-            </w:r>
-            <w:r>
-              <w:rPr>
-                <w:rFonts w:ascii="Liberation Mono" w:eastAsia="Liberation Mono" w:hAnsi="Liberation Mono"/>
-                <w:color w:val="1C1C1C"/>
-                <w:sz w:val="16"/>
-              </w:rPr>
-              <w:t>INSERT INTO DimMemberHistory</w:t>
-            </w:r>
-            <w:r>
-              <w:br/>
-            </w:r>
-            <w:r>
-              <w:rPr>
-                <w:rFonts w:ascii="Liberation Mono" w:eastAsia="Liberation Mono" w:hAnsi="Liberation Mono"/>
-                <w:color w:val="1C1C1C"/>
-                <w:sz w:val="16"/>
-              </w:rPr>
-              <w:t xml:space="preserve">  (MemberID, Name, TierName, TierLevel, BorrowLimit,</w:t>
-            </w:r>
-            <w:r>
-              <w:br/>
-            </w:r>
-            <w:r>
-              <w:rPr>
-                <w:rFonts w:ascii="Liberation Mono" w:eastAsia="Liberation Mono" w:hAnsi="Liberation Mono"/>
-                <w:color w:val="1C1C1C"/>
-                <w:sz w:val="16"/>
-              </w:rPr>
-              <w:t xml:space="preserve">   EffectiveFrom, EffectiveTo, IsCurrent)</w:t>
-            </w:r>
-            <w:r>
-              <w:br/>
-            </w:r>
-            <w:r>
-              <w:rPr>
-                <w:rFonts w:ascii="Liberation Mono" w:eastAsia="Liberation Mono" w:hAnsi="Liberation Mono"/>
-                <w:color w:val="1C1C1C"/>
-                <w:sz w:val="16"/>
-              </w:rPr>
-              <w:t>SELECT MemberID, Name, TierName, TierLevel, BorrowLimit,</w:t>
-            </w:r>
-            <w:r>
-              <w:br/>
-            </w:r>
-            <w:r>
-              <w:rPr>
-                <w:rFonts w:ascii="Liberation Mono" w:eastAsia="Liberation Mono" w:hAnsi="Liberation Mono"/>
-                <w:color w:val="1C1C1C"/>
-                <w:sz w:val="16"/>
-              </w:rPr>
-              <w:t xml:space="preserve">       ChangeAt, '9999-12-31 00:00:00', 1</w:t>
-            </w:r>
-            <w:r>
-              <w:br/>
-            </w:r>
-            <w:r>
-              <w:rPr>
-                <w:rFonts w:ascii="Liberation Mono" w:eastAsia="Liberation Mono" w:hAnsi="Liberation Mono"/>
-                <w:color w:val="1C1C1C"/>
-                <w:sz w:val="16"/>
-              </w:rPr>
-              <w:t>FROM ChangedMember;</w:t>
-            </w:r>
-            <w:r>
-              <w:br/>
-            </w:r>
-            <w:r>
-              <w:br/>
-            </w:r>
-            <w:r>
-              <w:rPr>
-                <w:rFonts w:ascii="Liberation Mono" w:eastAsia="Liberation Mono" w:hAnsi="Liberation Mono"/>
-                <w:color w:val="1C1C1C"/>
-                <w:sz w:val="16"/>
-              </w:rPr>
-              <w:t>COMMIT;</w:t>
-            </w:r>
-          </w:p>
-        </w:tc>
-      </w:tr>
-    </w:tbl>
-    <w:p>
-      <w:pPr>
-        <w:pStyle w:val="ReportBody"/>
-      </w:pPr>
-      <w:r>
-        <w:t>The null-safe equality operator &lt;=&gt; is useful when a tracked attribute may be NULL. An unchanged member never enters ChangedMember, so rerunning the batch does not create another version. In a full implementation, errors would trigger ROLLBACK and an audit table would record the batch identifier and counts.</w:t>
-      </w:r>
-    </w:p>
-    <w:p>
-      <w:pPr>
-        <w:spacing w:after="0"/>
-      </w:pPr>
-      <w:r>
-        <w:br w:type="page"/>
-      </w:r>
-    </w:p>
-    <w:p>
-      <w:pPr>
-        <w:pStyle w:val="ReportHeading"/>
-        <w:pBdr>
-          <w:bottom w:val="single" w:sz="10" w:space="2" w:color="8ED14B"/>
-        </w:pBdr>
-      </w:pPr>
-      <w:r>
-        <w:lastRenderedPageBreak/>
-        <w:t>5. Practical demonstration</w:t>
-      </w:r>
-    </w:p>
-    <w:p>
-      <w:pPr>
-        <w:pStyle w:val="ReportSubheading"/>
-      </w:pPr>
-      <w:r>
-        <w:t>Version history after an upgrade</w:t>
-      </w:r>
-    </w:p>
-    <w:tbl>
-      <w:tblPr>
-        <w:tblW w:w="0" w:type="auto"/>
-        <w:jc w:val="center"/>
-        <w:tblLayout w:type="fixed"/>
-        <w:tblLook w:val="04A0" w:firstRow="1" w:lastRow="0" w:firstColumn="1" w:lastColumn="0" w:noHBand="0" w:noVBand="1"/>
-      </w:tblPr>
-      <w:tblGrid>
-        <w:gridCol w:w="1512"/>
-        <w:gridCol w:w="1512"/>
-        <w:gridCol w:w="1728"/>
-        <w:gridCol w:w="1944"/>
-        <w:gridCol w:w="1944"/>
-        <w:gridCol w:w="1296"/>
-      </w:tblGrid>
-      <w:tr>
-        <w:trPr>
-          <w:cantSplit/>
-          <w:tblHeader/>
-          <w:jc w:val="center"/>
-        </w:trPr>
-        <w:tc>
-          <w:tcPr>
-            <w:tcW w:w="1512" w:type="dxa"/>
-            <w:tcBorders>
-              <w:top w:val="single" w:sz="5" w:space="0" w:color="D7D9DE"/>
-              <w:left w:val="single" w:sz="5" w:space="0" w:color="D7D9DE"/>
-              <w:bottom w:val="single" w:sz="5" w:space="0" w:color="D7D9DE"/>
-              <w:right w:val="single" w:sz="5" w:space="0" w:color="D7D9DE"/>
-            </w:tcBorders>
-            <w:tcMar>
-              <w:top w:w="55" w:type="dxa"/>
-              <w:left w:w="70" w:type="dxa"/>
-              <w:bottom w:w="55" w:type="dxa"/>
-              <w:right w:w="70" w:type="dxa"/>
-            </w:tcMar>
-            <w:vAlign w:val="center"/>
-          </w:tcPr>
-          <w:p>
-            <w:pPr>
-              <w:spacing w:after="0" w:line="240" w:lineRule="auto"/>
-              <w:jc w:val="center"/>
-            </w:pPr>
-            <w:r>
-              <w:rPr>
-                <w:rFonts w:ascii="Carlito" w:eastAsia="Carlito" w:hAnsi="Carlito"/>
-                <w:b/>
-                <w:color w:val="1C1C1C"/>
-                <w:sz w:val="19"/>
-              </w:rPr>
-              <w:t>MemberKey</w:t>
-            </w:r>
-          </w:p>
-        </w:tc>
-        <w:tc>
-          <w:tcPr>
-            <w:tcW w:w="1512" w:type="dxa"/>
-            <w:tcBorders>
-              <w:top w:val="single" w:sz="5" w:space="0" w:color="D7D9DE"/>
-              <w:left w:val="single" w:sz="5" w:space="0" w:color="D7D9DE"/>
-              <w:bottom w:val="single" w:sz="5" w:space="0" w:color="D7D9DE"/>
-              <w:right w:val="single" w:sz="5" w:space="0" w:color="D7D9DE"/>
-            </w:tcBorders>
-            <w:tcMar>
-              <w:top w:w="55" w:type="dxa"/>
-              <w:left w:w="70" w:type="dxa"/>
-              <w:bottom w:w="55" w:type="dxa"/>
-              <w:right w:w="70" w:type="dxa"/>
-            </w:tcMar>
-            <w:vAlign w:val="center"/>
-          </w:tcPr>
-          <w:p>
-            <w:pPr>
-              <w:spacing w:after="0" w:line="240" w:lineRule="auto"/>
-              <w:jc w:val="center"/>
-            </w:pPr>
-            <w:r>
-              <w:rPr>
-                <w:rFonts w:ascii="Carlito" w:eastAsia="Carlito" w:hAnsi="Carlito"/>
-                <w:b/>
-                <w:color w:val="1C1C1C"/>
-                <w:sz w:val="19"/>
-              </w:rPr>
-              <w:t>MemberID</w:t>
-            </w:r>
-          </w:p>
-        </w:tc>
-        <w:tc>
-          <w:tcPr>
-            <w:tcW w:w="1728" w:type="dxa"/>
-            <w:tcBorders>
-              <w:top w:val="single" w:sz="5" w:space="0" w:color="D7D9DE"/>
-              <w:left w:val="single" w:sz="5" w:space="0" w:color="D7D9DE"/>
-              <w:bottom w:val="single" w:sz="5" w:space="0" w:color="D7D9DE"/>
-              <w:right w:val="single" w:sz="5" w:space="0" w:color="D7D9DE"/>
-            </w:tcBorders>
-            <w:tcMar>
-              <w:top w:w="55" w:type="dxa"/>
-              <w:left w:w="70" w:type="dxa"/>
-              <w:bottom w:w="55" w:type="dxa"/>
-              <w:right w:w="70" w:type="dxa"/>
-            </w:tcMar>
-            <w:vAlign w:val="center"/>
-          </w:tcPr>
-          <w:p>
-            <w:pPr>
-              <w:spacing w:after="0" w:line="240" w:lineRule="auto"/>
-              <w:jc w:val="center"/>
-            </w:pPr>
-            <w:r>
-              <w:rPr>
-                <w:rFonts w:ascii="Carlito" w:eastAsia="Carlito" w:hAnsi="Carlito"/>
-                <w:b/>
-                <w:color w:val="1C1C1C"/>
-                <w:sz w:val="19"/>
-              </w:rPr>
-              <w:t>Tier</w:t>
-            </w:r>
-          </w:p>
-        </w:tc>
-        <w:tc>
-          <w:tcPr>
-            <w:tcW w:w="1944" w:type="dxa"/>
-            <w:tcBorders>
-              <w:top w:val="single" w:sz="5" w:space="0" w:color="D7D9DE"/>
-              <w:left w:val="single" w:sz="5" w:space="0" w:color="D7D9DE"/>
-              <w:bottom w:val="single" w:sz="5" w:space="0" w:color="D7D9DE"/>
-              <w:right w:val="single" w:sz="5" w:space="0" w:color="D7D9DE"/>
-            </w:tcBorders>
-            <w:tcMar>
-              <w:top w:w="55" w:type="dxa"/>
-              <w:left w:w="70" w:type="dxa"/>
-              <w:bottom w:w="55" w:type="dxa"/>
-              <w:right w:w="70" w:type="dxa"/>
-            </w:tcMar>
-            <w:vAlign w:val="center"/>
-          </w:tcPr>
-          <w:p>
-            <w:pPr>
-              <w:spacing w:after="0" w:line="240" w:lineRule="auto"/>
-              <w:jc w:val="center"/>
-            </w:pPr>
-            <w:r>
-              <w:rPr>
-                <w:rFonts w:ascii="Carlito" w:eastAsia="Carlito" w:hAnsi="Carlito"/>
-                <w:b/>
-                <w:color w:val="1C1C1C"/>
-                <w:sz w:val="19"/>
-              </w:rPr>
-              <w:t>EffectiveFrom</w:t>
-            </w:r>
-          </w:p>
-        </w:tc>
-        <w:tc>
-          <w:tcPr>
-            <w:tcW w:w="1944" w:type="dxa"/>
-            <w:tcBorders>
-              <w:top w:val="single" w:sz="5" w:space="0" w:color="D7D9DE"/>
-              <w:left w:val="single" w:sz="5" w:space="0" w:color="D7D9DE"/>
-              <w:bottom w:val="single" w:sz="5" w:space="0" w:color="D7D9DE"/>
-              <w:right w:val="single" w:sz="5" w:space="0" w:color="D7D9DE"/>
-            </w:tcBorders>
-            <w:tcMar>
-              <w:top w:w="55" w:type="dxa"/>
-              <w:left w:w="70" w:type="dxa"/>
-              <w:bottom w:w="55" w:type="dxa"/>
-              <w:right w:w="70" w:type="dxa"/>
-            </w:tcMar>
-            <w:vAlign w:val="center"/>
-          </w:tcPr>
-          <w:p>
-            <w:pPr>
-              <w:spacing w:after="0" w:line="240" w:lineRule="auto"/>
-              <w:jc w:val="center"/>
-            </w:pPr>
-            <w:r>
-              <w:rPr>
-                <w:rFonts w:ascii="Carlito" w:eastAsia="Carlito" w:hAnsi="Carlito"/>
-                <w:b/>
-                <w:color w:val="1C1C1C"/>
-                <w:sz w:val="19"/>
-              </w:rPr>
-              <w:t>EffectiveTo</w:t>
-            </w:r>
-          </w:p>
-        </w:tc>
-        <w:tc>
-          <w:tcPr>
-            <w:tcW w:w="1296" w:type="dxa"/>
-            <w:tcBorders>
-              <w:top w:val="single" w:sz="5" w:space="0" w:color="D7D9DE"/>
-              <w:left w:val="single" w:sz="5" w:space="0" w:color="D7D9DE"/>
-              <w:bottom w:val="single" w:sz="5" w:space="0" w:color="D7D9DE"/>
-              <w:right w:val="single" w:sz="5" w:space="0" w:color="D7D9DE"/>
-            </w:tcBorders>
-            <w:tcMar>
-              <w:top w:w="55" w:type="dxa"/>
-              <w:left w:w="70" w:type="dxa"/>
-              <w:bottom w:w="55" w:type="dxa"/>
-              <w:right w:w="70" w:type="dxa"/>
-            </w:tcMar>
-            <w:vAlign w:val="center"/>
-          </w:tcPr>
-          <w:p>
-            <w:pPr>
-              <w:spacing w:after="0" w:line="240" w:lineRule="auto"/>
-              <w:jc w:val="center"/>
-            </w:pPr>
-            <w:r>
-              <w:rPr>
-                <w:rFonts w:ascii="Carlito" w:eastAsia="Carlito" w:hAnsi="Carlito"/>
-                <w:b/>
-                <w:color w:val="1C1C1C"/>
-                <w:sz w:val="19"/>
-              </w:rPr>
-              <w:t>Current</w:t>
-            </w:r>
-          </w:p>
-        </w:tc>
-      </w:tr>
-      <w:tr>
-        <w:trPr>
-          <w:cantSplit/>
-          <w:jc w:val="center"/>
-        </w:trPr>
-        <w:tc>
-          <w:tcPr>
-            <w:tcW w:w="1512" w:type="dxa"/>
-            <w:tcBorders>
-              <w:top w:val="single" w:sz="5" w:space="0" w:color="D7D9DE"/>
-              <w:left w:val="single" w:sz="5" w:space="0" w:color="D7D9DE"/>
-              <w:bottom w:val="single" w:sz="5" w:space="0" w:color="D7D9DE"/>
-              <w:right w:val="single" w:sz="5" w:space="0" w:color="D7D9DE"/>
-            </w:tcBorders>
-            <w:tcMar>
-              <w:top w:w="55" w:type="dxa"/>
-              <w:left w:w="70" w:type="dxa"/>
-              <w:bottom w:w="55" w:type="dxa"/>
-              <w:right w:w="70" w:type="dxa"/>
-            </w:tcMar>
-            <w:vAlign w:val="center"/>
-          </w:tcPr>
-          <w:p>
-            <w:pPr>
-              <w:spacing w:after="0" w:line="240" w:lineRule="auto"/>
-              <w:jc w:val="center"/>
-            </w:pPr>
-            <w:r>
-              <w:rPr>
-                <w:rFonts w:ascii="Carlito" w:eastAsia="Carlito" w:hAnsi="Carlito"/>
-                <w:color w:val="252525"/>
-                <w:sz w:val="17"/>
-              </w:rPr>
-              <w:t>101</w:t>
-            </w:r>
-          </w:p>
-        </w:tc>
-        <w:tc>
-          <w:tcPr>
-            <w:tcW w:w="1512" w:type="dxa"/>
-            <w:tcBorders>
-              <w:top w:val="single" w:sz="5" w:space="0" w:color="D7D9DE"/>
-              <w:left w:val="single" w:sz="5" w:space="0" w:color="D7D9DE"/>
-              <w:bottom w:val="single" w:sz="5" w:space="0" w:color="D7D9DE"/>
-              <w:right w:val="single" w:sz="5" w:space="0" w:color="D7D9DE"/>
-            </w:tcBorders>
-            <w:tcMar>
-              <w:top w:w="55" w:type="dxa"/>
-              <w:left w:w="70" w:type="dxa"/>
-              <w:bottom w:w="55" w:type="dxa"/>
-              <w:right w:w="70" w:type="dxa"/>
-            </w:tcMar>
-            <w:vAlign w:val="center"/>
-          </w:tcPr>
-          <w:p>
-            <w:pPr>
-              <w:spacing w:after="0" w:line="240" w:lineRule="auto"/>
-              <w:jc w:val="center"/>
-            </w:pPr>
-            <w:r>
-              <w:rPr>
-                <w:rFonts w:ascii="Carlito" w:eastAsia="Carlito" w:hAnsi="Carlito"/>
-                <w:color w:val="252525"/>
-                <w:sz w:val="17"/>
-              </w:rPr>
-              <w:t>M0107</w:t>
-            </w:r>
-          </w:p>
-        </w:tc>
-        <w:tc>
-          <w:tcPr>
-            <w:tcW w:w="1728" w:type="dxa"/>
-            <w:tcBorders>
-              <w:top w:val="single" w:sz="5" w:space="0" w:color="D7D9DE"/>
-              <w:left w:val="single" w:sz="5" w:space="0" w:color="D7D9DE"/>
-              <w:bottom w:val="single" w:sz="5" w:space="0" w:color="D7D9DE"/>
-              <w:right w:val="single" w:sz="5" w:space="0" w:color="D7D9DE"/>
-            </w:tcBorders>
-            <w:tcMar>
-              <w:top w:w="55" w:type="dxa"/>
-              <w:left w:w="70" w:type="dxa"/>
-              <w:bottom w:w="55" w:type="dxa"/>
-              <w:right w:w="70" w:type="dxa"/>
-            </w:tcMar>
-            <w:vAlign w:val="center"/>
-          </w:tcPr>
-          <w:p>
-            <w:pPr>
-              <w:spacing w:after="0" w:line="240" w:lineRule="auto"/>
-              <w:jc w:val="center"/>
-            </w:pPr>
-            <w:r>
-              <w:rPr>
-                <w:rFonts w:ascii="Carlito" w:eastAsia="Carlito" w:hAnsi="Carlito"/>
-                <w:color w:val="252525"/>
-                <w:sz w:val="17"/>
-              </w:rPr>
-              <w:t>Basic</w:t>
-            </w:r>
-          </w:p>
-        </w:tc>
-        <w:tc>
-          <w:tcPr>
-            <w:tcW w:w="1944" w:type="dxa"/>
-            <w:tcBorders>
-              <w:top w:val="single" w:sz="5" w:space="0" w:color="D7D9DE"/>
-              <w:left w:val="single" w:sz="5" w:space="0" w:color="D7D9DE"/>
-              <w:bottom w:val="single" w:sz="5" w:space="0" w:color="D7D9DE"/>
-              <w:right w:val="single" w:sz="5" w:space="0" w:color="D7D9DE"/>
-            </w:tcBorders>
-            <w:tcMar>
-              <w:top w:w="55" w:type="dxa"/>
-              <w:left w:w="70" w:type="dxa"/>
-              <w:bottom w:w="55" w:type="dxa"/>
-              <w:right w:w="70" w:type="dxa"/>
-            </w:tcMar>
-            <w:vAlign w:val="center"/>
-          </w:tcPr>
-          <w:p>
-            <w:pPr>
-              <w:spacing w:after="0" w:line="240" w:lineRule="auto"/>
-              <w:jc w:val="center"/>
-            </w:pPr>
-            <w:r>
-              <w:rPr>
-                <w:rFonts w:ascii="Carlito" w:eastAsia="Carlito" w:hAnsi="Carlito"/>
-                <w:color w:val="252525"/>
-                <w:sz w:val="17"/>
-              </w:rPr>
-              <w:t>2024-01-01</w:t>
-            </w:r>
-          </w:p>
-        </w:tc>
-        <w:tc>
-          <w:tcPr>
-            <w:tcW w:w="1944" w:type="dxa"/>
-            <w:tcBorders>
-              <w:top w:val="single" w:sz="5" w:space="0" w:color="D7D9DE"/>
-              <w:left w:val="single" w:sz="5" w:space="0" w:color="D7D9DE"/>
-              <w:bottom w:val="single" w:sz="5" w:space="0" w:color="D7D9DE"/>
-              <w:right w:val="single" w:sz="5" w:space="0" w:color="D7D9DE"/>
-            </w:tcBorders>
-            <w:tcMar>
-              <w:top w:w="55" w:type="dxa"/>
-              <w:left w:w="70" w:type="dxa"/>
-              <w:bottom w:w="55" w:type="dxa"/>
-              <w:right w:w="70" w:type="dxa"/>
-            </w:tcMar>
-            <w:vAlign w:val="center"/>
-          </w:tcPr>
-          <w:p>
-            <w:pPr>
-              <w:spacing w:after="0" w:line="240" w:lineRule="auto"/>
-              <w:jc w:val="center"/>
-            </w:pPr>
-            <w:r>
-              <w:rPr>
-                <w:rFonts w:ascii="Carlito" w:eastAsia="Carlito" w:hAnsi="Carlito"/>
-                <w:color w:val="252525"/>
-                <w:sz w:val="17"/>
-              </w:rPr>
-              <w:t>2025-07-01</w:t>
-            </w:r>
-          </w:p>
-        </w:tc>
-        <w:tc>
-          <w:tcPr>
-            <w:tcW w:w="1296" w:type="dxa"/>
-            <w:tcBorders>
-              <w:top w:val="single" w:sz="5" w:space="0" w:color="D7D9DE"/>
-              <w:left w:val="single" w:sz="5" w:space="0" w:color="D7D9DE"/>
-              <w:bottom w:val="single" w:sz="5" w:space="0" w:color="D7D9DE"/>
-              <w:right w:val="single" w:sz="5" w:space="0" w:color="D7D9DE"/>
-            </w:tcBorders>
-            <w:tcMar>
-              <w:top w:w="55" w:type="dxa"/>
-              <w:left w:w="70" w:type="dxa"/>
-              <w:bottom w:w="55" w:type="dxa"/>
-              <w:right w:w="70" w:type="dxa"/>
-            </w:tcMar>
-            <w:vAlign w:val="center"/>
-          </w:tcPr>
-          <w:p>
-            <w:pPr>
-              <w:spacing w:after="0" w:line="240" w:lineRule="auto"/>
-              <w:jc w:val="center"/>
-            </w:pPr>
-            <w:r>
-              <w:rPr>
-                <w:rFonts w:ascii="Carlito" w:eastAsia="Carlito" w:hAnsi="Carlito"/>
-                <w:color w:val="252525"/>
-                <w:sz w:val="17"/>
-              </w:rPr>
-              <w:t>0</w:t>
-            </w:r>
-          </w:p>
-        </w:tc>
-      </w:tr>
-      <w:tr>
-        <w:trPr>
-          <w:cantSplit/>
-          <w:jc w:val="center"/>
-        </w:trPr>
-        <w:tc>
-          <w:tcPr>
-            <w:tcW w:w="1512" w:type="dxa"/>
-            <w:tcBorders>
-              <w:top w:val="single" w:sz="5" w:space="0" w:color="D7D9DE"/>
-              <w:left w:val="single" w:sz="5" w:space="0" w:color="D7D9DE"/>
-              <w:bottom w:val="single" w:sz="5" w:space="0" w:color="D7D9DE"/>
-              <w:right w:val="single" w:sz="5" w:space="0" w:color="D7D9DE"/>
-            </w:tcBorders>
-            <w:tcMar>
-              <w:top w:w="55" w:type="dxa"/>
-              <w:left w:w="70" w:type="dxa"/>
-              <w:bottom w:w="55" w:type="dxa"/>
-              <w:right w:w="70" w:type="dxa"/>
-            </w:tcMar>
-            <w:vAlign w:val="center"/>
-          </w:tcPr>
-          <w:p>
-            <w:pPr>
-              <w:spacing w:after="0" w:line="240" w:lineRule="auto"/>
-              <w:jc w:val="center"/>
-            </w:pPr>
-            <w:r>
-              <w:rPr>
-                <w:rFonts w:ascii="Carlito" w:eastAsia="Carlito" w:hAnsi="Carlito"/>
-                <w:color w:val="252525"/>
-                <w:sz w:val="17"/>
-              </w:rPr>
-              <w:t>305</w:t>
-            </w:r>
-          </w:p>
-        </w:tc>
-        <w:tc>
-          <w:tcPr>
-            <w:tcW w:w="1512" w:type="dxa"/>
-            <w:tcBorders>
-              <w:top w:val="single" w:sz="5" w:space="0" w:color="D7D9DE"/>
-              <w:left w:val="single" w:sz="5" w:space="0" w:color="D7D9DE"/>
-              <w:bottom w:val="single" w:sz="5" w:space="0" w:color="D7D9DE"/>
-              <w:right w:val="single" w:sz="5" w:space="0" w:color="D7D9DE"/>
-            </w:tcBorders>
-            <w:tcMar>
-              <w:top w:w="55" w:type="dxa"/>
-              <w:left w:w="70" w:type="dxa"/>
-              <w:bottom w:w="55" w:type="dxa"/>
-              <w:right w:w="70" w:type="dxa"/>
-            </w:tcMar>
-            <w:vAlign w:val="center"/>
-          </w:tcPr>
-          <w:p>
-            <w:pPr>
-              <w:spacing w:after="0" w:line="240" w:lineRule="auto"/>
-              <w:jc w:val="center"/>
-            </w:pPr>
-            <w:r>
-              <w:rPr>
-                <w:rFonts w:ascii="Carlito" w:eastAsia="Carlito" w:hAnsi="Carlito"/>
-                <w:color w:val="252525"/>
-                <w:sz w:val="17"/>
-              </w:rPr>
-              <w:t>M0107</w:t>
-            </w:r>
-          </w:p>
-        </w:tc>
-        <w:tc>
-          <w:tcPr>
-            <w:tcW w:w="1728" w:type="dxa"/>
-            <w:tcBorders>
-              <w:top w:val="single" w:sz="5" w:space="0" w:color="D7D9DE"/>
-              <w:left w:val="single" w:sz="5" w:space="0" w:color="D7D9DE"/>
-              <w:bottom w:val="single" w:sz="5" w:space="0" w:color="D7D9DE"/>
-              <w:right w:val="single" w:sz="5" w:space="0" w:color="D7D9DE"/>
-            </w:tcBorders>
-            <w:tcMar>
-              <w:top w:w="55" w:type="dxa"/>
-              <w:left w:w="70" w:type="dxa"/>
-              <w:bottom w:w="55" w:type="dxa"/>
-              <w:right w:w="70" w:type="dxa"/>
-            </w:tcMar>
-            <w:vAlign w:val="center"/>
-          </w:tcPr>
-          <w:p>
-            <w:pPr>
-              <w:spacing w:after="0" w:line="240" w:lineRule="auto"/>
-              <w:jc w:val="center"/>
-            </w:pPr>
-            <w:r>
-              <w:rPr>
-                <w:rFonts w:ascii="Carlito" w:eastAsia="Carlito" w:hAnsi="Carlito"/>
-                <w:color w:val="252525"/>
-                <w:sz w:val="17"/>
-              </w:rPr>
-              <w:t>Advanced</w:t>
-            </w:r>
-          </w:p>
-        </w:tc>
-        <w:tc>
-          <w:tcPr>
-            <w:tcW w:w="1944" w:type="dxa"/>
-            <w:tcBorders>
-              <w:top w:val="single" w:sz="5" w:space="0" w:color="D7D9DE"/>
-              <w:left w:val="single" w:sz="5" w:space="0" w:color="D7D9DE"/>
-              <w:bottom w:val="single" w:sz="5" w:space="0" w:color="D7D9DE"/>
-              <w:right w:val="single" w:sz="5" w:space="0" w:color="D7D9DE"/>
-            </w:tcBorders>
-            <w:tcMar>
-              <w:top w:w="55" w:type="dxa"/>
-              <w:left w:w="70" w:type="dxa"/>
-              <w:bottom w:w="55" w:type="dxa"/>
-              <w:right w:w="70" w:type="dxa"/>
-            </w:tcMar>
-            <w:vAlign w:val="center"/>
-          </w:tcPr>
-          <w:p>
-            <w:pPr>
-              <w:spacing w:after="0" w:line="240" w:lineRule="auto"/>
-              <w:jc w:val="center"/>
-            </w:pPr>
-            <w:r>
-              <w:rPr>
-                <w:rFonts w:ascii="Carlito" w:eastAsia="Carlito" w:hAnsi="Carlito"/>
-                <w:color w:val="252525"/>
-                <w:sz w:val="17"/>
-              </w:rPr>
-              <w:t>2025-07-01</w:t>
-            </w:r>
-          </w:p>
-        </w:tc>
-        <w:tc>
-          <w:tcPr>
-            <w:tcW w:w="1944" w:type="dxa"/>
-            <w:tcBorders>
-              <w:top w:val="single" w:sz="5" w:space="0" w:color="D7D9DE"/>
-              <w:left w:val="single" w:sz="5" w:space="0" w:color="D7D9DE"/>
-              <w:bottom w:val="single" w:sz="5" w:space="0" w:color="D7D9DE"/>
-              <w:right w:val="single" w:sz="5" w:space="0" w:color="D7D9DE"/>
-            </w:tcBorders>
-            <w:tcMar>
-              <w:top w:w="55" w:type="dxa"/>
-              <w:left w:w="70" w:type="dxa"/>
-              <w:bottom w:w="55" w:type="dxa"/>
-              <w:right w:w="70" w:type="dxa"/>
-            </w:tcMar>
-            <w:vAlign w:val="center"/>
-          </w:tcPr>
-          <w:p>
-            <w:pPr>
-              <w:spacing w:after="0" w:line="240" w:lineRule="auto"/>
-              <w:jc w:val="center"/>
-            </w:pPr>
-            <w:r>
-              <w:rPr>
-                <w:rFonts w:ascii="Carlito" w:eastAsia="Carlito" w:hAnsi="Carlito"/>
-                <w:color w:val="252525"/>
-                <w:sz w:val="17"/>
-              </w:rPr>
-              <w:t>9999-12-31</w:t>
-            </w:r>
-          </w:p>
-        </w:tc>
-        <w:tc>
-          <w:tcPr>
-            <w:tcW w:w="1296" w:type="dxa"/>
-            <w:tcBorders>
-              <w:top w:val="single" w:sz="5" w:space="0" w:color="D7D9DE"/>
-              <w:left w:val="single" w:sz="5" w:space="0" w:color="D7D9DE"/>
-              <w:bottom w:val="single" w:sz="5" w:space="0" w:color="D7D9DE"/>
-              <w:right w:val="single" w:sz="5" w:space="0" w:color="D7D9DE"/>
-            </w:tcBorders>
-            <w:tcMar>
-              <w:top w:w="55" w:type="dxa"/>
-              <w:left w:w="70" w:type="dxa"/>
-              <w:bottom w:w="55" w:type="dxa"/>
-              <w:right w:w="70" w:type="dxa"/>
-            </w:tcMar>
-            <w:vAlign w:val="center"/>
-          </w:tcPr>
-          <w:p>
-            <w:pPr>
-              <w:spacing w:after="0" w:line="240" w:lineRule="auto"/>
-              <w:jc w:val="center"/>
-            </w:pPr>
-            <w:r>
-              <w:rPr>
-                <w:rFonts w:ascii="Carlito" w:eastAsia="Carlito" w:hAnsi="Carlito"/>
-                <w:color w:val="252525"/>
-                <w:sz w:val="17"/>
-              </w:rPr>
-              <w:t>1</w:t>
-            </w:r>
-          </w:p>
-        </w:tc>
-      </w:tr>
-    </w:tbl>
-    <w:p>
-      <w:pPr>
-        <w:pStyle w:val="ReportSubheading"/>
-      </w:pPr>
-      <w:r>
-        <w:t>As-of lookup used when loading facts</w:t>
-      </w:r>
-    </w:p>
-    <w:tbl>
-      <w:tblPr>
-        <w:tblW w:w="0" w:type="auto"/>
-        <w:jc w:val="center"/>
-        <w:tblLayout w:type="fixed"/>
-        <w:tblLook w:val="04A0" w:firstRow="1" w:lastRow="0" w:firstColumn="1" w:lastColumn="0" w:noHBand="0" w:noVBand="1"/>
-      </w:tblPr>
-      <w:tblGrid>
-        <w:gridCol w:w="1872"/>
-        <w:gridCol w:w="2664"/>
-        <w:gridCol w:w="2088"/>
-        <w:gridCol w:w="3312"/>
-      </w:tblGrid>
-      <w:tr>
-        <w:trPr>
-          <w:cantSplit/>
-          <w:jc w:val="center"/>
-        </w:trPr>
-        <w:tc>
-          <w:tcPr>
-            <w:tcW w:w="9936" w:type="dxa"/>
-            <w:gridSpan w:val="4"/>
-            <w:tcBorders>
-              <w:top w:val="single" w:sz="6" w:space="0" w:color="D7D9DE"/>
-              <w:left w:val="single" w:sz="6" w:space="0" w:color="D7D9DE"/>
-              <w:bottom w:val="single" w:sz="6" w:space="0" w:color="D7D9DE"/>
-              <w:right w:val="single" w:sz="6" w:space="0" w:color="D7D9DE"/>
-            </w:tcBorders>
-            <w:tcMar>
-              <w:top w:w="75" w:type="dxa"/>
-              <w:left w:w="95" w:type="dxa"/>
-              <w:bottom w:w="75" w:type="dxa"/>
-              <w:right w:w="95" w:type="dxa"/>
-            </w:tcMar>
-          </w:tcPr>
-          <w:p>
-            <w:pPr>
-              <w:spacing w:after="0" w:line="228" w:lineRule="auto"/>
-            </w:pPr>
-            <w:r>
-              <w:rPr>
-                <w:rFonts w:ascii="Liberation Mono" w:eastAsia="Liberation Mono" w:hAnsi="Liberation Mono"/>
-                <w:color w:val="1C1C1C"/>
-                <w:sz w:val="18"/>
-              </w:rPr>
-              <w:t>SELECT l.LoanRef, l.MemberID, l.StartDatetime,</w:t>
-            </w:r>
-            <w:r>
-              <w:br/>
-            </w:r>
-            <w:r>
-              <w:rPr>
-                <w:rFonts w:ascii="Liberation Mono" w:eastAsia="Liberation Mono" w:hAnsi="Liberation Mono"/>
-                <w:color w:val="1C1C1C"/>
-                <w:sz w:val="18"/>
-              </w:rPr>
-              <w:t xml:space="preserve">       d.MemberKey, d.TierName</w:t>
-            </w:r>
-            <w:r>
-              <w:br/>
-            </w:r>
-            <w:r>
-              <w:rPr>
-                <w:rFonts w:ascii="Liberation Mono" w:eastAsia="Liberation Mono" w:hAnsi="Liberation Mono"/>
-                <w:color w:val="1C1C1C"/>
-                <w:sz w:val="18"/>
-              </w:rPr>
-              <w:t>FROM StgLoan AS l</w:t>
-            </w:r>
-            <w:r>
-              <w:br/>
-            </w:r>
-            <w:r>
-              <w:rPr>
-                <w:rFonts w:ascii="Liberation Mono" w:eastAsia="Liberation Mono" w:hAnsi="Liberation Mono"/>
-                <w:color w:val="1C1C1C"/>
-                <w:sz w:val="18"/>
-              </w:rPr>
-              <w:t>JOIN DimMemberHistory AS d</w:t>
-            </w:r>
-            <w:r>
-              <w:br/>
-            </w:r>
-            <w:r>
-              <w:rPr>
-                <w:rFonts w:ascii="Liberation Mono" w:eastAsia="Liberation Mono" w:hAnsi="Liberation Mono"/>
-                <w:color w:val="1C1C1C"/>
-                <w:sz w:val="18"/>
-              </w:rPr>
-              <w:t xml:space="preserve">  ON d.MemberID = l.MemberID</w:t>
-            </w:r>
-            <w:r>
-              <w:br/>
-            </w:r>
-            <w:r>
-              <w:rPr>
-                <w:rFonts w:ascii="Liberation Mono" w:eastAsia="Liberation Mono" w:hAnsi="Liberation Mono"/>
-                <w:color w:val="1C1C1C"/>
-                <w:sz w:val="18"/>
-              </w:rPr>
-              <w:t xml:space="preserve"> AND l.StartDatetime &gt;= d.EffectiveFrom</w:t>
-            </w:r>
-            <w:r>
-              <w:br/>
-            </w:r>
-            <w:r>
-              <w:rPr>
-                <w:rFonts w:ascii="Liberation Mono" w:eastAsia="Liberation Mono" w:hAnsi="Liberation Mono"/>
-                <w:color w:val="1C1C1C"/>
-                <w:sz w:val="18"/>
-              </w:rPr>
-              <w:t xml:space="preserve"> AND l.StartDatetime &lt;  d.EffectiveTo</w:t>
-            </w:r>
-            <w:r>
-              <w:br/>
-            </w:r>
-            <w:r>
-              <w:rPr>
-                <w:rFonts w:ascii="Liberation Mono" w:eastAsia="Liberation Mono" w:hAnsi="Liberation Mono"/>
-                <w:color w:val="1C1C1C"/>
-                <w:sz w:val="18"/>
-              </w:rPr>
-              <w:t>ORDER BY l.StartDatetime;</w:t>
-            </w:r>
-          </w:p>
-        </w:tc>
-      </w:tr>
-      <w:tr>
-        <w:trPr>
-          <w:cantSplit/>
-          <w:tblHeader/>
-          <w:jc w:val="center"/>
-        </w:trPr>
-        <w:tc>
-          <w:tcPr>
-            <w:tcW w:w="1872" w:type="dxa"/>
-            <w:tcBorders>
-              <w:top w:val="single" w:sz="5" w:space="0" w:color="D7D9DE"/>
-              <w:left w:val="single" w:sz="5" w:space="0" w:color="D7D9DE"/>
-              <w:bottom w:val="single" w:sz="5" w:space="0" w:color="D7D9DE"/>
-              <w:right w:val="single" w:sz="5" w:space="0" w:color="D7D9DE"/>
-            </w:tcBorders>
-            <w:tcMar>
-              <w:top w:w="55" w:type="dxa"/>
-              <w:left w:w="70" w:type="dxa"/>
-              <w:bottom w:w="55" w:type="dxa"/>
-              <w:right w:w="70" w:type="dxa"/>
-            </w:tcMar>
-            <w:vAlign w:val="center"/>
-          </w:tcPr>
-          <w:p>
-            <w:pPr>
-              <w:spacing w:after="0" w:line="240" w:lineRule="auto"/>
-              <w:jc w:val="center"/>
-            </w:pPr>
-            <w:r>
-              <w:rPr>
-                <w:rFonts w:ascii="Carlito" w:eastAsia="Carlito" w:hAnsi="Carlito"/>
-                <w:b/>
-                <w:color w:val="1C1C1C"/>
-                <w:sz w:val="19"/>
-              </w:rPr>
-              <w:t>Loan</w:t>
-            </w:r>
-          </w:p>
-        </w:tc>
-        <w:tc>
-          <w:tcPr>
-            <w:tcW w:w="2664" w:type="dxa"/>
-            <w:tcBorders>
-              <w:top w:val="single" w:sz="5" w:space="0" w:color="D7D9DE"/>
-              <w:left w:val="single" w:sz="5" w:space="0" w:color="D7D9DE"/>
-              <w:bottom w:val="single" w:sz="5" w:space="0" w:color="D7D9DE"/>
-              <w:right w:val="single" w:sz="5" w:space="0" w:color="D7D9DE"/>
-            </w:tcBorders>
-            <w:tcMar>
-              <w:top w:w="55" w:type="dxa"/>
-              <w:left w:w="70" w:type="dxa"/>
-              <w:bottom w:w="55" w:type="dxa"/>
-              <w:right w:w="70" w:type="dxa"/>
-            </w:tcMar>
-            <w:vAlign w:val="center"/>
-          </w:tcPr>
-          <w:p>
-            <w:pPr>
-              <w:spacing w:after="0" w:line="240" w:lineRule="auto"/>
-              <w:jc w:val="center"/>
-            </w:pPr>
-            <w:r>
-              <w:rPr>
-                <w:rFonts w:ascii="Carlito" w:eastAsia="Carlito" w:hAnsi="Carlito"/>
-                <w:b/>
-                <w:color w:val="1C1C1C"/>
-                <w:sz w:val="19"/>
-              </w:rPr>
-              <w:t>Start date</w:t>
-            </w:r>
-          </w:p>
-        </w:tc>
-        <w:tc>
-          <w:tcPr>
-            <w:tcW w:w="2088" w:type="dxa"/>
-            <w:tcBorders>
-              <w:top w:val="single" w:sz="5" w:space="0" w:color="D7D9DE"/>
-              <w:left w:val="single" w:sz="5" w:space="0" w:color="D7D9DE"/>
-              <w:bottom w:val="single" w:sz="5" w:space="0" w:color="D7D9DE"/>
-              <w:right w:val="single" w:sz="5" w:space="0" w:color="D7D9DE"/>
-            </w:tcBorders>
-            <w:tcMar>
-              <w:top w:w="55" w:type="dxa"/>
-              <w:left w:w="70" w:type="dxa"/>
-              <w:bottom w:w="55" w:type="dxa"/>
-              <w:right w:w="70" w:type="dxa"/>
-            </w:tcMar>
-            <w:vAlign w:val="center"/>
-          </w:tcPr>
-          <w:p>
-            <w:pPr>
-              <w:spacing w:after="0" w:line="240" w:lineRule="auto"/>
-              <w:jc w:val="center"/>
-            </w:pPr>
-            <w:r>
-              <w:rPr>
-                <w:rFonts w:ascii="Carlito" w:eastAsia="Carlito" w:hAnsi="Carlito"/>
-                <w:b/>
-                <w:color w:val="1C1C1C"/>
-                <w:sz w:val="19"/>
-              </w:rPr>
-              <w:t>MemberKey</w:t>
-            </w:r>
-          </w:p>
-        </w:tc>
-        <w:tc>
-          <w:tcPr>
-            <w:tcW w:w="3311" w:type="dxa"/>
-            <w:tcBorders>
-              <w:top w:val="single" w:sz="5" w:space="0" w:color="D7D9DE"/>
-              <w:left w:val="single" w:sz="5" w:space="0" w:color="D7D9DE"/>
-              <w:bottom w:val="single" w:sz="5" w:space="0" w:color="D7D9DE"/>
-              <w:right w:val="single" w:sz="5" w:space="0" w:color="D7D9DE"/>
-            </w:tcBorders>
-            <w:tcMar>
-              <w:top w:w="55" w:type="dxa"/>
-              <w:left w:w="70" w:type="dxa"/>
-              <w:bottom w:w="55" w:type="dxa"/>
-              <w:right w:w="70" w:type="dxa"/>
-            </w:tcMar>
-            <w:vAlign w:val="center"/>
-          </w:tcPr>
-          <w:p>
-            <w:pPr>
-              <w:spacing w:after="0" w:line="240" w:lineRule="auto"/>
-              <w:jc w:val="center"/>
-            </w:pPr>
-            <w:r>
-              <w:rPr>
-                <w:rFonts w:ascii="Carlito" w:eastAsia="Carlito" w:hAnsi="Carlito"/>
-                <w:b/>
-                <w:color w:val="1C1C1C"/>
-                <w:sz w:val="19"/>
-              </w:rPr>
-              <w:t>Tier at loan time</w:t>
-            </w:r>
-          </w:p>
-        </w:tc>
-      </w:tr>
-      <w:tr>
-        <w:trPr>
-          <w:cantSplit/>
-          <w:jc w:val="center"/>
-        </w:trPr>
-        <w:tc>
-          <w:tcPr>
-            <w:tcW w:w="1872" w:type="dxa"/>
-            <w:tcBorders>
-              <w:top w:val="single" w:sz="5" w:space="0" w:color="D7D9DE"/>
-              <w:left w:val="single" w:sz="5" w:space="0" w:color="D7D9DE"/>
-              <w:bottom w:val="single" w:sz="5" w:space="0" w:color="D7D9DE"/>
-              <w:right w:val="single" w:sz="5" w:space="0" w:color="D7D9DE"/>
-            </w:tcBorders>
-            <w:tcMar>
-              <w:top w:w="55" w:type="dxa"/>
-              <w:left w:w="70" w:type="dxa"/>
-              <w:bottom w:w="55" w:type="dxa"/>
-              <w:right w:w="70" w:type="dxa"/>
-            </w:tcMar>
-            <w:vAlign w:val="center"/>
-          </w:tcPr>
-          <w:p>
-            <w:pPr>
-              <w:spacing w:after="0" w:line="240" w:lineRule="auto"/>
-              <w:jc w:val="center"/>
-            </w:pPr>
-            <w:r>
-              <w:rPr>
-                <w:rFonts w:ascii="Carlito" w:eastAsia="Carlito" w:hAnsi="Carlito"/>
-                <w:color w:val="252525"/>
-                <w:sz w:val="18"/>
-              </w:rPr>
-              <w:t>L9001</w:t>
-            </w:r>
-          </w:p>
-        </w:tc>
-        <w:tc>
-          <w:tcPr>
-            <w:tcW w:w="2664" w:type="dxa"/>
-            <w:tcBorders>
-              <w:top w:val="single" w:sz="5" w:space="0" w:color="D7D9DE"/>
-              <w:left w:val="single" w:sz="5" w:space="0" w:color="D7D9DE"/>
-              <w:bottom w:val="single" w:sz="5" w:space="0" w:color="D7D9DE"/>
-              <w:right w:val="single" w:sz="5" w:space="0" w:color="D7D9DE"/>
-            </w:tcBorders>
-            <w:tcMar>
-              <w:top w:w="55" w:type="dxa"/>
-              <w:left w:w="70" w:type="dxa"/>
-              <w:bottom w:w="55" w:type="dxa"/>
-              <w:right w:w="70" w:type="dxa"/>
-            </w:tcMar>
-            <w:vAlign w:val="center"/>
-          </w:tcPr>
-          <w:p>
-            <w:pPr>
-              <w:spacing w:after="0" w:line="240" w:lineRule="auto"/>
-              <w:jc w:val="center"/>
-            </w:pPr>
-            <w:r>
-              <w:rPr>
-                <w:rFonts w:ascii="Carlito" w:eastAsia="Carlito" w:hAnsi="Carlito"/>
-                <w:color w:val="252525"/>
-                <w:sz w:val="18"/>
-              </w:rPr>
-              <w:t>2025-06-20</w:t>
-            </w:r>
-          </w:p>
-        </w:tc>
-        <w:tc>
-          <w:tcPr>
-            <w:tcW w:w="2088" w:type="dxa"/>
-            <w:tcBorders>
-              <w:top w:val="single" w:sz="5" w:space="0" w:color="D7D9DE"/>
-              <w:left w:val="single" w:sz="5" w:space="0" w:color="D7D9DE"/>
-              <w:bottom w:val="single" w:sz="5" w:space="0" w:color="D7D9DE"/>
-              <w:right w:val="single" w:sz="5" w:space="0" w:color="D7D9DE"/>
-            </w:tcBorders>
-            <w:tcMar>
-              <w:top w:w="55" w:type="dxa"/>
-              <w:left w:w="70" w:type="dxa"/>
-              <w:bottom w:w="55" w:type="dxa"/>
-              <w:right w:w="70" w:type="dxa"/>
-            </w:tcMar>
-            <w:vAlign w:val="center"/>
-          </w:tcPr>
-          <w:p>
-            <w:pPr>
-              <w:spacing w:after="0" w:line="240" w:lineRule="auto"/>
-              <w:jc w:val="center"/>
-            </w:pPr>
-            <w:r>
-              <w:rPr>
-                <w:rFonts w:ascii="Carlito" w:eastAsia="Carlito" w:hAnsi="Carlito"/>
-                <w:color w:val="252525"/>
-                <w:sz w:val="18"/>
-              </w:rPr>
-              <w:t>101</w:t>
-            </w:r>
-          </w:p>
-        </w:tc>
-        <w:tc>
-          <w:tcPr>
-            <w:tcW w:w="3311" w:type="dxa"/>
-            <w:tcBorders>
-              <w:top w:val="single" w:sz="5" w:space="0" w:color="D7D9DE"/>
-              <w:left w:val="single" w:sz="5" w:space="0" w:color="D7D9DE"/>
-              <w:bottom w:val="single" w:sz="5" w:space="0" w:color="D7D9DE"/>
-              <w:right w:val="single" w:sz="5" w:space="0" w:color="D7D9DE"/>
-            </w:tcBorders>
-            <w:tcMar>
-              <w:top w:w="55" w:type="dxa"/>
-              <w:left w:w="70" w:type="dxa"/>
-              <w:bottom w:w="55" w:type="dxa"/>
-              <w:right w:w="70" w:type="dxa"/>
-            </w:tcMar>
-            <w:vAlign w:val="center"/>
-          </w:tcPr>
-          <w:p>
-            <w:pPr>
-              <w:spacing w:after="0" w:line="240" w:lineRule="auto"/>
-              <w:jc w:val="center"/>
-            </w:pPr>
-            <w:r>
-              <w:rPr>
-                <w:rFonts w:ascii="Carlito" w:eastAsia="Carlito" w:hAnsi="Carlito"/>
-                <w:color w:val="252525"/>
-                <w:sz w:val="18"/>
-              </w:rPr>
-              <w:t>Basic</w:t>
-            </w:r>
-          </w:p>
-        </w:tc>
-      </w:tr>
-      <w:tr>
-        <w:trPr>
-          <w:cantSplit/>
-          <w:jc w:val="center"/>
-        </w:trPr>
-        <w:tc>
-          <w:tcPr>
-            <w:tcW w:w="1872" w:type="dxa"/>
-            <w:tcBorders>
-              <w:top w:val="single" w:sz="5" w:space="0" w:color="D7D9DE"/>
-              <w:left w:val="single" w:sz="5" w:space="0" w:color="D7D9DE"/>
-              <w:bottom w:val="single" w:sz="5" w:space="0" w:color="D7D9DE"/>
-              <w:right w:val="single" w:sz="5" w:space="0" w:color="D7D9DE"/>
-            </w:tcBorders>
-            <w:tcMar>
-              <w:top w:w="55" w:type="dxa"/>
-              <w:left w:w="70" w:type="dxa"/>
-              <w:bottom w:w="55" w:type="dxa"/>
-              <w:right w:w="70" w:type="dxa"/>
-            </w:tcMar>
-            <w:vAlign w:val="center"/>
-          </w:tcPr>
-          <w:p>
-            <w:pPr>
-              <w:spacing w:after="0" w:line="240" w:lineRule="auto"/>
-              <w:jc w:val="center"/>
-            </w:pPr>
-            <w:r>
-              <w:rPr>
-                <w:rFonts w:ascii="Carlito" w:eastAsia="Carlito" w:hAnsi="Carlito"/>
-                <w:color w:val="252525"/>
-                <w:sz w:val="18"/>
-              </w:rPr>
-              <w:t>L9002</w:t>
-            </w:r>
-          </w:p>
-        </w:tc>
-        <w:tc>
-          <w:tcPr>
-            <w:tcW w:w="2664" w:type="dxa"/>
-            <w:tcBorders>
-              <w:top w:val="single" w:sz="5" w:space="0" w:color="D7D9DE"/>
-              <w:left w:val="single" w:sz="5" w:space="0" w:color="D7D9DE"/>
-              <w:bottom w:val="single" w:sz="5" w:space="0" w:color="D7D9DE"/>
-              <w:right w:val="single" w:sz="5" w:space="0" w:color="D7D9DE"/>
-            </w:tcBorders>
-            <w:tcMar>
-              <w:top w:w="55" w:type="dxa"/>
-              <w:left w:w="70" w:type="dxa"/>
-              <w:bottom w:w="55" w:type="dxa"/>
-              <w:right w:w="70" w:type="dxa"/>
-            </w:tcMar>
-            <w:vAlign w:val="center"/>
-          </w:tcPr>
-          <w:p>
-            <w:pPr>
-              <w:spacing w:after="0" w:line="240" w:lineRule="auto"/>
-              <w:jc w:val="center"/>
-            </w:pPr>
-            <w:r>
-              <w:rPr>
-                <w:rFonts w:ascii="Carlito" w:eastAsia="Carlito" w:hAnsi="Carlito"/>
-                <w:color w:val="252525"/>
-                <w:sz w:val="18"/>
-              </w:rPr>
-              <w:t>2025-07-10</w:t>
-            </w:r>
-          </w:p>
-        </w:tc>
-        <w:tc>
-          <w:tcPr>
-            <w:tcW w:w="2088" w:type="dxa"/>
-            <w:tcBorders>
-              <w:top w:val="single" w:sz="5" w:space="0" w:color="D7D9DE"/>
-              <w:left w:val="single" w:sz="5" w:space="0" w:color="D7D9DE"/>
-              <w:bottom w:val="single" w:sz="5" w:space="0" w:color="D7D9DE"/>
-              <w:right w:val="single" w:sz="5" w:space="0" w:color="D7D9DE"/>
-            </w:tcBorders>
-            <w:tcMar>
-              <w:top w:w="55" w:type="dxa"/>
-              <w:left w:w="70" w:type="dxa"/>
-              <w:bottom w:w="55" w:type="dxa"/>
-              <w:right w:w="70" w:type="dxa"/>
-            </w:tcMar>
-            <w:vAlign w:val="center"/>
-          </w:tcPr>
-          <w:p>
-            <w:pPr>
-              <w:spacing w:after="0" w:line="240" w:lineRule="auto"/>
-              <w:jc w:val="center"/>
-            </w:pPr>
-            <w:r>
-              <w:rPr>
-                <w:rFonts w:ascii="Carlito" w:eastAsia="Carlito" w:hAnsi="Carlito"/>
-                <w:color w:val="252525"/>
-                <w:sz w:val="18"/>
-              </w:rPr>
-              <w:t>305</w:t>
-            </w:r>
-          </w:p>
-        </w:tc>
-        <w:tc>
-          <w:tcPr>
-            <w:tcW w:w="3311" w:type="dxa"/>
-            <w:tcBorders>
-              <w:top w:val="single" w:sz="5" w:space="0" w:color="D7D9DE"/>
-              <w:left w:val="single" w:sz="5" w:space="0" w:color="D7D9DE"/>
-              <w:bottom w:val="single" w:sz="5" w:space="0" w:color="D7D9DE"/>
-              <w:right w:val="single" w:sz="5" w:space="0" w:color="D7D9DE"/>
-            </w:tcBorders>
-            <w:tcMar>
-              <w:top w:w="55" w:type="dxa"/>
-              <w:left w:w="70" w:type="dxa"/>
-              <w:bottom w:w="55" w:type="dxa"/>
-              <w:right w:w="70" w:type="dxa"/>
-            </w:tcMar>
-            <w:vAlign w:val="center"/>
-          </w:tcPr>
-          <w:p>
-            <w:pPr>
-              <w:spacing w:after="0" w:line="240" w:lineRule="auto"/>
-              <w:jc w:val="center"/>
-            </w:pPr>
-            <w:r>
-              <w:rPr>
-                <w:rFonts w:ascii="Carlito" w:eastAsia="Carlito" w:hAnsi="Carlito"/>
-                <w:color w:val="252525"/>
-                <w:sz w:val="18"/>
-              </w:rPr>
-              <w:t>Advanced</w:t>
-            </w:r>
-          </w:p>
-        </w:tc>
-      </w:tr>
-    </w:tbl>
-    <w:p>
-      <w:pPr>
-        <w:pStyle w:val="ReportBody"/>
-      </w:pPr>
-      <w:r>
-        <w:t>The loan on 20 June points to the expired Basic row, while the loan on 10 July points to the current Advanced row. Earlier facts are not rewritten when the upgrade occurs. This is the central benefit of Type 2: history is partitioned by surrogate key rather than relabelled by a later change.</w:t>
-      </w:r>
-    </w:p>
-    <w:p>
-      <w:pPr>
-        <w:pStyle w:val="ReportSubheading"/>
-      </w:pPr>
-      <w:r>
-        <w:t>Validation queries</w:t>
-      </w:r>
-    </w:p>
-    <w:tbl>
-      <w:tblPr>
-        <w:tblW w:w="0" w:type="auto"/>
-        <w:jc w:val="center"/>
-        <w:tblLayout w:type="fixed"/>
-        <w:tblLook w:val="04A0" w:firstRow="1" w:lastRow="0" w:firstColumn="1" w:lastColumn="0" w:noHBand="0" w:noVBand="1"/>
-      </w:tblPr>
-      <w:tblGrid>
-        <w:gridCol w:w="9936"/>
-      </w:tblGrid>
-      <w:tr>
-        <w:trPr>
-          <w:cantSplit/>
-          <w:jc w:val="center"/>
-        </w:trPr>
-        <w:tc>
-          <w:tcPr>
-            <w:tcW w:w="9936" w:type="dxa"/>
-            <w:tcBorders>
-              <w:top w:val="single" w:sz="6" w:space="0" w:color="D7D9DE"/>
-              <w:left w:val="single" w:sz="6" w:space="0" w:color="D7D9DE"/>
-              <w:bottom w:val="single" w:sz="6" w:space="0" w:color="D7D9DE"/>
-              <w:right w:val="single" w:sz="6" w:space="0" w:color="D7D9DE"/>
-            </w:tcBorders>
-            <w:tcMar>
-              <w:top w:w="75" w:type="dxa"/>
-              <w:left w:w="95" w:type="dxa"/>
-              <w:bottom w:w="75" w:type="dxa"/>
-              <w:right w:w="95" w:type="dxa"/>
-            </w:tcMar>
-          </w:tcPr>
-          <w:p>
-            <w:pPr>
-              <w:spacing w:after="0" w:line="228" w:lineRule="auto"/>
-            </w:pPr>
-            <w:r>
-              <w:rPr>
-                <w:rFonts w:ascii="Liberation Mono" w:eastAsia="Liberation Mono" w:hAnsi="Liberation Mono"/>
-                <w:color w:val="1C1C1C"/>
-                <w:sz w:val="16"/>
-              </w:rPr>
-              <w:t>-- Exactly one current row per natural key</w:t>
-            </w:r>
-            <w:r>
-              <w:br/>
-            </w:r>
-            <w:r>
-              <w:rPr>
-                <w:rFonts w:ascii="Liberation Mono" w:eastAsia="Liberation Mono" w:hAnsi="Liberation Mono"/>
-                <w:color w:val="1C1C1C"/>
-                <w:sz w:val="16"/>
-              </w:rPr>
-              <w:t>SELECT MemberID</w:t>
-            </w:r>
-            <w:r>
-              <w:br/>
-            </w:r>
-            <w:r>
-              <w:rPr>
-                <w:rFonts w:ascii="Liberation Mono" w:eastAsia="Liberation Mono" w:hAnsi="Liberation Mono"/>
-                <w:color w:val="1C1C1C"/>
-                <w:sz w:val="16"/>
-              </w:rPr>
-              <w:t>FROM DimMemberHistory</w:t>
-            </w:r>
-            <w:r>
-              <w:br/>
-            </w:r>
-            <w:r>
-              <w:rPr>
-                <w:rFonts w:ascii="Liberation Mono" w:eastAsia="Liberation Mono" w:hAnsi="Liberation Mono"/>
-                <w:color w:val="1C1C1C"/>
-                <w:sz w:val="16"/>
-              </w:rPr>
-              <w:t>GROUP BY MemberID</w:t>
-            </w:r>
-            <w:r>
-              <w:br/>
-            </w:r>
-            <w:r>
-              <w:rPr>
-                <w:rFonts w:ascii="Liberation Mono" w:eastAsia="Liberation Mono" w:hAnsi="Liberation Mono"/>
-                <w:color w:val="1C1C1C"/>
-                <w:sz w:val="16"/>
-              </w:rPr>
-              <w:t>HAVING SUM(IsCurrent) &lt;&gt; 1;</w:t>
-            </w:r>
-            <w:r>
-              <w:br/>
-            </w:r>
-            <w:r>
-              <w:br/>
-            </w:r>
-            <w:r>
-              <w:rPr>
-                <w:rFonts w:ascii="Liberation Mono" w:eastAsia="Liberation Mono" w:hAnsi="Liberation Mono"/>
-                <w:color w:val="1C1C1C"/>
-                <w:sz w:val="16"/>
-              </w:rPr>
-              <w:t>-- No overlapping effective periods</w:t>
-            </w:r>
-            <w:r>
-              <w:br/>
-            </w:r>
-            <w:r>
-              <w:rPr>
-                <w:rFonts w:ascii="Liberation Mono" w:eastAsia="Liberation Mono" w:hAnsi="Liberation Mono"/>
-                <w:color w:val="1C1C1C"/>
-                <w:sz w:val="16"/>
-              </w:rPr>
-              <w:t>SELECT a.MemberID, a.MemberKey, b.MemberKey</w:t>
-            </w:r>
-            <w:r>
-              <w:br/>
-            </w:r>
-            <w:r>
-              <w:rPr>
-                <w:rFonts w:ascii="Liberation Mono" w:eastAsia="Liberation Mono" w:hAnsi="Liberation Mono"/>
-                <w:color w:val="1C1C1C"/>
-                <w:sz w:val="16"/>
-              </w:rPr>
-              <w:t>FROM DimMemberHistory a</w:t>
-            </w:r>
-            <w:r>
-              <w:br/>
-            </w:r>
-            <w:r>
-              <w:rPr>
-                <w:rFonts w:ascii="Liberation Mono" w:eastAsia="Liberation Mono" w:hAnsi="Liberation Mono"/>
-                <w:color w:val="1C1C1C"/>
-                <w:sz w:val="16"/>
-              </w:rPr>
-              <w:t>JOIN DimMemberHistory b</w:t>
-            </w:r>
-            <w:r>
-              <w:br/>
-            </w:r>
-            <w:r>
-              <w:rPr>
-                <w:rFonts w:ascii="Liberation Mono" w:eastAsia="Liberation Mono" w:hAnsi="Liberation Mono"/>
-                <w:color w:val="1C1C1C"/>
-                <w:sz w:val="16"/>
-              </w:rPr>
-              <w:t xml:space="preserve">  ON a.MemberID = b.MemberID</w:t>
-            </w:r>
-            <w:r>
-              <w:br/>
-            </w:r>
-            <w:r>
-              <w:rPr>
-                <w:rFonts w:ascii="Liberation Mono" w:eastAsia="Liberation Mono" w:hAnsi="Liberation Mono"/>
-                <w:color w:val="1C1C1C"/>
-                <w:sz w:val="16"/>
-              </w:rPr>
-              <w:t xml:space="preserve"> AND a.MemberKey &lt; b.MemberKey</w:t>
-            </w:r>
-            <w:r>
-              <w:br/>
-            </w:r>
-            <w:r>
-              <w:rPr>
-                <w:rFonts w:ascii="Liberation Mono" w:eastAsia="Liberation Mono" w:hAnsi="Liberation Mono"/>
-                <w:color w:val="1C1C1C"/>
-                <w:sz w:val="16"/>
-              </w:rPr>
-              <w:t xml:space="preserve"> AND a.EffectiveFrom &lt; b.EffectiveTo</w:t>
-            </w:r>
-            <w:r>
-              <w:br/>
-            </w:r>
-            <w:r>
-              <w:rPr>
-                <w:rFonts w:ascii="Liberation Mono" w:eastAsia="Liberation Mono" w:hAnsi="Liberation Mono"/>
-                <w:color w:val="1C1C1C"/>
-                <w:sz w:val="16"/>
-              </w:rPr>
-              <w:t xml:space="preserve"> AND b.EffectiveFrom &lt; a.EffectiveTo;</w:t>
-            </w:r>
-          </w:p>
-        </w:tc>
-      </w:tr>
-    </w:tbl>
-    <w:p>
-      <w:pPr>
-        <w:pStyle w:val="ReportBody"/>
-      </w:pPr>
-      <w:r>
-        <w:t>Both checks should return an empty set. A third reconciliation should confirm that every staged fact matches exactly one member version; zero matches indicate a gap, while more than one match indicates overlapping periods.</w:t>
-      </w:r>
-    </w:p>
-    <w:p>
-      <w:pPr>
-        <w:spacing w:after="0"/>
-      </w:pPr>
-      <w:r>
-        <w:br w:type="page"/>
-      </w:r>
-    </w:p>
-    <w:p>
-      <w:pPr>
-        <w:pStyle w:val="ReportHeading"/>
-        <w:pBdr>
-          <w:bottom w:val="single" w:sz="10" w:space="2" w:color="8ED14B"/>
-        </w:pBdr>
-      </w:pPr>
-      <w:r>
-        <w:lastRenderedPageBreak/>
-        <w:t>6. Application, trade-offs and conclusion</w:t>
-      </w:r>
-    </w:p>
-    <w:p>
-      <w:pPr>
-        <w:pStyle w:val="ReportBody"/>
-      </w:pPr>
-      <w:r>
-        <w:t>This design lets the library compare loan activity by the tier held at the time of borrowing. It also supports questions such as whether behaviour changed after an upgrade, whether increased borrow limits affected overdue rates, and how long members usually remain in each tier. Current-profile reports can filter IsCurrent = 1, while historical fact reports use MemberKey.</w:t>
-      </w:r>
-    </w:p>
-    <w:p>
-      <w:pPr>
-        <w:pStyle w:val="ReportSubheading"/>
-      </w:pPr>
-      <w:r>
-        <w:t>Trade-offs</w:t>
-      </w:r>
-    </w:p>
-    <w:p>
-      <w:pPr>
-        <w:pStyle w:val="ReportBullet"/>
-        <w:ind w:left="360" w:hanging="216"/>
-      </w:pPr>
-      <w:r>
-        <w:rPr>
-          <w:b/>
-          <w:color w:val="5D8F2B"/>
-          <w:sz w:val="22"/>
-        </w:rPr>
-        <w:t xml:space="preserve">• </w:t>
-      </w:r>
-      <w:r>
-        <w:rPr>
-          <w:sz w:val="22"/>
-        </w:rPr>
-        <w:t>The dimension contains more rows and the ETL is more complex than a simple overwrite.</w:t>
-      </w:r>
-    </w:p>
-    <w:p>
-      <w:pPr>
-        <w:pStyle w:val="ReportBullet"/>
-        <w:ind w:left="360" w:hanging="216"/>
-      </w:pPr>
-      <w:r>
-        <w:rPr>
-          <w:b/>
-          <w:color w:val="5D8F2B"/>
-          <w:sz w:val="22"/>
-        </w:rPr>
-        <w:t xml:space="preserve">• </w:t>
-      </w:r>
-      <w:r>
-        <w:rPr>
-          <w:sz w:val="22"/>
-        </w:rPr>
-        <w:t>Late corrections may require a version to be split and affected facts to be re-keyed carefully.</w:t>
-      </w:r>
-    </w:p>
-    <w:p>
-      <w:pPr>
-        <w:pStyle w:val="ReportBullet"/>
-        <w:ind w:left="360" w:hanging="216"/>
-      </w:pPr>
-      <w:r>
-        <w:rPr>
-          <w:b/>
-          <w:color w:val="5D8F2B"/>
-          <w:sz w:val="22"/>
-        </w:rPr>
-        <w:t xml:space="preserve">• </w:t>
-      </w:r>
-      <w:r>
-        <w:rPr>
-          <w:sz w:val="22"/>
-        </w:rPr>
-        <w:t>Not every attribute deserves Type 2 treatment; tracking trivial corrections creates noise without analytical value.</w:t>
-      </w:r>
-    </w:p>
-    <w:p>
-      <w:pPr>
-        <w:pStyle w:val="ReportBody"/>
-      </w:pPr>
-      <w:r>
-        <w:t>The design is worthwhile when the business meaning of an attribute changes over time. Membership tier meets that test because it controls borrowing limits and is used in analysis. The key implementation rules are simple but strict: one surrogate key per version, one current row per member, contiguous non-overlapping periods, and an as-of join when the fact is loaded.</w:t>
-      </w:r>
-    </w:p>
-    <w:p>
-      <w:pPr>
-        <w:pStyle w:val="ReportBody"/>
-      </w:pPr>
-      <w:r>
-        <w:t>For Green Grass Library, SCD2 would correct a limitation in the current project design without changing the grain of FactLoan. The fact still represents one completed loan; it simply points to the member version that was valid when the loan started.</w:t>
-      </w:r>
-    </w:p>
-    <w:p>
-      <w:pPr>
-        <w:pStyle w:val="ReportSubheading"/>
-      </w:pPr>
-      <w:r>
-        <w:t>What I would demonstrate in the interview</w:t>
-      </w:r>
-    </w:p>
-    <w:p>
-      <w:pPr>
-        <w:pStyle w:val="ReportBullet"/>
-        <w:ind w:left="360" w:hanging="216"/>
-      </w:pPr>
-      <w:r>
-        <w:rPr>
-          <w:b/>
-          <w:color w:val="5D8F2B"/>
-          <w:sz w:val="21"/>
-        </w:rPr>
-        <w:t xml:space="preserve">• </w:t>
-      </w:r>
-      <w:r>
-        <w:rPr>
-          <w:sz w:val="21"/>
-        </w:rPr>
-        <w:t>Upgrade M0107 and show that two dimension rows exist afterwards.</w:t>
-      </w:r>
-    </w:p>
-    <w:p>
-      <w:pPr>
-        <w:pStyle w:val="ReportBullet"/>
-        <w:ind w:left="360" w:hanging="216"/>
-      </w:pPr>
-      <w:r>
-        <w:rPr>
-          <w:b/>
-          <w:color w:val="5D8F2B"/>
-          <w:sz w:val="21"/>
-        </w:rPr>
-        <w:t xml:space="preserve">• </w:t>
-      </w:r>
-      <w:r>
-        <w:rPr>
-          <w:sz w:val="21"/>
-        </w:rPr>
-        <w:t>Run the as-of join for one loan before and one loan after the boundary.</w:t>
-      </w:r>
-    </w:p>
-    <w:p>
-      <w:pPr>
-        <w:pStyle w:val="ReportBullet"/>
-        <w:ind w:left="360" w:hanging="216"/>
-      </w:pPr>
-      <w:r>
-        <w:rPr>
-          <w:b/>
-          <w:color w:val="5D8F2B"/>
-          <w:sz w:val="21"/>
-        </w:rPr>
-        <w:t xml:space="preserve">• </w:t>
-      </w:r>
-      <w:r>
-        <w:rPr>
-          <w:sz w:val="21"/>
-        </w:rPr>
-        <w:t>Execute the current-row and overlap checks and explain why empty output is expected.</w:t>
-      </w:r>
-    </w:p>
-    <w:p>
-      <w:pPr>
-        <w:pStyle w:val="ReportSubheading"/>
-      </w:pPr>
-      <w:r>
-        <w:t>References</w:t>
-      </w:r>
-    </w:p>
-    <w:p>
-      <w:pPr>
-        <w:pStyle w:val="ReportReference"/>
-      </w:pPr>
-      <w:r>
-        <w:rPr>
-          <w:sz w:val="18"/>
-        </w:rPr>
-        <w:t>[1] Kimball Group. (n.d.). Type 2: Add New Row. https://www.kimballgroup.com/data-warehouse-business-intelligence-resources/kimball-techniques/dimensional-modeling-techniques/type-2/</w:t>
-      </w:r>
-    </w:p>
-    <w:p>
-      <w:pPr>
-        <w:pStyle w:val="ReportReference"/>
-      </w:pPr>
-      <w:r>
-        <w:rPr>
-          <w:sz w:val="18"/>
-        </w:rPr>
-        <w:t>[2] Kimball, R. (2008). Slowly Changing Dimensions, Part 2. Kimball Group. https://www.kimballgroup.com/2008/09/slowly-changing-dimensions-part-2/</w:t>
-      </w:r>
-    </w:p>
-    <w:p>
-      <w:pPr>
-        <w:pStyle w:val="ReportReference"/>
-      </w:pPr>
-      <w:r>
-        <w:rPr>
-          <w:sz w:val="18"/>
-        </w:rPr>
-        <w:t>[3] Oracle. (2026). MySQL 8.4 Reference Manual. https://dev.mysql.com/doc/refman/8.4/en/</w:t>
-      </w:r>
-    </w:p>
-    <w:p>
-      <w:pPr>
-        <w:pStyle w:val="ReportReference"/>
-      </w:pPr>
-      <w:r>
-        <w:rPr>
-          <w:sz w:val="18"/>
-        </w:rPr>
-        <w:t>[4] Singapore Polytechnic. (2026). ST1501 Data Engineering CA2 Specification, 2026/2027 Semester 1.</w:t>
-      </w:r>
-    </w:p>
-    <w:sectPr>
-      <w:headerReference w:type="even" r:id="rId11"/>
-      <w:headerReference w:type="default" r:id="rId12"/>
-      <w:footerReference w:type="default" r:id="rId13"/>
-      <w:headerReference w:type="first" r:id="rId14"/>
-      <w:pgSz w:w="11909" w:h="16834" w:code="9"/>
-      <w:pgMar w:top="1440" w:right="1080" w:bottom="1440" w:left="1080" w:header="720" w:footer="720" w:gutter="0"/>
-      <w:pgNumType w:start="0"/>
-      <w:cols w:space="720"/>
-      <w:titlePg/>
-      <w:docGrid w:linePitch="272"/>
-    </w:sectPr>
-  </w:body>
-</w:document>
+<file path=word/document.xml><?xml version="1.0" encoding="UTF-8" standalone="yes"?>
+<w:document xmlns:wpc="http://schemas.microsoft.com/office/word/2010/wordprocessingCanvas" xmlns:cx="http://schemas.microsoft.com/office/drawing/2014/chartex" xmlns:cx1="http://schemas.microsoft.com/office/drawing/2015/9/8/chartex" xmlns:cx2="http://schemas.microsoft.com/office/drawing/2015/10/21/chartex" xmlns:cx3="http://schemas.microsoft.com/office/drawing/2016/5/9/chartex" xmlns:cx4="http://schemas.microsoft.com/office/drawing/2016/5/10/chartex" xmlns:cx5="http://schemas.microsoft.com/office/drawing/2016/5/11/chartex" xmlns:cx6="http://schemas.microsoft.com/office/drawing/2016/5/12/chartex" xmlns:cx7="http://schemas.microsoft.com/office/drawing/2016/5/13/chartex" xmlns:cx8="http://schemas.microsoft.com/office/drawing/2016/5/14/chartex" xmlns:mc="http://schemas.openxmlformats.org/markup-compatibility/2006" xmlns:aink="http://schemas.microsoft.com/office/drawing/2016/ink" xmlns:am3d="http://schemas.microsoft.com/office/drawing/2017/model3d" xmlns:o="urn:schemas-microsoft-com:office:office" xmlns:oel="http://schemas.microsoft.com/office/2019/extlst" xmlns:r="http://schemas.openxmlformats.org/officeDocument/2006/relationships" xmlns:m="http://schemas.openxmlformats.org/officeDocument/2006/math" xmlns:v="urn:schemas-microsoft-com:vml" xmlns:wp14="http://schemas.microsoft.com/office/word/2010/wordprocessingDrawing" xmlns:wp="http://schemas.openxmlformats.org/drawingml/2006/wordprocessingDrawing" xmlns:w10="urn:schemas-microsoft-com:office:word" xmlns:w="http://schemas.openxmlformats.org/wordprocessingml/2006/main" xmlns:w14="http://schemas.microsoft.com/office/word/2010/wordml" xmlns:w15="http://schemas.microsoft.com/office/word/2012/wordml" xmlns:w16cei="http://schemas.microsoft.com/office/word/2026/wordml/cei" xmlns:w16cex="http://schemas.microsoft.com/office/word/2018/wordml/cex" xmlns:w16cid="http://schemas.microsoft.com/office/word/2016/wordml/cid" xmlns:w16="http://schemas.microsoft.com/office/word/2018/wordml" xmlns:w16du="http://schemas.microsoft.com/office/word/2023/wordml/word16du" xmlns:w16sdtdh="http://schemas.microsoft.com/office/word/2020/wordml/sdtdatahash" xmlns:w16sdtfl="http://schemas.microsoft.com/office/word/2024/wordml/sdtformatlock" xmlns:w16se="http://schemas.microsoft.com/office/word/2015/wordml/symex" xmlns:wpg="http://schemas.microsoft.com/office/word/2010/wordprocessingGroup" xmlns:wpi="http://schemas.microsoft.com/office/word/2010/wordprocessingInk" xmlns:wne="http://schemas.microsoft.com/office/word/2006/wordml" xmlns:wps="http://schemas.microsoft.com/office/word/2010/wordprocessingShape" mc:Ignorable="w14 w15 w16se w16cid w16 w16cex w16sdtdh w16sdtfl w16du wp14"><w:body><w:p><w:pPr><w:pStyle w:val="NoSpacing" /><w:ind w:left="-567" /><w:rPr><w:rFonts w:eastAsia="Times New Roman" w:cs="Times New Roman" /><w:noProof /><w:sz w:val="24" /><w:szCs w:val="24" /><w:lang w:eastAsia="en-SG" w:bidi="th-TH" /></w:rPr></w:pPr><w:r><w:rPr><w:noProof /><w:lang w:val="en-SG" w:eastAsia="en-SG" /></w:rPr><mc:AlternateContent><mc:Choice Requires="wps"><w:drawing><wp:anchor distT="0" distB="0" distL="114300" distR="114300" simplePos="0" relativeHeight="251658240" behindDoc="1" locked="0" layoutInCell="1" allowOverlap="1" wp14:anchorId="75BA97E1" wp14:editId="3F011274"><wp:simplePos x="0" y="0" /><wp:positionH relativeFrom="column"><wp:posOffset>-352425</wp:posOffset></wp:positionH><wp:positionV relativeFrom="paragraph"><wp:posOffset>-238125</wp:posOffset></wp:positionV><wp:extent cx="632460" cy="9839325" /><wp:effectExtent l="0" t="0" r="0" b="9525" /><wp:wrapNone /><wp:docPr id="4" name="Rectangle 4" /><wp:cNvGraphicFramePr /><a:graphic xmlns:a="http://schemas.openxmlformats.org/drawingml/2006/main"><a:graphicData uri="http://schemas.microsoft.com/office/word/2010/wordprocessingShape"><wps:wsp><wps:cNvSpPr /><wps:spPr><a:xfrm><a:off x="0" y="0" /><a:ext cx="632460" cy="9839325" /></a:xfrm><a:prstGeom prst="rect"><a:avLst /></a:prstGeom><a:solidFill><a:srgbClr val="92D050" /></a:solidFill><a:ln><a:noFill /></a:ln></wps:spPr><wps:style><a:lnRef idx="2"><a:schemeClr val="accent1"><a:shade val="50000" /></a:schemeClr></a:lnRef><a:fillRef idx="1"><a:schemeClr val="accent1" /></a:fillRef><a:effectRef idx="0"><a:schemeClr val="accent1" /></a:effectRef><a:fontRef idx="minor"><a:schemeClr val="lt1" /></a:fontRef></wps:style><wps:bodyPr rot="0" spcFirstLastPara="0" vert="horz" wrap="square" lIns="91440" tIns="45720" rIns="91440" bIns="45720" numCol="1" spcCol="0" rtlCol="0" fromWordArt="0" anchor="ctr" anchorCtr="0" forceAA="0" compatLnSpc="1"><a:prstTxWarp prst="textNoShape"><a:avLst /></a:prstTxWarp><a:noAutofit /></wps:bodyPr></wps:wsp></a:graphicData></a:graphic><wp14:sizeRelH relativeFrom="margin"><wp14:pctWidth>0</wp14:pctWidth></wp14:sizeRelH><wp14:sizeRelV relativeFrom="margin"><wp14:pctHeight>0</wp14:pctHeight></wp14:sizeRelV></wp:anchor></w:drawing></mc:Choice><mc:Fallback><w:pict><v:rect w14:anchorId="442B718D" id="Rectangle 4" o:spid="_x0000_s1026" style="position:absolute;margin-left:-27.75pt;margin-top:-18.75pt;width:49.8pt;height:774.75pt;z-index:-251658240;visibility:visible;mso-wrap-style:square;mso-width-percent:0;mso-height-percent:0;mso-wrap-distance-left:9pt;mso-wrap-distance-top:0;mso-wrap-distance-right:9pt;mso-wrap-distance-bottom:0;mso-position-horizontal:absolute;mso-position-horizontal-relative:text;mso-position-vertical:absolute;mso-position-vertical-relative:text;mso-width-percent:0;mso-height-percent:0;mso-width-relative:margin;mso-height-relative:margin;v-text-anchor:middle" o:gfxdata="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" fillcolor="#92d050" stroked="f" strokeweight="2pt" /></w:pict></mc:Fallback></mc:AlternateContent></w:r></w:p><w:p><w:pPr><w:pStyle w:val="NoSpacing" /><w:rPr><w:rFonts w:eastAsia="Times New Roman" w:cs="Times New Roman" /><w:noProof /><w:sz w:val="24" /><w:szCs w:val="24" /><w:lang w:eastAsia="en-SG" w:bidi="th-TH" /></w:rPr></w:pPr><w:r><w:rPr><w:noProof /><w:lang w:val="en-SG" w:eastAsia="en-SG" /></w:rPr><mc:AlternateContent><mc:Choice Requires="wps"><w:drawing><wp:anchor distT="0" distB="0" distL="114300" distR="114300" simplePos="0" relativeHeight="251658242" behindDoc="0" locked="0" layoutInCell="1" allowOverlap="1" wp14:anchorId="314475A8" wp14:editId="50BC4734"><wp:simplePos x="0" y="0" /><wp:positionH relativeFrom="page"><wp:posOffset>941070</wp:posOffset></wp:positionH><wp:positionV relativeFrom="page"><wp:posOffset>1266825</wp:posOffset></wp:positionV><wp:extent cx="5913120" cy="274320" /><wp:effectExtent l="0" t="0" r="11430" b="11430" /><wp:wrapNone /><wp:docPr id="38" name="Text Box 38" /><wp:cNvGraphicFramePr /><a:graphic xmlns:a="http://schemas.openxmlformats.org/drawingml/2006/main"><a:graphicData uri="http://schemas.microsoft.com/office/word/2010/wordprocessingShape"><wps:wsp><wps:cNvSpPr txBox="1" /><wps:spPr><a:xfrm><a:off x="0" y="0" /><a:ext cx="5913120" cy="274320" /></a:xfrm><a:prstGeom prst="rect"><a:avLst /></a:prstGeom><a:noFill /><a:ln w="6350"><a:noFill /></a:ln><a:effectLst /></wps:spPr><wps:style><a:lnRef idx="0"><a:schemeClr val="accent1" /></a:lnRef><a:fillRef idx="0"><a:schemeClr val="accent1" /></a:fillRef><a:effectRef idx="0"><a:schemeClr val="accent1" /></a:effectRef><a:fontRef idx="minor"><a:schemeClr val="dk1" /></a:fontRef></wps:style><wps:txbx><w:txbxContent><w:p><w:pPr><w:pStyle w:val="NoSpacing" /><w:jc w:val="center" /><w:rPr><w:b /><w:color w:val="B2A1C7" w:themeColor="accent4" w:themeTint="99" /><w:sz w:val="32" /><w:szCs w:val="32" /></w:rPr></w:pPr><w:sdt><w:sdtPr><w:rPr><w:b /><w:caps /><w:color w:val="B2A1C7" w:themeColor="accent4" w:themeTint="99" /><w:sz w:val="32" /><w:szCs w:val="32" /></w:rPr><w:alias w:val="Company" /><w:tag w:val="" /><w:id w:val="1410883653" /><w:dataBinding w:prefixMappings="xmlns:ns0='http://schemas.openxmlformats.org/officeDocument/2006/extended-properties' " w:xpath="/ns0:Properties[1]/ns0:Company[1]" w:storeItemID="{6668398D-A668-4E3E-A5EB-62B293D839F1}" /><w:text /></w:sdtPr><w:sdtContent><w:r><w:rPr><w:b /><w:caps /><w:color w:val="B2A1C7" w:themeColor="accent4" w:themeTint="99" /><w:sz w:val="32" /><w:szCs w:val="32" /><w:lang w:val="en-SG" /></w:rPr><w:t xml:space="preserve">SCHOOL OF </w:t></w:r><w:r><w:rPr><w:b /><w:caps /><w:color w:val="B2A1C7" w:themeColor="accent4" w:themeTint="99" /><w:sz w:val="32" /><w:szCs w:val="32" /><w:lang w:val="en-SG" /></w:rPr><w:t xml:space="preserve">COMPUTING </w:t></w:r><w:r><w:rPr><w:b /><w:caps /><w:color w:val="B2A1C7" w:themeColor="accent4" w:themeTint="99" /><w:sz w:val="32" /><w:szCs w:val="32" /><w:lang w:val="en-SG" /></w:rPr><w:t>(</w:t></w:r><w:r><w:rPr><w:b /><w:caps /><w:color w:val="B2A1C7" w:themeColor="accent4" w:themeTint="99" /><w:sz w:val="32" /><w:szCs w:val="32" /><w:lang w:val="en-SG" /></w:rPr><w:t>SOC</w:t></w:r><w:r><w:rPr><w:b /><w:caps /><w:color w:val="B2A1C7" w:themeColor="accent4" w:themeTint="99" /><w:sz w:val="32" /><w:szCs w:val="32" /><w:lang w:val="en-SG" /></w:rPr><w:t>)</w:t></w:r></w:sdtContent></w:sdt></w:p></w:txbxContent></wps:txbx><wps:bodyPr rot="0" spcFirstLastPara="0" vertOverflow="overflow" horzOverflow="overflow" vert="horz" wrap="square" lIns="0" tIns="0" rIns="0" bIns="0" numCol="1" spcCol="0" rtlCol="0" fromWordArt="0" anchor="b" anchorCtr="0" forceAA="0" compatLnSpc="1"><a:prstTxWarp prst="textNoShape"><a:avLst /></a:prstTxWarp><a:noAutofit /></wps:bodyPr></wps:wsp></a:graphicData></a:graphic><wp14:sizeRelH relativeFrom="page"><wp14:pctWidth>0</wp14:pctWidth></wp14:sizeRelH><wp14:sizeRelV relativeFrom="margin"><wp14:pctHeight>0</wp14:pctHeight></wp14:sizeRelV></wp:anchor></w:drawing></mc:Choice><mc:Fallback><w:pict><v:shapetype w14:anchorId="314475A8" id="_x0000_t202" coordsize="21600,21600" o:spt="202" path="m,l,21600r21600,l21600,xe"><v:stroke joinstyle="miter" /><v:path gradientshapeok="t" o:connecttype="rect" /></v:shapetype><v:shape id="Text Box 38" o:spid="_x0000_s1026" type="#_x0000_t202" style="position:absolute;margin-left:74.1pt;margin-top:99.75pt;width:465.6pt;height:21.6pt;z-index:251658242;visibility:visible;mso-wrap-style:square;mso-width-percent:0;mso-height-percent:0;mso-wrap-distance-left:9pt;mso-wrap-distance-top:0;mso-wrap-distance-right:9pt;mso-wrap-distance-bottom:0;mso-position-horizontal:absolute;mso-position-horizontal-relative:page;mso-position-vertical:absolute;mso-position-vertical-relative:page;mso-width-percent:0;mso-height-percent:0;mso-width-relative:page;mso-height-relative:margin;v-text-anchor:bottom" o:gfxdata="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" filled="f" stroked="f" strokeweight=".5pt"><v:textbox inset="0,0,0,0"><w:txbxContent><w:p><w:pPr><w:pStyle w:val="NoSpacing" /><w:jc w:val="center" /><w:rPr><w:b /><w:color w:val="B2A1C7" w:themeColor="accent4" w:themeTint="99" /><w:sz w:val="32" /><w:szCs w:val="32" /></w:rPr></w:pPr><w:sdt><w:sdtPr><w:rPr><w:b /><w:caps /><w:color w:val="B2A1C7" w:themeColor="accent4" w:themeTint="99" /><w:sz w:val="32" /><w:szCs w:val="32" /></w:rPr><w:alias w:val="Company" /><w:tag w:val="" /><w:id w:val="1410883653" /><w:dataBinding w:prefixMappings="xmlns:ns0='http://schemas.openxmlformats.org/officeDocument/2006/extended-properties' " w:xpath="/ns0:Properties[1]/ns0:Company[1]" w:storeItemID="{6668398D-A668-4E3E-A5EB-62B293D839F1}" /><w:text /></w:sdtPr><w:sdtContent><w:r><w:rPr><w:b /><w:caps /><w:color w:val="B2A1C7" w:themeColor="accent4" w:themeTint="99" /><w:sz w:val="32" /><w:szCs w:val="32" /><w:lang w:val="en-SG" /></w:rPr><w:t xml:space="preserve">SCHOOL OF </w:t></w:r><w:r><w:rPr><w:b /><w:caps /><w:color w:val="B2A1C7" w:themeColor="accent4" w:themeTint="99" /><w:sz w:val="32" /><w:szCs w:val="32" /><w:lang w:val="en-SG" /></w:rPr><w:t xml:space="preserve">COMPUTING </w:t></w:r><w:r><w:rPr><w:b /><w:caps /><w:color w:val="B2A1C7" w:themeColor="accent4" w:themeTint="99" /><w:sz w:val="32" /><w:szCs w:val="32" /><w:lang w:val="en-SG" /></w:rPr><w:t>(</w:t></w:r><w:r><w:rPr><w:b /><w:caps /><w:color w:val="B2A1C7" w:themeColor="accent4" w:themeTint="99" /><w:sz w:val="32" /><w:szCs w:val="32" /><w:lang w:val="en-SG" /></w:rPr><w:t>SOC</w:t></w:r><w:r><w:rPr><w:b /><w:caps /><w:color w:val="B2A1C7" w:themeColor="accent4" w:themeTint="99" /><w:sz w:val="32" /><w:szCs w:val="32" /><w:lang w:val="en-SG" /></w:rPr><w:t>)</w:t></w:r></w:sdtContent></w:sdt></w:p></w:txbxContent></v:textbox><w10:wrap anchorx="page" anchory="page" /></v:shape></w:pict></mc:Fallback></mc:AlternateContent></w:r></w:p><w:sdt><w:sdtPr><w:rPr><w:rFonts w:eastAsia="Times New Roman" w:cs="Times New Roman" /><w:noProof /><w:sz w:val="24" /><w:szCs w:val="24" /><w:lang w:eastAsia="en-SG" w:bidi="th-TH" /></w:rPr><w:id w:val="951902355" /><w:docPartObj><w:docPartGallery w:val="Cover Pages" /><w:docPartUnique /></w:docPartObj></w:sdtPr><w:sdtEndPr><w:rPr><w:noProof w:val="0" /></w:rPr></w:sdtEndPr><w:sdtContent><w:p><w:pPr><w:pStyle w:val="NoSpacing" /></w:pPr></w:p><w:p><w:r><w:rPr><w:noProof /><w:lang w:val="en-SG" w:bidi="ar-SA" /></w:rPr><mc:AlternateContent><mc:Choice Requires="wps"><w:drawing><wp:anchor distT="0" distB="0" distL="114300" distR="114300" simplePos="0" relativeHeight="251658243" behindDoc="0" locked="0" layoutInCell="1" allowOverlap="1" wp14:anchorId="3D62382C" wp14:editId="52F02CE1"><wp:simplePos x="0" y="0" /><wp:positionH relativeFrom="page"><wp:posOffset>2190750</wp:posOffset></wp:positionH><wp:positionV relativeFrom="page"><wp:posOffset>1990725</wp:posOffset></wp:positionV><wp:extent cx="4665345" cy="2924175" /><wp:effectExtent l="0" t="0" r="1905" b="9525" /><wp:wrapNone /><wp:docPr id="39" name="Text Box 39" /><wp:cNvGraphicFramePr /><a:graphic xmlns:a="http://schemas.openxmlformats.org/drawingml/2006/main"><a:graphicData uri="http://schemas.microsoft.com/office/word/2010/wordprocessingShape"><wps:wsp><wps:cNvSpPr txBox="1" /><wps:spPr><a:xfrm><a:off x="0" y="0" /><a:ext cx="4665345" cy="2924175" /></a:xfrm><a:prstGeom prst="rect"><a:avLst /></a:prstGeom><a:noFill /><a:ln w="6350"><a:noFill /></a:ln><a:effectLst /></wps:spPr><wps:style><a:lnRef idx="0"><a:schemeClr val="accent1" /></a:lnRef><a:fillRef idx="0"><a:schemeClr val="accent1" /></a:fillRef><a:effectRef idx="0"><a:schemeClr val="accent1" /></a:effectRef><a:fontRef idx="minor"><a:schemeClr val="dk1" /></a:fontRef></wps:style><wps:txbx><w:txbxContent><w:p><w:pPr><w:pStyle w:val="NoSpacing" /><w:rPr><w:rFonts w:ascii="Arial" w:eastAsiaTheme="majorEastAsia" w:hAnsi="Arial" w:cs="Arial" /><w:b /><w:color w:val="403152" w:themeColor="accent4" w:themeShade="80" /><w:sz w:val="72" /><w:szCs w:val="72" /><w:lang w:val="en-SG" /></w:rPr></w:pPr><w:r><w:rPr><w:rFonts w:ascii="Arial" w:eastAsiaTheme="majorEastAsia" w:hAnsi="Arial" w:cs="Arial" /><w:b /><w:color w:val="403152" w:themeColor="accent4" w:themeShade="80" /><w:sz w:val="72" /><w:szCs w:val="72" /><w:lang w:val="en-SG" /></w:rPr><w:t>CA</w:t></w:r><w:r><w:rPr><w:rFonts w:ascii="Arial" w:eastAsiaTheme="majorEastAsia" w:hAnsi="Arial" w:cs="Arial" /><w:b /><w:color w:val="403152" w:themeColor="accent4" w:themeShade="80" /><w:sz w:val="72" /><w:szCs w:val="72" /><w:lang w:val="en-SG" /></w:rPr><w:t>2 Individual</w:t></w:r><w:r><w:rPr><w:rFonts w:ascii="Arial" w:eastAsiaTheme="majorEastAsia" w:hAnsi="Arial" w:cs="Arial" /><w:b /><w:color w:val="403152" w:themeColor="accent4" w:themeShade="80" /><w:sz w:val="72" /><w:szCs w:val="72" /><w:lang w:val="en-SG" /></w:rPr><w:t xml:space="preserve"> </w:t></w:r><w:r><w:rPr><w:rFonts w:ascii="Arial" w:eastAsiaTheme="majorEastAsia" w:hAnsi="Arial" w:cs="Arial" /><w:b /><w:color w:val="403152" w:themeColor="accent4" w:themeShade="80" /><w:sz w:val="72" /><w:szCs w:val="72" /><w:lang w:val="en-SG" /></w:rPr><w:t>Template</w:t></w:r></w:p><w:p><w:pPr><w:pStyle w:val="NoSpacing" /><w:rPr><w:rFonts w:ascii="Times New Roman" w:eastAsiaTheme="majorEastAsia" w:hAnsi="Times New Roman" w:cs="Times New Roman" /><w:b /><w:color w:val="7030A0" /><w:sz w:val="28" /><w:szCs w:val="72" /><w:u w:val="double" /><w:lang w:val="en-SG" /></w:rPr></w:pPr><w:r><w:rPr><w:rFonts w:ascii="Times New Roman" w:eastAsiaTheme="majorEastAsia" w:hAnsi="Times New Roman" w:cs="Times New Roman" /><w:b /><w:color w:val="7030A0" /><w:sz w:val="48" /><w:szCs w:val="72" /><w:lang w:val="en-SG" /></w:rPr><w:br /></w:r><w:r><w:rPr><w:rFonts w:ascii="Times New Roman" w:eastAsiaTheme="majorEastAsia" w:hAnsi="Times New Roman" w:cs="Times New Roman" /><w:b /><w:color w:val="5F497A" w:themeColor="accent4" w:themeShade="BF" /><w:sz w:val="28" /><w:szCs w:val="72" /><w:lang w:val="en-SG" /></w:rPr><w:t>Diploma in Applied AI &amp; Analytics</w:t></w:r></w:p><w:p><w:pPr><w:pStyle w:val="NoSpacing" /><w:rPr><w:rFonts w:ascii="Arial" w:eastAsiaTheme="majorEastAsia" w:hAnsi="Arial" w:cs="Arial" /><w:b /><w:color w:val="7030A0" /><w:sz w:val="28" /><w:szCs w:val="72" /><w:lang w:val="en-SG" /></w:rPr></w:pPr><w:r><w:rPr><w:rFonts w:ascii="Times New Roman" w:eastAsiaTheme="majorEastAsia" w:hAnsi="Times New Roman" w:cs="Times New Roman" /><w:b /><w:color w:val="7030A0" /><w:sz w:val="36" /><w:szCs w:val="72" /><w:lang w:val="en-SG" /></w:rPr><w:br /></w:r><w:r><w:rPr><w:rFonts w:ascii="Arial" w:eastAsiaTheme="majorEastAsia" w:hAnsi="Arial" w:cs="Arial" /><w:b /><w:color w:val="7030A0" /><w:sz w:val="28" /><w:szCs w:val="72" /><w:lang w:val="en-SG" /></w:rPr><w:t>ST1501</w:t></w:r></w:p><w:p><w:pPr><w:pStyle w:val="NoSpacing" /><w:rPr><w:rFonts w:ascii="Arial" w:eastAsiaTheme="majorEastAsia" w:hAnsi="Arial" w:cs="Arial" /><w:b /><w:color w:val="7030A0" /><w:sz w:val="36" /><w:szCs w:val="72" /><w:lang w:val="en-SG" /></w:rPr></w:pPr><w:r><w:rPr><w:rFonts w:ascii="Arial" w:eastAsiaTheme="majorEastAsia" w:hAnsi="Arial" w:cs="Arial" /><w:b /><w:color w:val="7030A0" /><w:sz w:val="28" /><w:szCs w:val="72" /><w:lang w:val="en-SG" /></w:rPr><w:t>Data Engineering</w:t></w:r></w:p><w:p><w:pPr><w:pStyle w:val="NoSpacing" /><w:rPr><w:rFonts w:ascii="Arial" w:eastAsiaTheme="majorEastAsia" w:hAnsi="Arial" w:cs="Arial" /><w:b /><w:color w:val="7030A0" /><w:sz w:val="32" /><w:szCs w:val="72" /><w:lang w:val="en-SG" /></w:rPr></w:pPr></w:p><w:p><w:pPr><w:pStyle w:val="NoSpacing" /><w:rPr><w:rFonts w:ascii="Arial" w:eastAsiaTheme="majorEastAsia" w:hAnsi="Arial" w:cs="Arial" /><w:b /><w:color w:val="5F497A" w:themeColor="accent4" w:themeShade="BF" /><w:sz w:val="28" /></w:rPr></w:pPr><w:r><w:rPr><w:rFonts w:ascii="Arial" w:eastAsiaTheme="majorEastAsia" w:hAnsi="Arial" w:cs="Arial" /><w:b /><w:color w:val="5F497A" w:themeColor="accent4" w:themeShade="BF" /><w:sz w:val="28" /><w:szCs w:val="72" /><w:lang w:val="en-SG" /></w:rPr><w:t>20</w:t></w:r><w:r><w:rPr><w:rFonts w:ascii="Arial" w:eastAsiaTheme="majorEastAsia" w:hAnsi="Arial" w:cs="Arial" /><w:b /><w:color w:val="5F497A" w:themeColor="accent4" w:themeShade="BF" /><w:sz w:val="28" /><w:szCs w:val="72" /><w:lang w:val="en-SG" /></w:rPr><w:t>2</w:t></w:r><w:r><w:rPr><w:rFonts w:ascii="Arial" w:eastAsiaTheme="majorEastAsia" w:hAnsi="Arial" w:cs="Arial" /><w:b /><w:color w:val="5F497A" w:themeColor="accent4" w:themeShade="BF" /><w:sz w:val="28" /><w:szCs w:val="72" /><w:lang w:val="en-SG" /></w:rPr><w:t>6</w:t></w:r><w:r><w:rPr><w:rFonts w:ascii="Arial" w:eastAsiaTheme="majorEastAsia" w:hAnsi="Arial" w:cs="Arial" /><w:b /><w:color w:val="5F497A" w:themeColor="accent4" w:themeShade="BF" /><w:sz w:val="28" /><w:szCs w:val="72" /><w:lang w:val="en-SG" /></w:rPr><w:t>/</w:t></w:r><w:r><w:rPr><w:rFonts w:ascii="Arial" w:eastAsiaTheme="majorEastAsia" w:hAnsi="Arial" w:cs="Arial" /><w:b /><w:color w:val="5F497A" w:themeColor="accent4" w:themeShade="BF" /><w:sz w:val="28" /><w:szCs w:val="72" /><w:lang w:val="en-SG" /></w:rPr><w:t>20</w:t></w:r><w:r><w:rPr><w:rFonts w:ascii="Arial" w:eastAsiaTheme="majorEastAsia" w:hAnsi="Arial" w:cs="Arial" /><w:b /><w:color w:val="5F497A" w:themeColor="accent4" w:themeShade="BF" /><w:sz w:val="28" /><w:szCs w:val="72" /><w:lang w:val="en-SG" /></w:rPr><w:t>2</w:t></w:r><w:r><w:rPr><w:rFonts w:ascii="Arial" w:eastAsiaTheme="majorEastAsia" w:hAnsi="Arial" w:cs="Arial" /><w:b /><w:color w:val="5F497A" w:themeColor="accent4" w:themeShade="BF" /><w:sz w:val="28" /><w:szCs w:val="72" /><w:lang w:val="en-SG" /></w:rPr><w:t>7</w:t></w:r><w:r><w:rPr><w:rFonts w:ascii="Arial" w:eastAsiaTheme="majorEastAsia" w:hAnsi="Arial" w:cs="Arial" /><w:b /><w:color w:val="5F497A" w:themeColor="accent4" w:themeShade="BF" /><w:sz w:val="28" /><w:szCs w:val="72" /><w:lang w:val="en-SG" /></w:rPr><w:t xml:space="preserve"> </w:t></w:r><w:r><w:rPr><w:rFonts w:ascii="Arial" w:eastAsiaTheme="majorEastAsia" w:hAnsi="Arial" w:cs="Arial" /><w:b /><w:color w:val="5F497A" w:themeColor="accent4" w:themeShade="BF" /><w:sz w:val="28" /><w:szCs w:val="72" /><w:lang w:val="en-SG" /></w:rPr><w:t>Semester</w:t></w:r><w:r><w:rPr><w:rFonts w:ascii="Arial" w:eastAsiaTheme="majorEastAsia" w:hAnsi="Arial" w:cs="Arial" /><w:b /><w:color w:val="5F497A" w:themeColor="accent4" w:themeShade="BF" /><w:sz w:val="28" /><w:szCs w:val="72" /><w:lang w:val="en-SG" /></w:rPr><w:t xml:space="preserve"> </w:t></w:r><w:r><w:rPr><w:rFonts w:ascii="Arial" w:eastAsiaTheme="majorEastAsia" w:hAnsi="Arial" w:cs="Arial" /><w:b /><w:color w:val="5F497A" w:themeColor="accent4" w:themeShade="BF" /><w:sz w:val="28" /><w:szCs w:val="72" /><w:lang w:val="en-SG" /></w:rPr><w:t>1</w:t></w:r></w:p></w:txbxContent></wps:txbx><wps:bodyPr rot="0" spcFirstLastPara="0" vertOverflow="overflow" horzOverflow="overflow" vert="horz" wrap="square" lIns="0" tIns="0" rIns="0" bIns="0" numCol="1" spcCol="0" rtlCol="0" fromWordArt="0" anchor="t" anchorCtr="0" forceAA="0" compatLnSpc="1"><a:prstTxWarp prst="textNoShape"><a:avLst /></a:prstTxWarp><a:noAutofit /></wps:bodyPr></wps:wsp></a:graphicData></a:graphic><wp14:sizeRelH relativeFrom="page"><wp14:pctWidth>0</wp14:pctWidth></wp14:sizeRelH><wp14:sizeRelV relativeFrom="margin"><wp14:pctHeight>0</wp14:pctHeight></wp14:sizeRelV></wp:anchor></w:drawing></mc:Choice><mc:Fallback><w:pict><v:shape w14:anchorId="3D62382C" id="Text Box 39" o:spid="_x0000_s1027" type="#_x0000_t202" style="position:absolute;margin-left:172.5pt;margin-top:156.75pt;width:367.35pt;height:230.25pt;z-index:251658243;visibility:visible;mso-wrap-style:square;mso-width-percent:0;mso-height-percent:0;mso-wrap-distance-left:9pt;mso-wrap-distance-top:0;mso-wrap-distance-right:9pt;mso-wrap-distance-bottom:0;mso-position-horizontal:absolute;mso-position-horizontal-relative:page;mso-position-vertical:absolute;mso-position-vertical-relative:page;mso-width-percent:0;mso-height-percent:0;mso-width-relative:page;mso-height-relative:margin;v-text-anchor:top" o:gfxdata="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" filled="f" stroked="f" strokeweight=".5pt"><v:textbox inset="0,0,0,0"><w:txbxContent><w:p><w:pPr><w:pStyle w:val="NoSpacing" /><w:rPr><w:rFonts w:ascii="Arial" w:eastAsiaTheme="majorEastAsia" w:hAnsi="Arial" w:cs="Arial" /><w:b /><w:color w:val="403152" w:themeColor="accent4" w:themeShade="80" /><w:sz w:val="72" /><w:szCs w:val="72" /><w:lang w:val="en-SG" /></w:rPr></w:pPr><w:r><w:rPr><w:rFonts w:ascii="Arial" w:eastAsiaTheme="majorEastAsia" w:hAnsi="Arial" w:cs="Arial" /><w:b /><w:color w:val="403152" w:themeColor="accent4" w:themeShade="80" /><w:sz w:val="72" /><w:szCs w:val="72" /><w:lang w:val="en-SG" /></w:rPr><w:t>CA</w:t></w:r><w:r><w:rPr><w:rFonts w:ascii="Arial" w:eastAsiaTheme="majorEastAsia" w:hAnsi="Arial" w:cs="Arial" /><w:b /><w:color w:val="403152" w:themeColor="accent4" w:themeShade="80" /><w:sz w:val="72" /><w:szCs w:val="72" /><w:lang w:val="en-SG" /></w:rPr><w:t>2 Individual</w:t></w:r><w:r><w:rPr><w:rFonts w:ascii="Arial" w:eastAsiaTheme="majorEastAsia" w:hAnsi="Arial" w:cs="Arial" /><w:b /><w:color w:val="403152" w:themeColor="accent4" w:themeShade="80" /><w:sz w:val="72" /><w:szCs w:val="72" /><w:lang w:val="en-SG" /></w:rPr><w:t xml:space="preserve"> </w:t></w:r><w:r><w:rPr><w:rFonts w:ascii="Arial" w:eastAsiaTheme="majorEastAsia" w:hAnsi="Arial" w:cs="Arial" /><w:b /><w:color w:val="403152" w:themeColor="accent4" w:themeShade="80" /><w:sz w:val="72" /><w:szCs w:val="72" /><w:lang w:val="en-SG" /></w:rPr><w:t>Template</w:t></w:r></w:p><w:p><w:pPr><w:pStyle w:val="NoSpacing" /><w:rPr><w:rFonts w:ascii="Times New Roman" w:eastAsiaTheme="majorEastAsia" w:hAnsi="Times New Roman" w:cs="Times New Roman" /><w:b /><w:color w:val="7030A0" /><w:sz w:val="28" /><w:szCs w:val="72" /><w:u w:val="double" /><w:lang w:val="en-SG" /></w:rPr></w:pPr><w:r><w:rPr><w:rFonts w:ascii="Times New Roman" w:eastAsiaTheme="majorEastAsia" w:hAnsi="Times New Roman" w:cs="Times New Roman" /><w:b /><w:color w:val="7030A0" /><w:sz w:val="48" /><w:szCs w:val="72" /><w:lang w:val="en-SG" /></w:rPr><w:br /></w:r><w:r><w:rPr><w:rFonts w:ascii="Times New Roman" w:eastAsiaTheme="majorEastAsia" w:hAnsi="Times New Roman" w:cs="Times New Roman" /><w:b /><w:color w:val="5F497A" w:themeColor="accent4" w:themeShade="BF" /><w:sz w:val="28" /><w:szCs w:val="72" /><w:lang w:val="en-SG" /></w:rPr><w:t>Diploma in Applied AI &amp; Analytics</w:t></w:r></w:p><w:p><w:pPr><w:pStyle w:val="NoSpacing" /><w:rPr><w:rFonts w:ascii="Arial" w:eastAsiaTheme="majorEastAsia" w:hAnsi="Arial" w:cs="Arial" /><w:b /><w:color w:val="7030A0" /><w:sz w:val="28" /><w:szCs w:val="72" /><w:lang w:val="en-SG" /></w:rPr></w:pPr><w:r><w:rPr><w:rFonts w:ascii="Times New Roman" w:eastAsiaTheme="majorEastAsia" w:hAnsi="Times New Roman" w:cs="Times New Roman" /><w:b /><w:color w:val="7030A0" /><w:sz w:val="36" /><w:szCs w:val="72" /><w:lang w:val="en-SG" /></w:rPr><w:br /></w:r><w:r><w:rPr><w:rFonts w:ascii="Arial" w:eastAsiaTheme="majorEastAsia" w:hAnsi="Arial" w:cs="Arial" /><w:b /><w:color w:val="7030A0" /><w:sz w:val="28" /><w:szCs w:val="72" /><w:lang w:val="en-SG" /></w:rPr><w:t>ST1501</w:t></w:r></w:p><w:p><w:pPr><w:pStyle w:val="NoSpacing" /><w:rPr><w:rFonts w:ascii="Arial" w:eastAsiaTheme="majorEastAsia" w:hAnsi="Arial" w:cs="Arial" /><w:b /><w:color w:val="7030A0" /><w:sz w:val="36" /><w:szCs w:val="72" /><w:lang w:val="en-SG" /></w:rPr></w:pPr><w:r><w:rPr><w:rFonts w:ascii="Arial" w:eastAsiaTheme="majorEastAsia" w:hAnsi="Arial" w:cs="Arial" /><w:b /><w:color w:val="7030A0" /><w:sz w:val="28" /><w:szCs w:val="72" /><w:lang w:val="en-SG" /></w:rPr><w:t>Data Engineering</w:t></w:r></w:p><w:p><w:pPr><w:pStyle w:val="NoSpacing" /><w:rPr><w:rFonts w:ascii="Arial" w:eastAsiaTheme="majorEastAsia" w:hAnsi="Arial" w:cs="Arial" /><w:b /><w:color w:val="7030A0" /><w:sz w:val="32" /><w:szCs w:val="72" /><w:lang w:val="en-SG" /></w:rPr></w:pPr></w:p><w:p><w:pPr><w:pStyle w:val="NoSpacing" /><w:rPr><w:rFonts w:ascii="Arial" w:eastAsiaTheme="majorEastAsia" w:hAnsi="Arial" w:cs="Arial" /><w:b /><w:color w:val="5F497A" w:themeColor="accent4" w:themeShade="BF" /><w:sz w:val="28" /></w:rPr></w:pPr><w:r><w:rPr><w:rFonts w:ascii="Arial" w:eastAsiaTheme="majorEastAsia" w:hAnsi="Arial" w:cs="Arial" /><w:b /><w:color w:val="5F497A" w:themeColor="accent4" w:themeShade="BF" /><w:sz w:val="28" /><w:szCs w:val="72" /><w:lang w:val="en-SG" /></w:rPr><w:t>20</w:t></w:r><w:r><w:rPr><w:rFonts w:ascii="Arial" w:eastAsiaTheme="majorEastAsia" w:hAnsi="Arial" w:cs="Arial" /><w:b /><w:color w:val="5F497A" w:themeColor="accent4" w:themeShade="BF" /><w:sz w:val="28" /><w:szCs w:val="72" /><w:lang w:val="en-SG" /></w:rPr><w:t>2</w:t></w:r><w:r><w:rPr><w:rFonts w:ascii="Arial" w:eastAsiaTheme="majorEastAsia" w:hAnsi="Arial" w:cs="Arial" /><w:b /><w:color w:val="5F497A" w:themeColor="accent4" w:themeShade="BF" /><w:sz w:val="28" /><w:szCs w:val="72" /><w:lang w:val="en-SG" /></w:rPr><w:t>6</w:t></w:r><w:r><w:rPr><w:rFonts w:ascii="Arial" w:eastAsiaTheme="majorEastAsia" w:hAnsi="Arial" w:cs="Arial" /><w:b /><w:color w:val="5F497A" w:themeColor="accent4" w:themeShade="BF" /><w:sz w:val="28" /><w:szCs w:val="72" /><w:lang w:val="en-SG" /></w:rPr><w:t>/</w:t></w:r><w:r><w:rPr><w:rFonts w:ascii="Arial" w:eastAsiaTheme="majorEastAsia" w:hAnsi="Arial" w:cs="Arial" /><w:b /><w:color w:val="5F497A" w:themeColor="accent4" w:themeShade="BF" /><w:sz w:val="28" /><w:szCs w:val="72" /><w:lang w:val="en-SG" /></w:rPr><w:t>20</w:t></w:r><w:r><w:rPr><w:rFonts w:ascii="Arial" w:eastAsiaTheme="majorEastAsia" w:hAnsi="Arial" w:cs="Arial" /><w:b /><w:color w:val="5F497A" w:themeColor="accent4" w:themeShade="BF" /><w:sz w:val="28" /><w:szCs w:val="72" /><w:lang w:val="en-SG" /></w:rPr><w:t>2</w:t></w:r><w:r><w:rPr><w:rFonts w:ascii="Arial" w:eastAsiaTheme="majorEastAsia" w:hAnsi="Arial" w:cs="Arial" /><w:b /><w:color w:val="5F497A" w:themeColor="accent4" w:themeShade="BF" /><w:sz w:val="28" /><w:szCs w:val="72" /><w:lang w:val="en-SG" /></w:rPr><w:t>7</w:t></w:r><w:r><w:rPr><w:rFonts w:ascii="Arial" w:eastAsiaTheme="majorEastAsia" w:hAnsi="Arial" w:cs="Arial" /><w:b /><w:color w:val="5F497A" w:themeColor="accent4" w:themeShade="BF" /><w:sz w:val="28" /><w:szCs w:val="72" /><w:lang w:val="en-SG" /></w:rPr><w:t xml:space="preserve"> </w:t></w:r><w:r><w:rPr><w:rFonts w:ascii="Arial" w:eastAsiaTheme="majorEastAsia" w:hAnsi="Arial" w:cs="Arial" /><w:b /><w:color w:val="5F497A" w:themeColor="accent4" w:themeShade="BF" /><w:sz w:val="28" /><w:szCs w:val="72" /><w:lang w:val="en-SG" /></w:rPr><w:t>Semester</w:t></w:r><w:r><w:rPr><w:rFonts w:ascii="Arial" w:eastAsiaTheme="majorEastAsia" w:hAnsi="Arial" w:cs="Arial" /><w:b /><w:color w:val="5F497A" w:themeColor="accent4" w:themeShade="BF" /><w:sz w:val="28" /><w:szCs w:val="72" /><w:lang w:val="en-SG" /></w:rPr><w:t xml:space="preserve"> </w:t></w:r><w:r><w:rPr><w:rFonts w:ascii="Arial" w:eastAsiaTheme="majorEastAsia" w:hAnsi="Arial" w:cs="Arial" /><w:b /><w:color w:val="5F497A" w:themeColor="accent4" w:themeShade="BF" /><w:sz w:val="28" /><w:szCs w:val="72" /><w:lang w:val="en-SG" /></w:rPr><w:t>1</w:t></w:r></w:p></w:txbxContent></v:textbox><w10:wrap anchorx="page" anchory="page" /></v:shape></w:pict></mc:Fallback></mc:AlternateContent></w:r><w:r><w:rPr><w:noProof /><w:lang w:val="en-SG" w:bidi="ar-SA" /></w:rPr><mc:AlternateContent><mc:Choice Requires="wps"><w:drawing><wp:anchor distT="0" distB="0" distL="114300" distR="114300" simplePos="0" relativeHeight="251658241" behindDoc="1" locked="0" layoutInCell="1" allowOverlap="1" wp14:anchorId="48561284" wp14:editId="2CE87EB3"><wp:simplePos x="0" y="0" /><wp:positionH relativeFrom="column"><wp:posOffset>19050</wp:posOffset></wp:positionH><wp:positionV relativeFrom="paragraph"><wp:posOffset>648335</wp:posOffset></wp:positionV><wp:extent cx="1409041" cy="885825" /><wp:effectExtent l="0" t="0" r="1270" b="9525" /><wp:wrapNone /><wp:docPr id="9" name="Pentagon 9" /><wp:cNvGraphicFramePr /><a:graphic xmlns:a="http://schemas.openxmlformats.org/drawingml/2006/main"><a:graphicData uri="http://schemas.microsoft.com/office/word/2010/wordprocessingShape"><wps:wsp><wps:cNvSpPr /><wps:spPr><a:xfrm><a:off x="0" y="0" /><a:ext cx="1409041" cy="885825" /></a:xfrm><a:prstGeom prst="homePlate"><a:avLst /></a:prstGeom><a:solidFill><a:srgbClr val="92D050" /></a:solidFill><a:ln><a:noFill /></a:ln></wps:spPr><wps:style><a:lnRef idx="2"><a:schemeClr val="accent1"><a:shade val="50000" /></a:schemeClr></a:lnRef><a:fillRef idx="1"><a:schemeClr val="accent1" /></a:fillRef><a:effectRef idx="0"><a:schemeClr val="accent1" /></a:effectRef><a:fontRef idx="minor"><a:schemeClr val="lt1" /></a:fontRef></wps:style><wps:txbx><w:txbxContent><w:p><w:pPr><w:pStyle w:val="NoSpacing" /><w:jc w:val="right" /><w:rPr><w:color w:val="1C1C1C" /><w:sz w:val="28" /><w:szCs w:val="28" /></w:rPr></w:pPr></w:p></w:txbxContent></wps:txbx><wps:bodyPr rot="0" spcFirstLastPara="0" vert="horz" wrap="square" lIns="91440" tIns="0" rIns="182880" bIns="0" numCol="1" spcCol="0" rtlCol="0" fromWordArt="0" anchor="ctr" anchorCtr="0" forceAA="0" compatLnSpc="1"><a:prstTxWarp prst="textNoShape"><a:avLst /></a:prstTxWarp><a:noAutofit /></wps:bodyPr></wps:wsp></a:graphicData></a:graphic><wp14:sizeRelH relativeFrom="margin"><wp14:pctWidth>0</wp14:pctWidth></wp14:sizeRelH><wp14:sizeRelV relativeFrom="margin"><wp14:pctHeight>0</wp14:pctHeight></wp14:sizeRelV></wp:anchor></w:drawing></mc:Choice><mc:Fallback><w:pict><v:shapetype w14:anchorId="48561284" id="_x0000_t15" coordsize="21600,21600" o:spt="15" adj="16200" path="m@0,l,,,21600@0,21600,21600,10800xe"><v:stroke joinstyle="miter" /><v:formulas><v:f eqn="val #0" /><v:f eqn="prod #0 1 2" /></v:formulas><v:path gradientshapeok="t" o:connecttype="custom" o:connectlocs="@1,0;0,10800;@1,21600;21600,10800" o:connectangles="270,180,90,0" textboxrect="0,0,10800,21600;0,0,16200,21600;0,0,21600,21600" /><v:handles><v:h position="#0,topLeft" xrange="0,21600" /></v:handles></v:shapetype><v:shape id="Pentagon 9" o:spid="_x0000_s1028" type="#_x0000_t15" style="position:absolute;margin-left:1.5pt;margin-top:51.05pt;width:110.95pt;height:69.75pt;z-index:-251658239;visibility:visible;mso-wrap-style:square;mso-width-percent:0;mso-height-percent:0;mso-wrap-distance-left:9pt;mso-wrap-distance-top:0;mso-wrap-distance-right:9pt;mso-wrap-distance-bottom:0;mso-position-horizontal:absolute;mso-position-horizontal-relative:text;mso-position-vertical:absolute;mso-position-vertical-relative:text;mso-width-percent:0;mso-height-percent:0;mso-width-relative:margin;mso-height-relative:margin;v-text-anchor:middle" o:gfxdata="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" adj="14810" fillcolor="#92d050" stroked="f" strokeweight="2pt"><v:textbox inset=",0,14.4pt,0"><w:txbxContent><w:p><w:pPr><w:pStyle w:val="NoSpacing" /><w:jc w:val="right" /><w:rPr><w:color w:val="1C1C1C" /><w:sz w:val="28" /><w:szCs w:val="28" /></w:rPr></w:pPr></w:p></w:txbxContent></v:textbox></v:shape></w:pict></mc:Fallback></mc:AlternateContent></w:r><w:r><w:rPr><w:noProof /><w:lang w:val="en-SG" w:bidi="ar-SA" /></w:rPr><mc:AlternateContent><mc:Choice Requires="wps"><w:drawing><wp:anchor distT="45720" distB="45720" distL="114300" distR="114300" simplePos="0" relativeHeight="251658244" behindDoc="0" locked="0" layoutInCell="1" allowOverlap="1" wp14:anchorId="613D5061" wp14:editId="7A8EF19B"><wp:simplePos x="0" y="0" /><wp:positionH relativeFrom="column"><wp:posOffset>685800</wp:posOffset></wp:positionH><wp:positionV relativeFrom="paragraph"><wp:posOffset>4581525</wp:posOffset></wp:positionV><wp:extent cx="5387340" cy="2771775" /><wp:effectExtent l="0" t="0" r="22860" b="28575" /><wp:wrapSquare wrapText="bothSides" /><wp:docPr id="217" name="Text Box 2" /><wp:cNvGraphicFramePr><a:graphicFrameLocks xmlns:a="http://schemas.openxmlformats.org/drawingml/2006/main" /></wp:cNvGraphicFramePr><a:graphic xmlns:a="http://schemas.openxmlformats.org/drawingml/2006/main"><a:graphicData uri="http://schemas.microsoft.com/office/word/2010/wordprocessingShape"><wps:wsp><wps:cNvSpPr txBox="1"><a:spLocks noChangeArrowheads="1" /></wps:cNvSpPr><wps:spPr bwMode="auto"><a:xfrm><a:off x="0" y="0" /><a:ext cx="5387340" cy="2771775" /></a:xfrm><a:prstGeom prst="rect"><a:avLst /></a:prstGeom><a:noFill /><a:ln w="9525"><a:solidFill><a:schemeClr val="accent3"><a:lumMod val="50000" /></a:schemeClr></a:solidFill><a:prstDash val="dash" /><a:miter lim="800000" /><a:headEnd /><a:tailEnd /></a:ln></wps:spPr><wps:txbx><w:txbxContent><w:p><w:pPr><w:rPr><w:b /><w:sz w:val="32" /><w:lang w:val="en-SG" /></w:rPr></w:pPr><w:r><w:rPr><w:b /><w:sz w:val="32" /><w:lang w:val="en-SG" /></w:rPr><w:t>This is the submission template</w:t></w:r><w:r><w:rPr><w:b /><w:sz w:val="32" /><w:lang w:val="en-SG" /></w:rPr><w:t xml:space="preserve"> for CA</w:t></w:r><w:r><w:rPr><w:b /><w:sz w:val="32" /><w:lang w:val="en-SG" /></w:rPr><w:t>2 task e)</w:t></w:r><w:r><w:rPr><w:b /><w:sz w:val="32" /><w:lang w:val="en-SG" /></w:rPr><w:t xml:space="preserve"> and f)</w:t></w:r><w:r><w:rPr><w:b /><w:sz w:val="32" /><w:lang w:val="en-SG" /></w:rPr><w:t>.</w:t></w:r><w:r><w:rPr><w:b /><w:sz w:val="32" /><w:lang w:val="en-SG" /></w:rPr><w:t xml:space="preserve"> </w:t></w:r><w:r><w:rPr><w:b /><w:sz w:val="32" /><w:lang w:val="en-SG" /></w:rPr><w:t>Fill your name and student ID below</w:t></w:r><w:r><w:rPr><w:b /><w:sz w:val="32" /><w:lang w:val="en-SG" /></w:rPr><w:t>, and your answers to respective tasks in subsequent pages.</w:t></w:r></w:p><w:p><w:pPr><w:rPr><w:b /><w:sz w:val="32" /><w:lang w:val="en-SG" /></w:rPr></w:pPr></w:p><w:p><w:pPr><w:rPr><w:b /><w:sz w:val="32" /><w:lang w:val="en-SG" /></w:rPr></w:pPr></w:p><w:p><w:pPr><w:rPr><w:b /><w:sz w:val="32" /><w:lang w:val="en-SG" /></w:rPr></w:pPr></w:p><w:p><w:pPr><w:rPr><w:b /><w:sz w:val="32" /><w:u w:val="single" /><w:lang w:val="en-SG" /></w:rPr></w:pPr><w:r><w:rPr><w:b /><w:sz w:val="32" /><w:lang w:val="en-SG" /></w:rPr><w:t>Name:                 Chin Guan Chung</w:t></w:r><w:r><w:rPr><w:b /><w:sz w:val="32" /><w:lang w:val="en-SG" /></w:rPr><w:tab /></w:r><w:r><w:rPr><w:b /><w:sz w:val="32" /><w:lang w:val="en-SG" /></w:rPr><w:tab /></w:r><w:r><w:rPr><w:b /><w:sz w:val="32" /><w:u w:val="single" /><w:lang w:val="en-SG" /></w:rPr><w:tab /></w:r><w:r><w:rPr><w:b /><w:sz w:val="32" /><w:u w:val="single" /><w:lang w:val="en-SG" /></w:rPr><w:tab /></w:r><w:r><w:rPr><w:b /><w:sz w:val="32" /><w:u w:val="single" /><w:lang w:val="en-SG" /></w:rPr><w:tab /></w:r></w:p><w:p><w:pPr><w:rPr><w:lang w:val="en-SG" /></w:rPr></w:pPr><w:r><w:rPr><w:b /><w:sz w:val="32" /><w:lang w:val="en-SG" /></w:rPr><w:t>Student ID:         p2510864</w:t></w:r><w:r><w:rPr><w:b /><w:sz w:val="32" /><w:lang w:val="en-SG" /></w:rPr><w:tab /></w:r><w:r><w:rPr><w:b /><w:sz w:val="32" /><w:u w:val="single" /><w:lang w:val="en-SG" /></w:rPr><w:tab /></w:r><w:r><w:rPr><w:b /><w:sz w:val="32" /><w:u w:val="single" /><w:lang w:val="en-SG" /></w:rPr><w:tab /></w:r><w:r><w:rPr><w:b /><w:sz w:val="32" /><w:u w:val="single" /><w:lang w:val="en-SG" /></w:rPr><w:tab /></w:r><w:r><w:rPr><w:b /><w:sz w:val="32" /><w:u w:val="single" /><w:lang w:val="en-SG" /></w:rPr><w:tab /></w:r></w:p></w:txbxContent></wps:txbx><wps:bodyPr rot="0" vert="horz" wrap="square" lIns="108000" tIns="108000" rIns="108000" bIns="108000" anchor="t" anchorCtr="0"><a:noAutofit /></wps:bodyPr></wps:wsp></a:graphicData></a:graphic><wp14:sizeRelH relativeFrom="margin"><wp14:pctWidth>0</wp14:pctWidth></wp14:sizeRelH><wp14:sizeRelV relativeFrom="margin"><wp14:pctHeight>0</wp14:pctHeight></wp14:sizeRelV></wp:anchor></w:drawing></mc:Choice><mc:Fallback><w:pict><v:shape w14:anchorId="613D5061" id="Text Box 2" o:spid="_x0000_s1029" type="#_x0000_t202" style="position:absolute;margin-left:54pt;margin-top:360.75pt;width:424.2pt;height:218.25pt;z-index:251658244;visibility:visible;mso-wrap-style:square;mso-width-percent:0;mso-height-percent:0;mso-wrap-distance-left:9pt;mso-wrap-distance-top:3.6pt;mso-wrap-distance-right:9pt;mso-wrap-distance-bottom:3.6pt;mso-position-horizontal:absolute;mso-position-horizontal-relative:text;mso-position-vertical:absolute;mso-position-vertical-relative:text;mso-width-percent:0;mso-height-percent:0;mso-width-relative:margin;mso-height-relative:margin;v-text-anchor:top" o:gfxdata="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" filled="f" strokecolor="#4e6128 [1606]"><v:stroke dashstyle="dash" /><v:textbox inset="3mm,3mm,3mm,3mm"><w:txbxContent><w:p><w:pPr><w:rPr><w:b /><w:sz w:val="32" /><w:lang w:val="en-SG" /></w:rPr></w:pPr><w:r><w:rPr><w:b /><w:sz w:val="32" /><w:lang w:val="en-SG" /></w:rPr><w:t>This is the submission template</w:t></w:r><w:r><w:rPr><w:b /><w:sz w:val="32" /><w:lang w:val="en-SG" /></w:rPr><w:t xml:space="preserve"> for CA</w:t></w:r><w:r><w:rPr><w:b /><w:sz w:val="32" /><w:lang w:val="en-SG" /></w:rPr><w:t>2 task e)</w:t></w:r><w:r><w:rPr><w:b /><w:sz w:val="32" /><w:lang w:val="en-SG" /></w:rPr><w:t xml:space="preserve"> and f)</w:t></w:r><w:r><w:rPr><w:b /><w:sz w:val="32" /><w:lang w:val="en-SG" /></w:rPr><w:t>.</w:t></w:r><w:r><w:rPr><w:b /><w:sz w:val="32" /><w:lang w:val="en-SG" /></w:rPr><w:t xml:space="preserve"> </w:t></w:r><w:r><w:rPr><w:b /><w:sz w:val="32" /><w:lang w:val="en-SG" /></w:rPr><w:t>Fill your name and student ID below</w:t></w:r><w:r><w:rPr><w:b /><w:sz w:val="32" /><w:lang w:val="en-SG" /></w:rPr><w:t>, and your answers to respective tasks in subsequent pages.</w:t></w:r></w:p><w:p><w:pPr><w:rPr><w:b /><w:sz w:val="32" /><w:lang w:val="en-SG" /></w:rPr></w:pPr></w:p><w:p><w:pPr><w:rPr><w:b /><w:sz w:val="32" /><w:lang w:val="en-SG" /></w:rPr></w:pPr></w:p><w:p><w:pPr><w:rPr><w:b /><w:sz w:val="32" /><w:lang w:val="en-SG" /></w:rPr></w:pPr></w:p><w:p><w:pPr><w:rPr><w:b /><w:sz w:val="32" /><w:u w:val="single" /><w:lang w:val="en-SG" /></w:rPr></w:pPr><w:r><w:rPr><w:b /><w:sz w:val="32" /><w:lang w:val="en-SG" /></w:rPr><w:t>Name:                 Chin Guan Chung</w:t></w:r><w:r><w:rPr><w:b /><w:sz w:val="32" /><w:lang w:val="en-SG" /></w:rPr><w:tab /></w:r><w:r><w:rPr><w:b /><w:sz w:val="32" /><w:lang w:val="en-SG" /></w:rPr><w:tab /></w:r><w:r><w:rPr><w:b /><w:sz w:val="32" /><w:u w:val="single" /><w:lang w:val="en-SG" /></w:rPr><w:tab /></w:r><w:r><w:rPr><w:b /><w:sz w:val="32" /><w:u w:val="single" /><w:lang w:val="en-SG" /></w:rPr><w:tab /></w:r><w:r><w:rPr><w:b /><w:sz w:val="32" /><w:u w:val="single" /><w:lang w:val="en-SG" /></w:rPr><w:tab /></w:r></w:p><w:p><w:pPr><w:rPr><w:lang w:val="en-SG" /></w:rPr></w:pPr><w:r><w:rPr><w:b /><w:sz w:val="32" /><w:lang w:val="en-SG" /></w:rPr><w:t>Student ID:         p2510864</w:t></w:r><w:r><w:rPr><w:b /><w:sz w:val="32" /><w:lang w:val="en-SG" /></w:rPr><w:tab /></w:r><w:r><w:rPr><w:b /><w:sz w:val="32" /><w:u w:val="single" /><w:lang w:val="en-SG" /></w:rPr><w:tab /></w:r><w:r><w:rPr><w:b /><w:sz w:val="32" /><w:u w:val="single" /><w:lang w:val="en-SG" /></w:rPr><w:tab /></w:r><w:r><w:rPr><w:b /><w:sz w:val="32" /><w:u w:val="single" /><w:lang w:val="en-SG" /></w:rPr><w:tab /></w:r><w:r><w:rPr><w:b /><w:sz w:val="32" /><w:u w:val="single" /><w:lang w:val="en-SG" /></w:rPr><w:tab /></w:r></w:p></w:txbxContent></v:textbox><w10:wrap type="square" /></v:shape></w:pict></mc:Fallback></mc:AlternateContent></w:r><w:r><w:br w:type="page" /></w:r></w:p></w:sdtContent></w:sdt><w:p><w:pPr><w:pStyle w:val="ListParagraph" /><w:numPr><w:ilvl w:val="0" /><w:numId w:val="45" /></w:numPr><w:spacing w:after="80" w:line="240" w:lineRule="auto" /></w:pPr><w:r><w:rPr><w:rFonts w:ascii="Carlito" w:eastAsia="Carlito" w:hAnsi="Carlito" /><w:color w:val="252525" /><w:sz w:val="21" /></w:rPr><w:lastRenderedPageBreak /><w:t>i) Paste the SQL statement used to extract the Book collection data from the OLTP tables.</w:t></w:r></w:p><w:tbl><w:tblPr><w:tblStyle w:val="TableGrid" /><w:tblW w:w="0" w:type="auto" /><w:jc w:val="center" /><w:tblBorders><w:top w:val="single" w:sz="6" w:space="0" w:color="7F7F7F" /><w:left w:val="single" w:sz="6" w:space="0" w:color="7F7F7F" /><w:bottom w:val="single" w:sz="6" w:space="0" w:color="7F7F7F" /><w:right w:val="single" w:sz="6" w:space="0" w:color="7F7F7F" /><w:insideH w:val="single" w:sz="6" w:space="0" w:color="7F7F7F" /><w:insideV w:val="single" w:sz="6" w:space="0" w:color="7F7F7F" /></w:tblBorders><w:tblLayout w:type="fixed" /><w:tblLook w:val="04A0" w:firstRow="1" w:lastRow="0" w:firstColumn="1" w:lastColumn="0" w:noHBand="0" w:noVBand="1" /></w:tblPr><w:tblGrid><w:gridCol w:w="1224" /><w:gridCol w:w="8712" /></w:tblGrid><w:tr><w:trPr><w:cantSplit /><w:tblHeader /><w:jc w:val="center" /></w:trPr><w:tc><w:tcPr><w:tcW w:w="1224" w:type="dxa" /><w:tcBorders><w:top w:val="single" w:sz="5" w:space="0" w:color="8D7B9B" /><w:left w:val="single" w:sz="5" w:space="0" w:color="8D7B9B" /><w:bottom w:val="single" w:sz="5" w:space="0" w:color="8D7B9B" /><w:right w:val="single" w:sz="5" w:space="0" w:color="8D7B9B" /></w:tcBorders><w:tcMar><w:top w:w="70" w:type="dxa" /><w:left w:w="90" w:type="dxa" /><w:bottom w:w="70" w:type="dxa" /><w:right w:w="90" w:type="dxa" /></w:tcMar><w:vAlign w:val="center" /></w:tcPr><w:p><w:pPr><w:spacing w:after="0" w:line="240" w:lineRule="auto" /><w:jc w:val="center" /></w:pPr><w:r><w:rPr><w:rFonts w:ascii="Carlito" w:eastAsia="Carlito" w:hAnsi="Carlito" /><w:b /><w:color w:val="1C1C1C" /><w:sz w:val="18" /></w:rPr><w:t>Collection</w:t></w:r></w:p></w:tc><w:tc><w:tcPr><w:tcW w:w="8712" w:type="dxa" /><w:tcBorders><w:top w:val="single" w:sz="5" w:space="0" w:color="8D7B9B" /><w:left w:val="single" w:sz="5" w:space="0" w:color="8D7B9B" /><w:bottom w:val="single" w:sz="5" w:space="0" w:color="8D7B9B" /><w:right w:val="single" w:sz="5" w:space="0" w:color="8D7B9B" /></w:tcBorders><w:tcMar><w:top w:w="70" w:type="dxa" /><w:left w:w="90" w:type="dxa" /><w:bottom w:w="70" w:type="dxa" /><w:right w:w="90" w:type="dxa" /></w:tcMar><w:vAlign w:val="center" /></w:tcPr><w:p><w:pPr><w:spacing w:after="0" w:line="240" w:lineRule="auto" /><w:jc w:val="center" /></w:pPr><w:r><w:rPr><w:rFonts w:ascii="Carlito" w:eastAsia="Carlito" w:hAnsi="Carlito" /><w:b /><w:color w:val="1C1C1C" /><w:sz w:val="18" /></w:rPr><w:t>SQL</w:t></w:r></w:p></w:tc></w:tr><w:tr><w:trPr><w:cantSplit /><w:jc w:val="center" /></w:trPr><w:tc><w:tcPr><w:tcW w:w="1224" w:type="dxa" /><w:tcBorders><w:top w:val="single" w:sz="5" w:space="0" w:color="8D7B9B" /><w:left w:val="single" w:sz="5" w:space="0" w:color="8D7B9B" /><w:bottom w:val="single" w:sz="5" w:space="0" w:color="8D7B9B" /><w:right w:val="single" w:sz="5" w:space="0" w:color="8D7B9B" /></w:tcBorders><w:tcMar><w:top w:w="70" w:type="dxa" /><w:left w:w="90" w:type="dxa" /><w:bottom w:w="70" w:type="dxa" /><w:right w:w="90" w:type="dxa" /></w:tcMar><w:vAlign w:val="center" /></w:tcPr><w:p><w:pPr><w:spacing w:after="0" w:line="240" w:lineRule="auto" /><w:jc w:val="center" /></w:pPr><w:r><w:rPr><w:rFonts w:ascii="Carlito" w:eastAsia="Carlito" w:hAnsi="Carlito" /><w:color w:val="252525" /><w:sz w:val="18" /></w:rPr><w:t>Book</w:t></w:r></w:p></w:tc><w:tc><w:tcPr><w:tcW w:w="8712" w:type="dxa" /><w:tcBorders><w:top w:val="single" w:sz="5" w:space="0" w:color="8D7B9B" /><w:left w:val="single" w:sz="5" w:space="0" w:color="8D7B9B" /><w:bottom w:val="single" w:sz="5" w:space="0" w:color="8D7B9B" /><w:right w:val="single" w:sz="5" w:space="0" w:color="8D7B9B" /></w:tcBorders><w:tcMar><w:top w:w="70" w:type="dxa" /><w:left w:w="90" w:type="dxa" /><w:bottom w:w="70" w:type="dxa" /><w:right w:w="90" w:type="dxa" /></w:tcMar><w:vAlign w:val="center" /></w:tcPr><w:p><w:pPr><w:spacing w:after="0" w:line="221" w:lineRule="auto" /></w:pPr><w:r><w:rPr><w:rFonts w:ascii="Liberation Mono" w:eastAsia="Liberation Mono" w:hAnsi="Liberation Mono" /><w:color w:val="252525" /><w:sz w:val="14" /></w:rPr><w:t d8p1:space="preserve" xmlns:d8p1="http://www.w3.org/XML/1998/namespace">-- Task e)(i): extract one document per book from the OLTP database</w:t><w:br /></w:r><w:r><w:rPr><w:rFonts w:ascii="Liberation Mono" w:eastAsia="Liberation Mono" w:hAnsi="Liberation Mono" /><w:color w:val="252525" /><w:sz w:val="14" /></w:rPr><w:br /></w:r><w:r><w:rPr><w:rFonts w:ascii="Liberation Mono" w:eastAsia="Liberation Mono" w:hAnsi="Liberation Mono" /><w:color w:val="252525" /><w:sz w:val="14" /></w:rPr><w:t>USE CA22B2104;</w:t></w:r><w:r><w:br /></w:r><w:r><w:br /></w:r><w:r><w:rPr><w:rFonts w:ascii="Liberation Mono" w:eastAsia="Liberation Mono" w:hAnsi="Liberation Mono" /><w:color w:val="252525" /><w:sz w:val="14" /></w:rPr><w:t d8p1:space="preserve" xmlns:d8p1="http://www.w3.org/XML/1998/namespace">-- Start from Book so every book appears, even if it has no copies or loans.</w:t><w:br /></w:r><w:r><w:rPr><w:rFonts w:ascii="Liberation Mono" w:eastAsia="Liberation Mono" w:hAnsi="Liberation Mono" /><w:color w:val="252525" /><w:sz w:val="14" /></w:rPr><w:t d8p1:space="preserve" xmlns:d8p1="http://www.w3.org/XML/1998/namespace">-- The two derived tables pre-calculate copy and loan totals before they are joined.</w:t><w:br /></w:r><w:r><w:rPr><w:rFonts w:ascii="Liberation Mono" w:eastAsia="Liberation Mono" w:hAnsi="Liberation Mono" /><w:color w:val="252525" /><w:sz w:val="14" /></w:rPr><w:t>SELECT</w:t></w:r><w:r><w:br /></w:r><w:r><w:rPr><w:rFonts w:ascii="Liberation Mono" w:eastAsia="Liberation Mono" w:hAnsi="Liberation Mono" /><w:color w:val="252525" /><w:sz w:val="14" /></w:rPr><w:t xml:space="preserve">    b.BookID AS bookId,</w:t></w:r><w:r><w:br /></w:r><w:r><w:rPr><w:rFonts w:ascii="Liberation Mono" w:eastAsia="Liberation Mono" w:hAnsi="Liberation Mono" /><w:color w:val="252525" /><w:sz w:val="14" /></w:rPr><w:t xml:space="preserve">    b.Title AS title,</w:t></w:r><w:r><w:br /></w:r><w:r><w:rPr><w:rFonts w:ascii="Liberation Mono" w:eastAsia="Liberation Mono" w:hAnsi="Liberation Mono" /><w:color w:val="252525" /><w:sz w:val="14" /></w:rPr><w:t xml:space="preserve">    b.Author AS author,</w:t></w:r><w:r><w:br /></w:r><w:r><w:rPr><w:rFonts w:ascii="Liberation Mono" w:eastAsia="Liberation Mono" w:hAnsi="Liberation Mono" /><w:color w:val="252525" /><w:sz w:val="14" /></w:rPr><w:t xml:space="preserve">    b.Genre AS genre,</w:t></w:r><w:r><w:br /></w:r><w:r><w:rPr><w:rFonts w:ascii="Liberation Mono" w:eastAsia="Liberation Mono" w:hAnsi="Liberation Mono" /><w:color w:val="252525" /><w:sz w:val="14" /></w:rPr><w:t xml:space="preserve">    mt.TierName AS minimumMembershipTier,</w:t></w:r><w:r><w:br /></w:r><w:r><w:rPr><w:rFonts w:ascii="Liberation Mono" w:eastAsia="Liberation Mono" w:hAnsi="Liberation Mono" /><w:color w:val="252525" /><w:sz w:val="14" /></w:rPr><w:t xml:space="preserve">    IFNULL(c.totalCopies, 0) AS totalCopies,</w:t></w:r><w:r><w:br /></w:r><w:r><w:rPr><w:rFonts w:ascii="Liberation Mono" w:eastAsia="Liberation Mono" w:hAnsi="Liberation Mono" /><w:color w:val="252525" /><w:sz w:val="14" /></w:rPr><w:t xml:space="preserve">    IFNULL(c.lostCopies, 0) AS lostCopies,</w:t></w:r><w:r><w:br /></w:r><w:r><w:rPr><w:rFonts w:ascii="Liberation Mono" w:eastAsia="Liberation Mono" w:hAnsi="Liberation Mono" /><w:color w:val="252525" /><w:sz w:val="14" /></w:rPr><w:t xml:space="preserve">    IFNULL(l.totalLoanTransactions, 0) AS totalLoanTransactions</w:t></w:r><w:r><w:br /></w:r><w:r><w:rPr><w:rFonts w:ascii="Liberation Mono" w:eastAsia="Liberation Mono" w:hAnsi="Liberation Mono" /><w:color w:val="252525" /><w:sz w:val="14" /></w:rPr><w:t>FROM Book AS b</w:t></w:r><w:r><w:br /></w:r><w:r><w:rPr><w:rFonts w:ascii="Liberation Mono" w:eastAsia="Liberation Mono" w:hAnsi="Liberation Mono" /><w:color w:val="252525" /><w:sz w:val="14" /></w:rPr><w:t>JOIN MembershipTier AS mt</w:t></w:r><w:r><w:br /></w:r><w:r><w:rPr><w:rFonts w:ascii="Liberation Mono" w:eastAsia="Liberation Mono" w:hAnsi="Liberation Mono" /><w:color w:val="252525" /><w:sz w:val="14" /></w:rPr><w:t xml:space="preserve">  ON mt.TierID = b.MinTierID</w:t></w:r><w:r><w:br /></w:r><w:r><w:rPr><w:rFonts w:ascii="Liberation Mono" w:eastAsia="Liberation Mono" w:hAnsi="Liberation Mono" /><w:color w:val="252525" /><w:sz w:val="14" /></w:rPr><w:t>LEFT JOIN (</w:t></w:r><w:r><w:br /></w:r><w:r><w:rPr><w:rFonts w:ascii="Liberation Mono" w:eastAsia="Liberation Mono" w:hAnsi="Liberation Mono" /><w:color w:val="252525" /><w:sz w:val="14" /></w:rPr><w:t d8p1:space="preserve" xmlns:d8p1="http://www.w3.org/XML/1998/namespace">    -- One row per book: total copies and copies currently marked Lost.</w:t><w:br /></w:r><w:r><w:rPr><w:rFonts w:ascii="Liberation Mono" w:eastAsia="Liberation Mono" w:hAnsi="Liberation Mono" /><w:color w:val="252525" /><w:sz w:val="14" /></w:rPr><w:t xml:space="preserve">    SELECT</w:t></w:r><w:r><w:br /></w:r><w:r><w:rPr><w:rFonts w:ascii="Liberation Mono" w:eastAsia="Liberation Mono" w:hAnsi="Liberation Mono" /><w:color w:val="252525" /><w:sz w:val="14" /></w:rPr><w:t xml:space="preserve">        BookID,</w:t></w:r><w:r><w:br /></w:r><w:r><w:rPr><w:rFonts w:ascii="Liberation Mono" w:eastAsia="Liberation Mono" w:hAnsi="Liberation Mono" /><w:color w:val="252525" /><w:sz w:val="14" /></w:rPr><w:t xml:space="preserve">        COUNT(*) AS totalCopies,</w:t></w:r><w:r><w:br /></w:r><w:r><w:rPr><w:rFonts w:ascii="Liberation Mono" w:eastAsia="Liberation Mono" w:hAnsi="Liberation Mono" /><w:color w:val="252525" /><w:sz w:val="14" /></w:rPr><w:t xml:space="preserve">        SUM(CASE WHEN Status = 'Lost' THEN 1 ELSE 0 END) AS lostCopies</w:t></w:r><w:r><w:br /></w:r><w:r><w:rPr><w:rFonts w:ascii="Liberation Mono" w:eastAsia="Liberation Mono" w:hAnsi="Liberation Mono" /><w:color w:val="252525" /><w:sz w:val="14" /></w:rPr><w:t xml:space="preserve">    FROM BookCopy</w:t></w:r><w:r><w:br /></w:r><w:r><w:rPr><w:rFonts w:ascii="Liberation Mono" w:eastAsia="Liberation Mono" w:hAnsi="Liberation Mono" /><w:color w:val="252525" /><w:sz w:val="14" /></w:rPr><w:t xml:space="preserve">    GROUP BY BookID</w:t></w:r><w:r><w:br /></w:r><w:r><w:rPr><w:rFonts w:ascii="Liberation Mono" w:eastAsia="Liberation Mono" w:hAnsi="Liberation Mono" /><w:color w:val="252525" /><w:sz w:val="14" /></w:rPr><w:t>) AS c</w:t></w:r><w:r><w:br /></w:r><w:r><w:rPr><w:rFonts w:ascii="Liberation Mono" w:eastAsia="Liberation Mono" w:hAnsi="Liberation Mono" /><w:color w:val="252525" /><w:sz w:val="14" /></w:rPr><w:t xml:space="preserve">  ON c.BookID = b.BookID</w:t></w:r><w:r><w:br /></w:r><w:r><w:rPr><w:rFonts w:ascii="Liberation Mono" w:eastAsia="Liberation Mono" w:hAnsi="Liberation Mono" /><w:color w:val="252525" /><w:sz w:val="14" /></w:rPr><w:t>LEFT JOIN (</w:t></w:r><w:r><w:br /></w:r><w:r><w:rPr><w:rFonts w:ascii="Liberation Mono" w:eastAsia="Liberation Mono" w:hAnsi="Liberation Mono" /><w:color w:val="252525" /><w:sz w:val="14" /></w:rPr><w:t d8p1:space="preserve" xmlns:d8p1="http://www.w3.org/XML/1998/namespace">    -- One row per book: total borrowing transactions across all its copies.</w:t><w:br /></w:r><w:r><w:rPr><w:rFonts w:ascii="Liberation Mono" w:eastAsia="Liberation Mono" w:hAnsi="Liberation Mono" /><w:color w:val="252525" /><w:sz w:val="14" /></w:rPr><w:t xml:space="preserve">    SELECT</w:t></w:r><w:r><w:br /></w:r><w:r><w:rPr><w:rFonts w:ascii="Liberation Mono" w:eastAsia="Liberation Mono" w:hAnsi="Liberation Mono" /><w:color w:val="252525" /><w:sz w:val="14" /></w:rPr><w:t xml:space="preserve">        BookID,</w:t></w:r><w:r><w:br /></w:r><w:r><w:rPr><w:rFonts w:ascii="Liberation Mono" w:eastAsia="Liberation Mono" w:hAnsi="Liberation Mono" /><w:color w:val="252525" /><w:sz w:val="14" /></w:rPr><w:t xml:space="preserve">        COUNT(*) AS totalLoanTransactions</w:t></w:r><w:r><w:br /></w:r><w:r><w:rPr><w:rFonts w:ascii="Liberation Mono" w:eastAsia="Liberation Mono" w:hAnsi="Liberation Mono" /><w:color w:val="252525" /><w:sz w:val="14" /></w:rPr><w:t xml:space="preserve">    FROM Loan</w:t></w:r><w:r><w:br /></w:r><w:r><w:rPr><w:rFonts w:ascii="Liberation Mono" w:eastAsia="Liberation Mono" w:hAnsi="Liberation Mono" /><w:color w:val="252525" /><w:sz w:val="14" /></w:rPr><w:t xml:space="preserve">    GROUP BY BookID</w:t></w:r><w:r><w:br /></w:r><w:r><w:rPr><w:rFonts w:ascii="Liberation Mono" w:eastAsia="Liberation Mono" w:hAnsi="Liberation Mono" /><w:color w:val="252525" /><w:sz w:val="14" /></w:rPr><w:t>) AS l</w:t></w:r><w:r><w:br /></w:r><w:r><w:rPr><w:rFonts w:ascii="Liberation Mono" w:eastAsia="Liberation Mono" w:hAnsi="Liberation Mono" /><w:color w:val="252525" /><w:sz w:val="14" /></w:rPr><w:t xml:space="preserve">  ON l.BookID = b.BookID</w:t></w:r><w:r><w:br /></w:r><w:r><w:rPr><w:rFonts w:ascii="Liberation Mono" w:eastAsia="Liberation Mono" w:hAnsi="Liberation Mono" /><w:color w:val="252525" /><w:sz w:val="14" /></w:rPr><w:t>ORDER BY b.BookID;</w:t></w:r></w:p></w:tc></w:tr></w:tbl><w:p><w:pPr><w:pStyle w:val="ListParagraph" /></w:pPr></w:p><w:p><w:pPr><w:pStyle w:val="ListParagraph" /><w:spacing w:after="80" w:line="240" w:lineRule="auto" /></w:pPr><w:r><w:rPr><w:rFonts w:ascii="Carlito" w:eastAsia="Carlito" w:hAnsi="Carlito" /><w:color w:val="252525" /><w:sz w:val="21" /></w:rPr><w:t>Count the documents after the Book collection has been loaded.</w:t></w:r></w:p><w:p><w:pPr><w:pStyle w:val="ListParagraph" /></w:pPr></w:p><w:tbl><w:tblPr><w:tblStyle w:val="TableGrid" /><w:tblW w:w="0" w:type="auto" /><w:jc w:val="center" /><w:tblBorders><w:top w:val="single" w:sz="6" w:space="0" w:color="7F7F7F" /><w:left w:val="single" w:sz="6" w:space="0" w:color="7F7F7F" /><w:bottom w:val="single" w:sz="6" w:space="0" w:color="7F7F7F" /><w:right w:val="single" w:sz="6" w:space="0" w:color="7F7F7F" /><w:insideH w:val="single" w:sz="6" w:space="0" w:color="7F7F7F" /><w:insideV w:val="single" w:sz="6" w:space="0" w:color="7F7F7F" /></w:tblBorders><w:tblLayout w:type="fixed" /><w:tblLook w:val="04A0" w:firstRow="1" w:lastRow="0" w:firstColumn="1" w:lastColumn="0" w:noHBand="0" w:noVBand="1" /></w:tblPr><w:tblGrid><w:gridCol w:w="2880" /><w:gridCol w:w="7056" /></w:tblGrid><w:tr><w:trPr><w:cantSplit /><w:tblHeader /><w:jc w:val="center" /></w:trPr><w:tc><w:tcPr><w:tcW w:w="2880" w:type="dxa" /><w:tcBorders><w:top w:val="single" w:sz="5" w:space="0" w:color="8D7B9B" /><w:left w:val="single" w:sz="5" w:space="0" w:color="8D7B9B" /><w:bottom w:val="single" w:sz="5" w:space="0" w:color="8D7B9B" /><w:right w:val="single" w:sz="5" w:space="0" w:color="8D7B9B" /></w:tcBorders><w:tcMar><w:top w:w="70" w:type="dxa" /><w:left w:w="90" w:type="dxa" /><w:bottom w:w="70" w:type="dxa" /><w:right w:w="90" w:type="dxa" /></w:tcMar><w:vAlign w:val="center" /></w:tcPr><w:p><w:pPr><w:spacing w:after="0" w:line="240" w:lineRule="auto" /><w:jc w:val="center" /></w:pPr><w:r><w:rPr><w:rFonts w:ascii="Carlito" w:eastAsia="Carlito" w:hAnsi="Carlito" /><w:b /><w:color w:val="1C1C1C" /><w:sz w:val="18" /></w:rPr><w:t>Collection</w:t></w:r></w:p></w:tc><w:tc><w:tcPr><w:tcW w:w="7056" w:type="dxa" /><w:tcBorders><w:top w:val="single" w:sz="5" w:space="0" w:color="8D7B9B" /><w:left w:val="single" w:sz="5" w:space="0" w:color="8D7B9B" /><w:bottom w:val="single" w:sz="5" w:space="0" w:color="8D7B9B" /><w:right w:val="single" w:sz="5" w:space="0" w:color="8D7B9B" /></w:tcBorders><w:tcMar><w:top w:w="70" w:type="dxa" /><w:left w:w="90" w:type="dxa" /><w:bottom w:w="70" w:type="dxa" /><w:right w:w="90" w:type="dxa" /></w:tcMar><w:vAlign w:val="center" /></w:tcPr><w:p><w:pPr><w:spacing w:after="0" w:line="240" w:lineRule="auto" /><w:jc w:val="center" /></w:pPr><w:r><w:rPr><w:rFonts w:ascii="Carlito" w:eastAsia="Carlito" w:hAnsi="Carlito" /><w:b /><w:color w:val="1C1C1C" /><w:sz w:val="18" /></w:rPr><w:t>Number of Documents</w:t></w:r></w:p></w:tc></w:tr><w:tr><w:trPr><w:cantSplit /><w:jc w:val="center" /></w:trPr><w:tc><w:tcPr><w:tcW w:w="2880" w:type="dxa" /><w:tcBorders><w:top w:val="single" w:sz="5" w:space="0" w:color="8D7B9B" /><w:left w:val="single" w:sz="5" w:space="0" w:color="8D7B9B" /><w:bottom w:val="single" w:sz="5" w:space="0" w:color="8D7B9B" /><w:right w:val="single" w:sz="5" w:space="0" w:color="8D7B9B" /></w:tcBorders><w:tcMar><w:top w:w="70" w:type="dxa" /><w:left w:w="90" w:type="dxa" /><w:bottom w:w="70" w:type="dxa" /><w:right w:w="90" w:type="dxa" /></w:tcMar><w:vAlign w:val="center" /></w:tcPr><w:p><w:pPr><w:spacing w:after="0" w:line="240" w:lineRule="auto" /></w:pPr><w:r><w:rPr><w:rFonts w:ascii="Carlito" w:eastAsia="Carlito" w:hAnsi="Carlito" /><w:color w:val="252525" /><w:sz w:val="18" /></w:rPr><w:t>Book</w:t></w:r></w:p></w:tc><w:tc><w:tcPr><w:tcW w:w="7056" w:type="dxa" /><w:tcBorders><w:top w:val="single" w:sz="5" w:space="0" w:color="8D7B9B" /><w:left w:val="single" w:sz="5" w:space="0" w:color="8D7B9B" /><w:bottom w:val="single" w:sz="5" w:space="0" w:color="8D7B9B" /><w:right w:val="single" w:sz="5" w:space="0" w:color="8D7B9B" /></w:tcBorders><w:tcMar><w:top w:w="70" w:type="dxa" /><w:left w:w="90" w:type="dxa" /><w:bottom w:w="70" w:type="dxa" /><w:right w:w="90" w:type="dxa" /></w:tcMar><w:vAlign w:val="center" /></w:tcPr><w:p><w:pPr><w:spacing w:after="0" w:line="240" w:lineRule="auto" /><w:jc w:val="center" /></w:pPr><w:r><w:rPr><w:rFonts w:ascii="Carlito" w:eastAsia="Carlito" w:hAnsi="Carlito" /><w:b /><w:color w:val="5D8F2B" /><w:sz w:val="19" /></w:rPr><w:t>500</w:t></w:r></w:p></w:tc></w:tr></w:tbl><w:p><w:pPr><w:pStyle w:val="ListParagraph" /></w:pPr></w:p><w:p><w:pPr><w:pageBreakBefore /><w:spacing w:after="80" w:line="240" w:lineRule="auto" /><w:ind w:left="720" /></w:pPr><w:r><w:rPr><w:rFonts w:ascii="Carlito" w:eastAsia="Carlito" w:hAnsi="Carlito" /><w:color w:val="252525" /><w:sz w:val="21" /></w:rPr><w:lastRenderedPageBreak /><w:t>ii) Paste the MongoDB commands and results for the two questions below.</w:t></w:r></w:p><w:tbl><w:tblPr><w:tblStyle w:val="TableGrid" /><w:tblW w:w="0" w:type="auto" /><w:jc w:val="center" /><w:tblBorders><w:top w:val="single" w:sz="6" w:space="0" w:color="7F7F7F" /><w:left w:val="single" w:sz="6" w:space="0" w:color="7F7F7F" /><w:bottom w:val="single" w:sz="6" w:space="0" w:color="7F7F7F" /><w:right w:val="single" w:sz="6" w:space="0" w:color="7F7F7F" /><w:insideH w:val="single" w:sz="6" w:space="0" w:color="7F7F7F" /><w:insideV w:val="single" w:sz="6" w:space="0" w:color="7F7F7F" /></w:tblBorders><w:tblLayout w:type="fixed" /><w:tblLook w:val="04A0" w:firstRow="1" w:lastRow="0" w:firstColumn="1" w:lastColumn="0" w:noHBand="0" w:noVBand="1" /></w:tblPr><w:tblGrid><w:gridCol w:w="691" /><w:gridCol w:w="4608" /><w:gridCol w:w="4636" /></w:tblGrid><w:tr><w:trPr><w:cantSplit /><w:tblHeader /><w:jc w:val="center" /></w:trPr><w:tc><w:tcPr><w:tcW w:w="691" w:type="dxa" /><w:tcBorders><w:top w:val="single" w:sz="5" w:space="0" w:color="8D7B9B" /><w:left w:val="single" w:sz="5" w:space="0" w:color="8D7B9B" /><w:bottom w:val="single" w:sz="5" w:space="0" w:color="8D7B9B" /><w:right w:val="single" w:sz="5" w:space="0" w:color="8D7B9B" /></w:tcBorders><w:tcMar><w:top w:w="70" w:type="dxa" /><w:left w:w="90" w:type="dxa" /><w:bottom w:w="70" w:type="dxa" /><w:right w:w="90" w:type="dxa" /></w:tcMar><w:vAlign w:val="center" /></w:tcPr><w:p><w:pPr><w:spacing w:after="0" w:line="240" w:lineRule="auto" /><w:jc w:val="center" /></w:pPr><w:r><w:rPr><w:rFonts w:ascii="Carlito" w:eastAsia="Carlito" w:hAnsi="Carlito" /><w:b /><w:color w:val="1C1C1C" /><w:sz w:val="17" /></w:rPr><w:t>Question</w:t></w:r></w:p></w:tc><w:tc><w:tcPr><w:tcW w:w="4608" w:type="dxa" /><w:tcBorders><w:top w:val="single" w:sz="5" w:space="0" w:color="8D7B9B" /><w:left w:val="single" w:sz="5" w:space="0" w:color="8D7B9B" /><w:bottom w:val="single" w:sz="5" w:space="0" w:color="8D7B9B" /><w:right w:val="single" w:sz="5" w:space="0" w:color="8D7B9B" /></w:tcBorders><w:tcMar><w:top w:w="70" w:type="dxa" /><w:left w:w="90" w:type="dxa" /><w:bottom w:w="70" w:type="dxa" /><w:right w:w="90" w:type="dxa" /></w:tcMar><w:vAlign w:val="center" /></w:tcPr><w:p><w:pPr><w:spacing w:after="0" w:line="240" w:lineRule="auto" /><w:jc w:val="center" /></w:pPr><w:r><w:rPr><w:rFonts w:ascii="Carlito" w:eastAsia="Carlito" w:hAnsi="Carlito" /><w:b /><w:color w:val="1C1C1C" /><w:sz w:val="17" /></w:rPr><w:t>Mongo Command</w:t></w:r></w:p></w:tc><w:tc><w:tcPr><w:tcW w:w="4636" w:type="dxa" /><w:tcBorders><w:top w:val="single" w:sz="5" w:space="0" w:color="8D7B9B" /><w:left w:val="single" w:sz="5" w:space="0" w:color="8D7B9B" /><w:bottom w:val="single" w:sz="5" w:space="0" w:color="8D7B9B" /><w:right w:val="single" w:sz="5" w:space="0" w:color="8D7B9B" /></w:tcBorders><w:tcMar><w:top w:w="70" w:type="dxa" /><w:left w:w="90" w:type="dxa" /><w:bottom w:w="70" w:type="dxa" /><w:right w:w="90" w:type="dxa" /></w:tcMar><w:vAlign w:val="center" /></w:tcPr><w:p><w:pPr><w:spacing w:after="0" w:line="240" w:lineRule="auto" /><w:jc w:val="center" /></w:pPr><w:r><w:rPr><w:rFonts w:ascii="Carlito" w:eastAsia="Carlito" w:hAnsi="Carlito" /><w:b /><w:color w:val="1C1C1C" /><w:sz w:val="17" /></w:rPr><w:t>Result</w:t></w:r></w:p></w:tc></w:tr><w:tr><w:trPr><w:cantSplit /><w:jc w:val="center" /></w:trPr><w:tc><w:tcPr><w:tcW w:w="691" w:type="dxa" /><w:tcBorders><w:top w:val="single" w:sz="5" w:space="0" w:color="8D7B9B" /><w:left w:val="single" w:sz="5" w:space="0" w:color="8D7B9B" /><w:bottom w:val="single" w:sz="5" w:space="0" w:color="8D7B9B" /><w:right w:val="single" w:sz="5" w:space="0" w:color="8D7B9B" /></w:tcBorders><w:tcMar><w:top w:w="70" w:type="dxa" /><w:left w:w="90" w:type="dxa" /><w:bottom w:w="70" w:type="dxa" /><w:right w:w="90" w:type="dxa" /></w:tcMar><w:vAlign w:val="center" /></w:tcPr><w:p><w:pPr><w:spacing w:after="0" w:line="240" w:lineRule="auto" /><w:jc w:val="center" /></w:pPr><w:r><w:rPr><w:rFonts w:ascii="Carlito" w:eastAsia="Carlito" w:hAnsi="Carlito" /><w:b /><w:color w:val="252525" /><w:sz w:val="17" /></w:rPr><w:t>1</w:t></w:r></w:p></w:tc><w:tc><w:tcPr><w:tcW w:w="4608" w:type="dxa" /><w:tcBorders><w:top w:val="single" w:sz="5" w:space="0" w:color="8D7B9B" /><w:left w:val="single" w:sz="5" w:space="0" w:color="8D7B9B" /><w:bottom w:val="single" w:sz="5" w:space="0" w:color="8D7B9B" /><w:right w:val="single" w:sz="5" w:space="0" w:color="8D7B9B" /></w:tcBorders><w:tcMar><w:top w:w="70" w:type="dxa" /><w:left w:w="90" w:type="dxa" /><w:bottom w:w="70" w:type="dxa" /><w:right w:w="90" w:type="dxa" /></w:tcMar><w:vAlign w:val="center" /></w:tcPr><w:p><w:pPr><w:spacing w:after="0" w:line="216" w:lineRule="auto" /></w:pPr><w:r><w:rPr><w:rFonts w:ascii="Liberation Mono" w:eastAsia="Liberation Mono" w:hAnsi="Liberation Mono" /><w:color w:val="252525" /><w:sz w:val="14" /></w:rPr><w:t>db.Book.find(</w:t></w:r><w:r><w:br /></w:r><w:r><w:rPr><w:rFonts w:ascii="Liberation Mono" w:eastAsia="Liberation Mono" w:hAnsi="Liberation Mono" /><w:color w:val="252525" /><w:sz w:val="14" /></w:rPr><w:t xml:space="preserve">  { totalLoanTransactions: { $gt: 400 } },</w:t></w:r><w:r><w:br /></w:r><w:r><w:rPr><w:rFonts w:ascii="Liberation Mono" w:eastAsia="Liberation Mono" w:hAnsi="Liberation Mono" /><w:color w:val="252525" /><w:sz w:val="14" /></w:rPr><w:t xml:space="preserve">  {</w:t></w:r><w:r><w:br /></w:r><w:r><w:rPr><w:rFonts w:ascii="Liberation Mono" w:eastAsia="Liberation Mono" w:hAnsi="Liberation Mono" /><w:color w:val="252525" /><w:sz w:val="14" /></w:rPr><w:t xml:space="preserve">    _id: 0,</w:t></w:r><w:r><w:br /></w:r><w:r><w:rPr><w:rFonts w:ascii="Liberation Mono" w:eastAsia="Liberation Mono" w:hAnsi="Liberation Mono" /><w:color w:val="252525" /><w:sz w:val="14" /></w:rPr><w:t xml:space="preserve">    title: 1,</w:t></w:r><w:r><w:br /></w:r><w:r><w:rPr><w:rFonts w:ascii="Liberation Mono" w:eastAsia="Liberation Mono" w:hAnsi="Liberation Mono" /><w:color w:val="252525" /><w:sz w:val="14" /></w:rPr><w:t xml:space="preserve">    genre: 1,</w:t></w:r><w:r><w:br /></w:r><w:r><w:rPr><w:rFonts w:ascii="Liberation Mono" w:eastAsia="Liberation Mono" w:hAnsi="Liberation Mono" /><w:color w:val="252525" /><w:sz w:val="14" /></w:rPr><w:t xml:space="preserve">    totalLoanTransactions: 1</w:t></w:r><w:r><w:br /></w:r><w:r><w:rPr><w:rFonts w:ascii="Liberation Mono" w:eastAsia="Liberation Mono" w:hAnsi="Liberation Mono" /><w:color w:val="252525" /><w:sz w:val="14" /></w:rPr><w:t xml:space="preserve">  }</w:t></w:r><w:r><w:br /></w:r><w:r><w:rPr><w:rFonts w:ascii="Liberation Mono" w:eastAsia="Liberation Mono" w:hAnsi="Liberation Mono" /><w:color w:val="252525" /><w:sz w:val="14" /></w:rPr><w:t>).sort({</w:t></w:r><w:r><w:br /></w:r><w:r><w:rPr><w:rFonts w:ascii="Liberation Mono" w:eastAsia="Liberation Mono" w:hAnsi="Liberation Mono" /><w:color w:val="252525" /><w:sz w:val="14" /></w:rPr><w:t xml:space="preserve">  totalLoanTransactions: -1,</w:t></w:r><w:r><w:br /></w:r><w:r><w:rPr><w:rFonts w:ascii="Liberation Mono" w:eastAsia="Liberation Mono" w:hAnsi="Liberation Mono" /><w:color w:val="252525" /><w:sz w:val="14" /></w:rPr><w:t xml:space="preserve">  title: 1</w:t></w:r><w:r><w:br /></w:r><w:r><w:rPr><w:rFonts w:ascii="Liberation Mono" w:eastAsia="Liberation Mono" w:hAnsi="Liberation Mono" /><w:color w:val="252525" /><w:sz w:val="14" /></w:rPr><w:t>}).toArray()</w:t></w:r></w:p></w:tc><w:tc><w:tcPr><w:tcW w:w="4636" w:type="dxa" /><w:tcBorders><w:top w:val="single" w:sz="5" w:space="0" w:color="8D7B9B" /><w:left w:val="single" w:sz="5" w:space="0" w:color="8D7B9B" /><w:bottom w:val="single" w:sz="5" w:space="0" w:color="8D7B9B" /><w:right w:val="single" w:sz="5" w:space="0" w:color="8D7B9B" /></w:tcBorders><w:tcMar><w:top w:w="70" w:type="dxa" /><w:left w:w="90" w:type="dxa" /><w:bottom w:w="70" w:type="dxa" /><w:right w:w="90" w:type="dxa" /></w:tcMar><w:vAlign w:val="center" /></w:tcPr><w:p><w:pPr><w:spacing w:after="0" w:line="230" w:lineRule="auto" /></w:pPr><w:r><w:rPr><w:rFonts w:ascii="Carlito" w:eastAsia="Carlito" w:hAnsi="Carlito" /><w:color w:val="000000" w:themeColor="text1" /></w:rPr><w:t>None</w:t></w:r></w:p></w:tc></w:tr><w:tr><w:trPr><w:cantSplit /><w:jc w:val="center" /></w:trPr><w:tc><w:tcPr><w:tcW w:w="691" w:type="dxa" /><w:tcBorders><w:top w:val="single" w:sz="5" w:space="0" w:color="8D7B9B" /><w:left w:val="single" w:sz="5" w:space="0" w:color="8D7B9B" /><w:bottom w:val="single" w:sz="5" w:space="0" w:color="8D7B9B" /><w:right w:val="single" w:sz="5" w:space="0" w:color="8D7B9B" /></w:tcBorders><w:tcMar><w:top w:w="70" w:type="dxa" /><w:left w:w="90" w:type="dxa" /><w:bottom w:w="70" w:type="dxa" /><w:right w:w="90" w:type="dxa" /></w:tcMar><w:vAlign w:val="center" /></w:tcPr><w:p><w:pPr><w:spacing w:after="0" w:line="240" w:lineRule="auto" /><w:jc w:val="center" /></w:pPr><w:r><w:rPr><w:rFonts w:ascii="Carlito" w:eastAsia="Carlito" w:hAnsi="Carlito" /><w:b /><w:color w:val="252525" /><w:sz w:val="17" /></w:rPr><w:t>2</w:t></w:r></w:p></w:tc><w:tc><w:tcPr><w:tcW w:w="4608" w:type="dxa" /><w:tcBorders><w:top w:val="single" w:sz="5" w:space="0" w:color="8D7B9B" /><w:left w:val="single" w:sz="5" w:space="0" w:color="8D7B9B" /><w:bottom w:val="single" w:sz="5" w:space="0" w:color="8D7B9B" /><w:right w:val="single" w:sz="5" w:space="0" w:color="8D7B9B" /></w:tcBorders><w:tcMar><w:top w:w="70" w:type="dxa" /><w:left w:w="90" w:type="dxa" /><w:bottom w:w="70" w:type="dxa" /><w:right w:w="90" w:type="dxa" /></w:tcMar><w:vAlign w:val="center" /></w:tcPr><w:p><w:pPr><w:spacing w:after="0" w:line="211" w:lineRule="auto" /></w:pPr><w:r><w:rPr><w:rFonts w:ascii="Liberation Mono" w:eastAsia="Liberation Mono" w:hAnsi="Liberation Mono" /><w:color w:val="252525" /><w:sz w:val="13" /></w:rPr><w:t>db.Book.aggregate([</w:t></w:r><w:r><w:br /></w:r><w:r><w:rPr><w:rFonts w:ascii="Liberation Mono" w:eastAsia="Liberation Mono" w:hAnsi="Liberation Mono" /><w:color w:val="252525" /><w:sz w:val="13" /></w:rPr><w:t xml:space="preserve">  {</w:t></w:r><w:r><w:br /></w:r><w:r><w:rPr><w:rFonts w:ascii="Liberation Mono" w:eastAsia="Liberation Mono" w:hAnsi="Liberation Mono" /><w:color w:val="252525" /><w:sz w:val="13" /></w:rPr><w:t xml:space="preserve">    $group: {</w:t></w:r><w:r><w:br /></w:r><w:r><w:rPr><w:rFonts w:ascii="Liberation Mono" w:eastAsia="Liberation Mono" w:hAnsi="Liberation Mono" /><w:color w:val="252525" /><w:sz w:val="13" /></w:rPr><w:t xml:space="preserve">      _id: "$genre",</w:t></w:r><w:r><w:br /></w:r><w:r><w:rPr><w:rFonts w:ascii="Liberation Mono" w:eastAsia="Liberation Mono" w:hAnsi="Liberation Mono" /><w:color w:val="252525" /><w:sz w:val="13" /></w:rPr><w:t xml:space="preserve">      numberOfBooks: { $sum: 1 },</w:t></w:r><w:r><w:br /></w:r><w:r><w:rPr><w:rFonts w:ascii="Liberation Mono" w:eastAsia="Liberation Mono" w:hAnsi="Liberation Mono" /><w:color w:val="252525" /><w:sz w:val="13" /></w:rPr><w:t xml:space="preserve">      averageLoansPerBook: {</w:t></w:r><w:r><w:br /></w:r><w:r><w:rPr><w:rFonts w:ascii="Liberation Mono" w:eastAsia="Liberation Mono" w:hAnsi="Liberation Mono" /><w:color w:val="252525" /><w:sz w:val="13" /></w:rPr><w:t xml:space="preserve">        $avg: "$totalLoanTransactions"</w:t></w:r><w:r><w:br /></w:r><w:r><w:rPr><w:rFonts w:ascii="Liberation Mono" w:eastAsia="Liberation Mono" w:hAnsi="Liberation Mono" /><w:color w:val="252525" /><w:sz w:val="13" /></w:rPr><w:t xml:space="preserve">      }</w:t></w:r><w:r><w:br /></w:r><w:r><w:rPr><w:rFonts w:ascii="Liberation Mono" w:eastAsia="Liberation Mono" w:hAnsi="Liberation Mono" /><w:color w:val="252525" /><w:sz w:val="13" /></w:rPr><w:t xml:space="preserve">    }</w:t></w:r><w:r><w:br /></w:r><w:r><w:rPr><w:rFonts w:ascii="Liberation Mono" w:eastAsia="Liberation Mono" w:hAnsi="Liberation Mono" /><w:color w:val="252525" /><w:sz w:val="13" /></w:rPr><w:t xml:space="preserve">  },</w:t></w:r><w:r><w:br /></w:r><w:r><w:rPr><w:rFonts w:ascii="Liberation Mono" w:eastAsia="Liberation Mono" w:hAnsi="Liberation Mono" /><w:color w:val="252525" /><w:sz w:val="13" /></w:rPr><w:t xml:space="preserve">  {</w:t></w:r><w:r><w:br /></w:r><w:r><w:rPr><w:rFonts w:ascii="Liberation Mono" w:eastAsia="Liberation Mono" w:hAnsi="Liberation Mono" /><w:color w:val="252525" /><w:sz w:val="13" /></w:rPr><w:t xml:space="preserve">    $match: {</w:t></w:r><w:r><w:br /></w:r><w:r><w:rPr><w:rFonts w:ascii="Liberation Mono" w:eastAsia="Liberation Mono" w:hAnsi="Liberation Mono" /><w:color w:val="252525" /><w:sz w:val="13" /></w:rPr><w:t xml:space="preserve">      numberOfBooks: { $gt: 50 },</w:t></w:r><w:r><w:br /></w:r><w:r><w:rPr><w:rFonts w:ascii="Liberation Mono" w:eastAsia="Liberation Mono" w:hAnsi="Liberation Mono" /><w:color w:val="252525" /><w:sz w:val="13" /></w:rPr><w:t xml:space="preserve">      averageLoansPerBook: { $gt: 70 }</w:t></w:r><w:r><w:br /></w:r><w:r><w:rPr><w:rFonts w:ascii="Liberation Mono" w:eastAsia="Liberation Mono" w:hAnsi="Liberation Mono" /><w:color w:val="252525" /><w:sz w:val="13" /></w:rPr><w:t xml:space="preserve">    }</w:t></w:r><w:r><w:br /></w:r><w:r><w:rPr><w:rFonts w:ascii="Liberation Mono" w:eastAsia="Liberation Mono" w:hAnsi="Liberation Mono" /><w:color w:val="252525" /><w:sz w:val="13" /></w:rPr><w:t xml:space="preserve">  },</w:t></w:r><w:r><w:br /></w:r><w:r><w:rPr><w:rFonts w:ascii="Liberation Mono" w:eastAsia="Liberation Mono" w:hAnsi="Liberation Mono" /><w:color w:val="252525" /><w:sz w:val="13" /></w:rPr><w:t xml:space="preserve">  {</w:t></w:r><w:r><w:br /></w:r><w:r><w:rPr><w:rFonts w:ascii="Liberation Mono" w:eastAsia="Liberation Mono" w:hAnsi="Liberation Mono" /><w:color w:val="252525" /><w:sz w:val="13" /></w:rPr><w:t xml:space="preserve">    $project: {</w:t></w:r><w:r><w:br /></w:r><w:r><w:rPr><w:rFonts w:ascii="Liberation Mono" w:eastAsia="Liberation Mono" w:hAnsi="Liberation Mono" /><w:color w:val="252525" /><w:sz w:val="13" /></w:rPr><w:t xml:space="preserve">      _id: 0,</w:t></w:r><w:r><w:br /></w:r><w:r><w:rPr><w:rFonts w:ascii="Liberation Mono" w:eastAsia="Liberation Mono" w:hAnsi="Liberation Mono" /><w:color w:val="252525" /><w:sz w:val="13" /></w:rPr><w:t xml:space="preserve">      genre: "$_id",</w:t></w:r><w:r><w:br /></w:r><w:r><w:rPr><w:rFonts w:ascii="Liberation Mono" w:eastAsia="Liberation Mono" w:hAnsi="Liberation Mono" /><w:color w:val="252525" /><w:sz w:val="13" /></w:rPr><w:t xml:space="preserve">      numberOfBooks: 1,</w:t></w:r><w:r><w:br /></w:r><w:r><w:rPr><w:rFonts w:ascii="Liberation Mono" w:eastAsia="Liberation Mono" w:hAnsi="Liberation Mono" /><w:color w:val="252525" /><w:sz w:val="13" /></w:rPr><w:t xml:space="preserve">      averageLoansPerBook: {</w:t></w:r><w:r><w:br /></w:r><w:r><w:rPr><w:rFonts w:ascii="Liberation Mono" w:eastAsia="Liberation Mono" w:hAnsi="Liberation Mono" /><w:color w:val="252525" /><w:sz w:val="13" /></w:rPr><w:t xml:space="preserve">        $round: ["$averageLoansPerBook", 2]</w:t></w:r><w:r><w:br /></w:r><w:r><w:rPr><w:rFonts w:ascii="Liberation Mono" w:eastAsia="Liberation Mono" w:hAnsi="Liberation Mono" /><w:color w:val="252525" /><w:sz w:val="13" /></w:rPr><w:t xml:space="preserve">      }</w:t></w:r><w:r><w:br /></w:r><w:r><w:rPr><w:rFonts w:ascii="Liberation Mono" w:eastAsia="Liberation Mono" w:hAnsi="Liberation Mono" /><w:color w:val="252525" /><w:sz w:val="13" /></w:rPr><w:t xml:space="preserve">    }</w:t></w:r><w:r><w:br /></w:r><w:r><w:rPr><w:rFonts w:ascii="Liberation Mono" w:eastAsia="Liberation Mono" w:hAnsi="Liberation Mono" /><w:color w:val="252525" /><w:sz w:val="13" /></w:rPr><w:t xml:space="preserve">  },</w:t></w:r><w:r><w:br /></w:r><w:r><w:rPr><w:rFonts w:ascii="Liberation Mono" w:eastAsia="Liberation Mono" w:hAnsi="Liberation Mono" /><w:color w:val="252525" /><w:sz w:val="13" /></w:rPr><w:t xml:space="preserve">  { $sort: { averageLoansPerBook: -1, genre: 1 } }</w:t></w:r><w:r><w:br /></w:r><w:r><w:rPr><w:rFonts w:ascii="Liberation Mono" w:eastAsia="Liberation Mono" w:hAnsi="Liberation Mono" /><w:color w:val="252525" /><w:sz w:val="13" /></w:rPr><w:t>]).toArray()</w:t></w:r></w:p></w:tc><w:tc><w:tcPr><w:tcW w:w="4636" w:type="dxa" /><w:tcBorders><w:top w:val="single" w:sz="5" w:space="0" w:color="8D7B9B" /><w:left w:val="single" w:sz="5" w:space="0" w:color="8D7B9B" /><w:bottom w:val="single" w:sz="5" w:space="0" w:color="8D7B9B" /><w:right w:val="single" w:sz="5" w:space="0" w:color="8D7B9B" /></w:tcBorders><w:tcMar><w:top w:w="70" w:type="dxa" /><w:left w:w="90" w:type="dxa" /><w:bottom w:w="70" w:type="dxa" /><w:right w:w="90" w:type="dxa" /></w:tcMar><w:vAlign w:val="center" /></w:tcPr><w:p><w:pPr><w:spacing w:after="0" w:line="226" w:lineRule="auto" /></w:pPr><w:r><w:rPr><w:rFonts w:ascii="Carlito" w:eastAsia="Carlito" w:hAnsi="Carlito" /><w:color w:val="252525" /></w:rPr><w:t>None</w:t></w:r></w:p></w:tc></w:tr></w:tbl><w:p><w:pPr><w:ind w:left="720" /><w:rPr><w:b /><w:bCs /></w:rPr></w:pPr></w:p><w:p><w:pPr><w:rPr><w:b /><w:bCs /></w:rPr></w:pPr><w:r><w:rPr><w:b /><w:bCs /></w:rPr><w:br w:type="page" /></w:r></w:p><w:p><w:pPr><w:pStyle w:val="ListParagraph" /><w:keepNext /><w:numPr><w:ilvl w:val="0" /><w:numId w:val="45" /></w:numPr><w:spacing w:after="40" w:line="240" w:lineRule="auto" /><w:rPr><w:b /><w:bCs /></w:rPr></w:pPr><w:r><w:rPr><w:rFonts w:ascii="Carlito" w:eastAsia="Carlito" w:hAnsi="Carlito" /><w:b /><w:color w:val="252525" /><w:sz w:val="21" /></w:rPr><w:lastRenderedPageBreak /><w:t>Individual report</w:t></w:r></w:p><w:p><w:pPr><w:pStyle w:val="ReportTitle" /></w:pPr><w:r><w:t>Preserving Membership-Tier History with SCD Type 2</w:t></w:r></w:p><w:p><w:pPr><w:pStyle w:val="ReportSubtitle" /></w:pPr><w:r><w:t>Surrogate keys, effective periods and accurate as-of fact joins</w:t></w:r></w:p><w:tbl><w:tblPr><w:tblW w:w="0" w:type="auto" /><w:jc w:val="center" /><w:tblLayout w:type="fixed" /><w:tblLook w:val="04A0" w:firstRow="1" w:lastRow="0" w:firstColumn="1" w:lastColumn="0" w:noHBand="0" w:noVBand="1" /></w:tblPr><w:tblGrid><w:gridCol w:w="1800" /><w:gridCol w:w="8136" /></w:tblGrid><w:tr><w:trPr><w:cantSplit /><w:jc w:val="center" /></w:trPr><w:tc><w:tcPr><w:tcW w:w="1800" w:type="dxa" /><w:tcBorders><w:top w:val="single" w:sz="5" w:space="0" w:color="D7D9DE" /><w:left w:val="single" w:sz="5" w:space="0" w:color="D7D9DE" /><w:bottom w:val="single" w:sz="5" w:space="0" w:color="D7D9DE" /><w:right w:val="single" w:sz="5" w:space="0" w:color="D7D9DE" /></w:tcBorders><w:tcMar><w:top w:w="70" w:type="dxa" /><w:left w:w="90" w:type="dxa" /><w:bottom w:w="70" w:type="dxa" /><w:right w:w="90" w:type="dxa" /></w:tcMar><w:vAlign w:val="center" /></w:tcPr><w:p><w:pPr><w:spacing w:after="0" w:line="240" w:lineRule="auto" /></w:pPr><w:r><w:rPr><w:rFonts w:ascii="Carlito" w:eastAsia="Carlito" w:hAnsi="Carlito" /><w:b /><w:color w:val="4B2A63" /><w:sz w:val="19" /></w:rPr><w:t>Name</w:t></w:r></w:p></w:tc><w:tc><w:tcPr><w:tcW w:w="8136" w:type="dxa" /><w:tcBorders><w:top w:val="single" w:sz="5" w:space="0" w:color="D7D9DE" /><w:left w:val="single" w:sz="5" w:space="0" w:color="D7D9DE" /><w:bottom w:val="single" w:sz="5" w:space="0" w:color="D7D9DE" /><w:right w:val="single" w:sz="5" w:space="0" w:color="D7D9DE" /></w:tcBorders><w:tcMar><w:top w:w="70" w:type="dxa" /><w:left w:w="90" w:type="dxa" /><w:bottom w:w="70" w:type="dxa" /><w:right w:w="90" w:type="dxa" /></w:tcMar><w:vAlign w:val="center" /></w:tcPr><w:p><w:pPr><w:spacing w:after="0" w:line="240" w:lineRule="auto" /></w:pPr><w:r><w:rPr><w:rFonts w:ascii="Carlito" w:eastAsia="Carlito" w:hAnsi="Carlito" /><w:color w:val="252525" /><w:sz w:val="19" /></w:rPr><w:t>Chin Guan Chung</w:t></w:r></w:p></w:tc></w:tr><w:tr><w:trPr><w:cantSplit /><w:jc w:val="center" /></w:trPr><w:tc><w:tcPr><w:tcW w:w="1800" w:type="dxa" /><w:tcBorders><w:top w:val="single" w:sz="5" w:space="0" w:color="D7D9DE" /><w:left w:val="single" w:sz="5" w:space="0" w:color="D7D9DE" /><w:bottom w:val="single" w:sz="5" w:space="0" w:color="D7D9DE" /><w:right w:val="single" w:sz="5" w:space="0" w:color="D7D9DE" /></w:tcBorders><w:tcMar><w:top w:w="70" w:type="dxa" /><w:left w:w="90" w:type="dxa" /><w:bottom w:w="70" w:type="dxa" /><w:right w:w="90" w:type="dxa" /></w:tcMar><w:vAlign w:val="center" /></w:tcPr><w:p><w:pPr><w:spacing w:after="0" w:line="240" w:lineRule="auto" /></w:pPr><w:r><w:rPr><w:rFonts w:ascii="Carlito" w:eastAsia="Carlito" w:hAnsi="Carlito" /><w:b /><w:color w:val="4B2A63" /><w:sz w:val="19" /></w:rPr><w:t>Student ID</w:t></w:r></w:p></w:tc><w:tc><w:tcPr><w:tcW w:w="8136" w:type="dxa" /><w:tcBorders><w:top w:val="single" w:sz="5" w:space="0" w:color="D7D9DE" /><w:left w:val="single" w:sz="5" w:space="0" w:color="D7D9DE" /><w:bottom w:val="single" w:sz="5" w:space="0" w:color="D7D9DE" /><w:right w:val="single" w:sz="5" w:space="0" w:color="D7D9DE" /></w:tcBorders><w:tcMar><w:top w:w="70" w:type="dxa" /><w:left w:w="90" w:type="dxa" /><w:bottom w:w="70" w:type="dxa" /><w:right w:w="90" w:type="dxa" /></w:tcMar><w:vAlign w:val="center" /></w:tcPr><w:p><w:pPr><w:spacing w:after="0" w:line="240" w:lineRule="auto" /></w:pPr><w:r><w:rPr><w:rFonts w:ascii="Carlito" w:eastAsia="Carlito" w:hAnsi="Carlito" /><w:color w:val="252525" /><w:sz w:val="19" /></w:rPr><w:t>p2510864</w:t></w:r></w:p></w:tc></w:tr></w:tbl><w:p><w:pPr><w:spacing w:after="0" /></w:pPr></w:p><w:tbl><w:tblPr><w:tblW w:w="0" w:type="auto" /><w:jc w:val="center" /><w:tblLayout w:type="fixed" /><w:tblLook w:val="04A0" w:firstRow="1" w:lastRow="0" w:firstColumn="1" w:lastColumn="0" w:noHBand="0" w:noVBand="1" /></w:tblPr><w:tblGrid><w:gridCol w:w="9936" /></w:tblGrid><w:tr><w:trPr><w:cantSplit /><w:jc w:val="center" /></w:trPr><w:tc><w:tcPr><w:tcW w:w="9936" w:type="dxa" /><w:tcBorders><w:top w:val="single" w:sz="10" w:space="0" w:color="5D8F2B" /><w:left w:val="single" w:sz="10" w:space="0" w:color="5D8F2B" /><w:bottom w:val="single" w:sz="10" w:space="0" w:color="5D8F2B" /><w:right w:val="single" w:sz="10" w:space="0" w:color="5D8F2B" /></w:tcBorders><w:tcMar><w:top w:w="80" w:type="dxa" /><w:left w:w="100" w:type="dxa" /><w:bottom w:w="80" w:type="dxa" /><w:right w:w="100" w:type="dxa" /></w:tcMar></w:tcPr><w:p><w:pPr><w:spacing w:after="0" w:line="240" w:lineRule="auto" /></w:pPr><w:r><w:rPr><w:rFonts w:ascii="Carlito" w:eastAsia="Carlito" w:hAnsi="Carlito" /><w:b /><w:color w:val="5D8F2B" /><w:sz w:val="21" /></w:rPr><w:t xml:space="preserve">Research question: </w:t></w:r><w:r><w:rPr><w:rFonts w:ascii="Carlito" w:eastAsia="Carlito" w:hAnsi="Carlito" /><w:color w:val="252525" /><w:sz w:val="21" /></w:rPr><w:t>How can the warehouse retain the tier that a member held when each loan occurred, even after later upgrades?</w:t></w:r></w:p></w:tc></w:tr></w:tbl><w:p><w:pPr><w:spacing w:after="0" /></w:pPr></w:p><w:p><w:pPr><w:pStyle w:val="ReportHeading" /><w:pBdr><w:bottom w:val="single" w:sz="10" w:space="2" w:color="8ED14B" /></w:pBdr></w:pPr><w:r><w:t>1. The historical reporting problem</w:t></w:r></w:p><w:p><w:pPr><w:pStyle w:val="ReportBody" /></w:pPr><w:r><w:t>The current star schema stores TierName, TierLevel and BorrowLimit directly in DimMember. That is convenient for analysis, but an overwrite creates a historical problem. If member M0107 moves from Basic to Advanced and the existing row is updated, older loans can appear to have been made by an Advanced member even though the member was Basic at the time.</w:t></w:r></w:p><w:p><w:pPr><w:pStyle w:val="ReportBody" /></w:pPr><w:r><w:t>A Slowly Changing Dimension Type 2 (SCD2) solves this by inserting a new dimension row for a meaningful change instead of overwriting the previous row. The natural key MemberID links the versions, while each version receives a different surrogate MemberKey. Effective dates and a current-row flag define when each version applies [1].</w:t></w:r></w:p><w:tbl><w:tblPr><w:tblW w:w="0" w:type="auto" /><w:jc w:val="center" /><w:tblLayout w:type="fixed" /><w:tblLook w:val="04A0" w:firstRow="1" w:lastRow="0" w:firstColumn="1" w:lastColumn="0" w:noHBand="0" w:noVBand="1" /></w:tblPr><w:tblGrid><w:gridCol w:w="1728" /><w:gridCol w:w="3744" /><w:gridCol w:w="4464" /></w:tblGrid><w:tr><w:trPr><w:cantSplit /><w:tblHeader /><w:jc w:val="center" /></w:trPr><w:tc><w:tcPr><w:tcW w:w="1728" w:type="dxa" /><w:tcBorders><w:top w:val="single" w:sz="5" w:space="0" w:color="D7D9DE" /><w:left w:val="single" w:sz="5" w:space="0" w:color="D7D9DE" /><w:bottom w:val="single" w:sz="5" w:space="0" w:color="D7D9DE" /><w:right w:val="single" w:sz="5" w:space="0" w:color="D7D9DE" /></w:tcBorders><w:tcMar><w:top w:w="55" w:type="dxa" /><w:left w:w="70" w:type="dxa" /><w:bottom w:w="55" w:type="dxa" /><w:right w:w="70" w:type="dxa" /></w:tcMar><w:vAlign w:val="center" /></w:tcPr><w:p><w:pPr><w:spacing w:after="0" w:line="240" w:lineRule="auto" /><w:jc w:val="center" /></w:pPr><w:r><w:rPr><w:rFonts w:ascii="Carlito" w:eastAsia="Carlito" w:hAnsi="Carlito" /><w:b /><w:color w:val="1C1C1C" /><w:sz w:val="19" /></w:rPr><w:t>Approach</w:t></w:r></w:p></w:tc><w:tc><w:tcPr><w:tcW w:w="3744" w:type="dxa" /><w:tcBorders><w:top w:val="single" w:sz="5" w:space="0" w:color="D7D9DE" /><w:left w:val="single" w:sz="5" w:space="0" w:color="D7D9DE" /><w:bottom w:val="single" w:sz="5" w:space="0" w:color="D7D9DE" /><w:right w:val="single" w:sz="5" w:space="0" w:color="D7D9DE" /></w:tcBorders><w:tcMar><w:top w:w="55" w:type="dxa" /><w:left w:w="70" w:type="dxa" /><w:bottom w:w="55" w:type="dxa" /><w:right w:w="70" w:type="dxa" /></w:tcMar><w:vAlign w:val="center" /></w:tcPr><w:p><w:pPr><w:spacing w:after="0" w:line="240" w:lineRule="auto" /><w:jc w:val="center" /></w:pPr><w:r><w:rPr><w:rFonts w:ascii="Carlito" w:eastAsia="Carlito" w:hAnsi="Carlito" /><w:b /><w:color w:val="1C1C1C" /><w:sz w:val="19" /></w:rPr><w:t>What happens on an upgrade</w:t></w:r></w:p></w:tc><w:tc><w:tcPr><w:tcW w:w="4464" w:type="dxa" /><w:tcBorders><w:top w:val="single" w:sz="5" w:space="0" w:color="D7D9DE" /><w:left w:val="single" w:sz="5" w:space="0" w:color="D7D9DE" /><w:bottom w:val="single" w:sz="5" w:space="0" w:color="D7D9DE" /><w:right w:val="single" w:sz="5" w:space="0" w:color="D7D9DE" /></w:tcBorders><w:tcMar><w:top w:w="55" w:type="dxa" /><w:left w:w="70" w:type="dxa" /><w:bottom w:w="55" w:type="dxa" /><w:right w:w="70" w:type="dxa" /></w:tcMar><w:vAlign w:val="center" /></w:tcPr><w:p><w:pPr><w:spacing w:after="0" w:line="240" w:lineRule="auto" /><w:jc w:val="center" /></w:pPr><w:r><w:rPr><w:rFonts w:ascii="Carlito" w:eastAsia="Carlito" w:hAnsi="Carlito" /><w:b /><w:color w:val="1C1C1C" /><w:sz w:val="19" /></w:rPr><w:t>Historical result</w:t></w:r></w:p></w:tc></w:tr><w:tr><w:trPr><w:cantSplit /><w:jc w:val="center" /></w:trPr><w:tc><w:tcPr><w:tcW w:w="1728" w:type="dxa" /><w:tcBorders><w:top w:val="single" w:sz="5" w:space="0" w:color="D7D9DE" /><w:left w:val="single" w:sz="5" w:space="0" w:color="D7D9DE" /><w:bottom w:val="single" w:sz="5" w:space="0" w:color="D7D9DE" /><w:right w:val="single" w:sz="5" w:space="0" w:color="D7D9DE" /></w:tcBorders><w:tcMar><w:top w:w="55" w:type="dxa" /><w:left w:w="70" w:type="dxa" /><w:bottom w:w="55" w:type="dxa" /><w:right w:w="70" w:type="dxa" /></w:tcMar><w:vAlign w:val="center" /></w:tcPr><w:p><w:pPr><w:spacing w:after="0" w:line="240" w:lineRule="auto" /></w:pPr><w:r><w:rPr><w:rFonts w:ascii="Carlito" w:eastAsia="Carlito" w:hAnsi="Carlito" /><w:color w:val="252525" /><w:sz w:val="18" /></w:rPr><w:t>Type 1</w:t></w:r></w:p></w:tc><w:tc><w:tcPr><w:tcW w:w="3744" w:type="dxa" /><w:tcBorders><w:top w:val="single" w:sz="5" w:space="0" w:color="D7D9DE" /><w:left w:val="single" w:sz="5" w:space="0" w:color="D7D9DE" /><w:bottom w:val="single" w:sz="5" w:space="0" w:color="D7D9DE" /><w:right w:val="single" w:sz="5" w:space="0" w:color="D7D9DE" /></w:tcBorders><w:tcMar><w:top w:w="55" w:type="dxa" /><w:left w:w="70" w:type="dxa" /><w:bottom w:w="55" w:type="dxa" /><w:right w:w="70" w:type="dxa" /></w:tcMar><w:vAlign w:val="center" /></w:tcPr><w:p><w:pPr><w:spacing w:after="0" w:line="240" w:lineRule="auto" /></w:pPr><w:r><w:rPr><w:rFonts w:ascii="Carlito" w:eastAsia="Carlito" w:hAnsi="Carlito" /><w:color w:val="252525" /><w:sz w:val="18" /></w:rPr><w:t>Update the existing member row</w:t></w:r></w:p></w:tc><w:tc><w:tcPr><w:tcW w:w="4464" w:type="dxa" /><w:tcBorders><w:top w:val="single" w:sz="5" w:space="0" w:color="D7D9DE" /><w:left w:val="single" w:sz="5" w:space="0" w:color="D7D9DE" /><w:bottom w:val="single" w:sz="5" w:space="0" w:color="D7D9DE" /><w:right w:val="single" w:sz="5" w:space="0" w:color="D7D9DE" /></w:tcBorders><w:tcMar><w:top w:w="55" w:type="dxa" /><w:left w:w="70" w:type="dxa" /><w:bottom w:w="55" w:type="dxa" /><w:right w:w="70" w:type="dxa" /></w:tcMar><w:vAlign w:val="center" /></w:tcPr><w:p><w:pPr><w:spacing w:after="0" w:line="240" w:lineRule="auto" /></w:pPr><w:r><w:rPr><w:rFonts w:ascii="Carlito" w:eastAsia="Carlito" w:hAnsi="Carlito" /><w:color w:val="252525" /><w:sz w:val="18" /></w:rPr><w:t>Old facts are described using the new tier</w:t></w:r></w:p></w:tc></w:tr><w:tr><w:trPr><w:cantSplit /><w:jc w:val="center" /></w:trPr><w:tc><w:tcPr><w:tcW w:w="1728" w:type="dxa" /><w:tcBorders><w:top w:val="single" w:sz="5" w:space="0" w:color="D7D9DE" /><w:left w:val="single" w:sz="5" w:space="0" w:color="D7D9DE" /><w:bottom w:val="single" w:sz="5" w:space="0" w:color="D7D9DE" /><w:right w:val="single" w:sz="5" w:space="0" w:color="D7D9DE" /></w:tcBorders><w:tcMar><w:top w:w="55" w:type="dxa" /><w:left w:w="70" w:type="dxa" /><w:bottom w:w="55" w:type="dxa" /><w:right w:w="70" w:type="dxa" /></w:tcMar><w:vAlign w:val="center" /></w:tcPr><w:p><w:pPr><w:spacing w:after="0" w:line="240" w:lineRule="auto" /></w:pPr><w:r><w:rPr><w:rFonts w:ascii="Carlito" w:eastAsia="Carlito" w:hAnsi="Carlito" /><w:color w:val="252525" /><w:sz w:val="18" /></w:rPr><w:t>Type 2</w:t></w:r></w:p></w:tc><w:tc><w:tcPr><w:tcW w:w="3744" w:type="dxa" /><w:tcBorders><w:top w:val="single" w:sz="5" w:space="0" w:color="D7D9DE" /><w:left w:val="single" w:sz="5" w:space="0" w:color="D7D9DE" /><w:bottom w:val="single" w:sz="5" w:space="0" w:color="D7D9DE" /><w:right w:val="single" w:sz="5" w:space="0" w:color="D7D9DE" /></w:tcBorders><w:tcMar><w:top w:w="55" w:type="dxa" /><w:left w:w="70" w:type="dxa" /><w:bottom w:w="55" w:type="dxa" /><w:right w:w="70" w:type="dxa" /></w:tcMar><w:vAlign w:val="center" /></w:tcPr><w:p><w:pPr><w:spacing w:after="0" w:line="240" w:lineRule="auto" /></w:pPr><w:r><w:rPr><w:rFonts w:ascii="Carlito" w:eastAsia="Carlito" w:hAnsi="Carlito" /><w:color w:val="252525" /><w:sz w:val="18" /></w:rPr><w:t>Expire the old row and insert a new row</w:t></w:r></w:p></w:tc><w:tc><w:tcPr><w:tcW w:w="4464" w:type="dxa" /><w:tcBorders><w:top w:val="single" w:sz="5" w:space="0" w:color="D7D9DE" /><w:left w:val="single" w:sz="5" w:space="0" w:color="D7D9DE" /><w:bottom w:val="single" w:sz="5" w:space="0" w:color="D7D9DE" /><w:right w:val="single" w:sz="5" w:space="0" w:color="D7D9DE" /></w:tcBorders><w:tcMar><w:top w:w="55" w:type="dxa" /><w:left w:w="70" w:type="dxa" /><w:bottom w:w="55" w:type="dxa" /><w:right w:w="70" w:type="dxa" /></w:tcMar><w:vAlign w:val="center" /></w:tcPr><w:p><w:pPr><w:spacing w:after="0" w:line="240" w:lineRule="auto" /></w:pPr><w:r><w:rPr><w:rFonts w:ascii="Carlito" w:eastAsia="Carlito" w:hAnsi="Carlito" /><w:color w:val="252525" /><w:sz w:val="18" /></w:rPr><w:t>Each fact keeps the tier valid at its event time</w:t></w:r></w:p></w:tc></w:tr></w:tbl><w:p><w:pPr><w:pStyle w:val="ReportHeading" /><w:pBdr><w:bottom w:val="single" w:sz="10" w:space="2" w:color="8ED14B" /></w:pBdr></w:pPr><w:r><w:t>2. Scope of the design</w:t></w:r></w:p><w:p><w:pPr><w:pStyle w:val="ReportBody" /></w:pPr><w:r><w:t>I focused on tier attributes because they affect borrowing policy and are analytically meaningful. Name corrections and contact changes could follow a different policy. The design uses half-open periods: EffectiveFrom is inclusive and EffectiveTo is exclusive. This avoids a fact matching two rows at the exact change timestamp.</w:t></w:r></w:p><w:p><w:pPr><w:spacing w:after="0" /></w:pPr><w:r><w:br w:type="page" /></w:r></w:p><w:p><w:pPr><w:pStyle w:val="ReportHeading" /><w:pBdr><w:bottom w:val="single" w:sz="10" w:space="2" w:color="8ED14B" /></w:pBdr></w:pPr><w:r><w:lastRenderedPageBreak /><w:t>3. Dimension structure</w:t></w:r></w:p><w:tbl><w:tblPr><w:tblW w:w="0" w:type="auto" /><w:jc w:val="center" /><w:tblLayout w:type="fixed" /><w:tblLook w:val="04A0" w:firstRow="1" w:lastRow="0" w:firstColumn="1" w:lastColumn="0" w:noHBand="0" w:noVBand="1" /></w:tblPr><w:tblGrid><w:gridCol w:w="9936" /></w:tblGrid><w:tr><w:trPr><w:cantSplit /><w:jc w:val="center" /></w:trPr><w:tc><w:tcPr><w:tcW w:w="9936" w:type="dxa" /><w:tcBorders><w:top w:val="single" w:sz="6" w:space="0" w:color="D7D9DE" /><w:left w:val="single" w:sz="6" w:space="0" w:color="D7D9DE" /><w:bottom w:val="single" w:sz="6" w:space="0" w:color="D7D9DE" /><w:right w:val="single" w:sz="6" w:space="0" w:color="D7D9DE" /></w:tcBorders><w:tcMar><w:top w:w="75" w:type="dxa" /><w:left w:w="95" w:type="dxa" /><w:bottom w:w="75" w:type="dxa" /><w:right w:w="95" w:type="dxa" /></w:tcMar></w:tcPr><w:p><w:pPr><w:spacing w:after="0" w:line="228" w:lineRule="auto" /></w:pPr><w:r><w:rPr><w:rFonts w:ascii="Liberation Mono" w:eastAsia="Liberation Mono" w:hAnsi="Liberation Mono" /><w:color w:val="1C1C1C" /><w:sz w:val="17" /></w:rPr><w:t>CREATE TABLE DimMemberHistory (</w:t></w:r><w:r><w:br /></w:r><w:r><w:rPr><w:rFonts w:ascii="Liberation Mono" w:eastAsia="Liberation Mono" w:hAnsi="Liberation Mono" /><w:color w:val="1C1C1C" /><w:sz w:val="17" /></w:rPr><w:t xml:space="preserve">    MemberKey INT AUTO_INCREMENT PRIMARY KEY,</w:t></w:r><w:r><w:br /></w:r><w:r><w:rPr><w:rFonts w:ascii="Liberation Mono" w:eastAsia="Liberation Mono" w:hAnsi="Liberation Mono" /><w:color w:val="1C1C1C" /><w:sz w:val="17" /></w:rPr><w:t xml:space="preserve">    MemberID CHAR(10) NOT NULL,</w:t></w:r><w:r><w:br /></w:r><w:r><w:rPr><w:rFonts w:ascii="Liberation Mono" w:eastAsia="Liberation Mono" w:hAnsi="Liberation Mono" /><w:color w:val="1C1C1C" /><w:sz w:val="17" /></w:rPr><w:t xml:space="preserve">    Name VARCHAR(100) NOT NULL,</w:t></w:r><w:r><w:br /></w:r><w:r><w:rPr><w:rFonts w:ascii="Liberation Mono" w:eastAsia="Liberation Mono" w:hAnsi="Liberation Mono" /><w:color w:val="1C1C1C" /><w:sz w:val="17" /></w:rPr><w:t xml:space="preserve">    TierName VARCHAR(20) NOT NULL,</w:t></w:r><w:r><w:br /></w:r><w:r><w:rPr><w:rFonts w:ascii="Liberation Mono" w:eastAsia="Liberation Mono" w:hAnsi="Liberation Mono" /><w:color w:val="1C1C1C" /><w:sz w:val="17" /></w:rPr><w:t xml:space="preserve">    TierLevel INT NOT NULL,</w:t></w:r><w:r><w:br /></w:r><w:r><w:rPr><w:rFonts w:ascii="Liberation Mono" w:eastAsia="Liberation Mono" w:hAnsi="Liberation Mono" /><w:color w:val="1C1C1C" /><w:sz w:val="17" /></w:rPr><w:t xml:space="preserve">    BorrowLimit INT NOT NULL,</w:t></w:r><w:r><w:br /></w:r><w:r><w:rPr><w:rFonts w:ascii="Liberation Mono" w:eastAsia="Liberation Mono" w:hAnsi="Liberation Mono" /><w:color w:val="1C1C1C" /><w:sz w:val="17" /></w:rPr><w:t xml:space="preserve">    EffectiveFrom DATETIME NOT NULL,</w:t></w:r><w:r><w:br /></w:r><w:r><w:rPr><w:rFonts w:ascii="Liberation Mono" w:eastAsia="Liberation Mono" w:hAnsi="Liberation Mono" /><w:color w:val="1C1C1C" /><w:sz w:val="17" /></w:rPr><w:t xml:space="preserve">    EffectiveTo DATETIME NOT NULL,</w:t></w:r><w:r><w:br /></w:r><w:r><w:rPr><w:rFonts w:ascii="Liberation Mono" w:eastAsia="Liberation Mono" w:hAnsi="Liberation Mono" /><w:color w:val="1C1C1C" /><w:sz w:val="17" /></w:rPr><w:t xml:space="preserve">    IsCurrent BOOLEAN NOT NULL,</w:t></w:r><w:r><w:br /></w:r><w:r><w:br /></w:r><w:r><w:rPr><w:rFonts w:ascii="Liberation Mono" w:eastAsia="Liberation Mono" w:hAnsi="Liberation Mono" /><w:color w:val="1C1C1C" /><w:sz w:val="17" /></w:rPr><w:t xml:space="preserve">    CurrentMemberID CHAR(10)</w:t></w:r><w:r><w:br /></w:r><w:r><w:rPr><w:rFonts w:ascii="Liberation Mono" w:eastAsia="Liberation Mono" w:hAnsi="Liberation Mono" /><w:color w:val="1C1C1C" /><w:sz w:val="17" /></w:rPr><w:t xml:space="preserve">      GENERATED ALWAYS AS (</w:t></w:r><w:r><w:br /></w:r><w:r><w:rPr><w:rFonts w:ascii="Liberation Mono" w:eastAsia="Liberation Mono" w:hAnsi="Liberation Mono" /><w:color w:val="1C1C1C" /><w:sz w:val="17" /></w:rPr><w:t xml:space="preserve">        CASE WHEN IsCurrent = 1 THEN MemberID ELSE NULL END</w:t></w:r><w:r><w:br /></w:r><w:r><w:rPr><w:rFonts w:ascii="Liberation Mono" w:eastAsia="Liberation Mono" w:hAnsi="Liberation Mono" /><w:color w:val="1C1C1C" /><w:sz w:val="17" /></w:rPr><w:t xml:space="preserve">      ) STORED,</w:t></w:r><w:r><w:br /></w:r><w:r><w:br /></w:r><w:r><w:rPr><w:rFonts w:ascii="Liberation Mono" w:eastAsia="Liberation Mono" w:hAnsi="Liberation Mono" /><w:color w:val="1C1C1C" /><w:sz w:val="17" /></w:rPr><w:t xml:space="preserve">    UNIQUE KEY uq_member_version (MemberID, EffectiveFrom),</w:t></w:r><w:r><w:br /></w:r><w:r><w:rPr><w:rFonts w:ascii="Liberation Mono" w:eastAsia="Liberation Mono" w:hAnsi="Liberation Mono" /><w:color w:val="1C1C1C" /><w:sz w:val="17" /></w:rPr><w:t xml:space="preserve">    UNIQUE KEY uq_one_current (CurrentMemberID),</w:t></w:r><w:r><w:br /></w:r><w:r><w:rPr><w:rFonts w:ascii="Liberation Mono" w:eastAsia="Liberation Mono" w:hAnsi="Liberation Mono" /><w:color w:val="1C1C1C" /><w:sz w:val="17" /></w:rPr><w:t xml:space="preserve">    INDEX ix_member_asof (MemberID, EffectiveFrom, EffectiveTo)</w:t></w:r><w:r><w:br /></w:r><w:r><w:rPr><w:rFonts w:ascii="Liberation Mono" w:eastAsia="Liberation Mono" w:hAnsi="Liberation Mono" /><w:color w:val="1C1C1C" /><w:sz w:val="17" /></w:rPr><w:t>);</w:t></w:r></w:p></w:tc></w:tr></w:tbl><w:p><w:pPr><w:pStyle w:val="ReportSubheading" /></w:pPr><w:r><w:t>Why these columns are needed</w:t></w:r></w:p><w:p><w:pPr><w:pStyle w:val="ReportBullet" /><w:ind w:left="360" w:hanging="216" /></w:pPr><w:r><w:rPr><w:b /><w:color w:val="5D8F2B" /><w:sz w:val="22" /></w:rPr><w:t xml:space="preserve">• </w:t></w:r><w:r><w:rPr><w:sz w:val="22" /></w:rPr><w:t>MemberKey is the warehouse identity for one version and is stored in the fact table.</w:t></w:r></w:p><w:p><w:pPr><w:pStyle w:val="ReportBullet" /><w:ind w:left="360" w:hanging="216" /></w:pPr><w:r><w:rPr><w:b /><w:color w:val="5D8F2B" /><w:sz w:val="22" /></w:rPr><w:t xml:space="preserve">• </w:t></w:r><w:r><w:rPr><w:sz w:val="22" /></w:rPr><w:t>MemberID is the durable business identity that groups all versions of the same member.</w:t></w:r></w:p><w:p><w:pPr><w:pStyle w:val="ReportBullet" /><w:ind w:left="360" w:hanging="216" /></w:pPr><w:r><w:rPr><w:b /><w:color w:val="5D8F2B" /><w:sz w:val="22" /></w:rPr><w:t xml:space="preserve">• </w:t></w:r><w:r><w:rPr><w:sz w:val="22" /></w:rPr><w:t>EffectiveFrom and EffectiveTo locate the version valid at a loan timestamp.</w:t></w:r></w:p><w:p><w:pPr><w:pStyle w:val="ReportBullet" /><w:ind w:left="360" w:hanging="216" /></w:pPr><w:r><w:rPr><w:b /><w:color w:val="5D8F2B" /><w:sz w:val="22" /></w:rPr><w:t xml:space="preserve">• </w:t></w:r><w:r><w:rPr><w:sz w:val="22" /></w:rPr><w:t>IsCurrent makes the latest profile easy to retrieve without relying on the far-future date.</w:t></w:r></w:p><w:p><w:pPr><w:pStyle w:val="ReportBody" /></w:pPr><w:r><w:t>The generated CurrentMemberID is populated only for the current row. Because a unique index can contain multiple NULL values, it prevents two current rows for the same member while allowing any number of expired versions. The index on MemberID and the effective period supports the as-of lookup used during fact loading.</w:t></w:r></w:p><w:p><w:pPr><w:spacing w:after="0" /></w:pPr><w:r><w:br w:type="page" /></w:r></w:p><w:p><w:pPr><w:pStyle w:val="ReportHeading" /><w:pBdr><w:bottom w:val="single" w:sz="10" w:space="2" w:color="8ED14B" /></w:pBdr></w:pPr><w:r><w:lastRenderedPageBreak /><w:t>4. Processing a tier change</w:t></w:r></w:p><w:p><w:pPr><w:pStyle w:val="ReportBody" /></w:pPr><w:r><w:t>The staging table contains a stable batch of current member records and a ChangeAt timestamp. I first capture only new or changed members, then close the previous version and insert the replacement in one transaction.</w:t></w:r></w:p><w:tbl><w:tblPr><w:tblW w:w="0" w:type="auto" /><w:jc w:val="center" /><w:tblLayout w:type="fixed" /><w:tblLook w:val="04A0" w:firstRow="1" w:lastRow="0" w:firstColumn="1" w:lastColumn="0" w:noHBand="0" w:noVBand="1" /></w:tblPr><w:tblGrid><w:gridCol w:w="9936" /></w:tblGrid><w:tr><w:trPr><w:cantSplit /><w:jc w:val="center" /></w:trPr><w:tc><w:tcPr><w:tcW w:w="9936" w:type="dxa" /><w:tcBorders><w:top w:val="single" w:sz="6" w:space="0" w:color="D7D9DE" /><w:left w:val="single" w:sz="6" w:space="0" w:color="D7D9DE" /><w:bottom w:val="single" w:sz="6" w:space="0" w:color="D7D9DE" /><w:right w:val="single" w:sz="6" w:space="0" w:color="D7D9DE" /></w:tcBorders><w:tcMar><w:top w:w="75" w:type="dxa" /><w:left w:w="95" w:type="dxa" /><w:bottom w:w="75" w:type="dxa" /><w:right w:w="95" w:type="dxa" /></w:tcMar></w:tcPr><w:p><w:pPr><w:spacing w:after="0" w:line="228" w:lineRule="auto" /></w:pPr><w:r><w:rPr><w:rFonts w:ascii="Liberation Mono" w:eastAsia="Liberation Mono" w:hAnsi="Liberation Mono" /><w:color w:val="1C1C1C" /><w:sz w:val="16" /></w:rPr><w:t>DROP TEMPORARY TABLE IF EXISTS ChangedMember;</w:t></w:r><w:r><w:br /></w:r><w:r><w:rPr><w:rFonts w:ascii="Liberation Mono" w:eastAsia="Liberation Mono" w:hAnsi="Liberation Mono" /><w:color w:val="1C1C1C" /><w:sz w:val="16" /></w:rPr><w:t>CREATE TEMPORARY TABLE ChangedMember AS</w:t></w:r><w:r><w:br /></w:r><w:r><w:rPr><w:rFonts w:ascii="Liberation Mono" w:eastAsia="Liberation Mono" w:hAnsi="Liberation Mono" /><w:color w:val="1C1C1C" /><w:sz w:val="16" /></w:rPr><w:t>SELECT s.MemberID, s.Name, s.TierName, s.TierLevel,</w:t></w:r><w:r><w:br /></w:r><w:r><w:rPr><w:rFonts w:ascii="Liberation Mono" w:eastAsia="Liberation Mono" w:hAnsi="Liberation Mono" /><w:color w:val="1C1C1C" /><w:sz w:val="16" /></w:rPr><w:t xml:space="preserve">       s.BorrowLimit, s.ChangeAt,</w:t></w:r><w:r><w:br /></w:r><w:r><w:rPr><w:rFonts w:ascii="Liberation Mono" w:eastAsia="Liberation Mono" w:hAnsi="Liberation Mono" /><w:color w:val="1C1C1C" /><w:sz w:val="16" /></w:rPr><w:t xml:space="preserve">       d.MemberKey AS PreviousKey</w:t></w:r><w:r><w:br /></w:r><w:r><w:rPr><w:rFonts w:ascii="Liberation Mono" w:eastAsia="Liberation Mono" w:hAnsi="Liberation Mono" /><w:color w:val="1C1C1C" /><w:sz w:val="16" /></w:rPr><w:t>FROM StgMember AS s</w:t></w:r><w:r><w:br /></w:r><w:r><w:rPr><w:rFonts w:ascii="Liberation Mono" w:eastAsia="Liberation Mono" w:hAnsi="Liberation Mono" /><w:color w:val="1C1C1C" /><w:sz w:val="16" /></w:rPr><w:t>LEFT JOIN DimMemberHistory AS d</w:t></w:r><w:r><w:br /></w:r><w:r><w:rPr><w:rFonts w:ascii="Liberation Mono" w:eastAsia="Liberation Mono" w:hAnsi="Liberation Mono" /><w:color w:val="1C1C1C" /><w:sz w:val="16" /></w:rPr><w:t xml:space="preserve">  ON d.MemberID = s.MemberID</w:t></w:r><w:r><w:br /></w:r><w:r><w:rPr><w:rFonts w:ascii="Liberation Mono" w:eastAsia="Liberation Mono" w:hAnsi="Liberation Mono" /><w:color w:val="1C1C1C" /><w:sz w:val="16" /></w:rPr><w:t xml:space="preserve"> AND d.IsCurrent = 1</w:t></w:r><w:r><w:br /></w:r><w:r><w:rPr><w:rFonts w:ascii="Liberation Mono" w:eastAsia="Liberation Mono" w:hAnsi="Liberation Mono" /><w:color w:val="1C1C1C" /><w:sz w:val="16" /></w:rPr><w:t>WHERE d.MemberKey IS NULL</w:t></w:r><w:r><w:br /></w:r><w:r><w:rPr><w:rFonts w:ascii="Liberation Mono" w:eastAsia="Liberation Mono" w:hAnsi="Liberation Mono" /><w:color w:val="1C1C1C" /><w:sz w:val="16" /></w:rPr><w:t xml:space="preserve">   OR NOT (d.TierName   &lt;=&gt; s.TierName)</w:t></w:r><w:r><w:br /></w:r><w:r><w:rPr><w:rFonts w:ascii="Liberation Mono" w:eastAsia="Liberation Mono" w:hAnsi="Liberation Mono" /><w:color w:val="1C1C1C" /><w:sz w:val="16" /></w:rPr><w:t xml:space="preserve">   OR NOT (d.TierLevel  &lt;=&gt; s.TierLevel)</w:t></w:r><w:r><w:br /></w:r><w:r><w:rPr><w:rFonts w:ascii="Liberation Mono" w:eastAsia="Liberation Mono" w:hAnsi="Liberation Mono" /><w:color w:val="1C1C1C" /><w:sz w:val="16" /></w:rPr><w:t xml:space="preserve">   OR NOT (d.BorrowLimit &lt;=&gt; s.BorrowLimit);</w:t></w:r><w:r><w:br /></w:r><w:r><w:br /></w:r><w:r><w:rPr><w:rFonts w:ascii="Liberation Mono" w:eastAsia="Liberation Mono" w:hAnsi="Liberation Mono" /><w:color w:val="1C1C1C" /><w:sz w:val="16" /></w:rPr><w:t>START TRANSACTION;</w:t></w:r><w:r><w:br /></w:r><w:r><w:br /></w:r><w:r><w:rPr><w:rFonts w:ascii="Liberation Mono" w:eastAsia="Liberation Mono" w:hAnsi="Liberation Mono" /><w:color w:val="1C1C1C" /><w:sz w:val="16" /></w:rPr><w:t>UPDATE DimMemberHistory AS d</w:t></w:r><w:r><w:br /></w:r><w:r><w:rPr><w:rFonts w:ascii="Liberation Mono" w:eastAsia="Liberation Mono" w:hAnsi="Liberation Mono" /><w:color w:val="1C1C1C" /><w:sz w:val="16" /></w:rPr><w:t>JOIN ChangedMember AS c</w:t></w:r><w:r><w:br /></w:r><w:r><w:rPr><w:rFonts w:ascii="Liberation Mono" w:eastAsia="Liberation Mono" w:hAnsi="Liberation Mono" /><w:color w:val="1C1C1C" /><w:sz w:val="16" /></w:rPr><w:t xml:space="preserve">  ON c.PreviousKey = d.MemberKey</w:t></w:r><w:r><w:br /></w:r><w:r><w:rPr><w:rFonts w:ascii="Liberation Mono" w:eastAsia="Liberation Mono" w:hAnsi="Liberation Mono" /><w:color w:val="1C1C1C" /><w:sz w:val="16" /></w:rPr><w:t>SET d.EffectiveTo = c.ChangeAt,</w:t></w:r><w:r><w:br /></w:r><w:r><w:rPr><w:rFonts w:ascii="Liberation Mono" w:eastAsia="Liberation Mono" w:hAnsi="Liberation Mono" /><w:color w:val="1C1C1C" /><w:sz w:val="16" /></w:rPr><w:t xml:space="preserve">    d.IsCurrent = 0;</w:t></w:r><w:r><w:br /></w:r><w:r><w:br /></w:r><w:r><w:rPr><w:rFonts w:ascii="Liberation Mono" w:eastAsia="Liberation Mono" w:hAnsi="Liberation Mono" /><w:color w:val="1C1C1C" /><w:sz w:val="16" /></w:rPr><w:t>INSERT INTO DimMemberHistory</w:t></w:r><w:r><w:br /></w:r><w:r><w:rPr><w:rFonts w:ascii="Liberation Mono" w:eastAsia="Liberation Mono" w:hAnsi="Liberation Mono" /><w:color w:val="1C1C1C" /><w:sz w:val="16" /></w:rPr><w:t xml:space="preserve">  (MemberID, Name, TierName, TierLevel, BorrowLimit,</w:t></w:r><w:r><w:br /></w:r><w:r><w:rPr><w:rFonts w:ascii="Liberation Mono" w:eastAsia="Liberation Mono" w:hAnsi="Liberation Mono" /><w:color w:val="1C1C1C" /><w:sz w:val="16" /></w:rPr><w:t xml:space="preserve">   EffectiveFrom, EffectiveTo, IsCurrent)</w:t></w:r><w:r><w:br /></w:r><w:r><w:rPr><w:rFonts w:ascii="Liberation Mono" w:eastAsia="Liberation Mono" w:hAnsi="Liberation Mono" /><w:color w:val="1C1C1C" /><w:sz w:val="16" /></w:rPr><w:t>SELECT MemberID, Name, TierName, TierLevel, BorrowLimit,</w:t></w:r><w:r><w:br /></w:r><w:r><w:rPr><w:rFonts w:ascii="Liberation Mono" w:eastAsia="Liberation Mono" w:hAnsi="Liberation Mono" /><w:color w:val="1C1C1C" /><w:sz w:val="16" /></w:rPr><w:t xml:space="preserve">       ChangeAt, '9999-12-31 00:00:00', 1</w:t></w:r><w:r><w:br /></w:r><w:r><w:rPr><w:rFonts w:ascii="Liberation Mono" w:eastAsia="Liberation Mono" w:hAnsi="Liberation Mono" /><w:color w:val="1C1C1C" /><w:sz w:val="16" /></w:rPr><w:t>FROM ChangedMember;</w:t></w:r><w:r><w:br /></w:r><w:r><w:br /></w:r><w:r><w:rPr><w:rFonts w:ascii="Liberation Mono" w:eastAsia="Liberation Mono" w:hAnsi="Liberation Mono" /><w:color w:val="1C1C1C" /><w:sz w:val="16" /></w:rPr><w:t>COMMIT;</w:t></w:r></w:p></w:tc></w:tr></w:tbl><w:p><w:pPr><w:pStyle w:val="ReportBody" /></w:pPr><w:r><w:t>The null-safe equality operator &lt;=&gt; is useful when a tracked attribute may be NULL. An unchanged member never enters ChangedMember, so rerunning the batch does not create another version. In a full implementation, errors would trigger ROLLBACK and an audit table would record the batch identifier and counts.</w:t></w:r></w:p><w:p><w:pPr><w:spacing w:after="0" /></w:pPr><w:r><w:br w:type="page" /></w:r></w:p><w:p><w:pPr><w:pStyle w:val="ReportHeading" /><w:pBdr><w:bottom w:val="single" w:sz="10" w:space="2" w:color="8ED14B" /></w:pBdr></w:pPr><w:r><w:lastRenderedPageBreak /><w:t>5. Practical demonstration</w:t></w:r></w:p><w:p><w:pPr><w:pStyle w:val="ReportSubheading" /></w:pPr><w:r><w:t>Version history after an upgrade</w:t></w:r></w:p><w:tbl><w:tblPr><w:tblW w:w="0" w:type="auto" /><w:jc w:val="center" /><w:tblLayout w:type="fixed" /><w:tblLook w:val="04A0" w:firstRow="1" w:lastRow="0" w:firstColumn="1" w:lastColumn="0" w:noHBand="0" w:noVBand="1" /></w:tblPr><w:tblGrid><w:gridCol w:w="1512" /><w:gridCol w:w="1512" /><w:gridCol w:w="1728" /><w:gridCol w:w="1944" /><w:gridCol w:w="1944" /><w:gridCol w:w="1296" /></w:tblGrid><w:tr><w:trPr><w:cantSplit /><w:tblHeader /><w:jc w:val="center" /></w:trPr><w:tc><w:tcPr><w:tcW w:w="1512" w:type="dxa" /><w:tcBorders><w:top w:val="single" w:sz="5" w:space="0" w:color="D7D9DE" /><w:left w:val="single" w:sz="5" w:space="0" w:color="D7D9DE" /><w:bottom w:val="single" w:sz="5" w:space="0" w:color="D7D9DE" /><w:right w:val="single" w:sz="5" w:space="0" w:color="D7D9DE" /></w:tcBorders><w:tcMar><w:top w:w="55" w:type="dxa" /><w:left w:w="70" w:type="dxa" /><w:bottom w:w="55" w:type="dxa" /><w:right w:w="70" w:type="dxa" /></w:tcMar><w:vAlign w:val="center" /></w:tcPr><w:p><w:pPr><w:spacing w:after="0" w:line="240" w:lineRule="auto" /><w:jc w:val="center" /></w:pPr><w:r><w:rPr><w:rFonts w:ascii="Carlito" w:eastAsia="Carlito" w:hAnsi="Carlito" /><w:b /><w:color w:val="1C1C1C" /><w:sz w:val="19" /></w:rPr><w:t>MemberKey</w:t></w:r></w:p></w:tc><w:tc><w:tcPr><w:tcW w:w="1512" w:type="dxa" /><w:tcBorders><w:top w:val="single" w:sz="5" w:space="0" w:color="D7D9DE" /><w:left w:val="single" w:sz="5" w:space="0" w:color="D7D9DE" /><w:bottom w:val="single" w:sz="5" w:space="0" w:color="D7D9DE" /><w:right w:val="single" w:sz="5" w:space="0" w:color="D7D9DE" /></w:tcBorders><w:tcMar><w:top w:w="55" w:type="dxa" /><w:left w:w="70" w:type="dxa" /><w:bottom w:w="55" w:type="dxa" /><w:right w:w="70" w:type="dxa" /></w:tcMar><w:vAlign w:val="center" /></w:tcPr><w:p><w:pPr><w:spacing w:after="0" w:line="240" w:lineRule="auto" /><w:jc w:val="center" /></w:pPr><w:r><w:rPr><w:rFonts w:ascii="Carlito" w:eastAsia="Carlito" w:hAnsi="Carlito" /><w:b /><w:color w:val="1C1C1C" /><w:sz w:val="19" /></w:rPr><w:t>MemberID</w:t></w:r></w:p></w:tc><w:tc><w:tcPr><w:tcW w:w="1728" w:type="dxa" /><w:tcBorders><w:top w:val="single" w:sz="5" w:space="0" w:color="D7D9DE" /><w:left w:val="single" w:sz="5" w:space="0" w:color="D7D9DE" /><w:bottom w:val="single" w:sz="5" w:space="0" w:color="D7D9DE" /><w:right w:val="single" w:sz="5" w:space="0" w:color="D7D9DE" /></w:tcBorders><w:tcMar><w:top w:w="55" w:type="dxa" /><w:left w:w="70" w:type="dxa" /><w:bottom w:w="55" w:type="dxa" /><w:right w:w="70" w:type="dxa" /></w:tcMar><w:vAlign w:val="center" /></w:tcPr><w:p><w:pPr><w:spacing w:after="0" w:line="240" w:lineRule="auto" /><w:jc w:val="center" /></w:pPr><w:r><w:rPr><w:rFonts w:ascii="Carlito" w:eastAsia="Carlito" w:hAnsi="Carlito" /><w:b /><w:color w:val="1C1C1C" /><w:sz w:val="19" /></w:rPr><w:t>Tier</w:t></w:r></w:p></w:tc><w:tc><w:tcPr><w:tcW w:w="1944" w:type="dxa" /><w:tcBorders><w:top w:val="single" w:sz="5" w:space="0" w:color="D7D9DE" /><w:left w:val="single" w:sz="5" w:space="0" w:color="D7D9DE" /><w:bottom w:val="single" w:sz="5" w:space="0" w:color="D7D9DE" /><w:right w:val="single" w:sz="5" w:space="0" w:color="D7D9DE" /></w:tcBorders><w:tcMar><w:top w:w="55" w:type="dxa" /><w:left w:w="70" w:type="dxa" /><w:bottom w:w="55" w:type="dxa" /><w:right w:w="70" w:type="dxa" /></w:tcMar><w:vAlign w:val="center" /></w:tcPr><w:p><w:pPr><w:spacing w:after="0" w:line="240" w:lineRule="auto" /><w:jc w:val="center" /></w:pPr><w:r><w:rPr><w:rFonts w:ascii="Carlito" w:eastAsia="Carlito" w:hAnsi="Carlito" /><w:b /><w:color w:val="1C1C1C" /><w:sz w:val="19" /></w:rPr><w:t>EffectiveFrom</w:t></w:r></w:p></w:tc><w:tc><w:tcPr><w:tcW w:w="1944" w:type="dxa" /><w:tcBorders><w:top w:val="single" w:sz="5" w:space="0" w:color="D7D9DE" /><w:left w:val="single" w:sz="5" w:space="0" w:color="D7D9DE" /><w:bottom w:val="single" w:sz="5" w:space="0" w:color="D7D9DE" /><w:right w:val="single" w:sz="5" w:space="0" w:color="D7D9DE" /></w:tcBorders><w:tcMar><w:top w:w="55" w:type="dxa" /><w:left w:w="70" w:type="dxa" /><w:bottom w:w="55" w:type="dxa" /><w:right w:w="70" w:type="dxa" /></w:tcMar><w:vAlign w:val="center" /></w:tcPr><w:p><w:pPr><w:spacing w:after="0" w:line="240" w:lineRule="auto" /><w:jc w:val="center" /></w:pPr><w:r><w:rPr><w:rFonts w:ascii="Carlito" w:eastAsia="Carlito" w:hAnsi="Carlito" /><w:b /><w:color w:val="1C1C1C" /><w:sz w:val="19" /></w:rPr><w:t>EffectiveTo</w:t></w:r></w:p></w:tc><w:tc><w:tcPr><w:tcW w:w="1296" w:type="dxa" /><w:tcBorders><w:top w:val="single" w:sz="5" w:space="0" w:color="D7D9DE" /><w:left w:val="single" w:sz="5" w:space="0" w:color="D7D9DE" /><w:bottom w:val="single" w:sz="5" w:space="0" w:color="D7D9DE" /><w:right w:val="single" w:sz="5" w:space="0" w:color="D7D9DE" /></w:tcBorders><w:tcMar><w:top w:w="55" w:type="dxa" /><w:left w:w="70" w:type="dxa" /><w:bottom w:w="55" w:type="dxa" /><w:right w:w="70" w:type="dxa" /></w:tcMar><w:vAlign w:val="center" /></w:tcPr><w:p><w:pPr><w:spacing w:after="0" w:line="240" w:lineRule="auto" /><w:jc w:val="center" /></w:pPr><w:r><w:rPr><w:rFonts w:ascii="Carlito" w:eastAsia="Carlito" w:hAnsi="Carlito" /><w:b /><w:color w:val="1C1C1C" /><w:sz w:val="19" /></w:rPr><w:t>Current</w:t></w:r></w:p></w:tc></w:tr><w:tr><w:trPr><w:cantSplit /><w:jc w:val="center" /></w:trPr><w:tc><w:tcPr><w:tcW w:w="1512" w:type="dxa" /><w:tcBorders><w:top w:val="single" w:sz="5" w:space="0" w:color="D7D9DE" /><w:left w:val="single" w:sz="5" w:space="0" w:color="D7D9DE" /><w:bottom w:val="single" w:sz="5" w:space="0" w:color="D7D9DE" /><w:right w:val="single" w:sz="5" w:space="0" w:color="D7D9DE" /></w:tcBorders><w:tcMar><w:top w:w="55" w:type="dxa" /><w:left w:w="70" w:type="dxa" /><w:bottom w:w="55" w:type="dxa" /><w:right w:w="70" w:type="dxa" /></w:tcMar><w:vAlign w:val="center" /></w:tcPr><w:p><w:pPr><w:spacing w:after="0" w:line="240" w:lineRule="auto" /><w:jc w:val="center" /></w:pPr><w:r><w:rPr><w:rFonts w:ascii="Carlito" w:eastAsia="Carlito" w:hAnsi="Carlito" /><w:color w:val="252525" /><w:sz w:val="17" /></w:rPr><w:t>101</w:t></w:r></w:p></w:tc><w:tc><w:tcPr><w:tcW w:w="1512" w:type="dxa" /><w:tcBorders><w:top w:val="single" w:sz="5" w:space="0" w:color="D7D9DE" /><w:left w:val="single" w:sz="5" w:space="0" w:color="D7D9DE" /><w:bottom w:val="single" w:sz="5" w:space="0" w:color="D7D9DE" /><w:right w:val="single" w:sz="5" w:space="0" w:color="D7D9DE" /></w:tcBorders><w:tcMar><w:top w:w="55" w:type="dxa" /><w:left w:w="70" w:type="dxa" /><w:bottom w:w="55" w:type="dxa" /><w:right w:w="70" w:type="dxa" /></w:tcMar><w:vAlign w:val="center" /></w:tcPr><w:p><w:pPr><w:spacing w:after="0" w:line="240" w:lineRule="auto" /><w:jc w:val="center" /></w:pPr><w:r><w:rPr><w:rFonts w:ascii="Carlito" w:eastAsia="Carlito" w:hAnsi="Carlito" /><w:color w:val="252525" /><w:sz w:val="17" /></w:rPr><w:t>M0107</w:t></w:r></w:p></w:tc><w:tc><w:tcPr><w:tcW w:w="1728" w:type="dxa" /><w:tcBorders><w:top w:val="single" w:sz="5" w:space="0" w:color="D7D9DE" /><w:left w:val="single" w:sz="5" w:space="0" w:color="D7D9DE" /><w:bottom w:val="single" w:sz="5" w:space="0" w:color="D7D9DE" /><w:right w:val="single" w:sz="5" w:space="0" w:color="D7D9DE" /></w:tcBorders><w:tcMar><w:top w:w="55" w:type="dxa" /><w:left w:w="70" w:type="dxa" /><w:bottom w:w="55" w:type="dxa" /><w:right w:w="70" w:type="dxa" /></w:tcMar><w:vAlign w:val="center" /></w:tcPr><w:p><w:pPr><w:spacing w:after="0" w:line="240" w:lineRule="auto" /><w:jc w:val="center" /></w:pPr><w:r><w:rPr><w:rFonts w:ascii="Carlito" w:eastAsia="Carlito" w:hAnsi="Carlito" /><w:color w:val="252525" /><w:sz w:val="17" /></w:rPr><w:t>Basic</w:t></w:r></w:p></w:tc><w:tc><w:tcPr><w:tcW w:w="1944" w:type="dxa" /><w:tcBorders><w:top w:val="single" w:sz="5" w:space="0" w:color="D7D9DE" /><w:left w:val="single" w:sz="5" w:space="0" w:color="D7D9DE" /><w:bottom w:val="single" w:sz="5" w:space="0" w:color="D7D9DE" /><w:right w:val="single" w:sz="5" w:space="0" w:color="D7D9DE" /></w:tcBorders><w:tcMar><w:top w:w="55" w:type="dxa" /><w:left w:w="70" w:type="dxa" /><w:bottom w:w="55" w:type="dxa" /><w:right w:w="70" w:type="dxa" /></w:tcMar><w:vAlign w:val="center" /></w:tcPr><w:p><w:pPr><w:spacing w:after="0" w:line="240" w:lineRule="auto" /><w:jc w:val="center" /></w:pPr><w:r><w:rPr><w:rFonts w:ascii="Carlito" w:eastAsia="Carlito" w:hAnsi="Carlito" /><w:color w:val="252525" /><w:sz w:val="17" /></w:rPr><w:t>2024-01-01</w:t></w:r></w:p></w:tc><w:tc><w:tcPr><w:tcW w:w="1944" w:type="dxa" /><w:tcBorders><w:top w:val="single" w:sz="5" w:space="0" w:color="D7D9DE" /><w:left w:val="single" w:sz="5" w:space="0" w:color="D7D9DE" /><w:bottom w:val="single" w:sz="5" w:space="0" w:color="D7D9DE" /><w:right w:val="single" w:sz="5" w:space="0" w:color="D7D9DE" /></w:tcBorders><w:tcMar><w:top w:w="55" w:type="dxa" /><w:left w:w="70" w:type="dxa" /><w:bottom w:w="55" w:type="dxa" /><w:right w:w="70" w:type="dxa" /></w:tcMar><w:vAlign w:val="center" /></w:tcPr><w:p><w:pPr><w:spacing w:after="0" w:line="240" w:lineRule="auto" /><w:jc w:val="center" /></w:pPr><w:r><w:rPr><w:rFonts w:ascii="Carlito" w:eastAsia="Carlito" w:hAnsi="Carlito" /><w:color w:val="252525" /><w:sz w:val="17" /></w:rPr><w:t>2025-07-01</w:t></w:r></w:p></w:tc><w:tc><w:tcPr><w:tcW w:w="1296" w:type="dxa" /><w:tcBorders><w:top w:val="single" w:sz="5" w:space="0" w:color="D7D9DE" /><w:left w:val="single" w:sz="5" w:space="0" w:color="D7D9DE" /><w:bottom w:val="single" w:sz="5" w:space="0" w:color="D7D9DE" /><w:right w:val="single" w:sz="5" w:space="0" w:color="D7D9DE" /></w:tcBorders><w:tcMar><w:top w:w="55" w:type="dxa" /><w:left w:w="70" w:type="dxa" /><w:bottom w:w="55" w:type="dxa" /><w:right w:w="70" w:type="dxa" /></w:tcMar><w:vAlign w:val="center" /></w:tcPr><w:p><w:pPr><w:spacing w:after="0" w:line="240" w:lineRule="auto" /><w:jc w:val="center" /></w:pPr><w:r><w:rPr><w:rFonts w:ascii="Carlito" w:eastAsia="Carlito" w:hAnsi="Carlito" /><w:color w:val="252525" /><w:sz w:val="17" /></w:rPr><w:t>0</w:t></w:r></w:p></w:tc></w:tr><w:tr><w:trPr><w:cantSplit /><w:jc w:val="center" /></w:trPr><w:tc><w:tcPr><w:tcW w:w="1512" w:type="dxa" /><w:tcBorders><w:top w:val="single" w:sz="5" w:space="0" w:color="D7D9DE" /><w:left w:val="single" w:sz="5" w:space="0" w:color="D7D9DE" /><w:bottom w:val="single" w:sz="5" w:space="0" w:color="D7D9DE" /><w:right w:val="single" w:sz="5" w:space="0" w:color="D7D9DE" /></w:tcBorders><w:tcMar><w:top w:w="55" w:type="dxa" /><w:left w:w="70" w:type="dxa" /><w:bottom w:w="55" w:type="dxa" /><w:right w:w="70" w:type="dxa" /></w:tcMar><w:vAlign w:val="center" /></w:tcPr><w:p><w:pPr><w:spacing w:after="0" w:line="240" w:lineRule="auto" /><w:jc w:val="center" /></w:pPr><w:r><w:rPr><w:rFonts w:ascii="Carlito" w:eastAsia="Carlito" w:hAnsi="Carlito" /><w:color w:val="252525" /><w:sz w:val="17" /></w:rPr><w:t>305</w:t></w:r></w:p></w:tc><w:tc><w:tcPr><w:tcW w:w="1512" w:type="dxa" /><w:tcBorders><w:top w:val="single" w:sz="5" w:space="0" w:color="D7D9DE" /><w:left w:val="single" w:sz="5" w:space="0" w:color="D7D9DE" /><w:bottom w:val="single" w:sz="5" w:space="0" w:color="D7D9DE" /><w:right w:val="single" w:sz="5" w:space="0" w:color="D7D9DE" /></w:tcBorders><w:tcMar><w:top w:w="55" w:type="dxa" /><w:left w:w="70" w:type="dxa" /><w:bottom w:w="55" w:type="dxa" /><w:right w:w="70" w:type="dxa" /></w:tcMar><w:vAlign w:val="center" /></w:tcPr><w:p><w:pPr><w:spacing w:after="0" w:line="240" w:lineRule="auto" /><w:jc w:val="center" /></w:pPr><w:r><w:rPr><w:rFonts w:ascii="Carlito" w:eastAsia="Carlito" w:hAnsi="Carlito" /><w:color w:val="252525" /><w:sz w:val="17" /></w:rPr><w:t>M0107</w:t></w:r></w:p></w:tc><w:tc><w:tcPr><w:tcW w:w="1728" w:type="dxa" /><w:tcBorders><w:top w:val="single" w:sz="5" w:space="0" w:color="D7D9DE" /><w:left w:val="single" w:sz="5" w:space="0" w:color="D7D9DE" /><w:bottom w:val="single" w:sz="5" w:space="0" w:color="D7D9DE" /><w:right w:val="single" w:sz="5" w:space="0" w:color="D7D9DE" /></w:tcBorders><w:tcMar><w:top w:w="55" w:type="dxa" /><w:left w:w="70" w:type="dxa" /><w:bottom w:w="55" w:type="dxa" /><w:right w:w="70" w:type="dxa" /></w:tcMar><w:vAlign w:val="center" /></w:tcPr><w:p><w:pPr><w:spacing w:after="0" w:line="240" w:lineRule="auto" /><w:jc w:val="center" /></w:pPr><w:r><w:rPr><w:rFonts w:ascii="Carlito" w:eastAsia="Carlito" w:hAnsi="Carlito" /><w:color w:val="252525" /><w:sz w:val="17" /></w:rPr><w:t>Advanced</w:t></w:r></w:p></w:tc><w:tc><w:tcPr><w:tcW w:w="1944" w:type="dxa" /><w:tcBorders><w:top w:val="single" w:sz="5" w:space="0" w:color="D7D9DE" /><w:left w:val="single" w:sz="5" w:space="0" w:color="D7D9DE" /><w:bottom w:val="single" w:sz="5" w:space="0" w:color="D7D9DE" /><w:right w:val="single" w:sz="5" w:space="0" w:color="D7D9DE" /></w:tcBorders><w:tcMar><w:top w:w="55" w:type="dxa" /><w:left w:w="70" w:type="dxa" /><w:bottom w:w="55" w:type="dxa" /><w:right w:w="70" w:type="dxa" /></w:tcMar><w:vAlign w:val="center" /></w:tcPr><w:p><w:pPr><w:spacing w:after="0" w:line="240" w:lineRule="auto" /><w:jc w:val="center" /></w:pPr><w:r><w:rPr><w:rFonts w:ascii="Carlito" w:eastAsia="Carlito" w:hAnsi="Carlito" /><w:color w:val="252525" /><w:sz w:val="17" /></w:rPr><w:t>2025-07-01</w:t></w:r></w:p></w:tc><w:tc><w:tcPr><w:tcW w:w="1944" w:type="dxa" /><w:tcBorders><w:top w:val="single" w:sz="5" w:space="0" w:color="D7D9DE" /><w:left w:val="single" w:sz="5" w:space="0" w:color="D7D9DE" /><w:bottom w:val="single" w:sz="5" w:space="0" w:color="D7D9DE" /><w:right w:val="single" w:sz="5" w:space="0" w:color="D7D9DE" /></w:tcBorders><w:tcMar><w:top w:w="55" w:type="dxa" /><w:left w:w="70" w:type="dxa" /><w:bottom w:w="55" w:type="dxa" /><w:right w:w="70" w:type="dxa" /></w:tcMar><w:vAlign w:val="center" /></w:tcPr><w:p><w:pPr><w:spacing w:after="0" w:line="240" w:lineRule="auto" /><w:jc w:val="center" /></w:pPr><w:r><w:rPr><w:rFonts w:ascii="Carlito" w:eastAsia="Carlito" w:hAnsi="Carlito" /><w:color w:val="252525" /><w:sz w:val="17" /></w:rPr><w:t>9999-12-31</w:t></w:r></w:p></w:tc><w:tc><w:tcPr><w:tcW w:w="1296" w:type="dxa" /><w:tcBorders><w:top w:val="single" w:sz="5" w:space="0" w:color="D7D9DE" /><w:left w:val="single" w:sz="5" w:space="0" w:color="D7D9DE" /><w:bottom w:val="single" w:sz="5" w:space="0" w:color="D7D9DE" /><w:right w:val="single" w:sz="5" w:space="0" w:color="D7D9DE" /></w:tcBorders><w:tcMar><w:top w:w="55" w:type="dxa" /><w:left w:w="70" w:type="dxa" /><w:bottom w:w="55" w:type="dxa" /><w:right w:w="70" w:type="dxa" /></w:tcMar><w:vAlign w:val="center" /></w:tcPr><w:p><w:pPr><w:spacing w:after="0" w:line="240" w:lineRule="auto" /><w:jc w:val="center" /></w:pPr><w:r><w:rPr><w:rFonts w:ascii="Carlito" w:eastAsia="Carlito" w:hAnsi="Carlito" /><w:color w:val="252525" /><w:sz w:val="17" /></w:rPr><w:t>1</w:t></w:r></w:p></w:tc></w:tr></w:tbl><w:p><w:pPr><w:pStyle w:val="ReportSubheading" /></w:pPr><w:r><w:t>As-of lookup used when loading facts</w:t></w:r></w:p><w:tbl><w:tblPr><w:tblW w:w="0" w:type="auto" /><w:jc w:val="center" /><w:tblLayout w:type="fixed" /><w:tblLook w:val="04A0" w:firstRow="1" w:lastRow="0" w:firstColumn="1" w:lastColumn="0" w:noHBand="0" w:noVBand="1" /></w:tblPr><w:tblGrid><w:gridCol w:w="1872" /><w:gridCol w:w="2664" /><w:gridCol w:w="2088" /><w:gridCol w:w="3312" /></w:tblGrid><w:tr><w:trPr><w:cantSplit /><w:jc w:val="center" /></w:trPr><w:tc><w:tcPr><w:tcW w:w="9936" w:type="dxa" /><w:gridSpan w:val="4" /><w:tcBorders><w:top w:val="single" w:sz="6" w:space="0" w:color="D7D9DE" /><w:left w:val="single" w:sz="6" w:space="0" w:color="D7D9DE" /><w:bottom w:val="single" w:sz="6" w:space="0" w:color="D7D9DE" /><w:right w:val="single" w:sz="6" w:space="0" w:color="D7D9DE" /></w:tcBorders><w:tcMar><w:top w:w="75" w:type="dxa" /><w:left w:w="95" w:type="dxa" /><w:bottom w:w="75" w:type="dxa" /><w:right w:w="95" w:type="dxa" /></w:tcMar></w:tcPr><w:p><w:pPr><w:spacing w:after="0" w:line="228" w:lineRule="auto" /></w:pPr><w:r><w:rPr><w:rFonts w:ascii="Liberation Mono" w:eastAsia="Liberation Mono" w:hAnsi="Liberation Mono" /><w:color w:val="1C1C1C" /><w:sz w:val="18" /></w:rPr><w:t>SELECT l.LoanRef, l.MemberID, l.StartDatetime,</w:t></w:r><w:r><w:br /></w:r><w:r><w:rPr><w:rFonts w:ascii="Liberation Mono" w:eastAsia="Liberation Mono" w:hAnsi="Liberation Mono" /><w:color w:val="1C1C1C" /><w:sz w:val="18" /></w:rPr><w:t xml:space="preserve">       d.MemberKey, d.TierName</w:t></w:r><w:r><w:br /></w:r><w:r><w:rPr><w:rFonts w:ascii="Liberation Mono" w:eastAsia="Liberation Mono" w:hAnsi="Liberation Mono" /><w:color w:val="1C1C1C" /><w:sz w:val="18" /></w:rPr><w:t>FROM StgLoan AS l</w:t></w:r><w:r><w:br /></w:r><w:r><w:rPr><w:rFonts w:ascii="Liberation Mono" w:eastAsia="Liberation Mono" w:hAnsi="Liberation Mono" /><w:color w:val="1C1C1C" /><w:sz w:val="18" /></w:rPr><w:t>JOIN DimMemberHistory AS d</w:t></w:r><w:r><w:br /></w:r><w:r><w:rPr><w:rFonts w:ascii="Liberation Mono" w:eastAsia="Liberation Mono" w:hAnsi="Liberation Mono" /><w:color w:val="1C1C1C" /><w:sz w:val="18" /></w:rPr><w:t xml:space="preserve">  ON d.MemberID = l.MemberID</w:t></w:r><w:r><w:br /></w:r><w:r><w:rPr><w:rFonts w:ascii="Liberation Mono" w:eastAsia="Liberation Mono" w:hAnsi="Liberation Mono" /><w:color w:val="1C1C1C" /><w:sz w:val="18" /></w:rPr><w:t xml:space="preserve"> AND l.StartDatetime &gt;= d.EffectiveFrom</w:t></w:r><w:r><w:br /></w:r><w:r><w:rPr><w:rFonts w:ascii="Liberation Mono" w:eastAsia="Liberation Mono" w:hAnsi="Liberation Mono" /><w:color w:val="1C1C1C" /><w:sz w:val="18" /></w:rPr><w:t xml:space="preserve"> AND l.StartDatetime &lt;  d.EffectiveTo</w:t></w:r><w:r><w:br /></w:r><w:r><w:rPr><w:rFonts w:ascii="Liberation Mono" w:eastAsia="Liberation Mono" w:hAnsi="Liberation Mono" /><w:color w:val="1C1C1C" /><w:sz w:val="18" /></w:rPr><w:t>ORDER BY l.StartDatetime;</w:t></w:r></w:p></w:tc></w:tr><w:tr><w:trPr><w:cantSplit /><w:tblHeader /><w:jc w:val="center" /></w:trPr><w:tc><w:tcPr><w:tcW w:w="1872" w:type="dxa" /><w:tcBorders><w:top w:val="single" w:sz="5" w:space="0" w:color="D7D9DE" /><w:left w:val="single" w:sz="5" w:space="0" w:color="D7D9DE" /><w:bottom w:val="single" w:sz="5" w:space="0" w:color="D7D9DE" /><w:right w:val="single" w:sz="5" w:space="0" w:color="D7D9DE" /></w:tcBorders><w:tcMar><w:top w:w="55" w:type="dxa" /><w:left w:w="70" w:type="dxa" /><w:bottom w:w="55" w:type="dxa" /><w:right w:w="70" w:type="dxa" /></w:tcMar><w:vAlign w:val="center" /></w:tcPr><w:p><w:pPr><w:spacing w:after="0" w:line="240" w:lineRule="auto" /><w:jc w:val="center" /></w:pPr><w:r><w:rPr><w:rFonts w:ascii="Carlito" w:eastAsia="Carlito" w:hAnsi="Carlito" /><w:b /><w:color w:val="1C1C1C" /><w:sz w:val="19" /></w:rPr><w:t>Loan</w:t></w:r></w:p></w:tc><w:tc><w:tcPr><w:tcW w:w="2664" w:type="dxa" /><w:tcBorders><w:top w:val="single" w:sz="5" w:space="0" w:color="D7D9DE" /><w:left w:val="single" w:sz="5" w:space="0" w:color="D7D9DE" /><w:bottom w:val="single" w:sz="5" w:space="0" w:color="D7D9DE" /><w:right w:val="single" w:sz="5" w:space="0" w:color="D7D9DE" /></w:tcBorders><w:tcMar><w:top w:w="55" w:type="dxa" /><w:left w:w="70" w:type="dxa" /><w:bottom w:w="55" w:type="dxa" /><w:right w:w="70" w:type="dxa" /></w:tcMar><w:vAlign w:val="center" /></w:tcPr><w:p><w:pPr><w:spacing w:after="0" w:line="240" w:lineRule="auto" /><w:jc w:val="center" /></w:pPr><w:r><w:rPr><w:rFonts w:ascii="Carlito" w:eastAsia="Carlito" w:hAnsi="Carlito" /><w:b /><w:color w:val="1C1C1C" /><w:sz w:val="19" /></w:rPr><w:t>Start date</w:t></w:r></w:p></w:tc><w:tc><w:tcPr><w:tcW w:w="2088" w:type="dxa" /><w:tcBorders><w:top w:val="single" w:sz="5" w:space="0" w:color="D7D9DE" /><w:left w:val="single" w:sz="5" w:space="0" w:color="D7D9DE" /><w:bottom w:val="single" w:sz="5" w:space="0" w:color="D7D9DE" /><w:right w:val="single" w:sz="5" w:space="0" w:color="D7D9DE" /></w:tcBorders><w:tcMar><w:top w:w="55" w:type="dxa" /><w:left w:w="70" w:type="dxa" /><w:bottom w:w="55" w:type="dxa" /><w:right w:w="70" w:type="dxa" /></w:tcMar><w:vAlign w:val="center" /></w:tcPr><w:p><w:pPr><w:spacing w:after="0" w:line="240" w:lineRule="auto" /><w:jc w:val="center" /></w:pPr><w:r><w:rPr><w:rFonts w:ascii="Carlito" w:eastAsia="Carlito" w:hAnsi="Carlito" /><w:b /><w:color w:val="1C1C1C" /><w:sz w:val="19" /></w:rPr><w:t>MemberKey</w:t></w:r></w:p></w:tc><w:tc><w:tcPr><w:tcW w:w="3311" w:type="dxa" /><w:tcBorders><w:top w:val="single" w:sz="5" w:space="0" w:color="D7D9DE" /><w:left w:val="single" w:sz="5" w:space="0" w:color="D7D9DE" /><w:bottom w:val="single" w:sz="5" w:space="0" w:color="D7D9DE" /><w:right w:val="single" w:sz="5" w:space="0" w:color="D7D9DE" /></w:tcBorders><w:tcMar><w:top w:w="55" w:type="dxa" /><w:left w:w="70" w:type="dxa" /><w:bottom w:w="55" w:type="dxa" /><w:right w:w="70" w:type="dxa" /></w:tcMar><w:vAlign w:val="center" /></w:tcPr><w:p><w:pPr><w:spacing w:after="0" w:line="240" w:lineRule="auto" /><w:jc w:val="center" /></w:pPr><w:r><w:rPr><w:rFonts w:ascii="Carlito" w:eastAsia="Carlito" w:hAnsi="Carlito" /><w:b /><w:color w:val="1C1C1C" /><w:sz w:val="19" /></w:rPr><w:t>Tier at loan time</w:t></w:r></w:p></w:tc></w:tr><w:tr><w:trPr><w:cantSplit /><w:jc w:val="center" /></w:trPr><w:tc><w:tcPr><w:tcW w:w="1872" w:type="dxa" /><w:tcBorders><w:top w:val="single" w:sz="5" w:space="0" w:color="D7D9DE" /><w:left w:val="single" w:sz="5" w:space="0" w:color="D7D9DE" /><w:bottom w:val="single" w:sz="5" w:space="0" w:color="D7D9DE" /><w:right w:val="single" w:sz="5" w:space="0" w:color="D7D9DE" /></w:tcBorders><w:tcMar><w:top w:w="55" w:type="dxa" /><w:left w:w="70" w:type="dxa" /><w:bottom w:w="55" w:type="dxa" /><w:right w:w="70" w:type="dxa" /></w:tcMar><w:vAlign w:val="center" /></w:tcPr><w:p><w:pPr><w:spacing w:after="0" w:line="240" w:lineRule="auto" /><w:jc w:val="center" /></w:pPr><w:r><w:rPr><w:rFonts w:ascii="Carlito" w:eastAsia="Carlito" w:hAnsi="Carlito" /><w:color w:val="252525" /><w:sz w:val="18" /></w:rPr><w:t>L9001</w:t></w:r></w:p></w:tc><w:tc><w:tcPr><w:tcW w:w="2664" w:type="dxa" /><w:tcBorders><w:top w:val="single" w:sz="5" w:space="0" w:color="D7D9DE" /><w:left w:val="single" w:sz="5" w:space="0" w:color="D7D9DE" /><w:bottom w:val="single" w:sz="5" w:space="0" w:color="D7D9DE" /><w:right w:val="single" w:sz="5" w:space="0" w:color="D7D9DE" /></w:tcBorders><w:tcMar><w:top w:w="55" w:type="dxa" /><w:left w:w="70" w:type="dxa" /><w:bottom w:w="55" w:type="dxa" /><w:right w:w="70" w:type="dxa" /></w:tcMar><w:vAlign w:val="center" /></w:tcPr><w:p><w:pPr><w:spacing w:after="0" w:line="240" w:lineRule="auto" /><w:jc w:val="center" /></w:pPr><w:r><w:rPr><w:rFonts w:ascii="Carlito" w:eastAsia="Carlito" w:hAnsi="Carlito" /><w:color w:val="252525" /><w:sz w:val="18" /></w:rPr><w:t>2025-06-20</w:t></w:r></w:p></w:tc><w:tc><w:tcPr><w:tcW w:w="2088" w:type="dxa" /><w:tcBorders><w:top w:val="single" w:sz="5" w:space="0" w:color="D7D9DE" /><w:left w:val="single" w:sz="5" w:space="0" w:color="D7D9DE" /><w:bottom w:val="single" w:sz="5" w:space="0" w:color="D7D9DE" /><w:right w:val="single" w:sz="5" w:space="0" w:color="D7D9DE" /></w:tcBorders><w:tcMar><w:top w:w="55" w:type="dxa" /><w:left w:w="70" w:type="dxa" /><w:bottom w:w="55" w:type="dxa" /><w:right w:w="70" w:type="dxa" /></w:tcMar><w:vAlign w:val="center" /></w:tcPr><w:p><w:pPr><w:spacing w:after="0" w:line="240" w:lineRule="auto" /><w:jc w:val="center" /></w:pPr><w:r><w:rPr><w:rFonts w:ascii="Carlito" w:eastAsia="Carlito" w:hAnsi="Carlito" /><w:color w:val="252525" /><w:sz w:val="18" /></w:rPr><w:t>101</w:t></w:r></w:p></w:tc><w:tc><w:tcPr><w:tcW w:w="3311" w:type="dxa" /><w:tcBorders><w:top w:val="single" w:sz="5" w:space="0" w:color="D7D9DE" /><w:left w:val="single" w:sz="5" w:space="0" w:color="D7D9DE" /><w:bottom w:val="single" w:sz="5" w:space="0" w:color="D7D9DE" /><w:right w:val="single" w:sz="5" w:space="0" w:color="D7D9DE" /></w:tcBorders><w:tcMar><w:top w:w="55" w:type="dxa" /><w:left w:w="70" w:type="dxa" /><w:bottom w:w="55" w:type="dxa" /><w:right w:w="70" w:type="dxa" /></w:tcMar><w:vAlign w:val="center" /></w:tcPr><w:p><w:pPr><w:spacing w:after="0" w:line="240" w:lineRule="auto" /><w:jc w:val="center" /></w:pPr><w:r><w:rPr><w:rFonts w:ascii="Carlito" w:eastAsia="Carlito" w:hAnsi="Carlito" /><w:color w:val="252525" /><w:sz w:val="18" /></w:rPr><w:t>Basic</w:t></w:r></w:p></w:tc></w:tr><w:tr><w:trPr><w:cantSplit /><w:jc w:val="center" /></w:trPr><w:tc><w:tcPr><w:tcW w:w="1872" w:type="dxa" /><w:tcBorders><w:top w:val="single" w:sz="5" w:space="0" w:color="D7D9DE" /><w:left w:val="single" w:sz="5" w:space="0" w:color="D7D9DE" /><w:bottom w:val="single" w:sz="5" w:space="0" w:color="D7D9DE" /><w:right w:val="single" w:sz="5" w:space="0" w:color="D7D9DE" /></w:tcBorders><w:tcMar><w:top w:w="55" w:type="dxa" /><w:left w:w="70" w:type="dxa" /><w:bottom w:w="55" w:type="dxa" /><w:right w:w="70" w:type="dxa" /></w:tcMar><w:vAlign w:val="center" /></w:tcPr><w:p><w:pPr><w:spacing w:after="0" w:line="240" w:lineRule="auto" /><w:jc w:val="center" /></w:pPr><w:r><w:rPr><w:rFonts w:ascii="Carlito" w:eastAsia="Carlito" w:hAnsi="Carlito" /><w:color w:val="252525" /><w:sz w:val="18" /></w:rPr><w:t>L9002</w:t></w:r></w:p></w:tc><w:tc><w:tcPr><w:tcW w:w="2664" w:type="dxa" /><w:tcBorders><w:top w:val="single" w:sz="5" w:space="0" w:color="D7D9DE" /><w:left w:val="single" w:sz="5" w:space="0" w:color="D7D9DE" /><w:bottom w:val="single" w:sz="5" w:space="0" w:color="D7D9DE" /><w:right w:val="single" w:sz="5" w:space="0" w:color="D7D9DE" /></w:tcBorders><w:tcMar><w:top w:w="55" w:type="dxa" /><w:left w:w="70" w:type="dxa" /><w:bottom w:w="55" w:type="dxa" /><w:right w:w="70" w:type="dxa" /></w:tcMar><w:vAlign w:val="center" /></w:tcPr><w:p><w:pPr><w:spacing w:after="0" w:line="240" w:lineRule="auto" /><w:jc w:val="center" /></w:pPr><w:r><w:rPr><w:rFonts w:ascii="Carlito" w:eastAsia="Carlito" w:hAnsi="Carlito" /><w:color w:val="252525" /><w:sz w:val="18" /></w:rPr><w:t>2025-07-10</w:t></w:r></w:p></w:tc><w:tc><w:tcPr><w:tcW w:w="2088" w:type="dxa" /><w:tcBorders><w:top w:val="single" w:sz="5" w:space="0" w:color="D7D9DE" /><w:left w:val="single" w:sz="5" w:space="0" w:color="D7D9DE" /><w:bottom w:val="single" w:sz="5" w:space="0" w:color="D7D9DE" /><w:right w:val="single" w:sz="5" w:space="0" w:color="D7D9DE" /></w:tcBorders><w:tcMar><w:top w:w="55" w:type="dxa" /><w:left w:w="70" w:type="dxa" /><w:bottom w:w="55" w:type="dxa" /><w:right w:w="70" w:type="dxa" /></w:tcMar><w:vAlign w:val="center" /></w:tcPr><w:p><w:pPr><w:spacing w:after="0" w:line="240" w:lineRule="auto" /><w:jc w:val="center" /></w:pPr><w:r><w:rPr><w:rFonts w:ascii="Carlito" w:eastAsia="Carlito" w:hAnsi="Carlito" /><w:color w:val="252525" /><w:sz w:val="18" /></w:rPr><w:t>305</w:t></w:r></w:p></w:tc><w:tc><w:tcPr><w:tcW w:w="3311" w:type="dxa" /><w:tcBorders><w:top w:val="single" w:sz="5" w:space="0" w:color="D7D9DE" /><w:left w:val="single" w:sz="5" w:space="0" w:color="D7D9DE" /><w:bottom w:val="single" w:sz="5" w:space="0" w:color="D7D9DE" /><w:right w:val="single" w:sz="5" w:space="0" w:color="D7D9DE" /></w:tcBorders><w:tcMar><w:top w:w="55" w:type="dxa" /><w:left w:w="70" w:type="dxa" /><w:bottom w:w="55" w:type="dxa" /><w:right w:w="70" w:type="dxa" /></w:tcMar><w:vAlign w:val="center" /></w:tcPr><w:p><w:pPr><w:spacing w:after="0" w:line="240" w:lineRule="auto" /><w:jc w:val="center" /></w:pPr><w:r><w:rPr><w:rFonts w:ascii="Carlito" w:eastAsia="Carlito" w:hAnsi="Carlito" /><w:color w:val="252525" /><w:sz w:val="18" /></w:rPr><w:t>Advanced</w:t></w:r></w:p></w:tc></w:tr></w:tbl><w:p><w:pPr><w:pStyle w:val="ReportBody" /></w:pPr><w:r><w:t>The loan on 20 June points to the expired Basic row, while the loan on 10 July points to the current Advanced row. Earlier facts are not rewritten when the upgrade occurs. This is the central benefit of Type 2: history is partitioned by surrogate key rather than relabelled by a later change.</w:t></w:r></w:p><w:p><w:pPr><w:pStyle w:val="ReportSubheading" /></w:pPr><w:r><w:t>Validation queries</w:t></w:r></w:p><w:tbl><w:tblPr><w:tblW w:w="0" w:type="auto" /><w:jc w:val="center" /><w:tblLayout w:type="fixed" /><w:tblLook w:val="04A0" w:firstRow="1" w:lastRow="0" w:firstColumn="1" w:lastColumn="0" w:noHBand="0" w:noVBand="1" /></w:tblPr><w:tblGrid><w:gridCol w:w="9936" /></w:tblGrid><w:tr><w:trPr><w:cantSplit /><w:jc w:val="center" /></w:trPr><w:tc><w:tcPr><w:tcW w:w="9936" w:type="dxa" /><w:tcBorders><w:top w:val="single" w:sz="6" w:space="0" w:color="D7D9DE" /><w:left w:val="single" w:sz="6" w:space="0" w:color="D7D9DE" /><w:bottom w:val="single" w:sz="6" w:space="0" w:color="D7D9DE" /><w:right w:val="single" w:sz="6" w:space="0" w:color="D7D9DE" /></w:tcBorders><w:tcMar><w:top w:w="75" w:type="dxa" /><w:left w:w="95" w:type="dxa" /><w:bottom w:w="75" w:type="dxa" /><w:right w:w="95" w:type="dxa" /></w:tcMar></w:tcPr><w:p><w:pPr><w:spacing w:after="0" w:line="228" w:lineRule="auto" /></w:pPr><w:r><w:rPr><w:rFonts w:ascii="Liberation Mono" w:eastAsia="Liberation Mono" w:hAnsi="Liberation Mono" /><w:color w:val="1C1C1C" /><w:sz w:val="16" /></w:rPr><w:t>-- Exactly one current row per natural key</w:t></w:r><w:r><w:br /></w:r><w:r><w:rPr><w:rFonts w:ascii="Liberation Mono" w:eastAsia="Liberation Mono" w:hAnsi="Liberation Mono" /><w:color w:val="1C1C1C" /><w:sz w:val="16" /></w:rPr><w:t>SELECT MemberID</w:t></w:r><w:r><w:br /></w:r><w:r><w:rPr><w:rFonts w:ascii="Liberation Mono" w:eastAsia="Liberation Mono" w:hAnsi="Liberation Mono" /><w:color w:val="1C1C1C" /><w:sz w:val="16" /></w:rPr><w:t>FROM DimMemberHistory</w:t></w:r><w:r><w:br /></w:r><w:r><w:rPr><w:rFonts w:ascii="Liberation Mono" w:eastAsia="Liberation Mono" w:hAnsi="Liberation Mono" /><w:color w:val="1C1C1C" /><w:sz w:val="16" /></w:rPr><w:t>GROUP BY MemberID</w:t></w:r><w:r><w:br /></w:r><w:r><w:rPr><w:rFonts w:ascii="Liberation Mono" w:eastAsia="Liberation Mono" w:hAnsi="Liberation Mono" /><w:color w:val="1C1C1C" /><w:sz w:val="16" /></w:rPr><w:t>HAVING SUM(IsCurrent) &lt;&gt; 1;</w:t></w:r><w:r><w:br /></w:r><w:r><w:br /></w:r><w:r><w:rPr><w:rFonts w:ascii="Liberation Mono" w:eastAsia="Liberation Mono" w:hAnsi="Liberation Mono" /><w:color w:val="1C1C1C" /><w:sz w:val="16" /></w:rPr><w:t>-- No overlapping effective periods</w:t></w:r><w:r><w:br /></w:r><w:r><w:rPr><w:rFonts w:ascii="Liberation Mono" w:eastAsia="Liberation Mono" w:hAnsi="Liberation Mono" /><w:color w:val="1C1C1C" /><w:sz w:val="16" /></w:rPr><w:t>SELECT a.MemberID, a.MemberKey, b.MemberKey</w:t></w:r><w:r><w:br /></w:r><w:r><w:rPr><w:rFonts w:ascii="Liberation Mono" w:eastAsia="Liberation Mono" w:hAnsi="Liberation Mono" /><w:color w:val="1C1C1C" /><w:sz w:val="16" /></w:rPr><w:t>FROM DimMemberHistory a</w:t></w:r><w:r><w:br /></w:r><w:r><w:rPr><w:rFonts w:ascii="Liberation Mono" w:eastAsia="Liberation Mono" w:hAnsi="Liberation Mono" /><w:color w:val="1C1C1C" /><w:sz w:val="16" /></w:rPr><w:t>JOIN DimMemberHistory b</w:t></w:r><w:r><w:br /></w:r><w:r><w:rPr><w:rFonts w:ascii="Liberation Mono" w:eastAsia="Liberation Mono" w:hAnsi="Liberation Mono" /><w:color w:val="1C1C1C" /><w:sz w:val="16" /></w:rPr><w:t xml:space="preserve">  ON a.MemberID = b.MemberID</w:t></w:r><w:r><w:br /></w:r><w:r><w:rPr><w:rFonts w:ascii="Liberation Mono" w:eastAsia="Liberation Mono" w:hAnsi="Liberation Mono" /><w:color w:val="1C1C1C" /><w:sz w:val="16" /></w:rPr><w:t xml:space="preserve"> AND a.MemberKey &lt; b.MemberKey</w:t></w:r><w:r><w:br /></w:r><w:r><w:rPr><w:rFonts w:ascii="Liberation Mono" w:eastAsia="Liberation Mono" w:hAnsi="Liberation Mono" /><w:color w:val="1C1C1C" /><w:sz w:val="16" /></w:rPr><w:t xml:space="preserve"> AND a.EffectiveFrom &lt; b.EffectiveTo</w:t></w:r><w:r><w:br /></w:r><w:r><w:rPr><w:rFonts w:ascii="Liberation Mono" w:eastAsia="Liberation Mono" w:hAnsi="Liberation Mono" /><w:color w:val="1C1C1C" /><w:sz w:val="16" /></w:rPr><w:t xml:space="preserve"> AND b.EffectiveFrom &lt; a.EffectiveTo;</w:t></w:r></w:p></w:tc></w:tr></w:tbl><w:p><w:pPr><w:pStyle w:val="ReportBody" /></w:pPr><w:r><w:t>Both checks should return an empty set. A third reconciliation should confirm that every staged fact matches exactly one member version; zero matches indicate a gap, while more than one match indicates overlapping periods.</w:t></w:r></w:p><w:p><w:pPr><w:spacing w:after="0" /></w:pPr><w:r><w:br w:type="page" /></w:r></w:p><w:p><w:pPr><w:pStyle w:val="ReportHeading" /><w:pBdr><w:bottom w:val="single" w:sz="10" w:space="2" w:color="8ED14B" /></w:pBdr></w:pPr><w:r><w:lastRenderedPageBreak /><w:t>6. Application, trade-offs and conclusion</w:t></w:r></w:p><w:p><w:pPr><w:pStyle w:val="ReportBody" /></w:pPr><w:r><w:t>This design lets the library compare loan activity by the tier held at the time of borrowing. It also supports questions such as whether behaviour changed after an upgrade, whether increased borrow limits affected overdue rates, and how long members usually remain in each tier. Current-profile reports can filter IsCurrent = 1, while historical fact reports use MemberKey.</w:t></w:r></w:p><w:p><w:pPr><w:pStyle w:val="ReportSubheading" /></w:pPr><w:r><w:t>Trade-offs</w:t></w:r></w:p><w:p><w:pPr><w:pStyle w:val="ReportBullet" /><w:ind w:left="360" w:hanging="216" /></w:pPr><w:r><w:rPr><w:b /><w:color w:val="5D8F2B" /><w:sz w:val="22" /></w:rPr><w:t xml:space="preserve">• </w:t></w:r><w:r><w:rPr><w:sz w:val="22" /></w:rPr><w:t>The dimension contains more rows and the ETL is more complex than a simple overwrite.</w:t></w:r></w:p><w:p><w:pPr><w:pStyle w:val="ReportBullet" /><w:ind w:left="360" w:hanging="216" /></w:pPr><w:r><w:rPr><w:b /><w:color w:val="5D8F2B" /><w:sz w:val="22" /></w:rPr><w:t xml:space="preserve">• </w:t></w:r><w:r><w:rPr><w:sz w:val="22" /></w:rPr><w:t>Late corrections may require a version to be split and affected facts to be re-keyed carefully.</w:t></w:r></w:p><w:p><w:pPr><w:pStyle w:val="ReportBullet" /><w:ind w:left="360" w:hanging="216" /></w:pPr><w:r><w:rPr><w:b /><w:color w:val="5D8F2B" /><w:sz w:val="22" /></w:rPr><w:t xml:space="preserve">• </w:t></w:r><w:r><w:rPr><w:sz w:val="22" /></w:rPr><w:t>Not every attribute deserves Type 2 treatment; tracking trivial corrections creates noise without analytical value.</w:t></w:r></w:p><w:p><w:pPr><w:pStyle w:val="ReportBody" /></w:pPr><w:r><w:t>The design is worthwhile when the business meaning of an attribute changes over time. Membership tier meets that test because it controls borrowing limits and is used in analysis. The key implementation rules are simple but strict: one surrogate key per version, one current row per member, contiguous non-overlapping periods, and an as-of join when the fact is loaded.</w:t></w:r></w:p><w:p><w:pPr><w:pStyle w:val="ReportBody" /></w:pPr><w:r><w:t>For Green Grass Library, SCD2 would correct a limitation in the current project design without changing the grain of FactLoan. The fact still represents one completed loan; it simply points to the member version that was valid when the loan started.</w:t></w:r></w:p><w:p><w:pPr><w:pStyle w:val="ReportSubheading" /></w:pPr><w:r><w:t>What I would demonstrate in the interview</w:t></w:r></w:p><w:p><w:pPr><w:pStyle w:val="ReportBullet" /><w:ind w:left="360" w:hanging="216" /></w:pPr><w:r><w:rPr><w:b /><w:color w:val="5D8F2B" /><w:sz w:val="21" /></w:rPr><w:t xml:space="preserve">• </w:t></w:r><w:r><w:rPr><w:sz w:val="21" /></w:rPr><w:t>Upgrade M0107 and show that two dimension rows exist afterwards.</w:t></w:r></w:p><w:p><w:pPr><w:pStyle w:val="ReportBullet" /><w:ind w:left="360" w:hanging="216" /></w:pPr><w:r><w:rPr><w:b /><w:color w:val="5D8F2B" /><w:sz w:val="21" /></w:rPr><w:t xml:space="preserve">• </w:t></w:r><w:r><w:rPr><w:sz w:val="21" /></w:rPr><w:t>Run the as-of join for one loan before and one loan after the boundary.</w:t></w:r></w:p><w:p><w:pPr><w:pStyle w:val="ReportBullet" /><w:ind w:left="360" w:hanging="216" /></w:pPr><w:r><w:rPr><w:b /><w:color w:val="5D8F2B" /><w:sz w:val="21" /></w:rPr><w:t xml:space="preserve">• </w:t></w:r><w:r><w:rPr><w:sz w:val="21" /></w:rPr><w:t>Execute the current-row and overlap checks and explain why empty output is expected.</w:t></w:r></w:p><w:p><w:pPr><w:pStyle w:val="ReportSubheading" /></w:pPr><w:r><w:t>References</w:t></w:r></w:p><w:p><w:pPr><w:pStyle w:val="ReportReference" /></w:pPr><w:r><w:rPr><w:sz w:val="18" /></w:rPr><w:t>[1] Kimball Group. (n.d.). Type 2: Add New Row. https://www.kimballgroup.com/data-warehouse-business-intelligence-resources/kimball-techniques/dimensional-modeling-techniques/type-2/</w:t></w:r></w:p><w:p><w:pPr><w:pStyle w:val="ReportReference" /></w:pPr><w:r><w:rPr><w:sz w:val="18" /></w:rPr><w:t>[2] Kimball, R. (2008). Slowly Changing Dimensions, Part 2. Kimball Group. https://www.kimballgroup.com/2008/09/slowly-changing-dimensions-part-2/</w:t></w:r></w:p><w:p><w:pPr><w:pStyle w:val="ReportReference" /></w:pPr><w:r><w:rPr><w:sz w:val="18" /></w:rPr><w:t>[3] Oracle. (2026). MySQL 8.4 Reference Manual. https://dev.mysql.com/doc/refman/8.4/en/</w:t></w:r></w:p><w:p><w:pPr><w:pStyle w:val="ReportReference" /></w:pPr><w:r><w:rPr><w:sz w:val="18" /></w:rPr><w:t>[4] Singapore Polytechnic. (2026). ST1501 Data Engineering CA2 Specification, 2026/2027 Semester 1.</w:t></w:r></w:p><w:sectPr><w:headerReference w:type="even" r:id="rId11" /><w:headerReference w:type="default" r:id="rId12" /><w:footerReference w:type="default" r:id="rId13" /><w:headerReference w:type="first" r:id="rId14" /><w:pgSz w:w="11909" w:h="16834" w:code="9" /><w:pgMar w:top="1440" w:right="1080" w:bottom="1440" w:left="1080" w:header="720" w:footer="720" w:gutter="0" /><w:pgNumType w:start="0" /><w:cols w:space="720" /><w:titlePg /><w:docGrid w:linePitch="272" /></w:sectPr></w:body></w:document>
 </file>
 
 <file path=word/endnotes.xml><?xml version="1.0" encoding="utf-8"?>

--- a/Individuals/final_reports/p2510864-ChinGuanChung-CA2_Individual.docx
+++ b/Individuals/final_reports/p2510864-ChinGuanChung-CA2_Individual.docx
@@ -1,6 +1,6304 @@
 
-<file path=word/document.xml><?xml version="1.0" encoding="UTF-8" standalone="yes"?>
-<w:document xmlns:wpc="http://schemas.microsoft.com/office/word/2010/wordprocessingCanvas" xmlns:cx="http://schemas.microsoft.com/office/drawing/2014/chartex" xmlns:cx1="http://schemas.microsoft.com/office/drawing/2015/9/8/chartex" xmlns:cx2="http://schemas.microsoft.com/office/drawing/2015/10/21/chartex" xmlns:cx3="http://schemas.microsoft.com/office/drawing/2016/5/9/chartex" xmlns:cx4="http://schemas.microsoft.com/office/drawing/2016/5/10/chartex" xmlns:cx5="http://schemas.microsoft.com/office/drawing/2016/5/11/chartex" xmlns:cx6="http://schemas.microsoft.com/office/drawing/2016/5/12/chartex" xmlns:cx7="http://schemas.microsoft.com/office/drawing/2016/5/13/chartex" xmlns:cx8="http://schemas.microsoft.com/office/drawing/2016/5/14/chartex" xmlns:mc="http://schemas.openxmlformats.org/markup-compatibility/2006" xmlns:aink="http://schemas.microsoft.com/office/drawing/2016/ink" xmlns:am3d="http://schemas.microsoft.com/office/drawing/2017/model3d" xmlns:o="urn:schemas-microsoft-com:office:office" xmlns:oel="http://schemas.microsoft.com/office/2019/extlst" xmlns:r="http://schemas.openxmlformats.org/officeDocument/2006/relationships" xmlns:m="http://schemas.openxmlformats.org/officeDocument/2006/math" xmlns:v="urn:schemas-microsoft-com:vml" xmlns:wp14="http://schemas.microsoft.com/office/word/2010/wordprocessingDrawing" xmlns:wp="http://schemas.openxmlformats.org/drawingml/2006/wordprocessingDrawing" xmlns:w10="urn:schemas-microsoft-com:office:word" xmlns:w="http://schemas.openxmlformats.org/wordprocessingml/2006/main" xmlns:w14="http://schemas.microsoft.com/office/word/2010/wordml" xmlns:w15="http://schemas.microsoft.com/office/word/2012/wordml" xmlns:w16cei="http://schemas.microsoft.com/office/word/2026/wordml/cei" xmlns:w16cex="http://schemas.microsoft.com/office/word/2018/wordml/cex" xmlns:w16cid="http://schemas.microsoft.com/office/word/2016/wordml/cid" xmlns:w16="http://schemas.microsoft.com/office/word/2018/wordml" xmlns:w16du="http://schemas.microsoft.com/office/word/2023/wordml/word16du" xmlns:w16sdtdh="http://schemas.microsoft.com/office/word/2020/wordml/sdtdatahash" xmlns:w16sdtfl="http://schemas.microsoft.com/office/word/2024/wordml/sdtformatlock" xmlns:w16se="http://schemas.microsoft.com/office/word/2015/wordml/symex" xmlns:wpg="http://schemas.microsoft.com/office/word/2010/wordprocessingGroup" xmlns:wpi="http://schemas.microsoft.com/office/word/2010/wordprocessingInk" xmlns:wne="http://schemas.microsoft.com/office/word/2006/wordml" xmlns:wps="http://schemas.microsoft.com/office/word/2010/wordprocessingShape" mc:Ignorable="w14 w15 w16se w16cid w16 w16cex w16sdtdh w16sdtfl w16du wp14"><w:body><w:p><w:pPr><w:pStyle w:val="NoSpacing" /><w:ind w:left="-567" /><w:rPr><w:rFonts w:eastAsia="Times New Roman" w:cs="Times New Roman" /><w:noProof /><w:sz w:val="24" /><w:szCs w:val="24" /><w:lang w:eastAsia="en-SG" w:bidi="th-TH" /></w:rPr></w:pPr><w:r><w:rPr><w:noProof /><w:lang w:val="en-SG" w:eastAsia="en-SG" /></w:rPr><mc:AlternateContent><mc:Choice Requires="wps"><w:drawing><wp:anchor distT="0" distB="0" distL="114300" distR="114300" simplePos="0" relativeHeight="251658240" behindDoc="1" locked="0" layoutInCell="1" allowOverlap="1" wp14:anchorId="75BA97E1" wp14:editId="3F011274"><wp:simplePos x="0" y="0" /><wp:positionH relativeFrom="column"><wp:posOffset>-352425</wp:posOffset></wp:positionH><wp:positionV relativeFrom="paragraph"><wp:posOffset>-238125</wp:posOffset></wp:positionV><wp:extent cx="632460" cy="9839325" /><wp:effectExtent l="0" t="0" r="0" b="9525" /><wp:wrapNone /><wp:docPr id="4" name="Rectangle 4" /><wp:cNvGraphicFramePr /><a:graphic xmlns:a="http://schemas.openxmlformats.org/drawingml/2006/main"><a:graphicData uri="http://schemas.microsoft.com/office/word/2010/wordprocessingShape"><wps:wsp><wps:cNvSpPr /><wps:spPr><a:xfrm><a:off x="0" y="0" /><a:ext cx="632460" cy="9839325" /></a:xfrm><a:prstGeom prst="rect"><a:avLst /></a:prstGeom><a:solidFill><a:srgbClr val="92D050" /></a:solidFill><a:ln><a:noFill /></a:ln></wps:spPr><wps:style><a:lnRef idx="2"><a:schemeClr val="accent1"><a:shade val="50000" /></a:schemeClr></a:lnRef><a:fillRef idx="1"><a:schemeClr val="accent1" /></a:fillRef><a:effectRef idx="0"><a:schemeClr val="accent1" /></a:effectRef><a:fontRef idx="minor"><a:schemeClr val="lt1" /></a:fontRef></wps:style><wps:bodyPr rot="0" spcFirstLastPara="0" vert="horz" wrap="square" lIns="91440" tIns="45720" rIns="91440" bIns="45720" numCol="1" spcCol="0" rtlCol="0" fromWordArt="0" anchor="ctr" anchorCtr="0" forceAA="0" compatLnSpc="1"><a:prstTxWarp prst="textNoShape"><a:avLst /></a:prstTxWarp><a:noAutofit /></wps:bodyPr></wps:wsp></a:graphicData></a:graphic><wp14:sizeRelH relativeFrom="margin"><wp14:pctWidth>0</wp14:pctWidth></wp14:sizeRelH><wp14:sizeRelV relativeFrom="margin"><wp14:pctHeight>0</wp14:pctHeight></wp14:sizeRelV></wp:anchor></w:drawing></mc:Choice><mc:Fallback><w:pict><v:rect w14:anchorId="442B718D" id="Rectangle 4" o:spid="_x0000_s1026" style="position:absolute;margin-left:-27.75pt;margin-top:-18.75pt;width:49.8pt;height:774.75pt;z-index:-251658240;visibility:visible;mso-wrap-style:square;mso-width-percent:0;mso-height-percent:0;mso-wrap-distance-left:9pt;mso-wrap-distance-top:0;mso-wrap-distance-right:9pt;mso-wrap-distance-bottom:0;mso-position-horizontal:absolute;mso-position-horizontal-relative:text;mso-position-vertical:absolute;mso-position-vertical-relative:text;mso-width-percent:0;mso-height-percent:0;mso-width-relative:margin;mso-height-relative:margin;v-text-anchor:middle" o:gfxdata="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" fillcolor="#92d050" stroked="f" strokeweight="2pt" /></w:pict></mc:Fallback></mc:AlternateContent></w:r></w:p><w:p><w:pPr><w:pStyle w:val="NoSpacing" /><w:rPr><w:rFonts w:eastAsia="Times New Roman" w:cs="Times New Roman" /><w:noProof /><w:sz w:val="24" /><w:szCs w:val="24" /><w:lang w:eastAsia="en-SG" w:bidi="th-TH" /></w:rPr></w:pPr><w:r><w:rPr><w:noProof /><w:lang w:val="en-SG" w:eastAsia="en-SG" /></w:rPr><mc:AlternateContent><mc:Choice Requires="wps"><w:drawing><wp:anchor distT="0" distB="0" distL="114300" distR="114300" simplePos="0" relativeHeight="251658242" behindDoc="0" locked="0" layoutInCell="1" allowOverlap="1" wp14:anchorId="314475A8" wp14:editId="50BC4734"><wp:simplePos x="0" y="0" /><wp:positionH relativeFrom="page"><wp:posOffset>941070</wp:posOffset></wp:positionH><wp:positionV relativeFrom="page"><wp:posOffset>1266825</wp:posOffset></wp:positionV><wp:extent cx="5913120" cy="274320" /><wp:effectExtent l="0" t="0" r="11430" b="11430" /><wp:wrapNone /><wp:docPr id="38" name="Text Box 38" /><wp:cNvGraphicFramePr /><a:graphic xmlns:a="http://schemas.openxmlformats.org/drawingml/2006/main"><a:graphicData uri="http://schemas.microsoft.com/office/word/2010/wordprocessingShape"><wps:wsp><wps:cNvSpPr txBox="1" /><wps:spPr><a:xfrm><a:off x="0" y="0" /><a:ext cx="5913120" cy="274320" /></a:xfrm><a:prstGeom prst="rect"><a:avLst /></a:prstGeom><a:noFill /><a:ln w="6350"><a:noFill /></a:ln><a:effectLst /></wps:spPr><wps:style><a:lnRef idx="0"><a:schemeClr val="accent1" /></a:lnRef><a:fillRef idx="0"><a:schemeClr val="accent1" /></a:fillRef><a:effectRef idx="0"><a:schemeClr val="accent1" /></a:effectRef><a:fontRef idx="minor"><a:schemeClr val="dk1" /></a:fontRef></wps:style><wps:txbx><w:txbxContent><w:p><w:pPr><w:pStyle w:val="NoSpacing" /><w:jc w:val="center" /><w:rPr><w:b /><w:color w:val="B2A1C7" w:themeColor="accent4" w:themeTint="99" /><w:sz w:val="32" /><w:szCs w:val="32" /></w:rPr></w:pPr><w:sdt><w:sdtPr><w:rPr><w:b /><w:caps /><w:color w:val="B2A1C7" w:themeColor="accent4" w:themeTint="99" /><w:sz w:val="32" /><w:szCs w:val="32" /></w:rPr><w:alias w:val="Company" /><w:tag w:val="" /><w:id w:val="1410883653" /><w:dataBinding w:prefixMappings="xmlns:ns0='http://schemas.openxmlformats.org/officeDocument/2006/extended-properties' " w:xpath="/ns0:Properties[1]/ns0:Company[1]" w:storeItemID="{6668398D-A668-4E3E-A5EB-62B293D839F1}" /><w:text /></w:sdtPr><w:sdtContent><w:r><w:rPr><w:b /><w:caps /><w:color w:val="B2A1C7" w:themeColor="accent4" w:themeTint="99" /><w:sz w:val="32" /><w:szCs w:val="32" /><w:lang w:val="en-SG" /></w:rPr><w:t xml:space="preserve">SCHOOL OF </w:t></w:r><w:r><w:rPr><w:b /><w:caps /><w:color w:val="B2A1C7" w:themeColor="accent4" w:themeTint="99" /><w:sz w:val="32" /><w:szCs w:val="32" /><w:lang w:val="en-SG" /></w:rPr><w:t xml:space="preserve">COMPUTING </w:t></w:r><w:r><w:rPr><w:b /><w:caps /><w:color w:val="B2A1C7" w:themeColor="accent4" w:themeTint="99" /><w:sz w:val="32" /><w:szCs w:val="32" /><w:lang w:val="en-SG" /></w:rPr><w:t>(</w:t></w:r><w:r><w:rPr><w:b /><w:caps /><w:color w:val="B2A1C7" w:themeColor="accent4" w:themeTint="99" /><w:sz w:val="32" /><w:szCs w:val="32" /><w:lang w:val="en-SG" /></w:rPr><w:t>SOC</w:t></w:r><w:r><w:rPr><w:b /><w:caps /><w:color w:val="B2A1C7" w:themeColor="accent4" w:themeTint="99" /><w:sz w:val="32" /><w:szCs w:val="32" /><w:lang w:val="en-SG" /></w:rPr><w:t>)</w:t></w:r></w:sdtContent></w:sdt></w:p></w:txbxContent></wps:txbx><wps:bodyPr rot="0" spcFirstLastPara="0" vertOverflow="overflow" horzOverflow="overflow" vert="horz" wrap="square" lIns="0" tIns="0" rIns="0" bIns="0" numCol="1" spcCol="0" rtlCol="0" fromWordArt="0" anchor="b" anchorCtr="0" forceAA="0" compatLnSpc="1"><a:prstTxWarp prst="textNoShape"><a:avLst /></a:prstTxWarp><a:noAutofit /></wps:bodyPr></wps:wsp></a:graphicData></a:graphic><wp14:sizeRelH relativeFrom="page"><wp14:pctWidth>0</wp14:pctWidth></wp14:sizeRelH><wp14:sizeRelV relativeFrom="margin"><wp14:pctHeight>0</wp14:pctHeight></wp14:sizeRelV></wp:anchor></w:drawing></mc:Choice><mc:Fallback><w:pict><v:shapetype w14:anchorId="314475A8" id="_x0000_t202" coordsize="21600,21600" o:spt="202" path="m,l,21600r21600,l21600,xe"><v:stroke joinstyle="miter" /><v:path gradientshapeok="t" o:connecttype="rect" /></v:shapetype><v:shape id="Text Box 38" o:spid="_x0000_s1026" type="#_x0000_t202" style="position:absolute;margin-left:74.1pt;margin-top:99.75pt;width:465.6pt;height:21.6pt;z-index:251658242;visibility:visible;mso-wrap-style:square;mso-width-percent:0;mso-height-percent:0;mso-wrap-distance-left:9pt;mso-wrap-distance-top:0;mso-wrap-distance-right:9pt;mso-wrap-distance-bottom:0;mso-position-horizontal:absolute;mso-position-horizontal-relative:page;mso-position-vertical:absolute;mso-position-vertical-relative:page;mso-width-percent:0;mso-height-percent:0;mso-width-relative:page;mso-height-relative:margin;v-text-anchor:bottom" o:gfxdata="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" filled="f" stroked="f" strokeweight=".5pt"><v:textbox inset="0,0,0,0"><w:txbxContent><w:p><w:pPr><w:pStyle w:val="NoSpacing" /><w:jc w:val="center" /><w:rPr><w:b /><w:color w:val="B2A1C7" w:themeColor="accent4" w:themeTint="99" /><w:sz w:val="32" /><w:szCs w:val="32" /></w:rPr></w:pPr><w:sdt><w:sdtPr><w:rPr><w:b /><w:caps /><w:color w:val="B2A1C7" w:themeColor="accent4" w:themeTint="99" /><w:sz w:val="32" /><w:szCs w:val="32" /></w:rPr><w:alias w:val="Company" /><w:tag w:val="" /><w:id w:val="1410883653" /><w:dataBinding w:prefixMappings="xmlns:ns0='http://schemas.openxmlformats.org/officeDocument/2006/extended-properties' " w:xpath="/ns0:Properties[1]/ns0:Company[1]" w:storeItemID="{6668398D-A668-4E3E-A5EB-62B293D839F1}" /><w:text /></w:sdtPr><w:sdtContent><w:r><w:rPr><w:b /><w:caps /><w:color w:val="B2A1C7" w:themeColor="accent4" w:themeTint="99" /><w:sz w:val="32" /><w:szCs w:val="32" /><w:lang w:val="en-SG" /></w:rPr><w:t xml:space="preserve">SCHOOL OF </w:t></w:r><w:r><w:rPr><w:b /><w:caps /><w:color w:val="B2A1C7" w:themeColor="accent4" w:themeTint="99" /><w:sz w:val="32" /><w:szCs w:val="32" /><w:lang w:val="en-SG" /></w:rPr><w:t xml:space="preserve">COMPUTING </w:t></w:r><w:r><w:rPr><w:b /><w:caps /><w:color w:val="B2A1C7" w:themeColor="accent4" w:themeTint="99" /><w:sz w:val="32" /><w:szCs w:val="32" /><w:lang w:val="en-SG" /></w:rPr><w:t>(</w:t></w:r><w:r><w:rPr><w:b /><w:caps /><w:color w:val="B2A1C7" w:themeColor="accent4" w:themeTint="99" /><w:sz w:val="32" /><w:szCs w:val="32" /><w:lang w:val="en-SG" /></w:rPr><w:t>SOC</w:t></w:r><w:r><w:rPr><w:b /><w:caps /><w:color w:val="B2A1C7" w:themeColor="accent4" w:themeTint="99" /><w:sz w:val="32" /><w:szCs w:val="32" /><w:lang w:val="en-SG" /></w:rPr><w:t>)</w:t></w:r></w:sdtContent></w:sdt></w:p></w:txbxContent></v:textbox><w10:wrap anchorx="page" anchory="page" /></v:shape></w:pict></mc:Fallback></mc:AlternateContent></w:r></w:p><w:sdt><w:sdtPr><w:rPr><w:rFonts w:eastAsia="Times New Roman" w:cs="Times New Roman" /><w:noProof /><w:sz w:val="24" /><w:szCs w:val="24" /><w:lang w:eastAsia="en-SG" w:bidi="th-TH" /></w:rPr><w:id w:val="951902355" /><w:docPartObj><w:docPartGallery w:val="Cover Pages" /><w:docPartUnique /></w:docPartObj></w:sdtPr><w:sdtEndPr><w:rPr><w:noProof w:val="0" /></w:rPr></w:sdtEndPr><w:sdtContent><w:p><w:pPr><w:pStyle w:val="NoSpacing" /></w:pPr></w:p><w:p><w:r><w:rPr><w:noProof /><w:lang w:val="en-SG" w:bidi="ar-SA" /></w:rPr><mc:AlternateContent><mc:Choice Requires="wps"><w:drawing><wp:anchor distT="0" distB="0" distL="114300" distR="114300" simplePos="0" relativeHeight="251658243" behindDoc="0" locked="0" layoutInCell="1" allowOverlap="1" wp14:anchorId="3D62382C" wp14:editId="52F02CE1"><wp:simplePos x="0" y="0" /><wp:positionH relativeFrom="page"><wp:posOffset>2190750</wp:posOffset></wp:positionH><wp:positionV relativeFrom="page"><wp:posOffset>1990725</wp:posOffset></wp:positionV><wp:extent cx="4665345" cy="2924175" /><wp:effectExtent l="0" t="0" r="1905" b="9525" /><wp:wrapNone /><wp:docPr id="39" name="Text Box 39" /><wp:cNvGraphicFramePr /><a:graphic xmlns:a="http://schemas.openxmlformats.org/drawingml/2006/main"><a:graphicData uri="http://schemas.microsoft.com/office/word/2010/wordprocessingShape"><wps:wsp><wps:cNvSpPr txBox="1" /><wps:spPr><a:xfrm><a:off x="0" y="0" /><a:ext cx="4665345" cy="2924175" /></a:xfrm><a:prstGeom prst="rect"><a:avLst /></a:prstGeom><a:noFill /><a:ln w="6350"><a:noFill /></a:ln><a:effectLst /></wps:spPr><wps:style><a:lnRef idx="0"><a:schemeClr val="accent1" /></a:lnRef><a:fillRef idx="0"><a:schemeClr val="accent1" /></a:fillRef><a:effectRef idx="0"><a:schemeClr val="accent1" /></a:effectRef><a:fontRef idx="minor"><a:schemeClr val="dk1" /></a:fontRef></wps:style><wps:txbx><w:txbxContent><w:p><w:pPr><w:pStyle w:val="NoSpacing" /><w:rPr><w:rFonts w:ascii="Arial" w:eastAsiaTheme="majorEastAsia" w:hAnsi="Arial" w:cs="Arial" /><w:b /><w:color w:val="403152" w:themeColor="accent4" w:themeShade="80" /><w:sz w:val="72" /><w:szCs w:val="72" /><w:lang w:val="en-SG" /></w:rPr></w:pPr><w:r><w:rPr><w:rFonts w:ascii="Arial" w:eastAsiaTheme="majorEastAsia" w:hAnsi="Arial" w:cs="Arial" /><w:b /><w:color w:val="403152" w:themeColor="accent4" w:themeShade="80" /><w:sz w:val="72" /><w:szCs w:val="72" /><w:lang w:val="en-SG" /></w:rPr><w:t>CA</w:t></w:r><w:r><w:rPr><w:rFonts w:ascii="Arial" w:eastAsiaTheme="majorEastAsia" w:hAnsi="Arial" w:cs="Arial" /><w:b /><w:color w:val="403152" w:themeColor="accent4" w:themeShade="80" /><w:sz w:val="72" /><w:szCs w:val="72" /><w:lang w:val="en-SG" /></w:rPr><w:t>2 Individual</w:t></w:r><w:r><w:rPr><w:rFonts w:ascii="Arial" w:eastAsiaTheme="majorEastAsia" w:hAnsi="Arial" w:cs="Arial" /><w:b /><w:color w:val="403152" w:themeColor="accent4" w:themeShade="80" /><w:sz w:val="72" /><w:szCs w:val="72" /><w:lang w:val="en-SG" /></w:rPr><w:t xml:space="preserve"> </w:t></w:r><w:r><w:rPr><w:rFonts w:ascii="Arial" w:eastAsiaTheme="majorEastAsia" w:hAnsi="Arial" w:cs="Arial" /><w:b /><w:color w:val="403152" w:themeColor="accent4" w:themeShade="80" /><w:sz w:val="72" /><w:szCs w:val="72" /><w:lang w:val="en-SG" /></w:rPr><w:t>Template</w:t></w:r></w:p><w:p><w:pPr><w:pStyle w:val="NoSpacing" /><w:rPr><w:rFonts w:ascii="Times New Roman" w:eastAsiaTheme="majorEastAsia" w:hAnsi="Times New Roman" w:cs="Times New Roman" /><w:b /><w:color w:val="7030A0" /><w:sz w:val="28" /><w:szCs w:val="72" /><w:u w:val="double" /><w:lang w:val="en-SG" /></w:rPr></w:pPr><w:r><w:rPr><w:rFonts w:ascii="Times New Roman" w:eastAsiaTheme="majorEastAsia" w:hAnsi="Times New Roman" w:cs="Times New Roman" /><w:b /><w:color w:val="7030A0" /><w:sz w:val="48" /><w:szCs w:val="72" /><w:lang w:val="en-SG" /></w:rPr><w:br /></w:r><w:r><w:rPr><w:rFonts w:ascii="Times New Roman" w:eastAsiaTheme="majorEastAsia" w:hAnsi="Times New Roman" w:cs="Times New Roman" /><w:b /><w:color w:val="5F497A" w:themeColor="accent4" w:themeShade="BF" /><w:sz w:val="28" /><w:szCs w:val="72" /><w:lang w:val="en-SG" /></w:rPr><w:t>Diploma in Applied AI &amp; Analytics</w:t></w:r></w:p><w:p><w:pPr><w:pStyle w:val="NoSpacing" /><w:rPr><w:rFonts w:ascii="Arial" w:eastAsiaTheme="majorEastAsia" w:hAnsi="Arial" w:cs="Arial" /><w:b /><w:color w:val="7030A0" /><w:sz w:val="28" /><w:szCs w:val="72" /><w:lang w:val="en-SG" /></w:rPr></w:pPr><w:r><w:rPr><w:rFonts w:ascii="Times New Roman" w:eastAsiaTheme="majorEastAsia" w:hAnsi="Times New Roman" w:cs="Times New Roman" /><w:b /><w:color w:val="7030A0" /><w:sz w:val="36" /><w:szCs w:val="72" /><w:lang w:val="en-SG" /></w:rPr><w:br /></w:r><w:r><w:rPr><w:rFonts w:ascii="Arial" w:eastAsiaTheme="majorEastAsia" w:hAnsi="Arial" w:cs="Arial" /><w:b /><w:color w:val="7030A0" /><w:sz w:val="28" /><w:szCs w:val="72" /><w:lang w:val="en-SG" /></w:rPr><w:t>ST1501</w:t></w:r></w:p><w:p><w:pPr><w:pStyle w:val="NoSpacing" /><w:rPr><w:rFonts w:ascii="Arial" w:eastAsiaTheme="majorEastAsia" w:hAnsi="Arial" w:cs="Arial" /><w:b /><w:color w:val="7030A0" /><w:sz w:val="36" /><w:szCs w:val="72" /><w:lang w:val="en-SG" /></w:rPr></w:pPr><w:r><w:rPr><w:rFonts w:ascii="Arial" w:eastAsiaTheme="majorEastAsia" w:hAnsi="Arial" w:cs="Arial" /><w:b /><w:color w:val="7030A0" /><w:sz w:val="28" /><w:szCs w:val="72" /><w:lang w:val="en-SG" /></w:rPr><w:t>Data Engineering</w:t></w:r></w:p><w:p><w:pPr><w:pStyle w:val="NoSpacing" /><w:rPr><w:rFonts w:ascii="Arial" w:eastAsiaTheme="majorEastAsia" w:hAnsi="Arial" w:cs="Arial" /><w:b /><w:color w:val="7030A0" /><w:sz w:val="32" /><w:szCs w:val="72" /><w:lang w:val="en-SG" /></w:rPr></w:pPr></w:p><w:p><w:pPr><w:pStyle w:val="NoSpacing" /><w:rPr><w:rFonts w:ascii="Arial" w:eastAsiaTheme="majorEastAsia" w:hAnsi="Arial" w:cs="Arial" /><w:b /><w:color w:val="5F497A" w:themeColor="accent4" w:themeShade="BF" /><w:sz w:val="28" /></w:rPr></w:pPr><w:r><w:rPr><w:rFonts w:ascii="Arial" w:eastAsiaTheme="majorEastAsia" w:hAnsi="Arial" w:cs="Arial" /><w:b /><w:color w:val="5F497A" w:themeColor="accent4" w:themeShade="BF" /><w:sz w:val="28" /><w:szCs w:val="72" /><w:lang w:val="en-SG" /></w:rPr><w:t>20</w:t></w:r><w:r><w:rPr><w:rFonts w:ascii="Arial" w:eastAsiaTheme="majorEastAsia" w:hAnsi="Arial" w:cs="Arial" /><w:b /><w:color w:val="5F497A" w:themeColor="accent4" w:themeShade="BF" /><w:sz w:val="28" /><w:szCs w:val="72" /><w:lang w:val="en-SG" /></w:rPr><w:t>2</w:t></w:r><w:r><w:rPr><w:rFonts w:ascii="Arial" w:eastAsiaTheme="majorEastAsia" w:hAnsi="Arial" w:cs="Arial" /><w:b /><w:color w:val="5F497A" w:themeColor="accent4" w:themeShade="BF" /><w:sz w:val="28" /><w:szCs w:val="72" /><w:lang w:val="en-SG" /></w:rPr><w:t>6</w:t></w:r><w:r><w:rPr><w:rFonts w:ascii="Arial" w:eastAsiaTheme="majorEastAsia" w:hAnsi="Arial" w:cs="Arial" /><w:b /><w:color w:val="5F497A" w:themeColor="accent4" w:themeShade="BF" /><w:sz w:val="28" /><w:szCs w:val="72" /><w:lang w:val="en-SG" /></w:rPr><w:t>/</w:t></w:r><w:r><w:rPr><w:rFonts w:ascii="Arial" w:eastAsiaTheme="majorEastAsia" w:hAnsi="Arial" w:cs="Arial" /><w:b /><w:color w:val="5F497A" w:themeColor="accent4" w:themeShade="BF" /><w:sz w:val="28" /><w:szCs w:val="72" /><w:lang w:val="en-SG" /></w:rPr><w:t>20</w:t></w:r><w:r><w:rPr><w:rFonts w:ascii="Arial" w:eastAsiaTheme="majorEastAsia" w:hAnsi="Arial" w:cs="Arial" /><w:b /><w:color w:val="5F497A" w:themeColor="accent4" w:themeShade="BF" /><w:sz w:val="28" /><w:szCs w:val="72" /><w:lang w:val="en-SG" /></w:rPr><w:t>2</w:t></w:r><w:r><w:rPr><w:rFonts w:ascii="Arial" w:eastAsiaTheme="majorEastAsia" w:hAnsi="Arial" w:cs="Arial" /><w:b /><w:color w:val="5F497A" w:themeColor="accent4" w:themeShade="BF" /><w:sz w:val="28" /><w:szCs w:val="72" /><w:lang w:val="en-SG" /></w:rPr><w:t>7</w:t></w:r><w:r><w:rPr><w:rFonts w:ascii="Arial" w:eastAsiaTheme="majorEastAsia" w:hAnsi="Arial" w:cs="Arial" /><w:b /><w:color w:val="5F497A" w:themeColor="accent4" w:themeShade="BF" /><w:sz w:val="28" /><w:szCs w:val="72" /><w:lang w:val="en-SG" /></w:rPr><w:t xml:space="preserve"> </w:t></w:r><w:r><w:rPr><w:rFonts w:ascii="Arial" w:eastAsiaTheme="majorEastAsia" w:hAnsi="Arial" w:cs="Arial" /><w:b /><w:color w:val="5F497A" w:themeColor="accent4" w:themeShade="BF" /><w:sz w:val="28" /><w:szCs w:val="72" /><w:lang w:val="en-SG" /></w:rPr><w:t>Semester</w:t></w:r><w:r><w:rPr><w:rFonts w:ascii="Arial" w:eastAsiaTheme="majorEastAsia" w:hAnsi="Arial" w:cs="Arial" /><w:b /><w:color w:val="5F497A" w:themeColor="accent4" w:themeShade="BF" /><w:sz w:val="28" /><w:szCs w:val="72" /><w:lang w:val="en-SG" /></w:rPr><w:t xml:space="preserve"> </w:t></w:r><w:r><w:rPr><w:rFonts w:ascii="Arial" w:eastAsiaTheme="majorEastAsia" w:hAnsi="Arial" w:cs="Arial" /><w:b /><w:color w:val="5F497A" w:themeColor="accent4" w:themeShade="BF" /><w:sz w:val="28" /><w:szCs w:val="72" /><w:lang w:val="en-SG" /></w:rPr><w:t>1</w:t></w:r></w:p></w:txbxContent></wps:txbx><wps:bodyPr rot="0" spcFirstLastPara="0" vertOverflow="overflow" horzOverflow="overflow" vert="horz" wrap="square" lIns="0" tIns="0" rIns="0" bIns="0" numCol="1" spcCol="0" rtlCol="0" fromWordArt="0" anchor="t" anchorCtr="0" forceAA="0" compatLnSpc="1"><a:prstTxWarp prst="textNoShape"><a:avLst /></a:prstTxWarp><a:noAutofit /></wps:bodyPr></wps:wsp></a:graphicData></a:graphic><wp14:sizeRelH relativeFrom="page"><wp14:pctWidth>0</wp14:pctWidth></wp14:sizeRelH><wp14:sizeRelV relativeFrom="margin"><wp14:pctHeight>0</wp14:pctHeight></wp14:sizeRelV></wp:anchor></w:drawing></mc:Choice><mc:Fallback><w:pict><v:shape w14:anchorId="3D62382C" id="Text Box 39" o:spid="_x0000_s1027" type="#_x0000_t202" style="position:absolute;margin-left:172.5pt;margin-top:156.75pt;width:367.35pt;height:230.25pt;z-index:251658243;visibility:visible;mso-wrap-style:square;mso-width-percent:0;mso-height-percent:0;mso-wrap-distance-left:9pt;mso-wrap-distance-top:0;mso-wrap-distance-right:9pt;mso-wrap-distance-bottom:0;mso-position-horizontal:absolute;mso-position-horizontal-relative:page;mso-position-vertical:absolute;mso-position-vertical-relative:page;mso-width-percent:0;mso-height-percent:0;mso-width-relative:page;mso-height-relative:margin;v-text-anchor:top" o:gfxdata="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" filled="f" stroked="f" strokeweight=".5pt"><v:textbox inset="0,0,0,0"><w:txbxContent><w:p><w:pPr><w:pStyle w:val="NoSpacing" /><w:rPr><w:rFonts w:ascii="Arial" w:eastAsiaTheme="majorEastAsia" w:hAnsi="Arial" w:cs="Arial" /><w:b /><w:color w:val="403152" w:themeColor="accent4" w:themeShade="80" /><w:sz w:val="72" /><w:szCs w:val="72" /><w:lang w:val="en-SG" /></w:rPr></w:pPr><w:r><w:rPr><w:rFonts w:ascii="Arial" w:eastAsiaTheme="majorEastAsia" w:hAnsi="Arial" w:cs="Arial" /><w:b /><w:color w:val="403152" w:themeColor="accent4" w:themeShade="80" /><w:sz w:val="72" /><w:szCs w:val="72" /><w:lang w:val="en-SG" /></w:rPr><w:t>CA</w:t></w:r><w:r><w:rPr><w:rFonts w:ascii="Arial" w:eastAsiaTheme="majorEastAsia" w:hAnsi="Arial" w:cs="Arial" /><w:b /><w:color w:val="403152" w:themeColor="accent4" w:themeShade="80" /><w:sz w:val="72" /><w:szCs w:val="72" /><w:lang w:val="en-SG" /></w:rPr><w:t>2 Individual</w:t></w:r><w:r><w:rPr><w:rFonts w:ascii="Arial" w:eastAsiaTheme="majorEastAsia" w:hAnsi="Arial" w:cs="Arial" /><w:b /><w:color w:val="403152" w:themeColor="accent4" w:themeShade="80" /><w:sz w:val="72" /><w:szCs w:val="72" /><w:lang w:val="en-SG" /></w:rPr><w:t xml:space="preserve"> </w:t></w:r><w:r><w:rPr><w:rFonts w:ascii="Arial" w:eastAsiaTheme="majorEastAsia" w:hAnsi="Arial" w:cs="Arial" /><w:b /><w:color w:val="403152" w:themeColor="accent4" w:themeShade="80" /><w:sz w:val="72" /><w:szCs w:val="72" /><w:lang w:val="en-SG" /></w:rPr><w:t>Template</w:t></w:r></w:p><w:p><w:pPr><w:pStyle w:val="NoSpacing" /><w:rPr><w:rFonts w:ascii="Times New Roman" w:eastAsiaTheme="majorEastAsia" w:hAnsi="Times New Roman" w:cs="Times New Roman" /><w:b /><w:color w:val="7030A0" /><w:sz w:val="28" /><w:szCs w:val="72" /><w:u w:val="double" /><w:lang w:val="en-SG" /></w:rPr></w:pPr><w:r><w:rPr><w:rFonts w:ascii="Times New Roman" w:eastAsiaTheme="majorEastAsia" w:hAnsi="Times New Roman" w:cs="Times New Roman" /><w:b /><w:color w:val="7030A0" /><w:sz w:val="48" /><w:szCs w:val="72" /><w:lang w:val="en-SG" /></w:rPr><w:br /></w:r><w:r><w:rPr><w:rFonts w:ascii="Times New Roman" w:eastAsiaTheme="majorEastAsia" w:hAnsi="Times New Roman" w:cs="Times New Roman" /><w:b /><w:color w:val="5F497A" w:themeColor="accent4" w:themeShade="BF" /><w:sz w:val="28" /><w:szCs w:val="72" /><w:lang w:val="en-SG" /></w:rPr><w:t>Diploma in Applied AI &amp; Analytics</w:t></w:r></w:p><w:p><w:pPr><w:pStyle w:val="NoSpacing" /><w:rPr><w:rFonts w:ascii="Arial" w:eastAsiaTheme="majorEastAsia" w:hAnsi="Arial" w:cs="Arial" /><w:b /><w:color w:val="7030A0" /><w:sz w:val="28" /><w:szCs w:val="72" /><w:lang w:val="en-SG" /></w:rPr></w:pPr><w:r><w:rPr><w:rFonts w:ascii="Times New Roman" w:eastAsiaTheme="majorEastAsia" w:hAnsi="Times New Roman" w:cs="Times New Roman" /><w:b /><w:color w:val="7030A0" /><w:sz w:val="36" /><w:szCs w:val="72" /><w:lang w:val="en-SG" /></w:rPr><w:br /></w:r><w:r><w:rPr><w:rFonts w:ascii="Arial" w:eastAsiaTheme="majorEastAsia" w:hAnsi="Arial" w:cs="Arial" /><w:b /><w:color w:val="7030A0" /><w:sz w:val="28" /><w:szCs w:val="72" /><w:lang w:val="en-SG" /></w:rPr><w:t>ST1501</w:t></w:r></w:p><w:p><w:pPr><w:pStyle w:val="NoSpacing" /><w:rPr><w:rFonts w:ascii="Arial" w:eastAsiaTheme="majorEastAsia" w:hAnsi="Arial" w:cs="Arial" /><w:b /><w:color w:val="7030A0" /><w:sz w:val="36" /><w:szCs w:val="72" /><w:lang w:val="en-SG" /></w:rPr></w:pPr><w:r><w:rPr><w:rFonts w:ascii="Arial" w:eastAsiaTheme="majorEastAsia" w:hAnsi="Arial" w:cs="Arial" /><w:b /><w:color w:val="7030A0" /><w:sz w:val="28" /><w:szCs w:val="72" /><w:lang w:val="en-SG" /></w:rPr><w:t>Data Engineering</w:t></w:r></w:p><w:p><w:pPr><w:pStyle w:val="NoSpacing" /><w:rPr><w:rFonts w:ascii="Arial" w:eastAsiaTheme="majorEastAsia" w:hAnsi="Arial" w:cs="Arial" /><w:b /><w:color w:val="7030A0" /><w:sz w:val="32" /><w:szCs w:val="72" /><w:lang w:val="en-SG" /></w:rPr></w:pPr></w:p><w:p><w:pPr><w:pStyle w:val="NoSpacing" /><w:rPr><w:rFonts w:ascii="Arial" w:eastAsiaTheme="majorEastAsia" w:hAnsi="Arial" w:cs="Arial" /><w:b /><w:color w:val="5F497A" w:themeColor="accent4" w:themeShade="BF" /><w:sz w:val="28" /></w:rPr></w:pPr><w:r><w:rPr><w:rFonts w:ascii="Arial" w:eastAsiaTheme="majorEastAsia" w:hAnsi="Arial" w:cs="Arial" /><w:b /><w:color w:val="5F497A" w:themeColor="accent4" w:themeShade="BF" /><w:sz w:val="28" /><w:szCs w:val="72" /><w:lang w:val="en-SG" /></w:rPr><w:t>20</w:t></w:r><w:r><w:rPr><w:rFonts w:ascii="Arial" w:eastAsiaTheme="majorEastAsia" w:hAnsi="Arial" w:cs="Arial" /><w:b /><w:color w:val="5F497A" w:themeColor="accent4" w:themeShade="BF" /><w:sz w:val="28" /><w:szCs w:val="72" /><w:lang w:val="en-SG" /></w:rPr><w:t>2</w:t></w:r><w:r><w:rPr><w:rFonts w:ascii="Arial" w:eastAsiaTheme="majorEastAsia" w:hAnsi="Arial" w:cs="Arial" /><w:b /><w:color w:val="5F497A" w:themeColor="accent4" w:themeShade="BF" /><w:sz w:val="28" /><w:szCs w:val="72" /><w:lang w:val="en-SG" /></w:rPr><w:t>6</w:t></w:r><w:r><w:rPr><w:rFonts w:ascii="Arial" w:eastAsiaTheme="majorEastAsia" w:hAnsi="Arial" w:cs="Arial" /><w:b /><w:color w:val="5F497A" w:themeColor="accent4" w:themeShade="BF" /><w:sz w:val="28" /><w:szCs w:val="72" /><w:lang w:val="en-SG" /></w:rPr><w:t>/</w:t></w:r><w:r><w:rPr><w:rFonts w:ascii="Arial" w:eastAsiaTheme="majorEastAsia" w:hAnsi="Arial" w:cs="Arial" /><w:b /><w:color w:val="5F497A" w:themeColor="accent4" w:themeShade="BF" /><w:sz w:val="28" /><w:szCs w:val="72" /><w:lang w:val="en-SG" /></w:rPr><w:t>20</w:t></w:r><w:r><w:rPr><w:rFonts w:ascii="Arial" w:eastAsiaTheme="majorEastAsia" w:hAnsi="Arial" w:cs="Arial" /><w:b /><w:color w:val="5F497A" w:themeColor="accent4" w:themeShade="BF" /><w:sz w:val="28" /><w:szCs w:val="72" /><w:lang w:val="en-SG" /></w:rPr><w:t>2</w:t></w:r><w:r><w:rPr><w:rFonts w:ascii="Arial" w:eastAsiaTheme="majorEastAsia" w:hAnsi="Arial" w:cs="Arial" /><w:b /><w:color w:val="5F497A" w:themeColor="accent4" w:themeShade="BF" /><w:sz w:val="28" /><w:szCs w:val="72" /><w:lang w:val="en-SG" /></w:rPr><w:t>7</w:t></w:r><w:r><w:rPr><w:rFonts w:ascii="Arial" w:eastAsiaTheme="majorEastAsia" w:hAnsi="Arial" w:cs="Arial" /><w:b /><w:color w:val="5F497A" w:themeColor="accent4" w:themeShade="BF" /><w:sz w:val="28" /><w:szCs w:val="72" /><w:lang w:val="en-SG" /></w:rPr><w:t xml:space="preserve"> </w:t></w:r><w:r><w:rPr><w:rFonts w:ascii="Arial" w:eastAsiaTheme="majorEastAsia" w:hAnsi="Arial" w:cs="Arial" /><w:b /><w:color w:val="5F497A" w:themeColor="accent4" w:themeShade="BF" /><w:sz w:val="28" /><w:szCs w:val="72" /><w:lang w:val="en-SG" /></w:rPr><w:t>Semester</w:t></w:r><w:r><w:rPr><w:rFonts w:ascii="Arial" w:eastAsiaTheme="majorEastAsia" w:hAnsi="Arial" w:cs="Arial" /><w:b /><w:color w:val="5F497A" w:themeColor="accent4" w:themeShade="BF" /><w:sz w:val="28" /><w:szCs w:val="72" /><w:lang w:val="en-SG" /></w:rPr><w:t xml:space="preserve"> </w:t></w:r><w:r><w:rPr><w:rFonts w:ascii="Arial" w:eastAsiaTheme="majorEastAsia" w:hAnsi="Arial" w:cs="Arial" /><w:b /><w:color w:val="5F497A" w:themeColor="accent4" w:themeShade="BF" /><w:sz w:val="28" /><w:szCs w:val="72" /><w:lang w:val="en-SG" /></w:rPr><w:t>1</w:t></w:r></w:p></w:txbxContent></v:textbox><w10:wrap anchorx="page" anchory="page" /></v:shape></w:pict></mc:Fallback></mc:AlternateContent></w:r><w:r><w:rPr><w:noProof /><w:lang w:val="en-SG" w:bidi="ar-SA" /></w:rPr><mc:AlternateContent><mc:Choice Requires="wps"><w:drawing><wp:anchor distT="0" distB="0" distL="114300" distR="114300" simplePos="0" relativeHeight="251658241" behindDoc="1" locked="0" layoutInCell="1" allowOverlap="1" wp14:anchorId="48561284" wp14:editId="2CE87EB3"><wp:simplePos x="0" y="0" /><wp:positionH relativeFrom="column"><wp:posOffset>19050</wp:posOffset></wp:positionH><wp:positionV relativeFrom="paragraph"><wp:posOffset>648335</wp:posOffset></wp:positionV><wp:extent cx="1409041" cy="885825" /><wp:effectExtent l="0" t="0" r="1270" b="9525" /><wp:wrapNone /><wp:docPr id="9" name="Pentagon 9" /><wp:cNvGraphicFramePr /><a:graphic xmlns:a="http://schemas.openxmlformats.org/drawingml/2006/main"><a:graphicData uri="http://schemas.microsoft.com/office/word/2010/wordprocessingShape"><wps:wsp><wps:cNvSpPr /><wps:spPr><a:xfrm><a:off x="0" y="0" /><a:ext cx="1409041" cy="885825" /></a:xfrm><a:prstGeom prst="homePlate"><a:avLst /></a:prstGeom><a:solidFill><a:srgbClr val="92D050" /></a:solidFill><a:ln><a:noFill /></a:ln></wps:spPr><wps:style><a:lnRef idx="2"><a:schemeClr val="accent1"><a:shade val="50000" /></a:schemeClr></a:lnRef><a:fillRef idx="1"><a:schemeClr val="accent1" /></a:fillRef><a:effectRef idx="0"><a:schemeClr val="accent1" /></a:effectRef><a:fontRef idx="minor"><a:schemeClr val="lt1" /></a:fontRef></wps:style><wps:txbx><w:txbxContent><w:p><w:pPr><w:pStyle w:val="NoSpacing" /><w:jc w:val="right" /><w:rPr><w:color w:val="1C1C1C" /><w:sz w:val="28" /><w:szCs w:val="28" /></w:rPr></w:pPr></w:p></w:txbxContent></wps:txbx><wps:bodyPr rot="0" spcFirstLastPara="0" vert="horz" wrap="square" lIns="91440" tIns="0" rIns="182880" bIns="0" numCol="1" spcCol="0" rtlCol="0" fromWordArt="0" anchor="ctr" anchorCtr="0" forceAA="0" compatLnSpc="1"><a:prstTxWarp prst="textNoShape"><a:avLst /></a:prstTxWarp><a:noAutofit /></wps:bodyPr></wps:wsp></a:graphicData></a:graphic><wp14:sizeRelH relativeFrom="margin"><wp14:pctWidth>0</wp14:pctWidth></wp14:sizeRelH><wp14:sizeRelV relativeFrom="margin"><wp14:pctHeight>0</wp14:pctHeight></wp14:sizeRelV></wp:anchor></w:drawing></mc:Choice><mc:Fallback><w:pict><v:shapetype w14:anchorId="48561284" id="_x0000_t15" coordsize="21600,21600" o:spt="15" adj="16200" path="m@0,l,,,21600@0,21600,21600,10800xe"><v:stroke joinstyle="miter" /><v:formulas><v:f eqn="val #0" /><v:f eqn="prod #0 1 2" /></v:formulas><v:path gradientshapeok="t" o:connecttype="custom" o:connectlocs="@1,0;0,10800;@1,21600;21600,10800" o:connectangles="270,180,90,0" textboxrect="0,0,10800,21600;0,0,16200,21600;0,0,21600,21600" /><v:handles><v:h position="#0,topLeft" xrange="0,21600" /></v:handles></v:shapetype><v:shape id="Pentagon 9" o:spid="_x0000_s1028" type="#_x0000_t15" style="position:absolute;margin-left:1.5pt;margin-top:51.05pt;width:110.95pt;height:69.75pt;z-index:-251658239;visibility:visible;mso-wrap-style:square;mso-width-percent:0;mso-height-percent:0;mso-wrap-distance-left:9pt;mso-wrap-distance-top:0;mso-wrap-distance-right:9pt;mso-wrap-distance-bottom:0;mso-position-horizontal:absolute;mso-position-horizontal-relative:text;mso-position-vertical:absolute;mso-position-vertical-relative:text;mso-width-percent:0;mso-height-percent:0;mso-width-relative:margin;mso-height-relative:margin;v-text-anchor:middle" o:gfxdata="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" adj="14810" fillcolor="#92d050" stroked="f" strokeweight="2pt"><v:textbox inset=",0,14.4pt,0"><w:txbxContent><w:p><w:pPr><w:pStyle w:val="NoSpacing" /><w:jc w:val="right" /><w:rPr><w:color w:val="1C1C1C" /><w:sz w:val="28" /><w:szCs w:val="28" /></w:rPr></w:pPr></w:p></w:txbxContent></v:textbox></v:shape></w:pict></mc:Fallback></mc:AlternateContent></w:r><w:r><w:rPr><w:noProof /><w:lang w:val="en-SG" w:bidi="ar-SA" /></w:rPr><mc:AlternateContent><mc:Choice Requires="wps"><w:drawing><wp:anchor distT="45720" distB="45720" distL="114300" distR="114300" simplePos="0" relativeHeight="251658244" behindDoc="0" locked="0" layoutInCell="1" allowOverlap="1" wp14:anchorId="613D5061" wp14:editId="7A8EF19B"><wp:simplePos x="0" y="0" /><wp:positionH relativeFrom="column"><wp:posOffset>685800</wp:posOffset></wp:positionH><wp:positionV relativeFrom="paragraph"><wp:posOffset>4581525</wp:posOffset></wp:positionV><wp:extent cx="5387340" cy="2771775" /><wp:effectExtent l="0" t="0" r="22860" b="28575" /><wp:wrapSquare wrapText="bothSides" /><wp:docPr id="217" name="Text Box 2" /><wp:cNvGraphicFramePr><a:graphicFrameLocks xmlns:a="http://schemas.openxmlformats.org/drawingml/2006/main" /></wp:cNvGraphicFramePr><a:graphic xmlns:a="http://schemas.openxmlformats.org/drawingml/2006/main"><a:graphicData uri="http://schemas.microsoft.com/office/word/2010/wordprocessingShape"><wps:wsp><wps:cNvSpPr txBox="1"><a:spLocks noChangeArrowheads="1" /></wps:cNvSpPr><wps:spPr bwMode="auto"><a:xfrm><a:off x="0" y="0" /><a:ext cx="5387340" cy="2771775" /></a:xfrm><a:prstGeom prst="rect"><a:avLst /></a:prstGeom><a:noFill /><a:ln w="9525"><a:solidFill><a:schemeClr val="accent3"><a:lumMod val="50000" /></a:schemeClr></a:solidFill><a:prstDash val="dash" /><a:miter lim="800000" /><a:headEnd /><a:tailEnd /></a:ln></wps:spPr><wps:txbx><w:txbxContent><w:p><w:pPr><w:rPr><w:b /><w:sz w:val="32" /><w:lang w:val="en-SG" /></w:rPr></w:pPr><w:r><w:rPr><w:b /><w:sz w:val="32" /><w:lang w:val="en-SG" /></w:rPr><w:t>This is the submission template</w:t></w:r><w:r><w:rPr><w:b /><w:sz w:val="32" /><w:lang w:val="en-SG" /></w:rPr><w:t xml:space="preserve"> for CA</w:t></w:r><w:r><w:rPr><w:b /><w:sz w:val="32" /><w:lang w:val="en-SG" /></w:rPr><w:t>2 task e)</w:t></w:r><w:r><w:rPr><w:b /><w:sz w:val="32" /><w:lang w:val="en-SG" /></w:rPr><w:t xml:space="preserve"> and f)</w:t></w:r><w:r><w:rPr><w:b /><w:sz w:val="32" /><w:lang w:val="en-SG" /></w:rPr><w:t>.</w:t></w:r><w:r><w:rPr><w:b /><w:sz w:val="32" /><w:lang w:val="en-SG" /></w:rPr><w:t xml:space="preserve"> </w:t></w:r><w:r><w:rPr><w:b /><w:sz w:val="32" /><w:lang w:val="en-SG" /></w:rPr><w:t>Fill your name and student ID below</w:t></w:r><w:r><w:rPr><w:b /><w:sz w:val="32" /><w:lang w:val="en-SG" /></w:rPr><w:t>, and your answers to respective tasks in subsequent pages.</w:t></w:r></w:p><w:p><w:pPr><w:rPr><w:b /><w:sz w:val="32" /><w:lang w:val="en-SG" /></w:rPr></w:pPr></w:p><w:p><w:pPr><w:rPr><w:b /><w:sz w:val="32" /><w:lang w:val="en-SG" /></w:rPr></w:pPr></w:p><w:p><w:pPr><w:rPr><w:b /><w:sz w:val="32" /><w:lang w:val="en-SG" /></w:rPr></w:pPr></w:p><w:p><w:pPr><w:rPr><w:b /><w:sz w:val="32" /><w:u w:val="single" /><w:lang w:val="en-SG" /></w:rPr></w:pPr><w:r><w:rPr><w:b /><w:sz w:val="32" /><w:lang w:val="en-SG" /></w:rPr><w:t>Name:                 Chin Guan Chung</w:t></w:r><w:r><w:rPr><w:b /><w:sz w:val="32" /><w:lang w:val="en-SG" /></w:rPr><w:tab /></w:r><w:r><w:rPr><w:b /><w:sz w:val="32" /><w:lang w:val="en-SG" /></w:rPr><w:tab /></w:r><w:r><w:rPr><w:b /><w:sz w:val="32" /><w:u w:val="single" /><w:lang w:val="en-SG" /></w:rPr><w:tab /></w:r><w:r><w:rPr><w:b /><w:sz w:val="32" /><w:u w:val="single" /><w:lang w:val="en-SG" /></w:rPr><w:tab /></w:r><w:r><w:rPr><w:b /><w:sz w:val="32" /><w:u w:val="single" /><w:lang w:val="en-SG" /></w:rPr><w:tab /></w:r></w:p><w:p><w:pPr><w:rPr><w:lang w:val="en-SG" /></w:rPr></w:pPr><w:r><w:rPr><w:b /><w:sz w:val="32" /><w:lang w:val="en-SG" /></w:rPr><w:t>Student ID:         p2510864</w:t></w:r><w:r><w:rPr><w:b /><w:sz w:val="32" /><w:lang w:val="en-SG" /></w:rPr><w:tab /></w:r><w:r><w:rPr><w:b /><w:sz w:val="32" /><w:u w:val="single" /><w:lang w:val="en-SG" /></w:rPr><w:tab /></w:r><w:r><w:rPr><w:b /><w:sz w:val="32" /><w:u w:val="single" /><w:lang w:val="en-SG" /></w:rPr><w:tab /></w:r><w:r><w:rPr><w:b /><w:sz w:val="32" /><w:u w:val="single" /><w:lang w:val="en-SG" /></w:rPr><w:tab /></w:r><w:r><w:rPr><w:b /><w:sz w:val="32" /><w:u w:val="single" /><w:lang w:val="en-SG" /></w:rPr><w:tab /></w:r></w:p></w:txbxContent></wps:txbx><wps:bodyPr rot="0" vert="horz" wrap="square" lIns="108000" tIns="108000" rIns="108000" bIns="108000" anchor="t" anchorCtr="0"><a:noAutofit /></wps:bodyPr></wps:wsp></a:graphicData></a:graphic><wp14:sizeRelH relativeFrom="margin"><wp14:pctWidth>0</wp14:pctWidth></wp14:sizeRelH><wp14:sizeRelV relativeFrom="margin"><wp14:pctHeight>0</wp14:pctHeight></wp14:sizeRelV></wp:anchor></w:drawing></mc:Choice><mc:Fallback><w:pict><v:shape w14:anchorId="613D5061" id="Text Box 2" o:spid="_x0000_s1029" type="#_x0000_t202" style="position:absolute;margin-left:54pt;margin-top:360.75pt;width:424.2pt;height:218.25pt;z-index:251658244;visibility:visible;mso-wrap-style:square;mso-width-percent:0;mso-height-percent:0;mso-wrap-distance-left:9pt;mso-wrap-distance-top:3.6pt;mso-wrap-distance-right:9pt;mso-wrap-distance-bottom:3.6pt;mso-position-horizontal:absolute;mso-position-horizontal-relative:text;mso-position-vertical:absolute;mso-position-vertical-relative:text;mso-width-percent:0;mso-height-percent:0;mso-width-relative:margin;mso-height-relative:margin;v-text-anchor:top" o:gfxdata="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" filled="f" strokecolor="#4e6128 [1606]"><v:stroke dashstyle="dash" /><v:textbox inset="3mm,3mm,3mm,3mm"><w:txbxContent><w:p><w:pPr><w:rPr><w:b /><w:sz w:val="32" /><w:lang w:val="en-SG" /></w:rPr></w:pPr><w:r><w:rPr><w:b /><w:sz w:val="32" /><w:lang w:val="en-SG" /></w:rPr><w:t>This is the submission template</w:t></w:r><w:r><w:rPr><w:b /><w:sz w:val="32" /><w:lang w:val="en-SG" /></w:rPr><w:t xml:space="preserve"> for CA</w:t></w:r><w:r><w:rPr><w:b /><w:sz w:val="32" /><w:lang w:val="en-SG" /></w:rPr><w:t>2 task e)</w:t></w:r><w:r><w:rPr><w:b /><w:sz w:val="32" /><w:lang w:val="en-SG" /></w:rPr><w:t xml:space="preserve"> and f)</w:t></w:r><w:r><w:rPr><w:b /><w:sz w:val="32" /><w:lang w:val="en-SG" /></w:rPr><w:t>.</w:t></w:r><w:r><w:rPr><w:b /><w:sz w:val="32" /><w:lang w:val="en-SG" /></w:rPr><w:t xml:space="preserve"> </w:t></w:r><w:r><w:rPr><w:b /><w:sz w:val="32" /><w:lang w:val="en-SG" /></w:rPr><w:t>Fill your name and student ID below</w:t></w:r><w:r><w:rPr><w:b /><w:sz w:val="32" /><w:lang w:val="en-SG" /></w:rPr><w:t>, and your answers to respective tasks in subsequent pages.</w:t></w:r></w:p><w:p><w:pPr><w:rPr><w:b /><w:sz w:val="32" /><w:lang w:val="en-SG" /></w:rPr></w:pPr></w:p><w:p><w:pPr><w:rPr><w:b /><w:sz w:val="32" /><w:lang w:val="en-SG" /></w:rPr></w:pPr></w:p><w:p><w:pPr><w:rPr><w:b /><w:sz w:val="32" /><w:lang w:val="en-SG" /></w:rPr></w:pPr></w:p><w:p><w:pPr><w:rPr><w:b /><w:sz w:val="32" /><w:u w:val="single" /><w:lang w:val="en-SG" /></w:rPr></w:pPr><w:r><w:rPr><w:b /><w:sz w:val="32" /><w:lang w:val="en-SG" /></w:rPr><w:t>Name:                 Chin Guan Chung</w:t></w:r><w:r><w:rPr><w:b /><w:sz w:val="32" /><w:lang w:val="en-SG" /></w:rPr><w:tab /></w:r><w:r><w:rPr><w:b /><w:sz w:val="32" /><w:lang w:val="en-SG" /></w:rPr><w:tab /></w:r><w:r><w:rPr><w:b /><w:sz w:val="32" /><w:u w:val="single" /><w:lang w:val="en-SG" /></w:rPr><w:tab /></w:r><w:r><w:rPr><w:b /><w:sz w:val="32" /><w:u w:val="single" /><w:lang w:val="en-SG" /></w:rPr><w:tab /></w:r><w:r><w:rPr><w:b /><w:sz w:val="32" /><w:u w:val="single" /><w:lang w:val="en-SG" /></w:rPr><w:tab /></w:r></w:p><w:p><w:pPr><w:rPr><w:lang w:val="en-SG" /></w:rPr></w:pPr><w:r><w:rPr><w:b /><w:sz w:val="32" /><w:lang w:val="en-SG" /></w:rPr><w:t>Student ID:         p2510864</w:t></w:r><w:r><w:rPr><w:b /><w:sz w:val="32" /><w:lang w:val="en-SG" /></w:rPr><w:tab /></w:r><w:r><w:rPr><w:b /><w:sz w:val="32" /><w:u w:val="single" /><w:lang w:val="en-SG" /></w:rPr><w:tab /></w:r><w:r><w:rPr><w:b /><w:sz w:val="32" /><w:u w:val="single" /><w:lang w:val="en-SG" /></w:rPr><w:tab /></w:r><w:r><w:rPr><w:b /><w:sz w:val="32" /><w:u w:val="single" /><w:lang w:val="en-SG" /></w:rPr><w:tab /></w:r><w:r><w:rPr><w:b /><w:sz w:val="32" /><w:u w:val="single" /><w:lang w:val="en-SG" /></w:rPr><w:tab /></w:r></w:p></w:txbxContent></v:textbox><w10:wrap type="square" /></v:shape></w:pict></mc:Fallback></mc:AlternateContent></w:r><w:r><w:br w:type="page" /></w:r></w:p></w:sdtContent></w:sdt><w:p><w:pPr><w:pStyle w:val="ListParagraph" /><w:numPr><w:ilvl w:val="0" /><w:numId w:val="45" /></w:numPr><w:spacing w:after="80" w:line="240" w:lineRule="auto" /></w:pPr><w:r><w:rPr><w:rFonts w:ascii="Carlito" w:eastAsia="Carlito" w:hAnsi="Carlito" /><w:color w:val="252525" /><w:sz w:val="21" /></w:rPr><w:lastRenderedPageBreak /><w:t>i) Paste the SQL statement used to extract the Book collection data from the OLTP tables.</w:t></w:r></w:p><w:tbl><w:tblPr><w:tblStyle w:val="TableGrid" /><w:tblW w:w="0" w:type="auto" /><w:jc w:val="center" /><w:tblBorders><w:top w:val="single" w:sz="6" w:space="0" w:color="7F7F7F" /><w:left w:val="single" w:sz="6" w:space="0" w:color="7F7F7F" /><w:bottom w:val="single" w:sz="6" w:space="0" w:color="7F7F7F" /><w:right w:val="single" w:sz="6" w:space="0" w:color="7F7F7F" /><w:insideH w:val="single" w:sz="6" w:space="0" w:color="7F7F7F" /><w:insideV w:val="single" w:sz="6" w:space="0" w:color="7F7F7F" /></w:tblBorders><w:tblLayout w:type="fixed" /><w:tblLook w:val="04A0" w:firstRow="1" w:lastRow="0" w:firstColumn="1" w:lastColumn="0" w:noHBand="0" w:noVBand="1" /></w:tblPr><w:tblGrid><w:gridCol w:w="1224" /><w:gridCol w:w="8712" /></w:tblGrid><w:tr><w:trPr><w:cantSplit /><w:tblHeader /><w:jc w:val="center" /></w:trPr><w:tc><w:tcPr><w:tcW w:w="1224" w:type="dxa" /><w:tcBorders><w:top w:val="single" w:sz="5" w:space="0" w:color="8D7B9B" /><w:left w:val="single" w:sz="5" w:space="0" w:color="8D7B9B" /><w:bottom w:val="single" w:sz="5" w:space="0" w:color="8D7B9B" /><w:right w:val="single" w:sz="5" w:space="0" w:color="8D7B9B" /></w:tcBorders><w:tcMar><w:top w:w="70" w:type="dxa" /><w:left w:w="90" w:type="dxa" /><w:bottom w:w="70" w:type="dxa" /><w:right w:w="90" w:type="dxa" /></w:tcMar><w:vAlign w:val="center" /></w:tcPr><w:p><w:pPr><w:spacing w:after="0" w:line="240" w:lineRule="auto" /><w:jc w:val="center" /></w:pPr><w:r><w:rPr><w:rFonts w:ascii="Carlito" w:eastAsia="Carlito" w:hAnsi="Carlito" /><w:b /><w:color w:val="1C1C1C" /><w:sz w:val="18" /></w:rPr><w:t>Collection</w:t></w:r></w:p></w:tc><w:tc><w:tcPr><w:tcW w:w="8712" w:type="dxa" /><w:tcBorders><w:top w:val="single" w:sz="5" w:space="0" w:color="8D7B9B" /><w:left w:val="single" w:sz="5" w:space="0" w:color="8D7B9B" /><w:bottom w:val="single" w:sz="5" w:space="0" w:color="8D7B9B" /><w:right w:val="single" w:sz="5" w:space="0" w:color="8D7B9B" /></w:tcBorders><w:tcMar><w:top w:w="70" w:type="dxa" /><w:left w:w="90" w:type="dxa" /><w:bottom w:w="70" w:type="dxa" /><w:right w:w="90" w:type="dxa" /></w:tcMar><w:vAlign w:val="center" /></w:tcPr><w:p><w:pPr><w:spacing w:after="0" w:line="240" w:lineRule="auto" /><w:jc w:val="center" /></w:pPr><w:r><w:rPr><w:rFonts w:ascii="Carlito" w:eastAsia="Carlito" w:hAnsi="Carlito" /><w:b /><w:color w:val="1C1C1C" /><w:sz w:val="18" /></w:rPr><w:t>SQL</w:t></w:r></w:p></w:tc></w:tr><w:tr><w:trPr><w:cantSplit /><w:jc w:val="center" /></w:trPr><w:tc><w:tcPr><w:tcW w:w="1224" w:type="dxa" /><w:tcBorders><w:top w:val="single" w:sz="5" w:space="0" w:color="8D7B9B" /><w:left w:val="single" w:sz="5" w:space="0" w:color="8D7B9B" /><w:bottom w:val="single" w:sz="5" w:space="0" w:color="8D7B9B" /><w:right w:val="single" w:sz="5" w:space="0" w:color="8D7B9B" /></w:tcBorders><w:tcMar><w:top w:w="70" w:type="dxa" /><w:left w:w="90" w:type="dxa" /><w:bottom w:w="70" w:type="dxa" /><w:right w:w="90" w:type="dxa" /></w:tcMar><w:vAlign w:val="center" /></w:tcPr><w:p><w:pPr><w:spacing w:after="0" w:line="240" w:lineRule="auto" /><w:jc w:val="center" /></w:pPr><w:r><w:rPr><w:rFonts w:ascii="Carlito" w:eastAsia="Carlito" w:hAnsi="Carlito" /><w:color w:val="252525" /><w:sz w:val="18" /></w:rPr><w:t>Book</w:t></w:r></w:p></w:tc><w:tc><w:tcPr><w:tcW w:w="8712" w:type="dxa" /><w:tcBorders><w:top w:val="single" w:sz="5" w:space="0" w:color="8D7B9B" /><w:left w:val="single" w:sz="5" w:space="0" w:color="8D7B9B" /><w:bottom w:val="single" w:sz="5" w:space="0" w:color="8D7B9B" /><w:right w:val="single" w:sz="5" w:space="0" w:color="8D7B9B" /></w:tcBorders><w:tcMar><w:top w:w="70" w:type="dxa" /><w:left w:w="90" w:type="dxa" /><w:bottom w:w="70" w:type="dxa" /><w:right w:w="90" w:type="dxa" /></w:tcMar><w:vAlign w:val="center" /></w:tcPr><w:p><w:pPr><w:spacing w:after="0" w:line="221" w:lineRule="auto" /></w:pPr><w:r><w:rPr><w:rFonts w:ascii="Liberation Mono" w:eastAsia="Liberation Mono" w:hAnsi="Liberation Mono" /><w:color w:val="252525" /><w:sz w:val="14" /></w:rPr><w:t d8p1:space="preserve" xmlns:d8p1="http://www.w3.org/XML/1998/namespace">-- Task e)(i): extract one document per book from the OLTP database</w:t><w:br /></w:r><w:r><w:rPr><w:rFonts w:ascii="Liberation Mono" w:eastAsia="Liberation Mono" w:hAnsi="Liberation Mono" /><w:color w:val="252525" /><w:sz w:val="14" /></w:rPr><w:br /></w:r><w:r><w:rPr><w:rFonts w:ascii="Liberation Mono" w:eastAsia="Liberation Mono" w:hAnsi="Liberation Mono" /><w:color w:val="252525" /><w:sz w:val="14" /></w:rPr><w:t>USE CA22B2104;</w:t></w:r><w:r><w:br /></w:r><w:r><w:br /></w:r><w:r><w:rPr><w:rFonts w:ascii="Liberation Mono" w:eastAsia="Liberation Mono" w:hAnsi="Liberation Mono" /><w:color w:val="252525" /><w:sz w:val="14" /></w:rPr><w:t d8p1:space="preserve" xmlns:d8p1="http://www.w3.org/XML/1998/namespace">-- Start from Book so every book appears, even if it has no copies or loans.</w:t><w:br /></w:r><w:r><w:rPr><w:rFonts w:ascii="Liberation Mono" w:eastAsia="Liberation Mono" w:hAnsi="Liberation Mono" /><w:color w:val="252525" /><w:sz w:val="14" /></w:rPr><w:t d8p1:space="preserve" xmlns:d8p1="http://www.w3.org/XML/1998/namespace">-- The two derived tables pre-calculate copy and loan totals before they are joined.</w:t><w:br /></w:r><w:r><w:rPr><w:rFonts w:ascii="Liberation Mono" w:eastAsia="Liberation Mono" w:hAnsi="Liberation Mono" /><w:color w:val="252525" /><w:sz w:val="14" /></w:rPr><w:t>SELECT</w:t></w:r><w:r><w:br /></w:r><w:r><w:rPr><w:rFonts w:ascii="Liberation Mono" w:eastAsia="Liberation Mono" w:hAnsi="Liberation Mono" /><w:color w:val="252525" /><w:sz w:val="14" /></w:rPr><w:t xml:space="preserve">    b.BookID AS bookId,</w:t></w:r><w:r><w:br /></w:r><w:r><w:rPr><w:rFonts w:ascii="Liberation Mono" w:eastAsia="Liberation Mono" w:hAnsi="Liberation Mono" /><w:color w:val="252525" /><w:sz w:val="14" /></w:rPr><w:t xml:space="preserve">    b.Title AS title,</w:t></w:r><w:r><w:br /></w:r><w:r><w:rPr><w:rFonts w:ascii="Liberation Mono" w:eastAsia="Liberation Mono" w:hAnsi="Liberation Mono" /><w:color w:val="252525" /><w:sz w:val="14" /></w:rPr><w:t xml:space="preserve">    b.Author AS author,</w:t></w:r><w:r><w:br /></w:r><w:r><w:rPr><w:rFonts w:ascii="Liberation Mono" w:eastAsia="Liberation Mono" w:hAnsi="Liberation Mono" /><w:color w:val="252525" /><w:sz w:val="14" /></w:rPr><w:t xml:space="preserve">    b.Genre AS genre,</w:t></w:r><w:r><w:br /></w:r><w:r><w:rPr><w:rFonts w:ascii="Liberation Mono" w:eastAsia="Liberation Mono" w:hAnsi="Liberation Mono" /><w:color w:val="252525" /><w:sz w:val="14" /></w:rPr><w:t xml:space="preserve">    mt.TierName AS minimumMembershipTier,</w:t></w:r><w:r><w:br /></w:r><w:r><w:rPr><w:rFonts w:ascii="Liberation Mono" w:eastAsia="Liberation Mono" w:hAnsi="Liberation Mono" /><w:color w:val="252525" /><w:sz w:val="14" /></w:rPr><w:t xml:space="preserve">    IFNULL(c.totalCopies, 0) AS totalCopies,</w:t></w:r><w:r><w:br /></w:r><w:r><w:rPr><w:rFonts w:ascii="Liberation Mono" w:eastAsia="Liberation Mono" w:hAnsi="Liberation Mono" /><w:color w:val="252525" /><w:sz w:val="14" /></w:rPr><w:t xml:space="preserve">    IFNULL(c.lostCopies, 0) AS lostCopies,</w:t></w:r><w:r><w:br /></w:r><w:r><w:rPr><w:rFonts w:ascii="Liberation Mono" w:eastAsia="Liberation Mono" w:hAnsi="Liberation Mono" /><w:color w:val="252525" /><w:sz w:val="14" /></w:rPr><w:t xml:space="preserve">    IFNULL(l.totalLoanTransactions, 0) AS totalLoanTransactions</w:t></w:r><w:r><w:br /></w:r><w:r><w:rPr><w:rFonts w:ascii="Liberation Mono" w:eastAsia="Liberation Mono" w:hAnsi="Liberation Mono" /><w:color w:val="252525" /><w:sz w:val="14" /></w:rPr><w:t>FROM Book AS b</w:t></w:r><w:r><w:br /></w:r><w:r><w:rPr><w:rFonts w:ascii="Liberation Mono" w:eastAsia="Liberation Mono" w:hAnsi="Liberation Mono" /><w:color w:val="252525" /><w:sz w:val="14" /></w:rPr><w:t>JOIN MembershipTier AS mt</w:t></w:r><w:r><w:br /></w:r><w:r><w:rPr><w:rFonts w:ascii="Liberation Mono" w:eastAsia="Liberation Mono" w:hAnsi="Liberation Mono" /><w:color w:val="252525" /><w:sz w:val="14" /></w:rPr><w:t xml:space="preserve">  ON mt.TierID = b.MinTierID</w:t></w:r><w:r><w:br /></w:r><w:r><w:rPr><w:rFonts w:ascii="Liberation Mono" w:eastAsia="Liberation Mono" w:hAnsi="Liberation Mono" /><w:color w:val="252525" /><w:sz w:val="14" /></w:rPr><w:t>LEFT JOIN (</w:t></w:r><w:r><w:br /></w:r><w:r><w:rPr><w:rFonts w:ascii="Liberation Mono" w:eastAsia="Liberation Mono" w:hAnsi="Liberation Mono" /><w:color w:val="252525" /><w:sz w:val="14" /></w:rPr><w:t d8p1:space="preserve" xmlns:d8p1="http://www.w3.org/XML/1998/namespace">    -- One row per book: total copies and copies currently marked Lost.</w:t><w:br /></w:r><w:r><w:rPr><w:rFonts w:ascii="Liberation Mono" w:eastAsia="Liberation Mono" w:hAnsi="Liberation Mono" /><w:color w:val="252525" /><w:sz w:val="14" /></w:rPr><w:t xml:space="preserve">    SELECT</w:t></w:r><w:r><w:br /></w:r><w:r><w:rPr><w:rFonts w:ascii="Liberation Mono" w:eastAsia="Liberation Mono" w:hAnsi="Liberation Mono" /><w:color w:val="252525" /><w:sz w:val="14" /></w:rPr><w:t xml:space="preserve">        BookID,</w:t></w:r><w:r><w:br /></w:r><w:r><w:rPr><w:rFonts w:ascii="Liberation Mono" w:eastAsia="Liberation Mono" w:hAnsi="Liberation Mono" /><w:color w:val="252525" /><w:sz w:val="14" /></w:rPr><w:t xml:space="preserve">        COUNT(*) AS totalCopies,</w:t></w:r><w:r><w:br /></w:r><w:r><w:rPr><w:rFonts w:ascii="Liberation Mono" w:eastAsia="Liberation Mono" w:hAnsi="Liberation Mono" /><w:color w:val="252525" /><w:sz w:val="14" /></w:rPr><w:t xml:space="preserve">        SUM(CASE WHEN Status = 'Lost' THEN 1 ELSE 0 END) AS lostCopies</w:t></w:r><w:r><w:br /></w:r><w:r><w:rPr><w:rFonts w:ascii="Liberation Mono" w:eastAsia="Liberation Mono" w:hAnsi="Liberation Mono" /><w:color w:val="252525" /><w:sz w:val="14" /></w:rPr><w:t xml:space="preserve">    FROM BookCopy</w:t></w:r><w:r><w:br /></w:r><w:r><w:rPr><w:rFonts w:ascii="Liberation Mono" w:eastAsia="Liberation Mono" w:hAnsi="Liberation Mono" /><w:color w:val="252525" /><w:sz w:val="14" /></w:rPr><w:t xml:space="preserve">    GROUP BY BookID</w:t></w:r><w:r><w:br /></w:r><w:r><w:rPr><w:rFonts w:ascii="Liberation Mono" w:eastAsia="Liberation Mono" w:hAnsi="Liberation Mono" /><w:color w:val="252525" /><w:sz w:val="14" /></w:rPr><w:t>) AS c</w:t></w:r><w:r><w:br /></w:r><w:r><w:rPr><w:rFonts w:ascii="Liberation Mono" w:eastAsia="Liberation Mono" w:hAnsi="Liberation Mono" /><w:color w:val="252525" /><w:sz w:val="14" /></w:rPr><w:t xml:space="preserve">  ON c.BookID = b.BookID</w:t></w:r><w:r><w:br /></w:r><w:r><w:rPr><w:rFonts w:ascii="Liberation Mono" w:eastAsia="Liberation Mono" w:hAnsi="Liberation Mono" /><w:color w:val="252525" /><w:sz w:val="14" /></w:rPr><w:t>LEFT JOIN (</w:t></w:r><w:r><w:br /></w:r><w:r><w:rPr><w:rFonts w:ascii="Liberation Mono" w:eastAsia="Liberation Mono" w:hAnsi="Liberation Mono" /><w:color w:val="252525" /><w:sz w:val="14" /></w:rPr><w:t d8p1:space="preserve" xmlns:d8p1="http://www.w3.org/XML/1998/namespace">    -- One row per book: total borrowing transactions across all its copies.</w:t><w:br /></w:r><w:r><w:rPr><w:rFonts w:ascii="Liberation Mono" w:eastAsia="Liberation Mono" w:hAnsi="Liberation Mono" /><w:color w:val="252525" /><w:sz w:val="14" /></w:rPr><w:t xml:space="preserve">    SELECT</w:t></w:r><w:r><w:br /></w:r><w:r><w:rPr><w:rFonts w:ascii="Liberation Mono" w:eastAsia="Liberation Mono" w:hAnsi="Liberation Mono" /><w:color w:val="252525" /><w:sz w:val="14" /></w:rPr><w:t xml:space="preserve">        BookID,</w:t></w:r><w:r><w:br /></w:r><w:r><w:rPr><w:rFonts w:ascii="Liberation Mono" w:eastAsia="Liberation Mono" w:hAnsi="Liberation Mono" /><w:color w:val="252525" /><w:sz w:val="14" /></w:rPr><w:t xml:space="preserve">        COUNT(*) AS totalLoanTransactions</w:t></w:r><w:r><w:br /></w:r><w:r><w:rPr><w:rFonts w:ascii="Liberation Mono" w:eastAsia="Liberation Mono" w:hAnsi="Liberation Mono" /><w:color w:val="252525" /><w:sz w:val="14" /></w:rPr><w:t xml:space="preserve">    FROM Loan</w:t></w:r><w:r><w:br /></w:r><w:r><w:rPr><w:rFonts w:ascii="Liberation Mono" w:eastAsia="Liberation Mono" w:hAnsi="Liberation Mono" /><w:color w:val="252525" /><w:sz w:val="14" /></w:rPr><w:t xml:space="preserve">    GROUP BY BookID</w:t></w:r><w:r><w:br /></w:r><w:r><w:rPr><w:rFonts w:ascii="Liberation Mono" w:eastAsia="Liberation Mono" w:hAnsi="Liberation Mono" /><w:color w:val="252525" /><w:sz w:val="14" /></w:rPr><w:t>) AS l</w:t></w:r><w:r><w:br /></w:r><w:r><w:rPr><w:rFonts w:ascii="Liberation Mono" w:eastAsia="Liberation Mono" w:hAnsi="Liberation Mono" /><w:color w:val="252525" /><w:sz w:val="14" /></w:rPr><w:t xml:space="preserve">  ON l.BookID = b.BookID</w:t></w:r><w:r><w:br /></w:r><w:r><w:rPr><w:rFonts w:ascii="Liberation Mono" w:eastAsia="Liberation Mono" w:hAnsi="Liberation Mono" /><w:color w:val="252525" /><w:sz w:val="14" /></w:rPr><w:t>ORDER BY b.BookID;</w:t></w:r></w:p></w:tc></w:tr></w:tbl><w:p><w:pPr><w:pStyle w:val="ListParagraph" /></w:pPr></w:p><w:p><w:pPr><w:pStyle w:val="ListParagraph" /><w:spacing w:after="80" w:line="240" w:lineRule="auto" /></w:pPr><w:r><w:rPr><w:rFonts w:ascii="Carlito" w:eastAsia="Carlito" w:hAnsi="Carlito" /><w:color w:val="252525" /><w:sz w:val="21" /></w:rPr><w:t>Count the documents after the Book collection has been loaded.</w:t></w:r></w:p><w:p><w:pPr><w:pStyle w:val="ListParagraph" /></w:pPr></w:p><w:tbl><w:tblPr><w:tblStyle w:val="TableGrid" /><w:tblW w:w="0" w:type="auto" /><w:jc w:val="center" /><w:tblBorders><w:top w:val="single" w:sz="6" w:space="0" w:color="7F7F7F" /><w:left w:val="single" w:sz="6" w:space="0" w:color="7F7F7F" /><w:bottom w:val="single" w:sz="6" w:space="0" w:color="7F7F7F" /><w:right w:val="single" w:sz="6" w:space="0" w:color="7F7F7F" /><w:insideH w:val="single" w:sz="6" w:space="0" w:color="7F7F7F" /><w:insideV w:val="single" w:sz="6" w:space="0" w:color="7F7F7F" /></w:tblBorders><w:tblLayout w:type="fixed" /><w:tblLook w:val="04A0" w:firstRow="1" w:lastRow="0" w:firstColumn="1" w:lastColumn="0" w:noHBand="0" w:noVBand="1" /></w:tblPr><w:tblGrid><w:gridCol w:w="2880" /><w:gridCol w:w="7056" /></w:tblGrid><w:tr><w:trPr><w:cantSplit /><w:tblHeader /><w:jc w:val="center" /></w:trPr><w:tc><w:tcPr><w:tcW w:w="2880" w:type="dxa" /><w:tcBorders><w:top w:val="single" w:sz="5" w:space="0" w:color="8D7B9B" /><w:left w:val="single" w:sz="5" w:space="0" w:color="8D7B9B" /><w:bottom w:val="single" w:sz="5" w:space="0" w:color="8D7B9B" /><w:right w:val="single" w:sz="5" w:space="0" w:color="8D7B9B" /></w:tcBorders><w:tcMar><w:top w:w="70" w:type="dxa" /><w:left w:w="90" w:type="dxa" /><w:bottom w:w="70" w:type="dxa" /><w:right w:w="90" w:type="dxa" /></w:tcMar><w:vAlign w:val="center" /></w:tcPr><w:p><w:pPr><w:spacing w:after="0" w:line="240" w:lineRule="auto" /><w:jc w:val="center" /></w:pPr><w:r><w:rPr><w:rFonts w:ascii="Carlito" w:eastAsia="Carlito" w:hAnsi="Carlito" /><w:b /><w:color w:val="1C1C1C" /><w:sz w:val="18" /></w:rPr><w:t>Collection</w:t></w:r></w:p></w:tc><w:tc><w:tcPr><w:tcW w:w="7056" w:type="dxa" /><w:tcBorders><w:top w:val="single" w:sz="5" w:space="0" w:color="8D7B9B" /><w:left w:val="single" w:sz="5" w:space="0" w:color="8D7B9B" /><w:bottom w:val="single" w:sz="5" w:space="0" w:color="8D7B9B" /><w:right w:val="single" w:sz="5" w:space="0" w:color="8D7B9B" /></w:tcBorders><w:tcMar><w:top w:w="70" w:type="dxa" /><w:left w:w="90" w:type="dxa" /><w:bottom w:w="70" w:type="dxa" /><w:right w:w="90" w:type="dxa" /></w:tcMar><w:vAlign w:val="center" /></w:tcPr><w:p><w:pPr><w:spacing w:after="0" w:line="240" w:lineRule="auto" /><w:jc w:val="center" /></w:pPr><w:r><w:rPr><w:rFonts w:ascii="Carlito" w:eastAsia="Carlito" w:hAnsi="Carlito" /><w:b /><w:color w:val="1C1C1C" /><w:sz w:val="18" /></w:rPr><w:t>Number of Documents</w:t></w:r></w:p></w:tc></w:tr><w:tr><w:trPr><w:cantSplit /><w:jc w:val="center" /></w:trPr><w:tc><w:tcPr><w:tcW w:w="2880" w:type="dxa" /><w:tcBorders><w:top w:val="single" w:sz="5" w:space="0" w:color="8D7B9B" /><w:left w:val="single" w:sz="5" w:space="0" w:color="8D7B9B" /><w:bottom w:val="single" w:sz="5" w:space="0" w:color="8D7B9B" /><w:right w:val="single" w:sz="5" w:space="0" w:color="8D7B9B" /></w:tcBorders><w:tcMar><w:top w:w="70" w:type="dxa" /><w:left w:w="90" w:type="dxa" /><w:bottom w:w="70" w:type="dxa" /><w:right w:w="90" w:type="dxa" /></w:tcMar><w:vAlign w:val="center" /></w:tcPr><w:p><w:pPr><w:spacing w:after="0" w:line="240" w:lineRule="auto" /></w:pPr><w:r><w:rPr><w:rFonts w:ascii="Carlito" w:eastAsia="Carlito" w:hAnsi="Carlito" /><w:color w:val="252525" /><w:sz w:val="18" /></w:rPr><w:t>Book</w:t></w:r></w:p></w:tc><w:tc><w:tcPr><w:tcW w:w="7056" w:type="dxa" /><w:tcBorders><w:top w:val="single" w:sz="5" w:space="0" w:color="8D7B9B" /><w:left w:val="single" w:sz="5" w:space="0" w:color="8D7B9B" /><w:bottom w:val="single" w:sz="5" w:space="0" w:color="8D7B9B" /><w:right w:val="single" w:sz="5" w:space="0" w:color="8D7B9B" /></w:tcBorders><w:tcMar><w:top w:w="70" w:type="dxa" /><w:left w:w="90" w:type="dxa" /><w:bottom w:w="70" w:type="dxa" /><w:right w:w="90" w:type="dxa" /></w:tcMar><w:vAlign w:val="center" /></w:tcPr><w:p><w:pPr><w:spacing w:after="0" w:line="240" w:lineRule="auto" /><w:jc w:val="center" /></w:pPr><w:r><w:rPr><w:rFonts w:ascii="Carlito" w:eastAsia="Carlito" w:hAnsi="Carlito" /><w:b /><w:color w:val="5D8F2B" /><w:sz w:val="19" /></w:rPr><w:t>500</w:t></w:r></w:p></w:tc></w:tr></w:tbl><w:p><w:pPr><w:pStyle w:val="ListParagraph" /></w:pPr></w:p><w:p><w:pPr><w:pageBreakBefore /><w:spacing w:after="80" w:line="240" w:lineRule="auto" /><w:ind w:left="720" /></w:pPr><w:r><w:rPr><w:rFonts w:ascii="Carlito" w:eastAsia="Carlito" w:hAnsi="Carlito" /><w:color w:val="252525" /><w:sz w:val="21" /></w:rPr><w:lastRenderedPageBreak /><w:t>ii) Paste the MongoDB commands and results for the two questions below.</w:t></w:r></w:p><w:tbl><w:tblPr><w:tblStyle w:val="TableGrid" /><w:tblW w:w="0" w:type="auto" /><w:jc w:val="center" /><w:tblBorders><w:top w:val="single" w:sz="6" w:space="0" w:color="7F7F7F" /><w:left w:val="single" w:sz="6" w:space="0" w:color="7F7F7F" /><w:bottom w:val="single" w:sz="6" w:space="0" w:color="7F7F7F" /><w:right w:val="single" w:sz="6" w:space="0" w:color="7F7F7F" /><w:insideH w:val="single" w:sz="6" w:space="0" w:color="7F7F7F" /><w:insideV w:val="single" w:sz="6" w:space="0" w:color="7F7F7F" /></w:tblBorders><w:tblLayout w:type="fixed" /><w:tblLook w:val="04A0" w:firstRow="1" w:lastRow="0" w:firstColumn="1" w:lastColumn="0" w:noHBand="0" w:noVBand="1" /></w:tblPr><w:tblGrid><w:gridCol w:w="691" /><w:gridCol w:w="4608" /><w:gridCol w:w="4636" /></w:tblGrid><w:tr><w:trPr><w:cantSplit /><w:tblHeader /><w:jc w:val="center" /></w:trPr><w:tc><w:tcPr><w:tcW w:w="691" w:type="dxa" /><w:tcBorders><w:top w:val="single" w:sz="5" w:space="0" w:color="8D7B9B" /><w:left w:val="single" w:sz="5" w:space="0" w:color="8D7B9B" /><w:bottom w:val="single" w:sz="5" w:space="0" w:color="8D7B9B" /><w:right w:val="single" w:sz="5" w:space="0" w:color="8D7B9B" /></w:tcBorders><w:tcMar><w:top w:w="70" w:type="dxa" /><w:left w:w="90" w:type="dxa" /><w:bottom w:w="70" w:type="dxa" /><w:right w:w="90" w:type="dxa" /></w:tcMar><w:vAlign w:val="center" /></w:tcPr><w:p><w:pPr><w:spacing w:after="0" w:line="240" w:lineRule="auto" /><w:jc w:val="center" /></w:pPr><w:r><w:rPr><w:rFonts w:ascii="Carlito" w:eastAsia="Carlito" w:hAnsi="Carlito" /><w:b /><w:color w:val="1C1C1C" /><w:sz w:val="17" /></w:rPr><w:t>Question</w:t></w:r></w:p></w:tc><w:tc><w:tcPr><w:tcW w:w="4608" w:type="dxa" /><w:tcBorders><w:top w:val="single" w:sz="5" w:space="0" w:color="8D7B9B" /><w:left w:val="single" w:sz="5" w:space="0" w:color="8D7B9B" /><w:bottom w:val="single" w:sz="5" w:space="0" w:color="8D7B9B" /><w:right w:val="single" w:sz="5" w:space="0" w:color="8D7B9B" /></w:tcBorders><w:tcMar><w:top w:w="70" w:type="dxa" /><w:left w:w="90" w:type="dxa" /><w:bottom w:w="70" w:type="dxa" /><w:right w:w="90" w:type="dxa" /></w:tcMar><w:vAlign w:val="center" /></w:tcPr><w:p><w:pPr><w:spacing w:after="0" w:line="240" w:lineRule="auto" /><w:jc w:val="center" /></w:pPr><w:r><w:rPr><w:rFonts w:ascii="Carlito" w:eastAsia="Carlito" w:hAnsi="Carlito" /><w:b /><w:color w:val="1C1C1C" /><w:sz w:val="17" /></w:rPr><w:t>Mongo Command</w:t></w:r></w:p></w:tc><w:tc><w:tcPr><w:tcW w:w="4636" w:type="dxa" /><w:tcBorders><w:top w:val="single" w:sz="5" w:space="0" w:color="8D7B9B" /><w:left w:val="single" w:sz="5" w:space="0" w:color="8D7B9B" /><w:bottom w:val="single" w:sz="5" w:space="0" w:color="8D7B9B" /><w:right w:val="single" w:sz="5" w:space="0" w:color="8D7B9B" /></w:tcBorders><w:tcMar><w:top w:w="70" w:type="dxa" /><w:left w:w="90" w:type="dxa" /><w:bottom w:w="70" w:type="dxa" /><w:right w:w="90" w:type="dxa" /></w:tcMar><w:vAlign w:val="center" /></w:tcPr><w:p><w:pPr><w:spacing w:after="0" w:line="240" w:lineRule="auto" /><w:jc w:val="center" /></w:pPr><w:r><w:rPr><w:rFonts w:ascii="Carlito" w:eastAsia="Carlito" w:hAnsi="Carlito" /><w:b /><w:color w:val="1C1C1C" /><w:sz w:val="17" /></w:rPr><w:t>Result</w:t></w:r></w:p></w:tc></w:tr><w:tr><w:trPr><w:cantSplit /><w:jc w:val="center" /></w:trPr><w:tc><w:tcPr><w:tcW w:w="691" w:type="dxa" /><w:tcBorders><w:top w:val="single" w:sz="5" w:space="0" w:color="8D7B9B" /><w:left w:val="single" w:sz="5" w:space="0" w:color="8D7B9B" /><w:bottom w:val="single" w:sz="5" w:space="0" w:color="8D7B9B" /><w:right w:val="single" w:sz="5" w:space="0" w:color="8D7B9B" /></w:tcBorders><w:tcMar><w:top w:w="70" w:type="dxa" /><w:left w:w="90" w:type="dxa" /><w:bottom w:w="70" w:type="dxa" /><w:right w:w="90" w:type="dxa" /></w:tcMar><w:vAlign w:val="center" /></w:tcPr><w:p><w:pPr><w:spacing w:after="0" w:line="240" w:lineRule="auto" /><w:jc w:val="center" /></w:pPr><w:r><w:rPr><w:rFonts w:ascii="Carlito" w:eastAsia="Carlito" w:hAnsi="Carlito" /><w:b /><w:color w:val="252525" /><w:sz w:val="17" /></w:rPr><w:t>1</w:t></w:r></w:p></w:tc><w:tc><w:tcPr><w:tcW w:w="4608" w:type="dxa" /><w:tcBorders><w:top w:val="single" w:sz="5" w:space="0" w:color="8D7B9B" /><w:left w:val="single" w:sz="5" w:space="0" w:color="8D7B9B" /><w:bottom w:val="single" w:sz="5" w:space="0" w:color="8D7B9B" /><w:right w:val="single" w:sz="5" w:space="0" w:color="8D7B9B" /></w:tcBorders><w:tcMar><w:top w:w="70" w:type="dxa" /><w:left w:w="90" w:type="dxa" /><w:bottom w:w="70" w:type="dxa" /><w:right w:w="90" w:type="dxa" /></w:tcMar><w:vAlign w:val="center" /></w:tcPr><w:p><w:pPr><w:spacing w:after="0" w:line="216" w:lineRule="auto" /></w:pPr><w:r><w:rPr><w:rFonts w:ascii="Liberation Mono" w:eastAsia="Liberation Mono" w:hAnsi="Liberation Mono" /><w:color w:val="252525" /><w:sz w:val="14" /></w:rPr><w:t>db.Book.find(</w:t></w:r><w:r><w:br /></w:r><w:r><w:rPr><w:rFonts w:ascii="Liberation Mono" w:eastAsia="Liberation Mono" w:hAnsi="Liberation Mono" /><w:color w:val="252525" /><w:sz w:val="14" /></w:rPr><w:t xml:space="preserve">  { totalLoanTransactions: { $gt: 400 } },</w:t></w:r><w:r><w:br /></w:r><w:r><w:rPr><w:rFonts w:ascii="Liberation Mono" w:eastAsia="Liberation Mono" w:hAnsi="Liberation Mono" /><w:color w:val="252525" /><w:sz w:val="14" /></w:rPr><w:t xml:space="preserve">  {</w:t></w:r><w:r><w:br /></w:r><w:r><w:rPr><w:rFonts w:ascii="Liberation Mono" w:eastAsia="Liberation Mono" w:hAnsi="Liberation Mono" /><w:color w:val="252525" /><w:sz w:val="14" /></w:rPr><w:t xml:space="preserve">    _id: 0,</w:t></w:r><w:r><w:br /></w:r><w:r><w:rPr><w:rFonts w:ascii="Liberation Mono" w:eastAsia="Liberation Mono" w:hAnsi="Liberation Mono" /><w:color w:val="252525" /><w:sz w:val="14" /></w:rPr><w:t xml:space="preserve">    title: 1,</w:t></w:r><w:r><w:br /></w:r><w:r><w:rPr><w:rFonts w:ascii="Liberation Mono" w:eastAsia="Liberation Mono" w:hAnsi="Liberation Mono" /><w:color w:val="252525" /><w:sz w:val="14" /></w:rPr><w:t xml:space="preserve">    genre: 1,</w:t></w:r><w:r><w:br /></w:r><w:r><w:rPr><w:rFonts w:ascii="Liberation Mono" w:eastAsia="Liberation Mono" w:hAnsi="Liberation Mono" /><w:color w:val="252525" /><w:sz w:val="14" /></w:rPr><w:t xml:space="preserve">    totalLoanTransactions: 1</w:t></w:r><w:r><w:br /></w:r><w:r><w:rPr><w:rFonts w:ascii="Liberation Mono" w:eastAsia="Liberation Mono" w:hAnsi="Liberation Mono" /><w:color w:val="252525" /><w:sz w:val="14" /></w:rPr><w:t xml:space="preserve">  }</w:t></w:r><w:r><w:br /></w:r><w:r><w:rPr><w:rFonts w:ascii="Liberation Mono" w:eastAsia="Liberation Mono" w:hAnsi="Liberation Mono" /><w:color w:val="252525" /><w:sz w:val="14" /></w:rPr><w:t>).sort({</w:t></w:r><w:r><w:br /></w:r><w:r><w:rPr><w:rFonts w:ascii="Liberation Mono" w:eastAsia="Liberation Mono" w:hAnsi="Liberation Mono" /><w:color w:val="252525" /><w:sz w:val="14" /></w:rPr><w:t xml:space="preserve">  totalLoanTransactions: -1,</w:t></w:r><w:r><w:br /></w:r><w:r><w:rPr><w:rFonts w:ascii="Liberation Mono" w:eastAsia="Liberation Mono" w:hAnsi="Liberation Mono" /><w:color w:val="252525" /><w:sz w:val="14" /></w:rPr><w:t xml:space="preserve">  title: 1</w:t></w:r><w:r><w:br /></w:r><w:r><w:rPr><w:rFonts w:ascii="Liberation Mono" w:eastAsia="Liberation Mono" w:hAnsi="Liberation Mono" /><w:color w:val="252525" /><w:sz w:val="14" /></w:rPr><w:t>}).toArray()</w:t></w:r></w:p></w:tc><w:tc><w:tcPr><w:tcW w:w="4636" w:type="dxa" /><w:tcBorders><w:top w:val="single" w:sz="5" w:space="0" w:color="8D7B9B" /><w:left w:val="single" w:sz="5" w:space="0" w:color="8D7B9B" /><w:bottom w:val="single" w:sz="5" w:space="0" w:color="8D7B9B" /><w:right w:val="single" w:sz="5" w:space="0" w:color="8D7B9B" /></w:tcBorders><w:tcMar><w:top w:w="70" w:type="dxa" /><w:left w:w="90" w:type="dxa" /><w:bottom w:w="70" w:type="dxa" /><w:right w:w="90" w:type="dxa" /></w:tcMar><w:vAlign w:val="center" /></w:tcPr><w:p><w:pPr><w:spacing w:after="0" w:line="230" w:lineRule="auto" /></w:pPr><w:r><w:rPr><w:rFonts w:ascii="Carlito" w:eastAsia="Carlito" w:hAnsi="Carlito" /><w:color w:val="000000" w:themeColor="text1" /></w:rPr><w:t>None</w:t></w:r></w:p></w:tc></w:tr><w:tr><w:trPr><w:cantSplit /><w:jc w:val="center" /></w:trPr><w:tc><w:tcPr><w:tcW w:w="691" w:type="dxa" /><w:tcBorders><w:top w:val="single" w:sz="5" w:space="0" w:color="8D7B9B" /><w:left w:val="single" w:sz="5" w:space="0" w:color="8D7B9B" /><w:bottom w:val="single" w:sz="5" w:space="0" w:color="8D7B9B" /><w:right w:val="single" w:sz="5" w:space="0" w:color="8D7B9B" /></w:tcBorders><w:tcMar><w:top w:w="70" w:type="dxa" /><w:left w:w="90" w:type="dxa" /><w:bottom w:w="70" w:type="dxa" /><w:right w:w="90" w:type="dxa" /></w:tcMar><w:vAlign w:val="center" /></w:tcPr><w:p><w:pPr><w:spacing w:after="0" w:line="240" w:lineRule="auto" /><w:jc w:val="center" /></w:pPr><w:r><w:rPr><w:rFonts w:ascii="Carlito" w:eastAsia="Carlito" w:hAnsi="Carlito" /><w:b /><w:color w:val="252525" /><w:sz w:val="17" /></w:rPr><w:t>2</w:t></w:r></w:p></w:tc><w:tc><w:tcPr><w:tcW w:w="4608" w:type="dxa" /><w:tcBorders><w:top w:val="single" w:sz="5" w:space="0" w:color="8D7B9B" /><w:left w:val="single" w:sz="5" w:space="0" w:color="8D7B9B" /><w:bottom w:val="single" w:sz="5" w:space="0" w:color="8D7B9B" /><w:right w:val="single" w:sz="5" w:space="0" w:color="8D7B9B" /></w:tcBorders><w:tcMar><w:top w:w="70" w:type="dxa" /><w:left w:w="90" w:type="dxa" /><w:bottom w:w="70" w:type="dxa" /><w:right w:w="90" w:type="dxa" /></w:tcMar><w:vAlign w:val="center" /></w:tcPr><w:p><w:pPr><w:spacing w:after="0" w:line="211" w:lineRule="auto" /></w:pPr><w:r><w:rPr><w:rFonts w:ascii="Liberation Mono" w:eastAsia="Liberation Mono" w:hAnsi="Liberation Mono" /><w:color w:val="252525" /><w:sz w:val="13" /></w:rPr><w:t>db.Book.aggregate([</w:t></w:r><w:r><w:br /></w:r><w:r><w:rPr><w:rFonts w:ascii="Liberation Mono" w:eastAsia="Liberation Mono" w:hAnsi="Liberation Mono" /><w:color w:val="252525" /><w:sz w:val="13" /></w:rPr><w:t xml:space="preserve">  {</w:t></w:r><w:r><w:br /></w:r><w:r><w:rPr><w:rFonts w:ascii="Liberation Mono" w:eastAsia="Liberation Mono" w:hAnsi="Liberation Mono" /><w:color w:val="252525" /><w:sz w:val="13" /></w:rPr><w:t xml:space="preserve">    $group: {</w:t></w:r><w:r><w:br /></w:r><w:r><w:rPr><w:rFonts w:ascii="Liberation Mono" w:eastAsia="Liberation Mono" w:hAnsi="Liberation Mono" /><w:color w:val="252525" /><w:sz w:val="13" /></w:rPr><w:t xml:space="preserve">      _id: "$genre",</w:t></w:r><w:r><w:br /></w:r><w:r><w:rPr><w:rFonts w:ascii="Liberation Mono" w:eastAsia="Liberation Mono" w:hAnsi="Liberation Mono" /><w:color w:val="252525" /><w:sz w:val="13" /></w:rPr><w:t xml:space="preserve">      numberOfBooks: { $sum: 1 },</w:t></w:r><w:r><w:br /></w:r><w:r><w:rPr><w:rFonts w:ascii="Liberation Mono" w:eastAsia="Liberation Mono" w:hAnsi="Liberation Mono" /><w:color w:val="252525" /><w:sz w:val="13" /></w:rPr><w:t xml:space="preserve">      averageLoansPerBook: {</w:t></w:r><w:r><w:br /></w:r><w:r><w:rPr><w:rFonts w:ascii="Liberation Mono" w:eastAsia="Liberation Mono" w:hAnsi="Liberation Mono" /><w:color w:val="252525" /><w:sz w:val="13" /></w:rPr><w:t xml:space="preserve">        $avg: "$totalLoanTransactions"</w:t></w:r><w:r><w:br /></w:r><w:r><w:rPr><w:rFonts w:ascii="Liberation Mono" w:eastAsia="Liberation Mono" w:hAnsi="Liberation Mono" /><w:color w:val="252525" /><w:sz w:val="13" /></w:rPr><w:t xml:space="preserve">      }</w:t></w:r><w:r><w:br /></w:r><w:r><w:rPr><w:rFonts w:ascii="Liberation Mono" w:eastAsia="Liberation Mono" w:hAnsi="Liberation Mono" /><w:color w:val="252525" /><w:sz w:val="13" /></w:rPr><w:t xml:space="preserve">    }</w:t></w:r><w:r><w:br /></w:r><w:r><w:rPr><w:rFonts w:ascii="Liberation Mono" w:eastAsia="Liberation Mono" w:hAnsi="Liberation Mono" /><w:color w:val="252525" /><w:sz w:val="13" /></w:rPr><w:t xml:space="preserve">  },</w:t></w:r><w:r><w:br /></w:r><w:r><w:rPr><w:rFonts w:ascii="Liberation Mono" w:eastAsia="Liberation Mono" w:hAnsi="Liberation Mono" /><w:color w:val="252525" /><w:sz w:val="13" /></w:rPr><w:t xml:space="preserve">  {</w:t></w:r><w:r><w:br /></w:r><w:r><w:rPr><w:rFonts w:ascii="Liberation Mono" w:eastAsia="Liberation Mono" w:hAnsi="Liberation Mono" /><w:color w:val="252525" /><w:sz w:val="13" /></w:rPr><w:t xml:space="preserve">    $match: {</w:t></w:r><w:r><w:br /></w:r><w:r><w:rPr><w:rFonts w:ascii="Liberation Mono" w:eastAsia="Liberation Mono" w:hAnsi="Liberation Mono" /><w:color w:val="252525" /><w:sz w:val="13" /></w:rPr><w:t xml:space="preserve">      numberOfBooks: { $gt: 50 },</w:t></w:r><w:r><w:br /></w:r><w:r><w:rPr><w:rFonts w:ascii="Liberation Mono" w:eastAsia="Liberation Mono" w:hAnsi="Liberation Mono" /><w:color w:val="252525" /><w:sz w:val="13" /></w:rPr><w:t xml:space="preserve">      averageLoansPerBook: { $gt: 70 }</w:t></w:r><w:r><w:br /></w:r><w:r><w:rPr><w:rFonts w:ascii="Liberation Mono" w:eastAsia="Liberation Mono" w:hAnsi="Liberation Mono" /><w:color w:val="252525" /><w:sz w:val="13" /></w:rPr><w:t xml:space="preserve">    }</w:t></w:r><w:r><w:br /></w:r><w:r><w:rPr><w:rFonts w:ascii="Liberation Mono" w:eastAsia="Liberation Mono" w:hAnsi="Liberation Mono" /><w:color w:val="252525" /><w:sz w:val="13" /></w:rPr><w:t xml:space="preserve">  },</w:t></w:r><w:r><w:br /></w:r><w:r><w:rPr><w:rFonts w:ascii="Liberation Mono" w:eastAsia="Liberation Mono" w:hAnsi="Liberation Mono" /><w:color w:val="252525" /><w:sz w:val="13" /></w:rPr><w:t xml:space="preserve">  {</w:t></w:r><w:r><w:br /></w:r><w:r><w:rPr><w:rFonts w:ascii="Liberation Mono" w:eastAsia="Liberation Mono" w:hAnsi="Liberation Mono" /><w:color w:val="252525" /><w:sz w:val="13" /></w:rPr><w:t xml:space="preserve">    $project: {</w:t></w:r><w:r><w:br /></w:r><w:r><w:rPr><w:rFonts w:ascii="Liberation Mono" w:eastAsia="Liberation Mono" w:hAnsi="Liberation Mono" /><w:color w:val="252525" /><w:sz w:val="13" /></w:rPr><w:t xml:space="preserve">      _id: 0,</w:t></w:r><w:r><w:br /></w:r><w:r><w:rPr><w:rFonts w:ascii="Liberation Mono" w:eastAsia="Liberation Mono" w:hAnsi="Liberation Mono" /><w:color w:val="252525" /><w:sz w:val="13" /></w:rPr><w:t xml:space="preserve">      genre: "$_id",</w:t></w:r><w:r><w:br /></w:r><w:r><w:rPr><w:rFonts w:ascii="Liberation Mono" w:eastAsia="Liberation Mono" w:hAnsi="Liberation Mono" /><w:color w:val="252525" /><w:sz w:val="13" /></w:rPr><w:t xml:space="preserve">      numberOfBooks: 1,</w:t></w:r><w:r><w:br /></w:r><w:r><w:rPr><w:rFonts w:ascii="Liberation Mono" w:eastAsia="Liberation Mono" w:hAnsi="Liberation Mono" /><w:color w:val="252525" /><w:sz w:val="13" /></w:rPr><w:t xml:space="preserve">      averageLoansPerBook: {</w:t></w:r><w:r><w:br /></w:r><w:r><w:rPr><w:rFonts w:ascii="Liberation Mono" w:eastAsia="Liberation Mono" w:hAnsi="Liberation Mono" /><w:color w:val="252525" /><w:sz w:val="13" /></w:rPr><w:t xml:space="preserve">        $round: ["$averageLoansPerBook", 2]</w:t></w:r><w:r><w:br /></w:r><w:r><w:rPr><w:rFonts w:ascii="Liberation Mono" w:eastAsia="Liberation Mono" w:hAnsi="Liberation Mono" /><w:color w:val="252525" /><w:sz w:val="13" /></w:rPr><w:t xml:space="preserve">      }</w:t></w:r><w:r><w:br /></w:r><w:r><w:rPr><w:rFonts w:ascii="Liberation Mono" w:eastAsia="Liberation Mono" w:hAnsi="Liberation Mono" /><w:color w:val="252525" /><w:sz w:val="13" /></w:rPr><w:t xml:space="preserve">    }</w:t></w:r><w:r><w:br /></w:r><w:r><w:rPr><w:rFonts w:ascii="Liberation Mono" w:eastAsia="Liberation Mono" w:hAnsi="Liberation Mono" /><w:color w:val="252525" /><w:sz w:val="13" /></w:rPr><w:t xml:space="preserve">  },</w:t></w:r><w:r><w:br /></w:r><w:r><w:rPr><w:rFonts w:ascii="Liberation Mono" w:eastAsia="Liberation Mono" w:hAnsi="Liberation Mono" /><w:color w:val="252525" /><w:sz w:val="13" /></w:rPr><w:t xml:space="preserve">  { $sort: { averageLoansPerBook: -1, genre: 1 } }</w:t></w:r><w:r><w:br /></w:r><w:r><w:rPr><w:rFonts w:ascii="Liberation Mono" w:eastAsia="Liberation Mono" w:hAnsi="Liberation Mono" /><w:color w:val="252525" /><w:sz w:val="13" /></w:rPr><w:t>]).toArray()</w:t></w:r></w:p></w:tc><w:tc><w:tcPr><w:tcW w:w="4636" w:type="dxa" /><w:tcBorders><w:top w:val="single" w:sz="5" w:space="0" w:color="8D7B9B" /><w:left w:val="single" w:sz="5" w:space="0" w:color="8D7B9B" /><w:bottom w:val="single" w:sz="5" w:space="0" w:color="8D7B9B" /><w:right w:val="single" w:sz="5" w:space="0" w:color="8D7B9B" /></w:tcBorders><w:tcMar><w:top w:w="70" w:type="dxa" /><w:left w:w="90" w:type="dxa" /><w:bottom w:w="70" w:type="dxa" /><w:right w:w="90" w:type="dxa" /></w:tcMar><w:vAlign w:val="center" /></w:tcPr><w:p><w:pPr><w:spacing w:after="0" w:line="226" w:lineRule="auto" /></w:pPr><w:r><w:rPr><w:rFonts w:ascii="Carlito" w:eastAsia="Carlito" w:hAnsi="Carlito" /><w:color w:val="252525" /></w:rPr><w:t>None</w:t></w:r></w:p></w:tc></w:tr></w:tbl><w:p><w:pPr><w:ind w:left="720" /><w:rPr><w:b /><w:bCs /></w:rPr></w:pPr></w:p><w:p><w:pPr><w:rPr><w:b /><w:bCs /></w:rPr></w:pPr><w:r><w:rPr><w:b /><w:bCs /></w:rPr><w:br w:type="page" /></w:r></w:p><w:p><w:pPr><w:pStyle w:val="ListParagraph" /><w:keepNext /><w:numPr><w:ilvl w:val="0" /><w:numId w:val="45" /></w:numPr><w:spacing w:after="40" w:line="240" w:lineRule="auto" /><w:rPr><w:b /><w:bCs /></w:rPr></w:pPr><w:r><w:rPr><w:rFonts w:ascii="Carlito" w:eastAsia="Carlito" w:hAnsi="Carlito" /><w:b /><w:color w:val="252525" /><w:sz w:val="21" /></w:rPr><w:lastRenderedPageBreak /><w:t>Individual report</w:t></w:r></w:p><w:p><w:pPr><w:pStyle w:val="ReportTitle" /></w:pPr><w:r><w:t>Preserving Membership-Tier History with SCD Type 2</w:t></w:r></w:p><w:p><w:pPr><w:pStyle w:val="ReportSubtitle" /></w:pPr><w:r><w:t>Surrogate keys, effective periods and accurate as-of fact joins</w:t></w:r></w:p><w:tbl><w:tblPr><w:tblW w:w="0" w:type="auto" /><w:jc w:val="center" /><w:tblLayout w:type="fixed" /><w:tblLook w:val="04A0" w:firstRow="1" w:lastRow="0" w:firstColumn="1" w:lastColumn="0" w:noHBand="0" w:noVBand="1" /></w:tblPr><w:tblGrid><w:gridCol w:w="1800" /><w:gridCol w:w="8136" /></w:tblGrid><w:tr><w:trPr><w:cantSplit /><w:jc w:val="center" /></w:trPr><w:tc><w:tcPr><w:tcW w:w="1800" w:type="dxa" /><w:tcBorders><w:top w:val="single" w:sz="5" w:space="0" w:color="D7D9DE" /><w:left w:val="single" w:sz="5" w:space="0" w:color="D7D9DE" /><w:bottom w:val="single" w:sz="5" w:space="0" w:color="D7D9DE" /><w:right w:val="single" w:sz="5" w:space="0" w:color="D7D9DE" /></w:tcBorders><w:tcMar><w:top w:w="70" w:type="dxa" /><w:left w:w="90" w:type="dxa" /><w:bottom w:w="70" w:type="dxa" /><w:right w:w="90" w:type="dxa" /></w:tcMar><w:vAlign w:val="center" /></w:tcPr><w:p><w:pPr><w:spacing w:after="0" w:line="240" w:lineRule="auto" /></w:pPr><w:r><w:rPr><w:rFonts w:ascii="Carlito" w:eastAsia="Carlito" w:hAnsi="Carlito" /><w:b /><w:color w:val="4B2A63" /><w:sz w:val="19" /></w:rPr><w:t>Name</w:t></w:r></w:p></w:tc><w:tc><w:tcPr><w:tcW w:w="8136" w:type="dxa" /><w:tcBorders><w:top w:val="single" w:sz="5" w:space="0" w:color="D7D9DE" /><w:left w:val="single" w:sz="5" w:space="0" w:color="D7D9DE" /><w:bottom w:val="single" w:sz="5" w:space="0" w:color="D7D9DE" /><w:right w:val="single" w:sz="5" w:space="0" w:color="D7D9DE" /></w:tcBorders><w:tcMar><w:top w:w="70" w:type="dxa" /><w:left w:w="90" w:type="dxa" /><w:bottom w:w="70" w:type="dxa" /><w:right w:w="90" w:type="dxa" /></w:tcMar><w:vAlign w:val="center" /></w:tcPr><w:p><w:pPr><w:spacing w:after="0" w:line="240" w:lineRule="auto" /></w:pPr><w:r><w:rPr><w:rFonts w:ascii="Carlito" w:eastAsia="Carlito" w:hAnsi="Carlito" /><w:color w:val="252525" /><w:sz w:val="19" /></w:rPr><w:t>Chin Guan Chung</w:t></w:r></w:p></w:tc></w:tr><w:tr><w:trPr><w:cantSplit /><w:jc w:val="center" /></w:trPr><w:tc><w:tcPr><w:tcW w:w="1800" w:type="dxa" /><w:tcBorders><w:top w:val="single" w:sz="5" w:space="0" w:color="D7D9DE" /><w:left w:val="single" w:sz="5" w:space="0" w:color="D7D9DE" /><w:bottom w:val="single" w:sz="5" w:space="0" w:color="D7D9DE" /><w:right w:val="single" w:sz="5" w:space="0" w:color="D7D9DE" /></w:tcBorders><w:tcMar><w:top w:w="70" w:type="dxa" /><w:left w:w="90" w:type="dxa" /><w:bottom w:w="70" w:type="dxa" /><w:right w:w="90" w:type="dxa" /></w:tcMar><w:vAlign w:val="center" /></w:tcPr><w:p><w:pPr><w:spacing w:after="0" w:line="240" w:lineRule="auto" /></w:pPr><w:r><w:rPr><w:rFonts w:ascii="Carlito" w:eastAsia="Carlito" w:hAnsi="Carlito" /><w:b /><w:color w:val="4B2A63" /><w:sz w:val="19" /></w:rPr><w:t>Student ID</w:t></w:r></w:p></w:tc><w:tc><w:tcPr><w:tcW w:w="8136" w:type="dxa" /><w:tcBorders><w:top w:val="single" w:sz="5" w:space="0" w:color="D7D9DE" /><w:left w:val="single" w:sz="5" w:space="0" w:color="D7D9DE" /><w:bottom w:val="single" w:sz="5" w:space="0" w:color="D7D9DE" /><w:right w:val="single" w:sz="5" w:space="0" w:color="D7D9DE" /></w:tcBorders><w:tcMar><w:top w:w="70" w:type="dxa" /><w:left w:w="90" w:type="dxa" /><w:bottom w:w="70" w:type="dxa" /><w:right w:w="90" w:type="dxa" /></w:tcMar><w:vAlign w:val="center" /></w:tcPr><w:p><w:pPr><w:spacing w:after="0" w:line="240" w:lineRule="auto" /></w:pPr><w:r><w:rPr><w:rFonts w:ascii="Carlito" w:eastAsia="Carlito" w:hAnsi="Carlito" /><w:color w:val="252525" /><w:sz w:val="19" /></w:rPr><w:t>p2510864</w:t></w:r></w:p></w:tc></w:tr></w:tbl><w:p><w:pPr><w:spacing w:after="0" /></w:pPr></w:p><w:tbl><w:tblPr><w:tblW w:w="0" w:type="auto" /><w:jc w:val="center" /><w:tblLayout w:type="fixed" /><w:tblLook w:val="04A0" w:firstRow="1" w:lastRow="0" w:firstColumn="1" w:lastColumn="0" w:noHBand="0" w:noVBand="1" /></w:tblPr><w:tblGrid><w:gridCol w:w="9936" /></w:tblGrid><w:tr><w:trPr><w:cantSplit /><w:jc w:val="center" /></w:trPr><w:tc><w:tcPr><w:tcW w:w="9936" w:type="dxa" /><w:tcBorders><w:top w:val="single" w:sz="10" w:space="0" w:color="5D8F2B" /><w:left w:val="single" w:sz="10" w:space="0" w:color="5D8F2B" /><w:bottom w:val="single" w:sz="10" w:space="0" w:color="5D8F2B" /><w:right w:val="single" w:sz="10" w:space="0" w:color="5D8F2B" /></w:tcBorders><w:tcMar><w:top w:w="80" w:type="dxa" /><w:left w:w="100" w:type="dxa" /><w:bottom w:w="80" w:type="dxa" /><w:right w:w="100" w:type="dxa" /></w:tcMar></w:tcPr><w:p><w:pPr><w:spacing w:after="0" w:line="240" w:lineRule="auto" /></w:pPr><w:r><w:rPr><w:rFonts w:ascii="Carlito" w:eastAsia="Carlito" w:hAnsi="Carlito" /><w:b /><w:color w:val="5D8F2B" /><w:sz w:val="21" /></w:rPr><w:t xml:space="preserve">Research question: </w:t></w:r><w:r><w:rPr><w:rFonts w:ascii="Carlito" w:eastAsia="Carlito" w:hAnsi="Carlito" /><w:color w:val="252525" /><w:sz w:val="21" /></w:rPr><w:t>How can the warehouse retain the tier that a member held when each loan occurred, even after later upgrades?</w:t></w:r></w:p></w:tc></w:tr></w:tbl><w:p><w:pPr><w:spacing w:after="0" /></w:pPr></w:p><w:p><w:pPr><w:pStyle w:val="ReportHeading" /><w:pBdr><w:bottom w:val="single" w:sz="10" w:space="2" w:color="8ED14B" /></w:pBdr></w:pPr><w:r><w:t>1. The historical reporting problem</w:t></w:r></w:p><w:p><w:pPr><w:pStyle w:val="ReportBody" /></w:pPr><w:r><w:t>The current star schema stores TierName, TierLevel and BorrowLimit directly in DimMember. That is convenient for analysis, but an overwrite creates a historical problem. If member M0107 moves from Basic to Advanced and the existing row is updated, older loans can appear to have been made by an Advanced member even though the member was Basic at the time.</w:t></w:r></w:p><w:p><w:pPr><w:pStyle w:val="ReportBody" /></w:pPr><w:r><w:t>A Slowly Changing Dimension Type 2 (SCD2) solves this by inserting a new dimension row for a meaningful change instead of overwriting the previous row. The natural key MemberID links the versions, while each version receives a different surrogate MemberKey. Effective dates and a current-row flag define when each version applies [1].</w:t></w:r></w:p><w:tbl><w:tblPr><w:tblW w:w="0" w:type="auto" /><w:jc w:val="center" /><w:tblLayout w:type="fixed" /><w:tblLook w:val="04A0" w:firstRow="1" w:lastRow="0" w:firstColumn="1" w:lastColumn="0" w:noHBand="0" w:noVBand="1" /></w:tblPr><w:tblGrid><w:gridCol w:w="1728" /><w:gridCol w:w="3744" /><w:gridCol w:w="4464" /></w:tblGrid><w:tr><w:trPr><w:cantSplit /><w:tblHeader /><w:jc w:val="center" /></w:trPr><w:tc><w:tcPr><w:tcW w:w="1728" w:type="dxa" /><w:tcBorders><w:top w:val="single" w:sz="5" w:space="0" w:color="D7D9DE" /><w:left w:val="single" w:sz="5" w:space="0" w:color="D7D9DE" /><w:bottom w:val="single" w:sz="5" w:space="0" w:color="D7D9DE" /><w:right w:val="single" w:sz="5" w:space="0" w:color="D7D9DE" /></w:tcBorders><w:tcMar><w:top w:w="55" w:type="dxa" /><w:left w:w="70" w:type="dxa" /><w:bottom w:w="55" w:type="dxa" /><w:right w:w="70" w:type="dxa" /></w:tcMar><w:vAlign w:val="center" /></w:tcPr><w:p><w:pPr><w:spacing w:after="0" w:line="240" w:lineRule="auto" /><w:jc w:val="center" /></w:pPr><w:r><w:rPr><w:rFonts w:ascii="Carlito" w:eastAsia="Carlito" w:hAnsi="Carlito" /><w:b /><w:color w:val="1C1C1C" /><w:sz w:val="19" /></w:rPr><w:t>Approach</w:t></w:r></w:p></w:tc><w:tc><w:tcPr><w:tcW w:w="3744" w:type="dxa" /><w:tcBorders><w:top w:val="single" w:sz="5" w:space="0" w:color="D7D9DE" /><w:left w:val="single" w:sz="5" w:space="0" w:color="D7D9DE" /><w:bottom w:val="single" w:sz="5" w:space="0" w:color="D7D9DE" /><w:right w:val="single" w:sz="5" w:space="0" w:color="D7D9DE" /></w:tcBorders><w:tcMar><w:top w:w="55" w:type="dxa" /><w:left w:w="70" w:type="dxa" /><w:bottom w:w="55" w:type="dxa" /><w:right w:w="70" w:type="dxa" /></w:tcMar><w:vAlign w:val="center" /></w:tcPr><w:p><w:pPr><w:spacing w:after="0" w:line="240" w:lineRule="auto" /><w:jc w:val="center" /></w:pPr><w:r><w:rPr><w:rFonts w:ascii="Carlito" w:eastAsia="Carlito" w:hAnsi="Carlito" /><w:b /><w:color w:val="1C1C1C" /><w:sz w:val="19" /></w:rPr><w:t>What happens on an upgrade</w:t></w:r></w:p></w:tc><w:tc><w:tcPr><w:tcW w:w="4464" w:type="dxa" /><w:tcBorders><w:top w:val="single" w:sz="5" w:space="0" w:color="D7D9DE" /><w:left w:val="single" w:sz="5" w:space="0" w:color="D7D9DE" /><w:bottom w:val="single" w:sz="5" w:space="0" w:color="D7D9DE" /><w:right w:val="single" w:sz="5" w:space="0" w:color="D7D9DE" /></w:tcBorders><w:tcMar><w:top w:w="55" w:type="dxa" /><w:left w:w="70" w:type="dxa" /><w:bottom w:w="55" w:type="dxa" /><w:right w:w="70" w:type="dxa" /></w:tcMar><w:vAlign w:val="center" /></w:tcPr><w:p><w:pPr><w:spacing w:after="0" w:line="240" w:lineRule="auto" /><w:jc w:val="center" /></w:pPr><w:r><w:rPr><w:rFonts w:ascii="Carlito" w:eastAsia="Carlito" w:hAnsi="Carlito" /><w:b /><w:color w:val="1C1C1C" /><w:sz w:val="19" /></w:rPr><w:t>Historical result</w:t></w:r></w:p></w:tc></w:tr><w:tr><w:trPr><w:cantSplit /><w:jc w:val="center" /></w:trPr><w:tc><w:tcPr><w:tcW w:w="1728" w:type="dxa" /><w:tcBorders><w:top w:val="single" w:sz="5" w:space="0" w:color="D7D9DE" /><w:left w:val="single" w:sz="5" w:space="0" w:color="D7D9DE" /><w:bottom w:val="single" w:sz="5" w:space="0" w:color="D7D9DE" /><w:right w:val="single" w:sz="5" w:space="0" w:color="D7D9DE" /></w:tcBorders><w:tcMar><w:top w:w="55" w:type="dxa" /><w:left w:w="70" w:type="dxa" /><w:bottom w:w="55" w:type="dxa" /><w:right w:w="70" w:type="dxa" /></w:tcMar><w:vAlign w:val="center" /></w:tcPr><w:p><w:pPr><w:spacing w:after="0" w:line="240" w:lineRule="auto" /></w:pPr><w:r><w:rPr><w:rFonts w:ascii="Carlito" w:eastAsia="Carlito" w:hAnsi="Carlito" /><w:color w:val="252525" /><w:sz w:val="18" /></w:rPr><w:t>Type 1</w:t></w:r></w:p></w:tc><w:tc><w:tcPr><w:tcW w:w="3744" w:type="dxa" /><w:tcBorders><w:top w:val="single" w:sz="5" w:space="0" w:color="D7D9DE" /><w:left w:val="single" w:sz="5" w:space="0" w:color="D7D9DE" /><w:bottom w:val="single" w:sz="5" w:space="0" w:color="D7D9DE" /><w:right w:val="single" w:sz="5" w:space="0" w:color="D7D9DE" /></w:tcBorders><w:tcMar><w:top w:w="55" w:type="dxa" /><w:left w:w="70" w:type="dxa" /><w:bottom w:w="55" w:type="dxa" /><w:right w:w="70" w:type="dxa" /></w:tcMar><w:vAlign w:val="center" /></w:tcPr><w:p><w:pPr><w:spacing w:after="0" w:line="240" w:lineRule="auto" /></w:pPr><w:r><w:rPr><w:rFonts w:ascii="Carlito" w:eastAsia="Carlito" w:hAnsi="Carlito" /><w:color w:val="252525" /><w:sz w:val="18" /></w:rPr><w:t>Update the existing member row</w:t></w:r></w:p></w:tc><w:tc><w:tcPr><w:tcW w:w="4464" w:type="dxa" /><w:tcBorders><w:top w:val="single" w:sz="5" w:space="0" w:color="D7D9DE" /><w:left w:val="single" w:sz="5" w:space="0" w:color="D7D9DE" /><w:bottom w:val="single" w:sz="5" w:space="0" w:color="D7D9DE" /><w:right w:val="single" w:sz="5" w:space="0" w:color="D7D9DE" /></w:tcBorders><w:tcMar><w:top w:w="55" w:type="dxa" /><w:left w:w="70" w:type="dxa" /><w:bottom w:w="55" w:type="dxa" /><w:right w:w="70" w:type="dxa" /></w:tcMar><w:vAlign w:val="center" /></w:tcPr><w:p><w:pPr><w:spacing w:after="0" w:line="240" w:lineRule="auto" /></w:pPr><w:r><w:rPr><w:rFonts w:ascii="Carlito" w:eastAsia="Carlito" w:hAnsi="Carlito" /><w:color w:val="252525" /><w:sz w:val="18" /></w:rPr><w:t>Old facts are described using the new tier</w:t></w:r></w:p></w:tc></w:tr><w:tr><w:trPr><w:cantSplit /><w:jc w:val="center" /></w:trPr><w:tc><w:tcPr><w:tcW w:w="1728" w:type="dxa" /><w:tcBorders><w:top w:val="single" w:sz="5" w:space="0" w:color="D7D9DE" /><w:left w:val="single" w:sz="5" w:space="0" w:color="D7D9DE" /><w:bottom w:val="single" w:sz="5" w:space="0" w:color="D7D9DE" /><w:right w:val="single" w:sz="5" w:space="0" w:color="D7D9DE" /></w:tcBorders><w:tcMar><w:top w:w="55" w:type="dxa" /><w:left w:w="70" w:type="dxa" /><w:bottom w:w="55" w:type="dxa" /><w:right w:w="70" w:type="dxa" /></w:tcMar><w:vAlign w:val="center" /></w:tcPr><w:p><w:pPr><w:spacing w:after="0" w:line="240" w:lineRule="auto" /></w:pPr><w:r><w:rPr><w:rFonts w:ascii="Carlito" w:eastAsia="Carlito" w:hAnsi="Carlito" /><w:color w:val="252525" /><w:sz w:val="18" /></w:rPr><w:t>Type 2</w:t></w:r></w:p></w:tc><w:tc><w:tcPr><w:tcW w:w="3744" w:type="dxa" /><w:tcBorders><w:top w:val="single" w:sz="5" w:space="0" w:color="D7D9DE" /><w:left w:val="single" w:sz="5" w:space="0" w:color="D7D9DE" /><w:bottom w:val="single" w:sz="5" w:space="0" w:color="D7D9DE" /><w:right w:val="single" w:sz="5" w:space="0" w:color="D7D9DE" /></w:tcBorders><w:tcMar><w:top w:w="55" w:type="dxa" /><w:left w:w="70" w:type="dxa" /><w:bottom w:w="55" w:type="dxa" /><w:right w:w="70" w:type="dxa" /></w:tcMar><w:vAlign w:val="center" /></w:tcPr><w:p><w:pPr><w:spacing w:after="0" w:line="240" w:lineRule="auto" /></w:pPr><w:r><w:rPr><w:rFonts w:ascii="Carlito" w:eastAsia="Carlito" w:hAnsi="Carlito" /><w:color w:val="252525" /><w:sz w:val="18" /></w:rPr><w:t>Expire the old row and insert a new row</w:t></w:r></w:p></w:tc><w:tc><w:tcPr><w:tcW w:w="4464" w:type="dxa" /><w:tcBorders><w:top w:val="single" w:sz="5" w:space="0" w:color="D7D9DE" /><w:left w:val="single" w:sz="5" w:space="0" w:color="D7D9DE" /><w:bottom w:val="single" w:sz="5" w:space="0" w:color="D7D9DE" /><w:right w:val="single" w:sz="5" w:space="0" w:color="D7D9DE" /></w:tcBorders><w:tcMar><w:top w:w="55" w:type="dxa" /><w:left w:w="70" w:type="dxa" /><w:bottom w:w="55" w:type="dxa" /><w:right w:w="70" w:type="dxa" /></w:tcMar><w:vAlign w:val="center" /></w:tcPr><w:p><w:pPr><w:spacing w:after="0" w:line="240" w:lineRule="auto" /></w:pPr><w:r><w:rPr><w:rFonts w:ascii="Carlito" w:eastAsia="Carlito" w:hAnsi="Carlito" /><w:color w:val="252525" /><w:sz w:val="18" /></w:rPr><w:t>Each fact keeps the tier valid at its event time</w:t></w:r></w:p></w:tc></w:tr></w:tbl><w:p><w:pPr><w:pStyle w:val="ReportHeading" /><w:pBdr><w:bottom w:val="single" w:sz="10" w:space="2" w:color="8ED14B" /></w:pBdr></w:pPr><w:r><w:t>2. Scope of the design</w:t></w:r></w:p><w:p><w:pPr><w:pStyle w:val="ReportBody" /></w:pPr><w:r><w:t>I focused on tier attributes because they affect borrowing policy and are analytically meaningful. Name corrections and contact changes could follow a different policy. The design uses half-open periods: EffectiveFrom is inclusive and EffectiveTo is exclusive. This avoids a fact matching two rows at the exact change timestamp.</w:t></w:r></w:p><w:p><w:pPr><w:spacing w:after="0" /></w:pPr><w:r><w:br w:type="page" /></w:r></w:p><w:p><w:pPr><w:pStyle w:val="ReportHeading" /><w:pBdr><w:bottom w:val="single" w:sz="10" w:space="2" w:color="8ED14B" /></w:pBdr></w:pPr><w:r><w:lastRenderedPageBreak /><w:t>3. Dimension structure</w:t></w:r></w:p><w:tbl><w:tblPr><w:tblW w:w="0" w:type="auto" /><w:jc w:val="center" /><w:tblLayout w:type="fixed" /><w:tblLook w:val="04A0" w:firstRow="1" w:lastRow="0" w:firstColumn="1" w:lastColumn="0" w:noHBand="0" w:noVBand="1" /></w:tblPr><w:tblGrid><w:gridCol w:w="9936" /></w:tblGrid><w:tr><w:trPr><w:cantSplit /><w:jc w:val="center" /></w:trPr><w:tc><w:tcPr><w:tcW w:w="9936" w:type="dxa" /><w:tcBorders><w:top w:val="single" w:sz="6" w:space="0" w:color="D7D9DE" /><w:left w:val="single" w:sz="6" w:space="0" w:color="D7D9DE" /><w:bottom w:val="single" w:sz="6" w:space="0" w:color="D7D9DE" /><w:right w:val="single" w:sz="6" w:space="0" w:color="D7D9DE" /></w:tcBorders><w:tcMar><w:top w:w="75" w:type="dxa" /><w:left w:w="95" w:type="dxa" /><w:bottom w:w="75" w:type="dxa" /><w:right w:w="95" w:type="dxa" /></w:tcMar></w:tcPr><w:p><w:pPr><w:spacing w:after="0" w:line="228" w:lineRule="auto" /></w:pPr><w:r><w:rPr><w:rFonts w:ascii="Liberation Mono" w:eastAsia="Liberation Mono" w:hAnsi="Liberation Mono" /><w:color w:val="1C1C1C" /><w:sz w:val="17" /></w:rPr><w:t>CREATE TABLE DimMemberHistory (</w:t></w:r><w:r><w:br /></w:r><w:r><w:rPr><w:rFonts w:ascii="Liberation Mono" w:eastAsia="Liberation Mono" w:hAnsi="Liberation Mono" /><w:color w:val="1C1C1C" /><w:sz w:val="17" /></w:rPr><w:t xml:space="preserve">    MemberKey INT AUTO_INCREMENT PRIMARY KEY,</w:t></w:r><w:r><w:br /></w:r><w:r><w:rPr><w:rFonts w:ascii="Liberation Mono" w:eastAsia="Liberation Mono" w:hAnsi="Liberation Mono" /><w:color w:val="1C1C1C" /><w:sz w:val="17" /></w:rPr><w:t xml:space="preserve">    MemberID CHAR(10) NOT NULL,</w:t></w:r><w:r><w:br /></w:r><w:r><w:rPr><w:rFonts w:ascii="Liberation Mono" w:eastAsia="Liberation Mono" w:hAnsi="Liberation Mono" /><w:color w:val="1C1C1C" /><w:sz w:val="17" /></w:rPr><w:t xml:space="preserve">    Name VARCHAR(100) NOT NULL,</w:t></w:r><w:r><w:br /></w:r><w:r><w:rPr><w:rFonts w:ascii="Liberation Mono" w:eastAsia="Liberation Mono" w:hAnsi="Liberation Mono" /><w:color w:val="1C1C1C" /><w:sz w:val="17" /></w:rPr><w:t xml:space="preserve">    TierName VARCHAR(20) NOT NULL,</w:t></w:r><w:r><w:br /></w:r><w:r><w:rPr><w:rFonts w:ascii="Liberation Mono" w:eastAsia="Liberation Mono" w:hAnsi="Liberation Mono" /><w:color w:val="1C1C1C" /><w:sz w:val="17" /></w:rPr><w:t xml:space="preserve">    TierLevel INT NOT NULL,</w:t></w:r><w:r><w:br /></w:r><w:r><w:rPr><w:rFonts w:ascii="Liberation Mono" w:eastAsia="Liberation Mono" w:hAnsi="Liberation Mono" /><w:color w:val="1C1C1C" /><w:sz w:val="17" /></w:rPr><w:t xml:space="preserve">    BorrowLimit INT NOT NULL,</w:t></w:r><w:r><w:br /></w:r><w:r><w:rPr><w:rFonts w:ascii="Liberation Mono" w:eastAsia="Liberation Mono" w:hAnsi="Liberation Mono" /><w:color w:val="1C1C1C" /><w:sz w:val="17" /></w:rPr><w:t xml:space="preserve">    EffectiveFrom DATETIME NOT NULL,</w:t></w:r><w:r><w:br /></w:r><w:r><w:rPr><w:rFonts w:ascii="Liberation Mono" w:eastAsia="Liberation Mono" w:hAnsi="Liberation Mono" /><w:color w:val="1C1C1C" /><w:sz w:val="17" /></w:rPr><w:t xml:space="preserve">    EffectiveTo DATETIME NOT NULL,</w:t></w:r><w:r><w:br /></w:r><w:r><w:rPr><w:rFonts w:ascii="Liberation Mono" w:eastAsia="Liberation Mono" w:hAnsi="Liberation Mono" /><w:color w:val="1C1C1C" /><w:sz w:val="17" /></w:rPr><w:t xml:space="preserve">    IsCurrent BOOLEAN NOT NULL,</w:t></w:r><w:r><w:br /></w:r><w:r><w:br /></w:r><w:r><w:rPr><w:rFonts w:ascii="Liberation Mono" w:eastAsia="Liberation Mono" w:hAnsi="Liberation Mono" /><w:color w:val="1C1C1C" /><w:sz w:val="17" /></w:rPr><w:t xml:space="preserve">    CurrentMemberID CHAR(10)</w:t></w:r><w:r><w:br /></w:r><w:r><w:rPr><w:rFonts w:ascii="Liberation Mono" w:eastAsia="Liberation Mono" w:hAnsi="Liberation Mono" /><w:color w:val="1C1C1C" /><w:sz w:val="17" /></w:rPr><w:t xml:space="preserve">      GENERATED ALWAYS AS (</w:t></w:r><w:r><w:br /></w:r><w:r><w:rPr><w:rFonts w:ascii="Liberation Mono" w:eastAsia="Liberation Mono" w:hAnsi="Liberation Mono" /><w:color w:val="1C1C1C" /><w:sz w:val="17" /></w:rPr><w:t xml:space="preserve">        CASE WHEN IsCurrent = 1 THEN MemberID ELSE NULL END</w:t></w:r><w:r><w:br /></w:r><w:r><w:rPr><w:rFonts w:ascii="Liberation Mono" w:eastAsia="Liberation Mono" w:hAnsi="Liberation Mono" /><w:color w:val="1C1C1C" /><w:sz w:val="17" /></w:rPr><w:t xml:space="preserve">      ) STORED,</w:t></w:r><w:r><w:br /></w:r><w:r><w:br /></w:r><w:r><w:rPr><w:rFonts w:ascii="Liberation Mono" w:eastAsia="Liberation Mono" w:hAnsi="Liberation Mono" /><w:color w:val="1C1C1C" /><w:sz w:val="17" /></w:rPr><w:t xml:space="preserve">    UNIQUE KEY uq_member_version (MemberID, EffectiveFrom),</w:t></w:r><w:r><w:br /></w:r><w:r><w:rPr><w:rFonts w:ascii="Liberation Mono" w:eastAsia="Liberation Mono" w:hAnsi="Liberation Mono" /><w:color w:val="1C1C1C" /><w:sz w:val="17" /></w:rPr><w:t xml:space="preserve">    UNIQUE KEY uq_one_current (CurrentMemberID),</w:t></w:r><w:r><w:br /></w:r><w:r><w:rPr><w:rFonts w:ascii="Liberation Mono" w:eastAsia="Liberation Mono" w:hAnsi="Liberation Mono" /><w:color w:val="1C1C1C" /><w:sz w:val="17" /></w:rPr><w:t xml:space="preserve">    INDEX ix_member_asof (MemberID, EffectiveFrom, EffectiveTo)</w:t></w:r><w:r><w:br /></w:r><w:r><w:rPr><w:rFonts w:ascii="Liberation Mono" w:eastAsia="Liberation Mono" w:hAnsi="Liberation Mono" /><w:color w:val="1C1C1C" /><w:sz w:val="17" /></w:rPr><w:t>);</w:t></w:r></w:p></w:tc></w:tr></w:tbl><w:p><w:pPr><w:pStyle w:val="ReportSubheading" /></w:pPr><w:r><w:t>Why these columns are needed</w:t></w:r></w:p><w:p><w:pPr><w:pStyle w:val="ReportBullet" /><w:ind w:left="360" w:hanging="216" /></w:pPr><w:r><w:rPr><w:b /><w:color w:val="5D8F2B" /><w:sz w:val="22" /></w:rPr><w:t xml:space="preserve">• </w:t></w:r><w:r><w:rPr><w:sz w:val="22" /></w:rPr><w:t>MemberKey is the warehouse identity for one version and is stored in the fact table.</w:t></w:r></w:p><w:p><w:pPr><w:pStyle w:val="ReportBullet" /><w:ind w:left="360" w:hanging="216" /></w:pPr><w:r><w:rPr><w:b /><w:color w:val="5D8F2B" /><w:sz w:val="22" /></w:rPr><w:t xml:space="preserve">• </w:t></w:r><w:r><w:rPr><w:sz w:val="22" /></w:rPr><w:t>MemberID is the durable business identity that groups all versions of the same member.</w:t></w:r></w:p><w:p><w:pPr><w:pStyle w:val="ReportBullet" /><w:ind w:left="360" w:hanging="216" /></w:pPr><w:r><w:rPr><w:b /><w:color w:val="5D8F2B" /><w:sz w:val="22" /></w:rPr><w:t xml:space="preserve">• </w:t></w:r><w:r><w:rPr><w:sz w:val="22" /></w:rPr><w:t>EffectiveFrom and EffectiveTo locate the version valid at a loan timestamp.</w:t></w:r></w:p><w:p><w:pPr><w:pStyle w:val="ReportBullet" /><w:ind w:left="360" w:hanging="216" /></w:pPr><w:r><w:rPr><w:b /><w:color w:val="5D8F2B" /><w:sz w:val="22" /></w:rPr><w:t xml:space="preserve">• </w:t></w:r><w:r><w:rPr><w:sz w:val="22" /></w:rPr><w:t>IsCurrent makes the latest profile easy to retrieve without relying on the far-future date.</w:t></w:r></w:p><w:p><w:pPr><w:pStyle w:val="ReportBody" /></w:pPr><w:r><w:t>The generated CurrentMemberID is populated only for the current row. Because a unique index can contain multiple NULL values, it prevents two current rows for the same member while allowing any number of expired versions. The index on MemberID and the effective period supports the as-of lookup used during fact loading.</w:t></w:r></w:p><w:p><w:pPr><w:spacing w:after="0" /></w:pPr><w:r><w:br w:type="page" /></w:r></w:p><w:p><w:pPr><w:pStyle w:val="ReportHeading" /><w:pBdr><w:bottom w:val="single" w:sz="10" w:space="2" w:color="8ED14B" /></w:pBdr></w:pPr><w:r><w:lastRenderedPageBreak /><w:t>4. Processing a tier change</w:t></w:r></w:p><w:p><w:pPr><w:pStyle w:val="ReportBody" /></w:pPr><w:r><w:t>The staging table contains a stable batch of current member records and a ChangeAt timestamp. I first capture only new or changed members, then close the previous version and insert the replacement in one transaction.</w:t></w:r></w:p><w:tbl><w:tblPr><w:tblW w:w="0" w:type="auto" /><w:jc w:val="center" /><w:tblLayout w:type="fixed" /><w:tblLook w:val="04A0" w:firstRow="1" w:lastRow="0" w:firstColumn="1" w:lastColumn="0" w:noHBand="0" w:noVBand="1" /></w:tblPr><w:tblGrid><w:gridCol w:w="9936" /></w:tblGrid><w:tr><w:trPr><w:cantSplit /><w:jc w:val="center" /></w:trPr><w:tc><w:tcPr><w:tcW w:w="9936" w:type="dxa" /><w:tcBorders><w:top w:val="single" w:sz="6" w:space="0" w:color="D7D9DE" /><w:left w:val="single" w:sz="6" w:space="0" w:color="D7D9DE" /><w:bottom w:val="single" w:sz="6" w:space="0" w:color="D7D9DE" /><w:right w:val="single" w:sz="6" w:space="0" w:color="D7D9DE" /></w:tcBorders><w:tcMar><w:top w:w="75" w:type="dxa" /><w:left w:w="95" w:type="dxa" /><w:bottom w:w="75" w:type="dxa" /><w:right w:w="95" w:type="dxa" /></w:tcMar></w:tcPr><w:p><w:pPr><w:spacing w:after="0" w:line="228" w:lineRule="auto" /></w:pPr><w:r><w:rPr><w:rFonts w:ascii="Liberation Mono" w:eastAsia="Liberation Mono" w:hAnsi="Liberation Mono" /><w:color w:val="1C1C1C" /><w:sz w:val="16" /></w:rPr><w:t>DROP TEMPORARY TABLE IF EXISTS ChangedMember;</w:t></w:r><w:r><w:br /></w:r><w:r><w:rPr><w:rFonts w:ascii="Liberation Mono" w:eastAsia="Liberation Mono" w:hAnsi="Liberation Mono" /><w:color w:val="1C1C1C" /><w:sz w:val="16" /></w:rPr><w:t>CREATE TEMPORARY TABLE ChangedMember AS</w:t></w:r><w:r><w:br /></w:r><w:r><w:rPr><w:rFonts w:ascii="Liberation Mono" w:eastAsia="Liberation Mono" w:hAnsi="Liberation Mono" /><w:color w:val="1C1C1C" /><w:sz w:val="16" /></w:rPr><w:t>SELECT s.MemberID, s.Name, s.TierName, s.TierLevel,</w:t></w:r><w:r><w:br /></w:r><w:r><w:rPr><w:rFonts w:ascii="Liberation Mono" w:eastAsia="Liberation Mono" w:hAnsi="Liberation Mono" /><w:color w:val="1C1C1C" /><w:sz w:val="16" /></w:rPr><w:t xml:space="preserve">       s.BorrowLimit, s.ChangeAt,</w:t></w:r><w:r><w:br /></w:r><w:r><w:rPr><w:rFonts w:ascii="Liberation Mono" w:eastAsia="Liberation Mono" w:hAnsi="Liberation Mono" /><w:color w:val="1C1C1C" /><w:sz w:val="16" /></w:rPr><w:t xml:space="preserve">       d.MemberKey AS PreviousKey</w:t></w:r><w:r><w:br /></w:r><w:r><w:rPr><w:rFonts w:ascii="Liberation Mono" w:eastAsia="Liberation Mono" w:hAnsi="Liberation Mono" /><w:color w:val="1C1C1C" /><w:sz w:val="16" /></w:rPr><w:t>FROM StgMember AS s</w:t></w:r><w:r><w:br /></w:r><w:r><w:rPr><w:rFonts w:ascii="Liberation Mono" w:eastAsia="Liberation Mono" w:hAnsi="Liberation Mono" /><w:color w:val="1C1C1C" /><w:sz w:val="16" /></w:rPr><w:t>LEFT JOIN DimMemberHistory AS d</w:t></w:r><w:r><w:br /></w:r><w:r><w:rPr><w:rFonts w:ascii="Liberation Mono" w:eastAsia="Liberation Mono" w:hAnsi="Liberation Mono" /><w:color w:val="1C1C1C" /><w:sz w:val="16" /></w:rPr><w:t xml:space="preserve">  ON d.MemberID = s.MemberID</w:t></w:r><w:r><w:br /></w:r><w:r><w:rPr><w:rFonts w:ascii="Liberation Mono" w:eastAsia="Liberation Mono" w:hAnsi="Liberation Mono" /><w:color w:val="1C1C1C" /><w:sz w:val="16" /></w:rPr><w:t xml:space="preserve"> AND d.IsCurrent = 1</w:t></w:r><w:r><w:br /></w:r><w:r><w:rPr><w:rFonts w:ascii="Liberation Mono" w:eastAsia="Liberation Mono" w:hAnsi="Liberation Mono" /><w:color w:val="1C1C1C" /><w:sz w:val="16" /></w:rPr><w:t>WHERE d.MemberKey IS NULL</w:t></w:r><w:r><w:br /></w:r><w:r><w:rPr><w:rFonts w:ascii="Liberation Mono" w:eastAsia="Liberation Mono" w:hAnsi="Liberation Mono" /><w:color w:val="1C1C1C" /><w:sz w:val="16" /></w:rPr><w:t xml:space="preserve">   OR NOT (d.TierName   &lt;=&gt; s.TierName)</w:t></w:r><w:r><w:br /></w:r><w:r><w:rPr><w:rFonts w:ascii="Liberation Mono" w:eastAsia="Liberation Mono" w:hAnsi="Liberation Mono" /><w:color w:val="1C1C1C" /><w:sz w:val="16" /></w:rPr><w:t xml:space="preserve">   OR NOT (d.TierLevel  &lt;=&gt; s.TierLevel)</w:t></w:r><w:r><w:br /></w:r><w:r><w:rPr><w:rFonts w:ascii="Liberation Mono" w:eastAsia="Liberation Mono" w:hAnsi="Liberation Mono" /><w:color w:val="1C1C1C" /><w:sz w:val="16" /></w:rPr><w:t xml:space="preserve">   OR NOT (d.BorrowLimit &lt;=&gt; s.BorrowLimit);</w:t></w:r><w:r><w:br /></w:r><w:r><w:br /></w:r><w:r><w:rPr><w:rFonts w:ascii="Liberation Mono" w:eastAsia="Liberation Mono" w:hAnsi="Liberation Mono" /><w:color w:val="1C1C1C" /><w:sz w:val="16" /></w:rPr><w:t>START TRANSACTION;</w:t></w:r><w:r><w:br /></w:r><w:r><w:br /></w:r><w:r><w:rPr><w:rFonts w:ascii="Liberation Mono" w:eastAsia="Liberation Mono" w:hAnsi="Liberation Mono" /><w:color w:val="1C1C1C" /><w:sz w:val="16" /></w:rPr><w:t>UPDATE DimMemberHistory AS d</w:t></w:r><w:r><w:br /></w:r><w:r><w:rPr><w:rFonts w:ascii="Liberation Mono" w:eastAsia="Liberation Mono" w:hAnsi="Liberation Mono" /><w:color w:val="1C1C1C" /><w:sz w:val="16" /></w:rPr><w:t>JOIN ChangedMember AS c</w:t></w:r><w:r><w:br /></w:r><w:r><w:rPr><w:rFonts w:ascii="Liberation Mono" w:eastAsia="Liberation Mono" w:hAnsi="Liberation Mono" /><w:color w:val="1C1C1C" /><w:sz w:val="16" /></w:rPr><w:t xml:space="preserve">  ON c.PreviousKey = d.MemberKey</w:t></w:r><w:r><w:br /></w:r><w:r><w:rPr><w:rFonts w:ascii="Liberation Mono" w:eastAsia="Liberation Mono" w:hAnsi="Liberation Mono" /><w:color w:val="1C1C1C" /><w:sz w:val="16" /></w:rPr><w:t>SET d.EffectiveTo = c.ChangeAt,</w:t></w:r><w:r><w:br /></w:r><w:r><w:rPr><w:rFonts w:ascii="Liberation Mono" w:eastAsia="Liberation Mono" w:hAnsi="Liberation Mono" /><w:color w:val="1C1C1C" /><w:sz w:val="16" /></w:rPr><w:t xml:space="preserve">    d.IsCurrent = 0;</w:t></w:r><w:r><w:br /></w:r><w:r><w:br /></w:r><w:r><w:rPr><w:rFonts w:ascii="Liberation Mono" w:eastAsia="Liberation Mono" w:hAnsi="Liberation Mono" /><w:color w:val="1C1C1C" /><w:sz w:val="16" /></w:rPr><w:t>INSERT INTO DimMemberHistory</w:t></w:r><w:r><w:br /></w:r><w:r><w:rPr><w:rFonts w:ascii="Liberation Mono" w:eastAsia="Liberation Mono" w:hAnsi="Liberation Mono" /><w:color w:val="1C1C1C" /><w:sz w:val="16" /></w:rPr><w:t xml:space="preserve">  (MemberID, Name, TierName, TierLevel, BorrowLimit,</w:t></w:r><w:r><w:br /></w:r><w:r><w:rPr><w:rFonts w:ascii="Liberation Mono" w:eastAsia="Liberation Mono" w:hAnsi="Liberation Mono" /><w:color w:val="1C1C1C" /><w:sz w:val="16" /></w:rPr><w:t xml:space="preserve">   EffectiveFrom, EffectiveTo, IsCurrent)</w:t></w:r><w:r><w:br /></w:r><w:r><w:rPr><w:rFonts w:ascii="Liberation Mono" w:eastAsia="Liberation Mono" w:hAnsi="Liberation Mono" /><w:color w:val="1C1C1C" /><w:sz w:val="16" /></w:rPr><w:t>SELECT MemberID, Name, TierName, TierLevel, BorrowLimit,</w:t></w:r><w:r><w:br /></w:r><w:r><w:rPr><w:rFonts w:ascii="Liberation Mono" w:eastAsia="Liberation Mono" w:hAnsi="Liberation Mono" /><w:color w:val="1C1C1C" /><w:sz w:val="16" /></w:rPr><w:t xml:space="preserve">       ChangeAt, '9999-12-31 00:00:00', 1</w:t></w:r><w:r><w:br /></w:r><w:r><w:rPr><w:rFonts w:ascii="Liberation Mono" w:eastAsia="Liberation Mono" w:hAnsi="Liberation Mono" /><w:color w:val="1C1C1C" /><w:sz w:val="16" /></w:rPr><w:t>FROM ChangedMember;</w:t></w:r><w:r><w:br /></w:r><w:r><w:br /></w:r><w:r><w:rPr><w:rFonts w:ascii="Liberation Mono" w:eastAsia="Liberation Mono" w:hAnsi="Liberation Mono" /><w:color w:val="1C1C1C" /><w:sz w:val="16" /></w:rPr><w:t>COMMIT;</w:t></w:r></w:p></w:tc></w:tr></w:tbl><w:p><w:pPr><w:pStyle w:val="ReportBody" /></w:pPr><w:r><w:t>The null-safe equality operator &lt;=&gt; is useful when a tracked attribute may be NULL. An unchanged member never enters ChangedMember, so rerunning the batch does not create another version. In a full implementation, errors would trigger ROLLBACK and an audit table would record the batch identifier and counts.</w:t></w:r></w:p><w:p><w:pPr><w:spacing w:after="0" /></w:pPr><w:r><w:br w:type="page" /></w:r></w:p><w:p><w:pPr><w:pStyle w:val="ReportHeading" /><w:pBdr><w:bottom w:val="single" w:sz="10" w:space="2" w:color="8ED14B" /></w:pBdr></w:pPr><w:r><w:lastRenderedPageBreak /><w:t>5. Practical demonstration</w:t></w:r></w:p><w:p><w:pPr><w:pStyle w:val="ReportSubheading" /></w:pPr><w:r><w:t>Version history after an upgrade</w:t></w:r></w:p><w:tbl><w:tblPr><w:tblW w:w="0" w:type="auto" /><w:jc w:val="center" /><w:tblLayout w:type="fixed" /><w:tblLook w:val="04A0" w:firstRow="1" w:lastRow="0" w:firstColumn="1" w:lastColumn="0" w:noHBand="0" w:noVBand="1" /></w:tblPr><w:tblGrid><w:gridCol w:w="1512" /><w:gridCol w:w="1512" /><w:gridCol w:w="1728" /><w:gridCol w:w="1944" /><w:gridCol w:w="1944" /><w:gridCol w:w="1296" /></w:tblGrid><w:tr><w:trPr><w:cantSplit /><w:tblHeader /><w:jc w:val="center" /></w:trPr><w:tc><w:tcPr><w:tcW w:w="1512" w:type="dxa" /><w:tcBorders><w:top w:val="single" w:sz="5" w:space="0" w:color="D7D9DE" /><w:left w:val="single" w:sz="5" w:space="0" w:color="D7D9DE" /><w:bottom w:val="single" w:sz="5" w:space="0" w:color="D7D9DE" /><w:right w:val="single" w:sz="5" w:space="0" w:color="D7D9DE" /></w:tcBorders><w:tcMar><w:top w:w="55" w:type="dxa" /><w:left w:w="70" w:type="dxa" /><w:bottom w:w="55" w:type="dxa" /><w:right w:w="70" w:type="dxa" /></w:tcMar><w:vAlign w:val="center" /></w:tcPr><w:p><w:pPr><w:spacing w:after="0" w:line="240" w:lineRule="auto" /><w:jc w:val="center" /></w:pPr><w:r><w:rPr><w:rFonts w:ascii="Carlito" w:eastAsia="Carlito" w:hAnsi="Carlito" /><w:b /><w:color w:val="1C1C1C" /><w:sz w:val="19" /></w:rPr><w:t>MemberKey</w:t></w:r></w:p></w:tc><w:tc><w:tcPr><w:tcW w:w="1512" w:type="dxa" /><w:tcBorders><w:top w:val="single" w:sz="5" w:space="0" w:color="D7D9DE" /><w:left w:val="single" w:sz="5" w:space="0" w:color="D7D9DE" /><w:bottom w:val="single" w:sz="5" w:space="0" w:color="D7D9DE" /><w:right w:val="single" w:sz="5" w:space="0" w:color="D7D9DE" /></w:tcBorders><w:tcMar><w:top w:w="55" w:type="dxa" /><w:left w:w="70" w:type="dxa" /><w:bottom w:w="55" w:type="dxa" /><w:right w:w="70" w:type="dxa" /></w:tcMar><w:vAlign w:val="center" /></w:tcPr><w:p><w:pPr><w:spacing w:after="0" w:line="240" w:lineRule="auto" /><w:jc w:val="center" /></w:pPr><w:r><w:rPr><w:rFonts w:ascii="Carlito" w:eastAsia="Carlito" w:hAnsi="Carlito" /><w:b /><w:color w:val="1C1C1C" /><w:sz w:val="19" /></w:rPr><w:t>MemberID</w:t></w:r></w:p></w:tc><w:tc><w:tcPr><w:tcW w:w="1728" w:type="dxa" /><w:tcBorders><w:top w:val="single" w:sz="5" w:space="0" w:color="D7D9DE" /><w:left w:val="single" w:sz="5" w:space="0" w:color="D7D9DE" /><w:bottom w:val="single" w:sz="5" w:space="0" w:color="D7D9DE" /><w:right w:val="single" w:sz="5" w:space="0" w:color="D7D9DE" /></w:tcBorders><w:tcMar><w:top w:w="55" w:type="dxa" /><w:left w:w="70" w:type="dxa" /><w:bottom w:w="55" w:type="dxa" /><w:right w:w="70" w:type="dxa" /></w:tcMar><w:vAlign w:val="center" /></w:tcPr><w:p><w:pPr><w:spacing w:after="0" w:line="240" w:lineRule="auto" /><w:jc w:val="center" /></w:pPr><w:r><w:rPr><w:rFonts w:ascii="Carlito" w:eastAsia="Carlito" w:hAnsi="Carlito" /><w:b /><w:color w:val="1C1C1C" /><w:sz w:val="19" /></w:rPr><w:t>Tier</w:t></w:r></w:p></w:tc><w:tc><w:tcPr><w:tcW w:w="1944" w:type="dxa" /><w:tcBorders><w:top w:val="single" w:sz="5" w:space="0" w:color="D7D9DE" /><w:left w:val="single" w:sz="5" w:space="0" w:color="D7D9DE" /><w:bottom w:val="single" w:sz="5" w:space="0" w:color="D7D9DE" /><w:right w:val="single" w:sz="5" w:space="0" w:color="D7D9DE" /></w:tcBorders><w:tcMar><w:top w:w="55" w:type="dxa" /><w:left w:w="70" w:type="dxa" /><w:bottom w:w="55" w:type="dxa" /><w:right w:w="70" w:type="dxa" /></w:tcMar><w:vAlign w:val="center" /></w:tcPr><w:p><w:pPr><w:spacing w:after="0" w:line="240" w:lineRule="auto" /><w:jc w:val="center" /></w:pPr><w:r><w:rPr><w:rFonts w:ascii="Carlito" w:eastAsia="Carlito" w:hAnsi="Carlito" /><w:b /><w:color w:val="1C1C1C" /><w:sz w:val="19" /></w:rPr><w:t>EffectiveFrom</w:t></w:r></w:p></w:tc><w:tc><w:tcPr><w:tcW w:w="1944" w:type="dxa" /><w:tcBorders><w:top w:val="single" w:sz="5" w:space="0" w:color="D7D9DE" /><w:left w:val="single" w:sz="5" w:space="0" w:color="D7D9DE" /><w:bottom w:val="single" w:sz="5" w:space="0" w:color="D7D9DE" /><w:right w:val="single" w:sz="5" w:space="0" w:color="D7D9DE" /></w:tcBorders><w:tcMar><w:top w:w="55" w:type="dxa" /><w:left w:w="70" w:type="dxa" /><w:bottom w:w="55" w:type="dxa" /><w:right w:w="70" w:type="dxa" /></w:tcMar><w:vAlign w:val="center" /></w:tcPr><w:p><w:pPr><w:spacing w:after="0" w:line="240" w:lineRule="auto" /><w:jc w:val="center" /></w:pPr><w:r><w:rPr><w:rFonts w:ascii="Carlito" w:eastAsia="Carlito" w:hAnsi="Carlito" /><w:b /><w:color w:val="1C1C1C" /><w:sz w:val="19" /></w:rPr><w:t>EffectiveTo</w:t></w:r></w:p></w:tc><w:tc><w:tcPr><w:tcW w:w="1296" w:type="dxa" /><w:tcBorders><w:top w:val="single" w:sz="5" w:space="0" w:color="D7D9DE" /><w:left w:val="single" w:sz="5" w:space="0" w:color="D7D9DE" /><w:bottom w:val="single" w:sz="5" w:space="0" w:color="D7D9DE" /><w:right w:val="single" w:sz="5" w:space="0" w:color="D7D9DE" /></w:tcBorders><w:tcMar><w:top w:w="55" w:type="dxa" /><w:left w:w="70" w:type="dxa" /><w:bottom w:w="55" w:type="dxa" /><w:right w:w="70" w:type="dxa" /></w:tcMar><w:vAlign w:val="center" /></w:tcPr><w:p><w:pPr><w:spacing w:after="0" w:line="240" w:lineRule="auto" /><w:jc w:val="center" /></w:pPr><w:r><w:rPr><w:rFonts w:ascii="Carlito" w:eastAsia="Carlito" w:hAnsi="Carlito" /><w:b /><w:color w:val="1C1C1C" /><w:sz w:val="19" /></w:rPr><w:t>Current</w:t></w:r></w:p></w:tc></w:tr><w:tr><w:trPr><w:cantSplit /><w:jc w:val="center" /></w:trPr><w:tc><w:tcPr><w:tcW w:w="1512" w:type="dxa" /><w:tcBorders><w:top w:val="single" w:sz="5" w:space="0" w:color="D7D9DE" /><w:left w:val="single" w:sz="5" w:space="0" w:color="D7D9DE" /><w:bottom w:val="single" w:sz="5" w:space="0" w:color="D7D9DE" /><w:right w:val="single" w:sz="5" w:space="0" w:color="D7D9DE" /></w:tcBorders><w:tcMar><w:top w:w="55" w:type="dxa" /><w:left w:w="70" w:type="dxa" /><w:bottom w:w="55" w:type="dxa" /><w:right w:w="70" w:type="dxa" /></w:tcMar><w:vAlign w:val="center" /></w:tcPr><w:p><w:pPr><w:spacing w:after="0" w:line="240" w:lineRule="auto" /><w:jc w:val="center" /></w:pPr><w:r><w:rPr><w:rFonts w:ascii="Carlito" w:eastAsia="Carlito" w:hAnsi="Carlito" /><w:color w:val="252525" /><w:sz w:val="17" /></w:rPr><w:t>101</w:t></w:r></w:p></w:tc><w:tc><w:tcPr><w:tcW w:w="1512" w:type="dxa" /><w:tcBorders><w:top w:val="single" w:sz="5" w:space="0" w:color="D7D9DE" /><w:left w:val="single" w:sz="5" w:space="0" w:color="D7D9DE" /><w:bottom w:val="single" w:sz="5" w:space="0" w:color="D7D9DE" /><w:right w:val="single" w:sz="5" w:space="0" w:color="D7D9DE" /></w:tcBorders><w:tcMar><w:top w:w="55" w:type="dxa" /><w:left w:w="70" w:type="dxa" /><w:bottom w:w="55" w:type="dxa" /><w:right w:w="70" w:type="dxa" /></w:tcMar><w:vAlign w:val="center" /></w:tcPr><w:p><w:pPr><w:spacing w:after="0" w:line="240" w:lineRule="auto" /><w:jc w:val="center" /></w:pPr><w:r><w:rPr><w:rFonts w:ascii="Carlito" w:eastAsia="Carlito" w:hAnsi="Carlito" /><w:color w:val="252525" /><w:sz w:val="17" /></w:rPr><w:t>M0107</w:t></w:r></w:p></w:tc><w:tc><w:tcPr><w:tcW w:w="1728" w:type="dxa" /><w:tcBorders><w:top w:val="single" w:sz="5" w:space="0" w:color="D7D9DE" /><w:left w:val="single" w:sz="5" w:space="0" w:color="D7D9DE" /><w:bottom w:val="single" w:sz="5" w:space="0" w:color="D7D9DE" /><w:right w:val="single" w:sz="5" w:space="0" w:color="D7D9DE" /></w:tcBorders><w:tcMar><w:top w:w="55" w:type="dxa" /><w:left w:w="70" w:type="dxa" /><w:bottom w:w="55" w:type="dxa" /><w:right w:w="70" w:type="dxa" /></w:tcMar><w:vAlign w:val="center" /></w:tcPr><w:p><w:pPr><w:spacing w:after="0" w:line="240" w:lineRule="auto" /><w:jc w:val="center" /></w:pPr><w:r><w:rPr><w:rFonts w:ascii="Carlito" w:eastAsia="Carlito" w:hAnsi="Carlito" /><w:color w:val="252525" /><w:sz w:val="17" /></w:rPr><w:t>Basic</w:t></w:r></w:p></w:tc><w:tc><w:tcPr><w:tcW w:w="1944" w:type="dxa" /><w:tcBorders><w:top w:val="single" w:sz="5" w:space="0" w:color="D7D9DE" /><w:left w:val="single" w:sz="5" w:space="0" w:color="D7D9DE" /><w:bottom w:val="single" w:sz="5" w:space="0" w:color="D7D9DE" /><w:right w:val="single" w:sz="5" w:space="0" w:color="D7D9DE" /></w:tcBorders><w:tcMar><w:top w:w="55" w:type="dxa" /><w:left w:w="70" w:type="dxa" /><w:bottom w:w="55" w:type="dxa" /><w:right w:w="70" w:type="dxa" /></w:tcMar><w:vAlign w:val="center" /></w:tcPr><w:p><w:pPr><w:spacing w:after="0" w:line="240" w:lineRule="auto" /><w:jc w:val="center" /></w:pPr><w:r><w:rPr><w:rFonts w:ascii="Carlito" w:eastAsia="Carlito" w:hAnsi="Carlito" /><w:color w:val="252525" /><w:sz w:val="17" /></w:rPr><w:t>2024-01-01</w:t></w:r></w:p></w:tc><w:tc><w:tcPr><w:tcW w:w="1944" w:type="dxa" /><w:tcBorders><w:top w:val="single" w:sz="5" w:space="0" w:color="D7D9DE" /><w:left w:val="single" w:sz="5" w:space="0" w:color="D7D9DE" /><w:bottom w:val="single" w:sz="5" w:space="0" w:color="D7D9DE" /><w:right w:val="single" w:sz="5" w:space="0" w:color="D7D9DE" /></w:tcBorders><w:tcMar><w:top w:w="55" w:type="dxa" /><w:left w:w="70" w:type="dxa" /><w:bottom w:w="55" w:type="dxa" /><w:right w:w="70" w:type="dxa" /></w:tcMar><w:vAlign w:val="center" /></w:tcPr><w:p><w:pPr><w:spacing w:after="0" w:line="240" w:lineRule="auto" /><w:jc w:val="center" /></w:pPr><w:r><w:rPr><w:rFonts w:ascii="Carlito" w:eastAsia="Carlito" w:hAnsi="Carlito" /><w:color w:val="252525" /><w:sz w:val="17" /></w:rPr><w:t>2025-07-01</w:t></w:r></w:p></w:tc><w:tc><w:tcPr><w:tcW w:w="1296" w:type="dxa" /><w:tcBorders><w:top w:val="single" w:sz="5" w:space="0" w:color="D7D9DE" /><w:left w:val="single" w:sz="5" w:space="0" w:color="D7D9DE" /><w:bottom w:val="single" w:sz="5" w:space="0" w:color="D7D9DE" /><w:right w:val="single" w:sz="5" w:space="0" w:color="D7D9DE" /></w:tcBorders><w:tcMar><w:top w:w="55" w:type="dxa" /><w:left w:w="70" w:type="dxa" /><w:bottom w:w="55" w:type="dxa" /><w:right w:w="70" w:type="dxa" /></w:tcMar><w:vAlign w:val="center" /></w:tcPr><w:p><w:pPr><w:spacing w:after="0" w:line="240" w:lineRule="auto" /><w:jc w:val="center" /></w:pPr><w:r><w:rPr><w:rFonts w:ascii="Carlito" w:eastAsia="Carlito" w:hAnsi="Carlito" /><w:color w:val="252525" /><w:sz w:val="17" /></w:rPr><w:t>0</w:t></w:r></w:p></w:tc></w:tr><w:tr><w:trPr><w:cantSplit /><w:jc w:val="center" /></w:trPr><w:tc><w:tcPr><w:tcW w:w="1512" w:type="dxa" /><w:tcBorders><w:top w:val="single" w:sz="5" w:space="0" w:color="D7D9DE" /><w:left w:val="single" w:sz="5" w:space="0" w:color="D7D9DE" /><w:bottom w:val="single" w:sz="5" w:space="0" w:color="D7D9DE" /><w:right w:val="single" w:sz="5" w:space="0" w:color="D7D9DE" /></w:tcBorders><w:tcMar><w:top w:w="55" w:type="dxa" /><w:left w:w="70" w:type="dxa" /><w:bottom w:w="55" w:type="dxa" /><w:right w:w="70" w:type="dxa" /></w:tcMar><w:vAlign w:val="center" /></w:tcPr><w:p><w:pPr><w:spacing w:after="0" w:line="240" w:lineRule="auto" /><w:jc w:val="center" /></w:pPr><w:r><w:rPr><w:rFonts w:ascii="Carlito" w:eastAsia="Carlito" w:hAnsi="Carlito" /><w:color w:val="252525" /><w:sz w:val="17" /></w:rPr><w:t>305</w:t></w:r></w:p></w:tc><w:tc><w:tcPr><w:tcW w:w="1512" w:type="dxa" /><w:tcBorders><w:top w:val="single" w:sz="5" w:space="0" w:color="D7D9DE" /><w:left w:val="single" w:sz="5" w:space="0" w:color="D7D9DE" /><w:bottom w:val="single" w:sz="5" w:space="0" w:color="D7D9DE" /><w:right w:val="single" w:sz="5" w:space="0" w:color="D7D9DE" /></w:tcBorders><w:tcMar><w:top w:w="55" w:type="dxa" /><w:left w:w="70" w:type="dxa" /><w:bottom w:w="55" w:type="dxa" /><w:right w:w="70" w:type="dxa" /></w:tcMar><w:vAlign w:val="center" /></w:tcPr><w:p><w:pPr><w:spacing w:after="0" w:line="240" w:lineRule="auto" /><w:jc w:val="center" /></w:pPr><w:r><w:rPr><w:rFonts w:ascii="Carlito" w:eastAsia="Carlito" w:hAnsi="Carlito" /><w:color w:val="252525" /><w:sz w:val="17" /></w:rPr><w:t>M0107</w:t></w:r></w:p></w:tc><w:tc><w:tcPr><w:tcW w:w="1728" w:type="dxa" /><w:tcBorders><w:top w:val="single" w:sz="5" w:space="0" w:color="D7D9DE" /><w:left w:val="single" w:sz="5" w:space="0" w:color="D7D9DE" /><w:bottom w:val="single" w:sz="5" w:space="0" w:color="D7D9DE" /><w:right w:val="single" w:sz="5" w:space="0" w:color="D7D9DE" /></w:tcBorders><w:tcMar><w:top w:w="55" w:type="dxa" /><w:left w:w="70" w:type="dxa" /><w:bottom w:w="55" w:type="dxa" /><w:right w:w="70" w:type="dxa" /></w:tcMar><w:vAlign w:val="center" /></w:tcPr><w:p><w:pPr><w:spacing w:after="0" w:line="240" w:lineRule="auto" /><w:jc w:val="center" /></w:pPr><w:r><w:rPr><w:rFonts w:ascii="Carlito" w:eastAsia="Carlito" w:hAnsi="Carlito" /><w:color w:val="252525" /><w:sz w:val="17" /></w:rPr><w:t>Advanced</w:t></w:r></w:p></w:tc><w:tc><w:tcPr><w:tcW w:w="1944" w:type="dxa" /><w:tcBorders><w:top w:val="single" w:sz="5" w:space="0" w:color="D7D9DE" /><w:left w:val="single" w:sz="5" w:space="0" w:color="D7D9DE" /><w:bottom w:val="single" w:sz="5" w:space="0" w:color="D7D9DE" /><w:right w:val="single" w:sz="5" w:space="0" w:color="D7D9DE" /></w:tcBorders><w:tcMar><w:top w:w="55" w:type="dxa" /><w:left w:w="70" w:type="dxa" /><w:bottom w:w="55" w:type="dxa" /><w:right w:w="70" w:type="dxa" /></w:tcMar><w:vAlign w:val="center" /></w:tcPr><w:p><w:pPr><w:spacing w:after="0" w:line="240" w:lineRule="auto" /><w:jc w:val="center" /></w:pPr><w:r><w:rPr><w:rFonts w:ascii="Carlito" w:eastAsia="Carlito" w:hAnsi="Carlito" /><w:color w:val="252525" /><w:sz w:val="17" /></w:rPr><w:t>2025-07-01</w:t></w:r></w:p></w:tc><w:tc><w:tcPr><w:tcW w:w="1944" w:type="dxa" /><w:tcBorders><w:top w:val="single" w:sz="5" w:space="0" w:color="D7D9DE" /><w:left w:val="single" w:sz="5" w:space="0" w:color="D7D9DE" /><w:bottom w:val="single" w:sz="5" w:space="0" w:color="D7D9DE" /><w:right w:val="single" w:sz="5" w:space="0" w:color="D7D9DE" /></w:tcBorders><w:tcMar><w:top w:w="55" w:type="dxa" /><w:left w:w="70" w:type="dxa" /><w:bottom w:w="55" w:type="dxa" /><w:right w:w="70" w:type="dxa" /></w:tcMar><w:vAlign w:val="center" /></w:tcPr><w:p><w:pPr><w:spacing w:after="0" w:line="240" w:lineRule="auto" /><w:jc w:val="center" /></w:pPr><w:r><w:rPr><w:rFonts w:ascii="Carlito" w:eastAsia="Carlito" w:hAnsi="Carlito" /><w:color w:val="252525" /><w:sz w:val="17" /></w:rPr><w:t>9999-12-31</w:t></w:r></w:p></w:tc><w:tc><w:tcPr><w:tcW w:w="1296" w:type="dxa" /><w:tcBorders><w:top w:val="single" w:sz="5" w:space="0" w:color="D7D9DE" /><w:left w:val="single" w:sz="5" w:space="0" w:color="D7D9DE" /><w:bottom w:val="single" w:sz="5" w:space="0" w:color="D7D9DE" /><w:right w:val="single" w:sz="5" w:space="0" w:color="D7D9DE" /></w:tcBorders><w:tcMar><w:top w:w="55" w:type="dxa" /><w:left w:w="70" w:type="dxa" /><w:bottom w:w="55" w:type="dxa" /><w:right w:w="70" w:type="dxa" /></w:tcMar><w:vAlign w:val="center" /></w:tcPr><w:p><w:pPr><w:spacing w:after="0" w:line="240" w:lineRule="auto" /><w:jc w:val="center" /></w:pPr><w:r><w:rPr><w:rFonts w:ascii="Carlito" w:eastAsia="Carlito" w:hAnsi="Carlito" /><w:color w:val="252525" /><w:sz w:val="17" /></w:rPr><w:t>1</w:t></w:r></w:p></w:tc></w:tr></w:tbl><w:p><w:pPr><w:pStyle w:val="ReportSubheading" /></w:pPr><w:r><w:t>As-of lookup used when loading facts</w:t></w:r></w:p><w:tbl><w:tblPr><w:tblW w:w="0" w:type="auto" /><w:jc w:val="center" /><w:tblLayout w:type="fixed" /><w:tblLook w:val="04A0" w:firstRow="1" w:lastRow="0" w:firstColumn="1" w:lastColumn="0" w:noHBand="0" w:noVBand="1" /></w:tblPr><w:tblGrid><w:gridCol w:w="1872" /><w:gridCol w:w="2664" /><w:gridCol w:w="2088" /><w:gridCol w:w="3312" /></w:tblGrid><w:tr><w:trPr><w:cantSplit /><w:jc w:val="center" /></w:trPr><w:tc><w:tcPr><w:tcW w:w="9936" w:type="dxa" /><w:gridSpan w:val="4" /><w:tcBorders><w:top w:val="single" w:sz="6" w:space="0" w:color="D7D9DE" /><w:left w:val="single" w:sz="6" w:space="0" w:color="D7D9DE" /><w:bottom w:val="single" w:sz="6" w:space="0" w:color="D7D9DE" /><w:right w:val="single" w:sz="6" w:space="0" w:color="D7D9DE" /></w:tcBorders><w:tcMar><w:top w:w="75" w:type="dxa" /><w:left w:w="95" w:type="dxa" /><w:bottom w:w="75" w:type="dxa" /><w:right w:w="95" w:type="dxa" /></w:tcMar></w:tcPr><w:p><w:pPr><w:spacing w:after="0" w:line="228" w:lineRule="auto" /></w:pPr><w:r><w:rPr><w:rFonts w:ascii="Liberation Mono" w:eastAsia="Liberation Mono" w:hAnsi="Liberation Mono" /><w:color w:val="1C1C1C" /><w:sz w:val="18" /></w:rPr><w:t>SELECT l.LoanRef, l.MemberID, l.StartDatetime,</w:t></w:r><w:r><w:br /></w:r><w:r><w:rPr><w:rFonts w:ascii="Liberation Mono" w:eastAsia="Liberation Mono" w:hAnsi="Liberation Mono" /><w:color w:val="1C1C1C" /><w:sz w:val="18" /></w:rPr><w:t xml:space="preserve">       d.MemberKey, d.TierName</w:t></w:r><w:r><w:br /></w:r><w:r><w:rPr><w:rFonts w:ascii="Liberation Mono" w:eastAsia="Liberation Mono" w:hAnsi="Liberation Mono" /><w:color w:val="1C1C1C" /><w:sz w:val="18" /></w:rPr><w:t>FROM StgLoan AS l</w:t></w:r><w:r><w:br /></w:r><w:r><w:rPr><w:rFonts w:ascii="Liberation Mono" w:eastAsia="Liberation Mono" w:hAnsi="Liberation Mono" /><w:color w:val="1C1C1C" /><w:sz w:val="18" /></w:rPr><w:t>JOIN DimMemberHistory AS d</w:t></w:r><w:r><w:br /></w:r><w:r><w:rPr><w:rFonts w:ascii="Liberation Mono" w:eastAsia="Liberation Mono" w:hAnsi="Liberation Mono" /><w:color w:val="1C1C1C" /><w:sz w:val="18" /></w:rPr><w:t xml:space="preserve">  ON d.MemberID = l.MemberID</w:t></w:r><w:r><w:br /></w:r><w:r><w:rPr><w:rFonts w:ascii="Liberation Mono" w:eastAsia="Liberation Mono" w:hAnsi="Liberation Mono" /><w:color w:val="1C1C1C" /><w:sz w:val="18" /></w:rPr><w:t xml:space="preserve"> AND l.StartDatetime &gt;= d.EffectiveFrom</w:t></w:r><w:r><w:br /></w:r><w:r><w:rPr><w:rFonts w:ascii="Liberation Mono" w:eastAsia="Liberation Mono" w:hAnsi="Liberation Mono" /><w:color w:val="1C1C1C" /><w:sz w:val="18" /></w:rPr><w:t xml:space="preserve"> AND l.StartDatetime &lt;  d.EffectiveTo</w:t></w:r><w:r><w:br /></w:r><w:r><w:rPr><w:rFonts w:ascii="Liberation Mono" w:eastAsia="Liberation Mono" w:hAnsi="Liberation Mono" /><w:color w:val="1C1C1C" /><w:sz w:val="18" /></w:rPr><w:t>ORDER BY l.StartDatetime;</w:t></w:r></w:p></w:tc></w:tr><w:tr><w:trPr><w:cantSplit /><w:tblHeader /><w:jc w:val="center" /></w:trPr><w:tc><w:tcPr><w:tcW w:w="1872" w:type="dxa" /><w:tcBorders><w:top w:val="single" w:sz="5" w:space="0" w:color="D7D9DE" /><w:left w:val="single" w:sz="5" w:space="0" w:color="D7D9DE" /><w:bottom w:val="single" w:sz="5" w:space="0" w:color="D7D9DE" /><w:right w:val="single" w:sz="5" w:space="0" w:color="D7D9DE" /></w:tcBorders><w:tcMar><w:top w:w="55" w:type="dxa" /><w:left w:w="70" w:type="dxa" /><w:bottom w:w="55" w:type="dxa" /><w:right w:w="70" w:type="dxa" /></w:tcMar><w:vAlign w:val="center" /></w:tcPr><w:p><w:pPr><w:spacing w:after="0" w:line="240" w:lineRule="auto" /><w:jc w:val="center" /></w:pPr><w:r><w:rPr><w:rFonts w:ascii="Carlito" w:eastAsia="Carlito" w:hAnsi="Carlito" /><w:b /><w:color w:val="1C1C1C" /><w:sz w:val="19" /></w:rPr><w:t>Loan</w:t></w:r></w:p></w:tc><w:tc><w:tcPr><w:tcW w:w="2664" w:type="dxa" /><w:tcBorders><w:top w:val="single" w:sz="5" w:space="0" w:color="D7D9DE" /><w:left w:val="single" w:sz="5" w:space="0" w:color="D7D9DE" /><w:bottom w:val="single" w:sz="5" w:space="0" w:color="D7D9DE" /><w:right w:val="single" w:sz="5" w:space="0" w:color="D7D9DE" /></w:tcBorders><w:tcMar><w:top w:w="55" w:type="dxa" /><w:left w:w="70" w:type="dxa" /><w:bottom w:w="55" w:type="dxa" /><w:right w:w="70" w:type="dxa" /></w:tcMar><w:vAlign w:val="center" /></w:tcPr><w:p><w:pPr><w:spacing w:after="0" w:line="240" w:lineRule="auto" /><w:jc w:val="center" /></w:pPr><w:r><w:rPr><w:rFonts w:ascii="Carlito" w:eastAsia="Carlito" w:hAnsi="Carlito" /><w:b /><w:color w:val="1C1C1C" /><w:sz w:val="19" /></w:rPr><w:t>Start date</w:t></w:r></w:p></w:tc><w:tc><w:tcPr><w:tcW w:w="2088" w:type="dxa" /><w:tcBorders><w:top w:val="single" w:sz="5" w:space="0" w:color="D7D9DE" /><w:left w:val="single" w:sz="5" w:space="0" w:color="D7D9DE" /><w:bottom w:val="single" w:sz="5" w:space="0" w:color="D7D9DE" /><w:right w:val="single" w:sz="5" w:space="0" w:color="D7D9DE" /></w:tcBorders><w:tcMar><w:top w:w="55" w:type="dxa" /><w:left w:w="70" w:type="dxa" /><w:bottom w:w="55" w:type="dxa" /><w:right w:w="70" w:type="dxa" /></w:tcMar><w:vAlign w:val="center" /></w:tcPr><w:p><w:pPr><w:spacing w:after="0" w:line="240" w:lineRule="auto" /><w:jc w:val="center" /></w:pPr><w:r><w:rPr><w:rFonts w:ascii="Carlito" w:eastAsia="Carlito" w:hAnsi="Carlito" /><w:b /><w:color w:val="1C1C1C" /><w:sz w:val="19" /></w:rPr><w:t>MemberKey</w:t></w:r></w:p></w:tc><w:tc><w:tcPr><w:tcW w:w="3311" w:type="dxa" /><w:tcBorders><w:top w:val="single" w:sz="5" w:space="0" w:color="D7D9DE" /><w:left w:val="single" w:sz="5" w:space="0" w:color="D7D9DE" /><w:bottom w:val="single" w:sz="5" w:space="0" w:color="D7D9DE" /><w:right w:val="single" w:sz="5" w:space="0" w:color="D7D9DE" /></w:tcBorders><w:tcMar><w:top w:w="55" w:type="dxa" /><w:left w:w="70" w:type="dxa" /><w:bottom w:w="55" w:type="dxa" /><w:right w:w="70" w:type="dxa" /></w:tcMar><w:vAlign w:val="center" /></w:tcPr><w:p><w:pPr><w:spacing w:after="0" w:line="240" w:lineRule="auto" /><w:jc w:val="center" /></w:pPr><w:r><w:rPr><w:rFonts w:ascii="Carlito" w:eastAsia="Carlito" w:hAnsi="Carlito" /><w:b /><w:color w:val="1C1C1C" /><w:sz w:val="19" /></w:rPr><w:t>Tier at loan time</w:t></w:r></w:p></w:tc></w:tr><w:tr><w:trPr><w:cantSplit /><w:jc w:val="center" /></w:trPr><w:tc><w:tcPr><w:tcW w:w="1872" w:type="dxa" /><w:tcBorders><w:top w:val="single" w:sz="5" w:space="0" w:color="D7D9DE" /><w:left w:val="single" w:sz="5" w:space="0" w:color="D7D9DE" /><w:bottom w:val="single" w:sz="5" w:space="0" w:color="D7D9DE" /><w:right w:val="single" w:sz="5" w:space="0" w:color="D7D9DE" /></w:tcBorders><w:tcMar><w:top w:w="55" w:type="dxa" /><w:left w:w="70" w:type="dxa" /><w:bottom w:w="55" w:type="dxa" /><w:right w:w="70" w:type="dxa" /></w:tcMar><w:vAlign w:val="center" /></w:tcPr><w:p><w:pPr><w:spacing w:after="0" w:line="240" w:lineRule="auto" /><w:jc w:val="center" /></w:pPr><w:r><w:rPr><w:rFonts w:ascii="Carlito" w:eastAsia="Carlito" w:hAnsi="Carlito" /><w:color w:val="252525" /><w:sz w:val="18" /></w:rPr><w:t>L9001</w:t></w:r></w:p></w:tc><w:tc><w:tcPr><w:tcW w:w="2664" w:type="dxa" /><w:tcBorders><w:top w:val="single" w:sz="5" w:space="0" w:color="D7D9DE" /><w:left w:val="single" w:sz="5" w:space="0" w:color="D7D9DE" /><w:bottom w:val="single" w:sz="5" w:space="0" w:color="D7D9DE" /><w:right w:val="single" w:sz="5" w:space="0" w:color="D7D9DE" /></w:tcBorders><w:tcMar><w:top w:w="55" w:type="dxa" /><w:left w:w="70" w:type="dxa" /><w:bottom w:w="55" w:type="dxa" /><w:right w:w="70" w:type="dxa" /></w:tcMar><w:vAlign w:val="center" /></w:tcPr><w:p><w:pPr><w:spacing w:after="0" w:line="240" w:lineRule="auto" /><w:jc w:val="center" /></w:pPr><w:r><w:rPr><w:rFonts w:ascii="Carlito" w:eastAsia="Carlito" w:hAnsi="Carlito" /><w:color w:val="252525" /><w:sz w:val="18" /></w:rPr><w:t>2025-06-20</w:t></w:r></w:p></w:tc><w:tc><w:tcPr><w:tcW w:w="2088" w:type="dxa" /><w:tcBorders><w:top w:val="single" w:sz="5" w:space="0" w:color="D7D9DE" /><w:left w:val="single" w:sz="5" w:space="0" w:color="D7D9DE" /><w:bottom w:val="single" w:sz="5" w:space="0" w:color="D7D9DE" /><w:right w:val="single" w:sz="5" w:space="0" w:color="D7D9DE" /></w:tcBorders><w:tcMar><w:top w:w="55" w:type="dxa" /><w:left w:w="70" w:type="dxa" /><w:bottom w:w="55" w:type="dxa" /><w:right w:w="70" w:type="dxa" /></w:tcMar><w:vAlign w:val="center" /></w:tcPr><w:p><w:pPr><w:spacing w:after="0" w:line="240" w:lineRule="auto" /><w:jc w:val="center" /></w:pPr><w:r><w:rPr><w:rFonts w:ascii="Carlito" w:eastAsia="Carlito" w:hAnsi="Carlito" /><w:color w:val="252525" /><w:sz w:val="18" /></w:rPr><w:t>101</w:t></w:r></w:p></w:tc><w:tc><w:tcPr><w:tcW w:w="3311" w:type="dxa" /><w:tcBorders><w:top w:val="single" w:sz="5" w:space="0" w:color="D7D9DE" /><w:left w:val="single" w:sz="5" w:space="0" w:color="D7D9DE" /><w:bottom w:val="single" w:sz="5" w:space="0" w:color="D7D9DE" /><w:right w:val="single" w:sz="5" w:space="0" w:color="D7D9DE" /></w:tcBorders><w:tcMar><w:top w:w="55" w:type="dxa" /><w:left w:w="70" w:type="dxa" /><w:bottom w:w="55" w:type="dxa" /><w:right w:w="70" w:type="dxa" /></w:tcMar><w:vAlign w:val="center" /></w:tcPr><w:p><w:pPr><w:spacing w:after="0" w:line="240" w:lineRule="auto" /><w:jc w:val="center" /></w:pPr><w:r><w:rPr><w:rFonts w:ascii="Carlito" w:eastAsia="Carlito" w:hAnsi="Carlito" /><w:color w:val="252525" /><w:sz w:val="18" /></w:rPr><w:t>Basic</w:t></w:r></w:p></w:tc></w:tr><w:tr><w:trPr><w:cantSplit /><w:jc w:val="center" /></w:trPr><w:tc><w:tcPr><w:tcW w:w="1872" w:type="dxa" /><w:tcBorders><w:top w:val="single" w:sz="5" w:space="0" w:color="D7D9DE" /><w:left w:val="single" w:sz="5" w:space="0" w:color="D7D9DE" /><w:bottom w:val="single" w:sz="5" w:space="0" w:color="D7D9DE" /><w:right w:val="single" w:sz="5" w:space="0" w:color="D7D9DE" /></w:tcBorders><w:tcMar><w:top w:w="55" w:type="dxa" /><w:left w:w="70" w:type="dxa" /><w:bottom w:w="55" w:type="dxa" /><w:right w:w="70" w:type="dxa" /></w:tcMar><w:vAlign w:val="center" /></w:tcPr><w:p><w:pPr><w:spacing w:after="0" w:line="240" w:lineRule="auto" /><w:jc w:val="center" /></w:pPr><w:r><w:rPr><w:rFonts w:ascii="Carlito" w:eastAsia="Carlito" w:hAnsi="Carlito" /><w:color w:val="252525" /><w:sz w:val="18" /></w:rPr><w:t>L9002</w:t></w:r></w:p></w:tc><w:tc><w:tcPr><w:tcW w:w="2664" w:type="dxa" /><w:tcBorders><w:top w:val="single" w:sz="5" w:space="0" w:color="D7D9DE" /><w:left w:val="single" w:sz="5" w:space="0" w:color="D7D9DE" /><w:bottom w:val="single" w:sz="5" w:space="0" w:color="D7D9DE" /><w:right w:val="single" w:sz="5" w:space="0" w:color="D7D9DE" /></w:tcBorders><w:tcMar><w:top w:w="55" w:type="dxa" /><w:left w:w="70" w:type="dxa" /><w:bottom w:w="55" w:type="dxa" /><w:right w:w="70" w:type="dxa" /></w:tcMar><w:vAlign w:val="center" /></w:tcPr><w:p><w:pPr><w:spacing w:after="0" w:line="240" w:lineRule="auto" /><w:jc w:val="center" /></w:pPr><w:r><w:rPr><w:rFonts w:ascii="Carlito" w:eastAsia="Carlito" w:hAnsi="Carlito" /><w:color w:val="252525" /><w:sz w:val="18" /></w:rPr><w:t>2025-07-10</w:t></w:r></w:p></w:tc><w:tc><w:tcPr><w:tcW w:w="2088" w:type="dxa" /><w:tcBorders><w:top w:val="single" w:sz="5" w:space="0" w:color="D7D9DE" /><w:left w:val="single" w:sz="5" w:space="0" w:color="D7D9DE" /><w:bottom w:val="single" w:sz="5" w:space="0" w:color="D7D9DE" /><w:right w:val="single" w:sz="5" w:space="0" w:color="D7D9DE" /></w:tcBorders><w:tcMar><w:top w:w="55" w:type="dxa" /><w:left w:w="70" w:type="dxa" /><w:bottom w:w="55" w:type="dxa" /><w:right w:w="70" w:type="dxa" /></w:tcMar><w:vAlign w:val="center" /></w:tcPr><w:p><w:pPr><w:spacing w:after="0" w:line="240" w:lineRule="auto" /><w:jc w:val="center" /></w:pPr><w:r><w:rPr><w:rFonts w:ascii="Carlito" w:eastAsia="Carlito" w:hAnsi="Carlito" /><w:color w:val="252525" /><w:sz w:val="18" /></w:rPr><w:t>305</w:t></w:r></w:p></w:tc><w:tc><w:tcPr><w:tcW w:w="3311" w:type="dxa" /><w:tcBorders><w:top w:val="single" w:sz="5" w:space="0" w:color="D7D9DE" /><w:left w:val="single" w:sz="5" w:space="0" w:color="D7D9DE" /><w:bottom w:val="single" w:sz="5" w:space="0" w:color="D7D9DE" /><w:right w:val="single" w:sz="5" w:space="0" w:color="D7D9DE" /></w:tcBorders><w:tcMar><w:top w:w="55" w:type="dxa" /><w:left w:w="70" w:type="dxa" /><w:bottom w:w="55" w:type="dxa" /><w:right w:w="70" w:type="dxa" /></w:tcMar><w:vAlign w:val="center" /></w:tcPr><w:p><w:pPr><w:spacing w:after="0" w:line="240" w:lineRule="auto" /><w:jc w:val="center" /></w:pPr><w:r><w:rPr><w:rFonts w:ascii="Carlito" w:eastAsia="Carlito" w:hAnsi="Carlito" /><w:color w:val="252525" /><w:sz w:val="18" /></w:rPr><w:t>Advanced</w:t></w:r></w:p></w:tc></w:tr></w:tbl><w:p><w:pPr><w:pStyle w:val="ReportBody" /></w:pPr><w:r><w:t>The loan on 20 June points to the expired Basic row, while the loan on 10 July points to the current Advanced row. Earlier facts are not rewritten when the upgrade occurs. This is the central benefit of Type 2: history is partitioned by surrogate key rather than relabelled by a later change.</w:t></w:r></w:p><w:p><w:pPr><w:pStyle w:val="ReportSubheading" /></w:pPr><w:r><w:t>Validation queries</w:t></w:r></w:p><w:tbl><w:tblPr><w:tblW w:w="0" w:type="auto" /><w:jc w:val="center" /><w:tblLayout w:type="fixed" /><w:tblLook w:val="04A0" w:firstRow="1" w:lastRow="0" w:firstColumn="1" w:lastColumn="0" w:noHBand="0" w:noVBand="1" /></w:tblPr><w:tblGrid><w:gridCol w:w="9936" /></w:tblGrid><w:tr><w:trPr><w:cantSplit /><w:jc w:val="center" /></w:trPr><w:tc><w:tcPr><w:tcW w:w="9936" w:type="dxa" /><w:tcBorders><w:top w:val="single" w:sz="6" w:space="0" w:color="D7D9DE" /><w:left w:val="single" w:sz="6" w:space="0" w:color="D7D9DE" /><w:bottom w:val="single" w:sz="6" w:space="0" w:color="D7D9DE" /><w:right w:val="single" w:sz="6" w:space="0" w:color="D7D9DE" /></w:tcBorders><w:tcMar><w:top w:w="75" w:type="dxa" /><w:left w:w="95" w:type="dxa" /><w:bottom w:w="75" w:type="dxa" /><w:right w:w="95" w:type="dxa" /></w:tcMar></w:tcPr><w:p><w:pPr><w:spacing w:after="0" w:line="228" w:lineRule="auto" /></w:pPr><w:r><w:rPr><w:rFonts w:ascii="Liberation Mono" w:eastAsia="Liberation Mono" w:hAnsi="Liberation Mono" /><w:color w:val="1C1C1C" /><w:sz w:val="16" /></w:rPr><w:t>-- Exactly one current row per natural key</w:t></w:r><w:r><w:br /></w:r><w:r><w:rPr><w:rFonts w:ascii="Liberation Mono" w:eastAsia="Liberation Mono" w:hAnsi="Liberation Mono" /><w:color w:val="1C1C1C" /><w:sz w:val="16" /></w:rPr><w:t>SELECT MemberID</w:t></w:r><w:r><w:br /></w:r><w:r><w:rPr><w:rFonts w:ascii="Liberation Mono" w:eastAsia="Liberation Mono" w:hAnsi="Liberation Mono" /><w:color w:val="1C1C1C" /><w:sz w:val="16" /></w:rPr><w:t>FROM DimMemberHistory</w:t></w:r><w:r><w:br /></w:r><w:r><w:rPr><w:rFonts w:ascii="Liberation Mono" w:eastAsia="Liberation Mono" w:hAnsi="Liberation Mono" /><w:color w:val="1C1C1C" /><w:sz w:val="16" /></w:rPr><w:t>GROUP BY MemberID</w:t></w:r><w:r><w:br /></w:r><w:r><w:rPr><w:rFonts w:ascii="Liberation Mono" w:eastAsia="Liberation Mono" w:hAnsi="Liberation Mono" /><w:color w:val="1C1C1C" /><w:sz w:val="16" /></w:rPr><w:t>HAVING SUM(IsCurrent) &lt;&gt; 1;</w:t></w:r><w:r><w:br /></w:r><w:r><w:br /></w:r><w:r><w:rPr><w:rFonts w:ascii="Liberation Mono" w:eastAsia="Liberation Mono" w:hAnsi="Liberation Mono" /><w:color w:val="1C1C1C" /><w:sz w:val="16" /></w:rPr><w:t>-- No overlapping effective periods</w:t></w:r><w:r><w:br /></w:r><w:r><w:rPr><w:rFonts w:ascii="Liberation Mono" w:eastAsia="Liberation Mono" w:hAnsi="Liberation Mono" /><w:color w:val="1C1C1C" /><w:sz w:val="16" /></w:rPr><w:t>SELECT a.MemberID, a.MemberKey, b.MemberKey</w:t></w:r><w:r><w:br /></w:r><w:r><w:rPr><w:rFonts w:ascii="Liberation Mono" w:eastAsia="Liberation Mono" w:hAnsi="Liberation Mono" /><w:color w:val="1C1C1C" /><w:sz w:val="16" /></w:rPr><w:t>FROM DimMemberHistory a</w:t></w:r><w:r><w:br /></w:r><w:r><w:rPr><w:rFonts w:ascii="Liberation Mono" w:eastAsia="Liberation Mono" w:hAnsi="Liberation Mono" /><w:color w:val="1C1C1C" /><w:sz w:val="16" /></w:rPr><w:t>JOIN DimMemberHistory b</w:t></w:r><w:r><w:br /></w:r><w:r><w:rPr><w:rFonts w:ascii="Liberation Mono" w:eastAsia="Liberation Mono" w:hAnsi="Liberation Mono" /><w:color w:val="1C1C1C" /><w:sz w:val="16" /></w:rPr><w:t xml:space="preserve">  ON a.MemberID = b.MemberID</w:t></w:r><w:r><w:br /></w:r><w:r><w:rPr><w:rFonts w:ascii="Liberation Mono" w:eastAsia="Liberation Mono" w:hAnsi="Liberation Mono" /><w:color w:val="1C1C1C" /><w:sz w:val="16" /></w:rPr><w:t xml:space="preserve"> AND a.MemberKey &lt; b.MemberKey</w:t></w:r><w:r><w:br /></w:r><w:r><w:rPr><w:rFonts w:ascii="Liberation Mono" w:eastAsia="Liberation Mono" w:hAnsi="Liberation Mono" /><w:color w:val="1C1C1C" /><w:sz w:val="16" /></w:rPr><w:t xml:space="preserve"> AND a.EffectiveFrom &lt; b.EffectiveTo</w:t></w:r><w:r><w:br /></w:r><w:r><w:rPr><w:rFonts w:ascii="Liberation Mono" w:eastAsia="Liberation Mono" w:hAnsi="Liberation Mono" /><w:color w:val="1C1C1C" /><w:sz w:val="16" /></w:rPr><w:t xml:space="preserve"> AND b.EffectiveFrom &lt; a.EffectiveTo;</w:t></w:r></w:p></w:tc></w:tr></w:tbl><w:p><w:pPr><w:pStyle w:val="ReportBody" /></w:pPr><w:r><w:t>Both checks should return an empty set. A third reconciliation should confirm that every staged fact matches exactly one member version; zero matches indicate a gap, while more than one match indicates overlapping periods.</w:t></w:r></w:p><w:p><w:pPr><w:spacing w:after="0" /></w:pPr><w:r><w:br w:type="page" /></w:r></w:p><w:p><w:pPr><w:pStyle w:val="ReportHeading" /><w:pBdr><w:bottom w:val="single" w:sz="10" w:space="2" w:color="8ED14B" /></w:pBdr></w:pPr><w:r><w:lastRenderedPageBreak /><w:t>6. Application, trade-offs and conclusion</w:t></w:r></w:p><w:p><w:pPr><w:pStyle w:val="ReportBody" /></w:pPr><w:r><w:t>This design lets the library compare loan activity by the tier held at the time of borrowing. It also supports questions such as whether behaviour changed after an upgrade, whether increased borrow limits affected overdue rates, and how long members usually remain in each tier. Current-profile reports can filter IsCurrent = 1, while historical fact reports use MemberKey.</w:t></w:r></w:p><w:p><w:pPr><w:pStyle w:val="ReportSubheading" /></w:pPr><w:r><w:t>Trade-offs</w:t></w:r></w:p><w:p><w:pPr><w:pStyle w:val="ReportBullet" /><w:ind w:left="360" w:hanging="216" /></w:pPr><w:r><w:rPr><w:b /><w:color w:val="5D8F2B" /><w:sz w:val="22" /></w:rPr><w:t xml:space="preserve">• </w:t></w:r><w:r><w:rPr><w:sz w:val="22" /></w:rPr><w:t>The dimension contains more rows and the ETL is more complex than a simple overwrite.</w:t></w:r></w:p><w:p><w:pPr><w:pStyle w:val="ReportBullet" /><w:ind w:left="360" w:hanging="216" /></w:pPr><w:r><w:rPr><w:b /><w:color w:val="5D8F2B" /><w:sz w:val="22" /></w:rPr><w:t xml:space="preserve">• </w:t></w:r><w:r><w:rPr><w:sz w:val="22" /></w:rPr><w:t>Late corrections may require a version to be split and affected facts to be re-keyed carefully.</w:t></w:r></w:p><w:p><w:pPr><w:pStyle w:val="ReportBullet" /><w:ind w:left="360" w:hanging="216" /></w:pPr><w:r><w:rPr><w:b /><w:color w:val="5D8F2B" /><w:sz w:val="22" /></w:rPr><w:t xml:space="preserve">• </w:t></w:r><w:r><w:rPr><w:sz w:val="22" /></w:rPr><w:t>Not every attribute deserves Type 2 treatment; tracking trivial corrections creates noise without analytical value.</w:t></w:r></w:p><w:p><w:pPr><w:pStyle w:val="ReportBody" /></w:pPr><w:r><w:t>The design is worthwhile when the business meaning of an attribute changes over time. Membership tier meets that test because it controls borrowing limits and is used in analysis. The key implementation rules are simple but strict: one surrogate key per version, one current row per member, contiguous non-overlapping periods, and an as-of join when the fact is loaded.</w:t></w:r></w:p><w:p><w:pPr><w:pStyle w:val="ReportBody" /></w:pPr><w:r><w:t>For Green Grass Library, SCD2 would correct a limitation in the current project design without changing the grain of FactLoan. The fact still represents one completed loan; it simply points to the member version that was valid when the loan started.</w:t></w:r></w:p><w:p><w:pPr><w:pStyle w:val="ReportSubheading" /></w:pPr><w:r><w:t>What I would demonstrate in the interview</w:t></w:r></w:p><w:p><w:pPr><w:pStyle w:val="ReportBullet" /><w:ind w:left="360" w:hanging="216" /></w:pPr><w:r><w:rPr><w:b /><w:color w:val="5D8F2B" /><w:sz w:val="21" /></w:rPr><w:t xml:space="preserve">• </w:t></w:r><w:r><w:rPr><w:sz w:val="21" /></w:rPr><w:t>Upgrade M0107 and show that two dimension rows exist afterwards.</w:t></w:r></w:p><w:p><w:pPr><w:pStyle w:val="ReportBullet" /><w:ind w:left="360" w:hanging="216" /></w:pPr><w:r><w:rPr><w:b /><w:color w:val="5D8F2B" /><w:sz w:val="21" /></w:rPr><w:t xml:space="preserve">• </w:t></w:r><w:r><w:rPr><w:sz w:val="21" /></w:rPr><w:t>Run the as-of join for one loan before and one loan after the boundary.</w:t></w:r></w:p><w:p><w:pPr><w:pStyle w:val="ReportBullet" /><w:ind w:left="360" w:hanging="216" /></w:pPr><w:r><w:rPr><w:b /><w:color w:val="5D8F2B" /><w:sz w:val="21" /></w:rPr><w:t xml:space="preserve">• </w:t></w:r><w:r><w:rPr><w:sz w:val="21" /></w:rPr><w:t>Execute the current-row and overlap checks and explain why empty output is expected.</w:t></w:r></w:p><w:p><w:pPr><w:pStyle w:val="ReportSubheading" /></w:pPr><w:r><w:t>References</w:t></w:r></w:p><w:p><w:pPr><w:pStyle w:val="ReportReference" /></w:pPr><w:r><w:rPr><w:sz w:val="18" /></w:rPr><w:t>[1] Kimball Group. (n.d.). Type 2: Add New Row. https://www.kimballgroup.com/data-warehouse-business-intelligence-resources/kimball-techniques/dimensional-modeling-techniques/type-2/</w:t></w:r></w:p><w:p><w:pPr><w:pStyle w:val="ReportReference" /></w:pPr><w:r><w:rPr><w:sz w:val="18" /></w:rPr><w:t>[2] Kimball, R. (2008). Slowly Changing Dimensions, Part 2. Kimball Group. https://www.kimballgroup.com/2008/09/slowly-changing-dimensions-part-2/</w:t></w:r></w:p><w:p><w:pPr><w:pStyle w:val="ReportReference" /></w:pPr><w:r><w:rPr><w:sz w:val="18" /></w:rPr><w:t>[3] Oracle. (2026). MySQL 8.4 Reference Manual. https://dev.mysql.com/doc/refman/8.4/en/</w:t></w:r></w:p><w:p><w:pPr><w:pStyle w:val="ReportReference" /></w:pPr><w:r><w:rPr><w:sz w:val="18" /></w:rPr><w:t>[4] Singapore Polytechnic. (2026). ST1501 Data Engineering CA2 Specification, 2026/2027 Semester 1.</w:t></w:r></w:p><w:sectPr><w:headerReference w:type="even" r:id="rId11" /><w:headerReference w:type="default" r:id="rId12" /><w:footerReference w:type="default" r:id="rId13" /><w:headerReference w:type="first" r:id="rId14" /><w:pgSz w:w="11909" w:h="16834" w:code="9" /><w:pgMar w:top="1440" w:right="1080" w:bottom="1440" w:left="1080" w:header="720" w:footer="720" w:gutter="0" /><w:pgNumType w:start="0" /><w:cols w:space="720" /><w:titlePg /><w:docGrid w:linePitch="272" /></w:sectPr></w:body></w:document>
+<file path=word/document.xml><?xml version="1.0" encoding="utf-8"?>
+<w:document xmlns:wpc="http://schemas.microsoft.com/office/word/2010/wordprocessingCanvas" xmlns:cx="http://schemas.microsoft.com/office/drawing/2014/chartex" xmlns:cx1="http://schemas.microsoft.com/office/drawing/2015/9/8/chartex" xmlns:cx2="http://schemas.microsoft.com/office/drawing/2015/10/21/chartex" xmlns:cx3="http://schemas.microsoft.com/office/drawing/2016/5/9/chartex" xmlns:cx4="http://schemas.microsoft.com/office/drawing/2016/5/10/chartex" xmlns:cx5="http://schemas.microsoft.com/office/drawing/2016/5/11/chartex" xmlns:cx6="http://schemas.microsoft.com/office/drawing/2016/5/12/chartex" xmlns:cx7="http://schemas.microsoft.com/office/drawing/2016/5/13/chartex" xmlns:cx8="http://schemas.microsoft.com/office/drawing/2016/5/14/chartex" xmlns:mc="http://schemas.openxmlformats.org/markup-compatibility/2006" xmlns:aink="http://schemas.microsoft.com/office/drawing/2016/ink" xmlns:am3d="http://schemas.microsoft.com/office/drawing/2017/model3d" xmlns:o="urn:schemas-microsoft-com:office:office" xmlns:oel="http://schemas.microsoft.com/office/2019/extlst" xmlns:r="http://schemas.openxmlformats.org/officeDocument/2006/relationships" xmlns:m="http://schemas.openxmlformats.org/officeDocument/2006/math" xmlns:v="urn:schemas-microsoft-com:vml" xmlns:wp14="http://schemas.microsoft.com/office/word/2010/wordprocessingDrawing" xmlns:wp="http://schemas.openxmlformats.org/drawingml/2006/wordprocessingDrawing" xmlns:w10="urn:schemas-microsoft-com:office:word" xmlns:w="http://schemas.openxmlformats.org/wordprocessingml/2006/main" xmlns:w14="http://schemas.microsoft.com/office/word/2010/wordml" xmlns:w15="http://schemas.microsoft.com/office/word/2012/wordml" xmlns:w16cei="http://schemas.microsoft.com/office/word/2026/wordml/cei" xmlns:w16cex="http://schemas.microsoft.com/office/word/2018/wordml/cex" xmlns:w16cid="http://schemas.microsoft.com/office/word/2016/wordml/cid" xmlns:w16="http://schemas.microsoft.com/office/word/2018/wordml" xmlns:w16du="http://schemas.microsoft.com/office/word/2023/wordml/word16du" xmlns:w16sdtdh="http://schemas.microsoft.com/office/word/2020/wordml/sdtdatahash" xmlns:w16sdtfl="http://schemas.microsoft.com/office/word/2024/wordml/sdtformatlock" xmlns:w16se="http://schemas.microsoft.com/office/word/2015/wordml/symex" xmlns:wpg="http://schemas.microsoft.com/office/word/2010/wordprocessingGroup" xmlns:wpi="http://schemas.microsoft.com/office/word/2010/wordprocessingInk" xmlns:wne="http://schemas.microsoft.com/office/word/2006/wordml" xmlns:wps="http://schemas.microsoft.com/office/word/2010/wordprocessingShape" mc:Ignorable="w14 w15 w16se w16cid w16 w16cex w16sdtdh w16sdtfl w16du wp14">
+  <w:body>
+    <w:p>
+      <w:pPr>
+        <w:pStyle w:val="NoSpacing"/>
+        <w:ind w:left="-567"/>
+        <w:rPr>
+          <w:rFonts w:eastAsia="Times New Roman" w:cs="Times New Roman"/>
+          <w:noProof/>
+          <w:sz w:val="24"/>
+          <w:szCs w:val="24"/>
+          <w:lang w:eastAsia="en-SG" w:bidi="th-TH"/>
+        </w:rPr>
+      </w:pPr>
+      <w:r>
+        <w:rPr>
+          <w:noProof/>
+          <w:lang w:val="en-SG" w:eastAsia="en-SG"/>
+        </w:rPr>
+        <mc:AlternateContent>
+          <mc:Choice Requires="wps">
+            <w:drawing>
+              <wp:anchor distT="0" distB="0" distL="114300" distR="114300" simplePos="0" relativeHeight="251658240" behindDoc="1" locked="0" layoutInCell="1" allowOverlap="1" wp14:anchorId="75BA97E1" wp14:editId="3F011274">
+                <wp:simplePos x="0" y="0"/>
+                <wp:positionH relativeFrom="column">
+                  <wp:posOffset>-352425</wp:posOffset>
+                </wp:positionH>
+                <wp:positionV relativeFrom="paragraph">
+                  <wp:posOffset>-238125</wp:posOffset>
+                </wp:positionV>
+                <wp:extent cx="632460" cy="9839325"/>
+                <wp:effectExtent l="0" t="0" r="0" b="9525"/>
+                <wp:wrapNone/>
+                <wp:docPr id="4" name="Rectangle 4"/>
+                <wp:cNvGraphicFramePr/>
+                <a:graphic xmlns:a="http://schemas.openxmlformats.org/drawingml/2006/main">
+                  <a:graphicData uri="http://schemas.microsoft.com/office/word/2010/wordprocessingShape">
+                    <wps:wsp>
+                      <wps:cNvSpPr/>
+                      <wps:spPr>
+                        <a:xfrm>
+                          <a:off x="0" y="0"/>
+                          <a:ext cx="632460" cy="9839325"/>
+                        </a:xfrm>
+                        <a:prstGeom prst="rect">
+                          <a:avLst/>
+                        </a:prstGeom>
+                        <a:solidFill>
+                          <a:srgbClr val="92D050"/>
+                        </a:solidFill>
+                        <a:ln>
+                          <a:noFill/>
+                        </a:ln>
+                      </wps:spPr>
+                      <wps:style>
+                        <a:lnRef idx="2">
+                          <a:schemeClr val="accent1">
+                            <a:shade val="50000"/>
+                          </a:schemeClr>
+                        </a:lnRef>
+                        <a:fillRef idx="1">
+                          <a:schemeClr val="accent1"/>
+                        </a:fillRef>
+                        <a:effectRef idx="0">
+                          <a:schemeClr val="accent1"/>
+                        </a:effectRef>
+                        <a:fontRef idx="minor">
+                          <a:schemeClr val="lt1"/>
+                        </a:fontRef>
+                      </wps:style>
+                      <wps:bodyPr rot="0" spcFirstLastPara="0" vert="horz" wrap="square" lIns="91440" tIns="45720" rIns="91440" bIns="45720" numCol="1" spcCol="0" rtlCol="0" fromWordArt="0" anchor="ctr" anchorCtr="0" forceAA="0" compatLnSpc="1">
+                        <a:prstTxWarp prst="textNoShape">
+                          <a:avLst/>
+                        </a:prstTxWarp>
+                        <a:noAutofit/>
+                      </wps:bodyPr>
+                    </wps:wsp>
+                  </a:graphicData>
+                </a:graphic>
+                <wp14:sizeRelH relativeFrom="margin">
+                  <wp14:pctWidth>0</wp14:pctWidth>
+                </wp14:sizeRelH>
+                <wp14:sizeRelV relativeFrom="margin">
+                  <wp14:pctHeight>0</wp14:pctHeight>
+                </wp14:sizeRelV>
+              </wp:anchor>
+            </w:drawing>
+          </mc:Choice>
+          <mc:Fallback>
+            <w:pict>
+              <v:rect w14:anchorId="442B718D" id="Rectangle 4" o:spid="_x0000_s1026" style="position:absolute;margin-left:-27.75pt;margin-top:-18.75pt;width:49.8pt;height:774.75pt;z-index:-251658240;visibility:visible;mso-wrap-style:square;mso-width-percent:0;mso-height-percent:0;mso-wrap-distance-left:9pt;mso-wrap-distance-top:0;mso-wrap-distance-right:9pt;mso-wrap-distance-bottom:0;mso-position-horizontal:absolute;mso-position-horizontal-relative:text;mso-position-vertical:absolute;mso-position-vertical-relative:text;mso-width-percent:0;mso-height-percent:0;mso-width-relative:margin;mso-height-relative:margin;v-text-anchor:middle" o:gfxdata="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" fillcolor="#92d050" stroked="f" strokeweight="2pt"/>
+            </w:pict>
+          </mc:Fallback>
+        </mc:AlternateContent>
+      </w:r>
+    </w:p>
+    <w:p>
+      <w:pPr>
+        <w:pStyle w:val="NoSpacing"/>
+        <w:rPr>
+          <w:rFonts w:eastAsia="Times New Roman" w:cs="Times New Roman"/>
+          <w:noProof/>
+          <w:sz w:val="24"/>
+          <w:szCs w:val="24"/>
+          <w:lang w:eastAsia="en-SG" w:bidi="th-TH"/>
+        </w:rPr>
+      </w:pPr>
+      <w:r>
+        <w:rPr>
+          <w:noProof/>
+          <w:lang w:val="en-SG" w:eastAsia="en-SG"/>
+        </w:rPr>
+        <mc:AlternateContent>
+          <mc:Choice Requires="wps">
+            <w:drawing>
+              <wp:anchor distT="0" distB="0" distL="114300" distR="114300" simplePos="0" relativeHeight="251658242" behindDoc="0" locked="0" layoutInCell="1" allowOverlap="1" wp14:anchorId="314475A8" wp14:editId="50BC4734">
+                <wp:simplePos x="0" y="0"/>
+                <wp:positionH relativeFrom="page">
+                  <wp:posOffset>941070</wp:posOffset>
+                </wp:positionH>
+                <wp:positionV relativeFrom="page">
+                  <wp:posOffset>1266825</wp:posOffset>
+                </wp:positionV>
+                <wp:extent cx="5913120" cy="274320"/>
+                <wp:effectExtent l="0" t="0" r="11430" b="11430"/>
+                <wp:wrapNone/>
+                <wp:docPr id="38" name="Text Box 38"/>
+                <wp:cNvGraphicFramePr/>
+                <a:graphic xmlns:a="http://schemas.openxmlformats.org/drawingml/2006/main">
+                  <a:graphicData uri="http://schemas.microsoft.com/office/word/2010/wordprocessingShape">
+                    <wps:wsp>
+                      <wps:cNvSpPr txBox="1"/>
+                      <wps:spPr>
+                        <a:xfrm>
+                          <a:off x="0" y="0"/>
+                          <a:ext cx="5913120" cy="274320"/>
+                        </a:xfrm>
+                        <a:prstGeom prst="rect">
+                          <a:avLst/>
+                        </a:prstGeom>
+                        <a:noFill/>
+                        <a:ln w="6350">
+                          <a:noFill/>
+                        </a:ln>
+                        <a:effectLst/>
+                      </wps:spPr>
+                      <wps:style>
+                        <a:lnRef idx="0">
+                          <a:schemeClr val="accent1"/>
+                        </a:lnRef>
+                        <a:fillRef idx="0">
+                          <a:schemeClr val="accent1"/>
+                        </a:fillRef>
+                        <a:effectRef idx="0">
+                          <a:schemeClr val="accent1"/>
+                        </a:effectRef>
+                        <a:fontRef idx="minor">
+                          <a:schemeClr val="dk1"/>
+                        </a:fontRef>
+                      </wps:style>
+                      <wps:txbx>
+                        <w:txbxContent>
+                          <w:p>
+                            <w:pPr>
+                              <w:pStyle w:val="NoSpacing"/>
+                              <w:jc w:val="center"/>
+                              <w:rPr>
+                                <w:b/>
+                                <w:color w:val="B2A1C7" w:themeColor="accent4" w:themeTint="99"/>
+                                <w:sz w:val="32"/>
+                                <w:szCs w:val="32"/>
+                              </w:rPr>
+                            </w:pPr>
+                            <w:sdt>
+                              <w:sdtPr>
+                                <w:rPr>
+                                  <w:b/>
+                                  <w:caps/>
+                                  <w:color w:val="B2A1C7" w:themeColor="accent4" w:themeTint="99"/>
+                                  <w:sz w:val="32"/>
+                                  <w:szCs w:val="32"/>
+                                </w:rPr>
+                                <w:alias w:val="Company"/>
+                                <w:tag w:val=""/>
+                                <w:id w:val="1410883653"/>
+                                <w:dataBinding w:prefixMappings="xmlns:ns0='http://schemas.openxmlformats.org/officeDocument/2006/extended-properties' " w:xpath="/ns0:Properties[1]/ns0:Company[1]" w:storeItemID="{6668398D-A668-4E3E-A5EB-62B293D839F1}"/>
+                                <w:text/>
+                              </w:sdtPr>
+                              <w:sdtEndPr/>
+                              <w:sdtContent>
+                                <w:r>
+                                  <w:rPr>
+                                    <w:b/>
+                                    <w:caps/>
+                                    <w:color w:val="B2A1C7" w:themeColor="accent4" w:themeTint="99"/>
+                                    <w:sz w:val="32"/>
+                                    <w:szCs w:val="32"/>
+                                    <w:lang w:val="en-SG"/>
+                                  </w:rPr>
+                                  <w:t xml:space="preserve">SCHOOL OF </w:t>
+                                </w:r>
+                                <w:r>
+                                  <w:rPr>
+                                    <w:b/>
+                                    <w:caps/>
+                                    <w:color w:val="B2A1C7" w:themeColor="accent4" w:themeTint="99"/>
+                                    <w:sz w:val="32"/>
+                                    <w:szCs w:val="32"/>
+                                    <w:lang w:val="en-SG"/>
+                                  </w:rPr>
+                                  <w:t xml:space="preserve">COMPUTING </w:t>
+                                </w:r>
+                                <w:r>
+                                  <w:rPr>
+                                    <w:b/>
+                                    <w:caps/>
+                                    <w:color w:val="B2A1C7" w:themeColor="accent4" w:themeTint="99"/>
+                                    <w:sz w:val="32"/>
+                                    <w:szCs w:val="32"/>
+                                    <w:lang w:val="en-SG"/>
+                                  </w:rPr>
+                                  <w:t>(</w:t>
+                                </w:r>
+                                <w:r>
+                                  <w:rPr>
+                                    <w:b/>
+                                    <w:caps/>
+                                    <w:color w:val="B2A1C7" w:themeColor="accent4" w:themeTint="99"/>
+                                    <w:sz w:val="32"/>
+                                    <w:szCs w:val="32"/>
+                                    <w:lang w:val="en-SG"/>
+                                  </w:rPr>
+                                  <w:t>SOC</w:t>
+                                </w:r>
+                                <w:r>
+                                  <w:rPr>
+                                    <w:b/>
+                                    <w:caps/>
+                                    <w:color w:val="B2A1C7" w:themeColor="accent4" w:themeTint="99"/>
+                                    <w:sz w:val="32"/>
+                                    <w:szCs w:val="32"/>
+                                    <w:lang w:val="en-SG"/>
+                                  </w:rPr>
+                                  <w:t>)</w:t>
+                                </w:r>
+                              </w:sdtContent>
+                            </w:sdt>
+                          </w:p>
+                        </w:txbxContent>
+                      </wps:txbx>
+                      <wps:bodyPr rot="0" spcFirstLastPara="0" vertOverflow="overflow" horzOverflow="overflow" vert="horz" wrap="square" lIns="0" tIns="0" rIns="0" bIns="0" numCol="1" spcCol="0" rtlCol="0" fromWordArt="0" anchor="b" anchorCtr="0" forceAA="0" compatLnSpc="1">
+                        <a:prstTxWarp prst="textNoShape">
+                          <a:avLst/>
+                        </a:prstTxWarp>
+                        <a:noAutofit/>
+                      </wps:bodyPr>
+                    </wps:wsp>
+                  </a:graphicData>
+                </a:graphic>
+                <wp14:sizeRelH relativeFrom="page">
+                  <wp14:pctWidth>0</wp14:pctWidth>
+                </wp14:sizeRelH>
+                <wp14:sizeRelV relativeFrom="margin">
+                  <wp14:pctHeight>0</wp14:pctHeight>
+                </wp14:sizeRelV>
+              </wp:anchor>
+            </w:drawing>
+          </mc:Choice>
+          <mc:Fallback>
+            <w:pict>
+              <v:shapetype w14:anchorId="314475A8" id="_x0000_t202" coordsize="21600,21600" o:spt="202" path="m,l,21600r21600,l21600,xe">
+                <v:stroke joinstyle="miter"/>
+                <v:path gradientshapeok="t" o:connecttype="rect"/>
+              </v:shapetype>
+              <v:shape id="Text Box 38" o:spid="_x0000_s1026" type="#_x0000_t202" style="position:absolute;margin-left:74.1pt;margin-top:99.75pt;width:465.6pt;height:21.6pt;z-index:251658242;visibility:visible;mso-wrap-style:square;mso-width-percent:0;mso-height-percent:0;mso-wrap-distance-left:9pt;mso-wrap-distance-top:0;mso-wrap-distance-right:9pt;mso-wrap-distance-bottom:0;mso-position-horizontal:absolute;mso-position-horizontal-relative:page;mso-position-vertical:absolute;mso-position-vertical-relative:page;mso-width-percent:0;mso-height-percent:0;mso-width-relative:page;mso-height-relative:margin;v-text-anchor:bottom" o:gfxdata="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" filled="f" stroked="f" strokeweight=".5pt">
+                <v:textbox inset="0,0,0,0">
+                  <w:txbxContent>
+                    <w:p>
+                      <w:pPr>
+                        <w:pStyle w:val="NoSpacing"/>
+                        <w:jc w:val="center"/>
+                        <w:rPr>
+                          <w:b/>
+                          <w:color w:val="B2A1C7" w:themeColor="accent4" w:themeTint="99"/>
+                          <w:sz w:val="32"/>
+                          <w:szCs w:val="32"/>
+                        </w:rPr>
+                      </w:pPr>
+                      <w:sdt>
+                        <w:sdtPr>
+                          <w:rPr>
+                            <w:b/>
+                            <w:caps/>
+                            <w:color w:val="B2A1C7" w:themeColor="accent4" w:themeTint="99"/>
+                            <w:sz w:val="32"/>
+                            <w:szCs w:val="32"/>
+                          </w:rPr>
+                          <w:alias w:val="Company"/>
+                          <w:tag w:val=""/>
+                          <w:id w:val="1410883653"/>
+                          <w:dataBinding w:prefixMappings="xmlns:ns0='http://schemas.openxmlformats.org/officeDocument/2006/extended-properties' " w:xpath="/ns0:Properties[1]/ns0:Company[1]" w:storeItemID="{6668398D-A668-4E3E-A5EB-62B293D839F1}"/>
+                          <w:text/>
+                        </w:sdtPr>
+                        <w:sdtContent>
+                          <w:r>
+                            <w:rPr>
+                              <w:b/>
+                              <w:caps/>
+                              <w:color w:val="B2A1C7" w:themeColor="accent4" w:themeTint="99"/>
+                              <w:sz w:val="32"/>
+                              <w:szCs w:val="32"/>
+                              <w:lang w:val="en-SG"/>
+                            </w:rPr>
+                            <w:t xml:space="preserve">SCHOOL OF </w:t>
+                          </w:r>
+                          <w:r>
+                            <w:rPr>
+                              <w:b/>
+                              <w:caps/>
+                              <w:color w:val="B2A1C7" w:themeColor="accent4" w:themeTint="99"/>
+                              <w:sz w:val="32"/>
+                              <w:szCs w:val="32"/>
+                              <w:lang w:val="en-SG"/>
+                            </w:rPr>
+                            <w:t xml:space="preserve">COMPUTING </w:t>
+                          </w:r>
+                          <w:r>
+                            <w:rPr>
+                              <w:b/>
+                              <w:caps/>
+                              <w:color w:val="B2A1C7" w:themeColor="accent4" w:themeTint="99"/>
+                              <w:sz w:val="32"/>
+                              <w:szCs w:val="32"/>
+                              <w:lang w:val="en-SG"/>
+                            </w:rPr>
+                            <w:t>(</w:t>
+                          </w:r>
+                          <w:r>
+                            <w:rPr>
+                              <w:b/>
+                              <w:caps/>
+                              <w:color w:val="B2A1C7" w:themeColor="accent4" w:themeTint="99"/>
+                              <w:sz w:val="32"/>
+                              <w:szCs w:val="32"/>
+                              <w:lang w:val="en-SG"/>
+                            </w:rPr>
+                            <w:t>SOC</w:t>
+                          </w:r>
+                          <w:r>
+                            <w:rPr>
+                              <w:b/>
+                              <w:caps/>
+                              <w:color w:val="B2A1C7" w:themeColor="accent4" w:themeTint="99"/>
+                              <w:sz w:val="32"/>
+                              <w:szCs w:val="32"/>
+                              <w:lang w:val="en-SG"/>
+                            </w:rPr>
+                            <w:t>)</w:t>
+                          </w:r>
+                        </w:sdtContent>
+                      </w:sdt>
+                    </w:p>
+                  </w:txbxContent>
+                </v:textbox>
+                <w10:wrap anchorx="page" anchory="page"/>
+              </v:shape>
+            </w:pict>
+          </mc:Fallback>
+        </mc:AlternateContent>
+      </w:r>
+    </w:p>
+    <w:sdt>
+      <w:sdtPr>
+        <w:rPr>
+          <w:rFonts w:eastAsia="Times New Roman" w:cs="Times New Roman"/>
+          <w:noProof/>
+          <w:sz w:val="24"/>
+          <w:szCs w:val="24"/>
+          <w:lang w:eastAsia="en-SG" w:bidi="th-TH"/>
+        </w:rPr>
+        <w:id w:val="951902355"/>
+        <w:docPartObj>
+          <w:docPartGallery w:val="Cover Pages"/>
+          <w:docPartUnique/>
+        </w:docPartObj>
+      </w:sdtPr>
+      <w:sdtEndPr>
+        <w:rPr>
+          <w:noProof w:val="0"/>
+        </w:rPr>
+      </w:sdtEndPr>
+      <w:sdtContent>
+        <w:p>
+          <w:pPr>
+            <w:pStyle w:val="NoSpacing"/>
+          </w:pPr>
+        </w:p>
+        <w:p>
+          <w:r>
+            <w:rPr>
+              <w:noProof/>
+              <w:lang w:val="en-SG" w:bidi="ar-SA"/>
+            </w:rPr>
+            <mc:AlternateContent>
+              <mc:Choice Requires="wps">
+                <w:drawing>
+                  <wp:anchor distT="0" distB="0" distL="114300" distR="114300" simplePos="0" relativeHeight="251658243" behindDoc="0" locked="0" layoutInCell="1" allowOverlap="1" wp14:anchorId="3D62382C" wp14:editId="52F02CE1">
+                    <wp:simplePos x="0" y="0"/>
+                    <wp:positionH relativeFrom="page">
+                      <wp:posOffset>2190750</wp:posOffset>
+                    </wp:positionH>
+                    <wp:positionV relativeFrom="page">
+                      <wp:posOffset>1990725</wp:posOffset>
+                    </wp:positionV>
+                    <wp:extent cx="4665345" cy="2924175"/>
+                    <wp:effectExtent l="0" t="0" r="1905" b="9525"/>
+                    <wp:wrapNone/>
+                    <wp:docPr id="39" name="Text Box 39"/>
+                    <wp:cNvGraphicFramePr/>
+                    <a:graphic xmlns:a="http://schemas.openxmlformats.org/drawingml/2006/main">
+                      <a:graphicData uri="http://schemas.microsoft.com/office/word/2010/wordprocessingShape">
+                        <wps:wsp>
+                          <wps:cNvSpPr txBox="1"/>
+                          <wps:spPr>
+                            <a:xfrm>
+                              <a:off x="0" y="0"/>
+                              <a:ext cx="4665345" cy="2924175"/>
+                            </a:xfrm>
+                            <a:prstGeom prst="rect">
+                              <a:avLst/>
+                            </a:prstGeom>
+                            <a:noFill/>
+                            <a:ln w="6350">
+                              <a:noFill/>
+                            </a:ln>
+                            <a:effectLst/>
+                          </wps:spPr>
+                          <wps:style>
+                            <a:lnRef idx="0">
+                              <a:schemeClr val="accent1"/>
+                            </a:lnRef>
+                            <a:fillRef idx="0">
+                              <a:schemeClr val="accent1"/>
+                            </a:fillRef>
+                            <a:effectRef idx="0">
+                              <a:schemeClr val="accent1"/>
+                            </a:effectRef>
+                            <a:fontRef idx="minor">
+                              <a:schemeClr val="dk1"/>
+                            </a:fontRef>
+                          </wps:style>
+                          <wps:txbx>
+                            <w:txbxContent>
+                              <w:p>
+                                <w:pPr>
+                                  <w:pStyle w:val="NoSpacing"/>
+                                  <w:rPr>
+                                    <w:rFonts w:ascii="Arial" w:eastAsiaTheme="majorEastAsia" w:hAnsi="Arial" w:cs="Arial"/>
+                                    <w:b/>
+                                    <w:color w:val="403152" w:themeColor="accent4" w:themeShade="80"/>
+                                    <w:sz w:val="72"/>
+                                    <w:szCs w:val="72"/>
+                                    <w:lang w:val="en-SG"/>
+                                  </w:rPr>
+                                </w:pPr>
+                                <w:r>
+                                  <w:rPr>
+                                    <w:rFonts w:ascii="Arial" w:eastAsiaTheme="majorEastAsia" w:hAnsi="Arial" w:cs="Arial"/>
+                                    <w:b/>
+                                    <w:color w:val="403152" w:themeColor="accent4" w:themeShade="80"/>
+                                    <w:sz w:val="72"/>
+                                    <w:szCs w:val="72"/>
+                                    <w:lang w:val="en-SG"/>
+                                  </w:rPr>
+                                  <w:t>CA</w:t>
+                                </w:r>
+                                <w:r>
+                                  <w:rPr>
+                                    <w:rFonts w:ascii="Arial" w:eastAsiaTheme="majorEastAsia" w:hAnsi="Arial" w:cs="Arial"/>
+                                    <w:b/>
+                                    <w:color w:val="403152" w:themeColor="accent4" w:themeShade="80"/>
+                                    <w:sz w:val="72"/>
+                                    <w:szCs w:val="72"/>
+                                    <w:lang w:val="en-SG"/>
+                                  </w:rPr>
+                                  <w:t>2 Individual</w:t>
+                                </w:r>
+                                <w:r>
+                                  <w:rPr>
+                                    <w:rFonts w:ascii="Arial" w:eastAsiaTheme="majorEastAsia" w:hAnsi="Arial" w:cs="Arial"/>
+                                    <w:b/>
+                                    <w:color w:val="403152" w:themeColor="accent4" w:themeShade="80"/>
+                                    <w:sz w:val="72"/>
+                                    <w:szCs w:val="72"/>
+                                    <w:lang w:val="en-SG"/>
+                                  </w:rPr>
+                                  <w:t xml:space="preserve"> </w:t>
+                                </w:r>
+                                <w:r>
+                                  <w:rPr>
+                                    <w:rFonts w:ascii="Arial" w:eastAsiaTheme="majorEastAsia" w:hAnsi="Arial" w:cs="Arial"/>
+                                    <w:b/>
+                                    <w:color w:val="403152" w:themeColor="accent4" w:themeShade="80"/>
+                                    <w:sz w:val="72"/>
+                                    <w:szCs w:val="72"/>
+                                    <w:lang w:val="en-SG"/>
+                                  </w:rPr>
+                                  <w:t>Template</w:t>
+                                </w:r>
+                              </w:p>
+                              <w:p>
+                                <w:pPr>
+                                  <w:pStyle w:val="NoSpacing"/>
+                                  <w:rPr>
+                                    <w:rFonts w:ascii="Times New Roman" w:eastAsiaTheme="majorEastAsia" w:hAnsi="Times New Roman" w:cs="Times New Roman"/>
+                                    <w:b/>
+                                    <w:color w:val="7030A0"/>
+                                    <w:sz w:val="28"/>
+                                    <w:szCs w:val="72"/>
+                                    <w:u w:val="double"/>
+                                    <w:lang w:val="en-SG"/>
+                                  </w:rPr>
+                                </w:pPr>
+                                <w:r>
+                                  <w:rPr>
+                                    <w:rFonts w:ascii="Times New Roman" w:eastAsiaTheme="majorEastAsia" w:hAnsi="Times New Roman" w:cs="Times New Roman"/>
+                                    <w:b/>
+                                    <w:color w:val="7030A0"/>
+                                    <w:sz w:val="48"/>
+                                    <w:szCs w:val="72"/>
+                                    <w:lang w:val="en-SG"/>
+                                  </w:rPr>
+                                  <w:br/>
+                                </w:r>
+                                <w:r>
+                                  <w:rPr>
+                                    <w:rFonts w:ascii="Times New Roman" w:eastAsiaTheme="majorEastAsia" w:hAnsi="Times New Roman" w:cs="Times New Roman"/>
+                                    <w:b/>
+                                    <w:color w:val="5F497A" w:themeColor="accent4" w:themeShade="BF"/>
+                                    <w:sz w:val="28"/>
+                                    <w:szCs w:val="72"/>
+                                    <w:lang w:val="en-SG"/>
+                                  </w:rPr>
+                                  <w:t>Diploma in Applied AI &amp; Analytics</w:t>
+                                </w:r>
+                              </w:p>
+                              <w:p>
+                                <w:pPr>
+                                  <w:pStyle w:val="NoSpacing"/>
+                                  <w:rPr>
+                                    <w:rFonts w:ascii="Arial" w:eastAsiaTheme="majorEastAsia" w:hAnsi="Arial" w:cs="Arial"/>
+                                    <w:b/>
+                                    <w:color w:val="7030A0"/>
+                                    <w:sz w:val="28"/>
+                                    <w:szCs w:val="72"/>
+                                    <w:lang w:val="en-SG"/>
+                                  </w:rPr>
+                                </w:pPr>
+                                <w:r>
+                                  <w:rPr>
+                                    <w:rFonts w:ascii="Times New Roman" w:eastAsiaTheme="majorEastAsia" w:hAnsi="Times New Roman" w:cs="Times New Roman"/>
+                                    <w:b/>
+                                    <w:color w:val="7030A0"/>
+                                    <w:sz w:val="36"/>
+                                    <w:szCs w:val="72"/>
+                                    <w:lang w:val="en-SG"/>
+                                  </w:rPr>
+                                  <w:br/>
+                                </w:r>
+                                <w:r>
+                                  <w:rPr>
+                                    <w:rFonts w:ascii="Arial" w:eastAsiaTheme="majorEastAsia" w:hAnsi="Arial" w:cs="Arial"/>
+                                    <w:b/>
+                                    <w:color w:val="7030A0"/>
+                                    <w:sz w:val="28"/>
+                                    <w:szCs w:val="72"/>
+                                    <w:lang w:val="en-SG"/>
+                                  </w:rPr>
+                                  <w:t>ST1501</w:t>
+                                </w:r>
+                              </w:p>
+                              <w:p>
+                                <w:pPr>
+                                  <w:pStyle w:val="NoSpacing"/>
+                                  <w:rPr>
+                                    <w:rFonts w:ascii="Arial" w:eastAsiaTheme="majorEastAsia" w:hAnsi="Arial" w:cs="Arial"/>
+                                    <w:b/>
+                                    <w:color w:val="7030A0"/>
+                                    <w:sz w:val="36"/>
+                                    <w:szCs w:val="72"/>
+                                    <w:lang w:val="en-SG"/>
+                                  </w:rPr>
+                                </w:pPr>
+                                <w:r>
+                                  <w:rPr>
+                                    <w:rFonts w:ascii="Arial" w:eastAsiaTheme="majorEastAsia" w:hAnsi="Arial" w:cs="Arial"/>
+                                    <w:b/>
+                                    <w:color w:val="7030A0"/>
+                                    <w:sz w:val="28"/>
+                                    <w:szCs w:val="72"/>
+                                    <w:lang w:val="en-SG"/>
+                                  </w:rPr>
+                                  <w:t>Data Engineering</w:t>
+                                </w:r>
+                              </w:p>
+                              <w:p>
+                                <w:pPr>
+                                  <w:pStyle w:val="NoSpacing"/>
+                                  <w:rPr>
+                                    <w:rFonts w:ascii="Arial" w:eastAsiaTheme="majorEastAsia" w:hAnsi="Arial" w:cs="Arial"/>
+                                    <w:b/>
+                                    <w:color w:val="7030A0"/>
+                                    <w:sz w:val="32"/>
+                                    <w:szCs w:val="72"/>
+                                    <w:lang w:val="en-SG"/>
+                                  </w:rPr>
+                                </w:pPr>
+                              </w:p>
+                              <w:p>
+                                <w:pPr>
+                                  <w:pStyle w:val="NoSpacing"/>
+                                  <w:rPr>
+                                    <w:rFonts w:ascii="Arial" w:eastAsiaTheme="majorEastAsia" w:hAnsi="Arial" w:cs="Arial"/>
+                                    <w:b/>
+                                    <w:color w:val="5F497A" w:themeColor="accent4" w:themeShade="BF"/>
+                                    <w:sz w:val="28"/>
+                                  </w:rPr>
+                                </w:pPr>
+                                <w:r>
+                                  <w:rPr>
+                                    <w:rFonts w:ascii="Arial" w:eastAsiaTheme="majorEastAsia" w:hAnsi="Arial" w:cs="Arial"/>
+                                    <w:b/>
+                                    <w:color w:val="5F497A" w:themeColor="accent4" w:themeShade="BF"/>
+                                    <w:sz w:val="28"/>
+                                    <w:szCs w:val="72"/>
+                                    <w:lang w:val="en-SG"/>
+                                  </w:rPr>
+                                  <w:t>20</w:t>
+                                </w:r>
+                                <w:r>
+                                  <w:rPr>
+                                    <w:rFonts w:ascii="Arial" w:eastAsiaTheme="majorEastAsia" w:hAnsi="Arial" w:cs="Arial"/>
+                                    <w:b/>
+                                    <w:color w:val="5F497A" w:themeColor="accent4" w:themeShade="BF"/>
+                                    <w:sz w:val="28"/>
+                                    <w:szCs w:val="72"/>
+                                    <w:lang w:val="en-SG"/>
+                                  </w:rPr>
+                                  <w:t>2</w:t>
+                                </w:r>
+                                <w:r>
+                                  <w:rPr>
+                                    <w:rFonts w:ascii="Arial" w:eastAsiaTheme="majorEastAsia" w:hAnsi="Arial" w:cs="Arial"/>
+                                    <w:b/>
+                                    <w:color w:val="5F497A" w:themeColor="accent4" w:themeShade="BF"/>
+                                    <w:sz w:val="28"/>
+                                    <w:szCs w:val="72"/>
+                                    <w:lang w:val="en-SG"/>
+                                  </w:rPr>
+                                  <w:t>6</w:t>
+                                </w:r>
+                                <w:r>
+                                  <w:rPr>
+                                    <w:rFonts w:ascii="Arial" w:eastAsiaTheme="majorEastAsia" w:hAnsi="Arial" w:cs="Arial"/>
+                                    <w:b/>
+                                    <w:color w:val="5F497A" w:themeColor="accent4" w:themeShade="BF"/>
+                                    <w:sz w:val="28"/>
+                                    <w:szCs w:val="72"/>
+                                    <w:lang w:val="en-SG"/>
+                                  </w:rPr>
+                                  <w:t>/</w:t>
+                                </w:r>
+                                <w:r>
+                                  <w:rPr>
+                                    <w:rFonts w:ascii="Arial" w:eastAsiaTheme="majorEastAsia" w:hAnsi="Arial" w:cs="Arial"/>
+                                    <w:b/>
+                                    <w:color w:val="5F497A" w:themeColor="accent4" w:themeShade="BF"/>
+                                    <w:sz w:val="28"/>
+                                    <w:szCs w:val="72"/>
+                                    <w:lang w:val="en-SG"/>
+                                  </w:rPr>
+                                  <w:t>20</w:t>
+                                </w:r>
+                                <w:r>
+                                  <w:rPr>
+                                    <w:rFonts w:ascii="Arial" w:eastAsiaTheme="majorEastAsia" w:hAnsi="Arial" w:cs="Arial"/>
+                                    <w:b/>
+                                    <w:color w:val="5F497A" w:themeColor="accent4" w:themeShade="BF"/>
+                                    <w:sz w:val="28"/>
+                                    <w:szCs w:val="72"/>
+                                    <w:lang w:val="en-SG"/>
+                                  </w:rPr>
+                                  <w:t>2</w:t>
+                                </w:r>
+                                <w:r>
+                                  <w:rPr>
+                                    <w:rFonts w:ascii="Arial" w:eastAsiaTheme="majorEastAsia" w:hAnsi="Arial" w:cs="Arial"/>
+                                    <w:b/>
+                                    <w:color w:val="5F497A" w:themeColor="accent4" w:themeShade="BF"/>
+                                    <w:sz w:val="28"/>
+                                    <w:szCs w:val="72"/>
+                                    <w:lang w:val="en-SG"/>
+                                  </w:rPr>
+                                  <w:t>7</w:t>
+                                </w:r>
+                                <w:r>
+                                  <w:rPr>
+                                    <w:rFonts w:ascii="Arial" w:eastAsiaTheme="majorEastAsia" w:hAnsi="Arial" w:cs="Arial"/>
+                                    <w:b/>
+                                    <w:color w:val="5F497A" w:themeColor="accent4" w:themeShade="BF"/>
+                                    <w:sz w:val="28"/>
+                                    <w:szCs w:val="72"/>
+                                    <w:lang w:val="en-SG"/>
+                                  </w:rPr>
+                                  <w:t xml:space="preserve"> </w:t>
+                                </w:r>
+                                <w:r>
+                                  <w:rPr>
+                                    <w:rFonts w:ascii="Arial" w:eastAsiaTheme="majorEastAsia" w:hAnsi="Arial" w:cs="Arial"/>
+                                    <w:b/>
+                                    <w:color w:val="5F497A" w:themeColor="accent4" w:themeShade="BF"/>
+                                    <w:sz w:val="28"/>
+                                    <w:szCs w:val="72"/>
+                                    <w:lang w:val="en-SG"/>
+                                  </w:rPr>
+                                  <w:t>Semester</w:t>
+                                </w:r>
+                                <w:r>
+                                  <w:rPr>
+                                    <w:rFonts w:ascii="Arial" w:eastAsiaTheme="majorEastAsia" w:hAnsi="Arial" w:cs="Arial"/>
+                                    <w:b/>
+                                    <w:color w:val="5F497A" w:themeColor="accent4" w:themeShade="BF"/>
+                                    <w:sz w:val="28"/>
+                                    <w:szCs w:val="72"/>
+                                    <w:lang w:val="en-SG"/>
+                                  </w:rPr>
+                                  <w:t xml:space="preserve"> </w:t>
+                                </w:r>
+                                <w:r>
+                                  <w:rPr>
+                                    <w:rFonts w:ascii="Arial" w:eastAsiaTheme="majorEastAsia" w:hAnsi="Arial" w:cs="Arial"/>
+                                    <w:b/>
+                                    <w:color w:val="5F497A" w:themeColor="accent4" w:themeShade="BF"/>
+                                    <w:sz w:val="28"/>
+                                    <w:szCs w:val="72"/>
+                                    <w:lang w:val="en-SG"/>
+                                  </w:rPr>
+                                  <w:t>1</w:t>
+                                </w:r>
+                              </w:p>
+                            </w:txbxContent>
+                          </wps:txbx>
+                          <wps:bodyPr rot="0" spcFirstLastPara="0" vertOverflow="overflow" horzOverflow="overflow" vert="horz" wrap="square" lIns="0" tIns="0" rIns="0" bIns="0" numCol="1" spcCol="0" rtlCol="0" fromWordArt="0" anchor="t" anchorCtr="0" forceAA="0" compatLnSpc="1">
+                            <a:prstTxWarp prst="textNoShape">
+                              <a:avLst/>
+                            </a:prstTxWarp>
+                            <a:noAutofit/>
+                          </wps:bodyPr>
+                        </wps:wsp>
+                      </a:graphicData>
+                    </a:graphic>
+                    <wp14:sizeRelH relativeFrom="page">
+                      <wp14:pctWidth>0</wp14:pctWidth>
+                    </wp14:sizeRelH>
+                    <wp14:sizeRelV relativeFrom="margin">
+                      <wp14:pctHeight>0</wp14:pctHeight>
+                    </wp14:sizeRelV>
+                  </wp:anchor>
+                </w:drawing>
+              </mc:Choice>
+              <mc:Fallback>
+                <w:pict>
+                  <v:shape w14:anchorId="3D62382C" id="Text Box 39" o:spid="_x0000_s1027" type="#_x0000_t202" style="position:absolute;margin-left:172.5pt;margin-top:156.75pt;width:367.35pt;height:230.25pt;z-index:251658243;visibility:visible;mso-wrap-style:square;mso-width-percent:0;mso-height-percent:0;mso-wrap-distance-left:9pt;mso-wrap-distance-top:0;mso-wrap-distance-right:9pt;mso-wrap-distance-bottom:0;mso-position-horizontal:absolute;mso-position-horizontal-relative:page;mso-position-vertical:absolute;mso-position-vertical-relative:page;mso-width-percent:0;mso-height-percent:0;mso-width-relative:page;mso-height-relative:margin;v-text-anchor:top" o:gfxdata="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" filled="f" stroked="f" strokeweight=".5pt">
+                    <v:textbox inset="0,0,0,0">
+                      <w:txbxContent>
+                        <w:p>
+                          <w:pPr>
+                            <w:pStyle w:val="NoSpacing"/>
+                            <w:rPr>
+                              <w:rFonts w:ascii="Arial" w:eastAsiaTheme="majorEastAsia" w:hAnsi="Arial" w:cs="Arial"/>
+                              <w:b/>
+                              <w:color w:val="403152" w:themeColor="accent4" w:themeShade="80"/>
+                              <w:sz w:val="72"/>
+                              <w:szCs w:val="72"/>
+                              <w:lang w:val="en-SG"/>
+                            </w:rPr>
+                          </w:pPr>
+                          <w:r>
+                            <w:rPr>
+                              <w:rFonts w:ascii="Arial" w:eastAsiaTheme="majorEastAsia" w:hAnsi="Arial" w:cs="Arial"/>
+                              <w:b/>
+                              <w:color w:val="403152" w:themeColor="accent4" w:themeShade="80"/>
+                              <w:sz w:val="72"/>
+                              <w:szCs w:val="72"/>
+                              <w:lang w:val="en-SG"/>
+                            </w:rPr>
+                            <w:t>CA</w:t>
+                          </w:r>
+                          <w:r>
+                            <w:rPr>
+                              <w:rFonts w:ascii="Arial" w:eastAsiaTheme="majorEastAsia" w:hAnsi="Arial" w:cs="Arial"/>
+                              <w:b/>
+                              <w:color w:val="403152" w:themeColor="accent4" w:themeShade="80"/>
+                              <w:sz w:val="72"/>
+                              <w:szCs w:val="72"/>
+                              <w:lang w:val="en-SG"/>
+                            </w:rPr>
+                            <w:t>2 Individual</w:t>
+                          </w:r>
+                          <w:r>
+                            <w:rPr>
+                              <w:rFonts w:ascii="Arial" w:eastAsiaTheme="majorEastAsia" w:hAnsi="Arial" w:cs="Arial"/>
+                              <w:b/>
+                              <w:color w:val="403152" w:themeColor="accent4" w:themeShade="80"/>
+                              <w:sz w:val="72"/>
+                              <w:szCs w:val="72"/>
+                              <w:lang w:val="en-SG"/>
+                            </w:rPr>
+                            <w:t xml:space="preserve"> </w:t>
+                          </w:r>
+                          <w:r>
+                            <w:rPr>
+                              <w:rFonts w:ascii="Arial" w:eastAsiaTheme="majorEastAsia" w:hAnsi="Arial" w:cs="Arial"/>
+                              <w:b/>
+                              <w:color w:val="403152" w:themeColor="accent4" w:themeShade="80"/>
+                              <w:sz w:val="72"/>
+                              <w:szCs w:val="72"/>
+                              <w:lang w:val="en-SG"/>
+                            </w:rPr>
+                            <w:t>Template</w:t>
+                          </w:r>
+                        </w:p>
+                        <w:p>
+                          <w:pPr>
+                            <w:pStyle w:val="NoSpacing"/>
+                            <w:rPr>
+                              <w:rFonts w:ascii="Times New Roman" w:eastAsiaTheme="majorEastAsia" w:hAnsi="Times New Roman" w:cs="Times New Roman"/>
+                              <w:b/>
+                              <w:color w:val="7030A0"/>
+                              <w:sz w:val="28"/>
+                              <w:szCs w:val="72"/>
+                              <w:u w:val="double"/>
+                              <w:lang w:val="en-SG"/>
+                            </w:rPr>
+                          </w:pPr>
+                          <w:r>
+                            <w:rPr>
+                              <w:rFonts w:ascii="Times New Roman" w:eastAsiaTheme="majorEastAsia" w:hAnsi="Times New Roman" w:cs="Times New Roman"/>
+                              <w:b/>
+                              <w:color w:val="7030A0"/>
+                              <w:sz w:val="48"/>
+                              <w:szCs w:val="72"/>
+                              <w:lang w:val="en-SG"/>
+                            </w:rPr>
+                            <w:br/>
+                          </w:r>
+                          <w:r>
+                            <w:rPr>
+                              <w:rFonts w:ascii="Times New Roman" w:eastAsiaTheme="majorEastAsia" w:hAnsi="Times New Roman" w:cs="Times New Roman"/>
+                              <w:b/>
+                              <w:color w:val="5F497A" w:themeColor="accent4" w:themeShade="BF"/>
+                              <w:sz w:val="28"/>
+                              <w:szCs w:val="72"/>
+                              <w:lang w:val="en-SG"/>
+                            </w:rPr>
+                            <w:t>Diploma in Applied AI &amp; Analytics</w:t>
+                          </w:r>
+                        </w:p>
+                        <w:p>
+                          <w:pPr>
+                            <w:pStyle w:val="NoSpacing"/>
+                            <w:rPr>
+                              <w:rFonts w:ascii="Arial" w:eastAsiaTheme="majorEastAsia" w:hAnsi="Arial" w:cs="Arial"/>
+                              <w:b/>
+                              <w:color w:val="7030A0"/>
+                              <w:sz w:val="28"/>
+                              <w:szCs w:val="72"/>
+                              <w:lang w:val="en-SG"/>
+                            </w:rPr>
+                          </w:pPr>
+                          <w:r>
+                            <w:rPr>
+                              <w:rFonts w:ascii="Times New Roman" w:eastAsiaTheme="majorEastAsia" w:hAnsi="Times New Roman" w:cs="Times New Roman"/>
+                              <w:b/>
+                              <w:color w:val="7030A0"/>
+                              <w:sz w:val="36"/>
+                              <w:szCs w:val="72"/>
+                              <w:lang w:val="en-SG"/>
+                            </w:rPr>
+                            <w:br/>
+                          </w:r>
+                          <w:r>
+                            <w:rPr>
+                              <w:rFonts w:ascii="Arial" w:eastAsiaTheme="majorEastAsia" w:hAnsi="Arial" w:cs="Arial"/>
+                              <w:b/>
+                              <w:color w:val="7030A0"/>
+                              <w:sz w:val="28"/>
+                              <w:szCs w:val="72"/>
+                              <w:lang w:val="en-SG"/>
+                            </w:rPr>
+                            <w:t>ST1501</w:t>
+                          </w:r>
+                        </w:p>
+                        <w:p>
+                          <w:pPr>
+                            <w:pStyle w:val="NoSpacing"/>
+                            <w:rPr>
+                              <w:rFonts w:ascii="Arial" w:eastAsiaTheme="majorEastAsia" w:hAnsi="Arial" w:cs="Arial"/>
+                              <w:b/>
+                              <w:color w:val="7030A0"/>
+                              <w:sz w:val="36"/>
+                              <w:szCs w:val="72"/>
+                              <w:lang w:val="en-SG"/>
+                            </w:rPr>
+                          </w:pPr>
+                          <w:r>
+                            <w:rPr>
+                              <w:rFonts w:ascii="Arial" w:eastAsiaTheme="majorEastAsia" w:hAnsi="Arial" w:cs="Arial"/>
+                              <w:b/>
+                              <w:color w:val="7030A0"/>
+                              <w:sz w:val="28"/>
+                              <w:szCs w:val="72"/>
+                              <w:lang w:val="en-SG"/>
+                            </w:rPr>
+                            <w:t>Data Engineering</w:t>
+                          </w:r>
+                        </w:p>
+                        <w:p>
+                          <w:pPr>
+                            <w:pStyle w:val="NoSpacing"/>
+                            <w:rPr>
+                              <w:rFonts w:ascii="Arial" w:eastAsiaTheme="majorEastAsia" w:hAnsi="Arial" w:cs="Arial"/>
+                              <w:b/>
+                              <w:color w:val="7030A0"/>
+                              <w:sz w:val="32"/>
+                              <w:szCs w:val="72"/>
+                              <w:lang w:val="en-SG"/>
+                            </w:rPr>
+                          </w:pPr>
+                        </w:p>
+                        <w:p>
+                          <w:pPr>
+                            <w:pStyle w:val="NoSpacing"/>
+                            <w:rPr>
+                              <w:rFonts w:ascii="Arial" w:eastAsiaTheme="majorEastAsia" w:hAnsi="Arial" w:cs="Arial"/>
+                              <w:b/>
+                              <w:color w:val="5F497A" w:themeColor="accent4" w:themeShade="BF"/>
+                              <w:sz w:val="28"/>
+                            </w:rPr>
+                          </w:pPr>
+                          <w:r>
+                            <w:rPr>
+                              <w:rFonts w:ascii="Arial" w:eastAsiaTheme="majorEastAsia" w:hAnsi="Arial" w:cs="Arial"/>
+                              <w:b/>
+                              <w:color w:val="5F497A" w:themeColor="accent4" w:themeShade="BF"/>
+                              <w:sz w:val="28"/>
+                              <w:szCs w:val="72"/>
+                              <w:lang w:val="en-SG"/>
+                            </w:rPr>
+                            <w:t>20</w:t>
+                          </w:r>
+                          <w:r>
+                            <w:rPr>
+                              <w:rFonts w:ascii="Arial" w:eastAsiaTheme="majorEastAsia" w:hAnsi="Arial" w:cs="Arial"/>
+                              <w:b/>
+                              <w:color w:val="5F497A" w:themeColor="accent4" w:themeShade="BF"/>
+                              <w:sz w:val="28"/>
+                              <w:szCs w:val="72"/>
+                              <w:lang w:val="en-SG"/>
+                            </w:rPr>
+                            <w:t>2</w:t>
+                          </w:r>
+                          <w:r>
+                            <w:rPr>
+                              <w:rFonts w:ascii="Arial" w:eastAsiaTheme="majorEastAsia" w:hAnsi="Arial" w:cs="Arial"/>
+                              <w:b/>
+                              <w:color w:val="5F497A" w:themeColor="accent4" w:themeShade="BF"/>
+                              <w:sz w:val="28"/>
+                              <w:szCs w:val="72"/>
+                              <w:lang w:val="en-SG"/>
+                            </w:rPr>
+                            <w:t>6</w:t>
+                          </w:r>
+                          <w:r>
+                            <w:rPr>
+                              <w:rFonts w:ascii="Arial" w:eastAsiaTheme="majorEastAsia" w:hAnsi="Arial" w:cs="Arial"/>
+                              <w:b/>
+                              <w:color w:val="5F497A" w:themeColor="accent4" w:themeShade="BF"/>
+                              <w:sz w:val="28"/>
+                              <w:szCs w:val="72"/>
+                              <w:lang w:val="en-SG"/>
+                            </w:rPr>
+                            <w:t>/</w:t>
+                          </w:r>
+                          <w:r>
+                            <w:rPr>
+                              <w:rFonts w:ascii="Arial" w:eastAsiaTheme="majorEastAsia" w:hAnsi="Arial" w:cs="Arial"/>
+                              <w:b/>
+                              <w:color w:val="5F497A" w:themeColor="accent4" w:themeShade="BF"/>
+                              <w:sz w:val="28"/>
+                              <w:szCs w:val="72"/>
+                              <w:lang w:val="en-SG"/>
+                            </w:rPr>
+                            <w:t>20</w:t>
+                          </w:r>
+                          <w:r>
+                            <w:rPr>
+                              <w:rFonts w:ascii="Arial" w:eastAsiaTheme="majorEastAsia" w:hAnsi="Arial" w:cs="Arial"/>
+                              <w:b/>
+                              <w:color w:val="5F497A" w:themeColor="accent4" w:themeShade="BF"/>
+                              <w:sz w:val="28"/>
+                              <w:szCs w:val="72"/>
+                              <w:lang w:val="en-SG"/>
+                            </w:rPr>
+                            <w:t>2</w:t>
+                          </w:r>
+                          <w:r>
+                            <w:rPr>
+                              <w:rFonts w:ascii="Arial" w:eastAsiaTheme="majorEastAsia" w:hAnsi="Arial" w:cs="Arial"/>
+                              <w:b/>
+                              <w:color w:val="5F497A" w:themeColor="accent4" w:themeShade="BF"/>
+                              <w:sz w:val="28"/>
+                              <w:szCs w:val="72"/>
+                              <w:lang w:val="en-SG"/>
+                            </w:rPr>
+                            <w:t>7</w:t>
+                          </w:r>
+                          <w:r>
+                            <w:rPr>
+                              <w:rFonts w:ascii="Arial" w:eastAsiaTheme="majorEastAsia" w:hAnsi="Arial" w:cs="Arial"/>
+                              <w:b/>
+                              <w:color w:val="5F497A" w:themeColor="accent4" w:themeShade="BF"/>
+                              <w:sz w:val="28"/>
+                              <w:szCs w:val="72"/>
+                              <w:lang w:val="en-SG"/>
+                            </w:rPr>
+                            <w:t xml:space="preserve"> </w:t>
+                          </w:r>
+                          <w:r>
+                            <w:rPr>
+                              <w:rFonts w:ascii="Arial" w:eastAsiaTheme="majorEastAsia" w:hAnsi="Arial" w:cs="Arial"/>
+                              <w:b/>
+                              <w:color w:val="5F497A" w:themeColor="accent4" w:themeShade="BF"/>
+                              <w:sz w:val="28"/>
+                              <w:szCs w:val="72"/>
+                              <w:lang w:val="en-SG"/>
+                            </w:rPr>
+                            <w:t>Semester</w:t>
+                          </w:r>
+                          <w:r>
+                            <w:rPr>
+                              <w:rFonts w:ascii="Arial" w:eastAsiaTheme="majorEastAsia" w:hAnsi="Arial" w:cs="Arial"/>
+                              <w:b/>
+                              <w:color w:val="5F497A" w:themeColor="accent4" w:themeShade="BF"/>
+                              <w:sz w:val="28"/>
+                              <w:szCs w:val="72"/>
+                              <w:lang w:val="en-SG"/>
+                            </w:rPr>
+                            <w:t xml:space="preserve"> </w:t>
+                          </w:r>
+                          <w:r>
+                            <w:rPr>
+                              <w:rFonts w:ascii="Arial" w:eastAsiaTheme="majorEastAsia" w:hAnsi="Arial" w:cs="Arial"/>
+                              <w:b/>
+                              <w:color w:val="5F497A" w:themeColor="accent4" w:themeShade="BF"/>
+                              <w:sz w:val="28"/>
+                              <w:szCs w:val="72"/>
+                              <w:lang w:val="en-SG"/>
+                            </w:rPr>
+                            <w:t>1</w:t>
+                          </w:r>
+                        </w:p>
+                      </w:txbxContent>
+                    </v:textbox>
+                    <w10:wrap anchorx="page" anchory="page"/>
+                  </v:shape>
+                </w:pict>
+              </mc:Fallback>
+            </mc:AlternateContent>
+          </w:r>
+          <w:r>
+            <w:rPr>
+              <w:noProof/>
+              <w:lang w:val="en-SG" w:bidi="ar-SA"/>
+            </w:rPr>
+            <mc:AlternateContent>
+              <mc:Choice Requires="wps">
+                <w:drawing>
+                  <wp:anchor distT="0" distB="0" distL="114300" distR="114300" simplePos="0" relativeHeight="251658241" behindDoc="1" locked="0" layoutInCell="1" allowOverlap="1" wp14:anchorId="48561284" wp14:editId="2CE87EB3">
+                    <wp:simplePos x="0" y="0"/>
+                    <wp:positionH relativeFrom="column">
+                      <wp:posOffset>19050</wp:posOffset>
+                    </wp:positionH>
+                    <wp:positionV relativeFrom="paragraph">
+                      <wp:posOffset>648335</wp:posOffset>
+                    </wp:positionV>
+                    <wp:extent cx="1409041" cy="885825"/>
+                    <wp:effectExtent l="0" t="0" r="1270" b="9525"/>
+                    <wp:wrapNone/>
+                    <wp:docPr id="9" name="Pentagon 9"/>
+                    <wp:cNvGraphicFramePr/>
+                    <a:graphic xmlns:a="http://schemas.openxmlformats.org/drawingml/2006/main">
+                      <a:graphicData uri="http://schemas.microsoft.com/office/word/2010/wordprocessingShape">
+                        <wps:wsp>
+                          <wps:cNvSpPr/>
+                          <wps:spPr>
+                            <a:xfrm>
+                              <a:off x="0" y="0"/>
+                              <a:ext cx="1409041" cy="885825"/>
+                            </a:xfrm>
+                            <a:prstGeom prst="homePlate">
+                              <a:avLst/>
+                            </a:prstGeom>
+                            <a:solidFill>
+                              <a:srgbClr val="92D050"/>
+                            </a:solidFill>
+                            <a:ln>
+                              <a:noFill/>
+                            </a:ln>
+                          </wps:spPr>
+                          <wps:style>
+                            <a:lnRef idx="2">
+                              <a:schemeClr val="accent1">
+                                <a:shade val="50000"/>
+                              </a:schemeClr>
+                            </a:lnRef>
+                            <a:fillRef idx="1">
+                              <a:schemeClr val="accent1"/>
+                            </a:fillRef>
+                            <a:effectRef idx="0">
+                              <a:schemeClr val="accent1"/>
+                            </a:effectRef>
+                            <a:fontRef idx="minor">
+                              <a:schemeClr val="lt1"/>
+                            </a:fontRef>
+                          </wps:style>
+                          <wps:txbx>
+                            <w:txbxContent>
+                              <w:p>
+                                <w:pPr>
+                                  <w:pStyle w:val="NoSpacing"/>
+                                  <w:jc w:val="right"/>
+                                  <w:rPr>
+                                    <w:color w:val="1C1C1C"/>
+                                    <w:sz w:val="28"/>
+                                    <w:szCs w:val="28"/>
+                                  </w:rPr>
+                                </w:pPr>
+                              </w:p>
+                            </w:txbxContent>
+                          </wps:txbx>
+                          <wps:bodyPr rot="0" spcFirstLastPara="0" vert="horz" wrap="square" lIns="91440" tIns="0" rIns="182880" bIns="0" numCol="1" spcCol="0" rtlCol="0" fromWordArt="0" anchor="ctr" anchorCtr="0" forceAA="0" compatLnSpc="1">
+                            <a:prstTxWarp prst="textNoShape">
+                              <a:avLst/>
+                            </a:prstTxWarp>
+                            <a:noAutofit/>
+                          </wps:bodyPr>
+                        </wps:wsp>
+                      </a:graphicData>
+                    </a:graphic>
+                    <wp14:sizeRelH relativeFrom="margin">
+                      <wp14:pctWidth>0</wp14:pctWidth>
+                    </wp14:sizeRelH>
+                    <wp14:sizeRelV relativeFrom="margin">
+                      <wp14:pctHeight>0</wp14:pctHeight>
+                    </wp14:sizeRelV>
+                  </wp:anchor>
+                </w:drawing>
+              </mc:Choice>
+              <mc:Fallback>
+                <w:pict>
+                  <v:shapetype w14:anchorId="48561284" id="_x0000_t15" coordsize="21600,21600" o:spt="15" adj="16200" path="m@0,l,,,21600@0,21600,21600,10800xe">
+                    <v:stroke joinstyle="miter"/>
+                    <v:formulas>
+                      <v:f eqn="val #0"/>
+                      <v:f eqn="prod #0 1 2"/>
+                    </v:formulas>
+                    <v:path gradientshapeok="t" o:connecttype="custom" o:connectlocs="@1,0;0,10800;@1,21600;21600,10800" o:connectangles="270,180,90,0" textboxrect="0,0,10800,21600;0,0,16200,21600;0,0,21600,21600"/>
+                    <v:handles>
+                      <v:h position="#0,topLeft" xrange="0,21600"/>
+                    </v:handles>
+                  </v:shapetype>
+                  <v:shape id="Pentagon 9" o:spid="_x0000_s1028" type="#_x0000_t15" style="position:absolute;margin-left:1.5pt;margin-top:51.05pt;width:110.95pt;height:69.75pt;z-index:-251658239;visibility:visible;mso-wrap-style:square;mso-width-percent:0;mso-height-percent:0;mso-wrap-distance-left:9pt;mso-wrap-distance-top:0;mso-wrap-distance-right:9pt;mso-wrap-distance-bottom:0;mso-position-horizontal:absolute;mso-position-horizontal-relative:text;mso-position-vertical:absolute;mso-position-vertical-relative:text;mso-width-percent:0;mso-height-percent:0;mso-width-relative:margin;mso-height-relative:margin;v-text-anchor:middle" o:gfxdata="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" adj="14810" fillcolor="#92d050" stroked="f" strokeweight="2pt">
+                    <v:textbox inset=",0,14.4pt,0">
+                      <w:txbxContent>
+                        <w:p>
+                          <w:pPr>
+                            <w:pStyle w:val="NoSpacing"/>
+                            <w:jc w:val="right"/>
+                            <w:rPr>
+                              <w:color w:val="1C1C1C"/>
+                              <w:sz w:val="28"/>
+                              <w:szCs w:val="28"/>
+                            </w:rPr>
+                          </w:pPr>
+                        </w:p>
+                      </w:txbxContent>
+                    </v:textbox>
+                  </v:shape>
+                </w:pict>
+              </mc:Fallback>
+            </mc:AlternateContent>
+          </w:r>
+          <w:r>
+            <w:rPr>
+              <w:noProof/>
+              <w:lang w:val="en-SG" w:bidi="ar-SA"/>
+            </w:rPr>
+            <mc:AlternateContent>
+              <mc:Choice Requires="wps">
+                <w:drawing>
+                  <wp:anchor distT="45720" distB="45720" distL="114300" distR="114300" simplePos="0" relativeHeight="251658244" behindDoc="0" locked="0" layoutInCell="1" allowOverlap="1" wp14:anchorId="613D5061" wp14:editId="7A8EF19B">
+                    <wp:simplePos x="0" y="0"/>
+                    <wp:positionH relativeFrom="column">
+                      <wp:posOffset>685800</wp:posOffset>
+                    </wp:positionH>
+                    <wp:positionV relativeFrom="paragraph">
+                      <wp:posOffset>4581525</wp:posOffset>
+                    </wp:positionV>
+                    <wp:extent cx="5387340" cy="2771775"/>
+                    <wp:effectExtent l="0" t="0" r="22860" b="28575"/>
+                    <wp:wrapSquare wrapText="bothSides"/>
+                    <wp:docPr id="217" name="Text Box 2"/>
+                    <wp:cNvGraphicFramePr>
+                      <a:graphicFrameLocks xmlns:a="http://schemas.openxmlformats.org/drawingml/2006/main"/>
+                    </wp:cNvGraphicFramePr>
+                    <a:graphic xmlns:a="http://schemas.openxmlformats.org/drawingml/2006/main">
+                      <a:graphicData uri="http://schemas.microsoft.com/office/word/2010/wordprocessingShape">
+                        <wps:wsp>
+                          <wps:cNvSpPr txBox="1">
+                            <a:spLocks noChangeArrowheads="1"/>
+                          </wps:cNvSpPr>
+                          <wps:spPr bwMode="auto">
+                            <a:xfrm>
+                              <a:off x="0" y="0"/>
+                              <a:ext cx="5387340" cy="2771775"/>
+                            </a:xfrm>
+                            <a:prstGeom prst="rect">
+                              <a:avLst/>
+                            </a:prstGeom>
+                            <a:noFill/>
+                            <a:ln w="9525">
+                              <a:solidFill>
+                                <a:schemeClr val="accent3">
+                                  <a:lumMod val="50000"/>
+                                </a:schemeClr>
+                              </a:solidFill>
+                              <a:prstDash val="dash"/>
+                              <a:miter lim="800000"/>
+                              <a:headEnd/>
+                              <a:tailEnd/>
+                            </a:ln>
+                          </wps:spPr>
+                          <wps:txbx>
+                            <w:txbxContent>
+                              <w:p>
+                                <w:pPr>
+                                  <w:rPr>
+                                    <w:b/>
+                                    <w:sz w:val="32"/>
+                                    <w:lang w:val="en-SG"/>
+                                  </w:rPr>
+                                </w:pPr>
+                                <w:r>
+                                  <w:rPr>
+                                    <w:b/>
+                                    <w:sz w:val="32"/>
+                                    <w:lang w:val="en-SG"/>
+                                  </w:rPr>
+                                  <w:t>This is the submission template</w:t>
+                                </w:r>
+                                <w:r>
+                                  <w:rPr>
+                                    <w:b/>
+                                    <w:sz w:val="32"/>
+                                    <w:lang w:val="en-SG"/>
+                                  </w:rPr>
+                                  <w:t xml:space="preserve"> for CA</w:t>
+                                </w:r>
+                                <w:r>
+                                  <w:rPr>
+                                    <w:b/>
+                                    <w:sz w:val="32"/>
+                                    <w:lang w:val="en-SG"/>
+                                  </w:rPr>
+                                  <w:t>2 task e)</w:t>
+                                </w:r>
+                                <w:r>
+                                  <w:rPr>
+                                    <w:b/>
+                                    <w:sz w:val="32"/>
+                                    <w:lang w:val="en-SG"/>
+                                  </w:rPr>
+                                  <w:t xml:space="preserve"> and f)</w:t>
+                                </w:r>
+                                <w:r>
+                                  <w:rPr>
+                                    <w:b/>
+                                    <w:sz w:val="32"/>
+                                    <w:lang w:val="en-SG"/>
+                                  </w:rPr>
+                                  <w:t>.</w:t>
+                                </w:r>
+                                <w:r>
+                                  <w:rPr>
+                                    <w:b/>
+                                    <w:sz w:val="32"/>
+                                    <w:lang w:val="en-SG"/>
+                                  </w:rPr>
+                                  <w:t xml:space="preserve"> </w:t>
+                                </w:r>
+                                <w:r>
+                                  <w:rPr>
+                                    <w:b/>
+                                    <w:sz w:val="32"/>
+                                    <w:lang w:val="en-SG"/>
+                                  </w:rPr>
+                                  <w:t>Fill your name and student ID below</w:t>
+                                </w:r>
+                                <w:r>
+                                  <w:rPr>
+                                    <w:b/>
+                                    <w:sz w:val="32"/>
+                                    <w:lang w:val="en-SG"/>
+                                  </w:rPr>
+                                  <w:t>, and your answers to respective tasks in subsequent pages.</w:t>
+                                </w:r>
+                              </w:p>
+                              <w:p>
+                                <w:pPr>
+                                  <w:rPr>
+                                    <w:b/>
+                                    <w:sz w:val="32"/>
+                                    <w:lang w:val="en-SG"/>
+                                  </w:rPr>
+                                </w:pPr>
+                              </w:p>
+                              <w:p>
+                                <w:pPr>
+                                  <w:rPr>
+                                    <w:b/>
+                                    <w:sz w:val="32"/>
+                                    <w:lang w:val="en-SG"/>
+                                  </w:rPr>
+                                </w:pPr>
+                              </w:p>
+                              <w:p>
+                                <w:pPr>
+                                  <w:rPr>
+                                    <w:b/>
+                                    <w:sz w:val="32"/>
+                                    <w:lang w:val="en-SG"/>
+                                  </w:rPr>
+                                </w:pPr>
+                              </w:p>
+                              <w:p>
+                                <w:pPr>
+                                  <w:rPr>
+                                    <w:b/>
+                                    <w:sz w:val="32"/>
+                                    <w:u w:val="single"/>
+                                    <w:lang w:val="en-SG"/>
+                                  </w:rPr>
+                                </w:pPr>
+                                <w:r>
+                                  <w:rPr>
+                                    <w:b/>
+                                    <w:sz w:val="32"/>
+                                    <w:lang w:val="en-SG"/>
+                                  </w:rPr>
+                                  <w:t>Name:                 Chin Guan Chung</w:t>
+                                </w:r>
+                                <w:r>
+                                  <w:rPr>
+                                    <w:b/>
+                                    <w:sz w:val="32"/>
+                                    <w:lang w:val="en-SG"/>
+                                  </w:rPr>
+                                  <w:tab/>
+                                </w:r>
+                                <w:r>
+                                  <w:rPr>
+                                    <w:b/>
+                                    <w:sz w:val="32"/>
+                                    <w:lang w:val="en-SG"/>
+                                  </w:rPr>
+                                  <w:tab/>
+                                </w:r>
+                                <w:r>
+                                  <w:rPr>
+                                    <w:b/>
+                                    <w:sz w:val="32"/>
+                                    <w:u w:val="single"/>
+                                    <w:lang w:val="en-SG"/>
+                                  </w:rPr>
+                                  <w:tab/>
+                                </w:r>
+                                <w:r>
+                                  <w:rPr>
+                                    <w:b/>
+                                    <w:sz w:val="32"/>
+                                    <w:u w:val="single"/>
+                                    <w:lang w:val="en-SG"/>
+                                  </w:rPr>
+                                  <w:tab/>
+                                </w:r>
+                                <w:r>
+                                  <w:rPr>
+                                    <w:b/>
+                                    <w:sz w:val="32"/>
+                                    <w:u w:val="single"/>
+                                    <w:lang w:val="en-SG"/>
+                                  </w:rPr>
+                                  <w:tab/>
+                                </w:r>
+                              </w:p>
+                              <w:p>
+                                <w:pPr>
+                                  <w:rPr>
+                                    <w:lang w:val="en-SG"/>
+                                  </w:rPr>
+                                </w:pPr>
+                                <w:r>
+                                  <w:rPr>
+                                    <w:b/>
+                                    <w:sz w:val="32"/>
+                                    <w:lang w:val="en-SG"/>
+                                  </w:rPr>
+                                  <w:t>Student ID:         p2510864</w:t>
+                                </w:r>
+                                <w:r>
+                                  <w:rPr>
+                                    <w:b/>
+                                    <w:sz w:val="32"/>
+                                    <w:lang w:val="en-SG"/>
+                                  </w:rPr>
+                                  <w:tab/>
+                                </w:r>
+                                <w:r>
+                                  <w:rPr>
+                                    <w:b/>
+                                    <w:sz w:val="32"/>
+                                    <w:u w:val="single"/>
+                                    <w:lang w:val="en-SG"/>
+                                  </w:rPr>
+                                  <w:tab/>
+                                </w:r>
+                                <w:r>
+                                  <w:rPr>
+                                    <w:b/>
+                                    <w:sz w:val="32"/>
+                                    <w:u w:val="single"/>
+                                    <w:lang w:val="en-SG"/>
+                                  </w:rPr>
+                                  <w:tab/>
+                                </w:r>
+                                <w:r>
+                                  <w:rPr>
+                                    <w:b/>
+                                    <w:sz w:val="32"/>
+                                    <w:u w:val="single"/>
+                                    <w:lang w:val="en-SG"/>
+                                  </w:rPr>
+                                  <w:tab/>
+                                </w:r>
+                                <w:r>
+                                  <w:rPr>
+                                    <w:b/>
+                                    <w:sz w:val="32"/>
+                                    <w:u w:val="single"/>
+                                    <w:lang w:val="en-SG"/>
+                                  </w:rPr>
+                                  <w:tab/>
+                                </w:r>
+                              </w:p>
+                            </w:txbxContent>
+                          </wps:txbx>
+                          <wps:bodyPr rot="0" vert="horz" wrap="square" lIns="108000" tIns="108000" rIns="108000" bIns="108000" anchor="t" anchorCtr="0">
+                            <a:noAutofit/>
+                          </wps:bodyPr>
+                        </wps:wsp>
+                      </a:graphicData>
+                    </a:graphic>
+                    <wp14:sizeRelH relativeFrom="margin">
+                      <wp14:pctWidth>0</wp14:pctWidth>
+                    </wp14:sizeRelH>
+                    <wp14:sizeRelV relativeFrom="margin">
+                      <wp14:pctHeight>0</wp14:pctHeight>
+                    </wp14:sizeRelV>
+                  </wp:anchor>
+                </w:drawing>
+              </mc:Choice>
+              <mc:Fallback>
+                <w:pict>
+                  <v:shape w14:anchorId="613D5061" id="Text Box 2" o:spid="_x0000_s1029" type="#_x0000_t202" style="position:absolute;margin-left:54pt;margin-top:360.75pt;width:424.2pt;height:218.25pt;z-index:251658244;visibility:visible;mso-wrap-style:square;mso-width-percent:0;mso-height-percent:0;mso-wrap-distance-left:9pt;mso-wrap-distance-top:3.6pt;mso-wrap-distance-right:9pt;mso-wrap-distance-bottom:3.6pt;mso-position-horizontal:absolute;mso-position-horizontal-relative:text;mso-position-vertical:absolute;mso-position-vertical-relative:text;mso-width-percent:0;mso-height-percent:0;mso-width-relative:margin;mso-height-relative:margin;v-text-anchor:top" o:gfxdata="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" filled="f" strokecolor="#4e6128 [1606]">
+                    <v:stroke dashstyle="dash"/>
+                    <v:textbox inset="3mm,3mm,3mm,3mm">
+                      <w:txbxContent>
+                        <w:p>
+                          <w:pPr>
+                            <w:rPr>
+                              <w:b/>
+                              <w:sz w:val="32"/>
+                              <w:lang w:val="en-SG"/>
+                            </w:rPr>
+                          </w:pPr>
+                          <w:r>
+                            <w:rPr>
+                              <w:b/>
+                              <w:sz w:val="32"/>
+                              <w:lang w:val="en-SG"/>
+                            </w:rPr>
+                            <w:t>This is the submission template</w:t>
+                          </w:r>
+                          <w:r>
+                            <w:rPr>
+                              <w:b/>
+                              <w:sz w:val="32"/>
+                              <w:lang w:val="en-SG"/>
+                            </w:rPr>
+                            <w:t xml:space="preserve"> for CA</w:t>
+                          </w:r>
+                          <w:r>
+                            <w:rPr>
+                              <w:b/>
+                              <w:sz w:val="32"/>
+                              <w:lang w:val="en-SG"/>
+                            </w:rPr>
+                            <w:t>2 task e)</w:t>
+                          </w:r>
+                          <w:r>
+                            <w:rPr>
+                              <w:b/>
+                              <w:sz w:val="32"/>
+                              <w:lang w:val="en-SG"/>
+                            </w:rPr>
+                            <w:t xml:space="preserve"> and f)</w:t>
+                          </w:r>
+                          <w:r>
+                            <w:rPr>
+                              <w:b/>
+                              <w:sz w:val="32"/>
+                              <w:lang w:val="en-SG"/>
+                            </w:rPr>
+                            <w:t>.</w:t>
+                          </w:r>
+                          <w:r>
+                            <w:rPr>
+                              <w:b/>
+                              <w:sz w:val="32"/>
+                              <w:lang w:val="en-SG"/>
+                            </w:rPr>
+                            <w:t xml:space="preserve"> </w:t>
+                          </w:r>
+                          <w:r>
+                            <w:rPr>
+                              <w:b/>
+                              <w:sz w:val="32"/>
+                              <w:lang w:val="en-SG"/>
+                            </w:rPr>
+                            <w:t>Fill your name and student ID below</w:t>
+                          </w:r>
+                          <w:r>
+                            <w:rPr>
+                              <w:b/>
+                              <w:sz w:val="32"/>
+                              <w:lang w:val="en-SG"/>
+                            </w:rPr>
+                            <w:t>, and your answers to respective tasks in subsequent pages.</w:t>
+                          </w:r>
+                        </w:p>
+                        <w:p>
+                          <w:pPr>
+                            <w:rPr>
+                              <w:b/>
+                              <w:sz w:val="32"/>
+                              <w:lang w:val="en-SG"/>
+                            </w:rPr>
+                          </w:pPr>
+                        </w:p>
+                        <w:p>
+                          <w:pPr>
+                            <w:rPr>
+                              <w:b/>
+                              <w:sz w:val="32"/>
+                              <w:lang w:val="en-SG"/>
+                            </w:rPr>
+                          </w:pPr>
+                        </w:p>
+                        <w:p>
+                          <w:pPr>
+                            <w:rPr>
+                              <w:b/>
+                              <w:sz w:val="32"/>
+                              <w:lang w:val="en-SG"/>
+                            </w:rPr>
+                          </w:pPr>
+                        </w:p>
+                        <w:p>
+                          <w:pPr>
+                            <w:rPr>
+                              <w:b/>
+                              <w:sz w:val="32"/>
+                              <w:u w:val="single"/>
+                              <w:lang w:val="en-SG"/>
+                            </w:rPr>
+                          </w:pPr>
+                          <w:r>
+                            <w:rPr>
+                              <w:b/>
+                              <w:sz w:val="32"/>
+                              <w:lang w:val="en-SG"/>
+                            </w:rPr>
+                            <w:t>Name:                 Chin Guan Chung</w:t>
+                          </w:r>
+                          <w:r>
+                            <w:rPr>
+                              <w:b/>
+                              <w:sz w:val="32"/>
+                              <w:lang w:val="en-SG"/>
+                            </w:rPr>
+                            <w:tab/>
+                          </w:r>
+                          <w:r>
+                            <w:rPr>
+                              <w:b/>
+                              <w:sz w:val="32"/>
+                              <w:lang w:val="en-SG"/>
+                            </w:rPr>
+                            <w:tab/>
+                          </w:r>
+                          <w:r>
+                            <w:rPr>
+                              <w:b/>
+                              <w:sz w:val="32"/>
+                              <w:u w:val="single"/>
+                              <w:lang w:val="en-SG"/>
+                            </w:rPr>
+                            <w:tab/>
+                          </w:r>
+                          <w:r>
+                            <w:rPr>
+                              <w:b/>
+                              <w:sz w:val="32"/>
+                              <w:u w:val="single"/>
+                              <w:lang w:val="en-SG"/>
+                            </w:rPr>
+                            <w:tab/>
+                          </w:r>
+                          <w:r>
+                            <w:rPr>
+                              <w:b/>
+                              <w:sz w:val="32"/>
+                              <w:u w:val="single"/>
+                              <w:lang w:val="en-SG"/>
+                            </w:rPr>
+                            <w:tab/>
+                          </w:r>
+                        </w:p>
+                        <w:p>
+                          <w:pPr>
+                            <w:rPr>
+                              <w:lang w:val="en-SG"/>
+                            </w:rPr>
+                          </w:pPr>
+                          <w:r>
+                            <w:rPr>
+                              <w:b/>
+                              <w:sz w:val="32"/>
+                              <w:lang w:val="en-SG"/>
+                            </w:rPr>
+                            <w:t>Student ID:         p2510864</w:t>
+                          </w:r>
+                          <w:r>
+                            <w:rPr>
+                              <w:b/>
+                              <w:sz w:val="32"/>
+                              <w:lang w:val="en-SG"/>
+                            </w:rPr>
+                            <w:tab/>
+                          </w:r>
+                          <w:r>
+                            <w:rPr>
+                              <w:b/>
+                              <w:sz w:val="32"/>
+                              <w:u w:val="single"/>
+                              <w:lang w:val="en-SG"/>
+                            </w:rPr>
+                            <w:tab/>
+                          </w:r>
+                          <w:r>
+                            <w:rPr>
+                              <w:b/>
+                              <w:sz w:val="32"/>
+                              <w:u w:val="single"/>
+                              <w:lang w:val="en-SG"/>
+                            </w:rPr>
+                            <w:tab/>
+                          </w:r>
+                          <w:r>
+                            <w:rPr>
+                              <w:b/>
+                              <w:sz w:val="32"/>
+                              <w:u w:val="single"/>
+                              <w:lang w:val="en-SG"/>
+                            </w:rPr>
+                            <w:tab/>
+                          </w:r>
+                          <w:r>
+                            <w:rPr>
+                              <w:b/>
+                              <w:sz w:val="32"/>
+                              <w:u w:val="single"/>
+                              <w:lang w:val="en-SG"/>
+                            </w:rPr>
+                            <w:tab/>
+                          </w:r>
+                        </w:p>
+                      </w:txbxContent>
+                    </v:textbox>
+                    <w10:wrap type="square"/>
+                  </v:shape>
+                </w:pict>
+              </mc:Fallback>
+            </mc:AlternateContent>
+          </w:r>
+          <w:r>
+            <w:br w:type="page"/>
+          </w:r>
+        </w:p>
+      </w:sdtContent>
+    </w:sdt>
+    <w:p>
+      <w:pPr>
+        <w:pStyle w:val="ListParagraph"/>
+        <w:numPr>
+          <w:ilvl w:val="0"/>
+          <w:numId w:val="45"/>
+        </w:numPr>
+        <w:spacing w:after="80" w:line="240" w:lineRule="auto"/>
+      </w:pPr>
+      <w:r>
+        <w:rPr>
+          <w:rFonts w:ascii="Carlito" w:eastAsia="Carlito" w:hAnsi="Carlito"/>
+          <w:color w:val="252525"/>
+          <w:sz w:val="21"/>
+        </w:rPr>
+        <w:lastRenderedPageBreak/>
+        <w:t>i) Paste the SQL statement used to extract the Book collection data from the OLTP tables.</w:t>
+      </w:r>
+    </w:p>
+    <w:tbl>
+      <w:tblPr>
+        <w:tblStyle w:val="TableGrid"/>
+        <w:tblW w:w="0" w:type="auto"/>
+        <w:jc w:val="center"/>
+        <w:tblBorders>
+          <w:top w:val="single" w:sz="6" w:space="0" w:color="7F7F7F"/>
+          <w:left w:val="single" w:sz="6" w:space="0" w:color="7F7F7F"/>
+          <w:bottom w:val="single" w:sz="6" w:space="0" w:color="7F7F7F"/>
+          <w:right w:val="single" w:sz="6" w:space="0" w:color="7F7F7F"/>
+          <w:insideH w:val="single" w:sz="6" w:space="0" w:color="7F7F7F"/>
+          <w:insideV w:val="single" w:sz="6" w:space="0" w:color="7F7F7F"/>
+        </w:tblBorders>
+        <w:tblLayout w:type="fixed"/>
+        <w:tblLook w:val="04A0" w:firstRow="1" w:lastRow="0" w:firstColumn="1" w:lastColumn="0" w:noHBand="0" w:noVBand="1"/>
+      </w:tblPr>
+      <w:tblGrid>
+        <w:gridCol w:w="1224"/>
+        <w:gridCol w:w="8712"/>
+      </w:tblGrid>
+      <w:tr>
+        <w:trPr>
+          <w:cantSplit/>
+          <w:tblHeader/>
+          <w:jc w:val="center"/>
+        </w:trPr>
+        <w:tc>
+          <w:tcPr>
+            <w:tcW w:w="1224" w:type="dxa"/>
+            <w:tcBorders>
+              <w:top w:val="single" w:sz="5" w:space="0" w:color="8D7B9B"/>
+              <w:left w:val="single" w:sz="5" w:space="0" w:color="8D7B9B"/>
+              <w:bottom w:val="single" w:sz="5" w:space="0" w:color="8D7B9B"/>
+              <w:right w:val="single" w:sz="5" w:space="0" w:color="8D7B9B"/>
+            </w:tcBorders>
+            <w:tcMar>
+              <w:top w:w="70" w:type="dxa"/>
+              <w:left w:w="90" w:type="dxa"/>
+              <w:bottom w:w="70" w:type="dxa"/>
+              <w:right w:w="90" w:type="dxa"/>
+            </w:tcMar>
+            <w:vAlign w:val="center"/>
+          </w:tcPr>
+          <w:p>
+            <w:pPr>
+              <w:spacing w:after="0" w:line="240" w:lineRule="auto"/>
+              <w:jc w:val="center"/>
+            </w:pPr>
+            <w:r>
+              <w:rPr>
+                <w:rFonts w:ascii="Carlito" w:eastAsia="Carlito" w:hAnsi="Carlito"/>
+                <w:b/>
+                <w:color w:val="1C1C1C"/>
+                <w:sz w:val="18"/>
+              </w:rPr>
+              <w:t>Collection</w:t>
+            </w:r>
+          </w:p>
+        </w:tc>
+        <w:tc>
+          <w:tcPr>
+            <w:tcW w:w="8712" w:type="dxa"/>
+            <w:tcBorders>
+              <w:top w:val="single" w:sz="5" w:space="0" w:color="8D7B9B"/>
+              <w:left w:val="single" w:sz="5" w:space="0" w:color="8D7B9B"/>
+              <w:bottom w:val="single" w:sz="5" w:space="0" w:color="8D7B9B"/>
+              <w:right w:val="single" w:sz="5" w:space="0" w:color="8D7B9B"/>
+            </w:tcBorders>
+            <w:tcMar>
+              <w:top w:w="70" w:type="dxa"/>
+              <w:left w:w="90" w:type="dxa"/>
+              <w:bottom w:w="70" w:type="dxa"/>
+              <w:right w:w="90" w:type="dxa"/>
+            </w:tcMar>
+            <w:vAlign w:val="center"/>
+          </w:tcPr>
+          <w:p>
+            <w:pPr>
+              <w:spacing w:after="0" w:line="240" w:lineRule="auto"/>
+              <w:jc w:val="center"/>
+            </w:pPr>
+            <w:r>
+              <w:rPr>
+                <w:rFonts w:ascii="Carlito" w:eastAsia="Carlito" w:hAnsi="Carlito"/>
+                <w:b/>
+                <w:color w:val="1C1C1C"/>
+                <w:sz w:val="18"/>
+              </w:rPr>
+              <w:t>SQL</w:t>
+            </w:r>
+          </w:p>
+        </w:tc>
+      </w:tr>
+      <w:tr>
+        <w:trPr>
+          <w:cantSplit/>
+          <w:jc w:val="center"/>
+        </w:trPr>
+        <w:tc>
+          <w:tcPr>
+            <w:tcW w:w="1224" w:type="dxa"/>
+            <w:tcBorders>
+              <w:top w:val="single" w:sz="5" w:space="0" w:color="8D7B9B"/>
+              <w:left w:val="single" w:sz="5" w:space="0" w:color="8D7B9B"/>
+              <w:bottom w:val="single" w:sz="5" w:space="0" w:color="8D7B9B"/>
+              <w:right w:val="single" w:sz="5" w:space="0" w:color="8D7B9B"/>
+            </w:tcBorders>
+            <w:tcMar>
+              <w:top w:w="70" w:type="dxa"/>
+              <w:left w:w="90" w:type="dxa"/>
+              <w:bottom w:w="70" w:type="dxa"/>
+              <w:right w:w="90" w:type="dxa"/>
+            </w:tcMar>
+            <w:vAlign w:val="center"/>
+          </w:tcPr>
+          <w:p>
+            <w:pPr>
+              <w:spacing w:after="0" w:line="240" w:lineRule="auto"/>
+              <w:jc w:val="center"/>
+            </w:pPr>
+            <w:r>
+              <w:rPr>
+                <w:rFonts w:ascii="Carlito" w:eastAsia="Carlito" w:hAnsi="Carlito"/>
+                <w:color w:val="252525"/>
+                <w:sz w:val="18"/>
+              </w:rPr>
+              <w:t>Book</w:t>
+            </w:r>
+          </w:p>
+        </w:tc>
+        <w:tc>
+          <w:tcPr>
+            <w:tcW w:w="8712" w:type="dxa"/>
+            <w:tcBorders>
+              <w:top w:val="single" w:sz="5" w:space="0" w:color="8D7B9B"/>
+              <w:left w:val="single" w:sz="5" w:space="0" w:color="8D7B9B"/>
+              <w:bottom w:val="single" w:sz="5" w:space="0" w:color="8D7B9B"/>
+              <w:right w:val="single" w:sz="5" w:space="0" w:color="8D7B9B"/>
+            </w:tcBorders>
+            <w:tcMar>
+              <w:top w:w="70" w:type="dxa"/>
+              <w:left w:w="90" w:type="dxa"/>
+              <w:bottom w:w="70" w:type="dxa"/>
+              <w:right w:w="90" w:type="dxa"/>
+            </w:tcMar>
+            <w:vAlign w:val="center"/>
+          </w:tcPr>
+          <w:p>
+            <w:pPr>
+              <w:spacing w:after="0" w:line="221" w:lineRule="auto"/>
+            </w:pPr>
+            <w:r>
+              <w:rPr>
+                <w:rFonts w:ascii="Liberation Mono" w:eastAsia="Liberation Mono" w:hAnsi="Liberation Mono"/>
+                <w:color w:val="252525"/>
+                <w:sz w:val="14"/>
+              </w:rPr>
+              <w:t>-- Task e)(i): extract one document per book from the OLTP database</w:t>
+            </w:r>
+            <w:r>
+              <w:rPr>
+                <w:rFonts w:ascii="Liberation Mono" w:eastAsia="Liberation Mono" w:hAnsi="Liberation Mono"/>
+                <w:color w:val="252525"/>
+                <w:sz w:val="14"/>
+              </w:rPr>
+              <w:br/>
+            </w:r>
+            <w:r>
+              <w:rPr>
+                <w:rFonts w:ascii="Liberation Mono" w:eastAsia="Liberation Mono" w:hAnsi="Liberation Mono"/>
+                <w:color w:val="252525"/>
+                <w:sz w:val="14"/>
+              </w:rPr>
+              <w:br/>
+              <w:t>USE CA22B2104;</w:t>
+            </w:r>
+            <w:r>
+              <w:rPr>
+                <w:rFonts w:ascii="Liberation Mono" w:eastAsia="Liberation Mono" w:hAnsi="Liberation Mono"/>
+                <w:color w:val="252525"/>
+                <w:sz w:val="14"/>
+              </w:rPr>
+              <w:br/>
+            </w:r>
+            <w:r>
+              <w:rPr>
+                <w:rFonts w:ascii="Liberation Mono" w:eastAsia="Liberation Mono" w:hAnsi="Liberation Mono"/>
+                <w:color w:val="252525"/>
+                <w:sz w:val="14"/>
+              </w:rPr>
+              <w:br/>
+              <w:t>-- Start from Book so every book appears, even if it has no copies or loans.</w:t>
+            </w:r>
+            <w:r>
+              <w:rPr>
+                <w:rFonts w:ascii="Liberation Mono" w:eastAsia="Liberation Mono" w:hAnsi="Liberation Mono"/>
+                <w:color w:val="252525"/>
+                <w:sz w:val="14"/>
+              </w:rPr>
+              <w:br/>
+              <w:t>-- The two derived tables pre-calculate copy and loan totals before they are joined.</w:t>
+            </w:r>
+            <w:r>
+              <w:rPr>
+                <w:rFonts w:ascii="Liberation Mono" w:eastAsia="Liberation Mono" w:hAnsi="Liberation Mono"/>
+                <w:color w:val="252525"/>
+                <w:sz w:val="14"/>
+              </w:rPr>
+              <w:br/>
+              <w:t>SELECT</w:t>
+            </w:r>
+            <w:r>
+              <w:br/>
+            </w:r>
+            <w:r>
+              <w:rPr>
+                <w:rFonts w:ascii="Liberation Mono" w:eastAsia="Liberation Mono" w:hAnsi="Liberation Mono"/>
+                <w:color w:val="252525"/>
+                <w:sz w:val="14"/>
+              </w:rPr>
+              <w:t xml:space="preserve">    b.BookID AS bookId,</w:t>
+            </w:r>
+            <w:r>
+              <w:br/>
+            </w:r>
+            <w:r>
+              <w:rPr>
+                <w:rFonts w:ascii="Liberation Mono" w:eastAsia="Liberation Mono" w:hAnsi="Liberation Mono"/>
+                <w:color w:val="252525"/>
+                <w:sz w:val="14"/>
+              </w:rPr>
+              <w:t xml:space="preserve">    b.Title AS title,</w:t>
+            </w:r>
+            <w:r>
+              <w:br/>
+            </w:r>
+            <w:r>
+              <w:rPr>
+                <w:rFonts w:ascii="Liberation Mono" w:eastAsia="Liberation Mono" w:hAnsi="Liberation Mono"/>
+                <w:color w:val="252525"/>
+                <w:sz w:val="14"/>
+              </w:rPr>
+              <w:t xml:space="preserve">    b.Author AS author,</w:t>
+            </w:r>
+            <w:r>
+              <w:br/>
+            </w:r>
+            <w:r>
+              <w:rPr>
+                <w:rFonts w:ascii="Liberation Mono" w:eastAsia="Liberation Mono" w:hAnsi="Liberation Mono"/>
+                <w:color w:val="252525"/>
+                <w:sz w:val="14"/>
+              </w:rPr>
+              <w:t xml:space="preserve">    b.Genre AS genre,</w:t>
+            </w:r>
+            <w:r>
+              <w:br/>
+            </w:r>
+            <w:r>
+              <w:rPr>
+                <w:rFonts w:ascii="Liberation Mono" w:eastAsia="Liberation Mono" w:hAnsi="Liberation Mono"/>
+                <w:color w:val="252525"/>
+                <w:sz w:val="14"/>
+              </w:rPr>
+              <w:t xml:space="preserve">    mt.TierName AS minimumMembershipTier,</w:t>
+            </w:r>
+            <w:r>
+              <w:br/>
+            </w:r>
+            <w:r>
+              <w:rPr>
+                <w:rFonts w:ascii="Liberation Mono" w:eastAsia="Liberation Mono" w:hAnsi="Liberation Mono"/>
+                <w:color w:val="252525"/>
+                <w:sz w:val="14"/>
+              </w:rPr>
+              <w:t xml:space="preserve">    </w:t>
+            </w:r>
+            <w:r>
+              <w:rPr>
+                <w:rFonts w:ascii="Liberation Mono" w:eastAsia="Liberation Mono" w:hAnsi="Liberation Mono"/>
+                <w:color w:val="252525"/>
+                <w:sz w:val="14"/>
+              </w:rPr>
+              <w:t>IFNULL</w:t>
+            </w:r>
+            <w:r>
+              <w:rPr>
+                <w:rFonts w:ascii="Liberation Mono" w:eastAsia="Liberation Mono" w:hAnsi="Liberation Mono"/>
+                <w:color w:val="252525"/>
+                <w:sz w:val="14"/>
+              </w:rPr>
+              <w:t>(c.totalCopies, 0) AS totalCopies,</w:t>
+            </w:r>
+            <w:r>
+              <w:br/>
+            </w:r>
+            <w:r>
+              <w:rPr>
+                <w:rFonts w:ascii="Liberation Mono" w:eastAsia="Liberation Mono" w:hAnsi="Liberation Mono"/>
+                <w:color w:val="252525"/>
+                <w:sz w:val="14"/>
+              </w:rPr>
+              <w:t xml:space="preserve">    </w:t>
+            </w:r>
+            <w:r>
+              <w:rPr>
+                <w:rFonts w:ascii="Liberation Mono" w:eastAsia="Liberation Mono" w:hAnsi="Liberation Mono"/>
+                <w:color w:val="252525"/>
+                <w:sz w:val="14"/>
+              </w:rPr>
+              <w:t>IFNULL</w:t>
+            </w:r>
+            <w:r>
+              <w:rPr>
+                <w:rFonts w:ascii="Liberation Mono" w:eastAsia="Liberation Mono" w:hAnsi="Liberation Mono"/>
+                <w:color w:val="252525"/>
+                <w:sz w:val="14"/>
+              </w:rPr>
+              <w:t>(c.lostCopies, 0) AS lostCopies,</w:t>
+            </w:r>
+            <w:r>
+              <w:br/>
+            </w:r>
+            <w:r>
+              <w:rPr>
+                <w:rFonts w:ascii="Liberation Mono" w:eastAsia="Liberation Mono" w:hAnsi="Liberation Mono"/>
+                <w:color w:val="252525"/>
+                <w:sz w:val="14"/>
+              </w:rPr>
+              <w:t xml:space="preserve">    </w:t>
+            </w:r>
+            <w:r>
+              <w:rPr>
+                <w:rFonts w:ascii="Liberation Mono" w:eastAsia="Liberation Mono" w:hAnsi="Liberation Mono"/>
+                <w:color w:val="252525"/>
+                <w:sz w:val="14"/>
+              </w:rPr>
+              <w:t>IFNULL</w:t>
+            </w:r>
+            <w:r>
+              <w:rPr>
+                <w:rFonts w:ascii="Liberation Mono" w:eastAsia="Liberation Mono" w:hAnsi="Liberation Mono"/>
+                <w:color w:val="252525"/>
+                <w:sz w:val="14"/>
+              </w:rPr>
+              <w:t>(l.totalLoanTransactions, 0) AS totalLoanTransactions</w:t>
+            </w:r>
+            <w:r>
+              <w:br/>
+            </w:r>
+            <w:r>
+              <w:rPr>
+                <w:rFonts w:ascii="Liberation Mono" w:eastAsia="Liberation Mono" w:hAnsi="Liberation Mono"/>
+                <w:color w:val="252525"/>
+                <w:sz w:val="14"/>
+              </w:rPr>
+              <w:t>FROM Book AS b</w:t>
+            </w:r>
+            <w:r>
+              <w:br/>
+            </w:r>
+            <w:r>
+              <w:rPr>
+                <w:rFonts w:ascii="Liberation Mono" w:eastAsia="Liberation Mono" w:hAnsi="Liberation Mono"/>
+                <w:color w:val="252525"/>
+                <w:sz w:val="14"/>
+              </w:rPr>
+              <w:t>JOIN MembershipTier AS mt</w:t>
+            </w:r>
+            <w:r>
+              <w:br/>
+            </w:r>
+            <w:r>
+              <w:rPr>
+                <w:rFonts w:ascii="Liberation Mono" w:eastAsia="Liberation Mono" w:hAnsi="Liberation Mono"/>
+                <w:color w:val="252525"/>
+                <w:sz w:val="14"/>
+              </w:rPr>
+              <w:t xml:space="preserve">  ON mt.TierID = b.MinTierID</w:t>
+            </w:r>
+            <w:r>
+              <w:br/>
+            </w:r>
+            <w:r>
+              <w:rPr>
+                <w:rFonts w:ascii="Liberation Mono" w:eastAsia="Liberation Mono" w:hAnsi="Liberation Mono"/>
+                <w:color w:val="252525"/>
+                <w:sz w:val="14"/>
+              </w:rPr>
+              <w:t>LEFT JOIN (</w:t>
+            </w:r>
+            <w:r>
+              <w:rPr>
+                <w:rFonts w:ascii="Liberation Mono" w:eastAsia="Liberation Mono" w:hAnsi="Liberation Mono"/>
+                <w:color w:val="252525"/>
+                <w:sz w:val="14"/>
+              </w:rPr>
+              <w:br/>
+              <w:t xml:space="preserve">    -- One row per book: total copies and copies currently marked Lost.</w:t>
+            </w:r>
+            <w:r>
+              <w:rPr>
+                <w:rFonts w:ascii="Liberation Mono" w:eastAsia="Liberation Mono" w:hAnsi="Liberation Mono"/>
+                <w:color w:val="252525"/>
+                <w:sz w:val="14"/>
+              </w:rPr>
+              <w:br/>
+              <w:t xml:space="preserve">    SELECT</w:t>
+            </w:r>
+            <w:r>
+              <w:rPr>
+                <w:rFonts w:ascii="Liberation Mono" w:eastAsia="Liberation Mono" w:hAnsi="Liberation Mono"/>
+                <w:color w:val="252525"/>
+                <w:sz w:val="14"/>
+              </w:rPr>
+              <w:br/>
+              <w:t xml:space="preserve">        BookID,</w:t>
+            </w:r>
+            <w:r>
+              <w:rPr>
+                <w:rFonts w:ascii="Liberation Mono" w:eastAsia="Liberation Mono" w:hAnsi="Liberation Mono"/>
+                <w:color w:val="252525"/>
+                <w:sz w:val="14"/>
+              </w:rPr>
+              <w:br/>
+              <w:t xml:space="preserve">        COUNT(*) AS totalCopies,</w:t>
+            </w:r>
+            <w:r>
+              <w:br/>
+            </w:r>
+            <w:r>
+              <w:rPr>
+                <w:rFonts w:ascii="Liberation Mono" w:eastAsia="Liberation Mono" w:hAnsi="Liberation Mono"/>
+                <w:color w:val="252525"/>
+                <w:sz w:val="14"/>
+              </w:rPr>
+              <w:t xml:space="preserve">        SUM(CASE WHEN Status = 'Lost' THEN 1 ELSE 0 END) AS lostCopies</w:t>
+            </w:r>
+            <w:r>
+              <w:br/>
+            </w:r>
+            <w:r>
+              <w:rPr>
+                <w:rFonts w:ascii="Liberation Mono" w:eastAsia="Liberation Mono" w:hAnsi="Liberation Mono"/>
+                <w:color w:val="252525"/>
+                <w:sz w:val="14"/>
+              </w:rPr>
+              <w:t xml:space="preserve">    FROM BookCopy</w:t>
+            </w:r>
+            <w:r>
+              <w:br/>
+            </w:r>
+            <w:r>
+              <w:rPr>
+                <w:rFonts w:ascii="Liberation Mono" w:eastAsia="Liberation Mono" w:hAnsi="Liberation Mono"/>
+                <w:color w:val="252525"/>
+                <w:sz w:val="14"/>
+              </w:rPr>
+              <w:t xml:space="preserve">    GROUP BY BookID</w:t>
+            </w:r>
+            <w:r>
+              <w:br/>
+            </w:r>
+            <w:r>
+              <w:rPr>
+                <w:rFonts w:ascii="Liberation Mono" w:eastAsia="Liberation Mono" w:hAnsi="Liberation Mono"/>
+                <w:color w:val="252525"/>
+                <w:sz w:val="14"/>
+              </w:rPr>
+              <w:t>) AS c</w:t>
+            </w:r>
+            <w:r>
+              <w:br/>
+            </w:r>
+            <w:r>
+              <w:rPr>
+                <w:rFonts w:ascii="Liberation Mono" w:eastAsia="Liberation Mono" w:hAnsi="Liberation Mono"/>
+                <w:color w:val="252525"/>
+                <w:sz w:val="14"/>
+              </w:rPr>
+              <w:t xml:space="preserve">  ON c.BookID = b.BookID</w:t>
+            </w:r>
+            <w:r>
+              <w:br/>
+            </w:r>
+            <w:r>
+              <w:rPr>
+                <w:rFonts w:ascii="Liberation Mono" w:eastAsia="Liberation Mono" w:hAnsi="Liberation Mono"/>
+                <w:color w:val="252525"/>
+                <w:sz w:val="14"/>
+              </w:rPr>
+              <w:t>LEFT JOIN (</w:t>
+            </w:r>
+            <w:r>
+              <w:rPr>
+                <w:rFonts w:ascii="Liberation Mono" w:eastAsia="Liberation Mono" w:hAnsi="Liberation Mono"/>
+                <w:color w:val="252525"/>
+                <w:sz w:val="14"/>
+              </w:rPr>
+              <w:br/>
+              <w:t xml:space="preserve">    -- One row per book: total borrowing transactions across all its copies.</w:t>
+            </w:r>
+            <w:r>
+              <w:rPr>
+                <w:rFonts w:ascii="Liberation Mono" w:eastAsia="Liberation Mono" w:hAnsi="Liberation Mono"/>
+                <w:color w:val="252525"/>
+                <w:sz w:val="14"/>
+              </w:rPr>
+              <w:br/>
+              <w:t xml:space="preserve">    SELECT</w:t>
+            </w:r>
+            <w:r>
+              <w:rPr>
+                <w:rFonts w:ascii="Liberation Mono" w:eastAsia="Liberation Mono" w:hAnsi="Liberation Mono"/>
+                <w:color w:val="252525"/>
+                <w:sz w:val="14"/>
+              </w:rPr>
+              <w:br/>
+              <w:t xml:space="preserve">        BookID,</w:t>
+            </w:r>
+            <w:r>
+              <w:rPr>
+                <w:rFonts w:ascii="Liberation Mono" w:eastAsia="Liberation Mono" w:hAnsi="Liberation Mono"/>
+                <w:color w:val="252525"/>
+                <w:sz w:val="14"/>
+              </w:rPr>
+              <w:br/>
+              <w:t xml:space="preserve">        COUNT(*) AS totalLoanTransactions</w:t>
+            </w:r>
+            <w:r>
+              <w:br/>
+            </w:r>
+            <w:r>
+              <w:rPr>
+                <w:rFonts w:ascii="Liberation Mono" w:eastAsia="Liberation Mono" w:hAnsi="Liberation Mono"/>
+                <w:color w:val="252525"/>
+                <w:sz w:val="14"/>
+              </w:rPr>
+              <w:t xml:space="preserve">    FROM Loan</w:t>
+            </w:r>
+            <w:r>
+              <w:br/>
+            </w:r>
+            <w:r>
+              <w:rPr>
+                <w:rFonts w:ascii="Liberation Mono" w:eastAsia="Liberation Mono" w:hAnsi="Liberation Mono"/>
+                <w:color w:val="252525"/>
+                <w:sz w:val="14"/>
+              </w:rPr>
+              <w:t xml:space="preserve">    GROUP BY BookID</w:t>
+            </w:r>
+            <w:r>
+              <w:br/>
+            </w:r>
+            <w:r>
+              <w:rPr>
+                <w:rFonts w:ascii="Liberation Mono" w:eastAsia="Liberation Mono" w:hAnsi="Liberation Mono"/>
+                <w:color w:val="252525"/>
+                <w:sz w:val="14"/>
+              </w:rPr>
+              <w:t>) AS l</w:t>
+            </w:r>
+            <w:r>
+              <w:br/>
+            </w:r>
+            <w:r>
+              <w:rPr>
+                <w:rFonts w:ascii="Liberation Mono" w:eastAsia="Liberation Mono" w:hAnsi="Liberation Mono"/>
+                <w:color w:val="252525"/>
+                <w:sz w:val="14"/>
+              </w:rPr>
+              <w:t xml:space="preserve">  ON l.BookID = b.BookID</w:t>
+            </w:r>
+            <w:r>
+              <w:br/>
+            </w:r>
+            <w:r>
+              <w:rPr>
+                <w:rFonts w:ascii="Liberation Mono" w:eastAsia="Liberation Mono" w:hAnsi="Liberation Mono"/>
+                <w:color w:val="252525"/>
+                <w:sz w:val="14"/>
+              </w:rPr>
+              <w:t>ORDER BY b.BookID;</w:t>
+            </w:r>
+          </w:p>
+        </w:tc>
+      </w:tr>
+    </w:tbl>
+    <w:p>
+      <w:pPr>
+        <w:pStyle w:val="ListParagraph"/>
+      </w:pPr>
+    </w:p>
+    <w:p>
+      <w:pPr>
+        <w:pStyle w:val="ListParagraph"/>
+        <w:spacing w:after="80" w:line="240" w:lineRule="auto"/>
+      </w:pPr>
+      <w:r>
+        <w:rPr>
+          <w:rFonts w:ascii="Carlito" w:eastAsia="Carlito" w:hAnsi="Carlito"/>
+          <w:color w:val="252525"/>
+          <w:sz w:val="21"/>
+        </w:rPr>
+        <w:t>Count the documents after the Book collection has been loaded.</w:t>
+      </w:r>
+    </w:p>
+    <w:p>
+      <w:pPr>
+        <w:pStyle w:val="ListParagraph"/>
+      </w:pPr>
+    </w:p>
+    <w:tbl>
+      <w:tblPr>
+        <w:tblStyle w:val="TableGrid"/>
+        <w:tblW w:w="0" w:type="auto"/>
+        <w:jc w:val="center"/>
+        <w:tblBorders>
+          <w:top w:val="single" w:sz="6" w:space="0" w:color="7F7F7F"/>
+          <w:left w:val="single" w:sz="6" w:space="0" w:color="7F7F7F"/>
+          <w:bottom w:val="single" w:sz="6" w:space="0" w:color="7F7F7F"/>
+          <w:right w:val="single" w:sz="6" w:space="0" w:color="7F7F7F"/>
+          <w:insideH w:val="single" w:sz="6" w:space="0" w:color="7F7F7F"/>
+          <w:insideV w:val="single" w:sz="6" w:space="0" w:color="7F7F7F"/>
+        </w:tblBorders>
+        <w:tblLayout w:type="fixed"/>
+        <w:tblLook w:val="04A0" w:firstRow="1" w:lastRow="0" w:firstColumn="1" w:lastColumn="0" w:noHBand="0" w:noVBand="1"/>
+      </w:tblPr>
+      <w:tblGrid>
+        <w:gridCol w:w="2880"/>
+        <w:gridCol w:w="7056"/>
+      </w:tblGrid>
+      <w:tr>
+        <w:trPr>
+          <w:cantSplit/>
+          <w:tblHeader/>
+          <w:jc w:val="center"/>
+        </w:trPr>
+        <w:tc>
+          <w:tcPr>
+            <w:tcW w:w="2880" w:type="dxa"/>
+            <w:tcBorders>
+              <w:top w:val="single" w:sz="5" w:space="0" w:color="8D7B9B"/>
+              <w:left w:val="single" w:sz="5" w:space="0" w:color="8D7B9B"/>
+              <w:bottom w:val="single" w:sz="5" w:space="0" w:color="8D7B9B"/>
+              <w:right w:val="single" w:sz="5" w:space="0" w:color="8D7B9B"/>
+            </w:tcBorders>
+            <w:tcMar>
+              <w:top w:w="70" w:type="dxa"/>
+              <w:left w:w="90" w:type="dxa"/>
+              <w:bottom w:w="70" w:type="dxa"/>
+              <w:right w:w="90" w:type="dxa"/>
+            </w:tcMar>
+            <w:vAlign w:val="center"/>
+          </w:tcPr>
+          <w:p>
+            <w:pPr>
+              <w:spacing w:after="0" w:line="240" w:lineRule="auto"/>
+              <w:jc w:val="center"/>
+            </w:pPr>
+            <w:r>
+              <w:rPr>
+                <w:rFonts w:ascii="Carlito" w:eastAsia="Carlito" w:hAnsi="Carlito"/>
+                <w:b/>
+                <w:color w:val="1C1C1C"/>
+                <w:sz w:val="18"/>
+              </w:rPr>
+              <w:t>Collection</w:t>
+            </w:r>
+          </w:p>
+        </w:tc>
+        <w:tc>
+          <w:tcPr>
+            <w:tcW w:w="7056" w:type="dxa"/>
+            <w:tcBorders>
+              <w:top w:val="single" w:sz="5" w:space="0" w:color="8D7B9B"/>
+              <w:left w:val="single" w:sz="5" w:space="0" w:color="8D7B9B"/>
+              <w:bottom w:val="single" w:sz="5" w:space="0" w:color="8D7B9B"/>
+              <w:right w:val="single" w:sz="5" w:space="0" w:color="8D7B9B"/>
+            </w:tcBorders>
+            <w:tcMar>
+              <w:top w:w="70" w:type="dxa"/>
+              <w:left w:w="90" w:type="dxa"/>
+              <w:bottom w:w="70" w:type="dxa"/>
+              <w:right w:w="90" w:type="dxa"/>
+            </w:tcMar>
+            <w:vAlign w:val="center"/>
+          </w:tcPr>
+          <w:p>
+            <w:pPr>
+              <w:spacing w:after="0" w:line="240" w:lineRule="auto"/>
+              <w:jc w:val="center"/>
+            </w:pPr>
+            <w:r>
+              <w:rPr>
+                <w:rFonts w:ascii="Carlito" w:eastAsia="Carlito" w:hAnsi="Carlito"/>
+                <w:b/>
+                <w:color w:val="1C1C1C"/>
+                <w:sz w:val="18"/>
+              </w:rPr>
+              <w:t>Number of Documents</w:t>
+            </w:r>
+          </w:p>
+        </w:tc>
+      </w:tr>
+      <w:tr>
+        <w:trPr>
+          <w:cantSplit/>
+          <w:jc w:val="center"/>
+        </w:trPr>
+        <w:tc>
+          <w:tcPr>
+            <w:tcW w:w="2880" w:type="dxa"/>
+            <w:tcBorders>
+              <w:top w:val="single" w:sz="5" w:space="0" w:color="8D7B9B"/>
+              <w:left w:val="single" w:sz="5" w:space="0" w:color="8D7B9B"/>
+              <w:bottom w:val="single" w:sz="5" w:space="0" w:color="8D7B9B"/>
+              <w:right w:val="single" w:sz="5" w:space="0" w:color="8D7B9B"/>
+            </w:tcBorders>
+            <w:tcMar>
+              <w:top w:w="70" w:type="dxa"/>
+              <w:left w:w="90" w:type="dxa"/>
+              <w:bottom w:w="70" w:type="dxa"/>
+              <w:right w:w="90" w:type="dxa"/>
+            </w:tcMar>
+            <w:vAlign w:val="center"/>
+          </w:tcPr>
+          <w:p>
+            <w:pPr>
+              <w:spacing w:after="0" w:line="240" w:lineRule="auto"/>
+            </w:pPr>
+            <w:r>
+              <w:rPr>
+                <w:rFonts w:ascii="Carlito" w:eastAsia="Carlito" w:hAnsi="Carlito"/>
+                <w:color w:val="252525"/>
+                <w:sz w:val="18"/>
+              </w:rPr>
+              <w:t>Book</w:t>
+            </w:r>
+          </w:p>
+        </w:tc>
+        <w:tc>
+          <w:tcPr>
+            <w:tcW w:w="7056" w:type="dxa"/>
+            <w:tcBorders>
+              <w:top w:val="single" w:sz="5" w:space="0" w:color="8D7B9B"/>
+              <w:left w:val="single" w:sz="5" w:space="0" w:color="8D7B9B"/>
+              <w:bottom w:val="single" w:sz="5" w:space="0" w:color="8D7B9B"/>
+              <w:right w:val="single" w:sz="5" w:space="0" w:color="8D7B9B"/>
+            </w:tcBorders>
+            <w:tcMar>
+              <w:top w:w="70" w:type="dxa"/>
+              <w:left w:w="90" w:type="dxa"/>
+              <w:bottom w:w="70" w:type="dxa"/>
+              <w:right w:w="90" w:type="dxa"/>
+            </w:tcMar>
+            <w:vAlign w:val="center"/>
+          </w:tcPr>
+          <w:p>
+            <w:pPr>
+              <w:spacing w:after="0" w:line="240" w:lineRule="auto"/>
+              <w:jc w:val="center"/>
+            </w:pPr>
+            <w:r>
+              <w:rPr>
+                <w:rFonts w:ascii="Carlito" w:eastAsia="Carlito" w:hAnsi="Carlito"/>
+                <w:b/>
+                <w:color w:val="5D8F2B"/>
+                <w:sz w:val="19"/>
+              </w:rPr>
+              <w:t>500</w:t>
+            </w:r>
+          </w:p>
+        </w:tc>
+      </w:tr>
+    </w:tbl>
+    <w:p>
+      <w:pPr>
+        <w:pStyle w:val="ListParagraph"/>
+      </w:pPr>
+    </w:p>
+    <w:p>
+      <w:pPr>
+        <w:pageBreakBefore/>
+        <w:spacing w:after="80" w:line="240" w:lineRule="auto"/>
+        <w:ind w:left="720"/>
+      </w:pPr>
+      <w:r>
+        <w:rPr>
+          <w:rFonts w:ascii="Carlito" w:eastAsia="Carlito" w:hAnsi="Carlito"/>
+          <w:color w:val="252525"/>
+          <w:sz w:val="21"/>
+        </w:rPr>
+        <w:lastRenderedPageBreak/>
+        <w:t>ii) Paste the MongoDB commands and results for the two questions below.</w:t>
+      </w:r>
+    </w:p>
+    <w:tbl>
+      <w:tblPr>
+        <w:tblStyle w:val="TableGrid"/>
+        <w:tblW w:w="0" w:type="auto"/>
+        <w:jc w:val="center"/>
+        <w:tblBorders>
+          <w:top w:val="single" w:sz="6" w:space="0" w:color="7F7F7F"/>
+          <w:left w:val="single" w:sz="6" w:space="0" w:color="7F7F7F"/>
+          <w:bottom w:val="single" w:sz="6" w:space="0" w:color="7F7F7F"/>
+          <w:right w:val="single" w:sz="6" w:space="0" w:color="7F7F7F"/>
+          <w:insideH w:val="single" w:sz="6" w:space="0" w:color="7F7F7F"/>
+          <w:insideV w:val="single" w:sz="6" w:space="0" w:color="7F7F7F"/>
+        </w:tblBorders>
+        <w:tblLayout w:type="fixed"/>
+        <w:tblLook w:val="04A0" w:firstRow="1" w:lastRow="0" w:firstColumn="1" w:lastColumn="0" w:noHBand="0" w:noVBand="1"/>
+      </w:tblPr>
+      <w:tblGrid>
+        <w:gridCol w:w="691"/>
+        <w:gridCol w:w="4608"/>
+        <w:gridCol w:w="4636"/>
+      </w:tblGrid>
+      <w:tr>
+        <w:trPr>
+          <w:cantSplit/>
+          <w:tblHeader/>
+          <w:jc w:val="center"/>
+        </w:trPr>
+        <w:tc>
+          <w:tcPr>
+            <w:tcW w:w="691" w:type="dxa"/>
+            <w:tcBorders>
+              <w:top w:val="single" w:sz="5" w:space="0" w:color="8D7B9B"/>
+              <w:left w:val="single" w:sz="5" w:space="0" w:color="8D7B9B"/>
+              <w:bottom w:val="single" w:sz="5" w:space="0" w:color="8D7B9B"/>
+              <w:right w:val="single" w:sz="5" w:space="0" w:color="8D7B9B"/>
+            </w:tcBorders>
+            <w:tcMar>
+              <w:top w:w="70" w:type="dxa"/>
+              <w:left w:w="90" w:type="dxa"/>
+              <w:bottom w:w="70" w:type="dxa"/>
+              <w:right w:w="90" w:type="dxa"/>
+            </w:tcMar>
+            <w:vAlign w:val="center"/>
+          </w:tcPr>
+          <w:p>
+            <w:pPr>
+              <w:spacing w:after="0" w:line="240" w:lineRule="auto"/>
+              <w:jc w:val="center"/>
+            </w:pPr>
+            <w:r>
+              <w:rPr>
+                <w:rFonts w:ascii="Carlito" w:eastAsia="Carlito" w:hAnsi="Carlito"/>
+                <w:b/>
+                <w:color w:val="1C1C1C"/>
+                <w:sz w:val="17"/>
+              </w:rPr>
+              <w:t>Question</w:t>
+            </w:r>
+          </w:p>
+        </w:tc>
+        <w:tc>
+          <w:tcPr>
+            <w:tcW w:w="4608" w:type="dxa"/>
+            <w:tcBorders>
+              <w:top w:val="single" w:sz="5" w:space="0" w:color="8D7B9B"/>
+              <w:left w:val="single" w:sz="5" w:space="0" w:color="8D7B9B"/>
+              <w:bottom w:val="single" w:sz="5" w:space="0" w:color="8D7B9B"/>
+              <w:right w:val="single" w:sz="5" w:space="0" w:color="8D7B9B"/>
+            </w:tcBorders>
+            <w:tcMar>
+              <w:top w:w="70" w:type="dxa"/>
+              <w:left w:w="90" w:type="dxa"/>
+              <w:bottom w:w="70" w:type="dxa"/>
+              <w:right w:w="90" w:type="dxa"/>
+            </w:tcMar>
+            <w:vAlign w:val="center"/>
+          </w:tcPr>
+          <w:p>
+            <w:pPr>
+              <w:spacing w:after="0" w:line="240" w:lineRule="auto"/>
+              <w:jc w:val="center"/>
+            </w:pPr>
+            <w:r>
+              <w:rPr>
+                <w:rFonts w:ascii="Carlito" w:eastAsia="Carlito" w:hAnsi="Carlito"/>
+                <w:b/>
+                <w:color w:val="1C1C1C"/>
+                <w:sz w:val="17"/>
+              </w:rPr>
+              <w:t>Mongo Command</w:t>
+            </w:r>
+          </w:p>
+        </w:tc>
+        <w:tc>
+          <w:tcPr>
+            <w:tcW w:w="4636" w:type="dxa"/>
+            <w:tcBorders>
+              <w:top w:val="single" w:sz="5" w:space="0" w:color="8D7B9B"/>
+              <w:left w:val="single" w:sz="5" w:space="0" w:color="8D7B9B"/>
+              <w:bottom w:val="single" w:sz="5" w:space="0" w:color="8D7B9B"/>
+              <w:right w:val="single" w:sz="5" w:space="0" w:color="8D7B9B"/>
+            </w:tcBorders>
+            <w:tcMar>
+              <w:top w:w="70" w:type="dxa"/>
+              <w:left w:w="90" w:type="dxa"/>
+              <w:bottom w:w="70" w:type="dxa"/>
+              <w:right w:w="90" w:type="dxa"/>
+            </w:tcMar>
+            <w:vAlign w:val="center"/>
+          </w:tcPr>
+          <w:p>
+            <w:pPr>
+              <w:spacing w:after="0" w:line="240" w:lineRule="auto"/>
+              <w:jc w:val="center"/>
+            </w:pPr>
+            <w:r>
+              <w:rPr>
+                <w:rFonts w:ascii="Carlito" w:eastAsia="Carlito" w:hAnsi="Carlito"/>
+                <w:b/>
+                <w:color w:val="1C1C1C"/>
+                <w:sz w:val="17"/>
+              </w:rPr>
+              <w:t>Result</w:t>
+            </w:r>
+          </w:p>
+        </w:tc>
+      </w:tr>
+      <w:tr>
+        <w:trPr>
+          <w:cantSplit/>
+          <w:jc w:val="center"/>
+        </w:trPr>
+        <w:tc>
+          <w:tcPr>
+            <w:tcW w:w="691" w:type="dxa"/>
+            <w:tcBorders>
+              <w:top w:val="single" w:sz="5" w:space="0" w:color="8D7B9B"/>
+              <w:left w:val="single" w:sz="5" w:space="0" w:color="8D7B9B"/>
+              <w:bottom w:val="single" w:sz="5" w:space="0" w:color="8D7B9B"/>
+              <w:right w:val="single" w:sz="5" w:space="0" w:color="8D7B9B"/>
+            </w:tcBorders>
+            <w:tcMar>
+              <w:top w:w="70" w:type="dxa"/>
+              <w:left w:w="90" w:type="dxa"/>
+              <w:bottom w:w="70" w:type="dxa"/>
+              <w:right w:w="90" w:type="dxa"/>
+            </w:tcMar>
+            <w:vAlign w:val="center"/>
+          </w:tcPr>
+          <w:p>
+            <w:pPr>
+              <w:spacing w:after="0" w:line="240" w:lineRule="auto"/>
+              <w:jc w:val="center"/>
+            </w:pPr>
+            <w:r>
+              <w:rPr>
+                <w:rFonts w:ascii="Carlito" w:eastAsia="Carlito" w:hAnsi="Carlito"/>
+                <w:b/>
+                <w:color w:val="252525"/>
+                <w:sz w:val="17"/>
+              </w:rPr>
+              <w:t>1</w:t>
+            </w:r>
+          </w:p>
+        </w:tc>
+        <w:tc>
+          <w:tcPr>
+            <w:tcW w:w="4608" w:type="dxa"/>
+            <w:tcBorders>
+              <w:top w:val="single" w:sz="5" w:space="0" w:color="8D7B9B"/>
+              <w:left w:val="single" w:sz="5" w:space="0" w:color="8D7B9B"/>
+              <w:bottom w:val="single" w:sz="5" w:space="0" w:color="8D7B9B"/>
+              <w:right w:val="single" w:sz="5" w:space="0" w:color="8D7B9B"/>
+            </w:tcBorders>
+            <w:tcMar>
+              <w:top w:w="70" w:type="dxa"/>
+              <w:left w:w="90" w:type="dxa"/>
+              <w:bottom w:w="70" w:type="dxa"/>
+              <w:right w:w="90" w:type="dxa"/>
+            </w:tcMar>
+            <w:vAlign w:val="center"/>
+          </w:tcPr>
+          <w:p>
+            <w:pPr>
+              <w:spacing w:after="0" w:line="216" w:lineRule="auto"/>
+            </w:pPr>
+            <w:r>
+              <w:rPr>
+                <w:rFonts w:ascii="Liberation Mono" w:eastAsia="Liberation Mono" w:hAnsi="Liberation Mono"/>
+                <w:color w:val="252525"/>
+                <w:sz w:val="14"/>
+              </w:rPr>
+              <w:t>db.Book.find(</w:t>
+            </w:r>
+            <w:r>
+              <w:br/>
+            </w:r>
+            <w:r>
+              <w:rPr>
+                <w:rFonts w:ascii="Liberation Mono" w:eastAsia="Liberation Mono" w:hAnsi="Liberation Mono"/>
+                <w:color w:val="252525"/>
+                <w:sz w:val="14"/>
+              </w:rPr>
+              <w:t xml:space="preserve">  { totalLoanTransactions: { $gt: 400 } },</w:t>
+            </w:r>
+            <w:r>
+              <w:br/>
+            </w:r>
+            <w:r>
+              <w:rPr>
+                <w:rFonts w:ascii="Liberation Mono" w:eastAsia="Liberation Mono" w:hAnsi="Liberation Mono"/>
+                <w:color w:val="252525"/>
+                <w:sz w:val="14"/>
+              </w:rPr>
+              <w:t xml:space="preserve">  {</w:t>
+            </w:r>
+            <w:r>
+              <w:br/>
+            </w:r>
+            <w:r>
+              <w:rPr>
+                <w:rFonts w:ascii="Liberation Mono" w:eastAsia="Liberation Mono" w:hAnsi="Liberation Mono"/>
+                <w:color w:val="252525"/>
+                <w:sz w:val="14"/>
+              </w:rPr>
+              <w:t xml:space="preserve">    _id: 0,</w:t>
+            </w:r>
+            <w:r>
+              <w:br/>
+            </w:r>
+            <w:r>
+              <w:rPr>
+                <w:rFonts w:ascii="Liberation Mono" w:eastAsia="Liberation Mono" w:hAnsi="Liberation Mono"/>
+                <w:color w:val="252525"/>
+                <w:sz w:val="14"/>
+              </w:rPr>
+              <w:t xml:space="preserve">    title: 1,</w:t>
+            </w:r>
+            <w:r>
+              <w:br/>
+            </w:r>
+            <w:r>
+              <w:rPr>
+                <w:rFonts w:ascii="Liberation Mono" w:eastAsia="Liberation Mono" w:hAnsi="Liberation Mono"/>
+                <w:color w:val="252525"/>
+                <w:sz w:val="14"/>
+              </w:rPr>
+              <w:t xml:space="preserve">    genre: 1,</w:t>
+            </w:r>
+            <w:r>
+              <w:br/>
+            </w:r>
+            <w:r>
+              <w:rPr>
+                <w:rFonts w:ascii="Liberation Mono" w:eastAsia="Liberation Mono" w:hAnsi="Liberation Mono"/>
+                <w:color w:val="252525"/>
+                <w:sz w:val="14"/>
+              </w:rPr>
+              <w:t xml:space="preserve">    totalLoanTransactions: 1</w:t>
+            </w:r>
+            <w:r>
+              <w:br/>
+            </w:r>
+            <w:r>
+              <w:rPr>
+                <w:rFonts w:ascii="Liberation Mono" w:eastAsia="Liberation Mono" w:hAnsi="Liberation Mono"/>
+                <w:color w:val="252525"/>
+                <w:sz w:val="14"/>
+              </w:rPr>
+              <w:t xml:space="preserve">  }</w:t>
+            </w:r>
+            <w:r>
+              <w:br/>
+            </w:r>
+            <w:r>
+              <w:rPr>
+                <w:rFonts w:ascii="Liberation Mono" w:eastAsia="Liberation Mono" w:hAnsi="Liberation Mono"/>
+                <w:color w:val="252525"/>
+                <w:sz w:val="14"/>
+              </w:rPr>
+              <w:t>).sort({</w:t>
+            </w:r>
+            <w:r>
+              <w:br/>
+            </w:r>
+            <w:r>
+              <w:rPr>
+                <w:rFonts w:ascii="Liberation Mono" w:eastAsia="Liberation Mono" w:hAnsi="Liberation Mono"/>
+                <w:color w:val="252525"/>
+                <w:sz w:val="14"/>
+              </w:rPr>
+              <w:t xml:space="preserve">  totalLoanTransactions: -1,</w:t>
+            </w:r>
+            <w:r>
+              <w:br/>
+            </w:r>
+            <w:r>
+              <w:rPr>
+                <w:rFonts w:ascii="Liberation Mono" w:eastAsia="Liberation Mono" w:hAnsi="Liberation Mono"/>
+                <w:color w:val="252525"/>
+                <w:sz w:val="14"/>
+              </w:rPr>
+              <w:t xml:space="preserve">  title: 1</w:t>
+            </w:r>
+            <w:r>
+              <w:br/>
+            </w:r>
+            <w:r>
+              <w:rPr>
+                <w:rFonts w:ascii="Liberation Mono" w:eastAsia="Liberation Mono" w:hAnsi="Liberation Mono"/>
+                <w:color w:val="252525"/>
+                <w:sz w:val="14"/>
+              </w:rPr>
+              <w:t>}).toArray()</w:t>
+            </w:r>
+          </w:p>
+        </w:tc>
+        <w:tc>
+          <w:tcPr>
+            <w:tcW w:w="4636" w:type="dxa"/>
+            <w:tcBorders>
+              <w:top w:val="single" w:sz="5" w:space="0" w:color="8D7B9B"/>
+              <w:left w:val="single" w:sz="5" w:space="0" w:color="8D7B9B"/>
+              <w:bottom w:val="single" w:sz="5" w:space="0" w:color="8D7B9B"/>
+              <w:right w:val="single" w:sz="5" w:space="0" w:color="8D7B9B"/>
+            </w:tcBorders>
+            <w:tcMar>
+              <w:top w:w="70" w:type="dxa"/>
+              <w:left w:w="90" w:type="dxa"/>
+              <w:bottom w:w="70" w:type="dxa"/>
+              <w:right w:w="90" w:type="dxa"/>
+            </w:tcMar>
+            <w:vAlign w:val="center"/>
+          </w:tcPr>
+          <w:p>
+            <w:pPr>
+              <w:spacing w:after="0" w:line="230" w:lineRule="auto"/>
+            </w:pPr>
+            <w:r>
+              <w:rPr>
+                <w:rFonts w:ascii="Carlito" w:eastAsia="Carlito" w:hAnsi="Carlito"/>
+                <w:color w:val="000000" w:themeColor="text1"/>
+              </w:rPr>
+              <w:t>None</w:t>
+            </w:r>
+          </w:p>
+        </w:tc>
+      </w:tr>
+      <w:tr>
+        <w:trPr>
+          <w:cantSplit/>
+          <w:jc w:val="center"/>
+        </w:trPr>
+        <w:tc>
+          <w:tcPr>
+            <w:tcW w:w="691" w:type="dxa"/>
+            <w:tcBorders>
+              <w:top w:val="single" w:sz="5" w:space="0" w:color="8D7B9B"/>
+              <w:left w:val="single" w:sz="5" w:space="0" w:color="8D7B9B"/>
+              <w:bottom w:val="single" w:sz="5" w:space="0" w:color="8D7B9B"/>
+              <w:right w:val="single" w:sz="5" w:space="0" w:color="8D7B9B"/>
+            </w:tcBorders>
+            <w:tcMar>
+              <w:top w:w="70" w:type="dxa"/>
+              <w:left w:w="90" w:type="dxa"/>
+              <w:bottom w:w="70" w:type="dxa"/>
+              <w:right w:w="90" w:type="dxa"/>
+            </w:tcMar>
+            <w:vAlign w:val="center"/>
+          </w:tcPr>
+          <w:p>
+            <w:pPr>
+              <w:spacing w:after="0" w:line="240" w:lineRule="auto"/>
+              <w:jc w:val="center"/>
+            </w:pPr>
+            <w:r>
+              <w:rPr>
+                <w:rFonts w:ascii="Carlito" w:eastAsia="Carlito" w:hAnsi="Carlito"/>
+                <w:b/>
+                <w:color w:val="252525"/>
+                <w:sz w:val="17"/>
+              </w:rPr>
+              <w:t>2</w:t>
+            </w:r>
+          </w:p>
+        </w:tc>
+        <w:tc>
+          <w:tcPr>
+            <w:tcW w:w="4608" w:type="dxa"/>
+            <w:tcBorders>
+              <w:top w:val="single" w:sz="5" w:space="0" w:color="8D7B9B"/>
+              <w:left w:val="single" w:sz="5" w:space="0" w:color="8D7B9B"/>
+              <w:bottom w:val="single" w:sz="5" w:space="0" w:color="8D7B9B"/>
+              <w:right w:val="single" w:sz="5" w:space="0" w:color="8D7B9B"/>
+            </w:tcBorders>
+            <w:tcMar>
+              <w:top w:w="70" w:type="dxa"/>
+              <w:left w:w="90" w:type="dxa"/>
+              <w:bottom w:w="70" w:type="dxa"/>
+              <w:right w:w="90" w:type="dxa"/>
+            </w:tcMar>
+            <w:vAlign w:val="center"/>
+          </w:tcPr>
+          <w:p>
+            <w:pPr>
+              <w:spacing w:after="0" w:line="211" w:lineRule="auto"/>
+            </w:pPr>
+            <w:r>
+              <w:rPr>
+                <w:rFonts w:ascii="Liberation Mono" w:eastAsia="Liberation Mono" w:hAnsi="Liberation Mono"/>
+                <w:color w:val="252525"/>
+                <w:sz w:val="13"/>
+              </w:rPr>
+              <w:t>db.Book.aggregate([</w:t>
+            </w:r>
+            <w:r>
+              <w:br/>
+            </w:r>
+            <w:r>
+              <w:rPr>
+                <w:rFonts w:ascii="Liberation Mono" w:eastAsia="Liberation Mono" w:hAnsi="Liberation Mono"/>
+                <w:color w:val="252525"/>
+                <w:sz w:val="13"/>
+              </w:rPr>
+              <w:t xml:space="preserve">  {</w:t>
+            </w:r>
+            <w:r>
+              <w:br/>
+            </w:r>
+            <w:r>
+              <w:rPr>
+                <w:rFonts w:ascii="Liberation Mono" w:eastAsia="Liberation Mono" w:hAnsi="Liberation Mono"/>
+                <w:color w:val="252525"/>
+                <w:sz w:val="13"/>
+              </w:rPr>
+              <w:t xml:space="preserve">    $group: {</w:t>
+            </w:r>
+            <w:r>
+              <w:br/>
+            </w:r>
+            <w:r>
+              <w:rPr>
+                <w:rFonts w:ascii="Liberation Mono" w:eastAsia="Liberation Mono" w:hAnsi="Liberation Mono"/>
+                <w:color w:val="252525"/>
+                <w:sz w:val="13"/>
+              </w:rPr>
+              <w:t xml:space="preserve">      _id: "$genre",</w:t>
+            </w:r>
+            <w:r>
+              <w:br/>
+            </w:r>
+            <w:r>
+              <w:rPr>
+                <w:rFonts w:ascii="Liberation Mono" w:eastAsia="Liberation Mono" w:hAnsi="Liberation Mono"/>
+                <w:color w:val="252525"/>
+                <w:sz w:val="13"/>
+              </w:rPr>
+              <w:t xml:space="preserve">      numberOfBooks: { $sum: 1 },</w:t>
+            </w:r>
+            <w:r>
+              <w:br/>
+            </w:r>
+            <w:r>
+              <w:rPr>
+                <w:rFonts w:ascii="Liberation Mono" w:eastAsia="Liberation Mono" w:hAnsi="Liberation Mono"/>
+                <w:color w:val="252525"/>
+                <w:sz w:val="13"/>
+              </w:rPr>
+              <w:t xml:space="preserve">      averageLoansPerBook: {</w:t>
+            </w:r>
+            <w:r>
+              <w:br/>
+            </w:r>
+            <w:r>
+              <w:rPr>
+                <w:rFonts w:ascii="Liberation Mono" w:eastAsia="Liberation Mono" w:hAnsi="Liberation Mono"/>
+                <w:color w:val="252525"/>
+                <w:sz w:val="13"/>
+              </w:rPr>
+              <w:t xml:space="preserve">        $avg: "$totalLoanTransactions"</w:t>
+            </w:r>
+            <w:r>
+              <w:br/>
+            </w:r>
+            <w:r>
+              <w:rPr>
+                <w:rFonts w:ascii="Liberation Mono" w:eastAsia="Liberation Mono" w:hAnsi="Liberation Mono"/>
+                <w:color w:val="252525"/>
+                <w:sz w:val="13"/>
+              </w:rPr>
+              <w:t xml:space="preserve">      }</w:t>
+            </w:r>
+            <w:r>
+              <w:br/>
+            </w:r>
+            <w:r>
+              <w:rPr>
+                <w:rFonts w:ascii="Liberation Mono" w:eastAsia="Liberation Mono" w:hAnsi="Liberation Mono"/>
+                <w:color w:val="252525"/>
+                <w:sz w:val="13"/>
+              </w:rPr>
+              <w:t xml:space="preserve">    }</w:t>
+            </w:r>
+            <w:r>
+              <w:br/>
+            </w:r>
+            <w:r>
+              <w:rPr>
+                <w:rFonts w:ascii="Liberation Mono" w:eastAsia="Liberation Mono" w:hAnsi="Liberation Mono"/>
+                <w:color w:val="252525"/>
+                <w:sz w:val="13"/>
+              </w:rPr>
+              <w:t xml:space="preserve">  },</w:t>
+            </w:r>
+            <w:r>
+              <w:br/>
+            </w:r>
+            <w:r>
+              <w:rPr>
+                <w:rFonts w:ascii="Liberation Mono" w:eastAsia="Liberation Mono" w:hAnsi="Liberation Mono"/>
+                <w:color w:val="252525"/>
+                <w:sz w:val="13"/>
+              </w:rPr>
+              <w:t xml:space="preserve">  {</w:t>
+            </w:r>
+            <w:r>
+              <w:br/>
+            </w:r>
+            <w:r>
+              <w:rPr>
+                <w:rFonts w:ascii="Liberation Mono" w:eastAsia="Liberation Mono" w:hAnsi="Liberation Mono"/>
+                <w:color w:val="252525"/>
+                <w:sz w:val="13"/>
+              </w:rPr>
+              <w:t xml:space="preserve">    $match: {</w:t>
+            </w:r>
+            <w:r>
+              <w:br/>
+            </w:r>
+            <w:r>
+              <w:rPr>
+                <w:rFonts w:ascii="Liberation Mono" w:eastAsia="Liberation Mono" w:hAnsi="Liberation Mono"/>
+                <w:color w:val="252525"/>
+                <w:sz w:val="13"/>
+              </w:rPr>
+              <w:t xml:space="preserve">      numberOfBooks: { $gt: 50 },</w:t>
+            </w:r>
+            <w:r>
+              <w:br/>
+            </w:r>
+            <w:r>
+              <w:rPr>
+                <w:rFonts w:ascii="Liberation Mono" w:eastAsia="Liberation Mono" w:hAnsi="Liberation Mono"/>
+                <w:color w:val="252525"/>
+                <w:sz w:val="13"/>
+              </w:rPr>
+              <w:t xml:space="preserve">      averageLoansPerBook: { $gt: 70 }</w:t>
+            </w:r>
+            <w:r>
+              <w:br/>
+            </w:r>
+            <w:r>
+              <w:rPr>
+                <w:rFonts w:ascii="Liberation Mono" w:eastAsia="Liberation Mono" w:hAnsi="Liberation Mono"/>
+                <w:color w:val="252525"/>
+                <w:sz w:val="13"/>
+              </w:rPr>
+              <w:t xml:space="preserve">    }</w:t>
+            </w:r>
+            <w:r>
+              <w:br/>
+            </w:r>
+            <w:r>
+              <w:rPr>
+                <w:rFonts w:ascii="Liberation Mono" w:eastAsia="Liberation Mono" w:hAnsi="Liberation Mono"/>
+                <w:color w:val="252525"/>
+                <w:sz w:val="13"/>
+              </w:rPr>
+              <w:t xml:space="preserve">  },</w:t>
+            </w:r>
+            <w:r>
+              <w:br/>
+            </w:r>
+            <w:r>
+              <w:rPr>
+                <w:rFonts w:ascii="Liberation Mono" w:eastAsia="Liberation Mono" w:hAnsi="Liberation Mono"/>
+                <w:color w:val="252525"/>
+                <w:sz w:val="13"/>
+              </w:rPr>
+              <w:t xml:space="preserve">  {</w:t>
+            </w:r>
+            <w:r>
+              <w:br/>
+            </w:r>
+            <w:r>
+              <w:rPr>
+                <w:rFonts w:ascii="Liberation Mono" w:eastAsia="Liberation Mono" w:hAnsi="Liberation Mono"/>
+                <w:color w:val="252525"/>
+                <w:sz w:val="13"/>
+              </w:rPr>
+              <w:t xml:space="preserve">    $project: {</w:t>
+            </w:r>
+            <w:r>
+              <w:br/>
+            </w:r>
+            <w:r>
+              <w:rPr>
+                <w:rFonts w:ascii="Liberation Mono" w:eastAsia="Liberation Mono" w:hAnsi="Liberation Mono"/>
+                <w:color w:val="252525"/>
+                <w:sz w:val="13"/>
+              </w:rPr>
+              <w:t xml:space="preserve">      _id: 0,</w:t>
+            </w:r>
+            <w:r>
+              <w:br/>
+            </w:r>
+            <w:r>
+              <w:rPr>
+                <w:rFonts w:ascii="Liberation Mono" w:eastAsia="Liberation Mono" w:hAnsi="Liberation Mono"/>
+                <w:color w:val="252525"/>
+                <w:sz w:val="13"/>
+              </w:rPr>
+              <w:t xml:space="preserve">      genre: "$_id",</w:t>
+            </w:r>
+            <w:r>
+              <w:br/>
+            </w:r>
+            <w:r>
+              <w:rPr>
+                <w:rFonts w:ascii="Liberation Mono" w:eastAsia="Liberation Mono" w:hAnsi="Liberation Mono"/>
+                <w:color w:val="252525"/>
+                <w:sz w:val="13"/>
+              </w:rPr>
+              <w:t xml:space="preserve">      numberOfBooks: 1,</w:t>
+            </w:r>
+            <w:r>
+              <w:br/>
+            </w:r>
+            <w:r>
+              <w:rPr>
+                <w:rFonts w:ascii="Liberation Mono" w:eastAsia="Liberation Mono" w:hAnsi="Liberation Mono"/>
+                <w:color w:val="252525"/>
+                <w:sz w:val="13"/>
+              </w:rPr>
+              <w:t xml:space="preserve">      averageLoansPerBook: {</w:t>
+            </w:r>
+            <w:r>
+              <w:br/>
+            </w:r>
+            <w:r>
+              <w:rPr>
+                <w:rFonts w:ascii="Liberation Mono" w:eastAsia="Liberation Mono" w:hAnsi="Liberation Mono"/>
+                <w:color w:val="252525"/>
+                <w:sz w:val="13"/>
+              </w:rPr>
+              <w:t xml:space="preserve">        $round: ["$averageLoansPerBook", 2]</w:t>
+            </w:r>
+            <w:r>
+              <w:br/>
+            </w:r>
+            <w:r>
+              <w:rPr>
+                <w:rFonts w:ascii="Liberation Mono" w:eastAsia="Liberation Mono" w:hAnsi="Liberation Mono"/>
+                <w:color w:val="252525"/>
+                <w:sz w:val="13"/>
+              </w:rPr>
+              <w:t xml:space="preserve">      }</w:t>
+            </w:r>
+            <w:r>
+              <w:br/>
+            </w:r>
+            <w:r>
+              <w:rPr>
+                <w:rFonts w:ascii="Liberation Mono" w:eastAsia="Liberation Mono" w:hAnsi="Liberation Mono"/>
+                <w:color w:val="252525"/>
+                <w:sz w:val="13"/>
+              </w:rPr>
+              <w:t xml:space="preserve">    }</w:t>
+            </w:r>
+            <w:r>
+              <w:br/>
+            </w:r>
+            <w:r>
+              <w:rPr>
+                <w:rFonts w:ascii="Liberation Mono" w:eastAsia="Liberation Mono" w:hAnsi="Liberation Mono"/>
+                <w:color w:val="252525"/>
+                <w:sz w:val="13"/>
+              </w:rPr>
+              <w:t xml:space="preserve">  },</w:t>
+            </w:r>
+            <w:r>
+              <w:br/>
+            </w:r>
+            <w:r>
+              <w:rPr>
+                <w:rFonts w:ascii="Liberation Mono" w:eastAsia="Liberation Mono" w:hAnsi="Liberation Mono"/>
+                <w:color w:val="252525"/>
+                <w:sz w:val="13"/>
+              </w:rPr>
+              <w:t xml:space="preserve">  { $sort: { averageLoansPerBook: -1, genre: 1 } }</w:t>
+            </w:r>
+            <w:r>
+              <w:br/>
+            </w:r>
+            <w:r>
+              <w:rPr>
+                <w:rFonts w:ascii="Liberation Mono" w:eastAsia="Liberation Mono" w:hAnsi="Liberation Mono"/>
+                <w:color w:val="252525"/>
+                <w:sz w:val="13"/>
+              </w:rPr>
+              <w:t>]).toArray()</w:t>
+            </w:r>
+          </w:p>
+        </w:tc>
+        <w:tc>
+          <w:tcPr>
+            <w:tcW w:w="4636" w:type="dxa"/>
+            <w:tcBorders>
+              <w:top w:val="single" w:sz="5" w:space="0" w:color="8D7B9B"/>
+              <w:left w:val="single" w:sz="5" w:space="0" w:color="8D7B9B"/>
+              <w:bottom w:val="single" w:sz="5" w:space="0" w:color="8D7B9B"/>
+              <w:right w:val="single" w:sz="5" w:space="0" w:color="8D7B9B"/>
+            </w:tcBorders>
+            <w:tcMar>
+              <w:top w:w="70" w:type="dxa"/>
+              <w:left w:w="90" w:type="dxa"/>
+              <w:bottom w:w="70" w:type="dxa"/>
+              <w:right w:w="90" w:type="dxa"/>
+            </w:tcMar>
+            <w:vAlign w:val="center"/>
+          </w:tcPr>
+          <w:p>
+            <w:pPr>
+              <w:spacing w:after="0" w:line="226" w:lineRule="auto"/>
+            </w:pPr>
+            <w:r>
+              <w:rPr>
+                <w:rFonts w:ascii="Carlito" w:eastAsia="Carlito" w:hAnsi="Carlito"/>
+                <w:color w:val="252525"/>
+              </w:rPr>
+              <w:t>None</w:t>
+            </w:r>
+          </w:p>
+        </w:tc>
+      </w:tr>
+    </w:tbl>
+    <w:p>
+      <w:pPr>
+        <w:ind w:left="720"/>
+        <w:rPr>
+          <w:b/>
+          <w:bCs/>
+        </w:rPr>
+      </w:pPr>
+    </w:p>
+    <w:p>
+      <w:pPr>
+        <w:rPr>
+          <w:b/>
+          <w:bCs/>
+        </w:rPr>
+      </w:pPr>
+      <w:r>
+        <w:rPr>
+          <w:b/>
+          <w:bCs/>
+        </w:rPr>
+        <w:br w:type="page"/>
+      </w:r>
+    </w:p>
+    <w:p>
+      <w:pPr>
+        <w:pStyle w:val="ListParagraph"/>
+        <w:keepNext/>
+        <w:numPr>
+          <w:ilvl w:val="0"/>
+          <w:numId w:val="45"/>
+        </w:numPr>
+        <w:spacing w:after="40" w:line="240" w:lineRule="auto"/>
+        <w:rPr>
+          <w:b/>
+          <w:bCs/>
+        </w:rPr>
+      </w:pPr>
+      <w:r>
+        <w:rPr>
+          <w:rFonts w:ascii="Carlito" w:eastAsia="Carlito" w:hAnsi="Carlito"/>
+          <w:b/>
+          <w:color w:val="252525"/>
+          <w:sz w:val="21"/>
+        </w:rPr>
+        <w:t>Individual report</w:t>
+      </w:r>
+    </w:p>
+    <w:p>
+      <w:pPr>
+        <w:pStyle w:val="ReportTitle"/>
+      </w:pPr>
+      <w:r>
+        <w:t>Preserving Membership-Tier History with SCD Type 2</w:t>
+      </w:r>
+    </w:p>
+    <w:p>
+      <w:pPr>
+        <w:pStyle w:val="ReportSubtitle"/>
+      </w:pPr>
+      <w:r>
+        <w:t>Surrogate keys, effective periods and accurate as-of fact joins</w:t>
+      </w:r>
+    </w:p>
+    <w:tbl>
+      <w:tblPr>
+        <w:tblW w:w="0" w:type="auto"/>
+        <w:jc w:val="center"/>
+        <w:tblLayout w:type="fixed"/>
+        <w:tblLook w:val="04A0" w:firstRow="1" w:lastRow="0" w:firstColumn="1" w:lastColumn="0" w:noHBand="0" w:noVBand="1"/>
+      </w:tblPr>
+      <w:tblGrid>
+        <w:gridCol w:w="1800"/>
+        <w:gridCol w:w="8136"/>
+      </w:tblGrid>
+      <w:tr>
+        <w:trPr>
+          <w:cantSplit/>
+          <w:jc w:val="center"/>
+        </w:trPr>
+        <w:tc>
+          <w:tcPr>
+            <w:tcW w:w="1800" w:type="dxa"/>
+            <w:tcBorders>
+              <w:top w:val="single" w:sz="5" w:space="0" w:color="D7D9DE"/>
+              <w:left w:val="single" w:sz="5" w:space="0" w:color="D7D9DE"/>
+              <w:bottom w:val="single" w:sz="5" w:space="0" w:color="D7D9DE"/>
+              <w:right w:val="single" w:sz="5" w:space="0" w:color="D7D9DE"/>
+            </w:tcBorders>
+            <w:tcMar>
+              <w:top w:w="70" w:type="dxa"/>
+              <w:left w:w="90" w:type="dxa"/>
+              <w:bottom w:w="70" w:type="dxa"/>
+              <w:right w:w="90" w:type="dxa"/>
+            </w:tcMar>
+            <w:vAlign w:val="center"/>
+          </w:tcPr>
+          <w:p>
+            <w:pPr>
+              <w:spacing w:after="0" w:line="240" w:lineRule="auto"/>
+            </w:pPr>
+            <w:r>
+              <w:rPr>
+                <w:rFonts w:ascii="Carlito" w:eastAsia="Carlito" w:hAnsi="Carlito"/>
+                <w:b/>
+                <w:color w:val="4B2A63"/>
+                <w:sz w:val="19"/>
+              </w:rPr>
+              <w:t>Name</w:t>
+            </w:r>
+          </w:p>
+        </w:tc>
+        <w:tc>
+          <w:tcPr>
+            <w:tcW w:w="8136" w:type="dxa"/>
+            <w:tcBorders>
+              <w:top w:val="single" w:sz="5" w:space="0" w:color="D7D9DE"/>
+              <w:left w:val="single" w:sz="5" w:space="0" w:color="D7D9DE"/>
+              <w:bottom w:val="single" w:sz="5" w:space="0" w:color="D7D9DE"/>
+              <w:right w:val="single" w:sz="5" w:space="0" w:color="D7D9DE"/>
+            </w:tcBorders>
+            <w:tcMar>
+              <w:top w:w="70" w:type="dxa"/>
+              <w:left w:w="90" w:type="dxa"/>
+              <w:bottom w:w="70" w:type="dxa"/>
+              <w:right w:w="90" w:type="dxa"/>
+            </w:tcMar>
+            <w:vAlign w:val="center"/>
+          </w:tcPr>
+          <w:p>
+            <w:pPr>
+              <w:spacing w:after="0" w:line="240" w:lineRule="auto"/>
+            </w:pPr>
+            <w:r>
+              <w:rPr>
+                <w:rFonts w:ascii="Carlito" w:eastAsia="Carlito" w:hAnsi="Carlito"/>
+                <w:color w:val="252525"/>
+                <w:sz w:val="19"/>
+              </w:rPr>
+              <w:t>Chin Guan Chung</w:t>
+            </w:r>
+          </w:p>
+        </w:tc>
+      </w:tr>
+      <w:tr>
+        <w:trPr>
+          <w:cantSplit/>
+          <w:jc w:val="center"/>
+        </w:trPr>
+        <w:tc>
+          <w:tcPr>
+            <w:tcW w:w="1800" w:type="dxa"/>
+            <w:tcBorders>
+              <w:top w:val="single" w:sz="5" w:space="0" w:color="D7D9DE"/>
+              <w:left w:val="single" w:sz="5" w:space="0" w:color="D7D9DE"/>
+              <w:bottom w:val="single" w:sz="5" w:space="0" w:color="D7D9DE"/>
+              <w:right w:val="single" w:sz="5" w:space="0" w:color="D7D9DE"/>
+            </w:tcBorders>
+            <w:tcMar>
+              <w:top w:w="70" w:type="dxa"/>
+              <w:left w:w="90" w:type="dxa"/>
+              <w:bottom w:w="70" w:type="dxa"/>
+              <w:right w:w="90" w:type="dxa"/>
+            </w:tcMar>
+            <w:vAlign w:val="center"/>
+          </w:tcPr>
+          <w:p>
+            <w:pPr>
+              <w:spacing w:after="0" w:line="240" w:lineRule="auto"/>
+            </w:pPr>
+            <w:r>
+              <w:rPr>
+                <w:rFonts w:ascii="Carlito" w:eastAsia="Carlito" w:hAnsi="Carlito"/>
+                <w:b/>
+                <w:color w:val="4B2A63"/>
+                <w:sz w:val="19"/>
+              </w:rPr>
+              <w:t>Student ID</w:t>
+            </w:r>
+          </w:p>
+        </w:tc>
+        <w:tc>
+          <w:tcPr>
+            <w:tcW w:w="8136" w:type="dxa"/>
+            <w:tcBorders>
+              <w:top w:val="single" w:sz="5" w:space="0" w:color="D7D9DE"/>
+              <w:left w:val="single" w:sz="5" w:space="0" w:color="D7D9DE"/>
+              <w:bottom w:val="single" w:sz="5" w:space="0" w:color="D7D9DE"/>
+              <w:right w:val="single" w:sz="5" w:space="0" w:color="D7D9DE"/>
+            </w:tcBorders>
+            <w:tcMar>
+              <w:top w:w="70" w:type="dxa"/>
+              <w:left w:w="90" w:type="dxa"/>
+              <w:bottom w:w="70" w:type="dxa"/>
+              <w:right w:w="90" w:type="dxa"/>
+            </w:tcMar>
+            <w:vAlign w:val="center"/>
+          </w:tcPr>
+          <w:p>
+            <w:pPr>
+              <w:spacing w:after="0" w:line="240" w:lineRule="auto"/>
+            </w:pPr>
+            <w:r>
+              <w:rPr>
+                <w:rFonts w:ascii="Carlito" w:eastAsia="Carlito" w:hAnsi="Carlito"/>
+                <w:color w:val="252525"/>
+                <w:sz w:val="19"/>
+              </w:rPr>
+              <w:t>p2510864</w:t>
+            </w:r>
+          </w:p>
+        </w:tc>
+      </w:tr>
+    </w:tbl>
+    <w:p>
+      <w:pPr>
+        <w:spacing w:after="0"/>
+      </w:pPr>
+    </w:p>
+    <w:tbl>
+      <w:tblPr>
+        <w:tblW w:w="0" w:type="auto"/>
+        <w:jc w:val="center"/>
+        <w:tblLayout w:type="fixed"/>
+        <w:tblLook w:val="04A0" w:firstRow="1" w:lastRow="0" w:firstColumn="1" w:lastColumn="0" w:noHBand="0" w:noVBand="1"/>
+      </w:tblPr>
+      <w:tblGrid>
+        <w:gridCol w:w="9936"/>
+      </w:tblGrid>
+      <w:tr>
+        <w:trPr>
+          <w:cantSplit/>
+          <w:jc w:val="center"/>
+        </w:trPr>
+        <w:tc>
+          <w:tcPr>
+            <w:tcW w:w="9936" w:type="dxa"/>
+            <w:tcBorders>
+              <w:top w:val="single" w:sz="10" w:space="0" w:color="5D8F2B"/>
+              <w:left w:val="single" w:sz="10" w:space="0" w:color="5D8F2B"/>
+              <w:bottom w:val="single" w:sz="10" w:space="0" w:color="5D8F2B"/>
+              <w:right w:val="single" w:sz="10" w:space="0" w:color="5D8F2B"/>
+            </w:tcBorders>
+            <w:tcMar>
+              <w:top w:w="80" w:type="dxa"/>
+              <w:left w:w="100" w:type="dxa"/>
+              <w:bottom w:w="80" w:type="dxa"/>
+              <w:right w:w="100" w:type="dxa"/>
+            </w:tcMar>
+          </w:tcPr>
+          <w:p>
+            <w:pPr>
+              <w:spacing w:after="0" w:line="240" w:lineRule="auto"/>
+            </w:pPr>
+            <w:r>
+              <w:rPr>
+                <w:rFonts w:ascii="Carlito" w:eastAsia="Carlito" w:hAnsi="Carlito"/>
+                <w:b/>
+                <w:color w:val="5D8F2B"/>
+                <w:sz w:val="21"/>
+              </w:rPr>
+              <w:t xml:space="preserve">Research question: </w:t>
+            </w:r>
+            <w:r>
+              <w:rPr>
+                <w:rFonts w:ascii="Carlito" w:eastAsia="Carlito" w:hAnsi="Carlito"/>
+                <w:color w:val="252525"/>
+                <w:sz w:val="21"/>
+              </w:rPr>
+              <w:t>How can the warehouse retain the tier that a member held when each loan occurred, even after later upgrades?</w:t>
+            </w:r>
+          </w:p>
+        </w:tc>
+      </w:tr>
+    </w:tbl>
+    <w:p>
+      <w:pPr>
+        <w:spacing w:after="0"/>
+      </w:pPr>
+    </w:p>
+    <w:p>
+      <w:pPr>
+        <w:pStyle w:val="ReportHeading"/>
+        <w:pBdr>
+          <w:bottom w:val="single" w:sz="10" w:space="2" w:color="8ED14B"/>
+        </w:pBdr>
+      </w:pPr>
+      <w:r>
+        <w:t>1. The historical reporting problem</w:t>
+      </w:r>
+    </w:p>
+    <w:p>
+      <w:pPr>
+        <w:pStyle w:val="ReportBody"/>
+      </w:pPr>
+      <w:r>
+        <w:t>The current star schema stores TierName, TierLevel and BorrowLimit directly in DimMember. That is convenient for analysis, but an overwrite creates a historical problem. If member M0107 moves from Basic to Advanced and the existing row is updated, older loans can appear to have been made by an Advanced member even though the member was Basic at the time.</w:t>
+      </w:r>
+    </w:p>
+    <w:p>
+      <w:pPr>
+        <w:pStyle w:val="ReportBody"/>
+      </w:pPr>
+      <w:r>
+        <w:t>A Slowly Changing Dimension Type 2 (SCD2) solves this by inserting a new dimension row for a meaningful change instead of overwriting the previous row. The natural key MemberID links the versions, while each version receives a different surrogate MemberKey. Effective dates and a current-row flag define when each version applies [1].</w:t>
+      </w:r>
+    </w:p>
+    <w:tbl>
+      <w:tblPr>
+        <w:tblW w:w="0" w:type="auto"/>
+        <w:jc w:val="center"/>
+        <w:tblLayout w:type="fixed"/>
+        <w:tblLook w:val="04A0" w:firstRow="1" w:lastRow="0" w:firstColumn="1" w:lastColumn="0" w:noHBand="0" w:noVBand="1"/>
+      </w:tblPr>
+      <w:tblGrid>
+        <w:gridCol w:w="1728"/>
+        <w:gridCol w:w="3744"/>
+        <w:gridCol w:w="4464"/>
+      </w:tblGrid>
+      <w:tr>
+        <w:trPr>
+          <w:cantSplit/>
+          <w:tblHeader/>
+          <w:jc w:val="center"/>
+        </w:trPr>
+        <w:tc>
+          <w:tcPr>
+            <w:tcW w:w="1728" w:type="dxa"/>
+            <w:tcBorders>
+              <w:top w:val="single" w:sz="5" w:space="0" w:color="D7D9DE"/>
+              <w:left w:val="single" w:sz="5" w:space="0" w:color="D7D9DE"/>
+              <w:bottom w:val="single" w:sz="5" w:space="0" w:color="D7D9DE"/>
+              <w:right w:val="single" w:sz="5" w:space="0" w:color="D7D9DE"/>
+            </w:tcBorders>
+            <w:tcMar>
+              <w:top w:w="55" w:type="dxa"/>
+              <w:left w:w="70" w:type="dxa"/>
+              <w:bottom w:w="55" w:type="dxa"/>
+              <w:right w:w="70" w:type="dxa"/>
+            </w:tcMar>
+            <w:vAlign w:val="center"/>
+          </w:tcPr>
+          <w:p>
+            <w:pPr>
+              <w:spacing w:after="0" w:line="240" w:lineRule="auto"/>
+              <w:jc w:val="center"/>
+            </w:pPr>
+            <w:r>
+              <w:rPr>
+                <w:rFonts w:ascii="Carlito" w:eastAsia="Carlito" w:hAnsi="Carlito"/>
+                <w:b/>
+                <w:color w:val="1C1C1C"/>
+                <w:sz w:val="19"/>
+              </w:rPr>
+              <w:t>Approach</w:t>
+            </w:r>
+          </w:p>
+        </w:tc>
+        <w:tc>
+          <w:tcPr>
+            <w:tcW w:w="3744" w:type="dxa"/>
+            <w:tcBorders>
+              <w:top w:val="single" w:sz="5" w:space="0" w:color="D7D9DE"/>
+              <w:left w:val="single" w:sz="5" w:space="0" w:color="D7D9DE"/>
+              <w:bottom w:val="single" w:sz="5" w:space="0" w:color="D7D9DE"/>
+              <w:right w:val="single" w:sz="5" w:space="0" w:color="D7D9DE"/>
+            </w:tcBorders>
+            <w:tcMar>
+              <w:top w:w="55" w:type="dxa"/>
+              <w:left w:w="70" w:type="dxa"/>
+              <w:bottom w:w="55" w:type="dxa"/>
+              <w:right w:w="70" w:type="dxa"/>
+            </w:tcMar>
+            <w:vAlign w:val="center"/>
+          </w:tcPr>
+          <w:p>
+            <w:pPr>
+              <w:spacing w:after="0" w:line="240" w:lineRule="auto"/>
+              <w:jc w:val="center"/>
+            </w:pPr>
+            <w:r>
+              <w:rPr>
+                <w:rFonts w:ascii="Carlito" w:eastAsia="Carlito" w:hAnsi="Carlito"/>
+                <w:b/>
+                <w:color w:val="1C1C1C"/>
+                <w:sz w:val="19"/>
+              </w:rPr>
+              <w:t>What happens on an upgrade</w:t>
+            </w:r>
+          </w:p>
+        </w:tc>
+        <w:tc>
+          <w:tcPr>
+            <w:tcW w:w="4464" w:type="dxa"/>
+            <w:tcBorders>
+              <w:top w:val="single" w:sz="5" w:space="0" w:color="D7D9DE"/>
+              <w:left w:val="single" w:sz="5" w:space="0" w:color="D7D9DE"/>
+              <w:bottom w:val="single" w:sz="5" w:space="0" w:color="D7D9DE"/>
+              <w:right w:val="single" w:sz="5" w:space="0" w:color="D7D9DE"/>
+            </w:tcBorders>
+            <w:tcMar>
+              <w:top w:w="55" w:type="dxa"/>
+              <w:left w:w="70" w:type="dxa"/>
+              <w:bottom w:w="55" w:type="dxa"/>
+              <w:right w:w="70" w:type="dxa"/>
+            </w:tcMar>
+            <w:vAlign w:val="center"/>
+          </w:tcPr>
+          <w:p>
+            <w:pPr>
+              <w:spacing w:after="0" w:line="240" w:lineRule="auto"/>
+              <w:jc w:val="center"/>
+            </w:pPr>
+            <w:r>
+              <w:rPr>
+                <w:rFonts w:ascii="Carlito" w:eastAsia="Carlito" w:hAnsi="Carlito"/>
+                <w:b/>
+                <w:color w:val="1C1C1C"/>
+                <w:sz w:val="19"/>
+              </w:rPr>
+              <w:t>Historical result</w:t>
+            </w:r>
+          </w:p>
+        </w:tc>
+      </w:tr>
+      <w:tr>
+        <w:trPr>
+          <w:cantSplit/>
+          <w:jc w:val="center"/>
+        </w:trPr>
+        <w:tc>
+          <w:tcPr>
+            <w:tcW w:w="1728" w:type="dxa"/>
+            <w:tcBorders>
+              <w:top w:val="single" w:sz="5" w:space="0" w:color="D7D9DE"/>
+              <w:left w:val="single" w:sz="5" w:space="0" w:color="D7D9DE"/>
+              <w:bottom w:val="single" w:sz="5" w:space="0" w:color="D7D9DE"/>
+              <w:right w:val="single" w:sz="5" w:space="0" w:color="D7D9DE"/>
+            </w:tcBorders>
+            <w:tcMar>
+              <w:top w:w="55" w:type="dxa"/>
+              <w:left w:w="70" w:type="dxa"/>
+              <w:bottom w:w="55" w:type="dxa"/>
+              <w:right w:w="70" w:type="dxa"/>
+            </w:tcMar>
+            <w:vAlign w:val="center"/>
+          </w:tcPr>
+          <w:p>
+            <w:pPr>
+              <w:spacing w:after="0" w:line="240" w:lineRule="auto"/>
+            </w:pPr>
+            <w:r>
+              <w:rPr>
+                <w:rFonts w:ascii="Carlito" w:eastAsia="Carlito" w:hAnsi="Carlito"/>
+                <w:color w:val="252525"/>
+                <w:sz w:val="18"/>
+              </w:rPr>
+              <w:t>Type 1</w:t>
+            </w:r>
+          </w:p>
+        </w:tc>
+        <w:tc>
+          <w:tcPr>
+            <w:tcW w:w="3744" w:type="dxa"/>
+            <w:tcBorders>
+              <w:top w:val="single" w:sz="5" w:space="0" w:color="D7D9DE"/>
+              <w:left w:val="single" w:sz="5" w:space="0" w:color="D7D9DE"/>
+              <w:bottom w:val="single" w:sz="5" w:space="0" w:color="D7D9DE"/>
+              <w:right w:val="single" w:sz="5" w:space="0" w:color="D7D9DE"/>
+            </w:tcBorders>
+            <w:tcMar>
+              <w:top w:w="55" w:type="dxa"/>
+              <w:left w:w="70" w:type="dxa"/>
+              <w:bottom w:w="55" w:type="dxa"/>
+              <w:right w:w="70" w:type="dxa"/>
+            </w:tcMar>
+            <w:vAlign w:val="center"/>
+          </w:tcPr>
+          <w:p>
+            <w:pPr>
+              <w:spacing w:after="0" w:line="240" w:lineRule="auto"/>
+            </w:pPr>
+            <w:r>
+              <w:rPr>
+                <w:rFonts w:ascii="Carlito" w:eastAsia="Carlito" w:hAnsi="Carlito"/>
+                <w:color w:val="252525"/>
+                <w:sz w:val="18"/>
+              </w:rPr>
+              <w:t>Update the existing member row</w:t>
+            </w:r>
+          </w:p>
+        </w:tc>
+        <w:tc>
+          <w:tcPr>
+            <w:tcW w:w="4464" w:type="dxa"/>
+            <w:tcBorders>
+              <w:top w:val="single" w:sz="5" w:space="0" w:color="D7D9DE"/>
+              <w:left w:val="single" w:sz="5" w:space="0" w:color="D7D9DE"/>
+              <w:bottom w:val="single" w:sz="5" w:space="0" w:color="D7D9DE"/>
+              <w:right w:val="single" w:sz="5" w:space="0" w:color="D7D9DE"/>
+            </w:tcBorders>
+            <w:tcMar>
+              <w:top w:w="55" w:type="dxa"/>
+              <w:left w:w="70" w:type="dxa"/>
+              <w:bottom w:w="55" w:type="dxa"/>
+              <w:right w:w="70" w:type="dxa"/>
+            </w:tcMar>
+            <w:vAlign w:val="center"/>
+          </w:tcPr>
+          <w:p>
+            <w:pPr>
+              <w:spacing w:after="0" w:line="240" w:lineRule="auto"/>
+            </w:pPr>
+            <w:r>
+              <w:rPr>
+                <w:rFonts w:ascii="Carlito" w:eastAsia="Carlito" w:hAnsi="Carlito"/>
+                <w:color w:val="252525"/>
+                <w:sz w:val="18"/>
+              </w:rPr>
+              <w:t>Old facts are described using the new tier</w:t>
+            </w:r>
+          </w:p>
+        </w:tc>
+      </w:tr>
+      <w:tr>
+        <w:trPr>
+          <w:cantSplit/>
+          <w:jc w:val="center"/>
+        </w:trPr>
+        <w:tc>
+          <w:tcPr>
+            <w:tcW w:w="1728" w:type="dxa"/>
+            <w:tcBorders>
+              <w:top w:val="single" w:sz="5" w:space="0" w:color="D7D9DE"/>
+              <w:left w:val="single" w:sz="5" w:space="0" w:color="D7D9DE"/>
+              <w:bottom w:val="single" w:sz="5" w:space="0" w:color="D7D9DE"/>
+              <w:right w:val="single" w:sz="5" w:space="0" w:color="D7D9DE"/>
+            </w:tcBorders>
+            <w:tcMar>
+              <w:top w:w="55" w:type="dxa"/>
+              <w:left w:w="70" w:type="dxa"/>
+              <w:bottom w:w="55" w:type="dxa"/>
+              <w:right w:w="70" w:type="dxa"/>
+            </w:tcMar>
+            <w:vAlign w:val="center"/>
+          </w:tcPr>
+          <w:p>
+            <w:pPr>
+              <w:spacing w:after="0" w:line="240" w:lineRule="auto"/>
+            </w:pPr>
+            <w:r>
+              <w:rPr>
+                <w:rFonts w:ascii="Carlito" w:eastAsia="Carlito" w:hAnsi="Carlito"/>
+                <w:color w:val="252525"/>
+                <w:sz w:val="18"/>
+              </w:rPr>
+              <w:t>Type 2</w:t>
+            </w:r>
+          </w:p>
+        </w:tc>
+        <w:tc>
+          <w:tcPr>
+            <w:tcW w:w="3744" w:type="dxa"/>
+            <w:tcBorders>
+              <w:top w:val="single" w:sz="5" w:space="0" w:color="D7D9DE"/>
+              <w:left w:val="single" w:sz="5" w:space="0" w:color="D7D9DE"/>
+              <w:bottom w:val="single" w:sz="5" w:space="0" w:color="D7D9DE"/>
+              <w:right w:val="single" w:sz="5" w:space="0" w:color="D7D9DE"/>
+            </w:tcBorders>
+            <w:tcMar>
+              <w:top w:w="55" w:type="dxa"/>
+              <w:left w:w="70" w:type="dxa"/>
+              <w:bottom w:w="55" w:type="dxa"/>
+              <w:right w:w="70" w:type="dxa"/>
+            </w:tcMar>
+            <w:vAlign w:val="center"/>
+          </w:tcPr>
+          <w:p>
+            <w:pPr>
+              <w:spacing w:after="0" w:line="240" w:lineRule="auto"/>
+            </w:pPr>
+            <w:r>
+              <w:rPr>
+                <w:rFonts w:ascii="Carlito" w:eastAsia="Carlito" w:hAnsi="Carlito"/>
+                <w:color w:val="252525"/>
+                <w:sz w:val="18"/>
+              </w:rPr>
+              <w:t>Expire the old row and insert a new row</w:t>
+            </w:r>
+          </w:p>
+        </w:tc>
+        <w:tc>
+          <w:tcPr>
+            <w:tcW w:w="4464" w:type="dxa"/>
+            <w:tcBorders>
+              <w:top w:val="single" w:sz="5" w:space="0" w:color="D7D9DE"/>
+              <w:left w:val="single" w:sz="5" w:space="0" w:color="D7D9DE"/>
+              <w:bottom w:val="single" w:sz="5" w:space="0" w:color="D7D9DE"/>
+              <w:right w:val="single" w:sz="5" w:space="0" w:color="D7D9DE"/>
+            </w:tcBorders>
+            <w:tcMar>
+              <w:top w:w="55" w:type="dxa"/>
+              <w:left w:w="70" w:type="dxa"/>
+              <w:bottom w:w="55" w:type="dxa"/>
+              <w:right w:w="70" w:type="dxa"/>
+            </w:tcMar>
+            <w:vAlign w:val="center"/>
+          </w:tcPr>
+          <w:p>
+            <w:pPr>
+              <w:spacing w:after="0" w:line="240" w:lineRule="auto"/>
+            </w:pPr>
+            <w:r>
+              <w:rPr>
+                <w:rFonts w:ascii="Carlito" w:eastAsia="Carlito" w:hAnsi="Carlito"/>
+                <w:color w:val="252525"/>
+                <w:sz w:val="18"/>
+              </w:rPr>
+              <w:t>Each fact keeps the tier valid at its event time</w:t>
+            </w:r>
+          </w:p>
+        </w:tc>
+      </w:tr>
+    </w:tbl>
+    <w:p>
+      <w:pPr>
+        <w:pStyle w:val="ReportHeading"/>
+        <w:pBdr>
+          <w:bottom w:val="single" w:sz="10" w:space="2" w:color="8ED14B"/>
+        </w:pBdr>
+      </w:pPr>
+      <w:r>
+        <w:t>2. Scope of the design</w:t>
+      </w:r>
+    </w:p>
+    <w:p>
+      <w:pPr>
+        <w:pStyle w:val="ReportBody"/>
+      </w:pPr>
+      <w:r>
+        <w:t>I focused on tier attributes because they affect borrowing policy and are analytically meaningful. Name corrections and contact changes could follow a different policy. The design uses half-open periods: EffectiveFrom is inclusive and EffectiveTo is exclusive. This avoids a fact matching two rows at the exact change timestamp.</w:t>
+      </w:r>
+    </w:p>
+    <w:p>
+      <w:pPr>
+        <w:spacing w:after="0"/>
+      </w:pPr>
+      <w:r>
+        <w:br w:type="page"/>
+      </w:r>
+    </w:p>
+    <w:p>
+      <w:pPr>
+        <w:pStyle w:val="ReportHeading"/>
+        <w:pBdr>
+          <w:bottom w:val="single" w:sz="10" w:space="2" w:color="8ED14B"/>
+        </w:pBdr>
+      </w:pPr>
+      <w:r>
+        <w:t>3. Dimension structure</w:t>
+      </w:r>
+    </w:p>
+    <w:tbl>
+      <w:tblPr>
+        <w:tblW w:w="0" w:type="auto"/>
+        <w:jc w:val="center"/>
+        <w:tblLayout w:type="fixed"/>
+        <w:tblLook w:val="04A0" w:firstRow="1" w:lastRow="0" w:firstColumn="1" w:lastColumn="0" w:noHBand="0" w:noVBand="1"/>
+      </w:tblPr>
+      <w:tblGrid>
+        <w:gridCol w:w="9936"/>
+      </w:tblGrid>
+      <w:tr>
+        <w:trPr>
+          <w:cantSplit/>
+          <w:jc w:val="center"/>
+        </w:trPr>
+        <w:tc>
+          <w:tcPr>
+            <w:tcW w:w="9936" w:type="dxa"/>
+            <w:tcBorders>
+              <w:top w:val="single" w:sz="6" w:space="0" w:color="D7D9DE"/>
+              <w:left w:val="single" w:sz="6" w:space="0" w:color="D7D9DE"/>
+              <w:bottom w:val="single" w:sz="6" w:space="0" w:color="D7D9DE"/>
+              <w:right w:val="single" w:sz="6" w:space="0" w:color="D7D9DE"/>
+            </w:tcBorders>
+            <w:tcMar>
+              <w:top w:w="75" w:type="dxa"/>
+              <w:left w:w="95" w:type="dxa"/>
+              <w:bottom w:w="75" w:type="dxa"/>
+              <w:right w:w="95" w:type="dxa"/>
+            </w:tcMar>
+          </w:tcPr>
+          <w:p>
+            <w:pPr>
+              <w:spacing w:after="0" w:line="228" w:lineRule="auto"/>
+            </w:pPr>
+            <w:r>
+              <w:rPr>
+                <w:rFonts w:ascii="Liberation Mono" w:eastAsia="Liberation Mono" w:hAnsi="Liberation Mono"/>
+                <w:color w:val="1C1C1C"/>
+                <w:sz w:val="17"/>
+              </w:rPr>
+              <w:t>CREATE TABLE DimMemberHistory (</w:t>
+            </w:r>
+            <w:r>
+              <w:br/>
+            </w:r>
+            <w:r>
+              <w:rPr>
+                <w:rFonts w:ascii="Liberation Mono" w:eastAsia="Liberation Mono" w:hAnsi="Liberation Mono"/>
+                <w:color w:val="1C1C1C"/>
+                <w:sz w:val="17"/>
+              </w:rPr>
+              <w:t xml:space="preserve">    MemberKey INT AUTO_INCREMENT PRIMARY KEY,</w:t>
+            </w:r>
+            <w:r>
+              <w:br/>
+            </w:r>
+            <w:r>
+              <w:rPr>
+                <w:rFonts w:ascii="Liberation Mono" w:eastAsia="Liberation Mono" w:hAnsi="Liberation Mono"/>
+                <w:color w:val="1C1C1C"/>
+                <w:sz w:val="17"/>
+              </w:rPr>
+              <w:t xml:space="preserve">    MemberID CHAR(10) NOT NULL,</w:t>
+            </w:r>
+            <w:r>
+              <w:br/>
+            </w:r>
+            <w:r>
+              <w:rPr>
+                <w:rFonts w:ascii="Liberation Mono" w:eastAsia="Liberation Mono" w:hAnsi="Liberation Mono"/>
+                <w:color w:val="1C1C1C"/>
+                <w:sz w:val="17"/>
+              </w:rPr>
+              <w:t xml:space="preserve">    Name VARCHAR(100) NOT NULL,</w:t>
+            </w:r>
+            <w:r>
+              <w:br/>
+            </w:r>
+            <w:r>
+              <w:rPr>
+                <w:rFonts w:ascii="Liberation Mono" w:eastAsia="Liberation Mono" w:hAnsi="Liberation Mono"/>
+                <w:color w:val="1C1C1C"/>
+                <w:sz w:val="17"/>
+              </w:rPr>
+              <w:t xml:space="preserve">    TierName VARCHAR(20) NOT NULL,</w:t>
+            </w:r>
+            <w:r>
+              <w:br/>
+            </w:r>
+            <w:r>
+              <w:rPr>
+                <w:rFonts w:ascii="Liberation Mono" w:eastAsia="Liberation Mono" w:hAnsi="Liberation Mono"/>
+                <w:color w:val="1C1C1C"/>
+                <w:sz w:val="17"/>
+              </w:rPr>
+              <w:t xml:space="preserve">    TierLevel INT NOT NULL,</w:t>
+            </w:r>
+            <w:r>
+              <w:br/>
+            </w:r>
+            <w:r>
+              <w:rPr>
+                <w:rFonts w:ascii="Liberation Mono" w:eastAsia="Liberation Mono" w:hAnsi="Liberation Mono"/>
+                <w:color w:val="1C1C1C"/>
+                <w:sz w:val="17"/>
+              </w:rPr>
+              <w:t xml:space="preserve">    BorrowLimit INT NOT NULL,</w:t>
+            </w:r>
+            <w:r>
+              <w:br/>
+            </w:r>
+            <w:r>
+              <w:rPr>
+                <w:rFonts w:ascii="Liberation Mono" w:eastAsia="Liberation Mono" w:hAnsi="Liberation Mono"/>
+                <w:color w:val="1C1C1C"/>
+                <w:sz w:val="17"/>
+              </w:rPr>
+              <w:t xml:space="preserve">    EffectiveFrom DATETIME NOT NULL,</w:t>
+            </w:r>
+            <w:r>
+              <w:br/>
+            </w:r>
+            <w:r>
+              <w:rPr>
+                <w:rFonts w:ascii="Liberation Mono" w:eastAsia="Liberation Mono" w:hAnsi="Liberation Mono"/>
+                <w:color w:val="1C1C1C"/>
+                <w:sz w:val="17"/>
+              </w:rPr>
+              <w:t xml:space="preserve">    EffectiveTo DATETIME NOT NULL,</w:t>
+            </w:r>
+            <w:r>
+              <w:br/>
+            </w:r>
+            <w:r>
+              <w:rPr>
+                <w:rFonts w:ascii="Liberation Mono" w:eastAsia="Liberation Mono" w:hAnsi="Liberation Mono"/>
+                <w:color w:val="1C1C1C"/>
+                <w:sz w:val="17"/>
+              </w:rPr>
+              <w:t xml:space="preserve">    IsCurrent BOOLEAN NOT NULL,</w:t>
+            </w:r>
+            <w:r>
+              <w:br/>
+            </w:r>
+            <w:r>
+              <w:br/>
+            </w:r>
+            <w:r>
+              <w:rPr>
+                <w:rFonts w:ascii="Liberation Mono" w:eastAsia="Liberation Mono" w:hAnsi="Liberation Mono"/>
+                <w:color w:val="1C1C1C"/>
+                <w:sz w:val="17"/>
+              </w:rPr>
+              <w:t xml:space="preserve">    CurrentMemberID CHAR(10)</w:t>
+            </w:r>
+            <w:r>
+              <w:br/>
+            </w:r>
+            <w:r>
+              <w:rPr>
+                <w:rFonts w:ascii="Liberation Mono" w:eastAsia="Liberation Mono" w:hAnsi="Liberation Mono"/>
+                <w:color w:val="1C1C1C"/>
+                <w:sz w:val="17"/>
+              </w:rPr>
+              <w:t xml:space="preserve">      GENERATED ALWAYS AS (</w:t>
+            </w:r>
+            <w:r>
+              <w:br/>
+            </w:r>
+            <w:r>
+              <w:rPr>
+                <w:rFonts w:ascii="Liberation Mono" w:eastAsia="Liberation Mono" w:hAnsi="Liberation Mono"/>
+                <w:color w:val="1C1C1C"/>
+                <w:sz w:val="17"/>
+              </w:rPr>
+              <w:t xml:space="preserve">        CASE WHEN IsCurrent = 1 THEN MemberID ELSE NULL END</w:t>
+            </w:r>
+            <w:r>
+              <w:br/>
+            </w:r>
+            <w:r>
+              <w:rPr>
+                <w:rFonts w:ascii="Liberation Mono" w:eastAsia="Liberation Mono" w:hAnsi="Liberation Mono"/>
+                <w:color w:val="1C1C1C"/>
+                <w:sz w:val="17"/>
+              </w:rPr>
+              <w:t xml:space="preserve">      ) STORED,</w:t>
+            </w:r>
+            <w:r>
+              <w:br/>
+            </w:r>
+            <w:r>
+              <w:br/>
+            </w:r>
+            <w:r>
+              <w:rPr>
+                <w:rFonts w:ascii="Liberation Mono" w:eastAsia="Liberation Mono" w:hAnsi="Liberation Mono"/>
+                <w:color w:val="1C1C1C"/>
+                <w:sz w:val="17"/>
+              </w:rPr>
+              <w:t xml:space="preserve">    UNIQUE KEY uq_member_version (MemberID, EffectiveFrom),</w:t>
+            </w:r>
+            <w:r>
+              <w:br/>
+            </w:r>
+            <w:r>
+              <w:rPr>
+                <w:rFonts w:ascii="Liberation Mono" w:eastAsia="Liberation Mono" w:hAnsi="Liberation Mono"/>
+                <w:color w:val="1C1C1C"/>
+                <w:sz w:val="17"/>
+              </w:rPr>
+              <w:t xml:space="preserve">    UNIQUE KEY uq_one_current (CurrentMemberID),</w:t>
+            </w:r>
+            <w:r>
+              <w:br/>
+            </w:r>
+            <w:r>
+              <w:rPr>
+                <w:rFonts w:ascii="Liberation Mono" w:eastAsia="Liberation Mono" w:hAnsi="Liberation Mono"/>
+                <w:color w:val="1C1C1C"/>
+                <w:sz w:val="17"/>
+              </w:rPr>
+              <w:t xml:space="preserve">    INDEX ix_member_asof (MemberID, EffectiveFrom, EffectiveTo)</w:t>
+            </w:r>
+            <w:r>
+              <w:br/>
+            </w:r>
+            <w:r>
+              <w:rPr>
+                <w:rFonts w:ascii="Liberation Mono" w:eastAsia="Liberation Mono" w:hAnsi="Liberation Mono"/>
+                <w:color w:val="1C1C1C"/>
+                <w:sz w:val="17"/>
+              </w:rPr>
+              <w:t>);</w:t>
+            </w:r>
+          </w:p>
+        </w:tc>
+      </w:tr>
+    </w:tbl>
+    <w:p>
+      <w:pPr>
+        <w:pStyle w:val="ReportSubheading"/>
+      </w:pPr>
+      <w:r>
+        <w:t>Why these columns are needed</w:t>
+      </w:r>
+    </w:p>
+    <w:p>
+      <w:pPr>
+        <w:pStyle w:val="ReportBullet"/>
+        <w:ind w:left="360" w:hanging="216"/>
+      </w:pPr>
+      <w:r>
+        <w:rPr>
+          <w:b/>
+          <w:color w:val="5D8F2B"/>
+          <w:sz w:val="22"/>
+        </w:rPr>
+        <w:t xml:space="preserve">• </w:t>
+      </w:r>
+      <w:r>
+        <w:rPr>
+          <w:sz w:val="22"/>
+        </w:rPr>
+        <w:t>MemberKey is the warehouse identity for one version and is stored in the fact table.</w:t>
+      </w:r>
+    </w:p>
+    <w:p>
+      <w:pPr>
+        <w:pStyle w:val="ReportBullet"/>
+        <w:ind w:left="360" w:hanging="216"/>
+      </w:pPr>
+      <w:r>
+        <w:rPr>
+          <w:b/>
+          <w:color w:val="5D8F2B"/>
+          <w:sz w:val="22"/>
+        </w:rPr>
+        <w:t xml:space="preserve">• </w:t>
+      </w:r>
+      <w:r>
+        <w:rPr>
+          <w:sz w:val="22"/>
+        </w:rPr>
+        <w:t>MemberID is the durable business identity that groups all versions of the same member.</w:t>
+      </w:r>
+    </w:p>
+    <w:p>
+      <w:pPr>
+        <w:pStyle w:val="ReportBullet"/>
+        <w:ind w:left="360" w:hanging="216"/>
+      </w:pPr>
+      <w:r>
+        <w:rPr>
+          <w:b/>
+          <w:color w:val="5D8F2B"/>
+          <w:sz w:val="22"/>
+        </w:rPr>
+        <w:t xml:space="preserve">• </w:t>
+      </w:r>
+      <w:r>
+        <w:rPr>
+          <w:sz w:val="22"/>
+        </w:rPr>
+        <w:t>EffectiveFrom and EffectiveTo locate the version valid at a loan timestamp.</w:t>
+      </w:r>
+    </w:p>
+    <w:p>
+      <w:pPr>
+        <w:pStyle w:val="ReportBullet"/>
+        <w:ind w:left="360" w:hanging="216"/>
+      </w:pPr>
+      <w:r>
+        <w:rPr>
+          <w:b/>
+          <w:color w:val="5D8F2B"/>
+          <w:sz w:val="22"/>
+        </w:rPr>
+        <w:t xml:space="preserve">• </w:t>
+      </w:r>
+      <w:r>
+        <w:rPr>
+          <w:sz w:val="22"/>
+        </w:rPr>
+        <w:t>IsCurrent makes the latest profile easy to retrieve without relying on the far-future date.</w:t>
+      </w:r>
+    </w:p>
+    <w:p>
+      <w:pPr>
+        <w:pStyle w:val="ReportBody"/>
+      </w:pPr>
+      <w:r>
+        <w:t>The generated CurrentMemberID is populated only for the current row. Because a unique index can contain multiple NULL values, it prevents two current rows for the same member while allowing any number of expired versions. The index on MemberID and the effective period supports the as-of lookup used during fact loading.</w:t>
+      </w:r>
+    </w:p>
+    <w:p>
+      <w:pPr>
+        <w:spacing w:after="0"/>
+      </w:pPr>
+      <w:r>
+        <w:br w:type="page"/>
+      </w:r>
+    </w:p>
+    <w:p>
+      <w:pPr>
+        <w:pStyle w:val="ReportHeading"/>
+        <w:pBdr>
+          <w:bottom w:val="single" w:sz="10" w:space="2" w:color="8ED14B"/>
+        </w:pBdr>
+      </w:pPr>
+      <w:r>
+        <w:t>4. Processing a tier change</w:t>
+      </w:r>
+    </w:p>
+    <w:p>
+      <w:pPr>
+        <w:pStyle w:val="ReportBody"/>
+      </w:pPr>
+      <w:r>
+        <w:t>The staging table contains a stable batch of current member records and a ChangeAt timestamp. I first capture only new or changed members, then close the previous version and insert the replacement in one transaction.</w:t>
+      </w:r>
+    </w:p>
+    <w:tbl>
+      <w:tblPr>
+        <w:tblW w:w="0" w:type="auto"/>
+        <w:jc w:val="center"/>
+        <w:tblLayout w:type="fixed"/>
+        <w:tblLook w:val="04A0" w:firstRow="1" w:lastRow="0" w:firstColumn="1" w:lastColumn="0" w:noHBand="0" w:noVBand="1"/>
+      </w:tblPr>
+      <w:tblGrid>
+        <w:gridCol w:w="9936"/>
+      </w:tblGrid>
+      <w:tr>
+        <w:trPr>
+          <w:cantSplit/>
+          <w:jc w:val="center"/>
+        </w:trPr>
+        <w:tc>
+          <w:tcPr>
+            <w:tcW w:w="9936" w:type="dxa"/>
+            <w:tcBorders>
+              <w:top w:val="single" w:sz="6" w:space="0" w:color="D7D9DE"/>
+              <w:left w:val="single" w:sz="6" w:space="0" w:color="D7D9DE"/>
+              <w:bottom w:val="single" w:sz="6" w:space="0" w:color="D7D9DE"/>
+              <w:right w:val="single" w:sz="6" w:space="0" w:color="D7D9DE"/>
+            </w:tcBorders>
+            <w:tcMar>
+              <w:top w:w="75" w:type="dxa"/>
+              <w:left w:w="95" w:type="dxa"/>
+              <w:bottom w:w="75" w:type="dxa"/>
+              <w:right w:w="95" w:type="dxa"/>
+            </w:tcMar>
+          </w:tcPr>
+          <w:p>
+            <w:pPr>
+              <w:spacing w:after="0" w:line="228" w:lineRule="auto"/>
+            </w:pPr>
+            <w:r>
+              <w:rPr>
+                <w:rFonts w:ascii="Liberation Mono" w:eastAsia="Liberation Mono" w:hAnsi="Liberation Mono"/>
+                <w:color w:val="1C1C1C"/>
+                <w:sz w:val="16"/>
+              </w:rPr>
+              <w:t>DROP TEMPORARY TABLE IF EXISTS ChangedMember;</w:t>
+            </w:r>
+            <w:r>
+              <w:br/>
+            </w:r>
+            <w:r>
+              <w:rPr>
+                <w:rFonts w:ascii="Liberation Mono" w:eastAsia="Liberation Mono" w:hAnsi="Liberation Mono"/>
+                <w:color w:val="1C1C1C"/>
+                <w:sz w:val="16"/>
+              </w:rPr>
+              <w:t>CREATE TEMPORARY TABLE ChangedMember AS</w:t>
+            </w:r>
+            <w:r>
+              <w:br/>
+            </w:r>
+            <w:r>
+              <w:rPr>
+                <w:rFonts w:ascii="Liberation Mono" w:eastAsia="Liberation Mono" w:hAnsi="Liberation Mono"/>
+                <w:color w:val="1C1C1C"/>
+                <w:sz w:val="16"/>
+              </w:rPr>
+              <w:t>SELECT s.MemberID, s.Name, s.TierName, s.TierLevel,</w:t>
+            </w:r>
+            <w:r>
+              <w:br/>
+            </w:r>
+            <w:r>
+              <w:rPr>
+                <w:rFonts w:ascii="Liberation Mono" w:eastAsia="Liberation Mono" w:hAnsi="Liberation Mono"/>
+                <w:color w:val="1C1C1C"/>
+                <w:sz w:val="16"/>
+              </w:rPr>
+              <w:t xml:space="preserve">       s.BorrowLimit, s.ChangeAt,</w:t>
+            </w:r>
+            <w:r>
+              <w:br/>
+            </w:r>
+            <w:r>
+              <w:rPr>
+                <w:rFonts w:ascii="Liberation Mono" w:eastAsia="Liberation Mono" w:hAnsi="Liberation Mono"/>
+                <w:color w:val="1C1C1C"/>
+                <w:sz w:val="16"/>
+              </w:rPr>
+              <w:t xml:space="preserve">       d.MemberKey AS PreviousKey</w:t>
+            </w:r>
+            <w:r>
+              <w:br/>
+            </w:r>
+            <w:r>
+              <w:rPr>
+                <w:rFonts w:ascii="Liberation Mono" w:eastAsia="Liberation Mono" w:hAnsi="Liberation Mono"/>
+                <w:color w:val="1C1C1C"/>
+                <w:sz w:val="16"/>
+              </w:rPr>
+              <w:t>FROM StgMember AS s</w:t>
+            </w:r>
+            <w:r>
+              <w:br/>
+            </w:r>
+            <w:r>
+              <w:rPr>
+                <w:rFonts w:ascii="Liberation Mono" w:eastAsia="Liberation Mono" w:hAnsi="Liberation Mono"/>
+                <w:color w:val="1C1C1C"/>
+                <w:sz w:val="16"/>
+              </w:rPr>
+              <w:t>LEFT JOIN DimMemberHistory AS d</w:t>
+            </w:r>
+            <w:r>
+              <w:br/>
+            </w:r>
+            <w:r>
+              <w:rPr>
+                <w:rFonts w:ascii="Liberation Mono" w:eastAsia="Liberation Mono" w:hAnsi="Liberation Mono"/>
+                <w:color w:val="1C1C1C"/>
+                <w:sz w:val="16"/>
+              </w:rPr>
+              <w:t xml:space="preserve">  ON d.MemberID = s.MemberID</w:t>
+            </w:r>
+            <w:r>
+              <w:br/>
+            </w:r>
+            <w:r>
+              <w:rPr>
+                <w:rFonts w:ascii="Liberation Mono" w:eastAsia="Liberation Mono" w:hAnsi="Liberation Mono"/>
+                <w:color w:val="1C1C1C"/>
+                <w:sz w:val="16"/>
+              </w:rPr>
+              <w:t xml:space="preserve"> AND d.IsCurrent = 1</w:t>
+            </w:r>
+            <w:r>
+              <w:br/>
+            </w:r>
+            <w:r>
+              <w:rPr>
+                <w:rFonts w:ascii="Liberation Mono" w:eastAsia="Liberation Mono" w:hAnsi="Liberation Mono"/>
+                <w:color w:val="1C1C1C"/>
+                <w:sz w:val="16"/>
+              </w:rPr>
+              <w:t>WHERE d.MemberKey IS NULL</w:t>
+            </w:r>
+            <w:r>
+              <w:br/>
+            </w:r>
+            <w:r>
+              <w:rPr>
+                <w:rFonts w:ascii="Liberation Mono" w:eastAsia="Liberation Mono" w:hAnsi="Liberation Mono"/>
+                <w:color w:val="1C1C1C"/>
+                <w:sz w:val="16"/>
+              </w:rPr>
+              <w:t xml:space="preserve">   OR NOT (d.TierName   &lt;=&gt; s.TierName)</w:t>
+            </w:r>
+            <w:r>
+              <w:br/>
+            </w:r>
+            <w:r>
+              <w:rPr>
+                <w:rFonts w:ascii="Liberation Mono" w:eastAsia="Liberation Mono" w:hAnsi="Liberation Mono"/>
+                <w:color w:val="1C1C1C"/>
+                <w:sz w:val="16"/>
+              </w:rPr>
+              <w:t xml:space="preserve">   OR NOT (d.TierLevel  &lt;=&gt; s.TierLevel)</w:t>
+            </w:r>
+            <w:r>
+              <w:br/>
+            </w:r>
+            <w:r>
+              <w:rPr>
+                <w:rFonts w:ascii="Liberation Mono" w:eastAsia="Liberation Mono" w:hAnsi="Liberation Mono"/>
+                <w:color w:val="1C1C1C"/>
+                <w:sz w:val="16"/>
+              </w:rPr>
+              <w:t xml:space="preserve">   OR NOT (d.BorrowLimit &lt;=&gt; s.BorrowLimit);</w:t>
+            </w:r>
+            <w:r>
+              <w:br/>
+            </w:r>
+            <w:r>
+              <w:br/>
+            </w:r>
+            <w:r>
+              <w:rPr>
+                <w:rFonts w:ascii="Liberation Mono" w:eastAsia="Liberation Mono" w:hAnsi="Liberation Mono"/>
+                <w:color w:val="1C1C1C"/>
+                <w:sz w:val="16"/>
+              </w:rPr>
+              <w:t>START TRANSACTION;</w:t>
+            </w:r>
+            <w:r>
+              <w:br/>
+            </w:r>
+            <w:r>
+              <w:br/>
+            </w:r>
+            <w:r>
+              <w:rPr>
+                <w:rFonts w:ascii="Liberation Mono" w:eastAsia="Liberation Mono" w:hAnsi="Liberation Mono"/>
+                <w:color w:val="1C1C1C"/>
+                <w:sz w:val="16"/>
+              </w:rPr>
+              <w:t>UPDATE DimMemberHistory AS d</w:t>
+            </w:r>
+            <w:r>
+              <w:br/>
+            </w:r>
+            <w:r>
+              <w:rPr>
+                <w:rFonts w:ascii="Liberation Mono" w:eastAsia="Liberation Mono" w:hAnsi="Liberation Mono"/>
+                <w:color w:val="1C1C1C"/>
+                <w:sz w:val="16"/>
+              </w:rPr>
+              <w:t>JOIN ChangedMember AS c</w:t>
+            </w:r>
+            <w:r>
+              <w:br/>
+            </w:r>
+            <w:r>
+              <w:rPr>
+                <w:rFonts w:ascii="Liberation Mono" w:eastAsia="Liberation Mono" w:hAnsi="Liberation Mono"/>
+                <w:color w:val="1C1C1C"/>
+                <w:sz w:val="16"/>
+              </w:rPr>
+              <w:t xml:space="preserve">  ON c.PreviousKey = d.MemberKey</w:t>
+            </w:r>
+            <w:r>
+              <w:br/>
+            </w:r>
+            <w:r>
+              <w:rPr>
+                <w:rFonts w:ascii="Liberation Mono" w:eastAsia="Liberation Mono" w:hAnsi="Liberation Mono"/>
+                <w:color w:val="1C1C1C"/>
+                <w:sz w:val="16"/>
+              </w:rPr>
+              <w:t>SET d.EffectiveTo = c.ChangeAt,</w:t>
+            </w:r>
+            <w:r>
+              <w:br/>
+            </w:r>
+            <w:r>
+              <w:rPr>
+                <w:rFonts w:ascii="Liberation Mono" w:eastAsia="Liberation Mono" w:hAnsi="Liberation Mono"/>
+                <w:color w:val="1C1C1C"/>
+                <w:sz w:val="16"/>
+              </w:rPr>
+              <w:t xml:space="preserve">    d.IsCurrent = 0;</w:t>
+            </w:r>
+            <w:r>
+              <w:br/>
+            </w:r>
+            <w:r>
+              <w:br/>
+            </w:r>
+            <w:r>
+              <w:rPr>
+                <w:rFonts w:ascii="Liberation Mono" w:eastAsia="Liberation Mono" w:hAnsi="Liberation Mono"/>
+                <w:color w:val="1C1C1C"/>
+                <w:sz w:val="16"/>
+              </w:rPr>
+              <w:t>INSERT INTO DimMemberHistory</w:t>
+            </w:r>
+            <w:r>
+              <w:br/>
+            </w:r>
+            <w:r>
+              <w:rPr>
+                <w:rFonts w:ascii="Liberation Mono" w:eastAsia="Liberation Mono" w:hAnsi="Liberation Mono"/>
+                <w:color w:val="1C1C1C"/>
+                <w:sz w:val="16"/>
+              </w:rPr>
+              <w:t xml:space="preserve">  (MemberID, Name, TierName, TierLevel, BorrowLimit,</w:t>
+            </w:r>
+            <w:r>
+              <w:br/>
+            </w:r>
+            <w:r>
+              <w:rPr>
+                <w:rFonts w:ascii="Liberation Mono" w:eastAsia="Liberation Mono" w:hAnsi="Liberation Mono"/>
+                <w:color w:val="1C1C1C"/>
+                <w:sz w:val="16"/>
+              </w:rPr>
+              <w:t xml:space="preserve">   EffectiveFrom, EffectiveTo, IsCurrent)</w:t>
+            </w:r>
+            <w:r>
+              <w:br/>
+            </w:r>
+            <w:r>
+              <w:rPr>
+                <w:rFonts w:ascii="Liberation Mono" w:eastAsia="Liberation Mono" w:hAnsi="Liberation Mono"/>
+                <w:color w:val="1C1C1C"/>
+                <w:sz w:val="16"/>
+              </w:rPr>
+              <w:t>SELECT MemberID, Name, TierName, TierLevel, BorrowLimit,</w:t>
+            </w:r>
+            <w:r>
+              <w:br/>
+            </w:r>
+            <w:r>
+              <w:rPr>
+                <w:rFonts w:ascii="Liberation Mono" w:eastAsia="Liberation Mono" w:hAnsi="Liberation Mono"/>
+                <w:color w:val="1C1C1C"/>
+                <w:sz w:val="16"/>
+              </w:rPr>
+              <w:t xml:space="preserve">       ChangeAt, '9999-12-31 00:00:00', 1</w:t>
+            </w:r>
+            <w:r>
+              <w:br/>
+            </w:r>
+            <w:r>
+              <w:rPr>
+                <w:rFonts w:ascii="Liberation Mono" w:eastAsia="Liberation Mono" w:hAnsi="Liberation Mono"/>
+                <w:color w:val="1C1C1C"/>
+                <w:sz w:val="16"/>
+              </w:rPr>
+              <w:t>FROM ChangedMember;</w:t>
+            </w:r>
+            <w:r>
+              <w:br/>
+            </w:r>
+            <w:r>
+              <w:br/>
+            </w:r>
+            <w:r>
+              <w:rPr>
+                <w:rFonts w:ascii="Liberation Mono" w:eastAsia="Liberation Mono" w:hAnsi="Liberation Mono"/>
+                <w:color w:val="1C1C1C"/>
+                <w:sz w:val="16"/>
+              </w:rPr>
+              <w:t>COMMIT;</w:t>
+            </w:r>
+          </w:p>
+        </w:tc>
+      </w:tr>
+    </w:tbl>
+    <w:p>
+      <w:pPr>
+        <w:pStyle w:val="ReportBody"/>
+      </w:pPr>
+      <w:r>
+        <w:t>The null-safe equality operator &lt;=&gt; is useful when a tracked attribute may be NULL. An unchanged member never enters ChangedMember, so rerunning the batch does not create another version. In a full implementation, errors would trigger ROLLBACK and an audit table would record the batch identifier and counts.</w:t>
+      </w:r>
+    </w:p>
+    <w:p>
+      <w:pPr>
+        <w:spacing w:after="0"/>
+      </w:pPr>
+      <w:r>
+        <w:br w:type="page"/>
+      </w:r>
+    </w:p>
+    <w:p>
+      <w:pPr>
+        <w:pStyle w:val="ReportHeading"/>
+        <w:pBdr>
+          <w:bottom w:val="single" w:sz="10" w:space="2" w:color="8ED14B"/>
+        </w:pBdr>
+      </w:pPr>
+      <w:r>
+        <w:t>5. Practical demonstration</w:t>
+      </w:r>
+    </w:p>
+    <w:p>
+      <w:pPr>
+        <w:pStyle w:val="ReportSubheading"/>
+      </w:pPr>
+      <w:r>
+        <w:t>Version history after an upgrade</w:t>
+      </w:r>
+    </w:p>
+    <w:tbl>
+      <w:tblPr>
+        <w:tblW w:w="0" w:type="auto"/>
+        <w:jc w:val="center"/>
+        <w:tblLayout w:type="fixed"/>
+        <w:tblLook w:val="04A0" w:firstRow="1" w:lastRow="0" w:firstColumn="1" w:lastColumn="0" w:noHBand="0" w:noVBand="1"/>
+      </w:tblPr>
+      <w:tblGrid>
+        <w:gridCol w:w="1512"/>
+        <w:gridCol w:w="1512"/>
+        <w:gridCol w:w="1728"/>
+        <w:gridCol w:w="1944"/>
+        <w:gridCol w:w="1944"/>
+        <w:gridCol w:w="1296"/>
+      </w:tblGrid>
+      <w:tr>
+        <w:trPr>
+          <w:cantSplit/>
+          <w:tblHeader/>
+          <w:jc w:val="center"/>
+        </w:trPr>
+        <w:tc>
+          <w:tcPr>
+            <w:tcW w:w="1512" w:type="dxa"/>
+            <w:tcBorders>
+              <w:top w:val="single" w:sz="5" w:space="0" w:color="D7D9DE"/>
+              <w:left w:val="single" w:sz="5" w:space="0" w:color="D7D9DE"/>
+              <w:bottom w:val="single" w:sz="5" w:space="0" w:color="D7D9DE"/>
+              <w:right w:val="single" w:sz="5" w:space="0" w:color="D7D9DE"/>
+            </w:tcBorders>
+            <w:tcMar>
+              <w:top w:w="55" w:type="dxa"/>
+              <w:left w:w="70" w:type="dxa"/>
+              <w:bottom w:w="55" w:type="dxa"/>
+              <w:right w:w="70" w:type="dxa"/>
+            </w:tcMar>
+            <w:vAlign w:val="center"/>
+          </w:tcPr>
+          <w:p>
+            <w:pPr>
+              <w:spacing w:after="0" w:line="240" w:lineRule="auto"/>
+              <w:jc w:val="center"/>
+            </w:pPr>
+            <w:r>
+              <w:rPr>
+                <w:rFonts w:ascii="Carlito" w:eastAsia="Carlito" w:hAnsi="Carlito"/>
+                <w:b/>
+                <w:color w:val="1C1C1C"/>
+                <w:sz w:val="19"/>
+              </w:rPr>
+              <w:t>MemberKey</w:t>
+            </w:r>
+          </w:p>
+        </w:tc>
+        <w:tc>
+          <w:tcPr>
+            <w:tcW w:w="1512" w:type="dxa"/>
+            <w:tcBorders>
+              <w:top w:val="single" w:sz="5" w:space="0" w:color="D7D9DE"/>
+              <w:left w:val="single" w:sz="5" w:space="0" w:color="D7D9DE"/>
+              <w:bottom w:val="single" w:sz="5" w:space="0" w:color="D7D9DE"/>
+              <w:right w:val="single" w:sz="5" w:space="0" w:color="D7D9DE"/>
+            </w:tcBorders>
+            <w:tcMar>
+              <w:top w:w="55" w:type="dxa"/>
+              <w:left w:w="70" w:type="dxa"/>
+              <w:bottom w:w="55" w:type="dxa"/>
+              <w:right w:w="70" w:type="dxa"/>
+            </w:tcMar>
+            <w:vAlign w:val="center"/>
+          </w:tcPr>
+          <w:p>
+            <w:pPr>
+              <w:spacing w:after="0" w:line="240" w:lineRule="auto"/>
+              <w:jc w:val="center"/>
+            </w:pPr>
+            <w:r>
+              <w:rPr>
+                <w:rFonts w:ascii="Carlito" w:eastAsia="Carlito" w:hAnsi="Carlito"/>
+                <w:b/>
+                <w:color w:val="1C1C1C"/>
+                <w:sz w:val="19"/>
+              </w:rPr>
+              <w:t>MemberID</w:t>
+            </w:r>
+          </w:p>
+        </w:tc>
+        <w:tc>
+          <w:tcPr>
+            <w:tcW w:w="1728" w:type="dxa"/>
+            <w:tcBorders>
+              <w:top w:val="single" w:sz="5" w:space="0" w:color="D7D9DE"/>
+              <w:left w:val="single" w:sz="5" w:space="0" w:color="D7D9DE"/>
+              <w:bottom w:val="single" w:sz="5" w:space="0" w:color="D7D9DE"/>
+              <w:right w:val="single" w:sz="5" w:space="0" w:color="D7D9DE"/>
+            </w:tcBorders>
+            <w:tcMar>
+              <w:top w:w="55" w:type="dxa"/>
+              <w:left w:w="70" w:type="dxa"/>
+              <w:bottom w:w="55" w:type="dxa"/>
+              <w:right w:w="70" w:type="dxa"/>
+            </w:tcMar>
+            <w:vAlign w:val="center"/>
+          </w:tcPr>
+          <w:p>
+            <w:pPr>
+              <w:spacing w:after="0" w:line="240" w:lineRule="auto"/>
+              <w:jc w:val="center"/>
+            </w:pPr>
+            <w:r>
+              <w:rPr>
+                <w:rFonts w:ascii="Carlito" w:eastAsia="Carlito" w:hAnsi="Carlito"/>
+                <w:b/>
+                <w:color w:val="1C1C1C"/>
+                <w:sz w:val="19"/>
+              </w:rPr>
+              <w:t>Tier</w:t>
+            </w:r>
+          </w:p>
+        </w:tc>
+        <w:tc>
+          <w:tcPr>
+            <w:tcW w:w="1944" w:type="dxa"/>
+            <w:tcBorders>
+              <w:top w:val="single" w:sz="5" w:space="0" w:color="D7D9DE"/>
+              <w:left w:val="single" w:sz="5" w:space="0" w:color="D7D9DE"/>
+              <w:bottom w:val="single" w:sz="5" w:space="0" w:color="D7D9DE"/>
+              <w:right w:val="single" w:sz="5" w:space="0" w:color="D7D9DE"/>
+            </w:tcBorders>
+            <w:tcMar>
+              <w:top w:w="55" w:type="dxa"/>
+              <w:left w:w="70" w:type="dxa"/>
+              <w:bottom w:w="55" w:type="dxa"/>
+              <w:right w:w="70" w:type="dxa"/>
+            </w:tcMar>
+            <w:vAlign w:val="center"/>
+          </w:tcPr>
+          <w:p>
+            <w:pPr>
+              <w:spacing w:after="0" w:line="240" w:lineRule="auto"/>
+              <w:jc w:val="center"/>
+            </w:pPr>
+            <w:r>
+              <w:rPr>
+                <w:rFonts w:ascii="Carlito" w:eastAsia="Carlito" w:hAnsi="Carlito"/>
+                <w:b/>
+                <w:color w:val="1C1C1C"/>
+                <w:sz w:val="19"/>
+              </w:rPr>
+              <w:t>EffectiveFrom</w:t>
+            </w:r>
+          </w:p>
+        </w:tc>
+        <w:tc>
+          <w:tcPr>
+            <w:tcW w:w="1944" w:type="dxa"/>
+            <w:tcBorders>
+              <w:top w:val="single" w:sz="5" w:space="0" w:color="D7D9DE"/>
+              <w:left w:val="single" w:sz="5" w:space="0" w:color="D7D9DE"/>
+              <w:bottom w:val="single" w:sz="5" w:space="0" w:color="D7D9DE"/>
+              <w:right w:val="single" w:sz="5" w:space="0" w:color="D7D9DE"/>
+            </w:tcBorders>
+            <w:tcMar>
+              <w:top w:w="55" w:type="dxa"/>
+              <w:left w:w="70" w:type="dxa"/>
+              <w:bottom w:w="55" w:type="dxa"/>
+              <w:right w:w="70" w:type="dxa"/>
+            </w:tcMar>
+            <w:vAlign w:val="center"/>
+          </w:tcPr>
+          <w:p>
+            <w:pPr>
+              <w:spacing w:after="0" w:line="240" w:lineRule="auto"/>
+              <w:jc w:val="center"/>
+            </w:pPr>
+            <w:r>
+              <w:rPr>
+                <w:rFonts w:ascii="Carlito" w:eastAsia="Carlito" w:hAnsi="Carlito"/>
+                <w:b/>
+                <w:color w:val="1C1C1C"/>
+                <w:sz w:val="19"/>
+              </w:rPr>
+              <w:t>EffectiveTo</w:t>
+            </w:r>
+          </w:p>
+        </w:tc>
+        <w:tc>
+          <w:tcPr>
+            <w:tcW w:w="1296" w:type="dxa"/>
+            <w:tcBorders>
+              <w:top w:val="single" w:sz="5" w:space="0" w:color="D7D9DE"/>
+              <w:left w:val="single" w:sz="5" w:space="0" w:color="D7D9DE"/>
+              <w:bottom w:val="single" w:sz="5" w:space="0" w:color="D7D9DE"/>
+              <w:right w:val="single" w:sz="5" w:space="0" w:color="D7D9DE"/>
+            </w:tcBorders>
+            <w:tcMar>
+              <w:top w:w="55" w:type="dxa"/>
+              <w:left w:w="70" w:type="dxa"/>
+              <w:bottom w:w="55" w:type="dxa"/>
+              <w:right w:w="70" w:type="dxa"/>
+            </w:tcMar>
+            <w:vAlign w:val="center"/>
+          </w:tcPr>
+          <w:p>
+            <w:pPr>
+              <w:spacing w:after="0" w:line="240" w:lineRule="auto"/>
+              <w:jc w:val="center"/>
+            </w:pPr>
+            <w:r>
+              <w:rPr>
+                <w:rFonts w:ascii="Carlito" w:eastAsia="Carlito" w:hAnsi="Carlito"/>
+                <w:b/>
+                <w:color w:val="1C1C1C"/>
+                <w:sz w:val="19"/>
+              </w:rPr>
+              <w:t>Current</w:t>
+            </w:r>
+          </w:p>
+        </w:tc>
+      </w:tr>
+      <w:tr>
+        <w:trPr>
+          <w:cantSplit/>
+          <w:jc w:val="center"/>
+        </w:trPr>
+        <w:tc>
+          <w:tcPr>
+            <w:tcW w:w="1512" w:type="dxa"/>
+            <w:tcBorders>
+              <w:top w:val="single" w:sz="5" w:space="0" w:color="D7D9DE"/>
+              <w:left w:val="single" w:sz="5" w:space="0" w:color="D7D9DE"/>
+              <w:bottom w:val="single" w:sz="5" w:space="0" w:color="D7D9DE"/>
+              <w:right w:val="single" w:sz="5" w:space="0" w:color="D7D9DE"/>
+            </w:tcBorders>
+            <w:tcMar>
+              <w:top w:w="55" w:type="dxa"/>
+              <w:left w:w="70" w:type="dxa"/>
+              <w:bottom w:w="55" w:type="dxa"/>
+              <w:right w:w="70" w:type="dxa"/>
+            </w:tcMar>
+            <w:vAlign w:val="center"/>
+          </w:tcPr>
+          <w:p>
+            <w:pPr>
+              <w:spacing w:after="0" w:line="240" w:lineRule="auto"/>
+              <w:jc w:val="center"/>
+            </w:pPr>
+            <w:r>
+              <w:rPr>
+                <w:rFonts w:ascii="Carlito" w:eastAsia="Carlito" w:hAnsi="Carlito"/>
+                <w:color w:val="252525"/>
+                <w:sz w:val="17"/>
+              </w:rPr>
+              <w:t>101</w:t>
+            </w:r>
+          </w:p>
+        </w:tc>
+        <w:tc>
+          <w:tcPr>
+            <w:tcW w:w="1512" w:type="dxa"/>
+            <w:tcBorders>
+              <w:top w:val="single" w:sz="5" w:space="0" w:color="D7D9DE"/>
+              <w:left w:val="single" w:sz="5" w:space="0" w:color="D7D9DE"/>
+              <w:bottom w:val="single" w:sz="5" w:space="0" w:color="D7D9DE"/>
+              <w:right w:val="single" w:sz="5" w:space="0" w:color="D7D9DE"/>
+            </w:tcBorders>
+            <w:tcMar>
+              <w:top w:w="55" w:type="dxa"/>
+              <w:left w:w="70" w:type="dxa"/>
+              <w:bottom w:w="55" w:type="dxa"/>
+              <w:right w:w="70" w:type="dxa"/>
+            </w:tcMar>
+            <w:vAlign w:val="center"/>
+          </w:tcPr>
+          <w:p>
+            <w:pPr>
+              <w:spacing w:after="0" w:line="240" w:lineRule="auto"/>
+              <w:jc w:val="center"/>
+            </w:pPr>
+            <w:r>
+              <w:rPr>
+                <w:rFonts w:ascii="Carlito" w:eastAsia="Carlito" w:hAnsi="Carlito"/>
+                <w:color w:val="252525"/>
+                <w:sz w:val="17"/>
+              </w:rPr>
+              <w:t>M0107</w:t>
+            </w:r>
+          </w:p>
+        </w:tc>
+        <w:tc>
+          <w:tcPr>
+            <w:tcW w:w="1728" w:type="dxa"/>
+            <w:tcBorders>
+              <w:top w:val="single" w:sz="5" w:space="0" w:color="D7D9DE"/>
+              <w:left w:val="single" w:sz="5" w:space="0" w:color="D7D9DE"/>
+              <w:bottom w:val="single" w:sz="5" w:space="0" w:color="D7D9DE"/>
+              <w:right w:val="single" w:sz="5" w:space="0" w:color="D7D9DE"/>
+            </w:tcBorders>
+            <w:tcMar>
+              <w:top w:w="55" w:type="dxa"/>
+              <w:left w:w="70" w:type="dxa"/>
+              <w:bottom w:w="55" w:type="dxa"/>
+              <w:right w:w="70" w:type="dxa"/>
+            </w:tcMar>
+            <w:vAlign w:val="center"/>
+          </w:tcPr>
+          <w:p>
+            <w:pPr>
+              <w:spacing w:after="0" w:line="240" w:lineRule="auto"/>
+              <w:jc w:val="center"/>
+            </w:pPr>
+            <w:r>
+              <w:rPr>
+                <w:rFonts w:ascii="Carlito" w:eastAsia="Carlito" w:hAnsi="Carlito"/>
+                <w:color w:val="252525"/>
+                <w:sz w:val="17"/>
+              </w:rPr>
+              <w:t>Basic</w:t>
+            </w:r>
+          </w:p>
+        </w:tc>
+        <w:tc>
+          <w:tcPr>
+            <w:tcW w:w="1944" w:type="dxa"/>
+            <w:tcBorders>
+              <w:top w:val="single" w:sz="5" w:space="0" w:color="D7D9DE"/>
+              <w:left w:val="single" w:sz="5" w:space="0" w:color="D7D9DE"/>
+              <w:bottom w:val="single" w:sz="5" w:space="0" w:color="D7D9DE"/>
+              <w:right w:val="single" w:sz="5" w:space="0" w:color="D7D9DE"/>
+            </w:tcBorders>
+            <w:tcMar>
+              <w:top w:w="55" w:type="dxa"/>
+              <w:left w:w="70" w:type="dxa"/>
+              <w:bottom w:w="55" w:type="dxa"/>
+              <w:right w:w="70" w:type="dxa"/>
+            </w:tcMar>
+            <w:vAlign w:val="center"/>
+          </w:tcPr>
+          <w:p>
+            <w:pPr>
+              <w:spacing w:after="0" w:line="240" w:lineRule="auto"/>
+              <w:jc w:val="center"/>
+            </w:pPr>
+            <w:r>
+              <w:rPr>
+                <w:rFonts w:ascii="Carlito" w:eastAsia="Carlito" w:hAnsi="Carlito"/>
+                <w:color w:val="252525"/>
+                <w:sz w:val="17"/>
+              </w:rPr>
+              <w:t>2024-01-01</w:t>
+            </w:r>
+          </w:p>
+        </w:tc>
+        <w:tc>
+          <w:tcPr>
+            <w:tcW w:w="1944" w:type="dxa"/>
+            <w:tcBorders>
+              <w:top w:val="single" w:sz="5" w:space="0" w:color="D7D9DE"/>
+              <w:left w:val="single" w:sz="5" w:space="0" w:color="D7D9DE"/>
+              <w:bottom w:val="single" w:sz="5" w:space="0" w:color="D7D9DE"/>
+              <w:right w:val="single" w:sz="5" w:space="0" w:color="D7D9DE"/>
+            </w:tcBorders>
+            <w:tcMar>
+              <w:top w:w="55" w:type="dxa"/>
+              <w:left w:w="70" w:type="dxa"/>
+              <w:bottom w:w="55" w:type="dxa"/>
+              <w:right w:w="70" w:type="dxa"/>
+            </w:tcMar>
+            <w:vAlign w:val="center"/>
+          </w:tcPr>
+          <w:p>
+            <w:pPr>
+              <w:spacing w:after="0" w:line="240" w:lineRule="auto"/>
+              <w:jc w:val="center"/>
+            </w:pPr>
+            <w:r>
+              <w:rPr>
+                <w:rFonts w:ascii="Carlito" w:eastAsia="Carlito" w:hAnsi="Carlito"/>
+                <w:color w:val="252525"/>
+                <w:sz w:val="17"/>
+              </w:rPr>
+              <w:t>2025-07-01</w:t>
+            </w:r>
+          </w:p>
+        </w:tc>
+        <w:tc>
+          <w:tcPr>
+            <w:tcW w:w="1296" w:type="dxa"/>
+            <w:tcBorders>
+              <w:top w:val="single" w:sz="5" w:space="0" w:color="D7D9DE"/>
+              <w:left w:val="single" w:sz="5" w:space="0" w:color="D7D9DE"/>
+              <w:bottom w:val="single" w:sz="5" w:space="0" w:color="D7D9DE"/>
+              <w:right w:val="single" w:sz="5" w:space="0" w:color="D7D9DE"/>
+            </w:tcBorders>
+            <w:tcMar>
+              <w:top w:w="55" w:type="dxa"/>
+              <w:left w:w="70" w:type="dxa"/>
+              <w:bottom w:w="55" w:type="dxa"/>
+              <w:right w:w="70" w:type="dxa"/>
+            </w:tcMar>
+            <w:vAlign w:val="center"/>
+          </w:tcPr>
+          <w:p>
+            <w:pPr>
+              <w:spacing w:after="0" w:line="240" w:lineRule="auto"/>
+              <w:jc w:val="center"/>
+            </w:pPr>
+            <w:r>
+              <w:rPr>
+                <w:rFonts w:ascii="Carlito" w:eastAsia="Carlito" w:hAnsi="Carlito"/>
+                <w:color w:val="252525"/>
+                <w:sz w:val="17"/>
+              </w:rPr>
+              <w:t>0</w:t>
+            </w:r>
+          </w:p>
+        </w:tc>
+      </w:tr>
+      <w:tr>
+        <w:trPr>
+          <w:cantSplit/>
+          <w:jc w:val="center"/>
+        </w:trPr>
+        <w:tc>
+          <w:tcPr>
+            <w:tcW w:w="1512" w:type="dxa"/>
+            <w:tcBorders>
+              <w:top w:val="single" w:sz="5" w:space="0" w:color="D7D9DE"/>
+              <w:left w:val="single" w:sz="5" w:space="0" w:color="D7D9DE"/>
+              <w:bottom w:val="single" w:sz="5" w:space="0" w:color="D7D9DE"/>
+              <w:right w:val="single" w:sz="5" w:space="0" w:color="D7D9DE"/>
+            </w:tcBorders>
+            <w:tcMar>
+              <w:top w:w="55" w:type="dxa"/>
+              <w:left w:w="70" w:type="dxa"/>
+              <w:bottom w:w="55" w:type="dxa"/>
+              <w:right w:w="70" w:type="dxa"/>
+            </w:tcMar>
+            <w:vAlign w:val="center"/>
+          </w:tcPr>
+          <w:p>
+            <w:pPr>
+              <w:spacing w:after="0" w:line="240" w:lineRule="auto"/>
+              <w:jc w:val="center"/>
+            </w:pPr>
+            <w:r>
+              <w:rPr>
+                <w:rFonts w:ascii="Carlito" w:eastAsia="Carlito" w:hAnsi="Carlito"/>
+                <w:color w:val="252525"/>
+                <w:sz w:val="17"/>
+              </w:rPr>
+              <w:t>305</w:t>
+            </w:r>
+          </w:p>
+        </w:tc>
+        <w:tc>
+          <w:tcPr>
+            <w:tcW w:w="1512" w:type="dxa"/>
+            <w:tcBorders>
+              <w:top w:val="single" w:sz="5" w:space="0" w:color="D7D9DE"/>
+              <w:left w:val="single" w:sz="5" w:space="0" w:color="D7D9DE"/>
+              <w:bottom w:val="single" w:sz="5" w:space="0" w:color="D7D9DE"/>
+              <w:right w:val="single" w:sz="5" w:space="0" w:color="D7D9DE"/>
+            </w:tcBorders>
+            <w:tcMar>
+              <w:top w:w="55" w:type="dxa"/>
+              <w:left w:w="70" w:type="dxa"/>
+              <w:bottom w:w="55" w:type="dxa"/>
+              <w:right w:w="70" w:type="dxa"/>
+            </w:tcMar>
+            <w:vAlign w:val="center"/>
+          </w:tcPr>
+          <w:p>
+            <w:pPr>
+              <w:spacing w:after="0" w:line="240" w:lineRule="auto"/>
+              <w:jc w:val="center"/>
+            </w:pPr>
+            <w:r>
+              <w:rPr>
+                <w:rFonts w:ascii="Carlito" w:eastAsia="Carlito" w:hAnsi="Carlito"/>
+                <w:color w:val="252525"/>
+                <w:sz w:val="17"/>
+              </w:rPr>
+              <w:t>M0107</w:t>
+            </w:r>
+          </w:p>
+        </w:tc>
+        <w:tc>
+          <w:tcPr>
+            <w:tcW w:w="1728" w:type="dxa"/>
+            <w:tcBorders>
+              <w:top w:val="single" w:sz="5" w:space="0" w:color="D7D9DE"/>
+              <w:left w:val="single" w:sz="5" w:space="0" w:color="D7D9DE"/>
+              <w:bottom w:val="single" w:sz="5" w:space="0" w:color="D7D9DE"/>
+              <w:right w:val="single" w:sz="5" w:space="0" w:color="D7D9DE"/>
+            </w:tcBorders>
+            <w:tcMar>
+              <w:top w:w="55" w:type="dxa"/>
+              <w:left w:w="70" w:type="dxa"/>
+              <w:bottom w:w="55" w:type="dxa"/>
+              <w:right w:w="70" w:type="dxa"/>
+            </w:tcMar>
+            <w:vAlign w:val="center"/>
+          </w:tcPr>
+          <w:p>
+            <w:pPr>
+              <w:spacing w:after="0" w:line="240" w:lineRule="auto"/>
+              <w:jc w:val="center"/>
+            </w:pPr>
+            <w:r>
+              <w:rPr>
+                <w:rFonts w:ascii="Carlito" w:eastAsia="Carlito" w:hAnsi="Carlito"/>
+                <w:color w:val="252525"/>
+                <w:sz w:val="17"/>
+              </w:rPr>
+              <w:t>Advanced</w:t>
+            </w:r>
+          </w:p>
+        </w:tc>
+        <w:tc>
+          <w:tcPr>
+            <w:tcW w:w="1944" w:type="dxa"/>
+            <w:tcBorders>
+              <w:top w:val="single" w:sz="5" w:space="0" w:color="D7D9DE"/>
+              <w:left w:val="single" w:sz="5" w:space="0" w:color="D7D9DE"/>
+              <w:bottom w:val="single" w:sz="5" w:space="0" w:color="D7D9DE"/>
+              <w:right w:val="single" w:sz="5" w:space="0" w:color="D7D9DE"/>
+            </w:tcBorders>
+            <w:tcMar>
+              <w:top w:w="55" w:type="dxa"/>
+              <w:left w:w="70" w:type="dxa"/>
+              <w:bottom w:w="55" w:type="dxa"/>
+              <w:right w:w="70" w:type="dxa"/>
+            </w:tcMar>
+            <w:vAlign w:val="center"/>
+          </w:tcPr>
+          <w:p>
+            <w:pPr>
+              <w:spacing w:after="0" w:line="240" w:lineRule="auto"/>
+              <w:jc w:val="center"/>
+            </w:pPr>
+            <w:r>
+              <w:rPr>
+                <w:rFonts w:ascii="Carlito" w:eastAsia="Carlito" w:hAnsi="Carlito"/>
+                <w:color w:val="252525"/>
+                <w:sz w:val="17"/>
+              </w:rPr>
+              <w:t>2025-07-01</w:t>
+            </w:r>
+          </w:p>
+        </w:tc>
+        <w:tc>
+          <w:tcPr>
+            <w:tcW w:w="1944" w:type="dxa"/>
+            <w:tcBorders>
+              <w:top w:val="single" w:sz="5" w:space="0" w:color="D7D9DE"/>
+              <w:left w:val="single" w:sz="5" w:space="0" w:color="D7D9DE"/>
+              <w:bottom w:val="single" w:sz="5" w:space="0" w:color="D7D9DE"/>
+              <w:right w:val="single" w:sz="5" w:space="0" w:color="D7D9DE"/>
+            </w:tcBorders>
+            <w:tcMar>
+              <w:top w:w="55" w:type="dxa"/>
+              <w:left w:w="70" w:type="dxa"/>
+              <w:bottom w:w="55" w:type="dxa"/>
+              <w:right w:w="70" w:type="dxa"/>
+            </w:tcMar>
+            <w:vAlign w:val="center"/>
+          </w:tcPr>
+          <w:p>
+            <w:pPr>
+              <w:spacing w:after="0" w:line="240" w:lineRule="auto"/>
+              <w:jc w:val="center"/>
+            </w:pPr>
+            <w:r>
+              <w:rPr>
+                <w:rFonts w:ascii="Carlito" w:eastAsia="Carlito" w:hAnsi="Carlito"/>
+                <w:color w:val="252525"/>
+                <w:sz w:val="17"/>
+              </w:rPr>
+              <w:t>9999-12-31</w:t>
+            </w:r>
+          </w:p>
+        </w:tc>
+        <w:tc>
+          <w:tcPr>
+            <w:tcW w:w="1296" w:type="dxa"/>
+            <w:tcBorders>
+              <w:top w:val="single" w:sz="5" w:space="0" w:color="D7D9DE"/>
+              <w:left w:val="single" w:sz="5" w:space="0" w:color="D7D9DE"/>
+              <w:bottom w:val="single" w:sz="5" w:space="0" w:color="D7D9DE"/>
+              <w:right w:val="single" w:sz="5" w:space="0" w:color="D7D9DE"/>
+            </w:tcBorders>
+            <w:tcMar>
+              <w:top w:w="55" w:type="dxa"/>
+              <w:left w:w="70" w:type="dxa"/>
+              <w:bottom w:w="55" w:type="dxa"/>
+              <w:right w:w="70" w:type="dxa"/>
+            </w:tcMar>
+            <w:vAlign w:val="center"/>
+          </w:tcPr>
+          <w:p>
+            <w:pPr>
+              <w:spacing w:after="0" w:line="240" w:lineRule="auto"/>
+              <w:jc w:val="center"/>
+            </w:pPr>
+            <w:r>
+              <w:rPr>
+                <w:rFonts w:ascii="Carlito" w:eastAsia="Carlito" w:hAnsi="Carlito"/>
+                <w:color w:val="252525"/>
+                <w:sz w:val="17"/>
+              </w:rPr>
+              <w:t>1</w:t>
+            </w:r>
+          </w:p>
+        </w:tc>
+      </w:tr>
+    </w:tbl>
+    <w:p>
+      <w:pPr>
+        <w:pStyle w:val="ReportSubheading"/>
+      </w:pPr>
+      <w:r>
+        <w:t>As-of lookup used when loading facts</w:t>
+      </w:r>
+    </w:p>
+    <w:tbl>
+      <w:tblPr>
+        <w:tblW w:w="0" w:type="auto"/>
+        <w:jc w:val="center"/>
+        <w:tblLayout w:type="fixed"/>
+        <w:tblLook w:val="04A0" w:firstRow="1" w:lastRow="0" w:firstColumn="1" w:lastColumn="0" w:noHBand="0" w:noVBand="1"/>
+      </w:tblPr>
+      <w:tblGrid>
+        <w:gridCol w:w="1872"/>
+        <w:gridCol w:w="2664"/>
+        <w:gridCol w:w="2088"/>
+        <w:gridCol w:w="3312"/>
+      </w:tblGrid>
+      <w:tr>
+        <w:trPr>
+          <w:cantSplit/>
+          <w:jc w:val="center"/>
+        </w:trPr>
+        <w:tc>
+          <w:tcPr>
+            <w:tcW w:w="9936" w:type="dxa"/>
+            <w:gridSpan w:val="4"/>
+            <w:tcBorders>
+              <w:top w:val="single" w:sz="6" w:space="0" w:color="D7D9DE"/>
+              <w:left w:val="single" w:sz="6" w:space="0" w:color="D7D9DE"/>
+              <w:bottom w:val="single" w:sz="6" w:space="0" w:color="D7D9DE"/>
+              <w:right w:val="single" w:sz="6" w:space="0" w:color="D7D9DE"/>
+            </w:tcBorders>
+            <w:tcMar>
+              <w:top w:w="75" w:type="dxa"/>
+              <w:left w:w="95" w:type="dxa"/>
+              <w:bottom w:w="75" w:type="dxa"/>
+              <w:right w:w="95" w:type="dxa"/>
+            </w:tcMar>
+          </w:tcPr>
+          <w:p>
+            <w:pPr>
+              <w:spacing w:after="0" w:line="228" w:lineRule="auto"/>
+            </w:pPr>
+            <w:r>
+              <w:rPr>
+                <w:rFonts w:ascii="Liberation Mono" w:eastAsia="Liberation Mono" w:hAnsi="Liberation Mono"/>
+                <w:color w:val="1C1C1C"/>
+                <w:sz w:val="18"/>
+              </w:rPr>
+              <w:t>SELECT l.LoanRef, l.MemberID, l.StartDatetime,</w:t>
+            </w:r>
+            <w:r>
+              <w:br/>
+            </w:r>
+            <w:r>
+              <w:rPr>
+                <w:rFonts w:ascii="Liberation Mono" w:eastAsia="Liberation Mono" w:hAnsi="Liberation Mono"/>
+                <w:color w:val="1C1C1C"/>
+                <w:sz w:val="18"/>
+              </w:rPr>
+              <w:t xml:space="preserve">       d.MemberKey, d.TierName</w:t>
+            </w:r>
+            <w:r>
+              <w:br/>
+            </w:r>
+            <w:r>
+              <w:rPr>
+                <w:rFonts w:ascii="Liberation Mono" w:eastAsia="Liberation Mono" w:hAnsi="Liberation Mono"/>
+                <w:color w:val="1C1C1C"/>
+                <w:sz w:val="18"/>
+              </w:rPr>
+              <w:t>FROM StgLoan AS l</w:t>
+            </w:r>
+            <w:r>
+              <w:br/>
+            </w:r>
+            <w:r>
+              <w:rPr>
+                <w:rFonts w:ascii="Liberation Mono" w:eastAsia="Liberation Mono" w:hAnsi="Liberation Mono"/>
+                <w:color w:val="1C1C1C"/>
+                <w:sz w:val="18"/>
+              </w:rPr>
+              <w:t>JOIN DimMemberHistory AS d</w:t>
+            </w:r>
+            <w:r>
+              <w:br/>
+            </w:r>
+            <w:r>
+              <w:rPr>
+                <w:rFonts w:ascii="Liberation Mono" w:eastAsia="Liberation Mono" w:hAnsi="Liberation Mono"/>
+                <w:color w:val="1C1C1C"/>
+                <w:sz w:val="18"/>
+              </w:rPr>
+              <w:t xml:space="preserve">  ON d.MemberID = l.MemberID</w:t>
+            </w:r>
+            <w:r>
+              <w:br/>
+            </w:r>
+            <w:r>
+              <w:rPr>
+                <w:rFonts w:ascii="Liberation Mono" w:eastAsia="Liberation Mono" w:hAnsi="Liberation Mono"/>
+                <w:color w:val="1C1C1C"/>
+                <w:sz w:val="18"/>
+              </w:rPr>
+              <w:t xml:space="preserve"> AND l.StartDatetime &gt;= d.EffectiveFrom</w:t>
+            </w:r>
+            <w:r>
+              <w:br/>
+            </w:r>
+            <w:r>
+              <w:rPr>
+                <w:rFonts w:ascii="Liberation Mono" w:eastAsia="Liberation Mono" w:hAnsi="Liberation Mono"/>
+                <w:color w:val="1C1C1C"/>
+                <w:sz w:val="18"/>
+              </w:rPr>
+              <w:t xml:space="preserve"> AND l.StartDatetime &lt;  d.EffectiveTo</w:t>
+            </w:r>
+            <w:r>
+              <w:br/>
+            </w:r>
+            <w:r>
+              <w:rPr>
+                <w:rFonts w:ascii="Liberation Mono" w:eastAsia="Liberation Mono" w:hAnsi="Liberation Mono"/>
+                <w:color w:val="1C1C1C"/>
+                <w:sz w:val="18"/>
+              </w:rPr>
+              <w:t>ORDER BY l.StartDatetime;</w:t>
+            </w:r>
+          </w:p>
+        </w:tc>
+      </w:tr>
+      <w:tr>
+        <w:trPr>
+          <w:cantSplit/>
+          <w:tblHeader/>
+          <w:jc w:val="center"/>
+        </w:trPr>
+        <w:tc>
+          <w:tcPr>
+            <w:tcW w:w="1872" w:type="dxa"/>
+            <w:tcBorders>
+              <w:top w:val="single" w:sz="5" w:space="0" w:color="D7D9DE"/>
+              <w:left w:val="single" w:sz="5" w:space="0" w:color="D7D9DE"/>
+              <w:bottom w:val="single" w:sz="5" w:space="0" w:color="D7D9DE"/>
+              <w:right w:val="single" w:sz="5" w:space="0" w:color="D7D9DE"/>
+            </w:tcBorders>
+            <w:tcMar>
+              <w:top w:w="55" w:type="dxa"/>
+              <w:left w:w="70" w:type="dxa"/>
+              <w:bottom w:w="55" w:type="dxa"/>
+              <w:right w:w="70" w:type="dxa"/>
+            </w:tcMar>
+            <w:vAlign w:val="center"/>
+          </w:tcPr>
+          <w:p>
+            <w:pPr>
+              <w:spacing w:after="0" w:line="240" w:lineRule="auto"/>
+              <w:jc w:val="center"/>
+            </w:pPr>
+            <w:r>
+              <w:rPr>
+                <w:rFonts w:ascii="Carlito" w:eastAsia="Carlito" w:hAnsi="Carlito"/>
+                <w:b/>
+                <w:color w:val="1C1C1C"/>
+                <w:sz w:val="19"/>
+              </w:rPr>
+              <w:t>Loan</w:t>
+            </w:r>
+          </w:p>
+        </w:tc>
+        <w:tc>
+          <w:tcPr>
+            <w:tcW w:w="2664" w:type="dxa"/>
+            <w:tcBorders>
+              <w:top w:val="single" w:sz="5" w:space="0" w:color="D7D9DE"/>
+              <w:left w:val="single" w:sz="5" w:space="0" w:color="D7D9DE"/>
+              <w:bottom w:val="single" w:sz="5" w:space="0" w:color="D7D9DE"/>
+              <w:right w:val="single" w:sz="5" w:space="0" w:color="D7D9DE"/>
+            </w:tcBorders>
+            <w:tcMar>
+              <w:top w:w="55" w:type="dxa"/>
+              <w:left w:w="70" w:type="dxa"/>
+              <w:bottom w:w="55" w:type="dxa"/>
+              <w:right w:w="70" w:type="dxa"/>
+            </w:tcMar>
+            <w:vAlign w:val="center"/>
+          </w:tcPr>
+          <w:p>
+            <w:pPr>
+              <w:spacing w:after="0" w:line="240" w:lineRule="auto"/>
+              <w:jc w:val="center"/>
+            </w:pPr>
+            <w:r>
+              <w:rPr>
+                <w:rFonts w:ascii="Carlito" w:eastAsia="Carlito" w:hAnsi="Carlito"/>
+                <w:b/>
+                <w:color w:val="1C1C1C"/>
+                <w:sz w:val="19"/>
+              </w:rPr>
+              <w:t>Start date</w:t>
+            </w:r>
+          </w:p>
+        </w:tc>
+        <w:tc>
+          <w:tcPr>
+            <w:tcW w:w="2088" w:type="dxa"/>
+            <w:tcBorders>
+              <w:top w:val="single" w:sz="5" w:space="0" w:color="D7D9DE"/>
+              <w:left w:val="single" w:sz="5" w:space="0" w:color="D7D9DE"/>
+              <w:bottom w:val="single" w:sz="5" w:space="0" w:color="D7D9DE"/>
+              <w:right w:val="single" w:sz="5" w:space="0" w:color="D7D9DE"/>
+            </w:tcBorders>
+            <w:tcMar>
+              <w:top w:w="55" w:type="dxa"/>
+              <w:left w:w="70" w:type="dxa"/>
+              <w:bottom w:w="55" w:type="dxa"/>
+              <w:right w:w="70" w:type="dxa"/>
+            </w:tcMar>
+            <w:vAlign w:val="center"/>
+          </w:tcPr>
+          <w:p>
+            <w:pPr>
+              <w:spacing w:after="0" w:line="240" w:lineRule="auto"/>
+              <w:jc w:val="center"/>
+            </w:pPr>
+            <w:r>
+              <w:rPr>
+                <w:rFonts w:ascii="Carlito" w:eastAsia="Carlito" w:hAnsi="Carlito"/>
+                <w:b/>
+                <w:color w:val="1C1C1C"/>
+                <w:sz w:val="19"/>
+              </w:rPr>
+              <w:t>MemberKey</w:t>
+            </w:r>
+          </w:p>
+        </w:tc>
+        <w:tc>
+          <w:tcPr>
+            <w:tcW w:w="3311" w:type="dxa"/>
+            <w:tcBorders>
+              <w:top w:val="single" w:sz="5" w:space="0" w:color="D7D9DE"/>
+              <w:left w:val="single" w:sz="5" w:space="0" w:color="D7D9DE"/>
+              <w:bottom w:val="single" w:sz="5" w:space="0" w:color="D7D9DE"/>
+              <w:right w:val="single" w:sz="5" w:space="0" w:color="D7D9DE"/>
+            </w:tcBorders>
+            <w:tcMar>
+              <w:top w:w="55" w:type="dxa"/>
+              <w:left w:w="70" w:type="dxa"/>
+              <w:bottom w:w="55" w:type="dxa"/>
+              <w:right w:w="70" w:type="dxa"/>
+            </w:tcMar>
+            <w:vAlign w:val="center"/>
+          </w:tcPr>
+          <w:p>
+            <w:pPr>
+              <w:spacing w:after="0" w:line="240" w:lineRule="auto"/>
+              <w:jc w:val="center"/>
+            </w:pPr>
+            <w:r>
+              <w:rPr>
+                <w:rFonts w:ascii="Carlito" w:eastAsia="Carlito" w:hAnsi="Carlito"/>
+                <w:b/>
+                <w:color w:val="1C1C1C"/>
+                <w:sz w:val="19"/>
+              </w:rPr>
+              <w:t>Tier at loan time</w:t>
+            </w:r>
+          </w:p>
+        </w:tc>
+      </w:tr>
+      <w:tr>
+        <w:trPr>
+          <w:cantSplit/>
+          <w:jc w:val="center"/>
+        </w:trPr>
+        <w:tc>
+          <w:tcPr>
+            <w:tcW w:w="1872" w:type="dxa"/>
+            <w:tcBorders>
+              <w:top w:val="single" w:sz="5" w:space="0" w:color="D7D9DE"/>
+              <w:left w:val="single" w:sz="5" w:space="0" w:color="D7D9DE"/>
+              <w:bottom w:val="single" w:sz="5" w:space="0" w:color="D7D9DE"/>
+              <w:right w:val="single" w:sz="5" w:space="0" w:color="D7D9DE"/>
+            </w:tcBorders>
+            <w:tcMar>
+              <w:top w:w="55" w:type="dxa"/>
+              <w:left w:w="70" w:type="dxa"/>
+              <w:bottom w:w="55" w:type="dxa"/>
+              <w:right w:w="70" w:type="dxa"/>
+            </w:tcMar>
+            <w:vAlign w:val="center"/>
+          </w:tcPr>
+          <w:p>
+            <w:pPr>
+              <w:spacing w:after="0" w:line="240" w:lineRule="auto"/>
+              <w:jc w:val="center"/>
+            </w:pPr>
+            <w:r>
+              <w:rPr>
+                <w:rFonts w:ascii="Carlito" w:eastAsia="Carlito" w:hAnsi="Carlito"/>
+                <w:color w:val="252525"/>
+                <w:sz w:val="18"/>
+              </w:rPr>
+              <w:t>L9001</w:t>
+            </w:r>
+          </w:p>
+        </w:tc>
+        <w:tc>
+          <w:tcPr>
+            <w:tcW w:w="2664" w:type="dxa"/>
+            <w:tcBorders>
+              <w:top w:val="single" w:sz="5" w:space="0" w:color="D7D9DE"/>
+              <w:left w:val="single" w:sz="5" w:space="0" w:color="D7D9DE"/>
+              <w:bottom w:val="single" w:sz="5" w:space="0" w:color="D7D9DE"/>
+              <w:right w:val="single" w:sz="5" w:space="0" w:color="D7D9DE"/>
+            </w:tcBorders>
+            <w:tcMar>
+              <w:top w:w="55" w:type="dxa"/>
+              <w:left w:w="70" w:type="dxa"/>
+              <w:bottom w:w="55" w:type="dxa"/>
+              <w:right w:w="70" w:type="dxa"/>
+            </w:tcMar>
+            <w:vAlign w:val="center"/>
+          </w:tcPr>
+          <w:p>
+            <w:pPr>
+              <w:spacing w:after="0" w:line="240" w:lineRule="auto"/>
+              <w:jc w:val="center"/>
+            </w:pPr>
+            <w:r>
+              <w:rPr>
+                <w:rFonts w:ascii="Carlito" w:eastAsia="Carlito" w:hAnsi="Carlito"/>
+                <w:color w:val="252525"/>
+                <w:sz w:val="18"/>
+              </w:rPr>
+              <w:t>2025-06-20</w:t>
+            </w:r>
+          </w:p>
+        </w:tc>
+        <w:tc>
+          <w:tcPr>
+            <w:tcW w:w="2088" w:type="dxa"/>
+            <w:tcBorders>
+              <w:top w:val="single" w:sz="5" w:space="0" w:color="D7D9DE"/>
+              <w:left w:val="single" w:sz="5" w:space="0" w:color="D7D9DE"/>
+              <w:bottom w:val="single" w:sz="5" w:space="0" w:color="D7D9DE"/>
+              <w:right w:val="single" w:sz="5" w:space="0" w:color="D7D9DE"/>
+            </w:tcBorders>
+            <w:tcMar>
+              <w:top w:w="55" w:type="dxa"/>
+              <w:left w:w="70" w:type="dxa"/>
+              <w:bottom w:w="55" w:type="dxa"/>
+              <w:right w:w="70" w:type="dxa"/>
+            </w:tcMar>
+            <w:vAlign w:val="center"/>
+          </w:tcPr>
+          <w:p>
+            <w:pPr>
+              <w:spacing w:after="0" w:line="240" w:lineRule="auto"/>
+              <w:jc w:val="center"/>
+            </w:pPr>
+            <w:r>
+              <w:rPr>
+                <w:rFonts w:ascii="Carlito" w:eastAsia="Carlito" w:hAnsi="Carlito"/>
+                <w:color w:val="252525"/>
+                <w:sz w:val="18"/>
+              </w:rPr>
+              <w:t>101</w:t>
+            </w:r>
+          </w:p>
+        </w:tc>
+        <w:tc>
+          <w:tcPr>
+            <w:tcW w:w="3311" w:type="dxa"/>
+            <w:tcBorders>
+              <w:top w:val="single" w:sz="5" w:space="0" w:color="D7D9DE"/>
+              <w:left w:val="single" w:sz="5" w:space="0" w:color="D7D9DE"/>
+              <w:bottom w:val="single" w:sz="5" w:space="0" w:color="D7D9DE"/>
+              <w:right w:val="single" w:sz="5" w:space="0" w:color="D7D9DE"/>
+            </w:tcBorders>
+            <w:tcMar>
+              <w:top w:w="55" w:type="dxa"/>
+              <w:left w:w="70" w:type="dxa"/>
+              <w:bottom w:w="55" w:type="dxa"/>
+              <w:right w:w="70" w:type="dxa"/>
+            </w:tcMar>
+            <w:vAlign w:val="center"/>
+          </w:tcPr>
+          <w:p>
+            <w:pPr>
+              <w:spacing w:after="0" w:line="240" w:lineRule="auto"/>
+              <w:jc w:val="center"/>
+            </w:pPr>
+            <w:r>
+              <w:rPr>
+                <w:rFonts w:ascii="Carlito" w:eastAsia="Carlito" w:hAnsi="Carlito"/>
+                <w:color w:val="252525"/>
+                <w:sz w:val="18"/>
+              </w:rPr>
+              <w:t>Basic</w:t>
+            </w:r>
+          </w:p>
+        </w:tc>
+      </w:tr>
+      <w:tr>
+        <w:trPr>
+          <w:cantSplit/>
+          <w:jc w:val="center"/>
+        </w:trPr>
+        <w:tc>
+          <w:tcPr>
+            <w:tcW w:w="1872" w:type="dxa"/>
+            <w:tcBorders>
+              <w:top w:val="single" w:sz="5" w:space="0" w:color="D7D9DE"/>
+              <w:left w:val="single" w:sz="5" w:space="0" w:color="D7D9DE"/>
+              <w:bottom w:val="single" w:sz="5" w:space="0" w:color="D7D9DE"/>
+              <w:right w:val="single" w:sz="5" w:space="0" w:color="D7D9DE"/>
+            </w:tcBorders>
+            <w:tcMar>
+              <w:top w:w="55" w:type="dxa"/>
+              <w:left w:w="70" w:type="dxa"/>
+              <w:bottom w:w="55" w:type="dxa"/>
+              <w:right w:w="70" w:type="dxa"/>
+            </w:tcMar>
+            <w:vAlign w:val="center"/>
+          </w:tcPr>
+          <w:p>
+            <w:pPr>
+              <w:spacing w:after="0" w:line="240" w:lineRule="auto"/>
+              <w:jc w:val="center"/>
+            </w:pPr>
+            <w:r>
+              <w:rPr>
+                <w:rFonts w:ascii="Carlito" w:eastAsia="Carlito" w:hAnsi="Carlito"/>
+                <w:color w:val="252525"/>
+                <w:sz w:val="18"/>
+              </w:rPr>
+              <w:t>L9002</w:t>
+            </w:r>
+          </w:p>
+        </w:tc>
+        <w:tc>
+          <w:tcPr>
+            <w:tcW w:w="2664" w:type="dxa"/>
+            <w:tcBorders>
+              <w:top w:val="single" w:sz="5" w:space="0" w:color="D7D9DE"/>
+              <w:left w:val="single" w:sz="5" w:space="0" w:color="D7D9DE"/>
+              <w:bottom w:val="single" w:sz="5" w:space="0" w:color="D7D9DE"/>
+              <w:right w:val="single" w:sz="5" w:space="0" w:color="D7D9DE"/>
+            </w:tcBorders>
+            <w:tcMar>
+              <w:top w:w="55" w:type="dxa"/>
+              <w:left w:w="70" w:type="dxa"/>
+              <w:bottom w:w="55" w:type="dxa"/>
+              <w:right w:w="70" w:type="dxa"/>
+            </w:tcMar>
+            <w:vAlign w:val="center"/>
+          </w:tcPr>
+          <w:p>
+            <w:pPr>
+              <w:spacing w:after="0" w:line="240" w:lineRule="auto"/>
+              <w:jc w:val="center"/>
+            </w:pPr>
+            <w:r>
+              <w:rPr>
+                <w:rFonts w:ascii="Carlito" w:eastAsia="Carlito" w:hAnsi="Carlito"/>
+                <w:color w:val="252525"/>
+                <w:sz w:val="18"/>
+              </w:rPr>
+              <w:t>2025-07-10</w:t>
+            </w:r>
+          </w:p>
+        </w:tc>
+        <w:tc>
+          <w:tcPr>
+            <w:tcW w:w="2088" w:type="dxa"/>
+            <w:tcBorders>
+              <w:top w:val="single" w:sz="5" w:space="0" w:color="D7D9DE"/>
+              <w:left w:val="single" w:sz="5" w:space="0" w:color="D7D9DE"/>
+              <w:bottom w:val="single" w:sz="5" w:space="0" w:color="D7D9DE"/>
+              <w:right w:val="single" w:sz="5" w:space="0" w:color="D7D9DE"/>
+            </w:tcBorders>
+            <w:tcMar>
+              <w:top w:w="55" w:type="dxa"/>
+              <w:left w:w="70" w:type="dxa"/>
+              <w:bottom w:w="55" w:type="dxa"/>
+              <w:right w:w="70" w:type="dxa"/>
+            </w:tcMar>
+            <w:vAlign w:val="center"/>
+          </w:tcPr>
+          <w:p>
+            <w:pPr>
+              <w:spacing w:after="0" w:line="240" w:lineRule="auto"/>
+              <w:jc w:val="center"/>
+            </w:pPr>
+            <w:r>
+              <w:rPr>
+                <w:rFonts w:ascii="Carlito" w:eastAsia="Carlito" w:hAnsi="Carlito"/>
+                <w:color w:val="252525"/>
+                <w:sz w:val="18"/>
+              </w:rPr>
+              <w:t>305</w:t>
+            </w:r>
+          </w:p>
+        </w:tc>
+        <w:tc>
+          <w:tcPr>
+            <w:tcW w:w="3311" w:type="dxa"/>
+            <w:tcBorders>
+              <w:top w:val="single" w:sz="5" w:space="0" w:color="D7D9DE"/>
+              <w:left w:val="single" w:sz="5" w:space="0" w:color="D7D9DE"/>
+              <w:bottom w:val="single" w:sz="5" w:space="0" w:color="D7D9DE"/>
+              <w:right w:val="single" w:sz="5" w:space="0" w:color="D7D9DE"/>
+            </w:tcBorders>
+            <w:tcMar>
+              <w:top w:w="55" w:type="dxa"/>
+              <w:left w:w="70" w:type="dxa"/>
+              <w:bottom w:w="55" w:type="dxa"/>
+              <w:right w:w="70" w:type="dxa"/>
+            </w:tcMar>
+            <w:vAlign w:val="center"/>
+          </w:tcPr>
+          <w:p>
+            <w:pPr>
+              <w:spacing w:after="0" w:line="240" w:lineRule="auto"/>
+              <w:jc w:val="center"/>
+            </w:pPr>
+            <w:r>
+              <w:rPr>
+                <w:rFonts w:ascii="Carlito" w:eastAsia="Carlito" w:hAnsi="Carlito"/>
+                <w:color w:val="252525"/>
+                <w:sz w:val="18"/>
+              </w:rPr>
+              <w:t>Advanced</w:t>
+            </w:r>
+          </w:p>
+        </w:tc>
+      </w:tr>
+    </w:tbl>
+    <w:p>
+      <w:pPr>
+        <w:pStyle w:val="ReportBody"/>
+      </w:pPr>
+      <w:r>
+        <w:t>The loan on 20 June points to the expired Basic row, while the loan on 10 July points to the current Advanced row. Earlier facts are not rewritten when the upgrade occurs. This is the central benefit of Type 2: history is partitioned by surrogate key rather than relabelled by a later change.</w:t>
+      </w:r>
+    </w:p>
+    <w:p>
+      <w:pPr>
+        <w:pStyle w:val="ReportSubheading"/>
+      </w:pPr>
+      <w:r>
+        <w:t>Validation queries</w:t>
+      </w:r>
+    </w:p>
+    <w:tbl>
+      <w:tblPr>
+        <w:tblW w:w="0" w:type="auto"/>
+        <w:jc w:val="center"/>
+        <w:tblLayout w:type="fixed"/>
+        <w:tblLook w:val="04A0" w:firstRow="1" w:lastRow="0" w:firstColumn="1" w:lastColumn="0" w:noHBand="0" w:noVBand="1"/>
+      </w:tblPr>
+      <w:tblGrid>
+        <w:gridCol w:w="9936"/>
+      </w:tblGrid>
+      <w:tr>
+        <w:trPr>
+          <w:cantSplit/>
+          <w:jc w:val="center"/>
+        </w:trPr>
+        <w:tc>
+          <w:tcPr>
+            <w:tcW w:w="9936" w:type="dxa"/>
+            <w:tcBorders>
+              <w:top w:val="single" w:sz="6" w:space="0" w:color="D7D9DE"/>
+              <w:left w:val="single" w:sz="6" w:space="0" w:color="D7D9DE"/>
+              <w:bottom w:val="single" w:sz="6" w:space="0" w:color="D7D9DE"/>
+              <w:right w:val="single" w:sz="6" w:space="0" w:color="D7D9DE"/>
+            </w:tcBorders>
+            <w:tcMar>
+              <w:top w:w="75" w:type="dxa"/>
+              <w:left w:w="95" w:type="dxa"/>
+              <w:bottom w:w="75" w:type="dxa"/>
+              <w:right w:w="95" w:type="dxa"/>
+            </w:tcMar>
+          </w:tcPr>
+          <w:p>
+            <w:pPr>
+              <w:spacing w:after="0" w:line="228" w:lineRule="auto"/>
+            </w:pPr>
+            <w:r>
+              <w:rPr>
+                <w:rFonts w:ascii="Liberation Mono" w:eastAsia="Liberation Mono" w:hAnsi="Liberation Mono"/>
+                <w:color w:val="1C1C1C"/>
+                <w:sz w:val="16"/>
+              </w:rPr>
+              <w:t>-- Exactly one current row per natural key</w:t>
+            </w:r>
+            <w:r>
+              <w:br/>
+            </w:r>
+            <w:r>
+              <w:rPr>
+                <w:rFonts w:ascii="Liberation Mono" w:eastAsia="Liberation Mono" w:hAnsi="Liberation Mono"/>
+                <w:color w:val="1C1C1C"/>
+                <w:sz w:val="16"/>
+              </w:rPr>
+              <w:t>SELECT MemberID</w:t>
+            </w:r>
+            <w:r>
+              <w:br/>
+            </w:r>
+            <w:r>
+              <w:rPr>
+                <w:rFonts w:ascii="Liberation Mono" w:eastAsia="Liberation Mono" w:hAnsi="Liberation Mono"/>
+                <w:color w:val="1C1C1C"/>
+                <w:sz w:val="16"/>
+              </w:rPr>
+              <w:t>FROM DimMemberHistory</w:t>
+            </w:r>
+            <w:r>
+              <w:br/>
+            </w:r>
+            <w:r>
+              <w:rPr>
+                <w:rFonts w:ascii="Liberation Mono" w:eastAsia="Liberation Mono" w:hAnsi="Liberation Mono"/>
+                <w:color w:val="1C1C1C"/>
+                <w:sz w:val="16"/>
+              </w:rPr>
+              <w:t>GROUP BY MemberID</w:t>
+            </w:r>
+            <w:r>
+              <w:br/>
+            </w:r>
+            <w:r>
+              <w:rPr>
+                <w:rFonts w:ascii="Liberation Mono" w:eastAsia="Liberation Mono" w:hAnsi="Liberation Mono"/>
+                <w:color w:val="1C1C1C"/>
+                <w:sz w:val="16"/>
+              </w:rPr>
+              <w:t>HAVING SUM(IsCurrent) &lt;&gt; 1;</w:t>
+            </w:r>
+            <w:r>
+              <w:br/>
+            </w:r>
+            <w:r>
+              <w:br/>
+            </w:r>
+            <w:r>
+              <w:rPr>
+                <w:rFonts w:ascii="Liberation Mono" w:eastAsia="Liberation Mono" w:hAnsi="Liberation Mono"/>
+                <w:color w:val="1C1C1C"/>
+                <w:sz w:val="16"/>
+              </w:rPr>
+              <w:t>-- No overlapping effective periods</w:t>
+            </w:r>
+            <w:r>
+              <w:br/>
+            </w:r>
+            <w:r>
+              <w:rPr>
+                <w:rFonts w:ascii="Liberation Mono" w:eastAsia="Liberation Mono" w:hAnsi="Liberation Mono"/>
+                <w:color w:val="1C1C1C"/>
+                <w:sz w:val="16"/>
+              </w:rPr>
+              <w:t>SELECT a.MemberID, a.MemberKey, b.MemberKey</w:t>
+            </w:r>
+            <w:r>
+              <w:br/>
+            </w:r>
+            <w:r>
+              <w:rPr>
+                <w:rFonts w:ascii="Liberation Mono" w:eastAsia="Liberation Mono" w:hAnsi="Liberation Mono"/>
+                <w:color w:val="1C1C1C"/>
+                <w:sz w:val="16"/>
+              </w:rPr>
+              <w:t>FROM DimMemberHistory a</w:t>
+            </w:r>
+            <w:r>
+              <w:br/>
+            </w:r>
+            <w:r>
+              <w:rPr>
+                <w:rFonts w:ascii="Liberation Mono" w:eastAsia="Liberation Mono" w:hAnsi="Liberation Mono"/>
+                <w:color w:val="1C1C1C"/>
+                <w:sz w:val="16"/>
+              </w:rPr>
+              <w:t>JOIN DimMemberHistory b</w:t>
+            </w:r>
+            <w:r>
+              <w:br/>
+            </w:r>
+            <w:r>
+              <w:rPr>
+                <w:rFonts w:ascii="Liberation Mono" w:eastAsia="Liberation Mono" w:hAnsi="Liberation Mono"/>
+                <w:color w:val="1C1C1C"/>
+                <w:sz w:val="16"/>
+              </w:rPr>
+              <w:t xml:space="preserve">  ON a.MemberID = b.MemberID</w:t>
+            </w:r>
+            <w:r>
+              <w:br/>
+            </w:r>
+            <w:r>
+              <w:rPr>
+                <w:rFonts w:ascii="Liberation Mono" w:eastAsia="Liberation Mono" w:hAnsi="Liberation Mono"/>
+                <w:color w:val="1C1C1C"/>
+                <w:sz w:val="16"/>
+              </w:rPr>
+              <w:t xml:space="preserve"> AND a.MemberKey &lt; b.MemberKey</w:t>
+            </w:r>
+            <w:r>
+              <w:br/>
+            </w:r>
+            <w:r>
+              <w:rPr>
+                <w:rFonts w:ascii="Liberation Mono" w:eastAsia="Liberation Mono" w:hAnsi="Liberation Mono"/>
+                <w:color w:val="1C1C1C"/>
+                <w:sz w:val="16"/>
+              </w:rPr>
+              <w:t xml:space="preserve"> AND a.EffectiveFrom &lt; b.EffectiveTo</w:t>
+            </w:r>
+            <w:r>
+              <w:br/>
+            </w:r>
+            <w:r>
+              <w:rPr>
+                <w:rFonts w:ascii="Liberation Mono" w:eastAsia="Liberation Mono" w:hAnsi="Liberation Mono"/>
+                <w:color w:val="1C1C1C"/>
+                <w:sz w:val="16"/>
+              </w:rPr>
+              <w:t xml:space="preserve"> AND b.EffectiveFrom &lt; a.EffectiveTo;</w:t>
+            </w:r>
+          </w:p>
+        </w:tc>
+      </w:tr>
+    </w:tbl>
+    <w:p>
+      <w:pPr>
+        <w:pStyle w:val="ReportBody"/>
+      </w:pPr>
+      <w:r>
+        <w:t>Both checks should return an empty set. A third reconciliation should confirm that every staged fact matches exactly one member version; zero matches indicate a gap, while more than one match indicates overlapping periods.</w:t>
+      </w:r>
+    </w:p>
+    <w:p>
+      <w:pPr>
+        <w:spacing w:after="0"/>
+      </w:pPr>
+      <w:r>
+        <w:br w:type="page"/>
+      </w:r>
+    </w:p>
+    <w:p>
+      <w:pPr>
+        <w:pStyle w:val="ReportHeading"/>
+        <w:pBdr>
+          <w:bottom w:val="single" w:sz="10" w:space="2" w:color="8ED14B"/>
+        </w:pBdr>
+      </w:pPr>
+      <w:r>
+        <w:t>6. Application, trade-offs and conclusion</w:t>
+      </w:r>
+    </w:p>
+    <w:p>
+      <w:pPr>
+        <w:pStyle w:val="ReportBody"/>
+      </w:pPr>
+      <w:r>
+        <w:t>This design lets the library compare loan activity by the tier held at the time of borrowing. It also supports questions such as whether behaviour changed after an upgrade, whether increased borrow limits affected overdue rates, and how long members usually remain in each tier. Current-profile reports can filter IsCurrent = 1, while historical fact reports use MemberKey.</w:t>
+      </w:r>
+    </w:p>
+    <w:p>
+      <w:pPr>
+        <w:pStyle w:val="ReportSubheading"/>
+      </w:pPr>
+      <w:r>
+        <w:t>Trade-offs</w:t>
+      </w:r>
+    </w:p>
+    <w:p>
+      <w:pPr>
+        <w:pStyle w:val="ReportBullet"/>
+        <w:ind w:left="360" w:hanging="216"/>
+      </w:pPr>
+      <w:r>
+        <w:rPr>
+          <w:b/>
+          <w:color w:val="5D8F2B"/>
+          <w:sz w:val="22"/>
+        </w:rPr>
+        <w:t xml:space="preserve">• </w:t>
+      </w:r>
+      <w:r>
+        <w:rPr>
+          <w:sz w:val="22"/>
+        </w:rPr>
+        <w:t>The dimension contains more rows and the ETL is more complex than a simple overwrite.</w:t>
+      </w:r>
+    </w:p>
+    <w:p>
+      <w:pPr>
+        <w:pStyle w:val="ReportBullet"/>
+        <w:ind w:left="360" w:hanging="216"/>
+      </w:pPr>
+      <w:r>
+        <w:rPr>
+          <w:b/>
+          <w:color w:val="5D8F2B"/>
+          <w:sz w:val="22"/>
+        </w:rPr>
+        <w:t xml:space="preserve">• </w:t>
+      </w:r>
+      <w:r>
+        <w:rPr>
+          <w:sz w:val="22"/>
+        </w:rPr>
+        <w:t>Late corrections may require a version to be split and affected facts to be re-keyed carefully.</w:t>
+      </w:r>
+    </w:p>
+    <w:p>
+      <w:pPr>
+        <w:pStyle w:val="ReportBullet"/>
+        <w:ind w:left="360" w:hanging="216"/>
+      </w:pPr>
+      <w:r>
+        <w:rPr>
+          <w:b/>
+          <w:color w:val="5D8F2B"/>
+          <w:sz w:val="22"/>
+        </w:rPr>
+        <w:t xml:space="preserve">• </w:t>
+      </w:r>
+      <w:r>
+        <w:rPr>
+          <w:sz w:val="22"/>
+        </w:rPr>
+        <w:t>Not every attribute deserves Type 2 treatment; tracking trivial corrections creates noise without analytical value.</w:t>
+      </w:r>
+    </w:p>
+    <w:p>
+      <w:pPr>
+        <w:pStyle w:val="ReportBody"/>
+      </w:pPr>
+      <w:r>
+        <w:t>The design is worthwhile when the business meaning of an attribute changes over time. Membership tier meets that test because it controls borrowing limits and is used in analysis. The key implementation rules are simple but strict: one surrogate key per version, one current row per member, contiguous non-overlapping periods, and an as-of join when the fact is loaded.</w:t>
+      </w:r>
+    </w:p>
+    <w:p>
+      <w:pPr>
+        <w:pStyle w:val="ReportBody"/>
+      </w:pPr>
+      <w:r>
+        <w:t>For Green Grass Library, SCD2 would correct a limitation in the current project design without changing the grain of FactLoan. The fact still represents one completed loan; it simply points to the member version that was valid when the loan started.</w:t>
+      </w:r>
+    </w:p>
+    <w:p>
+      <w:pPr>
+        <w:pStyle w:val="ReportSubheading"/>
+      </w:pPr>
+      <w:r>
+        <w:t>What I would demonstrate in the interview</w:t>
+      </w:r>
+    </w:p>
+    <w:p>
+      <w:pPr>
+        <w:pStyle w:val="ReportBullet"/>
+        <w:ind w:left="360" w:hanging="216"/>
+      </w:pPr>
+      <w:r>
+        <w:rPr>
+          <w:b/>
+          <w:color w:val="5D8F2B"/>
+          <w:sz w:val="21"/>
+        </w:rPr>
+        <w:t xml:space="preserve">• </w:t>
+      </w:r>
+      <w:r>
+        <w:rPr>
+          <w:sz w:val="21"/>
+        </w:rPr>
+        <w:t>Upgrade M0107 and show that two dimension rows exist afterwards.</w:t>
+      </w:r>
+    </w:p>
+    <w:p>
+      <w:pPr>
+        <w:pStyle w:val="ReportBullet"/>
+        <w:ind w:left="360" w:hanging="216"/>
+      </w:pPr>
+      <w:r>
+        <w:rPr>
+          <w:b/>
+          <w:color w:val="5D8F2B"/>
+          <w:sz w:val="21"/>
+        </w:rPr>
+        <w:t xml:space="preserve">• </w:t>
+      </w:r>
+      <w:r>
+        <w:rPr>
+          <w:sz w:val="21"/>
+        </w:rPr>
+        <w:t>Run the as-of join for one loan before and one loan after the boundary.</w:t>
+      </w:r>
+    </w:p>
+    <w:p>
+      <w:pPr>
+        <w:pStyle w:val="ReportBullet"/>
+        <w:ind w:left="360" w:hanging="216"/>
+      </w:pPr>
+      <w:r>
+        <w:rPr>
+          <w:b/>
+          <w:color w:val="5D8F2B"/>
+          <w:sz w:val="21"/>
+        </w:rPr>
+        <w:t xml:space="preserve">• </w:t>
+      </w:r>
+      <w:r>
+        <w:rPr>
+          <w:sz w:val="21"/>
+        </w:rPr>
+        <w:t>Execute the current-row and overlap checks and explain why empty output is expected.</w:t>
+      </w:r>
+    </w:p>
+    <w:p>
+      <w:pPr>
+        <w:pStyle w:val="ReportSubheading"/>
+      </w:pPr>
+      <w:r>
+        <w:t>References</w:t>
+      </w:r>
+    </w:p>
+    <w:p>
+      <w:pPr>
+        <w:pStyle w:val="ReportReference"/>
+      </w:pPr>
+      <w:r>
+        <w:rPr>
+          <w:sz w:val="18"/>
+        </w:rPr>
+        <w:t>[1] Kimball Group. (n.d.). Type 2: Add New Row. https://www.kimballgroup.com/data-warehouse-business-intelligence-resources/kimball-techniques/dimensional-modeling-techniques/type-2/</w:t>
+      </w:r>
+    </w:p>
+    <w:p>
+      <w:pPr>
+        <w:pStyle w:val="ReportReference"/>
+      </w:pPr>
+      <w:r>
+        <w:rPr>
+          <w:sz w:val="18"/>
+        </w:rPr>
+        <w:t>[2] Kimball, R. (2008). Slowly Changing Dimensions, Part 2. Kimball Group. https://www.kimballgroup.com/2008/09/slowly-changing-dimensions-part-2/</w:t>
+      </w:r>
+    </w:p>
+    <w:p>
+      <w:pPr>
+        <w:pStyle w:val="ReportReference"/>
+      </w:pPr>
+      <w:r>
+        <w:rPr>
+          <w:sz w:val="18"/>
+        </w:rPr>
+        <w:t>[3] Oracle. (2026). MySQL 8.4 Reference Manual. https://dev.mysql.com/doc/refman/8.4/en/</w:t>
+      </w:r>
+    </w:p>
+    <w:p>
+      <w:pPr>
+        <w:pStyle w:val="ReportReference"/>
+      </w:pPr>
+      <w:r>
+        <w:rPr>
+          <w:sz w:val="18"/>
+        </w:rPr>
+        <w:t>[4] Singapore Polytechnic. (2026). ST1501 Data Engineering CA2 Specification, 2026/2027 Semester 1.</w:t>
+      </w:r>
+    </w:p>
+    <w:sectPr>
+      <w:headerReference w:type="even" r:id="rId11"/>
+      <w:headerReference w:type="default" r:id="rId12"/>
+      <w:footerReference w:type="default" r:id="rId13"/>
+      <w:headerReference w:type="first" r:id="rId14"/>
+      <w:pgSz w:w="11909" w:h="16834" w:code="9"/>
+      <w:pgMar w:top="1440" w:right="1080" w:bottom="1440" w:left="1080" w:header="720" w:footer="720" w:gutter="0"/>
+      <w:pgNumType w:start="0"/>
+      <w:cols w:space="720"/>
+      <w:titlePg/>
+      <w:docGrid w:linePitch="272"/>
+    </w:sectPr>
+  </w:body>
+</w:document>
 </file>
 
 <file path=word/endnotes.xml><?xml version="1.0" encoding="utf-8"?>
@@ -35,6 +6333,7 @@
         <w:docPartUnique/>
       </w:docPartObj>
     </w:sdtPr>
+    <w:sdtEndPr/>
     <w:sdtContent>
       <w:p>
         <w:pPr>
@@ -7528,19 +13827,19 @@
 </file>
 
 <file path=customXml/item1.xml><?xml version="1.0" encoding="utf-8"?>
-<?mso-contentType ?>
-<FormTemplates xmlns="http://schemas.microsoft.com/sharepoint/v3/contenttype/forms">
-  <Display>DocumentLibraryForm</Display>
-  <Edit>DocumentLibraryForm</Edit>
-  <New>DocumentLibraryForm</New>
-</FormTemplates>
+<p:properties xmlns:p="http://schemas.microsoft.com/office/2006/metadata/properties" xmlns:xsi="http://www.w3.org/2001/XMLSchema-instance" xmlns:pc="http://schemas.microsoft.com/office/infopath/2007/PartnerControls">
+  <documentManagement>
+    <_ip_UnifiedCompliancePolicyUIAction xmlns="http://schemas.microsoft.com/sharepoint/v3" xsi:nil="true"/>
+    <lcf76f155ced4ddcb4097134ff3c332f xmlns="72f5c66d-4f9b-4523-9c59-0147434cba56">
+      <Terms xmlns="http://schemas.microsoft.com/office/infopath/2007/PartnerControls"/>
+    </lcf76f155ced4ddcb4097134ff3c332f>
+    <TaxCatchAll xmlns="d5671106-6e7e-4942-8aee-9bcd5dd7e66b" xsi:nil="true"/>
+    <_ip_UnifiedCompliancePolicyProperties xmlns="http://schemas.microsoft.com/sharepoint/v3" xsi:nil="true"/>
+  </documentManagement>
+</p:properties>
 </file>
 
 <file path=customXml/item2.xml><?xml version="1.0" encoding="utf-8"?>
-<b:Sources xmlns:b="http://schemas.openxmlformats.org/officeDocument/2006/bibliography" xmlns="http://schemas.openxmlformats.org/officeDocument/2006/bibliography" SelectedStyle="\MLA.XSL" StyleName="MLA"/>
-</file>
-
-<file path=customXml/item3.xml><?xml version="1.0" encoding="utf-8"?>
 <ct:contentTypeSchema xmlns:ct="http://schemas.microsoft.com/office/2006/metadata/contentType" xmlns:ma="http://schemas.microsoft.com/office/2006/metadata/properties/metaAttributes" ct:_="" ma:_="" ma:contentTypeName="Document" ma:contentTypeID="0x01010088CE47F754C76E4E816A66E05339225A" ma:contentTypeVersion="13" ma:contentTypeDescription="Create a new document." ma:contentTypeScope="" ma:versionID="076a7d54fdb0b635cd2e2f75f54c1b16">
   <xsd:schema xmlns:xsd="http://www.w3.org/2001/XMLSchema" xmlns:xs="http://www.w3.org/2001/XMLSchema" xmlns:p="http://schemas.microsoft.com/office/2006/metadata/properties" xmlns:ns1="http://schemas.microsoft.com/sharepoint/v3" xmlns:ns2="72f5c66d-4f9b-4523-9c59-0147434cba56" xmlns:ns3="d5671106-6e7e-4942-8aee-9bcd5dd7e66b" targetNamespace="http://schemas.microsoft.com/office/2006/metadata/properties" ma:root="true" ma:fieldsID="733d59cbe7e7cf634dfb746df9f4de01" ns1:_="" ns2:_="" ns3:_="">
     <xsd:import namespace="http://schemas.microsoft.com/sharepoint/v3"/>
@@ -7752,36 +14051,32 @@
 </ct:contentTypeSchema>
 </file>
 
+<file path=customXml/item3.xml><?xml version="1.0" encoding="utf-8"?>
+<b:Sources xmlns:b="http://schemas.openxmlformats.org/officeDocument/2006/bibliography" xmlns="http://schemas.openxmlformats.org/officeDocument/2006/bibliography" SelectedStyle="\MLA.XSL" StyleName="MLA"/>
+</file>
+
 <file path=customXml/item4.xml><?xml version="1.0" encoding="utf-8"?>
-<p:properties xmlns:p="http://schemas.microsoft.com/office/2006/metadata/properties" xmlns:xsi="http://www.w3.org/2001/XMLSchema-instance" xmlns:pc="http://schemas.microsoft.com/office/infopath/2007/PartnerControls">
-  <documentManagement>
-    <_ip_UnifiedCompliancePolicyUIAction xmlns="http://schemas.microsoft.com/sharepoint/v3" xsi:nil="true"/>
-    <lcf76f155ced4ddcb4097134ff3c332f xmlns="72f5c66d-4f9b-4523-9c59-0147434cba56">
-      <Terms xmlns="http://schemas.microsoft.com/office/infopath/2007/PartnerControls"/>
-    </lcf76f155ced4ddcb4097134ff3c332f>
-    <TaxCatchAll xmlns="d5671106-6e7e-4942-8aee-9bcd5dd7e66b" xsi:nil="true"/>
-    <_ip_UnifiedCompliancePolicyProperties xmlns="http://schemas.microsoft.com/sharepoint/v3" xsi:nil="true"/>
-  </documentManagement>
-</p:properties>
+<?mso-contentType ?>
+<FormTemplates xmlns="http://schemas.microsoft.com/sharepoint/v3/contenttype/forms">
+  <Display>DocumentLibraryForm</Display>
+  <Edit>DocumentLibraryForm</Edit>
+  <New>DocumentLibraryForm</New>
+</FormTemplates>
 </file>
 
 <file path=customXml/itemProps1.xml><?xml version="1.0" encoding="utf-8"?>
-<ds:datastoreItem xmlns:ds="http://schemas.openxmlformats.org/officeDocument/2006/customXml" ds:itemID="{C793F174-B33D-4AAE-9E3B-9A362A6F4892}">
+<ds:datastoreItem xmlns:ds="http://schemas.openxmlformats.org/officeDocument/2006/customXml" ds:itemID="{2FE68222-D1D7-4405-9D8B-445901EEA94E}">
   <ds:schemaRefs>
-    <ds:schemaRef ds:uri="http://schemas.microsoft.com/sharepoint/v3/contenttype/forms"/>
+    <ds:schemaRef ds:uri="http://schemas.microsoft.com/office/2006/metadata/properties"/>
+    <ds:schemaRef ds:uri="http://schemas.microsoft.com/office/infopath/2007/PartnerControls"/>
+    <ds:schemaRef ds:uri="http://schemas.microsoft.com/sharepoint/v3"/>
+    <ds:schemaRef ds:uri="72f5c66d-4f9b-4523-9c59-0147434cba56"/>
+    <ds:schemaRef ds:uri="d5671106-6e7e-4942-8aee-9bcd5dd7e66b"/>
   </ds:schemaRefs>
 </ds:datastoreItem>
 </file>
 
 <file path=customXml/itemProps2.xml><?xml version="1.0" encoding="utf-8"?>
-<ds:datastoreItem xmlns:ds="http://schemas.openxmlformats.org/officeDocument/2006/customXml" ds:itemID="{6A404842-743E-4BBC-99A7-70A911F17733}">
-  <ds:schemaRefs>
-    <ds:schemaRef ds:uri="http://schemas.openxmlformats.org/officeDocument/2006/bibliography"/>
-  </ds:schemaRefs>
-</ds:datastoreItem>
-</file>
-
-<file path=customXml/itemProps3.xml><?xml version="1.0" encoding="utf-8"?>
 <ds:datastoreItem xmlns:ds="http://schemas.openxmlformats.org/officeDocument/2006/customXml" ds:itemID="{77819383-3D86-46CF-A5E7-D6F9C756A7E0}">
   <ds:schemaRefs>
     <ds:schemaRef ds:uri="http://schemas.microsoft.com/office/2006/metadata/contentType"/>
@@ -7801,14 +14096,18 @@
 </ds:datastoreItem>
 </file>
 
+<file path=customXml/itemProps3.xml><?xml version="1.0" encoding="utf-8"?>
+<ds:datastoreItem xmlns:ds="http://schemas.openxmlformats.org/officeDocument/2006/customXml" ds:itemID="{6A404842-743E-4BBC-99A7-70A911F17733}">
+  <ds:schemaRefs>
+    <ds:schemaRef ds:uri="http://schemas.openxmlformats.org/officeDocument/2006/bibliography"/>
+  </ds:schemaRefs>
+</ds:datastoreItem>
+</file>
+
 <file path=customXml/itemProps4.xml><?xml version="1.0" encoding="utf-8"?>
-<ds:datastoreItem xmlns:ds="http://schemas.openxmlformats.org/officeDocument/2006/customXml" ds:itemID="{2FE68222-D1D7-4405-9D8B-445901EEA94E}">
+<ds:datastoreItem xmlns:ds="http://schemas.openxmlformats.org/officeDocument/2006/customXml" ds:itemID="{C793F174-B33D-4AAE-9E3B-9A362A6F4892}">
   <ds:schemaRefs>
-    <ds:schemaRef ds:uri="http://schemas.microsoft.com/office/2006/metadata/properties"/>
-    <ds:schemaRef ds:uri="http://schemas.microsoft.com/office/infopath/2007/PartnerControls"/>
-    <ds:schemaRef ds:uri="http://schemas.microsoft.com/sharepoint/v3"/>
-    <ds:schemaRef ds:uri="72f5c66d-4f9b-4523-9c59-0147434cba56"/>
-    <ds:schemaRef ds:uri="d5671106-6e7e-4942-8aee-9bcd5dd7e66b"/>
+    <ds:schemaRef ds:uri="http://schemas.microsoft.com/sharepoint/v3/contenttype/forms"/>
   </ds:schemaRefs>
 </ds:datastoreItem>
 </file>
--- a/Individuals/final_reports/p2510864-ChinGuanChung-CA2_Individual.docx
+++ b/Individuals/final_reports/p2510864-ChinGuanChung-CA2_Individual.docx
@@ -188,7 +188,6 @@
                                 <w:dataBinding w:prefixMappings="xmlns:ns0='http://schemas.openxmlformats.org/officeDocument/2006/extended-properties' " w:xpath="/ns0:Properties[1]/ns0:Company[1]" w:storeItemID="{6668398D-A668-4E3E-A5EB-62B293D839F1}"/>
                                 <w:text/>
                               </w:sdtPr>
-                              <w:sdtEndPr/>
                               <w:sdtContent>
                                 <w:r>
                                   <w:rPr>
@@ -1372,49 +1371,6 @@
                                   </w:rPr>
                                   <w:t>Name:                 Chin Guan Chung</w:t>
                                 </w:r>
-                                <w:r>
-                                  <w:rPr>
-                                    <w:b/>
-                                    <w:sz w:val="32"/>
-                                    <w:lang w:val="en-SG"/>
-                                  </w:rPr>
-                                  <w:tab/>
-                                </w:r>
-                                <w:r>
-                                  <w:rPr>
-                                    <w:b/>
-                                    <w:sz w:val="32"/>
-                                    <w:lang w:val="en-SG"/>
-                                  </w:rPr>
-                                  <w:tab/>
-                                </w:r>
-                                <w:r>
-                                  <w:rPr>
-                                    <w:b/>
-                                    <w:sz w:val="32"/>
-                                    <w:u w:val="single"/>
-                                    <w:lang w:val="en-SG"/>
-                                  </w:rPr>
-                                  <w:tab/>
-                                </w:r>
-                                <w:r>
-                                  <w:rPr>
-                                    <w:b/>
-                                    <w:sz w:val="32"/>
-                                    <w:u w:val="single"/>
-                                    <w:lang w:val="en-SG"/>
-                                  </w:rPr>
-                                  <w:tab/>
-                                </w:r>
-                                <w:r>
-                                  <w:rPr>
-                                    <w:b/>
-                                    <w:sz w:val="32"/>
-                                    <w:u w:val="single"/>
-                                    <w:lang w:val="en-SG"/>
-                                  </w:rPr>
-                                  <w:tab/>
-                                </w:r>
                               </w:p>
                               <w:p>
                                 <w:pPr>
@@ -1429,50 +1385,6 @@
                                     <w:lang w:val="en-SG"/>
                                   </w:rPr>
                                   <w:t>Student ID:         p2510864</w:t>
-                                </w:r>
-                                <w:r>
-                                  <w:rPr>
-                                    <w:b/>
-                                    <w:sz w:val="32"/>
-                                    <w:lang w:val="en-SG"/>
-                                  </w:rPr>
-                                  <w:tab/>
-                                </w:r>
-                                <w:r>
-                                  <w:rPr>
-                                    <w:b/>
-                                    <w:sz w:val="32"/>
-                                    <w:u w:val="single"/>
-                                    <w:lang w:val="en-SG"/>
-                                  </w:rPr>
-                                  <w:tab/>
-                                </w:r>
-                                <w:r>
-                                  <w:rPr>
-                                    <w:b/>
-                                    <w:sz w:val="32"/>
-                                    <w:u w:val="single"/>
-                                    <w:lang w:val="en-SG"/>
-                                  </w:rPr>
-                                  <w:tab/>
-                                </w:r>
-                                <w:r>
-                                  <w:rPr>
-                                    <w:b/>
-                                    <w:sz w:val="32"/>
-                                    <w:u w:val="single"/>
-                                    <w:lang w:val="en-SG"/>
-                                  </w:rPr>
-                                  <w:tab/>
-                                </w:r>
-                                <w:r>
-                                  <w:rPr>
-                                    <w:b/>
-                                    <w:sz w:val="32"/>
-                                    <w:u w:val="single"/>
-                                    <w:lang w:val="en-SG"/>
-                                  </w:rPr>
-                                  <w:tab/>
                                 </w:r>
                               </w:p>
                             </w:txbxContent>
@@ -1615,49 +1527,6 @@
                             </w:rPr>
                             <w:t>Name:                 Chin Guan Chung</w:t>
                           </w:r>
-                          <w:r>
-                            <w:rPr>
-                              <w:b/>
-                              <w:sz w:val="32"/>
-                              <w:lang w:val="en-SG"/>
-                            </w:rPr>
-                            <w:tab/>
-                          </w:r>
-                          <w:r>
-                            <w:rPr>
-                              <w:b/>
-                              <w:sz w:val="32"/>
-                              <w:lang w:val="en-SG"/>
-                            </w:rPr>
-                            <w:tab/>
-                          </w:r>
-                          <w:r>
-                            <w:rPr>
-                              <w:b/>
-                              <w:sz w:val="32"/>
-                              <w:u w:val="single"/>
-                              <w:lang w:val="en-SG"/>
-                            </w:rPr>
-                            <w:tab/>
-                          </w:r>
-                          <w:r>
-                            <w:rPr>
-                              <w:b/>
-                              <w:sz w:val="32"/>
-                              <w:u w:val="single"/>
-                              <w:lang w:val="en-SG"/>
-                            </w:rPr>
-                            <w:tab/>
-                          </w:r>
-                          <w:r>
-                            <w:rPr>
-                              <w:b/>
-                              <w:sz w:val="32"/>
-                              <w:u w:val="single"/>
-                              <w:lang w:val="en-SG"/>
-                            </w:rPr>
-                            <w:tab/>
-                          </w:r>
                         </w:p>
                         <w:p>
                           <w:pPr>
@@ -1672,50 +1541,6 @@
                               <w:lang w:val="en-SG"/>
                             </w:rPr>
                             <w:t>Student ID:         p2510864</w:t>
-                          </w:r>
-                          <w:r>
-                            <w:rPr>
-                              <w:b/>
-                              <w:sz w:val="32"/>
-                              <w:lang w:val="en-SG"/>
-                            </w:rPr>
-                            <w:tab/>
-                          </w:r>
-                          <w:r>
-                            <w:rPr>
-                              <w:b/>
-                              <w:sz w:val="32"/>
-                              <w:u w:val="single"/>
-                              <w:lang w:val="en-SG"/>
-                            </w:rPr>
-                            <w:tab/>
-                          </w:r>
-                          <w:r>
-                            <w:rPr>
-                              <w:b/>
-                              <w:sz w:val="32"/>
-                              <w:u w:val="single"/>
-                              <w:lang w:val="en-SG"/>
-                            </w:rPr>
-                            <w:tab/>
-                          </w:r>
-                          <w:r>
-                            <w:rPr>
-                              <w:b/>
-                              <w:sz w:val="32"/>
-                              <w:u w:val="single"/>
-                              <w:lang w:val="en-SG"/>
-                            </w:rPr>
-                            <w:tab/>
-                          </w:r>
-                          <w:r>
-                            <w:rPr>
-                              <w:b/>
-                              <w:sz w:val="32"/>
-                              <w:u w:val="single"/>
-                              <w:lang w:val="en-SG"/>
-                            </w:rPr>
-                            <w:tab/>
                           </w:r>
                         </w:p>
                       </w:txbxContent>
@@ -2885,11 +2710,17 @@
           <w:p>
             <w:pPr>
               <w:spacing w:after="0" w:line="230" w:lineRule="auto"/>
+              <w:rPr>
+                <w:rFonts w:ascii="Aptos" w:hAnsi="Aptos"/>
+                <w:color w:val="222B34"/>
+                <w:sz w:val="18"/>
+              </w:rPr>
             </w:pPr>
             <w:r>
               <w:rPr>
-                <w:rFonts w:ascii="Carlito" w:eastAsia="Carlito" w:hAnsi="Carlito"/>
-                <w:color w:val="000000" w:themeColor="text1"/>
+                <w:rFonts w:ascii="Aptos" w:eastAsia="Carlito" w:hAnsi="Aptos"/>
+                <w:color w:val="222B34"/>
+                <w:sz w:val="18"/>
               </w:rPr>
               <w:t>None</w:t>
             </w:r>
@@ -3282,11 +3113,17 @@
           <w:p>
             <w:pPr>
               <w:spacing w:after="0" w:line="226" w:lineRule="auto"/>
+              <w:rPr>
+                <w:rFonts w:ascii="Aptos" w:hAnsi="Aptos"/>
+                <w:color w:val="222B34"/>
+                <w:sz w:val="18"/>
+              </w:rPr>
             </w:pPr>
             <w:r>
               <w:rPr>
-                <w:rFonts w:ascii="Carlito" w:eastAsia="Carlito" w:hAnsi="Carlito"/>
-                <w:color w:val="252525"/>
+                <w:rFonts w:ascii="Aptos" w:eastAsia="Carlito" w:hAnsi="Aptos"/>
+                <w:color w:val="222B34"/>
+                <w:sz w:val="18"/>
               </w:rPr>
               <w:t>None</w:t>
             </w:r>
@@ -3320,189 +3157,600 @@
     </w:p>
     <w:p>
       <w:pPr>
-        <w:pStyle w:val="ListParagraph"/>
-        <w:keepNext/>
-        <w:numPr>
-          <w:ilvl w:val="0"/>
-          <w:numId w:val="45"/>
-        </w:numPr>
-        <w:spacing w:after="40" w:line="240" w:lineRule="auto"/>
-        <w:rPr>
-          <w:b/>
+        <w:pStyle w:val="ReportEyebrow"/>
+        <w:rPr>
           <w:bCs/>
+          <w:sz w:val="24"/>
         </w:rPr>
       </w:pPr>
       <w:r>
         <w:rPr>
-          <w:rFonts w:ascii="Carlito" w:eastAsia="Carlito" w:hAnsi="Carlito"/>
-          <w:b/>
-          <w:color w:val="252525"/>
-          <w:sz w:val="21"/>
-        </w:rPr>
+          <w:sz w:val="24"/>
+        </w:rPr>
+        <w:lastRenderedPageBreak/>
         <w:t>Individual report</w:t>
       </w:r>
     </w:p>
     <w:p>
       <w:pPr>
+        <w:pStyle w:val="ReportReference"/>
+        <w:rPr>
+          <w:sz w:val="24"/>
+          <w:szCs w:val="24"/>
+        </w:rPr>
+      </w:pPr>
+    </w:p>
+    <w:p>
+      <w:pPr>
+        <w:pStyle w:val="ReportReference"/>
+        <w:rPr>
+          <w:sz w:val="24"/>
+          <w:szCs w:val="24"/>
+        </w:rPr>
+      </w:pPr>
+    </w:p>
+    <w:p>
+      <w:pPr>
         <w:pStyle w:val="ReportTitle"/>
+        <w:rPr>
+          <w:sz w:val="24"/>
+          <w:szCs w:val="24"/>
+        </w:rPr>
       </w:pPr>
       <w:r>
-        <w:t>Preserving Membership-Tier History with SCD Type 2</w:t>
+        <w:rPr>
+          <w:sz w:val="24"/>
+          <w:szCs w:val="24"/>
+        </w:rPr>
+        <w:t>Keeping Membership-Tier History Accurate</w:t>
       </w:r>
     </w:p>
     <w:p>
       <w:pPr>
         <w:pStyle w:val="ReportSubtitle"/>
+        <w:rPr>
+          <w:sz w:val="24"/>
+          <w:szCs w:val="24"/>
+        </w:rPr>
       </w:pPr>
       <w:r>
-        <w:t>Surrogate keys, effective periods and accurate as-of fact joins</w:t>
+        <w:rPr>
+          <w:sz w:val="24"/>
+          <w:szCs w:val="24"/>
+        </w:rPr>
+        <w:t>A</w:t>
+      </w:r>
+      <w:r>
+        <w:rPr>
+          <w:sz w:val="24"/>
+          <w:szCs w:val="24"/>
+        </w:rPr>
+        <w:t xml:space="preserve"> Slowly Changing Dimension (SCD)</w:t>
+      </w:r>
+      <w:r>
+        <w:rPr>
+          <w:sz w:val="24"/>
+          <w:szCs w:val="24"/>
+        </w:rPr>
+        <w:t xml:space="preserve"> Type 2 case study for Green Grass Library</w:t>
+      </w:r>
+    </w:p>
+    <w:p>
+      <w:pPr>
+        <w:pStyle w:val="ReportMeta"/>
+        <w:rPr>
+          <w:sz w:val="24"/>
+        </w:rPr>
+      </w:pPr>
+      <w:r>
+        <w:rPr>
+          <w:sz w:val="24"/>
+        </w:rPr>
+        <w:t>Chin Guan Chung  |  p2510864  |  ST1501 Data Engineering</w:t>
+      </w:r>
+    </w:p>
+    <w:p>
+      <w:pPr>
+        <w:pStyle w:val="ReportEyebrow"/>
+        <w:rPr>
+          <w:sz w:val="24"/>
+        </w:rPr>
+      </w:pPr>
+      <w:r>
+        <w:rPr>
+          <w:sz w:val="24"/>
+        </w:rPr>
+        <w:t>RESEARCH QUESTION</w:t>
+      </w:r>
+    </w:p>
+    <w:p>
+      <w:pPr>
+        <w:pStyle w:val="ReportQuestion"/>
+        <w:rPr>
+          <w:sz w:val="24"/>
+        </w:rPr>
+      </w:pPr>
+      <w:r>
+        <w:rPr>
+          <w:sz w:val="24"/>
+        </w:rPr>
+        <w:t xml:space="preserve">How can the </w:t>
+      </w:r>
+      <w:r>
+        <w:rPr>
+          <w:sz w:val="24"/>
+        </w:rPr>
+        <w:t xml:space="preserve">data </w:t>
+      </w:r>
+      <w:r>
+        <w:rPr>
+          <w:sz w:val="24"/>
+        </w:rPr>
+        <w:t>warehouse retain the membership tier held when each loan began, even after a later upgrade?</w:t>
+      </w:r>
+    </w:p>
+    <w:p>
+      <w:pPr>
+        <w:pStyle w:val="ReportCallout"/>
+        <w:pBdr>
+          <w:left w:val="single" w:sz="4" w:space="7" w:color="1F7A7A"/>
+        </w:pBdr>
+        <w:ind w:left="216" w:right="72"/>
+        <w:rPr>
+          <w:sz w:val="24"/>
+        </w:rPr>
+      </w:pPr>
+      <w:r>
+        <w:rPr>
+          <w:b/>
+          <w:color w:val="1F7A7A"/>
+          <w:sz w:val="24"/>
+        </w:rPr>
+        <w:t>KEY FINDING |</w:t>
+      </w:r>
+      <w:r>
+        <w:rPr>
+          <w:sz w:val="24"/>
+        </w:rPr>
+        <w:t xml:space="preserve"> DimMember stores one current row per member, so a later tier change and warehouse reload can relabel earlier loans. SCD Type 2 prevents this prospectively, but it cannot recreate changes that the OLTP never recorded.</w:t>
+      </w:r>
+    </w:p>
+    <w:p>
+      <w:pPr>
+        <w:pStyle w:val="ReportHeading"/>
+        <w:rPr>
+          <w:sz w:val="24"/>
+          <w:szCs w:val="24"/>
+        </w:rPr>
+      </w:pPr>
+      <w:r>
+        <w:rPr>
+          <w:sz w:val="24"/>
+          <w:szCs w:val="24"/>
+        </w:rPr>
+        <w:t>1. Problem framing and investigation</w:t>
+      </w:r>
+    </w:p>
+    <w:p>
+      <w:pPr>
+        <w:pStyle w:val="ReportBody"/>
+        <w:rPr>
+          <w:sz w:val="24"/>
+          <w:szCs w:val="24"/>
+        </w:rPr>
+      </w:pPr>
+      <w:r>
+        <w:rPr>
+          <w:sz w:val="24"/>
+          <w:szCs w:val="24"/>
+        </w:rPr>
+        <w:t>The submitted FactLoan has a clear grain: one row per completed loan. Its MemberKey is selected by joining DimMember on MemberID, while TierName, TierLevel and BorrowLimit are copied from the member's current OLTP tier. This is convenient for present-state analysis but it does not establish which tier was valid at the loan timestamp.</w:t>
+      </w:r>
+    </w:p>
+    <w:p>
+      <w:pPr>
+        <w:pStyle w:val="ReportSubheading"/>
+        <w:rPr>
+          <w:sz w:val="24"/>
+          <w:szCs w:val="24"/>
+        </w:rPr>
+      </w:pPr>
+      <w:r>
+        <w:rPr>
+          <w:sz w:val="24"/>
+          <w:szCs w:val="24"/>
+        </w:rPr>
+        <w:t>Investigation method</w:t>
+      </w:r>
+    </w:p>
+    <w:p>
+      <w:pPr>
+        <w:pStyle w:val="ReportBody"/>
+        <w:rPr>
+          <w:sz w:val="24"/>
+          <w:szCs w:val="24"/>
+        </w:rPr>
+      </w:pPr>
+      <w:r>
+        <w:rPr>
+          <w:sz w:val="24"/>
+          <w:szCs w:val="24"/>
+        </w:rPr>
+        <w:t>I traced the submitted OLTP-to-DW join, designed the Type 2 extension, compared both designs with a controlled two-loan scenario, and defined acceptance checks for period and fact-key integrity.</w:t>
+      </w:r>
+    </w:p>
+    <w:p>
+      <w:pPr>
+        <w:pStyle w:val="ReportCaption"/>
+        <w:ind w:firstLine="567"/>
+        <w:rPr>
+          <w:sz w:val="24"/>
+        </w:rPr>
+      </w:pPr>
+      <w:r>
+        <w:rPr>
+          <w:sz w:val="24"/>
+        </w:rPr>
+        <w:t>Table 1. Current design compared with the proposed historical design</w:t>
       </w:r>
     </w:p>
     <w:tbl>
       <w:tblPr>
-        <w:tblW w:w="0" w:type="auto"/>
-        <w:jc w:val="center"/>
+        <w:tblW w:w="10080" w:type="dxa"/>
+        <w:tblBorders>
+          <w:top w:val="single" w:sz="4" w:space="0" w:color="C3CBD2"/>
+          <w:left w:val="single" w:sz="4" w:space="0" w:color="C3CBD2"/>
+          <w:bottom w:val="single" w:sz="4" w:space="0" w:color="C3CBD2"/>
+          <w:right w:val="single" w:sz="4" w:space="0" w:color="C3CBD2"/>
+          <w:insideH w:val="single" w:sz="4" w:space="0" w:color="C3CBD2"/>
+          <w:insideV w:val="single" w:sz="4" w:space="0" w:color="C3CBD2"/>
+        </w:tblBorders>
+        <w:shd w:val="clear" w:color="auto" w:fill="FFFFFF"/>
         <w:tblLayout w:type="fixed"/>
-        <w:tblLook w:val="04A0" w:firstRow="1" w:lastRow="0" w:firstColumn="1" w:lastColumn="0" w:noHBand="0" w:noVBand="1"/>
+        <w:tblCellMar>
+          <w:top w:w="80" w:type="dxa"/>
+          <w:left w:w="120" w:type="dxa"/>
+          <w:bottom w:w="80" w:type="dxa"/>
+          <w:right w:w="120" w:type="dxa"/>
+        </w:tblCellMar>
+        <w:tblLook w:val="0000" w:firstRow="0" w:lastRow="0" w:firstColumn="0" w:lastColumn="0" w:noHBand="0" w:noVBand="0"/>
       </w:tblPr>
       <w:tblGrid>
-        <w:gridCol w:w="1800"/>
-        <w:gridCol w:w="8136"/>
+        <w:gridCol w:w="1656"/>
+        <w:gridCol w:w="3816"/>
+        <w:gridCol w:w="4608"/>
       </w:tblGrid>
       <w:tr>
         <w:trPr>
-          <w:cantSplit/>
-          <w:jc w:val="center"/>
+          <w:tblHeader/>
         </w:trPr>
         <w:tc>
           <w:tcPr>
-            <w:tcW w:w="1800" w:type="dxa"/>
+            <w:tcW w:w="1656" w:type="dxa"/>
             <w:tcBorders>
-              <w:top w:val="single" w:sz="5" w:space="0" w:color="D7D9DE"/>
-              <w:left w:val="single" w:sz="5" w:space="0" w:color="D7D9DE"/>
-              <w:bottom w:val="single" w:sz="5" w:space="0" w:color="D7D9DE"/>
-              <w:right w:val="single" w:sz="5" w:space="0" w:color="D7D9DE"/>
+              <w:bottom w:val="single" w:sz="4" w:space="0" w:color="1F7A7A"/>
             </w:tcBorders>
-            <w:tcMar>
-              <w:top w:w="70" w:type="dxa"/>
-              <w:left w:w="90" w:type="dxa"/>
-              <w:bottom w:w="70" w:type="dxa"/>
-              <w:right w:w="90" w:type="dxa"/>
-            </w:tcMar>
+            <w:shd w:val="clear" w:color="auto" w:fill="FFFFFF"/>
             <w:vAlign w:val="center"/>
           </w:tcPr>
           <w:p>
             <w:pPr>
+              <w:pStyle w:val="ReportCaption"/>
               <w:spacing w:after="0" w:line="240" w:lineRule="auto"/>
+              <w:ind w:left="0"/>
+              <w:rPr>
+                <w:b/>
+                <w:color w:val="17324D"/>
+                <w:sz w:val="24"/>
+              </w:rPr>
             </w:pPr>
             <w:r>
               <w:rPr>
-                <w:rFonts w:ascii="Carlito" w:eastAsia="Carlito" w:hAnsi="Carlito"/>
                 <w:b/>
-                <w:color w:val="4B2A63"/>
-                <w:sz w:val="19"/>
-              </w:rPr>
-              <w:t>Name</w:t>
+                <w:color w:val="17324D"/>
+                <w:sz w:val="24"/>
+              </w:rPr>
+              <w:t>Aspect</w:t>
             </w:r>
           </w:p>
         </w:tc>
         <w:tc>
           <w:tcPr>
-            <w:tcW w:w="8136" w:type="dxa"/>
+            <w:tcW w:w="3816" w:type="dxa"/>
             <w:tcBorders>
-              <w:top w:val="single" w:sz="5" w:space="0" w:color="D7D9DE"/>
-              <w:left w:val="single" w:sz="5" w:space="0" w:color="D7D9DE"/>
-              <w:bottom w:val="single" w:sz="5" w:space="0" w:color="D7D9DE"/>
-              <w:right w:val="single" w:sz="5" w:space="0" w:color="D7D9DE"/>
+              <w:bottom w:val="single" w:sz="4" w:space="0" w:color="1F7A7A"/>
             </w:tcBorders>
-            <w:tcMar>
-              <w:top w:w="70" w:type="dxa"/>
-              <w:left w:w="90" w:type="dxa"/>
-              <w:bottom w:w="70" w:type="dxa"/>
-              <w:right w:w="90" w:type="dxa"/>
-            </w:tcMar>
+            <w:shd w:val="clear" w:color="auto" w:fill="FFFFFF"/>
             <w:vAlign w:val="center"/>
           </w:tcPr>
           <w:p>
             <w:pPr>
+              <w:pStyle w:val="ReportCaption"/>
               <w:spacing w:after="0" w:line="240" w:lineRule="auto"/>
+              <w:ind w:left="0"/>
+              <w:rPr>
+                <w:b/>
+                <w:color w:val="17324D"/>
+                <w:sz w:val="24"/>
+              </w:rPr>
             </w:pPr>
             <w:r>
               <w:rPr>
-                <w:rFonts w:ascii="Carlito" w:eastAsia="Carlito" w:hAnsi="Carlito"/>
-                <w:color w:val="252525"/>
-                <w:sz w:val="19"/>
-              </w:rPr>
-              <w:t>Chin Guan Chung</w:t>
+                <w:b/>
+                <w:color w:val="17324D"/>
+                <w:sz w:val="24"/>
+              </w:rPr>
+              <w:t>Submitted design</w:t>
+            </w:r>
+          </w:p>
+        </w:tc>
+        <w:tc>
+          <w:tcPr>
+            <w:tcW w:w="4608" w:type="dxa"/>
+            <w:tcBorders>
+              <w:bottom w:val="single" w:sz="4" w:space="0" w:color="1F7A7A"/>
+            </w:tcBorders>
+            <w:shd w:val="clear" w:color="auto" w:fill="FFFFFF"/>
+            <w:vAlign w:val="center"/>
+          </w:tcPr>
+          <w:p>
+            <w:pPr>
+              <w:pStyle w:val="ReportCaption"/>
+              <w:spacing w:after="0" w:line="240" w:lineRule="auto"/>
+              <w:ind w:left="0"/>
+              <w:rPr>
+                <w:b/>
+                <w:color w:val="17324D"/>
+                <w:sz w:val="24"/>
+              </w:rPr>
+            </w:pPr>
+            <w:r>
+              <w:rPr>
+                <w:b/>
+                <w:color w:val="17324D"/>
+                <w:sz w:val="24"/>
+              </w:rPr>
+              <w:t>Proposed SCD Type 2 design</w:t>
             </w:r>
           </w:p>
         </w:tc>
       </w:tr>
       <w:tr>
-        <w:trPr>
-          <w:cantSplit/>
-          <w:jc w:val="center"/>
-        </w:trPr>
         <w:tc>
           <w:tcPr>
-            <w:tcW w:w="1800" w:type="dxa"/>
+            <w:tcW w:w="1656" w:type="dxa"/>
             <w:tcBorders>
-              <w:top w:val="single" w:sz="5" w:space="0" w:color="D7D9DE"/>
-              <w:left w:val="single" w:sz="5" w:space="0" w:color="D7D9DE"/>
-              <w:bottom w:val="single" w:sz="5" w:space="0" w:color="D7D9DE"/>
-              <w:right w:val="single" w:sz="5" w:space="0" w:color="D7D9DE"/>
+              <w:top w:val="single" w:sz="4" w:space="0" w:color="1F7A7A"/>
             </w:tcBorders>
-            <w:tcMar>
-              <w:top w:w="70" w:type="dxa"/>
-              <w:left w:w="90" w:type="dxa"/>
-              <w:bottom w:w="70" w:type="dxa"/>
-              <w:right w:w="90" w:type="dxa"/>
-            </w:tcMar>
+            <w:shd w:val="clear" w:color="auto" w:fill="FFFFFF"/>
             <w:vAlign w:val="center"/>
           </w:tcPr>
           <w:p>
             <w:pPr>
+              <w:pStyle w:val="ReportCaption"/>
               <w:spacing w:after="0" w:line="240" w:lineRule="auto"/>
+              <w:ind w:left="0"/>
+              <w:rPr>
+                <w:color w:val="222B34"/>
+                <w:sz w:val="24"/>
+              </w:rPr>
             </w:pPr>
             <w:r>
               <w:rPr>
-                <w:rFonts w:ascii="Carlito" w:eastAsia="Carlito" w:hAnsi="Carlito"/>
-                <w:b/>
-                <w:color w:val="4B2A63"/>
-                <w:sz w:val="19"/>
-              </w:rPr>
-              <w:t>Student ID</w:t>
+                <w:color w:val="222B34"/>
+                <w:sz w:val="24"/>
+              </w:rPr>
+              <w:t>Member row</w:t>
             </w:r>
           </w:p>
         </w:tc>
         <w:tc>
           <w:tcPr>
-            <w:tcW w:w="8136" w:type="dxa"/>
+            <w:tcW w:w="3816" w:type="dxa"/>
             <w:tcBorders>
-              <w:top w:val="single" w:sz="5" w:space="0" w:color="D7D9DE"/>
-              <w:left w:val="single" w:sz="5" w:space="0" w:color="D7D9DE"/>
-              <w:bottom w:val="single" w:sz="5" w:space="0" w:color="D7D9DE"/>
-              <w:right w:val="single" w:sz="5" w:space="0" w:color="D7D9DE"/>
+              <w:top w:val="single" w:sz="4" w:space="0" w:color="1F7A7A"/>
             </w:tcBorders>
-            <w:tcMar>
-              <w:top w:w="70" w:type="dxa"/>
-              <w:left w:w="90" w:type="dxa"/>
-              <w:bottom w:w="70" w:type="dxa"/>
-              <w:right w:w="90" w:type="dxa"/>
-            </w:tcMar>
+            <w:shd w:val="clear" w:color="auto" w:fill="FFFFFF"/>
             <w:vAlign w:val="center"/>
           </w:tcPr>
           <w:p>
             <w:pPr>
+              <w:pStyle w:val="ReportCaption"/>
               <w:spacing w:after="0" w:line="240" w:lineRule="auto"/>
+              <w:ind w:left="0"/>
+              <w:rPr>
+                <w:color w:val="222B34"/>
+                <w:sz w:val="24"/>
+              </w:rPr>
             </w:pPr>
             <w:r>
               <w:rPr>
-                <w:rFonts w:ascii="Carlito" w:eastAsia="Carlito" w:hAnsi="Carlito"/>
-                <w:color w:val="252525"/>
-                <w:sz w:val="19"/>
-              </w:rPr>
-              <w:t>p2510864</w:t>
+                <w:color w:val="222B34"/>
+                <w:sz w:val="24"/>
+              </w:rPr>
+              <w:t>One row per MemberID</w:t>
+            </w:r>
+          </w:p>
+        </w:tc>
+        <w:tc>
+          <w:tcPr>
+            <w:tcW w:w="4608" w:type="dxa"/>
+            <w:tcBorders>
+              <w:top w:val="single" w:sz="4" w:space="0" w:color="1F7A7A"/>
+            </w:tcBorders>
+            <w:shd w:val="clear" w:color="auto" w:fill="FFFFFF"/>
+            <w:vAlign w:val="center"/>
+          </w:tcPr>
+          <w:p>
+            <w:pPr>
+              <w:pStyle w:val="ReportCaption"/>
+              <w:spacing w:after="0" w:line="240" w:lineRule="auto"/>
+              <w:ind w:left="0"/>
+              <w:rPr>
+                <w:color w:val="222B34"/>
+                <w:sz w:val="24"/>
+              </w:rPr>
+            </w:pPr>
+            <w:r>
+              <w:rPr>
+                <w:color w:val="222B34"/>
+                <w:sz w:val="24"/>
+              </w:rPr>
+              <w:t>One row per meaningful tier version</w:t>
+            </w:r>
+          </w:p>
+        </w:tc>
+      </w:tr>
+      <w:tr>
+        <w:tc>
+          <w:tcPr>
+            <w:tcW w:w="1656" w:type="dxa"/>
+            <w:shd w:val="clear" w:color="auto" w:fill="FFFFFF"/>
+            <w:vAlign w:val="center"/>
+          </w:tcPr>
+          <w:p>
+            <w:pPr>
+              <w:pStyle w:val="ReportCaption"/>
+              <w:spacing w:after="0" w:line="240" w:lineRule="auto"/>
+              <w:ind w:left="0"/>
+              <w:rPr>
+                <w:color w:val="222B34"/>
+                <w:sz w:val="24"/>
+              </w:rPr>
+            </w:pPr>
+            <w:r>
+              <w:rPr>
+                <w:color w:val="222B34"/>
+                <w:sz w:val="24"/>
+              </w:rPr>
+              <w:t>On upgrade</w:t>
+            </w:r>
+          </w:p>
+        </w:tc>
+        <w:tc>
+          <w:tcPr>
+            <w:tcW w:w="3816" w:type="dxa"/>
+            <w:shd w:val="clear" w:color="auto" w:fill="FFFFFF"/>
+            <w:vAlign w:val="center"/>
+          </w:tcPr>
+          <w:p>
+            <w:pPr>
+              <w:pStyle w:val="ReportCaption"/>
+              <w:spacing w:after="0" w:line="240" w:lineRule="auto"/>
+              <w:ind w:left="0"/>
+              <w:rPr>
+                <w:color w:val="222B34"/>
+                <w:sz w:val="24"/>
+              </w:rPr>
+            </w:pPr>
+            <w:r>
+              <w:rPr>
+                <w:color w:val="222B34"/>
+                <w:sz w:val="24"/>
+              </w:rPr>
+              <w:t>Current row is overwritten or rebuilt</w:t>
+            </w:r>
+          </w:p>
+        </w:tc>
+        <w:tc>
+          <w:tcPr>
+            <w:tcW w:w="4608" w:type="dxa"/>
+            <w:shd w:val="clear" w:color="auto" w:fill="FFFFFF"/>
+            <w:vAlign w:val="center"/>
+          </w:tcPr>
+          <w:p>
+            <w:pPr>
+              <w:pStyle w:val="ReportCaption"/>
+              <w:spacing w:after="0" w:line="240" w:lineRule="auto"/>
+              <w:ind w:left="0"/>
+              <w:rPr>
+                <w:color w:val="222B34"/>
+                <w:sz w:val="24"/>
+              </w:rPr>
+            </w:pPr>
+            <w:r>
+              <w:rPr>
+                <w:color w:val="222B34"/>
+                <w:sz w:val="24"/>
+              </w:rPr>
+              <w:t>Old version expires; new version is inserted</w:t>
+            </w:r>
+          </w:p>
+        </w:tc>
+      </w:tr>
+      <w:tr>
+        <w:tc>
+          <w:tcPr>
+            <w:tcW w:w="1656" w:type="dxa"/>
+            <w:shd w:val="clear" w:color="auto" w:fill="FFFFFF"/>
+            <w:vAlign w:val="center"/>
+          </w:tcPr>
+          <w:p>
+            <w:pPr>
+              <w:pStyle w:val="ReportCaption"/>
+              <w:spacing w:after="0" w:line="240" w:lineRule="auto"/>
+              <w:ind w:left="0"/>
+              <w:rPr>
+                <w:color w:val="222B34"/>
+                <w:sz w:val="24"/>
+              </w:rPr>
+            </w:pPr>
+            <w:r>
+              <w:rPr>
+                <w:color w:val="222B34"/>
+                <w:sz w:val="24"/>
+              </w:rPr>
+              <w:t>Historical loan</w:t>
+            </w:r>
+          </w:p>
+        </w:tc>
+        <w:tc>
+          <w:tcPr>
+            <w:tcW w:w="3816" w:type="dxa"/>
+            <w:shd w:val="clear" w:color="auto" w:fill="FFFFFF"/>
+            <w:vAlign w:val="center"/>
+          </w:tcPr>
+          <w:p>
+            <w:pPr>
+              <w:pStyle w:val="ReportCaption"/>
+              <w:spacing w:after="0" w:line="240" w:lineRule="auto"/>
+              <w:ind w:left="0"/>
+              <w:rPr>
+                <w:color w:val="222B34"/>
+                <w:sz w:val="24"/>
+              </w:rPr>
+            </w:pPr>
+            <w:r>
+              <w:rPr>
+                <w:color w:val="222B34"/>
+                <w:sz w:val="24"/>
+              </w:rPr>
+              <w:t>Can inherit the latest tier</w:t>
+            </w:r>
+          </w:p>
+        </w:tc>
+        <w:tc>
+          <w:tcPr>
+            <w:tcW w:w="4608" w:type="dxa"/>
+            <w:shd w:val="clear" w:color="auto" w:fill="FFFFFF"/>
+            <w:vAlign w:val="center"/>
+          </w:tcPr>
+          <w:p>
+            <w:pPr>
+              <w:pStyle w:val="ReportCaption"/>
+              <w:spacing w:after="0" w:line="240" w:lineRule="auto"/>
+              <w:ind w:left="0"/>
+              <w:rPr>
+                <w:color w:val="222B34"/>
+                <w:sz w:val="24"/>
+              </w:rPr>
+            </w:pPr>
+            <w:r>
+              <w:rPr>
+                <w:color w:val="222B34"/>
+                <w:sz w:val="24"/>
+              </w:rPr>
+              <w:t>Keeps the tier valid when borrowing began</w:t>
             </w:r>
           </w:p>
         </w:tc>
@@ -3510,60 +3758,999 @@
     </w:tbl>
     <w:p>
       <w:pPr>
-        <w:spacing w:after="0"/>
-      </w:pPr>
+        <w:pStyle w:val="ReportCaption"/>
+        <w:rPr>
+          <w:sz w:val="24"/>
+        </w:rPr>
+      </w:pPr>
+    </w:p>
+    <w:p>
+      <w:pPr>
+        <w:spacing w:after="0" w:line="240" w:lineRule="auto"/>
+        <w:rPr>
+          <w:rFonts w:ascii="Aptos" w:eastAsia="Carlito" w:hAnsi="Aptos"/>
+          <w:color w:val="222B34"/>
+          <w:lang w:val="en-SG" w:eastAsia="zh-CN" w:bidi="ar-SA"/>
+        </w:rPr>
+      </w:pPr>
+      <w:r>
+        <w:br w:type="page"/>
+      </w:r>
+    </w:p>
+    <w:p>
+      <w:pPr>
+        <w:pStyle w:val="ReportHeading"/>
+        <w:rPr>
+          <w:sz w:val="24"/>
+          <w:szCs w:val="24"/>
+        </w:rPr>
+      </w:pPr>
+      <w:r>
+        <w:rPr>
+          <w:sz w:val="24"/>
+          <w:szCs w:val="24"/>
+        </w:rPr>
+        <w:lastRenderedPageBreak/>
+        <w:t>2. Proposed dimensional design</w:t>
+      </w:r>
+    </w:p>
+    <w:p>
+      <w:pPr>
+        <w:pStyle w:val="ReportBody"/>
+        <w:rPr>
+          <w:sz w:val="24"/>
+          <w:szCs w:val="24"/>
+        </w:rPr>
+      </w:pPr>
+      <w:r>
+        <w:rPr>
+          <w:sz w:val="24"/>
+          <w:szCs w:val="24"/>
+        </w:rPr>
+        <w:t>Type 2 preserves history by assigning a new MemberKey whenever a tracked tier attribute changes [1]. The durable MemberID groups versions. Effective periods use [EffectiveFrom, EffectiveTo): the start is inclusive and the end is exclusive, so a loan at the exact change timestamp matches only the new version.</w:t>
+      </w:r>
+    </w:p>
+    <w:p>
+      <w:pPr>
+        <w:pStyle w:val="ReportCaption"/>
+        <w:ind w:firstLine="567"/>
+        <w:rPr>
+          <w:sz w:val="24"/>
+        </w:rPr>
+      </w:pPr>
+      <w:r>
+        <w:rPr>
+          <w:sz w:val="24"/>
+        </w:rPr>
+        <w:t>Listing 1. Relevant structure of the historical member dimension</w:t>
+      </w:r>
+    </w:p>
+    <w:p>
+      <w:pPr>
+        <w:pStyle w:val="ReportCode"/>
+        <w:pBdr>
+          <w:top w:val="single" w:sz="4" w:space="1" w:color="C3CBD2"/>
+          <w:left w:val="single" w:sz="4" w:space="4" w:color="C3CBD2"/>
+          <w:bottom w:val="single" w:sz="4" w:space="1" w:color="C3CBD2"/>
+          <w:right w:val="single" w:sz="4" w:space="4" w:color="C3CBD2"/>
+        </w:pBdr>
+        <w:ind w:left="173" w:right="115"/>
+        <w:rPr>
+          <w:sz w:val="24"/>
+        </w:rPr>
+      </w:pPr>
+      <w:r>
+        <w:rPr>
+          <w:sz w:val="24"/>
+        </w:rPr>
+        <w:t>CREATE TABLE DimMemberHistory (</w:t>
+      </w:r>
+      <w:r>
+        <w:rPr>
+          <w:sz w:val="24"/>
+        </w:rPr>
+        <w:br/>
+        <w:t xml:space="preserve">  MemberKey INT AUTO_INCREMENT PRIMARY KEY,</w:t>
+      </w:r>
+      <w:r>
+        <w:rPr>
+          <w:sz w:val="24"/>
+        </w:rPr>
+        <w:br/>
+        <w:t xml:space="preserve">  MemberID CHAR(10) NOT NULL,</w:t>
+      </w:r>
+      <w:r>
+        <w:rPr>
+          <w:sz w:val="24"/>
+        </w:rPr>
+        <w:br/>
+        <w:t xml:space="preserve">  Name VARCHAR(100) NOT NULL,</w:t>
+      </w:r>
+      <w:r>
+        <w:rPr>
+          <w:sz w:val="24"/>
+        </w:rPr>
+        <w:br/>
+        <w:t xml:space="preserve">  Gender CHAR(1) NOT NULL,</w:t>
+      </w:r>
+      <w:r>
+        <w:rPr>
+          <w:sz w:val="24"/>
+        </w:rPr>
+        <w:br/>
+        <w:t xml:space="preserve">  Occupation VARCHAR(50) NULL,</w:t>
+      </w:r>
+      <w:r>
+        <w:rPr>
+          <w:sz w:val="24"/>
+        </w:rPr>
+        <w:br/>
+        <w:t xml:space="preserve">  RegistrationDate DATE NOT NULL,</w:t>
+      </w:r>
+      <w:r>
+        <w:rPr>
+          <w:sz w:val="24"/>
+        </w:rPr>
+        <w:br/>
+        <w:t xml:space="preserve">  TierName VARCHAR(20) NOT NULL,</w:t>
+      </w:r>
+      <w:r>
+        <w:rPr>
+          <w:sz w:val="24"/>
+        </w:rPr>
+        <w:br/>
+        <w:t xml:space="preserve">  TierLevel INT NOT NULL,</w:t>
+      </w:r>
+      <w:r>
+        <w:rPr>
+          <w:sz w:val="24"/>
+        </w:rPr>
+        <w:br/>
+        <w:t xml:space="preserve">  BorrowLimit INT NOT NULL,</w:t>
+      </w:r>
+      <w:r>
+        <w:rPr>
+          <w:sz w:val="24"/>
+        </w:rPr>
+        <w:br/>
+        <w:t xml:space="preserve">  EffectiveFrom DATETIME NOT NULL,</w:t>
+      </w:r>
+      <w:r>
+        <w:rPr>
+          <w:sz w:val="24"/>
+        </w:rPr>
+        <w:br/>
+        <w:t xml:space="preserve">  EffectiveTo DATETIME NOT NULL,</w:t>
+      </w:r>
+      <w:r>
+        <w:rPr>
+          <w:sz w:val="24"/>
+        </w:rPr>
+        <w:br/>
+        <w:t xml:space="preserve">  IsCurrent BOOLEAN NOT NULL,</w:t>
+      </w:r>
+      <w:r>
+        <w:rPr>
+          <w:sz w:val="24"/>
+        </w:rPr>
+        <w:br/>
+        <w:t xml:space="preserve">  CurrentMemberID CHAR(10) GENERATED ALWAYS AS</w:t>
+      </w:r>
+      <w:r>
+        <w:rPr>
+          <w:sz w:val="24"/>
+        </w:rPr>
+        <w:br/>
+        <w:t xml:space="preserve">    (CASE WHEN IsCurrent = 1 THEN MemberID ELSE NULL END) STORED,</w:t>
+      </w:r>
+      <w:r>
+        <w:rPr>
+          <w:sz w:val="24"/>
+        </w:rPr>
+        <w:br/>
+        <w:t xml:space="preserve">  CHECK (EffectiveFrom &lt; EffectiveTo),</w:t>
+      </w:r>
+      <w:r>
+        <w:rPr>
+          <w:sz w:val="24"/>
+        </w:rPr>
+        <w:br/>
+        <w:t xml:space="preserve">  UNIQUE KEY uq_member_version (MemberID, EffectiveFrom),</w:t>
+      </w:r>
+      <w:r>
+        <w:rPr>
+          <w:sz w:val="24"/>
+        </w:rPr>
+        <w:br/>
+        <w:t xml:space="preserve">  UNIQUE KEY uq_one_current (CurrentMemberID),</w:t>
+      </w:r>
+      <w:r>
+        <w:rPr>
+          <w:sz w:val="24"/>
+        </w:rPr>
+        <w:br/>
+        <w:t xml:space="preserve">  INDEX ix_member_asof (MemberID, EffectiveFrom, EffectiveTo)</w:t>
+      </w:r>
+      <w:r>
+        <w:rPr>
+          <w:sz w:val="24"/>
+        </w:rPr>
+        <w:br/>
+        <w:t>);</w:t>
+      </w:r>
+    </w:p>
+    <w:p>
+      <w:pPr>
+        <w:pStyle w:val="ReportSubheading"/>
+        <w:rPr>
+          <w:sz w:val="24"/>
+          <w:szCs w:val="24"/>
+        </w:rPr>
+      </w:pPr>
+      <w:r>
+        <w:rPr>
+          <w:sz w:val="24"/>
+          <w:szCs w:val="24"/>
+        </w:rPr>
+        <w:t>Design decisions</w:t>
+      </w:r>
+    </w:p>
+    <w:p>
+      <w:pPr>
+        <w:pStyle w:val="ReportBullet"/>
+        <w:numPr>
+          <w:ilvl w:val="0"/>
+          <w:numId w:val="48"/>
+        </w:numPr>
+        <w:ind w:left="403" w:hanging="245"/>
+        <w:rPr>
+          <w:sz w:val="24"/>
+          <w:szCs w:val="24"/>
+        </w:rPr>
+      </w:pPr>
+      <w:r>
+        <w:rPr>
+          <w:sz w:val="24"/>
+          <w:szCs w:val="24"/>
+        </w:rPr>
+        <w:t>MemberKey identifies one historical version; MemberID remains the stable business identity.</w:t>
+      </w:r>
+    </w:p>
+    <w:p>
+      <w:pPr>
+        <w:pStyle w:val="ReportBullet"/>
+        <w:numPr>
+          <w:ilvl w:val="0"/>
+          <w:numId w:val="48"/>
+        </w:numPr>
+        <w:ind w:left="403" w:hanging="245"/>
+        <w:rPr>
+          <w:sz w:val="24"/>
+          <w:szCs w:val="24"/>
+        </w:rPr>
+      </w:pPr>
+      <w:r>
+        <w:rPr>
+          <w:sz w:val="24"/>
+          <w:szCs w:val="24"/>
+        </w:rPr>
+        <w:t>The generated CurrentMemberID is populated only for current rows. MySQL permits multiple NULL values in a UNIQUE index, so expired versions can coexist while a duplicate current member is rejected [2].</w:t>
+      </w:r>
+    </w:p>
+    <w:p>
+      <w:pPr>
+        <w:pStyle w:val="ReportBullet"/>
+        <w:numPr>
+          <w:ilvl w:val="0"/>
+          <w:numId w:val="48"/>
+        </w:numPr>
+        <w:ind w:left="403" w:hanging="245"/>
+        <w:rPr>
+          <w:sz w:val="24"/>
+          <w:szCs w:val="24"/>
+        </w:rPr>
+      </w:pPr>
+      <w:r>
+        <w:rPr>
+          <w:sz w:val="24"/>
+          <w:szCs w:val="24"/>
+        </w:rPr>
+        <w:t>DATETIME is deliberate. The as-of join must use Loan.StartDatetime before the ETL reduces the event to BorrowDateKey; otherwise a midday tier change cannot be resolved precisely.</w:t>
+      </w:r>
+    </w:p>
+    <w:p>
+      <w:pPr>
+        <w:pStyle w:val="ReportBody"/>
+        <w:rPr>
+          <w:sz w:val="24"/>
+          <w:szCs w:val="24"/>
+        </w:rPr>
+      </w:pPr>
+      <w:r>
+        <w:rPr>
+          <w:sz w:val="24"/>
+          <w:szCs w:val="24"/>
+        </w:rPr>
+        <w:t>FactLoan keeps the same grain. Its MemberKey simply points to the version valid when the loan began. BorrowDateKey remains the calendar-analysis key; the return date should not select the tier because borrowing eligibility and limits apply at checkout.</w:t>
+      </w:r>
+    </w:p>
+    <w:p>
+      <w:pPr>
+        <w:spacing w:after="0" w:line="240" w:lineRule="auto"/>
+        <w:rPr>
+          <w:rFonts w:ascii="Aptos" w:eastAsia="Carlito" w:hAnsi="Aptos"/>
+          <w:color w:val="222B34"/>
+          <w:lang w:val="en-SG" w:eastAsia="zh-CN" w:bidi="ar-SA"/>
+        </w:rPr>
+      </w:pPr>
+      <w:r>
+        <w:br w:type="page"/>
+      </w:r>
+    </w:p>
+    <w:p>
+      <w:pPr>
+        <w:pStyle w:val="ReportHeading"/>
+        <w:rPr>
+          <w:sz w:val="24"/>
+          <w:szCs w:val="24"/>
+        </w:rPr>
+      </w:pPr>
+      <w:r>
+        <w:rPr>
+          <w:sz w:val="24"/>
+          <w:szCs w:val="24"/>
+        </w:rPr>
+        <w:lastRenderedPageBreak/>
+        <w:t>3. Change detection and atomic loading</w:t>
+      </w:r>
+    </w:p>
+    <w:p>
+      <w:pPr>
+        <w:pStyle w:val="ReportBody"/>
+        <w:rPr>
+          <w:sz w:val="24"/>
+          <w:szCs w:val="24"/>
+        </w:rPr>
+      </w:pPr>
+      <w:r>
+        <w:rPr>
+          <w:sz w:val="24"/>
+          <w:szCs w:val="24"/>
+        </w:rPr>
+        <w:t>A stable staging snapshot supplies the latest member profile and a trustworthy ChangeAt timestamp. Only new members or changed tier attributes enter ChangedMember. The old version is closed before the replacement is inserted, and both actions are committed as one transaction.</w:t>
+      </w:r>
+    </w:p>
+    <w:p>
+      <w:pPr>
+        <w:pStyle w:val="ReportCaption"/>
+        <w:ind w:firstLine="567"/>
+        <w:rPr>
+          <w:sz w:val="24"/>
+        </w:rPr>
+      </w:pPr>
+      <w:r>
+        <w:rPr>
+          <w:sz w:val="24"/>
+        </w:rPr>
+        <w:t>Listing 2. Idempotent Type 2 change-processing pattern</w:t>
+      </w:r>
+    </w:p>
+    <w:p>
+      <w:pPr>
+        <w:pStyle w:val="ReportCode"/>
+        <w:pBdr>
+          <w:top w:val="single" w:sz="4" w:space="1" w:color="C3CBD2"/>
+          <w:left w:val="single" w:sz="4" w:space="4" w:color="C3CBD2"/>
+          <w:bottom w:val="single" w:sz="4" w:space="1" w:color="C3CBD2"/>
+          <w:right w:val="single" w:sz="4" w:space="4" w:color="C3CBD2"/>
+        </w:pBdr>
+        <w:ind w:left="173" w:right="115"/>
+        <w:rPr>
+          <w:sz w:val="24"/>
+        </w:rPr>
+      </w:pPr>
+      <w:r>
+        <w:rPr>
+          <w:sz w:val="24"/>
+        </w:rPr>
+        <w:t>CREATE TEMPORARY TABLE ChangedMember AS</w:t>
+      </w:r>
+      <w:r>
+        <w:rPr>
+          <w:sz w:val="24"/>
+        </w:rPr>
+        <w:br/>
+        <w:t>SELECT s.MemberID, s.Name, s.Gender, s.Occupation,</w:t>
+      </w:r>
+      <w:r>
+        <w:rPr>
+          <w:sz w:val="24"/>
+        </w:rPr>
+        <w:br/>
+        <w:t xml:space="preserve">       s.RegistrationDate, s.TierName, s.TierLevel,</w:t>
+      </w:r>
+      <w:r>
+        <w:rPr>
+          <w:sz w:val="24"/>
+        </w:rPr>
+        <w:br/>
+        <w:t xml:space="preserve">       s.BorrowLimit, s.ChangeAt, d.MemberKey AS PreviousKey</w:t>
+      </w:r>
+      <w:r>
+        <w:rPr>
+          <w:sz w:val="24"/>
+        </w:rPr>
+        <w:br/>
+        <w:t>FROM StgMember AS s</w:t>
+      </w:r>
+      <w:r>
+        <w:rPr>
+          <w:sz w:val="24"/>
+        </w:rPr>
+        <w:br/>
+        <w:t>LEFT JOIN DimMemberHistory AS d</w:t>
+      </w:r>
+      <w:r>
+        <w:rPr>
+          <w:sz w:val="24"/>
+        </w:rPr>
+        <w:br/>
+        <w:t xml:space="preserve">  ON d.MemberID = s.MemberID AND d.IsCurrent = 1</w:t>
+      </w:r>
+      <w:r>
+        <w:rPr>
+          <w:sz w:val="24"/>
+        </w:rPr>
+        <w:br/>
+        <w:t>WHERE d.MemberKey IS NULL</w:t>
+      </w:r>
+      <w:r>
+        <w:rPr>
+          <w:sz w:val="24"/>
+        </w:rPr>
+        <w:br/>
+        <w:t xml:space="preserve">   OR NOT (d.TierName   &lt;=&gt; s.TierName)</w:t>
+      </w:r>
+      <w:r>
+        <w:rPr>
+          <w:sz w:val="24"/>
+        </w:rPr>
+        <w:br/>
+        <w:t xml:space="preserve">   OR NOT (d.TierLevel  &lt;=&gt; s.TierLevel)</w:t>
+      </w:r>
+      <w:r>
+        <w:rPr>
+          <w:sz w:val="24"/>
+        </w:rPr>
+        <w:br/>
+        <w:t xml:space="preserve">   OR NOT (d.BorrowLimit &lt;=&gt; s.BorrowLimit);</w:t>
+      </w:r>
+      <w:r>
+        <w:rPr>
+          <w:sz w:val="24"/>
+        </w:rPr>
+        <w:br/>
+      </w:r>
+      <w:r>
+        <w:rPr>
+          <w:sz w:val="24"/>
+        </w:rPr>
+        <w:br/>
+        <w:t>START TRANSACTION;</w:t>
+      </w:r>
+      <w:r>
+        <w:rPr>
+          <w:sz w:val="24"/>
+        </w:rPr>
+        <w:br/>
+        <w:t>UPDATE DimMemberHistory AS d</w:t>
+      </w:r>
+      <w:r>
+        <w:rPr>
+          <w:sz w:val="24"/>
+        </w:rPr>
+        <w:br/>
+        <w:t>JOIN ChangedMember AS c ON c.PreviousKey = d.MemberKey</w:t>
+      </w:r>
+      <w:r>
+        <w:rPr>
+          <w:sz w:val="24"/>
+        </w:rPr>
+        <w:br/>
+        <w:t>SET d.EffectiveTo = c.ChangeAt, d.IsCurrent = 0;</w:t>
+      </w:r>
+      <w:r>
+        <w:rPr>
+          <w:sz w:val="24"/>
+        </w:rPr>
+        <w:br/>
+      </w:r>
+      <w:r>
+        <w:rPr>
+          <w:sz w:val="24"/>
+        </w:rPr>
+        <w:br/>
+        <w:t>INSERT INTO DimMemberHistory</w:t>
+      </w:r>
+      <w:r>
+        <w:rPr>
+          <w:sz w:val="24"/>
+        </w:rPr>
+        <w:br/>
+        <w:t xml:space="preserve">  (MemberID, Name, Gender, Occupation, RegistrationDate,</w:t>
+      </w:r>
+      <w:r>
+        <w:rPr>
+          <w:sz w:val="24"/>
+        </w:rPr>
+        <w:br/>
+        <w:t xml:space="preserve">   TierName, TierLevel, BorrowLimit,</w:t>
+      </w:r>
+      <w:r>
+        <w:rPr>
+          <w:sz w:val="24"/>
+        </w:rPr>
+        <w:br/>
+        <w:t xml:space="preserve">   EffectiveFrom, EffectiveTo, IsCurrent)</w:t>
+      </w:r>
+      <w:r>
+        <w:rPr>
+          <w:sz w:val="24"/>
+        </w:rPr>
+        <w:br/>
+        <w:t>SELECT MemberID, Name, Gender, Occupation, RegistrationDate,</w:t>
+      </w:r>
+      <w:r>
+        <w:rPr>
+          <w:sz w:val="24"/>
+        </w:rPr>
+        <w:br/>
+        <w:t xml:space="preserve">       TierName, TierLevel, BorrowLimit,</w:t>
+      </w:r>
+      <w:r>
+        <w:rPr>
+          <w:sz w:val="24"/>
+        </w:rPr>
+        <w:br/>
+        <w:t xml:space="preserve">       ChangeAt, '9999-12-31 00:00:00', 1</w:t>
+      </w:r>
+      <w:r>
+        <w:rPr>
+          <w:sz w:val="24"/>
+        </w:rPr>
+        <w:br/>
+        <w:t>FROM ChangedMember;</w:t>
+      </w:r>
+      <w:r>
+        <w:rPr>
+          <w:sz w:val="24"/>
+        </w:rPr>
+        <w:br/>
+        <w:t>COMMIT;</w:t>
+      </w:r>
+    </w:p>
+    <w:p>
+      <w:pPr>
+        <w:pStyle w:val="ReportBody"/>
+        <w:rPr>
+          <w:sz w:val="24"/>
+          <w:szCs w:val="24"/>
+        </w:rPr>
+      </w:pPr>
+      <w:r>
+        <w:rPr>
+          <w:sz w:val="24"/>
+          <w:szCs w:val="24"/>
+        </w:rPr>
+        <w:t>The &lt;=&gt; operator is MySQL null-safe equality [3]. Although the three tier fields are currently NOT NULL, using it makes the comparison safe if the tracked set later includes nullable attributes. Once a batch succeeds, the new current row equals the next staging snapshot, so a rerun produces no extra version.</w:t>
+      </w:r>
+    </w:p>
+    <w:p>
+      <w:pPr>
+        <w:pStyle w:val="ReportSubheading"/>
+        <w:rPr>
+          <w:sz w:val="24"/>
+          <w:szCs w:val="24"/>
+        </w:rPr>
+      </w:pPr>
+      <w:r>
+        <w:rPr>
+          <w:sz w:val="24"/>
+          <w:szCs w:val="24"/>
+        </w:rPr>
+        <w:t>Operational controls</w:t>
+      </w:r>
+    </w:p>
+    <w:p>
+      <w:pPr>
+        <w:pStyle w:val="ReportBullet"/>
+        <w:numPr>
+          <w:ilvl w:val="0"/>
+          <w:numId w:val="49"/>
+        </w:numPr>
+        <w:ind w:left="403" w:hanging="245"/>
+        <w:rPr>
+          <w:sz w:val="24"/>
+          <w:szCs w:val="24"/>
+        </w:rPr>
+      </w:pPr>
+      <w:r>
+        <w:rPr>
+          <w:sz w:val="24"/>
+          <w:szCs w:val="24"/>
+        </w:rPr>
+        <w:t>Record batch ID, extract time, inserted versions, expired versions, unchanged rows and rejected rows.</w:t>
+      </w:r>
+    </w:p>
+    <w:p>
+      <w:pPr>
+        <w:pStyle w:val="ReportBullet"/>
+        <w:numPr>
+          <w:ilvl w:val="0"/>
+          <w:numId w:val="49"/>
+        </w:numPr>
+        <w:ind w:left="403" w:hanging="245"/>
+        <w:rPr>
+          <w:sz w:val="24"/>
+          <w:szCs w:val="24"/>
+        </w:rPr>
+      </w:pPr>
+      <w:r>
+        <w:rPr>
+          <w:sz w:val="24"/>
+          <w:szCs w:val="24"/>
+        </w:rPr>
+        <w:t>Reject EffectiveTo &lt;= EffectiveFrom and serialize concurrent changes for the same MemberID.</w:t>
+      </w:r>
+    </w:p>
+    <w:p>
+      <w:pPr>
+        <w:pStyle w:val="ReportBullet"/>
+        <w:numPr>
+          <w:ilvl w:val="0"/>
+          <w:numId w:val="49"/>
+        </w:numPr>
+        <w:ind w:left="403" w:hanging="245"/>
+        <w:rPr>
+          <w:sz w:val="24"/>
+          <w:szCs w:val="24"/>
+        </w:rPr>
+      </w:pPr>
+      <w:r>
+        <w:rPr>
+          <w:sz w:val="24"/>
+          <w:szCs w:val="24"/>
+        </w:rPr>
+        <w:t>Treat backdated changes separately: split the affected period, then re-key facts whose borrow timestamps fall inside the corrected interval.</w:t>
+      </w:r>
+    </w:p>
+    <w:p>
+      <w:pPr>
+        <w:spacing w:after="0" w:line="240" w:lineRule="auto"/>
+        <w:rPr>
+          <w:rFonts w:ascii="Aptos" w:eastAsia="Carlito" w:hAnsi="Aptos"/>
+          <w:color w:val="222B34"/>
+          <w:lang w:val="en-SG" w:eastAsia="zh-CN" w:bidi="ar-SA"/>
+        </w:rPr>
+      </w:pPr>
+      <w:r>
+        <w:br w:type="page"/>
+      </w:r>
+    </w:p>
+    <w:p>
+      <w:pPr>
+        <w:pStyle w:val="ReportHeading"/>
+        <w:rPr>
+          <w:sz w:val="24"/>
+          <w:szCs w:val="24"/>
+        </w:rPr>
+      </w:pPr>
+      <w:r>
+        <w:rPr>
+          <w:sz w:val="24"/>
+          <w:szCs w:val="24"/>
+        </w:rPr>
+        <w:lastRenderedPageBreak/>
+        <w:t>4. Controlled test and expected evidence</w:t>
+      </w:r>
+    </w:p>
+    <w:p>
+      <w:pPr>
+        <w:pStyle w:val="ReportBody"/>
+        <w:rPr>
+          <w:sz w:val="24"/>
+          <w:szCs w:val="24"/>
+        </w:rPr>
+      </w:pPr>
+      <w:r>
+        <w:rPr>
+          <w:sz w:val="24"/>
+          <w:szCs w:val="24"/>
+        </w:rPr>
+        <w:t>The OLTP Member table stores only the current TierID and no tier-change timestamp. Therefore, an honest demonstration must be prospective. I use synthetic member MTEST0001 rather than assigning invented history to a real member in the supplied data.</w:t>
+      </w:r>
+    </w:p>
+    <w:p>
+      <w:pPr>
+        <w:pStyle w:val="ReportCaption"/>
+        <w:ind w:firstLine="567"/>
+        <w:rPr>
+          <w:sz w:val="24"/>
+        </w:rPr>
+      </w:pPr>
+      <w:r>
+        <w:rPr>
+          <w:sz w:val="24"/>
+        </w:rPr>
+        <w:t>Table 2</w:t>
+      </w:r>
+      <w:r>
+        <w:rPr>
+          <w:sz w:val="24"/>
+        </w:rPr>
+        <w:t>. Half-open membership timeline used for the test</w:t>
+      </w:r>
     </w:p>
     <w:tbl>
       <w:tblPr>
-        <w:tblW w:w="0" w:type="auto"/>
-        <w:jc w:val="center"/>
+        <w:tblW w:w="10080" w:type="dxa"/>
+        <w:tblBorders>
+          <w:top w:val="single" w:sz="4" w:space="0" w:color="C3CBD2"/>
+          <w:left w:val="single" w:sz="4" w:space="0" w:color="C3CBD2"/>
+          <w:bottom w:val="single" w:sz="4" w:space="0" w:color="C3CBD2"/>
+          <w:right w:val="single" w:sz="4" w:space="0" w:color="C3CBD2"/>
+          <w:insideH w:val="single" w:sz="4" w:space="0" w:color="C3CBD2"/>
+          <w:insideV w:val="single" w:sz="4" w:space="0" w:color="C3CBD2"/>
+        </w:tblBorders>
+        <w:shd w:val="clear" w:color="auto" w:fill="FFFFFF"/>
         <w:tblLayout w:type="fixed"/>
-        <w:tblLook w:val="04A0" w:firstRow="1" w:lastRow="0" w:firstColumn="1" w:lastColumn="0" w:noHBand="0" w:noVBand="1"/>
+        <w:tblCellMar>
+          <w:top w:w="80" w:type="dxa"/>
+          <w:left w:w="120" w:type="dxa"/>
+          <w:bottom w:w="80" w:type="dxa"/>
+          <w:right w:w="120" w:type="dxa"/>
+        </w:tblCellMar>
+        <w:tblLook w:val="0000" w:firstRow="0" w:lastRow="0" w:firstColumn="0" w:lastColumn="0" w:noHBand="0" w:noVBand="0"/>
       </w:tblPr>
       <w:tblGrid>
-        <w:gridCol w:w="9936"/>
+        <w:gridCol w:w="3672"/>
+        <w:gridCol w:w="2736"/>
+        <w:gridCol w:w="3672"/>
       </w:tblGrid>
       <w:tr>
         <w:trPr>
-          <w:cantSplit/>
-          <w:jc w:val="center"/>
+          <w:tblHeader/>
         </w:trPr>
         <w:tc>
           <w:tcPr>
-            <w:tcW w:w="9936" w:type="dxa"/>
+            <w:tcW w:w="3672" w:type="dxa"/>
             <w:tcBorders>
-              <w:top w:val="single" w:sz="10" w:space="0" w:color="5D8F2B"/>
-              <w:left w:val="single" w:sz="10" w:space="0" w:color="5D8F2B"/>
-              <w:bottom w:val="single" w:sz="10" w:space="0" w:color="5D8F2B"/>
-              <w:right w:val="single" w:sz="10" w:space="0" w:color="5D8F2B"/>
+              <w:bottom w:val="single" w:sz="4" w:space="0" w:color="1F7A7A"/>
             </w:tcBorders>
-            <w:tcMar>
-              <w:top w:w="80" w:type="dxa"/>
-              <w:left w:w="100" w:type="dxa"/>
-              <w:bottom w:w="80" w:type="dxa"/>
-              <w:right w:w="100" w:type="dxa"/>
-            </w:tcMar>
+            <w:shd w:val="clear" w:color="auto" w:fill="FFFFFF"/>
+            <w:vAlign w:val="center"/>
           </w:tcPr>
           <w:p>
             <w:pPr>
+              <w:pStyle w:val="ReportCaption"/>
               <w:spacing w:after="0" w:line="240" w:lineRule="auto"/>
+              <w:ind w:left="0"/>
+              <w:rPr>
+                <w:b/>
+                <w:color w:val="17324D"/>
+                <w:sz w:val="24"/>
+              </w:rPr>
             </w:pPr>
             <w:r>
               <w:rPr>
-                <w:rFonts w:ascii="Carlito" w:eastAsia="Carlito" w:hAnsi="Carlito"/>
                 <w:b/>
-                <w:color w:val="5D8F2B"/>
-                <w:sz w:val="21"/>
-              </w:rPr>
-              <w:t xml:space="preserve">Research question: </w:t>
-            </w:r>
-            <w:r>
-              <w:rPr>
-                <w:rFonts w:ascii="Carlito" w:eastAsia="Carlito" w:hAnsi="Carlito"/>
-                <w:color w:val="252525"/>
-                <w:sz w:val="21"/>
-              </w:rPr>
-              <w:t>How can the warehouse retain the tier that a member held when each loan occurred, even after later upgrades?</w:t>
+                <w:color w:val="17324D"/>
+                <w:sz w:val="24"/>
+              </w:rPr>
+              <w:t>BASIC VERSION</w:t>
+            </w:r>
+          </w:p>
+        </w:tc>
+        <w:tc>
+          <w:tcPr>
+            <w:tcW w:w="2736" w:type="dxa"/>
+            <w:tcBorders>
+              <w:bottom w:val="single" w:sz="4" w:space="0" w:color="1F7A7A"/>
+            </w:tcBorders>
+            <w:shd w:val="clear" w:color="auto" w:fill="FFFFFF"/>
+            <w:vAlign w:val="center"/>
+          </w:tcPr>
+          <w:p>
+            <w:pPr>
+              <w:pStyle w:val="ReportCaption"/>
+              <w:spacing w:after="0" w:line="240" w:lineRule="auto"/>
+              <w:ind w:left="0"/>
+              <w:jc w:val="center"/>
+              <w:rPr>
+                <w:b/>
+                <w:color w:val="17324D"/>
+                <w:sz w:val="24"/>
+              </w:rPr>
+            </w:pPr>
+            <w:r>
+              <w:rPr>
+                <w:b/>
+                <w:color w:val="17324D"/>
+                <w:sz w:val="24"/>
+              </w:rPr>
+              <w:t>CHANGE EVENT</w:t>
+            </w:r>
+          </w:p>
+        </w:tc>
+        <w:tc>
+          <w:tcPr>
+            <w:tcW w:w="3672" w:type="dxa"/>
+            <w:tcBorders>
+              <w:bottom w:val="single" w:sz="4" w:space="0" w:color="1F7A7A"/>
+            </w:tcBorders>
+            <w:shd w:val="clear" w:color="auto" w:fill="FFFFFF"/>
+            <w:vAlign w:val="center"/>
+          </w:tcPr>
+          <w:p>
+            <w:pPr>
+              <w:pStyle w:val="ReportCaption"/>
+              <w:spacing w:after="0" w:line="240" w:lineRule="auto"/>
+              <w:ind w:left="0"/>
+              <w:rPr>
+                <w:b/>
+                <w:color w:val="17324D"/>
+                <w:sz w:val="24"/>
+              </w:rPr>
+            </w:pPr>
+            <w:r>
+              <w:rPr>
+                <w:b/>
+                <w:color w:val="17324D"/>
+                <w:sz w:val="24"/>
+              </w:rPr>
+              <w:t>ADVANCED VERSION</w:t>
+            </w:r>
+          </w:p>
+        </w:tc>
+      </w:tr>
+      <w:tr>
+        <w:tc>
+          <w:tcPr>
+            <w:tcW w:w="3672" w:type="dxa"/>
+            <w:tcBorders>
+              <w:top w:val="single" w:sz="4" w:space="0" w:color="1F7A7A"/>
+            </w:tcBorders>
+            <w:shd w:val="clear" w:color="auto" w:fill="FFFFFF"/>
+            <w:vAlign w:val="center"/>
+          </w:tcPr>
+          <w:p>
+            <w:pPr>
+              <w:pStyle w:val="ReportCaption"/>
+              <w:spacing w:after="0" w:line="240" w:lineRule="auto"/>
+              <w:ind w:left="0"/>
+              <w:rPr>
+                <w:color w:val="222B34"/>
+                <w:sz w:val="24"/>
+              </w:rPr>
+            </w:pPr>
+            <w:r>
+              <w:rPr>
+                <w:color w:val="222B34"/>
+                <w:sz w:val="24"/>
+              </w:rPr>
+              <w:t>MemberKey 101</w:t>
+            </w:r>
+          </w:p>
+          <w:p>
+            <w:pPr>
+              <w:pStyle w:val="ReportCaption"/>
+              <w:spacing w:after="0" w:line="240" w:lineRule="auto"/>
+              <w:ind w:left="0"/>
+              <w:rPr>
+                <w:color w:val="222B34"/>
+                <w:sz w:val="24"/>
+              </w:rPr>
+            </w:pPr>
+            <w:r>
+              <w:rPr>
+                <w:color w:val="222B34"/>
+                <w:sz w:val="24"/>
+              </w:rPr>
+              <w:t>2024-01-01 &lt;= t &lt; 2025-07-01</w:t>
+            </w:r>
+          </w:p>
+        </w:tc>
+        <w:tc>
+          <w:tcPr>
+            <w:tcW w:w="2736" w:type="dxa"/>
+            <w:tcBorders>
+              <w:top w:val="single" w:sz="4" w:space="0" w:color="1F7A7A"/>
+            </w:tcBorders>
+            <w:shd w:val="clear" w:color="auto" w:fill="FFFFFF"/>
+            <w:vAlign w:val="center"/>
+          </w:tcPr>
+          <w:p>
+            <w:pPr>
+              <w:pStyle w:val="ReportCaption"/>
+              <w:spacing w:after="0" w:line="240" w:lineRule="auto"/>
+              <w:ind w:left="0"/>
+              <w:jc w:val="center"/>
+              <w:rPr>
+                <w:color w:val="222B34"/>
+                <w:sz w:val="24"/>
+              </w:rPr>
+            </w:pPr>
+            <w:r>
+              <w:rPr>
+                <w:color w:val="222B34"/>
+                <w:sz w:val="24"/>
+              </w:rPr>
+              <w:t>2025-07-01 00:00</w:t>
+            </w:r>
+          </w:p>
+          <w:p>
+            <w:pPr>
+              <w:pStyle w:val="ReportCaption"/>
+              <w:spacing w:after="0" w:line="240" w:lineRule="auto"/>
+              <w:ind w:left="0"/>
+              <w:jc w:val="center"/>
+              <w:rPr>
+                <w:color w:val="222B34"/>
+                <w:sz w:val="24"/>
+              </w:rPr>
+            </w:pPr>
+            <w:r>
+              <w:rPr>
+                <w:color w:val="222B34"/>
+                <w:sz w:val="24"/>
+              </w:rPr>
+              <w:t>Basic -&gt; Advanced</w:t>
+            </w:r>
+          </w:p>
+        </w:tc>
+        <w:tc>
+          <w:tcPr>
+            <w:tcW w:w="3672" w:type="dxa"/>
+            <w:tcBorders>
+              <w:top w:val="single" w:sz="4" w:space="0" w:color="1F7A7A"/>
+            </w:tcBorders>
+            <w:shd w:val="clear" w:color="auto" w:fill="FFFFFF"/>
+            <w:vAlign w:val="center"/>
+          </w:tcPr>
+          <w:p>
+            <w:pPr>
+              <w:pStyle w:val="ReportCaption"/>
+              <w:spacing w:after="0" w:line="240" w:lineRule="auto"/>
+              <w:ind w:left="0"/>
+              <w:rPr>
+                <w:color w:val="222B34"/>
+                <w:sz w:val="24"/>
+              </w:rPr>
+            </w:pPr>
+            <w:r>
+              <w:rPr>
+                <w:color w:val="222B34"/>
+                <w:sz w:val="24"/>
+              </w:rPr>
+              <w:t>MemberKey 305</w:t>
+            </w:r>
+          </w:p>
+          <w:p>
+            <w:pPr>
+              <w:pStyle w:val="ReportCaption"/>
+              <w:spacing w:after="0" w:line="240" w:lineRule="auto"/>
+              <w:ind w:left="0"/>
+              <w:rPr>
+                <w:color w:val="222B34"/>
+                <w:sz w:val="24"/>
+              </w:rPr>
+            </w:pPr>
+            <w:r>
+              <w:rPr>
+                <w:color w:val="222B34"/>
+                <w:sz w:val="24"/>
+              </w:rPr>
+              <w:t>2025-07-01 &lt;= t &lt; 9999-12-31</w:t>
             </w:r>
           </w:p>
         </w:tc>
@@ -3571,348 +4758,630 @@
     </w:tbl>
     <w:p>
       <w:pPr>
-        <w:spacing w:after="0"/>
+        <w:pStyle w:val="ReportCaption"/>
+        <w:rPr>
+          <w:sz w:val="24"/>
+        </w:rPr>
       </w:pPr>
     </w:p>
     <w:p>
       <w:pPr>
-        <w:pStyle w:val="ReportHeading"/>
-        <w:pBdr>
-          <w:bottom w:val="single" w:sz="10" w:space="2" w:color="8ED14B"/>
-        </w:pBdr>
+        <w:pStyle w:val="ReportCaption"/>
+        <w:ind w:firstLine="567"/>
+        <w:rPr>
+          <w:sz w:val="24"/>
+        </w:rPr>
       </w:pPr>
       <w:r>
-        <w:t>1. The historical reporting problem</w:t>
+        <w:rPr>
+          <w:sz w:val="24"/>
+        </w:rPr>
+        <w:t xml:space="preserve">Table </w:t>
       </w:r>
-    </w:p>
-    <w:p>
-      <w:pPr>
-        <w:pStyle w:val="ReportBody"/>
-      </w:pPr>
       <w:r>
-        <w:t>The current star schema stores TierName, TierLevel and BorrowLimit directly in DimMember. That is convenient for analysis, but an overwrite creates a historical problem. If member M0107 moves from Basic to Advanced and the existing row is updated, older loans can appear to have been made by an Advanced member even though the member was Basic at the time.</w:t>
+        <w:rPr>
+          <w:sz w:val="24"/>
+        </w:rPr>
+        <w:t>3</w:t>
       </w:r>
-    </w:p>
-    <w:p>
-      <w:pPr>
-        <w:pStyle w:val="ReportBody"/>
-      </w:pPr>
       <w:r>
-        <w:t>A Slowly Changing Dimension Type 2 (SCD2) solves this by inserting a new dimension row for a meaningful change instead of overwriting the previous row. The natural key MemberID links the versions, while each version receives a different surrogate MemberKey. Effective dates and a current-row flag define when each version applies [1].</w:t>
+        <w:rPr>
+          <w:sz w:val="24"/>
+        </w:rPr>
+        <w:t>. Expected result after the member upgrade</w:t>
       </w:r>
     </w:p>
     <w:tbl>
       <w:tblPr>
-        <w:tblW w:w="0" w:type="auto"/>
-        <w:jc w:val="center"/>
+        <w:tblW w:w="10080" w:type="dxa"/>
+        <w:tblBorders>
+          <w:top w:val="single" w:sz="4" w:space="0" w:color="C3CBD2"/>
+          <w:left w:val="single" w:sz="4" w:space="0" w:color="C3CBD2"/>
+          <w:bottom w:val="single" w:sz="4" w:space="0" w:color="C3CBD2"/>
+          <w:right w:val="single" w:sz="4" w:space="0" w:color="C3CBD2"/>
+          <w:insideH w:val="single" w:sz="4" w:space="0" w:color="C3CBD2"/>
+          <w:insideV w:val="single" w:sz="4" w:space="0" w:color="C3CBD2"/>
+        </w:tblBorders>
+        <w:shd w:val="clear" w:color="auto" w:fill="FFFFFF"/>
         <w:tblLayout w:type="fixed"/>
-        <w:tblLook w:val="04A0" w:firstRow="1" w:lastRow="0" w:firstColumn="1" w:lastColumn="0" w:noHBand="0" w:noVBand="1"/>
+        <w:tblCellMar>
+          <w:top w:w="80" w:type="dxa"/>
+          <w:left w:w="120" w:type="dxa"/>
+          <w:bottom w:w="80" w:type="dxa"/>
+          <w:right w:w="120" w:type="dxa"/>
+        </w:tblCellMar>
+        <w:tblLook w:val="0000" w:firstRow="0" w:lastRow="0" w:firstColumn="0" w:lastColumn="0" w:noHBand="0" w:noVBand="0"/>
       </w:tblPr>
       <w:tblGrid>
-        <w:gridCol w:w="1728"/>
-        <w:gridCol w:w="3744"/>
-        <w:gridCol w:w="4464"/>
+        <w:gridCol w:w="1152"/>
+        <w:gridCol w:w="1872"/>
+        <w:gridCol w:w="1656"/>
+        <w:gridCol w:w="2952"/>
+        <w:gridCol w:w="2448"/>
       </w:tblGrid>
       <w:tr>
         <w:trPr>
-          <w:cantSplit/>
           <w:tblHeader/>
-          <w:jc w:val="center"/>
         </w:trPr>
         <w:tc>
           <w:tcPr>
-            <w:tcW w:w="1728" w:type="dxa"/>
+            <w:tcW w:w="1152" w:type="dxa"/>
             <w:tcBorders>
-              <w:top w:val="single" w:sz="5" w:space="0" w:color="D7D9DE"/>
-              <w:left w:val="single" w:sz="5" w:space="0" w:color="D7D9DE"/>
-              <w:bottom w:val="single" w:sz="5" w:space="0" w:color="D7D9DE"/>
-              <w:right w:val="single" w:sz="5" w:space="0" w:color="D7D9DE"/>
+              <w:bottom w:val="single" w:sz="4" w:space="0" w:color="1F7A7A"/>
             </w:tcBorders>
-            <w:tcMar>
-              <w:top w:w="55" w:type="dxa"/>
-              <w:left w:w="70" w:type="dxa"/>
-              <w:bottom w:w="55" w:type="dxa"/>
-              <w:right w:w="70" w:type="dxa"/>
-            </w:tcMar>
+            <w:shd w:val="clear" w:color="auto" w:fill="FFFFFF"/>
             <w:vAlign w:val="center"/>
           </w:tcPr>
           <w:p>
             <w:pPr>
+              <w:pStyle w:val="ReportCaption"/>
               <w:spacing w:after="0" w:line="240" w:lineRule="auto"/>
+              <w:ind w:left="0"/>
               <w:jc w:val="center"/>
+              <w:rPr>
+                <w:b/>
+                <w:color w:val="17324D"/>
+                <w:sz w:val="24"/>
+              </w:rPr>
             </w:pPr>
             <w:r>
               <w:rPr>
-                <w:rFonts w:ascii="Carlito" w:eastAsia="Carlito" w:hAnsi="Carlito"/>
                 <w:b/>
-                <w:color w:val="1C1C1C"/>
-                <w:sz w:val="19"/>
-              </w:rPr>
-              <w:t>Approach</w:t>
+                <w:color w:val="17324D"/>
+                <w:sz w:val="24"/>
+              </w:rPr>
+              <w:t>Loan</w:t>
             </w:r>
           </w:p>
         </w:tc>
         <w:tc>
           <w:tcPr>
-            <w:tcW w:w="3744" w:type="dxa"/>
+            <w:tcW w:w="1872" w:type="dxa"/>
             <w:tcBorders>
-              <w:top w:val="single" w:sz="5" w:space="0" w:color="D7D9DE"/>
-              <w:left w:val="single" w:sz="5" w:space="0" w:color="D7D9DE"/>
-              <w:bottom w:val="single" w:sz="5" w:space="0" w:color="D7D9DE"/>
-              <w:right w:val="single" w:sz="5" w:space="0" w:color="D7D9DE"/>
+              <w:bottom w:val="single" w:sz="4" w:space="0" w:color="1F7A7A"/>
             </w:tcBorders>
-            <w:tcMar>
-              <w:top w:w="55" w:type="dxa"/>
-              <w:left w:w="70" w:type="dxa"/>
-              <w:bottom w:w="55" w:type="dxa"/>
-              <w:right w:w="70" w:type="dxa"/>
-            </w:tcMar>
+            <w:shd w:val="clear" w:color="auto" w:fill="FFFFFF"/>
             <w:vAlign w:val="center"/>
           </w:tcPr>
           <w:p>
             <w:pPr>
+              <w:pStyle w:val="ReportCaption"/>
               <w:spacing w:after="0" w:line="240" w:lineRule="auto"/>
+              <w:ind w:left="0"/>
               <w:jc w:val="center"/>
+              <w:rPr>
+                <w:b/>
+                <w:color w:val="17324D"/>
+                <w:sz w:val="24"/>
+              </w:rPr>
             </w:pPr>
             <w:r>
               <w:rPr>
-                <w:rFonts w:ascii="Carlito" w:eastAsia="Carlito" w:hAnsi="Carlito"/>
                 <w:b/>
-                <w:color w:val="1C1C1C"/>
-                <w:sz w:val="19"/>
-              </w:rPr>
-              <w:t>What happens on an upgrade</w:t>
+                <w:color w:val="17324D"/>
+                <w:sz w:val="24"/>
+              </w:rPr>
+              <w:t>Start</w:t>
             </w:r>
           </w:p>
         </w:tc>
         <w:tc>
           <w:tcPr>
-            <w:tcW w:w="4464" w:type="dxa"/>
+            <w:tcW w:w="1656" w:type="dxa"/>
             <w:tcBorders>
-              <w:top w:val="single" w:sz="5" w:space="0" w:color="D7D9DE"/>
-              <w:left w:val="single" w:sz="5" w:space="0" w:color="D7D9DE"/>
-              <w:bottom w:val="single" w:sz="5" w:space="0" w:color="D7D9DE"/>
-              <w:right w:val="single" w:sz="5" w:space="0" w:color="D7D9DE"/>
+              <w:bottom w:val="single" w:sz="4" w:space="0" w:color="1F7A7A"/>
             </w:tcBorders>
-            <w:tcMar>
-              <w:top w:w="55" w:type="dxa"/>
-              <w:left w:w="70" w:type="dxa"/>
-              <w:bottom w:w="55" w:type="dxa"/>
-              <w:right w:w="70" w:type="dxa"/>
-            </w:tcMar>
+            <w:shd w:val="clear" w:color="auto" w:fill="FFFFFF"/>
             <w:vAlign w:val="center"/>
           </w:tcPr>
           <w:p>
             <w:pPr>
+              <w:pStyle w:val="ReportCaption"/>
               <w:spacing w:after="0" w:line="240" w:lineRule="auto"/>
+              <w:ind w:left="0"/>
               <w:jc w:val="center"/>
+              <w:rPr>
+                <w:b/>
+                <w:color w:val="17324D"/>
+                <w:sz w:val="24"/>
+              </w:rPr>
             </w:pPr>
             <w:r>
               <w:rPr>
-                <w:rFonts w:ascii="Carlito" w:eastAsia="Carlito" w:hAnsi="Carlito"/>
                 <w:b/>
-                <w:color w:val="1C1C1C"/>
-                <w:sz w:val="19"/>
-              </w:rPr>
-              <w:t>Historical result</w:t>
+                <w:color w:val="17324D"/>
+                <w:sz w:val="24"/>
+              </w:rPr>
+              <w:t>Tier at event</w:t>
+            </w:r>
+          </w:p>
+        </w:tc>
+        <w:tc>
+          <w:tcPr>
+            <w:tcW w:w="2952" w:type="dxa"/>
+            <w:tcBorders>
+              <w:bottom w:val="single" w:sz="4" w:space="0" w:color="1F7A7A"/>
+            </w:tcBorders>
+            <w:shd w:val="clear" w:color="auto" w:fill="FFFFFF"/>
+            <w:vAlign w:val="center"/>
+          </w:tcPr>
+          <w:p>
+            <w:pPr>
+              <w:pStyle w:val="ReportCaption"/>
+              <w:spacing w:after="0" w:line="240" w:lineRule="auto"/>
+              <w:ind w:left="0"/>
+              <w:rPr>
+                <w:b/>
+                <w:color w:val="17324D"/>
+                <w:sz w:val="24"/>
+              </w:rPr>
+            </w:pPr>
+            <w:r>
+              <w:rPr>
+                <w:b/>
+                <w:color w:val="17324D"/>
+                <w:sz w:val="24"/>
+              </w:rPr>
+              <w:t>Current design after reload</w:t>
+            </w:r>
+          </w:p>
+        </w:tc>
+        <w:tc>
+          <w:tcPr>
+            <w:tcW w:w="2448" w:type="dxa"/>
+            <w:tcBorders>
+              <w:bottom w:val="single" w:sz="4" w:space="0" w:color="1F7A7A"/>
+            </w:tcBorders>
+            <w:shd w:val="clear" w:color="auto" w:fill="FFFFFF"/>
+            <w:vAlign w:val="center"/>
+          </w:tcPr>
+          <w:p>
+            <w:pPr>
+              <w:pStyle w:val="ReportCaption"/>
+              <w:spacing w:after="0" w:line="240" w:lineRule="auto"/>
+              <w:ind w:left="0"/>
+              <w:jc w:val="center"/>
+              <w:rPr>
+                <w:b/>
+                <w:color w:val="17324D"/>
+                <w:sz w:val="24"/>
+              </w:rPr>
+            </w:pPr>
+            <w:r>
+              <w:rPr>
+                <w:b/>
+                <w:color w:val="17324D"/>
+                <w:sz w:val="24"/>
+              </w:rPr>
+              <w:t>SCD2 result</w:t>
             </w:r>
           </w:p>
         </w:tc>
       </w:tr>
       <w:tr>
-        <w:trPr>
-          <w:cantSplit/>
-          <w:jc w:val="center"/>
-        </w:trPr>
         <w:tc>
           <w:tcPr>
-            <w:tcW w:w="1728" w:type="dxa"/>
+            <w:tcW w:w="1152" w:type="dxa"/>
             <w:tcBorders>
-              <w:top w:val="single" w:sz="5" w:space="0" w:color="D7D9DE"/>
-              <w:left w:val="single" w:sz="5" w:space="0" w:color="D7D9DE"/>
-              <w:bottom w:val="single" w:sz="5" w:space="0" w:color="D7D9DE"/>
-              <w:right w:val="single" w:sz="5" w:space="0" w:color="D7D9DE"/>
+              <w:top w:val="single" w:sz="4" w:space="0" w:color="1F7A7A"/>
             </w:tcBorders>
-            <w:tcMar>
-              <w:top w:w="55" w:type="dxa"/>
-              <w:left w:w="70" w:type="dxa"/>
-              <w:bottom w:w="55" w:type="dxa"/>
-              <w:right w:w="70" w:type="dxa"/>
-            </w:tcMar>
+            <w:shd w:val="clear" w:color="auto" w:fill="FFFFFF"/>
             <w:vAlign w:val="center"/>
           </w:tcPr>
           <w:p>
             <w:pPr>
+              <w:pStyle w:val="ReportCaption"/>
               <w:spacing w:after="0" w:line="240" w:lineRule="auto"/>
+              <w:ind w:left="0"/>
+              <w:jc w:val="center"/>
+              <w:rPr>
+                <w:color w:val="222B34"/>
+                <w:sz w:val="24"/>
+              </w:rPr>
             </w:pPr>
             <w:r>
               <w:rPr>
-                <w:rFonts w:ascii="Carlito" w:eastAsia="Carlito" w:hAnsi="Carlito"/>
-                <w:color w:val="252525"/>
-                <w:sz w:val="18"/>
-              </w:rPr>
-              <w:t>Type 1</w:t>
+                <w:color w:val="222B34"/>
+                <w:sz w:val="24"/>
+              </w:rPr>
+              <w:t>L9001</w:t>
             </w:r>
           </w:p>
         </w:tc>
         <w:tc>
           <w:tcPr>
-            <w:tcW w:w="3744" w:type="dxa"/>
+            <w:tcW w:w="1872" w:type="dxa"/>
             <w:tcBorders>
-              <w:top w:val="single" w:sz="5" w:space="0" w:color="D7D9DE"/>
-              <w:left w:val="single" w:sz="5" w:space="0" w:color="D7D9DE"/>
-              <w:bottom w:val="single" w:sz="5" w:space="0" w:color="D7D9DE"/>
-              <w:right w:val="single" w:sz="5" w:space="0" w:color="D7D9DE"/>
+              <w:top w:val="single" w:sz="4" w:space="0" w:color="1F7A7A"/>
             </w:tcBorders>
-            <w:tcMar>
-              <w:top w:w="55" w:type="dxa"/>
-              <w:left w:w="70" w:type="dxa"/>
-              <w:bottom w:w="55" w:type="dxa"/>
-              <w:right w:w="70" w:type="dxa"/>
-            </w:tcMar>
+            <w:shd w:val="clear" w:color="auto" w:fill="FFFFFF"/>
             <w:vAlign w:val="center"/>
           </w:tcPr>
           <w:p>
             <w:pPr>
+              <w:pStyle w:val="ReportCaption"/>
               <w:spacing w:after="0" w:line="240" w:lineRule="auto"/>
+              <w:ind w:left="0"/>
+              <w:jc w:val="center"/>
+              <w:rPr>
+                <w:color w:val="222B34"/>
+                <w:sz w:val="24"/>
+              </w:rPr>
             </w:pPr>
             <w:r>
               <w:rPr>
-                <w:rFonts w:ascii="Carlito" w:eastAsia="Carlito" w:hAnsi="Carlito"/>
-                <w:color w:val="252525"/>
-                <w:sz w:val="18"/>
-              </w:rPr>
-              <w:t>Update the existing member row</w:t>
+                <w:color w:val="222B34"/>
+                <w:sz w:val="24"/>
+              </w:rPr>
+              <w:t>2025-06-20</w:t>
             </w:r>
           </w:p>
         </w:tc>
         <w:tc>
           <w:tcPr>
-            <w:tcW w:w="4464" w:type="dxa"/>
+            <w:tcW w:w="1656" w:type="dxa"/>
             <w:tcBorders>
-              <w:top w:val="single" w:sz="5" w:space="0" w:color="D7D9DE"/>
-              <w:left w:val="single" w:sz="5" w:space="0" w:color="D7D9DE"/>
-              <w:bottom w:val="single" w:sz="5" w:space="0" w:color="D7D9DE"/>
-              <w:right w:val="single" w:sz="5" w:space="0" w:color="D7D9DE"/>
+              <w:top w:val="single" w:sz="4" w:space="0" w:color="1F7A7A"/>
             </w:tcBorders>
-            <w:tcMar>
-              <w:top w:w="55" w:type="dxa"/>
-              <w:left w:w="70" w:type="dxa"/>
-              <w:bottom w:w="55" w:type="dxa"/>
-              <w:right w:w="70" w:type="dxa"/>
-            </w:tcMar>
+            <w:shd w:val="clear" w:color="auto" w:fill="FFFFFF"/>
             <w:vAlign w:val="center"/>
           </w:tcPr>
           <w:p>
             <w:pPr>
+              <w:pStyle w:val="ReportCaption"/>
               <w:spacing w:after="0" w:line="240" w:lineRule="auto"/>
+              <w:ind w:left="0"/>
+              <w:jc w:val="center"/>
+              <w:rPr>
+                <w:color w:val="222B34"/>
+                <w:sz w:val="24"/>
+              </w:rPr>
             </w:pPr>
             <w:r>
               <w:rPr>
-                <w:rFonts w:ascii="Carlito" w:eastAsia="Carlito" w:hAnsi="Carlito"/>
-                <w:color w:val="252525"/>
-                <w:sz w:val="18"/>
-              </w:rPr>
-              <w:t>Old facts are described using the new tier</w:t>
+                <w:color w:val="222B34"/>
+                <w:sz w:val="24"/>
+              </w:rPr>
+              <w:t>Basic</w:t>
+            </w:r>
+          </w:p>
+        </w:tc>
+        <w:tc>
+          <w:tcPr>
+            <w:tcW w:w="2952" w:type="dxa"/>
+            <w:tcBorders>
+              <w:top w:val="single" w:sz="4" w:space="0" w:color="1F7A7A"/>
+            </w:tcBorders>
+            <w:shd w:val="clear" w:color="auto" w:fill="FFFFFF"/>
+            <w:vAlign w:val="center"/>
+          </w:tcPr>
+          <w:p>
+            <w:pPr>
+              <w:pStyle w:val="ReportCaption"/>
+              <w:spacing w:after="0" w:line="240" w:lineRule="auto"/>
+              <w:ind w:left="0"/>
+              <w:rPr>
+                <w:color w:val="222B34"/>
+                <w:sz w:val="24"/>
+              </w:rPr>
+            </w:pPr>
+            <w:r>
+              <w:rPr>
+                <w:color w:val="222B34"/>
+                <w:sz w:val="24"/>
+              </w:rPr>
+              <w:t>Advanced - incorrect</w:t>
+            </w:r>
+          </w:p>
+        </w:tc>
+        <w:tc>
+          <w:tcPr>
+            <w:tcW w:w="2448" w:type="dxa"/>
+            <w:tcBorders>
+              <w:top w:val="single" w:sz="4" w:space="0" w:color="1F7A7A"/>
+            </w:tcBorders>
+            <w:shd w:val="clear" w:color="auto" w:fill="FFFFFF"/>
+            <w:vAlign w:val="center"/>
+          </w:tcPr>
+          <w:p>
+            <w:pPr>
+              <w:pStyle w:val="ReportCaption"/>
+              <w:spacing w:after="0" w:line="240" w:lineRule="auto"/>
+              <w:ind w:left="0"/>
+              <w:jc w:val="center"/>
+              <w:rPr>
+                <w:color w:val="222B34"/>
+                <w:sz w:val="24"/>
+              </w:rPr>
+            </w:pPr>
+            <w:r>
+              <w:rPr>
+                <w:color w:val="222B34"/>
+                <w:sz w:val="24"/>
+              </w:rPr>
+              <w:t>101 / Basic</w:t>
             </w:r>
           </w:p>
         </w:tc>
       </w:tr>
       <w:tr>
-        <w:trPr>
-          <w:cantSplit/>
-          <w:jc w:val="center"/>
-        </w:trPr>
         <w:tc>
           <w:tcPr>
-            <w:tcW w:w="1728" w:type="dxa"/>
-            <w:tcBorders>
-              <w:top w:val="single" w:sz="5" w:space="0" w:color="D7D9DE"/>
-              <w:left w:val="single" w:sz="5" w:space="0" w:color="D7D9DE"/>
-              <w:bottom w:val="single" w:sz="5" w:space="0" w:color="D7D9DE"/>
-              <w:right w:val="single" w:sz="5" w:space="0" w:color="D7D9DE"/>
-            </w:tcBorders>
-            <w:tcMar>
-              <w:top w:w="55" w:type="dxa"/>
-              <w:left w:w="70" w:type="dxa"/>
-              <w:bottom w:w="55" w:type="dxa"/>
-              <w:right w:w="70" w:type="dxa"/>
-            </w:tcMar>
+            <w:tcW w:w="1152" w:type="dxa"/>
+            <w:shd w:val="clear" w:color="auto" w:fill="FFFFFF"/>
             <w:vAlign w:val="center"/>
           </w:tcPr>
           <w:p>
             <w:pPr>
+              <w:pStyle w:val="ReportCaption"/>
               <w:spacing w:after="0" w:line="240" w:lineRule="auto"/>
+              <w:ind w:left="0"/>
+              <w:jc w:val="center"/>
+              <w:rPr>
+                <w:color w:val="222B34"/>
+                <w:sz w:val="24"/>
+              </w:rPr>
             </w:pPr>
             <w:r>
               <w:rPr>
-                <w:rFonts w:ascii="Carlito" w:eastAsia="Carlito" w:hAnsi="Carlito"/>
-                <w:color w:val="252525"/>
-                <w:sz w:val="18"/>
-              </w:rPr>
-              <w:t>Type 2</w:t>
+                <w:color w:val="222B34"/>
+                <w:sz w:val="24"/>
+              </w:rPr>
+              <w:t>L9002</w:t>
             </w:r>
           </w:p>
         </w:tc>
         <w:tc>
           <w:tcPr>
-            <w:tcW w:w="3744" w:type="dxa"/>
-            <w:tcBorders>
-              <w:top w:val="single" w:sz="5" w:space="0" w:color="D7D9DE"/>
-              <w:left w:val="single" w:sz="5" w:space="0" w:color="D7D9DE"/>
-              <w:bottom w:val="single" w:sz="5" w:space="0" w:color="D7D9DE"/>
-              <w:right w:val="single" w:sz="5" w:space="0" w:color="D7D9DE"/>
-            </w:tcBorders>
-            <w:tcMar>
-              <w:top w:w="55" w:type="dxa"/>
-              <w:left w:w="70" w:type="dxa"/>
-              <w:bottom w:w="55" w:type="dxa"/>
-              <w:right w:w="70" w:type="dxa"/>
-            </w:tcMar>
+            <w:tcW w:w="1872" w:type="dxa"/>
+            <w:shd w:val="clear" w:color="auto" w:fill="FFFFFF"/>
             <w:vAlign w:val="center"/>
           </w:tcPr>
           <w:p>
             <w:pPr>
+              <w:pStyle w:val="ReportCaption"/>
               <w:spacing w:after="0" w:line="240" w:lineRule="auto"/>
+              <w:ind w:left="0"/>
+              <w:jc w:val="center"/>
+              <w:rPr>
+                <w:color w:val="222B34"/>
+                <w:sz w:val="24"/>
+              </w:rPr>
             </w:pPr>
             <w:r>
               <w:rPr>
-                <w:rFonts w:ascii="Carlito" w:eastAsia="Carlito" w:hAnsi="Carlito"/>
-                <w:color w:val="252525"/>
-                <w:sz w:val="18"/>
-              </w:rPr>
-              <w:t>Expire the old row and insert a new row</w:t>
+                <w:color w:val="222B34"/>
+                <w:sz w:val="24"/>
+              </w:rPr>
+              <w:t>2025-07-10</w:t>
             </w:r>
           </w:p>
         </w:tc>
         <w:tc>
           <w:tcPr>
-            <w:tcW w:w="4464" w:type="dxa"/>
-            <w:tcBorders>
-              <w:top w:val="single" w:sz="5" w:space="0" w:color="D7D9DE"/>
-              <w:left w:val="single" w:sz="5" w:space="0" w:color="D7D9DE"/>
-              <w:bottom w:val="single" w:sz="5" w:space="0" w:color="D7D9DE"/>
-              <w:right w:val="single" w:sz="5" w:space="0" w:color="D7D9DE"/>
-            </w:tcBorders>
-            <w:tcMar>
-              <w:top w:w="55" w:type="dxa"/>
-              <w:left w:w="70" w:type="dxa"/>
-              <w:bottom w:w="55" w:type="dxa"/>
-              <w:right w:w="70" w:type="dxa"/>
-            </w:tcMar>
+            <w:tcW w:w="1656" w:type="dxa"/>
+            <w:shd w:val="clear" w:color="auto" w:fill="FFFFFF"/>
             <w:vAlign w:val="center"/>
           </w:tcPr>
           <w:p>
             <w:pPr>
+              <w:pStyle w:val="ReportCaption"/>
               <w:spacing w:after="0" w:line="240" w:lineRule="auto"/>
+              <w:ind w:left="0"/>
+              <w:jc w:val="center"/>
+              <w:rPr>
+                <w:color w:val="222B34"/>
+                <w:sz w:val="24"/>
+              </w:rPr>
             </w:pPr>
             <w:r>
               <w:rPr>
-                <w:rFonts w:ascii="Carlito" w:eastAsia="Carlito" w:hAnsi="Carlito"/>
-                <w:color w:val="252525"/>
-                <w:sz w:val="18"/>
-              </w:rPr>
-              <w:t>Each fact keeps the tier valid at its event time</w:t>
+                <w:color w:val="222B34"/>
+                <w:sz w:val="24"/>
+              </w:rPr>
+              <w:t>Advanced</w:t>
+            </w:r>
+          </w:p>
+        </w:tc>
+        <w:tc>
+          <w:tcPr>
+            <w:tcW w:w="2952" w:type="dxa"/>
+            <w:shd w:val="clear" w:color="auto" w:fill="FFFFFF"/>
+            <w:vAlign w:val="center"/>
+          </w:tcPr>
+          <w:p>
+            <w:pPr>
+              <w:pStyle w:val="ReportCaption"/>
+              <w:spacing w:after="0" w:line="240" w:lineRule="auto"/>
+              <w:ind w:left="0"/>
+              <w:rPr>
+                <w:color w:val="222B34"/>
+                <w:sz w:val="24"/>
+              </w:rPr>
+            </w:pPr>
+            <w:r>
+              <w:rPr>
+                <w:color w:val="222B34"/>
+                <w:sz w:val="24"/>
+              </w:rPr>
+              <w:t>Advanced - correct</w:t>
+            </w:r>
+          </w:p>
+        </w:tc>
+        <w:tc>
+          <w:tcPr>
+            <w:tcW w:w="2448" w:type="dxa"/>
+            <w:shd w:val="clear" w:color="auto" w:fill="FFFFFF"/>
+            <w:vAlign w:val="center"/>
+          </w:tcPr>
+          <w:p>
+            <w:pPr>
+              <w:pStyle w:val="ReportCaption"/>
+              <w:spacing w:after="0" w:line="240" w:lineRule="auto"/>
+              <w:ind w:left="0"/>
+              <w:jc w:val="center"/>
+              <w:rPr>
+                <w:color w:val="222B34"/>
+                <w:sz w:val="24"/>
+              </w:rPr>
+            </w:pPr>
+            <w:r>
+              <w:rPr>
+                <w:color w:val="222B34"/>
+                <w:sz w:val="24"/>
+              </w:rPr>
+              <w:t>305 / Advanced</w:t>
+            </w:r>
+          </w:p>
+        </w:tc>
+      </w:tr>
+      <w:tr>
+        <w:tc>
+          <w:tcPr>
+            <w:tcW w:w="1152" w:type="dxa"/>
+            <w:shd w:val="clear" w:color="auto" w:fill="FFFFFF"/>
+            <w:vAlign w:val="center"/>
+          </w:tcPr>
+          <w:p>
+            <w:pPr>
+              <w:pStyle w:val="ReportCaption"/>
+              <w:spacing w:after="0" w:line="240" w:lineRule="auto"/>
+              <w:ind w:left="0"/>
+              <w:jc w:val="center"/>
+              <w:rPr>
+                <w:color w:val="222B34"/>
+                <w:sz w:val="24"/>
+              </w:rPr>
+            </w:pPr>
+            <w:r>
+              <w:rPr>
+                <w:color w:val="222B34"/>
+                <w:sz w:val="24"/>
+              </w:rPr>
+              <w:t>Boundary</w:t>
+            </w:r>
+          </w:p>
+        </w:tc>
+        <w:tc>
+          <w:tcPr>
+            <w:tcW w:w="1872" w:type="dxa"/>
+            <w:shd w:val="clear" w:color="auto" w:fill="FFFFFF"/>
+            <w:vAlign w:val="center"/>
+          </w:tcPr>
+          <w:p>
+            <w:pPr>
+              <w:pStyle w:val="ReportCaption"/>
+              <w:spacing w:after="0" w:line="240" w:lineRule="auto"/>
+              <w:ind w:left="0"/>
+              <w:jc w:val="center"/>
+              <w:rPr>
+                <w:color w:val="222B34"/>
+                <w:sz w:val="24"/>
+              </w:rPr>
+            </w:pPr>
+            <w:r>
+              <w:rPr>
+                <w:color w:val="222B34"/>
+                <w:sz w:val="24"/>
+              </w:rPr>
+              <w:t>2025-07-01 00:00</w:t>
+            </w:r>
+          </w:p>
+        </w:tc>
+        <w:tc>
+          <w:tcPr>
+            <w:tcW w:w="1656" w:type="dxa"/>
+            <w:shd w:val="clear" w:color="auto" w:fill="FFFFFF"/>
+            <w:vAlign w:val="center"/>
+          </w:tcPr>
+          <w:p>
+            <w:pPr>
+              <w:pStyle w:val="ReportCaption"/>
+              <w:spacing w:after="0" w:line="240" w:lineRule="auto"/>
+              <w:ind w:left="0"/>
+              <w:jc w:val="center"/>
+              <w:rPr>
+                <w:color w:val="222B34"/>
+                <w:sz w:val="24"/>
+              </w:rPr>
+            </w:pPr>
+            <w:r>
+              <w:rPr>
+                <w:color w:val="222B34"/>
+                <w:sz w:val="24"/>
+              </w:rPr>
+              <w:t>Advanced</w:t>
+            </w:r>
+          </w:p>
+        </w:tc>
+        <w:tc>
+          <w:tcPr>
+            <w:tcW w:w="2952" w:type="dxa"/>
+            <w:shd w:val="clear" w:color="auto" w:fill="FFFFFF"/>
+            <w:vAlign w:val="center"/>
+          </w:tcPr>
+          <w:p>
+            <w:pPr>
+              <w:pStyle w:val="ReportCaption"/>
+              <w:spacing w:after="0" w:line="240" w:lineRule="auto"/>
+              <w:ind w:left="0"/>
+              <w:rPr>
+                <w:color w:val="222B34"/>
+                <w:sz w:val="24"/>
+              </w:rPr>
+            </w:pPr>
+            <w:r>
+              <w:rPr>
+                <w:color w:val="222B34"/>
+                <w:sz w:val="24"/>
+              </w:rPr>
+              <w:t>Advanced</w:t>
+            </w:r>
+          </w:p>
+        </w:tc>
+        <w:tc>
+          <w:tcPr>
+            <w:tcW w:w="2448" w:type="dxa"/>
+            <w:shd w:val="clear" w:color="auto" w:fill="FFFFFF"/>
+            <w:vAlign w:val="center"/>
+          </w:tcPr>
+          <w:p>
+            <w:pPr>
+              <w:pStyle w:val="ReportCaption"/>
+              <w:spacing w:after="0" w:line="240" w:lineRule="auto"/>
+              <w:ind w:left="0"/>
+              <w:jc w:val="center"/>
+              <w:rPr>
+                <w:color w:val="222B34"/>
+                <w:sz w:val="24"/>
+              </w:rPr>
+            </w:pPr>
+            <w:r>
+              <w:rPr>
+                <w:color w:val="222B34"/>
+                <w:sz w:val="24"/>
+              </w:rPr>
+              <w:t>305 / Advanced</w:t>
             </w:r>
           </w:p>
         </w:tc>
@@ -3920,26 +5389,62 @@
     </w:tbl>
     <w:p>
       <w:pPr>
-        <w:pStyle w:val="ReportHeading"/>
-        <w:pBdr>
-          <w:bottom w:val="single" w:sz="10" w:space="2" w:color="8ED14B"/>
-        </w:pBdr>
+        <w:pStyle w:val="ReportCaption"/>
+        <w:rPr>
+          <w:sz w:val="24"/>
+        </w:rPr>
+      </w:pPr>
+    </w:p>
+    <w:p>
+      <w:pPr>
+        <w:pStyle w:val="ReportBody"/>
+        <w:rPr>
+          <w:sz w:val="24"/>
+          <w:szCs w:val="24"/>
+        </w:rPr>
       </w:pPr>
       <w:r>
-        <w:t>2. Scope of the design</w:t>
+        <w:rPr>
+          <w:sz w:val="24"/>
+          <w:szCs w:val="24"/>
+        </w:rPr>
+        <w:t>The current join uses MemberID only, so both loans resolve to the single Advanced row after a reload. The proposed join adds StartDatetime &gt;= EffectiveFrom and StartDatetime &lt; EffectiveTo. L9001 therefore retains the expired Basic version, while L9002 and the exact-boundary loan use the Advanced version.</w:t>
       </w:r>
     </w:p>
     <w:p>
       <w:pPr>
-        <w:pStyle w:val="ReportBody"/>
+        <w:pStyle w:val="ReportCallout"/>
+        <w:pBdr>
+          <w:left w:val="single" w:sz="4" w:space="7" w:color="1F7A7A"/>
+        </w:pBdr>
+        <w:ind w:left="216" w:right="72"/>
+        <w:rPr>
+          <w:sz w:val="24"/>
+        </w:rPr>
       </w:pPr>
       <w:r>
-        <w:t>I focused on tier attributes because they affect borrowing policy and are analytically meaningful. Name corrections and contact changes could follow a different policy. The design uses half-open periods: EffectiveFrom is inclusive and EffectiveTo is exclusive. This avoids a fact matching two rows at the exact change timestamp.</w:t>
+        <w:rPr>
+          <w:b/>
+          <w:color w:val="1F7A7A"/>
+          <w:sz w:val="24"/>
+        </w:rPr>
+        <w:t>EVIDENCE STAT</w:t>
+      </w:r>
+      <w:r>
+        <w:rPr>
+          <w:sz w:val="24"/>
+        </w:rPr>
+        <w:t>US | These are controlled expected results, not claimed measurements from the current warehouse. The Type 2 schema and ETL must be executed before the acceptance checks on the next page can be reported as observed results.</w:t>
       </w:r>
     </w:p>
     <w:p>
       <w:pPr>
-        <w:spacing w:after="0"/>
+        <w:spacing w:after="0" w:line="240" w:lineRule="auto"/>
+        <w:rPr>
+          <w:rFonts w:ascii="Aptos" w:eastAsiaTheme="minorEastAsia" w:hAnsi="Aptos" w:cstheme="minorBidi"/>
+          <w:noProof/>
+          <w:color w:val="17324D"/>
+        </w:rPr>
       </w:pPr>
       <w:r>
         <w:br w:type="page"/>
@@ -3948,249 +5453,502 @@
     <w:p>
       <w:pPr>
         <w:pStyle w:val="ReportHeading"/>
-        <w:pBdr>
-          <w:bottom w:val="single" w:sz="10" w:space="2" w:color="8ED14B"/>
-        </w:pBdr>
+        <w:rPr>
+          <w:sz w:val="24"/>
+          <w:szCs w:val="24"/>
+        </w:rPr>
       </w:pPr>
       <w:r>
-        <w:t>3. Dimension structure</w:t>
+        <w:rPr>
+          <w:sz w:val="24"/>
+          <w:szCs w:val="24"/>
+        </w:rPr>
+        <w:lastRenderedPageBreak/>
+        <w:t>5. Verification, limitations and recommendation</w:t>
+      </w:r>
+    </w:p>
+    <w:p>
+      <w:pPr>
+        <w:pStyle w:val="ReportBody"/>
+        <w:rPr>
+          <w:sz w:val="24"/>
+          <w:szCs w:val="24"/>
+        </w:rPr>
+      </w:pPr>
+      <w:r>
+        <w:rPr>
+          <w:sz w:val="24"/>
+          <w:szCs w:val="24"/>
+        </w:rPr>
+        <w:t>A successful load is not proved by row insertion alone. The following checks test the historical rules that matter to analysis.</w:t>
+      </w:r>
+    </w:p>
+    <w:p>
+      <w:pPr>
+        <w:pStyle w:val="ReportCaption"/>
+        <w:ind w:firstLine="567"/>
+        <w:rPr>
+          <w:sz w:val="24"/>
+        </w:rPr>
+      </w:pPr>
+      <w:r>
+        <w:rPr>
+          <w:sz w:val="24"/>
+        </w:rPr>
+        <w:t xml:space="preserve">Table </w:t>
+      </w:r>
+      <w:r>
+        <w:rPr>
+          <w:sz w:val="24"/>
+        </w:rPr>
+        <w:t>4</w:t>
+      </w:r>
+      <w:r>
+        <w:rPr>
+          <w:sz w:val="24"/>
+        </w:rPr>
+        <w:t>. Acceptance tests for the proposed implementation</w:t>
       </w:r>
     </w:p>
     <w:tbl>
       <w:tblPr>
-        <w:tblW w:w="0" w:type="auto"/>
-        <w:jc w:val="center"/>
+        <w:tblW w:w="10080" w:type="dxa"/>
+        <w:tblBorders>
+          <w:top w:val="single" w:sz="4" w:space="0" w:color="C3CBD2"/>
+          <w:left w:val="single" w:sz="4" w:space="0" w:color="C3CBD2"/>
+          <w:bottom w:val="single" w:sz="4" w:space="0" w:color="C3CBD2"/>
+          <w:right w:val="single" w:sz="4" w:space="0" w:color="C3CBD2"/>
+          <w:insideH w:val="single" w:sz="4" w:space="0" w:color="C3CBD2"/>
+          <w:insideV w:val="single" w:sz="4" w:space="0" w:color="C3CBD2"/>
+        </w:tblBorders>
+        <w:shd w:val="clear" w:color="auto" w:fill="FFFFFF"/>
         <w:tblLayout w:type="fixed"/>
-        <w:tblLook w:val="04A0" w:firstRow="1" w:lastRow="0" w:firstColumn="1" w:lastColumn="0" w:noHBand="0" w:noVBand="1"/>
+        <w:tblCellMar>
+          <w:top w:w="80" w:type="dxa"/>
+          <w:left w:w="120" w:type="dxa"/>
+          <w:bottom w:w="80" w:type="dxa"/>
+          <w:right w:w="120" w:type="dxa"/>
+        </w:tblCellMar>
+        <w:tblLook w:val="0000" w:firstRow="0" w:lastRow="0" w:firstColumn="0" w:lastColumn="0" w:noHBand="0" w:noVBand="0"/>
       </w:tblPr>
       <w:tblGrid>
-        <w:gridCol w:w="9936"/>
+        <w:gridCol w:w="1944"/>
+        <w:gridCol w:w="5544"/>
+        <w:gridCol w:w="2592"/>
       </w:tblGrid>
       <w:tr>
         <w:trPr>
-          <w:cantSplit/>
-          <w:jc w:val="center"/>
+          <w:tblHeader/>
         </w:trPr>
         <w:tc>
           <w:tcPr>
-            <w:tcW w:w="9936" w:type="dxa"/>
+            <w:tcW w:w="1944" w:type="dxa"/>
             <w:tcBorders>
-              <w:top w:val="single" w:sz="6" w:space="0" w:color="D7D9DE"/>
-              <w:left w:val="single" w:sz="6" w:space="0" w:color="D7D9DE"/>
-              <w:bottom w:val="single" w:sz="6" w:space="0" w:color="D7D9DE"/>
-              <w:right w:val="single" w:sz="6" w:space="0" w:color="D7D9DE"/>
+              <w:bottom w:val="single" w:sz="4" w:space="0" w:color="1F7A7A"/>
             </w:tcBorders>
-            <w:tcMar>
-              <w:top w:w="75" w:type="dxa"/>
-              <w:left w:w="95" w:type="dxa"/>
-              <w:bottom w:w="75" w:type="dxa"/>
-              <w:right w:w="95" w:type="dxa"/>
-            </w:tcMar>
+            <w:shd w:val="clear" w:color="auto" w:fill="FFFFFF"/>
+            <w:vAlign w:val="center"/>
           </w:tcPr>
           <w:p>
             <w:pPr>
-              <w:spacing w:after="0" w:line="228" w:lineRule="auto"/>
+              <w:pStyle w:val="ReportCaption"/>
+              <w:spacing w:after="0" w:line="240" w:lineRule="auto"/>
+              <w:ind w:left="0"/>
+              <w:rPr>
+                <w:b/>
+                <w:color w:val="17324D"/>
+                <w:sz w:val="24"/>
+              </w:rPr>
             </w:pPr>
             <w:r>
               <w:rPr>
-                <w:rFonts w:ascii="Liberation Mono" w:eastAsia="Liberation Mono" w:hAnsi="Liberation Mono"/>
-                <w:color w:val="1C1C1C"/>
-                <w:sz w:val="17"/>
-              </w:rPr>
-              <w:t>CREATE TABLE DimMemberHistory (</w:t>
-            </w:r>
-            <w:r>
-              <w:br/>
-            </w:r>
-            <w:r>
-              <w:rPr>
-                <w:rFonts w:ascii="Liberation Mono" w:eastAsia="Liberation Mono" w:hAnsi="Liberation Mono"/>
-                <w:color w:val="1C1C1C"/>
-                <w:sz w:val="17"/>
-              </w:rPr>
-              <w:t xml:space="preserve">    MemberKey INT AUTO_INCREMENT PRIMARY KEY,</w:t>
-            </w:r>
-            <w:r>
-              <w:br/>
-            </w:r>
-            <w:r>
-              <w:rPr>
-                <w:rFonts w:ascii="Liberation Mono" w:eastAsia="Liberation Mono" w:hAnsi="Liberation Mono"/>
-                <w:color w:val="1C1C1C"/>
-                <w:sz w:val="17"/>
-              </w:rPr>
-              <w:t xml:space="preserve">    MemberID CHAR(10) NOT NULL,</w:t>
-            </w:r>
-            <w:r>
-              <w:br/>
-            </w:r>
-            <w:r>
-              <w:rPr>
-                <w:rFonts w:ascii="Liberation Mono" w:eastAsia="Liberation Mono" w:hAnsi="Liberation Mono"/>
-                <w:color w:val="1C1C1C"/>
-                <w:sz w:val="17"/>
-              </w:rPr>
-              <w:t xml:space="preserve">    Name VARCHAR(100) NOT NULL,</w:t>
-            </w:r>
-            <w:r>
-              <w:br/>
-            </w:r>
-            <w:r>
-              <w:rPr>
-                <w:rFonts w:ascii="Liberation Mono" w:eastAsia="Liberation Mono" w:hAnsi="Liberation Mono"/>
-                <w:color w:val="1C1C1C"/>
-                <w:sz w:val="17"/>
-              </w:rPr>
-              <w:t xml:space="preserve">    TierName VARCHAR(20) NOT NULL,</w:t>
-            </w:r>
-            <w:r>
-              <w:br/>
-            </w:r>
-            <w:r>
-              <w:rPr>
-                <w:rFonts w:ascii="Liberation Mono" w:eastAsia="Liberation Mono" w:hAnsi="Liberation Mono"/>
-                <w:color w:val="1C1C1C"/>
-                <w:sz w:val="17"/>
-              </w:rPr>
-              <w:t xml:space="preserve">    TierLevel INT NOT NULL,</w:t>
-            </w:r>
-            <w:r>
-              <w:br/>
-            </w:r>
-            <w:r>
-              <w:rPr>
-                <w:rFonts w:ascii="Liberation Mono" w:eastAsia="Liberation Mono" w:hAnsi="Liberation Mono"/>
-                <w:color w:val="1C1C1C"/>
-                <w:sz w:val="17"/>
-              </w:rPr>
-              <w:t xml:space="preserve">    BorrowLimit INT NOT NULL,</w:t>
-            </w:r>
-            <w:r>
-              <w:br/>
-            </w:r>
-            <w:r>
-              <w:rPr>
-                <w:rFonts w:ascii="Liberation Mono" w:eastAsia="Liberation Mono" w:hAnsi="Liberation Mono"/>
-                <w:color w:val="1C1C1C"/>
-                <w:sz w:val="17"/>
-              </w:rPr>
-              <w:t xml:space="preserve">    EffectiveFrom DATETIME NOT NULL,</w:t>
-            </w:r>
-            <w:r>
-              <w:br/>
-            </w:r>
-            <w:r>
-              <w:rPr>
-                <w:rFonts w:ascii="Liberation Mono" w:eastAsia="Liberation Mono" w:hAnsi="Liberation Mono"/>
-                <w:color w:val="1C1C1C"/>
-                <w:sz w:val="17"/>
-              </w:rPr>
-              <w:t xml:space="preserve">    EffectiveTo DATETIME NOT NULL,</w:t>
-            </w:r>
-            <w:r>
-              <w:br/>
-            </w:r>
-            <w:r>
-              <w:rPr>
-                <w:rFonts w:ascii="Liberation Mono" w:eastAsia="Liberation Mono" w:hAnsi="Liberation Mono"/>
-                <w:color w:val="1C1C1C"/>
-                <w:sz w:val="17"/>
-              </w:rPr>
-              <w:t xml:space="preserve">    IsCurrent BOOLEAN NOT NULL,</w:t>
-            </w:r>
-            <w:r>
-              <w:br/>
-            </w:r>
-            <w:r>
-              <w:br/>
-            </w:r>
-            <w:r>
-              <w:rPr>
-                <w:rFonts w:ascii="Liberation Mono" w:eastAsia="Liberation Mono" w:hAnsi="Liberation Mono"/>
-                <w:color w:val="1C1C1C"/>
-                <w:sz w:val="17"/>
-              </w:rPr>
-              <w:t xml:space="preserve">    CurrentMemberID CHAR(10)</w:t>
-            </w:r>
-            <w:r>
-              <w:br/>
-            </w:r>
-            <w:r>
-              <w:rPr>
-                <w:rFonts w:ascii="Liberation Mono" w:eastAsia="Liberation Mono" w:hAnsi="Liberation Mono"/>
-                <w:color w:val="1C1C1C"/>
-                <w:sz w:val="17"/>
-              </w:rPr>
-              <w:t xml:space="preserve">      GENERATED ALWAYS AS (</w:t>
-            </w:r>
-            <w:r>
-              <w:br/>
-            </w:r>
-            <w:r>
-              <w:rPr>
-                <w:rFonts w:ascii="Liberation Mono" w:eastAsia="Liberation Mono" w:hAnsi="Liberation Mono"/>
-                <w:color w:val="1C1C1C"/>
-                <w:sz w:val="17"/>
-              </w:rPr>
-              <w:t xml:space="preserve">        CASE WHEN IsCurrent = 1 THEN MemberID ELSE NULL END</w:t>
-            </w:r>
-            <w:r>
-              <w:br/>
-            </w:r>
-            <w:r>
-              <w:rPr>
-                <w:rFonts w:ascii="Liberation Mono" w:eastAsia="Liberation Mono" w:hAnsi="Liberation Mono"/>
-                <w:color w:val="1C1C1C"/>
-                <w:sz w:val="17"/>
-              </w:rPr>
-              <w:t xml:space="preserve">      ) STORED,</w:t>
-            </w:r>
-            <w:r>
-              <w:br/>
-            </w:r>
-            <w:r>
-              <w:br/>
-            </w:r>
-            <w:r>
-              <w:rPr>
-                <w:rFonts w:ascii="Liberation Mono" w:eastAsia="Liberation Mono" w:hAnsi="Liberation Mono"/>
-                <w:color w:val="1C1C1C"/>
-                <w:sz w:val="17"/>
-              </w:rPr>
-              <w:t xml:space="preserve">    UNIQUE KEY uq_member_version (MemberID, EffectiveFrom),</w:t>
-            </w:r>
-            <w:r>
-              <w:br/>
-            </w:r>
-            <w:r>
-              <w:rPr>
-                <w:rFonts w:ascii="Liberation Mono" w:eastAsia="Liberation Mono" w:hAnsi="Liberation Mono"/>
-                <w:color w:val="1C1C1C"/>
-                <w:sz w:val="17"/>
-              </w:rPr>
-              <w:t xml:space="preserve">    UNIQUE KEY uq_one_current (CurrentMemberID),</w:t>
-            </w:r>
-            <w:r>
-              <w:br/>
-            </w:r>
-            <w:r>
-              <w:rPr>
-                <w:rFonts w:ascii="Liberation Mono" w:eastAsia="Liberation Mono" w:hAnsi="Liberation Mono"/>
-                <w:color w:val="1C1C1C"/>
-                <w:sz w:val="17"/>
-              </w:rPr>
-              <w:t xml:space="preserve">    INDEX ix_member_asof (MemberID, EffectiveFrom, EffectiveTo)</w:t>
-            </w:r>
-            <w:r>
-              <w:br/>
-            </w:r>
-            <w:r>
-              <w:rPr>
-                <w:rFonts w:ascii="Liberation Mono" w:eastAsia="Liberation Mono" w:hAnsi="Liberation Mono"/>
-                <w:color w:val="1C1C1C"/>
-                <w:sz w:val="17"/>
-              </w:rPr>
-              <w:t>);</w:t>
+                <w:b/>
+                <w:color w:val="17324D"/>
+                <w:sz w:val="24"/>
+              </w:rPr>
+              <w:t>Invariant</w:t>
+            </w:r>
+          </w:p>
+        </w:tc>
+        <w:tc>
+          <w:tcPr>
+            <w:tcW w:w="5544" w:type="dxa"/>
+            <w:tcBorders>
+              <w:bottom w:val="single" w:sz="4" w:space="0" w:color="1F7A7A"/>
+            </w:tcBorders>
+            <w:shd w:val="clear" w:color="auto" w:fill="FFFFFF"/>
+            <w:vAlign w:val="center"/>
+          </w:tcPr>
+          <w:p>
+            <w:pPr>
+              <w:pStyle w:val="ReportCaption"/>
+              <w:spacing w:after="0" w:line="240" w:lineRule="auto"/>
+              <w:ind w:left="0"/>
+              <w:rPr>
+                <w:b/>
+                <w:color w:val="17324D"/>
+                <w:sz w:val="24"/>
+              </w:rPr>
+            </w:pPr>
+            <w:r>
+              <w:rPr>
+                <w:b/>
+                <w:color w:val="17324D"/>
+                <w:sz w:val="24"/>
+              </w:rPr>
+              <w:t>Verification logic</w:t>
+            </w:r>
+          </w:p>
+        </w:tc>
+        <w:tc>
+          <w:tcPr>
+            <w:tcW w:w="2592" w:type="dxa"/>
+            <w:tcBorders>
+              <w:bottom w:val="single" w:sz="4" w:space="0" w:color="1F7A7A"/>
+            </w:tcBorders>
+            <w:shd w:val="clear" w:color="auto" w:fill="FFFFFF"/>
+            <w:vAlign w:val="center"/>
+          </w:tcPr>
+          <w:p>
+            <w:pPr>
+              <w:pStyle w:val="ReportCaption"/>
+              <w:spacing w:after="0" w:line="240" w:lineRule="auto"/>
+              <w:ind w:left="0"/>
+              <w:jc w:val="center"/>
+              <w:rPr>
+                <w:b/>
+                <w:color w:val="17324D"/>
+                <w:sz w:val="24"/>
+              </w:rPr>
+            </w:pPr>
+            <w:r>
+              <w:rPr>
+                <w:b/>
+                <w:color w:val="17324D"/>
+                <w:sz w:val="24"/>
+              </w:rPr>
+              <w:t>Pass condition</w:t>
+            </w:r>
+          </w:p>
+        </w:tc>
+      </w:tr>
+      <w:tr>
+        <w:tc>
+          <w:tcPr>
+            <w:tcW w:w="1944" w:type="dxa"/>
+            <w:tcBorders>
+              <w:top w:val="single" w:sz="4" w:space="0" w:color="1F7A7A"/>
+            </w:tcBorders>
+            <w:shd w:val="clear" w:color="auto" w:fill="FFFFFF"/>
+            <w:vAlign w:val="center"/>
+          </w:tcPr>
+          <w:p>
+            <w:pPr>
+              <w:pStyle w:val="ReportCaption"/>
+              <w:spacing w:after="0" w:line="240" w:lineRule="auto"/>
+              <w:ind w:left="0"/>
+              <w:rPr>
+                <w:color w:val="222B34"/>
+                <w:sz w:val="24"/>
+              </w:rPr>
+            </w:pPr>
+            <w:r>
+              <w:rPr>
+                <w:color w:val="222B34"/>
+                <w:sz w:val="24"/>
+              </w:rPr>
+              <w:t>One current row</w:t>
+            </w:r>
+          </w:p>
+        </w:tc>
+        <w:tc>
+          <w:tcPr>
+            <w:tcW w:w="5544" w:type="dxa"/>
+            <w:tcBorders>
+              <w:top w:val="single" w:sz="4" w:space="0" w:color="1F7A7A"/>
+            </w:tcBorders>
+            <w:shd w:val="clear" w:color="auto" w:fill="FFFFFF"/>
+            <w:vAlign w:val="center"/>
+          </w:tcPr>
+          <w:p>
+            <w:pPr>
+              <w:pStyle w:val="ReportCaption"/>
+              <w:spacing w:after="0" w:line="240" w:lineRule="auto"/>
+              <w:ind w:left="0"/>
+              <w:rPr>
+                <w:color w:val="222B34"/>
+                <w:sz w:val="24"/>
+              </w:rPr>
+            </w:pPr>
+            <w:r>
+              <w:rPr>
+                <w:color w:val="222B34"/>
+                <w:sz w:val="24"/>
+              </w:rPr>
+              <w:t>GROUP BY MemberID; flag SUM(IsCurrent) &lt;&gt; 1</w:t>
+            </w:r>
+          </w:p>
+        </w:tc>
+        <w:tc>
+          <w:tcPr>
+            <w:tcW w:w="2592" w:type="dxa"/>
+            <w:tcBorders>
+              <w:top w:val="single" w:sz="4" w:space="0" w:color="1F7A7A"/>
+            </w:tcBorders>
+            <w:shd w:val="clear" w:color="auto" w:fill="FFFFFF"/>
+            <w:vAlign w:val="center"/>
+          </w:tcPr>
+          <w:p>
+            <w:pPr>
+              <w:pStyle w:val="ReportCaption"/>
+              <w:spacing w:after="0" w:line="240" w:lineRule="auto"/>
+              <w:ind w:left="0"/>
+              <w:jc w:val="center"/>
+              <w:rPr>
+                <w:color w:val="222B34"/>
+                <w:sz w:val="24"/>
+              </w:rPr>
+            </w:pPr>
+            <w:r>
+              <w:rPr>
+                <w:color w:val="222B34"/>
+                <w:sz w:val="24"/>
+              </w:rPr>
+              <w:t>0 rows</w:t>
+            </w:r>
+          </w:p>
+        </w:tc>
+      </w:tr>
+      <w:tr>
+        <w:tc>
+          <w:tcPr>
+            <w:tcW w:w="1944" w:type="dxa"/>
+            <w:shd w:val="clear" w:color="auto" w:fill="FFFFFF"/>
+            <w:vAlign w:val="center"/>
+          </w:tcPr>
+          <w:p>
+            <w:pPr>
+              <w:pStyle w:val="ReportCaption"/>
+              <w:spacing w:after="0" w:line="240" w:lineRule="auto"/>
+              <w:ind w:left="0"/>
+              <w:rPr>
+                <w:color w:val="222B34"/>
+                <w:sz w:val="24"/>
+              </w:rPr>
+            </w:pPr>
+            <w:r>
+              <w:rPr>
+                <w:color w:val="222B34"/>
+                <w:sz w:val="24"/>
+              </w:rPr>
+              <w:t>No period overlap</w:t>
+            </w:r>
+          </w:p>
+        </w:tc>
+        <w:tc>
+          <w:tcPr>
+            <w:tcW w:w="5544" w:type="dxa"/>
+            <w:shd w:val="clear" w:color="auto" w:fill="FFFFFF"/>
+            <w:vAlign w:val="center"/>
+          </w:tcPr>
+          <w:p>
+            <w:pPr>
+              <w:pStyle w:val="ReportCaption"/>
+              <w:spacing w:after="0" w:line="240" w:lineRule="auto"/>
+              <w:ind w:left="0"/>
+              <w:rPr>
+                <w:color w:val="222B34"/>
+                <w:sz w:val="24"/>
+              </w:rPr>
+            </w:pPr>
+            <w:r>
+              <w:rPr>
+                <w:color w:val="222B34"/>
+                <w:sz w:val="24"/>
+              </w:rPr>
+              <w:t>Self-join intersecting effective periods</w:t>
+            </w:r>
+          </w:p>
+        </w:tc>
+        <w:tc>
+          <w:tcPr>
+            <w:tcW w:w="2592" w:type="dxa"/>
+            <w:shd w:val="clear" w:color="auto" w:fill="FFFFFF"/>
+            <w:vAlign w:val="center"/>
+          </w:tcPr>
+          <w:p>
+            <w:pPr>
+              <w:pStyle w:val="ReportCaption"/>
+              <w:spacing w:after="0" w:line="240" w:lineRule="auto"/>
+              <w:ind w:left="0"/>
+              <w:jc w:val="center"/>
+              <w:rPr>
+                <w:color w:val="222B34"/>
+                <w:sz w:val="24"/>
+              </w:rPr>
+            </w:pPr>
+            <w:r>
+              <w:rPr>
+                <w:color w:val="222B34"/>
+                <w:sz w:val="24"/>
+              </w:rPr>
+              <w:t>0 rows</w:t>
+            </w:r>
+          </w:p>
+        </w:tc>
+      </w:tr>
+      <w:tr>
+        <w:tc>
+          <w:tcPr>
+            <w:tcW w:w="1944" w:type="dxa"/>
+            <w:shd w:val="clear" w:color="auto" w:fill="FFFFFF"/>
+            <w:vAlign w:val="center"/>
+          </w:tcPr>
+          <w:p>
+            <w:pPr>
+              <w:pStyle w:val="ReportCaption"/>
+              <w:spacing w:after="0" w:line="240" w:lineRule="auto"/>
+              <w:ind w:left="0"/>
+              <w:rPr>
+                <w:color w:val="222B34"/>
+                <w:sz w:val="24"/>
+              </w:rPr>
+            </w:pPr>
+            <w:r>
+              <w:rPr>
+                <w:color w:val="222B34"/>
+                <w:sz w:val="24"/>
+              </w:rPr>
+              <w:t>One fact match</w:t>
+            </w:r>
+          </w:p>
+        </w:tc>
+        <w:tc>
+          <w:tcPr>
+            <w:tcW w:w="5544" w:type="dxa"/>
+            <w:shd w:val="clear" w:color="auto" w:fill="FFFFFF"/>
+            <w:vAlign w:val="center"/>
+          </w:tcPr>
+          <w:p>
+            <w:pPr>
+              <w:pStyle w:val="ReportCaption"/>
+              <w:spacing w:after="0" w:line="240" w:lineRule="auto"/>
+              <w:ind w:left="0"/>
+              <w:rPr>
+                <w:color w:val="222B34"/>
+                <w:sz w:val="24"/>
+              </w:rPr>
+            </w:pPr>
+            <w:r>
+              <w:rPr>
+                <w:color w:val="222B34"/>
+                <w:sz w:val="24"/>
+              </w:rPr>
+              <w:t>Group each composite loan key; flag COUNT(MemberKey) &lt;&gt; 1</w:t>
+            </w:r>
+          </w:p>
+        </w:tc>
+        <w:tc>
+          <w:tcPr>
+            <w:tcW w:w="2592" w:type="dxa"/>
+            <w:shd w:val="clear" w:color="auto" w:fill="FFFFFF"/>
+            <w:vAlign w:val="center"/>
+          </w:tcPr>
+          <w:p>
+            <w:pPr>
+              <w:pStyle w:val="ReportCaption"/>
+              <w:spacing w:after="0" w:line="240" w:lineRule="auto"/>
+              <w:ind w:left="0"/>
+              <w:jc w:val="center"/>
+              <w:rPr>
+                <w:color w:val="222B34"/>
+                <w:sz w:val="24"/>
+              </w:rPr>
+            </w:pPr>
+            <w:r>
+              <w:rPr>
+                <w:color w:val="222B34"/>
+                <w:sz w:val="24"/>
+              </w:rPr>
+              <w:t>0 loans</w:t>
+            </w:r>
+          </w:p>
+        </w:tc>
+      </w:tr>
+      <w:tr>
+        <w:tc>
+          <w:tcPr>
+            <w:tcW w:w="1944" w:type="dxa"/>
+            <w:shd w:val="clear" w:color="auto" w:fill="FFFFFF"/>
+            <w:vAlign w:val="center"/>
+          </w:tcPr>
+          <w:p>
+            <w:pPr>
+              <w:pStyle w:val="ReportCaption"/>
+              <w:spacing w:after="0" w:line="240" w:lineRule="auto"/>
+              <w:ind w:left="0"/>
+              <w:rPr>
+                <w:color w:val="222B34"/>
+                <w:sz w:val="24"/>
+              </w:rPr>
+            </w:pPr>
+            <w:r>
+              <w:rPr>
+                <w:color w:val="222B34"/>
+                <w:sz w:val="24"/>
+              </w:rPr>
+              <w:t>Fact reconciliation</w:t>
+            </w:r>
+          </w:p>
+        </w:tc>
+        <w:tc>
+          <w:tcPr>
+            <w:tcW w:w="5544" w:type="dxa"/>
+            <w:shd w:val="clear" w:color="auto" w:fill="FFFFFF"/>
+            <w:vAlign w:val="center"/>
+          </w:tcPr>
+          <w:p>
+            <w:pPr>
+              <w:pStyle w:val="ReportCaption"/>
+              <w:spacing w:after="0" w:line="240" w:lineRule="auto"/>
+              <w:ind w:left="0"/>
+              <w:rPr>
+                <w:color w:val="222B34"/>
+                <w:sz w:val="24"/>
+              </w:rPr>
+            </w:pPr>
+            <w:r>
+              <w:rPr>
+                <w:color w:val="222B34"/>
+                <w:sz w:val="24"/>
+              </w:rPr>
+              <w:t>Completed OLTP loans versus FactLoan in DW_verify.sql</w:t>
+            </w:r>
+          </w:p>
+        </w:tc>
+        <w:tc>
+          <w:tcPr>
+            <w:tcW w:w="2592" w:type="dxa"/>
+            <w:shd w:val="clear" w:color="auto" w:fill="FFFFFF"/>
+            <w:vAlign w:val="center"/>
+          </w:tcPr>
+          <w:p>
+            <w:pPr>
+              <w:pStyle w:val="ReportCaption"/>
+              <w:spacing w:after="0" w:line="240" w:lineRule="auto"/>
+              <w:ind w:left="0"/>
+              <w:jc w:val="center"/>
+              <w:rPr>
+                <w:color w:val="222B34"/>
+                <w:sz w:val="24"/>
+              </w:rPr>
+            </w:pPr>
+            <w:r>
+              <w:rPr>
+                <w:color w:val="222B34"/>
+                <w:sz w:val="24"/>
+              </w:rPr>
+              <w:t>12,343 = 12,343</w:t>
             </w:r>
           </w:p>
         </w:tc>
@@ -4198,2092 +5956,176 @@
     </w:tbl>
     <w:p>
       <w:pPr>
-        <w:pStyle w:val="ReportSubheading"/>
+        <w:pStyle w:val="ReportCaption"/>
+        <w:rPr>
+          <w:sz w:val="24"/>
+        </w:rPr>
+      </w:pPr>
+    </w:p>
+    <w:p>
+      <w:pPr>
+        <w:pStyle w:val="ReportBody"/>
+        <w:rPr>
+          <w:sz w:val="24"/>
+          <w:szCs w:val="24"/>
+        </w:rPr>
       </w:pPr>
       <w:r>
-        <w:t>Why these columns are needed</w:t>
+        <w:rPr>
+          <w:sz w:val="24"/>
+          <w:szCs w:val="24"/>
+        </w:rPr>
+        <w:t>DW_verify.sql already checks completed-loan reconciliation, duration and orphan keys. A Type 2 load should retain those tests and add the first three checks above. DimMemberHistory will legitimately exceed the 301 current OLTP members because it stores versions, not just people.</w:t>
       </w:r>
     </w:p>
     <w:p>
       <w:pPr>
-        <w:pStyle w:val="ReportBullet"/>
-        <w:ind w:left="360" w:hanging="216"/>
+        <w:pStyle w:val="ReportSubheading"/>
+        <w:rPr>
+          <w:sz w:val="24"/>
+          <w:szCs w:val="24"/>
+        </w:rPr>
       </w:pPr>
       <w:r>
         <w:rPr>
-          <w:b/>
-          <w:color w:val="5D8F2B"/>
-          <w:sz w:val="22"/>
-        </w:rPr>
-        <w:t xml:space="preserve">• </w:t>
-      </w:r>
-      <w:r>
-        <w:rPr>
-          <w:sz w:val="22"/>
-        </w:rPr>
-        <w:t>MemberKey is the warehouse identity for one version and is stored in the fact table.</w:t>
+          <w:sz w:val="24"/>
+          <w:szCs w:val="24"/>
+        </w:rPr>
+        <w:t>Limitations</w:t>
       </w:r>
     </w:p>
     <w:p>
       <w:pPr>
-        <w:pStyle w:val="ReportBullet"/>
-        <w:ind w:left="360" w:hanging="216"/>
+        <w:pStyle w:val="ReportBody"/>
+        <w:rPr>
+          <w:sz w:val="24"/>
+          <w:szCs w:val="24"/>
+        </w:rPr>
       </w:pPr>
       <w:r>
         <w:rPr>
-          <w:b/>
-          <w:color w:val="5D8F2B"/>
-          <w:sz w:val="22"/>
-        </w:rPr>
-        <w:t xml:space="preserve">• </w:t>
-      </w:r>
-      <w:r>
-        <w:rPr>
-          <w:sz w:val="22"/>
-        </w:rPr>
-        <w:t>MemberID is the durable business identity that groups all versions of the same member.</w:t>
+          <w:sz w:val="24"/>
+          <w:szCs w:val="24"/>
+        </w:rPr>
+        <w:t>Pre-rollout tiers cannot be reconstructed reliably without an OLTP audit trail or change-data capture. Backdated corrections may split a period and require controlled fact re-keying. Type 2 also increases storage and ETL complexity, so only analytically meaningful tier attributes should create versions.</w:t>
       </w:r>
     </w:p>
     <w:p>
       <w:pPr>
-        <w:pStyle w:val="ReportBullet"/>
-        <w:ind w:left="360" w:hanging="216"/>
+        <w:pStyle w:val="ReportSubheading"/>
+        <w:rPr>
+          <w:sz w:val="24"/>
+          <w:szCs w:val="24"/>
+        </w:rPr>
       </w:pPr>
       <w:r>
         <w:rPr>
-          <w:b/>
-          <w:color w:val="5D8F2B"/>
-          <w:sz w:val="22"/>
-        </w:rPr>
-        <w:t xml:space="preserve">• </w:t>
-      </w:r>
-      <w:r>
-        <w:rPr>
-          <w:sz w:val="22"/>
-        </w:rPr>
-        <w:t>EffectiveFrom and EffectiveTo locate the version valid at a loan timestamp.</w:t>
+          <w:sz w:val="24"/>
+          <w:szCs w:val="24"/>
+        </w:rPr>
+        <w:t>Conclusion</w:t>
       </w:r>
     </w:p>
     <w:p>
       <w:pPr>
-        <w:pStyle w:val="ReportBullet"/>
-        <w:ind w:left="360" w:hanging="216"/>
+        <w:pStyle w:val="ReportBody"/>
+        <w:rPr>
+          <w:sz w:val="24"/>
+          <w:szCs w:val="24"/>
+        </w:rPr>
       </w:pPr>
       <w:r>
         <w:rPr>
-          <w:b/>
-          <w:color w:val="5D8F2B"/>
-          <w:sz w:val="22"/>
-        </w:rPr>
-        <w:t xml:space="preserve">• </w:t>
-      </w:r>
-      <w:r>
-        <w:rPr>
-          <w:sz w:val="22"/>
-        </w:rPr>
-        <w:t>IsCurrent makes the latest profile easy to retrieve without relying on the far-future date.</w:t>
+          <w:sz w:val="24"/>
+          <w:szCs w:val="24"/>
+        </w:rPr>
+        <w:t>Green Grass Library can preserve tier-at-borrow history by versioning DimMember, enforcing one current non-overlapping version per member, and resolving MemberKey with an as-of join on Loan.StartDatetime. FactLoan keeps its grain while analyses use the tier actually held at checkout. Because the source has no change history, this is a prospective correction rather than a retroactive reconstruction.</w:t>
       </w:r>
     </w:p>
     <w:p>
       <w:pPr>
-        <w:pStyle w:val="ReportBody"/>
+        <w:pStyle w:val="ReportSubheading"/>
+        <w:rPr>
+          <w:sz w:val="24"/>
+          <w:szCs w:val="24"/>
+        </w:rPr>
       </w:pPr>
       <w:r>
-        <w:t>The generated CurrentMemberID is populated only for the current row. Because a unique index can contain multiple NULL values, it prevents two current rows for the same member while allowing any number of expired versions. The index on MemberID and the effective period supports the as-of lookup used during fact loading.</w:t>
-      </w:r>
-    </w:p>
-    <w:p>
-      <w:pPr>
-        <w:spacing w:after="0"/>
-      </w:pPr>
-      <w:r>
-        <w:br w:type="page"/>
-      </w:r>
-    </w:p>
-    <w:p>
-      <w:pPr>
-        <w:pStyle w:val="ReportHeading"/>
-        <w:pBdr>
-          <w:bottom w:val="single" w:sz="10" w:space="2" w:color="8ED14B"/>
-        </w:pBdr>
-      </w:pPr>
-      <w:r>
-        <w:t>4. Processing a tier change</w:t>
-      </w:r>
-    </w:p>
-    <w:p>
-      <w:pPr>
-        <w:pStyle w:val="ReportBody"/>
-      </w:pPr>
-      <w:r>
-        <w:t>The staging table contains a stable batch of current member records and a ChangeAt timestamp. I first capture only new or changed members, then close the previous version and insert the replacement in one transaction.</w:t>
-      </w:r>
-    </w:p>
-    <w:tbl>
-      <w:tblPr>
-        <w:tblW w:w="0" w:type="auto"/>
-        <w:jc w:val="center"/>
-        <w:tblLayout w:type="fixed"/>
-        <w:tblLook w:val="04A0" w:firstRow="1" w:lastRow="0" w:firstColumn="1" w:lastColumn="0" w:noHBand="0" w:noVBand="1"/>
-      </w:tblPr>
-      <w:tblGrid>
-        <w:gridCol w:w="9936"/>
-      </w:tblGrid>
-      <w:tr>
-        <w:trPr>
-          <w:cantSplit/>
-          <w:jc w:val="center"/>
-        </w:trPr>
-        <w:tc>
-          <w:tcPr>
-            <w:tcW w:w="9936" w:type="dxa"/>
-            <w:tcBorders>
-              <w:top w:val="single" w:sz="6" w:space="0" w:color="D7D9DE"/>
-              <w:left w:val="single" w:sz="6" w:space="0" w:color="D7D9DE"/>
-              <w:bottom w:val="single" w:sz="6" w:space="0" w:color="D7D9DE"/>
-              <w:right w:val="single" w:sz="6" w:space="0" w:color="D7D9DE"/>
-            </w:tcBorders>
-            <w:tcMar>
-              <w:top w:w="75" w:type="dxa"/>
-              <w:left w:w="95" w:type="dxa"/>
-              <w:bottom w:w="75" w:type="dxa"/>
-              <w:right w:w="95" w:type="dxa"/>
-            </w:tcMar>
-          </w:tcPr>
-          <w:p>
-            <w:pPr>
-              <w:spacing w:after="0" w:line="228" w:lineRule="auto"/>
-            </w:pPr>
-            <w:r>
-              <w:rPr>
-                <w:rFonts w:ascii="Liberation Mono" w:eastAsia="Liberation Mono" w:hAnsi="Liberation Mono"/>
-                <w:color w:val="1C1C1C"/>
-                <w:sz w:val="16"/>
-              </w:rPr>
-              <w:t>DROP TEMPORARY TABLE IF EXISTS ChangedMember;</w:t>
-            </w:r>
-            <w:r>
-              <w:br/>
-            </w:r>
-            <w:r>
-              <w:rPr>
-                <w:rFonts w:ascii="Liberation Mono" w:eastAsia="Liberation Mono" w:hAnsi="Liberation Mono"/>
-                <w:color w:val="1C1C1C"/>
-                <w:sz w:val="16"/>
-              </w:rPr>
-              <w:t>CREATE TEMPORARY TABLE ChangedMember AS</w:t>
-            </w:r>
-            <w:r>
-              <w:br/>
-            </w:r>
-            <w:r>
-              <w:rPr>
-                <w:rFonts w:ascii="Liberation Mono" w:eastAsia="Liberation Mono" w:hAnsi="Liberation Mono"/>
-                <w:color w:val="1C1C1C"/>
-                <w:sz w:val="16"/>
-              </w:rPr>
-              <w:t>SELECT s.MemberID, s.Name, s.TierName, s.TierLevel,</w:t>
-            </w:r>
-            <w:r>
-              <w:br/>
-            </w:r>
-            <w:r>
-              <w:rPr>
-                <w:rFonts w:ascii="Liberation Mono" w:eastAsia="Liberation Mono" w:hAnsi="Liberation Mono"/>
-                <w:color w:val="1C1C1C"/>
-                <w:sz w:val="16"/>
-              </w:rPr>
-              <w:t xml:space="preserve">       s.BorrowLimit, s.ChangeAt,</w:t>
-            </w:r>
-            <w:r>
-              <w:br/>
-            </w:r>
-            <w:r>
-              <w:rPr>
-                <w:rFonts w:ascii="Liberation Mono" w:eastAsia="Liberation Mono" w:hAnsi="Liberation Mono"/>
-                <w:color w:val="1C1C1C"/>
-                <w:sz w:val="16"/>
-              </w:rPr>
-              <w:t xml:space="preserve">       d.MemberKey AS PreviousKey</w:t>
-            </w:r>
-            <w:r>
-              <w:br/>
-            </w:r>
-            <w:r>
-              <w:rPr>
-                <w:rFonts w:ascii="Liberation Mono" w:eastAsia="Liberation Mono" w:hAnsi="Liberation Mono"/>
-                <w:color w:val="1C1C1C"/>
-                <w:sz w:val="16"/>
-              </w:rPr>
-              <w:t>FROM StgMember AS s</w:t>
-            </w:r>
-            <w:r>
-              <w:br/>
-            </w:r>
-            <w:r>
-              <w:rPr>
-                <w:rFonts w:ascii="Liberation Mono" w:eastAsia="Liberation Mono" w:hAnsi="Liberation Mono"/>
-                <w:color w:val="1C1C1C"/>
-                <w:sz w:val="16"/>
-              </w:rPr>
-              <w:t>LEFT JOIN DimMemberHistory AS d</w:t>
-            </w:r>
-            <w:r>
-              <w:br/>
-            </w:r>
-            <w:r>
-              <w:rPr>
-                <w:rFonts w:ascii="Liberation Mono" w:eastAsia="Liberation Mono" w:hAnsi="Liberation Mono"/>
-                <w:color w:val="1C1C1C"/>
-                <w:sz w:val="16"/>
-              </w:rPr>
-              <w:t xml:space="preserve">  ON d.MemberID = s.MemberID</w:t>
-            </w:r>
-            <w:r>
-              <w:br/>
-            </w:r>
-            <w:r>
-              <w:rPr>
-                <w:rFonts w:ascii="Liberation Mono" w:eastAsia="Liberation Mono" w:hAnsi="Liberation Mono"/>
-                <w:color w:val="1C1C1C"/>
-                <w:sz w:val="16"/>
-              </w:rPr>
-              <w:t xml:space="preserve"> AND d.IsCurrent = 1</w:t>
-            </w:r>
-            <w:r>
-              <w:br/>
-            </w:r>
-            <w:r>
-              <w:rPr>
-                <w:rFonts w:ascii="Liberation Mono" w:eastAsia="Liberation Mono" w:hAnsi="Liberation Mono"/>
-                <w:color w:val="1C1C1C"/>
-                <w:sz w:val="16"/>
-              </w:rPr>
-              <w:t>WHERE d.MemberKey IS NULL</w:t>
-            </w:r>
-            <w:r>
-              <w:br/>
-            </w:r>
-            <w:r>
-              <w:rPr>
-                <w:rFonts w:ascii="Liberation Mono" w:eastAsia="Liberation Mono" w:hAnsi="Liberation Mono"/>
-                <w:color w:val="1C1C1C"/>
-                <w:sz w:val="16"/>
-              </w:rPr>
-              <w:t xml:space="preserve">   OR NOT (d.TierName   &lt;=&gt; s.TierName)</w:t>
-            </w:r>
-            <w:r>
-              <w:br/>
-            </w:r>
-            <w:r>
-              <w:rPr>
-                <w:rFonts w:ascii="Liberation Mono" w:eastAsia="Liberation Mono" w:hAnsi="Liberation Mono"/>
-                <w:color w:val="1C1C1C"/>
-                <w:sz w:val="16"/>
-              </w:rPr>
-              <w:t xml:space="preserve">   OR NOT (d.TierLevel  &lt;=&gt; s.TierLevel)</w:t>
-            </w:r>
-            <w:r>
-              <w:br/>
-            </w:r>
-            <w:r>
-              <w:rPr>
-                <w:rFonts w:ascii="Liberation Mono" w:eastAsia="Liberation Mono" w:hAnsi="Liberation Mono"/>
-                <w:color w:val="1C1C1C"/>
-                <w:sz w:val="16"/>
-              </w:rPr>
-              <w:t xml:space="preserve">   OR NOT (d.BorrowLimit &lt;=&gt; s.BorrowLimit);</w:t>
-            </w:r>
-            <w:r>
-              <w:br/>
-            </w:r>
-            <w:r>
-              <w:br/>
-            </w:r>
-            <w:r>
-              <w:rPr>
-                <w:rFonts w:ascii="Liberation Mono" w:eastAsia="Liberation Mono" w:hAnsi="Liberation Mono"/>
-                <w:color w:val="1C1C1C"/>
-                <w:sz w:val="16"/>
-              </w:rPr>
-              <w:t>START TRANSACTION;</w:t>
-            </w:r>
-            <w:r>
-              <w:br/>
-            </w:r>
-            <w:r>
-              <w:br/>
-            </w:r>
-            <w:r>
-              <w:rPr>
-                <w:rFonts w:ascii="Liberation Mono" w:eastAsia="Liberation Mono" w:hAnsi="Liberation Mono"/>
-                <w:color w:val="1C1C1C"/>
-                <w:sz w:val="16"/>
-              </w:rPr>
-              <w:t>UPDATE DimMemberHistory AS d</w:t>
-            </w:r>
-            <w:r>
-              <w:br/>
-            </w:r>
-            <w:r>
-              <w:rPr>
-                <w:rFonts w:ascii="Liberation Mono" w:eastAsia="Liberation Mono" w:hAnsi="Liberation Mono"/>
-                <w:color w:val="1C1C1C"/>
-                <w:sz w:val="16"/>
-              </w:rPr>
-              <w:t>JOIN ChangedMember AS c</w:t>
-            </w:r>
-            <w:r>
-              <w:br/>
-            </w:r>
-            <w:r>
-              <w:rPr>
-                <w:rFonts w:ascii="Liberation Mono" w:eastAsia="Liberation Mono" w:hAnsi="Liberation Mono"/>
-                <w:color w:val="1C1C1C"/>
-                <w:sz w:val="16"/>
-              </w:rPr>
-              <w:t xml:space="preserve">  ON c.PreviousKey = d.MemberKey</w:t>
-            </w:r>
-            <w:r>
-              <w:br/>
-            </w:r>
-            <w:r>
-              <w:rPr>
-                <w:rFonts w:ascii="Liberation Mono" w:eastAsia="Liberation Mono" w:hAnsi="Liberation Mono"/>
-                <w:color w:val="1C1C1C"/>
-                <w:sz w:val="16"/>
-              </w:rPr>
-              <w:t>SET d.EffectiveTo = c.ChangeAt,</w:t>
-            </w:r>
-            <w:r>
-              <w:br/>
-            </w:r>
-            <w:r>
-              <w:rPr>
-                <w:rFonts w:ascii="Liberation Mono" w:eastAsia="Liberation Mono" w:hAnsi="Liberation Mono"/>
-                <w:color w:val="1C1C1C"/>
-                <w:sz w:val="16"/>
-              </w:rPr>
-              <w:t xml:space="preserve">    d.IsCurrent = 0;</w:t>
-            </w:r>
-            <w:r>
-              <w:br/>
-            </w:r>
-            <w:r>
-              <w:br/>
-            </w:r>
-            <w:r>
-              <w:rPr>
-                <w:rFonts w:ascii="Liberation Mono" w:eastAsia="Liberation Mono" w:hAnsi="Liberation Mono"/>
-                <w:color w:val="1C1C1C"/>
-                <w:sz w:val="16"/>
-              </w:rPr>
-              <w:t>INSERT INTO DimMemberHistory</w:t>
-            </w:r>
-            <w:r>
-              <w:br/>
-            </w:r>
-            <w:r>
-              <w:rPr>
-                <w:rFonts w:ascii="Liberation Mono" w:eastAsia="Liberation Mono" w:hAnsi="Liberation Mono"/>
-                <w:color w:val="1C1C1C"/>
-                <w:sz w:val="16"/>
-              </w:rPr>
-              <w:t xml:space="preserve">  (MemberID, Name, TierName, TierLevel, BorrowLimit,</w:t>
-            </w:r>
-            <w:r>
-              <w:br/>
-            </w:r>
-            <w:r>
-              <w:rPr>
-                <w:rFonts w:ascii="Liberation Mono" w:eastAsia="Liberation Mono" w:hAnsi="Liberation Mono"/>
-                <w:color w:val="1C1C1C"/>
-                <w:sz w:val="16"/>
-              </w:rPr>
-              <w:t xml:space="preserve">   EffectiveFrom, EffectiveTo, IsCurrent)</w:t>
-            </w:r>
-            <w:r>
-              <w:br/>
-            </w:r>
-            <w:r>
-              <w:rPr>
-                <w:rFonts w:ascii="Liberation Mono" w:eastAsia="Liberation Mono" w:hAnsi="Liberation Mono"/>
-                <w:color w:val="1C1C1C"/>
-                <w:sz w:val="16"/>
-              </w:rPr>
-              <w:t>SELECT MemberID, Name, TierName, TierLevel, BorrowLimit,</w:t>
-            </w:r>
-            <w:r>
-              <w:br/>
-            </w:r>
-            <w:r>
-              <w:rPr>
-                <w:rFonts w:ascii="Liberation Mono" w:eastAsia="Liberation Mono" w:hAnsi="Liberation Mono"/>
-                <w:color w:val="1C1C1C"/>
-                <w:sz w:val="16"/>
-              </w:rPr>
-              <w:t xml:space="preserve">       ChangeAt, '9999-12-31 00:00:00', 1</w:t>
-            </w:r>
-            <w:r>
-              <w:br/>
-            </w:r>
-            <w:r>
-              <w:rPr>
-                <w:rFonts w:ascii="Liberation Mono" w:eastAsia="Liberation Mono" w:hAnsi="Liberation Mono"/>
-                <w:color w:val="1C1C1C"/>
-                <w:sz w:val="16"/>
-              </w:rPr>
-              <w:t>FROM ChangedMember;</w:t>
-            </w:r>
-            <w:r>
-              <w:br/>
-            </w:r>
-            <w:r>
-              <w:br/>
-            </w:r>
-            <w:r>
-              <w:rPr>
-                <w:rFonts w:ascii="Liberation Mono" w:eastAsia="Liberation Mono" w:hAnsi="Liberation Mono"/>
-                <w:color w:val="1C1C1C"/>
-                <w:sz w:val="16"/>
-              </w:rPr>
-              <w:t>COMMIT;</w:t>
-            </w:r>
-          </w:p>
-        </w:tc>
-      </w:tr>
-    </w:tbl>
-    <w:p>
-      <w:pPr>
-        <w:pStyle w:val="ReportBody"/>
-      </w:pPr>
-      <w:r>
-        <w:t>The null-safe equality operator &lt;=&gt; is useful when a tracked attribute may be NULL. An unchanged member never enters ChangedMember, so rerunning the batch does not create another version. In a full implementation, errors would trigger ROLLBACK and an audit table would record the batch identifier and counts.</w:t>
-      </w:r>
-    </w:p>
-    <w:p>
-      <w:pPr>
-        <w:spacing w:after="0"/>
-      </w:pPr>
-      <w:r>
-        <w:br w:type="page"/>
-      </w:r>
-    </w:p>
-    <w:p>
-      <w:pPr>
-        <w:pStyle w:val="ReportHeading"/>
-        <w:pBdr>
-          <w:bottom w:val="single" w:sz="10" w:space="2" w:color="8ED14B"/>
-        </w:pBdr>
-      </w:pPr>
-      <w:r>
-        <w:t>5. Practical demonstration</w:t>
-      </w:r>
-    </w:p>
-    <w:p>
-      <w:pPr>
-        <w:pStyle w:val="ReportSubheading"/>
-      </w:pPr>
-      <w:r>
-        <w:t>Version history after an upgrade</w:t>
-      </w:r>
-    </w:p>
-    <w:tbl>
-      <w:tblPr>
-        <w:tblW w:w="0" w:type="auto"/>
-        <w:jc w:val="center"/>
-        <w:tblLayout w:type="fixed"/>
-        <w:tblLook w:val="04A0" w:firstRow="1" w:lastRow="0" w:firstColumn="1" w:lastColumn="0" w:noHBand="0" w:noVBand="1"/>
-      </w:tblPr>
-      <w:tblGrid>
-        <w:gridCol w:w="1512"/>
-        <w:gridCol w:w="1512"/>
-        <w:gridCol w:w="1728"/>
-        <w:gridCol w:w="1944"/>
-        <w:gridCol w:w="1944"/>
-        <w:gridCol w:w="1296"/>
-      </w:tblGrid>
-      <w:tr>
-        <w:trPr>
-          <w:cantSplit/>
-          <w:tblHeader/>
-          <w:jc w:val="center"/>
-        </w:trPr>
-        <w:tc>
-          <w:tcPr>
-            <w:tcW w:w="1512" w:type="dxa"/>
-            <w:tcBorders>
-              <w:top w:val="single" w:sz="5" w:space="0" w:color="D7D9DE"/>
-              <w:left w:val="single" w:sz="5" w:space="0" w:color="D7D9DE"/>
-              <w:bottom w:val="single" w:sz="5" w:space="0" w:color="D7D9DE"/>
-              <w:right w:val="single" w:sz="5" w:space="0" w:color="D7D9DE"/>
-            </w:tcBorders>
-            <w:tcMar>
-              <w:top w:w="55" w:type="dxa"/>
-              <w:left w:w="70" w:type="dxa"/>
-              <w:bottom w:w="55" w:type="dxa"/>
-              <w:right w:w="70" w:type="dxa"/>
-            </w:tcMar>
-            <w:vAlign w:val="center"/>
-          </w:tcPr>
-          <w:p>
-            <w:pPr>
-              <w:spacing w:after="0" w:line="240" w:lineRule="auto"/>
-              <w:jc w:val="center"/>
-            </w:pPr>
-            <w:r>
-              <w:rPr>
-                <w:rFonts w:ascii="Carlito" w:eastAsia="Carlito" w:hAnsi="Carlito"/>
-                <w:b/>
-                <w:color w:val="1C1C1C"/>
-                <w:sz w:val="19"/>
-              </w:rPr>
-              <w:t>MemberKey</w:t>
-            </w:r>
-          </w:p>
-        </w:tc>
-        <w:tc>
-          <w:tcPr>
-            <w:tcW w:w="1512" w:type="dxa"/>
-            <w:tcBorders>
-              <w:top w:val="single" w:sz="5" w:space="0" w:color="D7D9DE"/>
-              <w:left w:val="single" w:sz="5" w:space="0" w:color="D7D9DE"/>
-              <w:bottom w:val="single" w:sz="5" w:space="0" w:color="D7D9DE"/>
-              <w:right w:val="single" w:sz="5" w:space="0" w:color="D7D9DE"/>
-            </w:tcBorders>
-            <w:tcMar>
-              <w:top w:w="55" w:type="dxa"/>
-              <w:left w:w="70" w:type="dxa"/>
-              <w:bottom w:w="55" w:type="dxa"/>
-              <w:right w:w="70" w:type="dxa"/>
-            </w:tcMar>
-            <w:vAlign w:val="center"/>
-          </w:tcPr>
-          <w:p>
-            <w:pPr>
-              <w:spacing w:after="0" w:line="240" w:lineRule="auto"/>
-              <w:jc w:val="center"/>
-            </w:pPr>
-            <w:r>
-              <w:rPr>
-                <w:rFonts w:ascii="Carlito" w:eastAsia="Carlito" w:hAnsi="Carlito"/>
-                <w:b/>
-                <w:color w:val="1C1C1C"/>
-                <w:sz w:val="19"/>
-              </w:rPr>
-              <w:t>MemberID</w:t>
-            </w:r>
-          </w:p>
-        </w:tc>
-        <w:tc>
-          <w:tcPr>
-            <w:tcW w:w="1728" w:type="dxa"/>
-            <w:tcBorders>
-              <w:top w:val="single" w:sz="5" w:space="0" w:color="D7D9DE"/>
-              <w:left w:val="single" w:sz="5" w:space="0" w:color="D7D9DE"/>
-              <w:bottom w:val="single" w:sz="5" w:space="0" w:color="D7D9DE"/>
-              <w:right w:val="single" w:sz="5" w:space="0" w:color="D7D9DE"/>
-            </w:tcBorders>
-            <w:tcMar>
-              <w:top w:w="55" w:type="dxa"/>
-              <w:left w:w="70" w:type="dxa"/>
-              <w:bottom w:w="55" w:type="dxa"/>
-              <w:right w:w="70" w:type="dxa"/>
-            </w:tcMar>
-            <w:vAlign w:val="center"/>
-          </w:tcPr>
-          <w:p>
-            <w:pPr>
-              <w:spacing w:after="0" w:line="240" w:lineRule="auto"/>
-              <w:jc w:val="center"/>
-            </w:pPr>
-            <w:r>
-              <w:rPr>
-                <w:rFonts w:ascii="Carlito" w:eastAsia="Carlito" w:hAnsi="Carlito"/>
-                <w:b/>
-                <w:color w:val="1C1C1C"/>
-                <w:sz w:val="19"/>
-              </w:rPr>
-              <w:t>Tier</w:t>
-            </w:r>
-          </w:p>
-        </w:tc>
-        <w:tc>
-          <w:tcPr>
-            <w:tcW w:w="1944" w:type="dxa"/>
-            <w:tcBorders>
-              <w:top w:val="single" w:sz="5" w:space="0" w:color="D7D9DE"/>
-              <w:left w:val="single" w:sz="5" w:space="0" w:color="D7D9DE"/>
-              <w:bottom w:val="single" w:sz="5" w:space="0" w:color="D7D9DE"/>
-              <w:right w:val="single" w:sz="5" w:space="0" w:color="D7D9DE"/>
-            </w:tcBorders>
-            <w:tcMar>
-              <w:top w:w="55" w:type="dxa"/>
-              <w:left w:w="70" w:type="dxa"/>
-              <w:bottom w:w="55" w:type="dxa"/>
-              <w:right w:w="70" w:type="dxa"/>
-            </w:tcMar>
-            <w:vAlign w:val="center"/>
-          </w:tcPr>
-          <w:p>
-            <w:pPr>
-              <w:spacing w:after="0" w:line="240" w:lineRule="auto"/>
-              <w:jc w:val="center"/>
-            </w:pPr>
-            <w:r>
-              <w:rPr>
-                <w:rFonts w:ascii="Carlito" w:eastAsia="Carlito" w:hAnsi="Carlito"/>
-                <w:b/>
-                <w:color w:val="1C1C1C"/>
-                <w:sz w:val="19"/>
-              </w:rPr>
-              <w:t>EffectiveFrom</w:t>
-            </w:r>
-          </w:p>
-        </w:tc>
-        <w:tc>
-          <w:tcPr>
-            <w:tcW w:w="1944" w:type="dxa"/>
-            <w:tcBorders>
-              <w:top w:val="single" w:sz="5" w:space="0" w:color="D7D9DE"/>
-              <w:left w:val="single" w:sz="5" w:space="0" w:color="D7D9DE"/>
-              <w:bottom w:val="single" w:sz="5" w:space="0" w:color="D7D9DE"/>
-              <w:right w:val="single" w:sz="5" w:space="0" w:color="D7D9DE"/>
-            </w:tcBorders>
-            <w:tcMar>
-              <w:top w:w="55" w:type="dxa"/>
-              <w:left w:w="70" w:type="dxa"/>
-              <w:bottom w:w="55" w:type="dxa"/>
-              <w:right w:w="70" w:type="dxa"/>
-            </w:tcMar>
-            <w:vAlign w:val="center"/>
-          </w:tcPr>
-          <w:p>
-            <w:pPr>
-              <w:spacing w:after="0" w:line="240" w:lineRule="auto"/>
-              <w:jc w:val="center"/>
-            </w:pPr>
-            <w:r>
-              <w:rPr>
-                <w:rFonts w:ascii="Carlito" w:eastAsia="Carlito" w:hAnsi="Carlito"/>
-                <w:b/>
-                <w:color w:val="1C1C1C"/>
-                <w:sz w:val="19"/>
-              </w:rPr>
-              <w:t>EffectiveTo</w:t>
-            </w:r>
-          </w:p>
-        </w:tc>
-        <w:tc>
-          <w:tcPr>
-            <w:tcW w:w="1296" w:type="dxa"/>
-            <w:tcBorders>
-              <w:top w:val="single" w:sz="5" w:space="0" w:color="D7D9DE"/>
-              <w:left w:val="single" w:sz="5" w:space="0" w:color="D7D9DE"/>
-              <w:bottom w:val="single" w:sz="5" w:space="0" w:color="D7D9DE"/>
-              <w:right w:val="single" w:sz="5" w:space="0" w:color="D7D9DE"/>
-            </w:tcBorders>
-            <w:tcMar>
-              <w:top w:w="55" w:type="dxa"/>
-              <w:left w:w="70" w:type="dxa"/>
-              <w:bottom w:w="55" w:type="dxa"/>
-              <w:right w:w="70" w:type="dxa"/>
-            </w:tcMar>
-            <w:vAlign w:val="center"/>
-          </w:tcPr>
-          <w:p>
-            <w:pPr>
-              <w:spacing w:after="0" w:line="240" w:lineRule="auto"/>
-              <w:jc w:val="center"/>
-            </w:pPr>
-            <w:r>
-              <w:rPr>
-                <w:rFonts w:ascii="Carlito" w:eastAsia="Carlito" w:hAnsi="Carlito"/>
-                <w:b/>
-                <w:color w:val="1C1C1C"/>
-                <w:sz w:val="19"/>
-              </w:rPr>
-              <w:t>Current</w:t>
-            </w:r>
-          </w:p>
-        </w:tc>
-      </w:tr>
-      <w:tr>
-        <w:trPr>
-          <w:cantSplit/>
-          <w:jc w:val="center"/>
-        </w:trPr>
-        <w:tc>
-          <w:tcPr>
-            <w:tcW w:w="1512" w:type="dxa"/>
-            <w:tcBorders>
-              <w:top w:val="single" w:sz="5" w:space="0" w:color="D7D9DE"/>
-              <w:left w:val="single" w:sz="5" w:space="0" w:color="D7D9DE"/>
-              <w:bottom w:val="single" w:sz="5" w:space="0" w:color="D7D9DE"/>
-              <w:right w:val="single" w:sz="5" w:space="0" w:color="D7D9DE"/>
-            </w:tcBorders>
-            <w:tcMar>
-              <w:top w:w="55" w:type="dxa"/>
-              <w:left w:w="70" w:type="dxa"/>
-              <w:bottom w:w="55" w:type="dxa"/>
-              <w:right w:w="70" w:type="dxa"/>
-            </w:tcMar>
-            <w:vAlign w:val="center"/>
-          </w:tcPr>
-          <w:p>
-            <w:pPr>
-              <w:spacing w:after="0" w:line="240" w:lineRule="auto"/>
-              <w:jc w:val="center"/>
-            </w:pPr>
-            <w:r>
-              <w:rPr>
-                <w:rFonts w:ascii="Carlito" w:eastAsia="Carlito" w:hAnsi="Carlito"/>
-                <w:color w:val="252525"/>
-                <w:sz w:val="17"/>
-              </w:rPr>
-              <w:t>101</w:t>
-            </w:r>
-          </w:p>
-        </w:tc>
-        <w:tc>
-          <w:tcPr>
-            <w:tcW w:w="1512" w:type="dxa"/>
-            <w:tcBorders>
-              <w:top w:val="single" w:sz="5" w:space="0" w:color="D7D9DE"/>
-              <w:left w:val="single" w:sz="5" w:space="0" w:color="D7D9DE"/>
-              <w:bottom w:val="single" w:sz="5" w:space="0" w:color="D7D9DE"/>
-              <w:right w:val="single" w:sz="5" w:space="0" w:color="D7D9DE"/>
-            </w:tcBorders>
-            <w:tcMar>
-              <w:top w:w="55" w:type="dxa"/>
-              <w:left w:w="70" w:type="dxa"/>
-              <w:bottom w:w="55" w:type="dxa"/>
-              <w:right w:w="70" w:type="dxa"/>
-            </w:tcMar>
-            <w:vAlign w:val="center"/>
-          </w:tcPr>
-          <w:p>
-            <w:pPr>
-              <w:spacing w:after="0" w:line="240" w:lineRule="auto"/>
-              <w:jc w:val="center"/>
-            </w:pPr>
-            <w:r>
-              <w:rPr>
-                <w:rFonts w:ascii="Carlito" w:eastAsia="Carlito" w:hAnsi="Carlito"/>
-                <w:color w:val="252525"/>
-                <w:sz w:val="17"/>
-              </w:rPr>
-              <w:t>M0107</w:t>
-            </w:r>
-          </w:p>
-        </w:tc>
-        <w:tc>
-          <w:tcPr>
-            <w:tcW w:w="1728" w:type="dxa"/>
-            <w:tcBorders>
-              <w:top w:val="single" w:sz="5" w:space="0" w:color="D7D9DE"/>
-              <w:left w:val="single" w:sz="5" w:space="0" w:color="D7D9DE"/>
-              <w:bottom w:val="single" w:sz="5" w:space="0" w:color="D7D9DE"/>
-              <w:right w:val="single" w:sz="5" w:space="0" w:color="D7D9DE"/>
-            </w:tcBorders>
-            <w:tcMar>
-              <w:top w:w="55" w:type="dxa"/>
-              <w:left w:w="70" w:type="dxa"/>
-              <w:bottom w:w="55" w:type="dxa"/>
-              <w:right w:w="70" w:type="dxa"/>
-            </w:tcMar>
-            <w:vAlign w:val="center"/>
-          </w:tcPr>
-          <w:p>
-            <w:pPr>
-              <w:spacing w:after="0" w:line="240" w:lineRule="auto"/>
-              <w:jc w:val="center"/>
-            </w:pPr>
-            <w:r>
-              <w:rPr>
-                <w:rFonts w:ascii="Carlito" w:eastAsia="Carlito" w:hAnsi="Carlito"/>
-                <w:color w:val="252525"/>
-                <w:sz w:val="17"/>
-              </w:rPr>
-              <w:t>Basic</w:t>
-            </w:r>
-          </w:p>
-        </w:tc>
-        <w:tc>
-          <w:tcPr>
-            <w:tcW w:w="1944" w:type="dxa"/>
-            <w:tcBorders>
-              <w:top w:val="single" w:sz="5" w:space="0" w:color="D7D9DE"/>
-              <w:left w:val="single" w:sz="5" w:space="0" w:color="D7D9DE"/>
-              <w:bottom w:val="single" w:sz="5" w:space="0" w:color="D7D9DE"/>
-              <w:right w:val="single" w:sz="5" w:space="0" w:color="D7D9DE"/>
-            </w:tcBorders>
-            <w:tcMar>
-              <w:top w:w="55" w:type="dxa"/>
-              <w:left w:w="70" w:type="dxa"/>
-              <w:bottom w:w="55" w:type="dxa"/>
-              <w:right w:w="70" w:type="dxa"/>
-            </w:tcMar>
-            <w:vAlign w:val="center"/>
-          </w:tcPr>
-          <w:p>
-            <w:pPr>
-              <w:spacing w:after="0" w:line="240" w:lineRule="auto"/>
-              <w:jc w:val="center"/>
-            </w:pPr>
-            <w:r>
-              <w:rPr>
-                <w:rFonts w:ascii="Carlito" w:eastAsia="Carlito" w:hAnsi="Carlito"/>
-                <w:color w:val="252525"/>
-                <w:sz w:val="17"/>
-              </w:rPr>
-              <w:t>2024-01-01</w:t>
-            </w:r>
-          </w:p>
-        </w:tc>
-        <w:tc>
-          <w:tcPr>
-            <w:tcW w:w="1944" w:type="dxa"/>
-            <w:tcBorders>
-              <w:top w:val="single" w:sz="5" w:space="0" w:color="D7D9DE"/>
-              <w:left w:val="single" w:sz="5" w:space="0" w:color="D7D9DE"/>
-              <w:bottom w:val="single" w:sz="5" w:space="0" w:color="D7D9DE"/>
-              <w:right w:val="single" w:sz="5" w:space="0" w:color="D7D9DE"/>
-            </w:tcBorders>
-            <w:tcMar>
-              <w:top w:w="55" w:type="dxa"/>
-              <w:left w:w="70" w:type="dxa"/>
-              <w:bottom w:w="55" w:type="dxa"/>
-              <w:right w:w="70" w:type="dxa"/>
-            </w:tcMar>
-            <w:vAlign w:val="center"/>
-          </w:tcPr>
-          <w:p>
-            <w:pPr>
-              <w:spacing w:after="0" w:line="240" w:lineRule="auto"/>
-              <w:jc w:val="center"/>
-            </w:pPr>
-            <w:r>
-              <w:rPr>
-                <w:rFonts w:ascii="Carlito" w:eastAsia="Carlito" w:hAnsi="Carlito"/>
-                <w:color w:val="252525"/>
-                <w:sz w:val="17"/>
-              </w:rPr>
-              <w:t>2025-07-01</w:t>
-            </w:r>
-          </w:p>
-        </w:tc>
-        <w:tc>
-          <w:tcPr>
-            <w:tcW w:w="1296" w:type="dxa"/>
-            <w:tcBorders>
-              <w:top w:val="single" w:sz="5" w:space="0" w:color="D7D9DE"/>
-              <w:left w:val="single" w:sz="5" w:space="0" w:color="D7D9DE"/>
-              <w:bottom w:val="single" w:sz="5" w:space="0" w:color="D7D9DE"/>
-              <w:right w:val="single" w:sz="5" w:space="0" w:color="D7D9DE"/>
-            </w:tcBorders>
-            <w:tcMar>
-              <w:top w:w="55" w:type="dxa"/>
-              <w:left w:w="70" w:type="dxa"/>
-              <w:bottom w:w="55" w:type="dxa"/>
-              <w:right w:w="70" w:type="dxa"/>
-            </w:tcMar>
-            <w:vAlign w:val="center"/>
-          </w:tcPr>
-          <w:p>
-            <w:pPr>
-              <w:spacing w:after="0" w:line="240" w:lineRule="auto"/>
-              <w:jc w:val="center"/>
-            </w:pPr>
-            <w:r>
-              <w:rPr>
-                <w:rFonts w:ascii="Carlito" w:eastAsia="Carlito" w:hAnsi="Carlito"/>
-                <w:color w:val="252525"/>
-                <w:sz w:val="17"/>
-              </w:rPr>
-              <w:t>0</w:t>
-            </w:r>
-          </w:p>
-        </w:tc>
-      </w:tr>
-      <w:tr>
-        <w:trPr>
-          <w:cantSplit/>
-          <w:jc w:val="center"/>
-        </w:trPr>
-        <w:tc>
-          <w:tcPr>
-            <w:tcW w:w="1512" w:type="dxa"/>
-            <w:tcBorders>
-              <w:top w:val="single" w:sz="5" w:space="0" w:color="D7D9DE"/>
-              <w:left w:val="single" w:sz="5" w:space="0" w:color="D7D9DE"/>
-              <w:bottom w:val="single" w:sz="5" w:space="0" w:color="D7D9DE"/>
-              <w:right w:val="single" w:sz="5" w:space="0" w:color="D7D9DE"/>
-            </w:tcBorders>
-            <w:tcMar>
-              <w:top w:w="55" w:type="dxa"/>
-              <w:left w:w="70" w:type="dxa"/>
-              <w:bottom w:w="55" w:type="dxa"/>
-              <w:right w:w="70" w:type="dxa"/>
-            </w:tcMar>
-            <w:vAlign w:val="center"/>
-          </w:tcPr>
-          <w:p>
-            <w:pPr>
-              <w:spacing w:after="0" w:line="240" w:lineRule="auto"/>
-              <w:jc w:val="center"/>
-            </w:pPr>
-            <w:r>
-              <w:rPr>
-                <w:rFonts w:ascii="Carlito" w:eastAsia="Carlito" w:hAnsi="Carlito"/>
-                <w:color w:val="252525"/>
-                <w:sz w:val="17"/>
-              </w:rPr>
-              <w:t>305</w:t>
-            </w:r>
-          </w:p>
-        </w:tc>
-        <w:tc>
-          <w:tcPr>
-            <w:tcW w:w="1512" w:type="dxa"/>
-            <w:tcBorders>
-              <w:top w:val="single" w:sz="5" w:space="0" w:color="D7D9DE"/>
-              <w:left w:val="single" w:sz="5" w:space="0" w:color="D7D9DE"/>
-              <w:bottom w:val="single" w:sz="5" w:space="0" w:color="D7D9DE"/>
-              <w:right w:val="single" w:sz="5" w:space="0" w:color="D7D9DE"/>
-            </w:tcBorders>
-            <w:tcMar>
-              <w:top w:w="55" w:type="dxa"/>
-              <w:left w:w="70" w:type="dxa"/>
-              <w:bottom w:w="55" w:type="dxa"/>
-              <w:right w:w="70" w:type="dxa"/>
-            </w:tcMar>
-            <w:vAlign w:val="center"/>
-          </w:tcPr>
-          <w:p>
-            <w:pPr>
-              <w:spacing w:after="0" w:line="240" w:lineRule="auto"/>
-              <w:jc w:val="center"/>
-            </w:pPr>
-            <w:r>
-              <w:rPr>
-                <w:rFonts w:ascii="Carlito" w:eastAsia="Carlito" w:hAnsi="Carlito"/>
-                <w:color w:val="252525"/>
-                <w:sz w:val="17"/>
-              </w:rPr>
-              <w:t>M0107</w:t>
-            </w:r>
-          </w:p>
-        </w:tc>
-        <w:tc>
-          <w:tcPr>
-            <w:tcW w:w="1728" w:type="dxa"/>
-            <w:tcBorders>
-              <w:top w:val="single" w:sz="5" w:space="0" w:color="D7D9DE"/>
-              <w:left w:val="single" w:sz="5" w:space="0" w:color="D7D9DE"/>
-              <w:bottom w:val="single" w:sz="5" w:space="0" w:color="D7D9DE"/>
-              <w:right w:val="single" w:sz="5" w:space="0" w:color="D7D9DE"/>
-            </w:tcBorders>
-            <w:tcMar>
-              <w:top w:w="55" w:type="dxa"/>
-              <w:left w:w="70" w:type="dxa"/>
-              <w:bottom w:w="55" w:type="dxa"/>
-              <w:right w:w="70" w:type="dxa"/>
-            </w:tcMar>
-            <w:vAlign w:val="center"/>
-          </w:tcPr>
-          <w:p>
-            <w:pPr>
-              <w:spacing w:after="0" w:line="240" w:lineRule="auto"/>
-              <w:jc w:val="center"/>
-            </w:pPr>
-            <w:r>
-              <w:rPr>
-                <w:rFonts w:ascii="Carlito" w:eastAsia="Carlito" w:hAnsi="Carlito"/>
-                <w:color w:val="252525"/>
-                <w:sz w:val="17"/>
-              </w:rPr>
-              <w:t>Advanced</w:t>
-            </w:r>
-          </w:p>
-        </w:tc>
-        <w:tc>
-          <w:tcPr>
-            <w:tcW w:w="1944" w:type="dxa"/>
-            <w:tcBorders>
-              <w:top w:val="single" w:sz="5" w:space="0" w:color="D7D9DE"/>
-              <w:left w:val="single" w:sz="5" w:space="0" w:color="D7D9DE"/>
-              <w:bottom w:val="single" w:sz="5" w:space="0" w:color="D7D9DE"/>
-              <w:right w:val="single" w:sz="5" w:space="0" w:color="D7D9DE"/>
-            </w:tcBorders>
-            <w:tcMar>
-              <w:top w:w="55" w:type="dxa"/>
-              <w:left w:w="70" w:type="dxa"/>
-              <w:bottom w:w="55" w:type="dxa"/>
-              <w:right w:w="70" w:type="dxa"/>
-            </w:tcMar>
-            <w:vAlign w:val="center"/>
-          </w:tcPr>
-          <w:p>
-            <w:pPr>
-              <w:spacing w:after="0" w:line="240" w:lineRule="auto"/>
-              <w:jc w:val="center"/>
-            </w:pPr>
-            <w:r>
-              <w:rPr>
-                <w:rFonts w:ascii="Carlito" w:eastAsia="Carlito" w:hAnsi="Carlito"/>
-                <w:color w:val="252525"/>
-                <w:sz w:val="17"/>
-              </w:rPr>
-              <w:t>2025-07-01</w:t>
-            </w:r>
-          </w:p>
-        </w:tc>
-        <w:tc>
-          <w:tcPr>
-            <w:tcW w:w="1944" w:type="dxa"/>
-            <w:tcBorders>
-              <w:top w:val="single" w:sz="5" w:space="0" w:color="D7D9DE"/>
-              <w:left w:val="single" w:sz="5" w:space="0" w:color="D7D9DE"/>
-              <w:bottom w:val="single" w:sz="5" w:space="0" w:color="D7D9DE"/>
-              <w:right w:val="single" w:sz="5" w:space="0" w:color="D7D9DE"/>
-            </w:tcBorders>
-            <w:tcMar>
-              <w:top w:w="55" w:type="dxa"/>
-              <w:left w:w="70" w:type="dxa"/>
-              <w:bottom w:w="55" w:type="dxa"/>
-              <w:right w:w="70" w:type="dxa"/>
-            </w:tcMar>
-            <w:vAlign w:val="center"/>
-          </w:tcPr>
-          <w:p>
-            <w:pPr>
-              <w:spacing w:after="0" w:line="240" w:lineRule="auto"/>
-              <w:jc w:val="center"/>
-            </w:pPr>
-            <w:r>
-              <w:rPr>
-                <w:rFonts w:ascii="Carlito" w:eastAsia="Carlito" w:hAnsi="Carlito"/>
-                <w:color w:val="252525"/>
-                <w:sz w:val="17"/>
-              </w:rPr>
-              <w:t>9999-12-31</w:t>
-            </w:r>
-          </w:p>
-        </w:tc>
-        <w:tc>
-          <w:tcPr>
-            <w:tcW w:w="1296" w:type="dxa"/>
-            <w:tcBorders>
-              <w:top w:val="single" w:sz="5" w:space="0" w:color="D7D9DE"/>
-              <w:left w:val="single" w:sz="5" w:space="0" w:color="D7D9DE"/>
-              <w:bottom w:val="single" w:sz="5" w:space="0" w:color="D7D9DE"/>
-              <w:right w:val="single" w:sz="5" w:space="0" w:color="D7D9DE"/>
-            </w:tcBorders>
-            <w:tcMar>
-              <w:top w:w="55" w:type="dxa"/>
-              <w:left w:w="70" w:type="dxa"/>
-              <w:bottom w:w="55" w:type="dxa"/>
-              <w:right w:w="70" w:type="dxa"/>
-            </w:tcMar>
-            <w:vAlign w:val="center"/>
-          </w:tcPr>
-          <w:p>
-            <w:pPr>
-              <w:spacing w:after="0" w:line="240" w:lineRule="auto"/>
-              <w:jc w:val="center"/>
-            </w:pPr>
-            <w:r>
-              <w:rPr>
-                <w:rFonts w:ascii="Carlito" w:eastAsia="Carlito" w:hAnsi="Carlito"/>
-                <w:color w:val="252525"/>
-                <w:sz w:val="17"/>
-              </w:rPr>
-              <w:t>1</w:t>
-            </w:r>
-          </w:p>
-        </w:tc>
-      </w:tr>
-    </w:tbl>
-    <w:p>
-      <w:pPr>
-        <w:pStyle w:val="ReportSubheading"/>
-      </w:pPr>
-      <w:r>
-        <w:t>As-of lookup used when loading facts</w:t>
-      </w:r>
-    </w:p>
-    <w:tbl>
-      <w:tblPr>
-        <w:tblW w:w="0" w:type="auto"/>
-        <w:jc w:val="center"/>
-        <w:tblLayout w:type="fixed"/>
-        <w:tblLook w:val="04A0" w:firstRow="1" w:lastRow="0" w:firstColumn="1" w:lastColumn="0" w:noHBand="0" w:noVBand="1"/>
-      </w:tblPr>
-      <w:tblGrid>
-        <w:gridCol w:w="1872"/>
-        <w:gridCol w:w="2664"/>
-        <w:gridCol w:w="2088"/>
-        <w:gridCol w:w="3312"/>
-      </w:tblGrid>
-      <w:tr>
-        <w:trPr>
-          <w:cantSplit/>
-          <w:jc w:val="center"/>
-        </w:trPr>
-        <w:tc>
-          <w:tcPr>
-            <w:tcW w:w="9936" w:type="dxa"/>
-            <w:gridSpan w:val="4"/>
-            <w:tcBorders>
-              <w:top w:val="single" w:sz="6" w:space="0" w:color="D7D9DE"/>
-              <w:left w:val="single" w:sz="6" w:space="0" w:color="D7D9DE"/>
-              <w:bottom w:val="single" w:sz="6" w:space="0" w:color="D7D9DE"/>
-              <w:right w:val="single" w:sz="6" w:space="0" w:color="D7D9DE"/>
-            </w:tcBorders>
-            <w:tcMar>
-              <w:top w:w="75" w:type="dxa"/>
-              <w:left w:w="95" w:type="dxa"/>
-              <w:bottom w:w="75" w:type="dxa"/>
-              <w:right w:w="95" w:type="dxa"/>
-            </w:tcMar>
-          </w:tcPr>
-          <w:p>
-            <w:pPr>
-              <w:spacing w:after="0" w:line="228" w:lineRule="auto"/>
-            </w:pPr>
-            <w:r>
-              <w:rPr>
-                <w:rFonts w:ascii="Liberation Mono" w:eastAsia="Liberation Mono" w:hAnsi="Liberation Mono"/>
-                <w:color w:val="1C1C1C"/>
-                <w:sz w:val="18"/>
-              </w:rPr>
-              <w:t>SELECT l.LoanRef, l.MemberID, l.StartDatetime,</w:t>
-            </w:r>
-            <w:r>
-              <w:br/>
-            </w:r>
-            <w:r>
-              <w:rPr>
-                <w:rFonts w:ascii="Liberation Mono" w:eastAsia="Liberation Mono" w:hAnsi="Liberation Mono"/>
-                <w:color w:val="1C1C1C"/>
-                <w:sz w:val="18"/>
-              </w:rPr>
-              <w:t xml:space="preserve">       d.MemberKey, d.TierName</w:t>
-            </w:r>
-            <w:r>
-              <w:br/>
-            </w:r>
-            <w:r>
-              <w:rPr>
-                <w:rFonts w:ascii="Liberation Mono" w:eastAsia="Liberation Mono" w:hAnsi="Liberation Mono"/>
-                <w:color w:val="1C1C1C"/>
-                <w:sz w:val="18"/>
-              </w:rPr>
-              <w:t>FROM StgLoan AS l</w:t>
-            </w:r>
-            <w:r>
-              <w:br/>
-            </w:r>
-            <w:r>
-              <w:rPr>
-                <w:rFonts w:ascii="Liberation Mono" w:eastAsia="Liberation Mono" w:hAnsi="Liberation Mono"/>
-                <w:color w:val="1C1C1C"/>
-                <w:sz w:val="18"/>
-              </w:rPr>
-              <w:t>JOIN DimMemberHistory AS d</w:t>
-            </w:r>
-            <w:r>
-              <w:br/>
-            </w:r>
-            <w:r>
-              <w:rPr>
-                <w:rFonts w:ascii="Liberation Mono" w:eastAsia="Liberation Mono" w:hAnsi="Liberation Mono"/>
-                <w:color w:val="1C1C1C"/>
-                <w:sz w:val="18"/>
-              </w:rPr>
-              <w:t xml:space="preserve">  ON d.MemberID = l.MemberID</w:t>
-            </w:r>
-            <w:r>
-              <w:br/>
-            </w:r>
-            <w:r>
-              <w:rPr>
-                <w:rFonts w:ascii="Liberation Mono" w:eastAsia="Liberation Mono" w:hAnsi="Liberation Mono"/>
-                <w:color w:val="1C1C1C"/>
-                <w:sz w:val="18"/>
-              </w:rPr>
-              <w:t xml:space="preserve"> AND l.StartDatetime &gt;= d.EffectiveFrom</w:t>
-            </w:r>
-            <w:r>
-              <w:br/>
-            </w:r>
-            <w:r>
-              <w:rPr>
-                <w:rFonts w:ascii="Liberation Mono" w:eastAsia="Liberation Mono" w:hAnsi="Liberation Mono"/>
-                <w:color w:val="1C1C1C"/>
-                <w:sz w:val="18"/>
-              </w:rPr>
-              <w:t xml:space="preserve"> AND l.StartDatetime &lt;  d.EffectiveTo</w:t>
-            </w:r>
-            <w:r>
-              <w:br/>
-            </w:r>
-            <w:r>
-              <w:rPr>
-                <w:rFonts w:ascii="Liberation Mono" w:eastAsia="Liberation Mono" w:hAnsi="Liberation Mono"/>
-                <w:color w:val="1C1C1C"/>
-                <w:sz w:val="18"/>
-              </w:rPr>
-              <w:t>ORDER BY l.StartDatetime;</w:t>
-            </w:r>
-          </w:p>
-        </w:tc>
-      </w:tr>
-      <w:tr>
-        <w:trPr>
-          <w:cantSplit/>
-          <w:tblHeader/>
-          <w:jc w:val="center"/>
-        </w:trPr>
-        <w:tc>
-          <w:tcPr>
-            <w:tcW w:w="1872" w:type="dxa"/>
-            <w:tcBorders>
-              <w:top w:val="single" w:sz="5" w:space="0" w:color="D7D9DE"/>
-              <w:left w:val="single" w:sz="5" w:space="0" w:color="D7D9DE"/>
-              <w:bottom w:val="single" w:sz="5" w:space="0" w:color="D7D9DE"/>
-              <w:right w:val="single" w:sz="5" w:space="0" w:color="D7D9DE"/>
-            </w:tcBorders>
-            <w:tcMar>
-              <w:top w:w="55" w:type="dxa"/>
-              <w:left w:w="70" w:type="dxa"/>
-              <w:bottom w:w="55" w:type="dxa"/>
-              <w:right w:w="70" w:type="dxa"/>
-            </w:tcMar>
-            <w:vAlign w:val="center"/>
-          </w:tcPr>
-          <w:p>
-            <w:pPr>
-              <w:spacing w:after="0" w:line="240" w:lineRule="auto"/>
-              <w:jc w:val="center"/>
-            </w:pPr>
-            <w:r>
-              <w:rPr>
-                <w:rFonts w:ascii="Carlito" w:eastAsia="Carlito" w:hAnsi="Carlito"/>
-                <w:b/>
-                <w:color w:val="1C1C1C"/>
-                <w:sz w:val="19"/>
-              </w:rPr>
-              <w:t>Loan</w:t>
-            </w:r>
-          </w:p>
-        </w:tc>
-        <w:tc>
-          <w:tcPr>
-            <w:tcW w:w="2664" w:type="dxa"/>
-            <w:tcBorders>
-              <w:top w:val="single" w:sz="5" w:space="0" w:color="D7D9DE"/>
-              <w:left w:val="single" w:sz="5" w:space="0" w:color="D7D9DE"/>
-              <w:bottom w:val="single" w:sz="5" w:space="0" w:color="D7D9DE"/>
-              <w:right w:val="single" w:sz="5" w:space="0" w:color="D7D9DE"/>
-            </w:tcBorders>
-            <w:tcMar>
-              <w:top w:w="55" w:type="dxa"/>
-              <w:left w:w="70" w:type="dxa"/>
-              <w:bottom w:w="55" w:type="dxa"/>
-              <w:right w:w="70" w:type="dxa"/>
-            </w:tcMar>
-            <w:vAlign w:val="center"/>
-          </w:tcPr>
-          <w:p>
-            <w:pPr>
-              <w:spacing w:after="0" w:line="240" w:lineRule="auto"/>
-              <w:jc w:val="center"/>
-            </w:pPr>
-            <w:r>
-              <w:rPr>
-                <w:rFonts w:ascii="Carlito" w:eastAsia="Carlito" w:hAnsi="Carlito"/>
-                <w:b/>
-                <w:color w:val="1C1C1C"/>
-                <w:sz w:val="19"/>
-              </w:rPr>
-              <w:t>Start date</w:t>
-            </w:r>
-          </w:p>
-        </w:tc>
-        <w:tc>
-          <w:tcPr>
-            <w:tcW w:w="2088" w:type="dxa"/>
-            <w:tcBorders>
-              <w:top w:val="single" w:sz="5" w:space="0" w:color="D7D9DE"/>
-              <w:left w:val="single" w:sz="5" w:space="0" w:color="D7D9DE"/>
-              <w:bottom w:val="single" w:sz="5" w:space="0" w:color="D7D9DE"/>
-              <w:right w:val="single" w:sz="5" w:space="0" w:color="D7D9DE"/>
-            </w:tcBorders>
-            <w:tcMar>
-              <w:top w:w="55" w:type="dxa"/>
-              <w:left w:w="70" w:type="dxa"/>
-              <w:bottom w:w="55" w:type="dxa"/>
-              <w:right w:w="70" w:type="dxa"/>
-            </w:tcMar>
-            <w:vAlign w:val="center"/>
-          </w:tcPr>
-          <w:p>
-            <w:pPr>
-              <w:spacing w:after="0" w:line="240" w:lineRule="auto"/>
-              <w:jc w:val="center"/>
-            </w:pPr>
-            <w:r>
-              <w:rPr>
-                <w:rFonts w:ascii="Carlito" w:eastAsia="Carlito" w:hAnsi="Carlito"/>
-                <w:b/>
-                <w:color w:val="1C1C1C"/>
-                <w:sz w:val="19"/>
-              </w:rPr>
-              <w:t>MemberKey</w:t>
-            </w:r>
-          </w:p>
-        </w:tc>
-        <w:tc>
-          <w:tcPr>
-            <w:tcW w:w="3311" w:type="dxa"/>
-            <w:tcBorders>
-              <w:top w:val="single" w:sz="5" w:space="0" w:color="D7D9DE"/>
-              <w:left w:val="single" w:sz="5" w:space="0" w:color="D7D9DE"/>
-              <w:bottom w:val="single" w:sz="5" w:space="0" w:color="D7D9DE"/>
-              <w:right w:val="single" w:sz="5" w:space="0" w:color="D7D9DE"/>
-            </w:tcBorders>
-            <w:tcMar>
-              <w:top w:w="55" w:type="dxa"/>
-              <w:left w:w="70" w:type="dxa"/>
-              <w:bottom w:w="55" w:type="dxa"/>
-              <w:right w:w="70" w:type="dxa"/>
-            </w:tcMar>
-            <w:vAlign w:val="center"/>
-          </w:tcPr>
-          <w:p>
-            <w:pPr>
-              <w:spacing w:after="0" w:line="240" w:lineRule="auto"/>
-              <w:jc w:val="center"/>
-            </w:pPr>
-            <w:r>
-              <w:rPr>
-                <w:rFonts w:ascii="Carlito" w:eastAsia="Carlito" w:hAnsi="Carlito"/>
-                <w:b/>
-                <w:color w:val="1C1C1C"/>
-                <w:sz w:val="19"/>
-              </w:rPr>
-              <w:t>Tier at loan time</w:t>
-            </w:r>
-          </w:p>
-        </w:tc>
-      </w:tr>
-      <w:tr>
-        <w:trPr>
-          <w:cantSplit/>
-          <w:jc w:val="center"/>
-        </w:trPr>
-        <w:tc>
-          <w:tcPr>
-            <w:tcW w:w="1872" w:type="dxa"/>
-            <w:tcBorders>
-              <w:top w:val="single" w:sz="5" w:space="0" w:color="D7D9DE"/>
-              <w:left w:val="single" w:sz="5" w:space="0" w:color="D7D9DE"/>
-              <w:bottom w:val="single" w:sz="5" w:space="0" w:color="D7D9DE"/>
-              <w:right w:val="single" w:sz="5" w:space="0" w:color="D7D9DE"/>
-            </w:tcBorders>
-            <w:tcMar>
-              <w:top w:w="55" w:type="dxa"/>
-              <w:left w:w="70" w:type="dxa"/>
-              <w:bottom w:w="55" w:type="dxa"/>
-              <w:right w:w="70" w:type="dxa"/>
-            </w:tcMar>
-            <w:vAlign w:val="center"/>
-          </w:tcPr>
-          <w:p>
-            <w:pPr>
-              <w:spacing w:after="0" w:line="240" w:lineRule="auto"/>
-              <w:jc w:val="center"/>
-            </w:pPr>
-            <w:r>
-              <w:rPr>
-                <w:rFonts w:ascii="Carlito" w:eastAsia="Carlito" w:hAnsi="Carlito"/>
-                <w:color w:val="252525"/>
-                <w:sz w:val="18"/>
-              </w:rPr>
-              <w:t>L9001</w:t>
-            </w:r>
-          </w:p>
-        </w:tc>
-        <w:tc>
-          <w:tcPr>
-            <w:tcW w:w="2664" w:type="dxa"/>
-            <w:tcBorders>
-              <w:top w:val="single" w:sz="5" w:space="0" w:color="D7D9DE"/>
-              <w:left w:val="single" w:sz="5" w:space="0" w:color="D7D9DE"/>
-              <w:bottom w:val="single" w:sz="5" w:space="0" w:color="D7D9DE"/>
-              <w:right w:val="single" w:sz="5" w:space="0" w:color="D7D9DE"/>
-            </w:tcBorders>
-            <w:tcMar>
-              <w:top w:w="55" w:type="dxa"/>
-              <w:left w:w="70" w:type="dxa"/>
-              <w:bottom w:w="55" w:type="dxa"/>
-              <w:right w:w="70" w:type="dxa"/>
-            </w:tcMar>
-            <w:vAlign w:val="center"/>
-          </w:tcPr>
-          <w:p>
-            <w:pPr>
-              <w:spacing w:after="0" w:line="240" w:lineRule="auto"/>
-              <w:jc w:val="center"/>
-            </w:pPr>
-            <w:r>
-              <w:rPr>
-                <w:rFonts w:ascii="Carlito" w:eastAsia="Carlito" w:hAnsi="Carlito"/>
-                <w:color w:val="252525"/>
-                <w:sz w:val="18"/>
-              </w:rPr>
-              <w:t>2025-06-20</w:t>
-            </w:r>
-          </w:p>
-        </w:tc>
-        <w:tc>
-          <w:tcPr>
-            <w:tcW w:w="2088" w:type="dxa"/>
-            <w:tcBorders>
-              <w:top w:val="single" w:sz="5" w:space="0" w:color="D7D9DE"/>
-              <w:left w:val="single" w:sz="5" w:space="0" w:color="D7D9DE"/>
-              <w:bottom w:val="single" w:sz="5" w:space="0" w:color="D7D9DE"/>
-              <w:right w:val="single" w:sz="5" w:space="0" w:color="D7D9DE"/>
-            </w:tcBorders>
-            <w:tcMar>
-              <w:top w:w="55" w:type="dxa"/>
-              <w:left w:w="70" w:type="dxa"/>
-              <w:bottom w:w="55" w:type="dxa"/>
-              <w:right w:w="70" w:type="dxa"/>
-            </w:tcMar>
-            <w:vAlign w:val="center"/>
-          </w:tcPr>
-          <w:p>
-            <w:pPr>
-              <w:spacing w:after="0" w:line="240" w:lineRule="auto"/>
-              <w:jc w:val="center"/>
-            </w:pPr>
-            <w:r>
-              <w:rPr>
-                <w:rFonts w:ascii="Carlito" w:eastAsia="Carlito" w:hAnsi="Carlito"/>
-                <w:color w:val="252525"/>
-                <w:sz w:val="18"/>
-              </w:rPr>
-              <w:t>101</w:t>
-            </w:r>
-          </w:p>
-        </w:tc>
-        <w:tc>
-          <w:tcPr>
-            <w:tcW w:w="3311" w:type="dxa"/>
-            <w:tcBorders>
-              <w:top w:val="single" w:sz="5" w:space="0" w:color="D7D9DE"/>
-              <w:left w:val="single" w:sz="5" w:space="0" w:color="D7D9DE"/>
-              <w:bottom w:val="single" w:sz="5" w:space="0" w:color="D7D9DE"/>
-              <w:right w:val="single" w:sz="5" w:space="0" w:color="D7D9DE"/>
-            </w:tcBorders>
-            <w:tcMar>
-              <w:top w:w="55" w:type="dxa"/>
-              <w:left w:w="70" w:type="dxa"/>
-              <w:bottom w:w="55" w:type="dxa"/>
-              <w:right w:w="70" w:type="dxa"/>
-            </w:tcMar>
-            <w:vAlign w:val="center"/>
-          </w:tcPr>
-          <w:p>
-            <w:pPr>
-              <w:spacing w:after="0" w:line="240" w:lineRule="auto"/>
-              <w:jc w:val="center"/>
-            </w:pPr>
-            <w:r>
-              <w:rPr>
-                <w:rFonts w:ascii="Carlito" w:eastAsia="Carlito" w:hAnsi="Carlito"/>
-                <w:color w:val="252525"/>
-                <w:sz w:val="18"/>
-              </w:rPr>
-              <w:t>Basic</w:t>
-            </w:r>
-          </w:p>
-        </w:tc>
-      </w:tr>
-      <w:tr>
-        <w:trPr>
-          <w:cantSplit/>
-          <w:jc w:val="center"/>
-        </w:trPr>
-        <w:tc>
-          <w:tcPr>
-            <w:tcW w:w="1872" w:type="dxa"/>
-            <w:tcBorders>
-              <w:top w:val="single" w:sz="5" w:space="0" w:color="D7D9DE"/>
-              <w:left w:val="single" w:sz="5" w:space="0" w:color="D7D9DE"/>
-              <w:bottom w:val="single" w:sz="5" w:space="0" w:color="D7D9DE"/>
-              <w:right w:val="single" w:sz="5" w:space="0" w:color="D7D9DE"/>
-            </w:tcBorders>
-            <w:tcMar>
-              <w:top w:w="55" w:type="dxa"/>
-              <w:left w:w="70" w:type="dxa"/>
-              <w:bottom w:w="55" w:type="dxa"/>
-              <w:right w:w="70" w:type="dxa"/>
-            </w:tcMar>
-            <w:vAlign w:val="center"/>
-          </w:tcPr>
-          <w:p>
-            <w:pPr>
-              <w:spacing w:after="0" w:line="240" w:lineRule="auto"/>
-              <w:jc w:val="center"/>
-            </w:pPr>
-            <w:r>
-              <w:rPr>
-                <w:rFonts w:ascii="Carlito" w:eastAsia="Carlito" w:hAnsi="Carlito"/>
-                <w:color w:val="252525"/>
-                <w:sz w:val="18"/>
-              </w:rPr>
-              <w:t>L9002</w:t>
-            </w:r>
-          </w:p>
-        </w:tc>
-        <w:tc>
-          <w:tcPr>
-            <w:tcW w:w="2664" w:type="dxa"/>
-            <w:tcBorders>
-              <w:top w:val="single" w:sz="5" w:space="0" w:color="D7D9DE"/>
-              <w:left w:val="single" w:sz="5" w:space="0" w:color="D7D9DE"/>
-              <w:bottom w:val="single" w:sz="5" w:space="0" w:color="D7D9DE"/>
-              <w:right w:val="single" w:sz="5" w:space="0" w:color="D7D9DE"/>
-            </w:tcBorders>
-            <w:tcMar>
-              <w:top w:w="55" w:type="dxa"/>
-              <w:left w:w="70" w:type="dxa"/>
-              <w:bottom w:w="55" w:type="dxa"/>
-              <w:right w:w="70" w:type="dxa"/>
-            </w:tcMar>
-            <w:vAlign w:val="center"/>
-          </w:tcPr>
-          <w:p>
-            <w:pPr>
-              <w:spacing w:after="0" w:line="240" w:lineRule="auto"/>
-              <w:jc w:val="center"/>
-            </w:pPr>
-            <w:r>
-              <w:rPr>
-                <w:rFonts w:ascii="Carlito" w:eastAsia="Carlito" w:hAnsi="Carlito"/>
-                <w:color w:val="252525"/>
-                <w:sz w:val="18"/>
-              </w:rPr>
-              <w:t>2025-07-10</w:t>
-            </w:r>
-          </w:p>
-        </w:tc>
-        <w:tc>
-          <w:tcPr>
-            <w:tcW w:w="2088" w:type="dxa"/>
-            <w:tcBorders>
-              <w:top w:val="single" w:sz="5" w:space="0" w:color="D7D9DE"/>
-              <w:left w:val="single" w:sz="5" w:space="0" w:color="D7D9DE"/>
-              <w:bottom w:val="single" w:sz="5" w:space="0" w:color="D7D9DE"/>
-              <w:right w:val="single" w:sz="5" w:space="0" w:color="D7D9DE"/>
-            </w:tcBorders>
-            <w:tcMar>
-              <w:top w:w="55" w:type="dxa"/>
-              <w:left w:w="70" w:type="dxa"/>
-              <w:bottom w:w="55" w:type="dxa"/>
-              <w:right w:w="70" w:type="dxa"/>
-            </w:tcMar>
-            <w:vAlign w:val="center"/>
-          </w:tcPr>
-          <w:p>
-            <w:pPr>
-              <w:spacing w:after="0" w:line="240" w:lineRule="auto"/>
-              <w:jc w:val="center"/>
-            </w:pPr>
-            <w:r>
-              <w:rPr>
-                <w:rFonts w:ascii="Carlito" w:eastAsia="Carlito" w:hAnsi="Carlito"/>
-                <w:color w:val="252525"/>
-                <w:sz w:val="18"/>
-              </w:rPr>
-              <w:t>305</w:t>
-            </w:r>
-          </w:p>
-        </w:tc>
-        <w:tc>
-          <w:tcPr>
-            <w:tcW w:w="3311" w:type="dxa"/>
-            <w:tcBorders>
-              <w:top w:val="single" w:sz="5" w:space="0" w:color="D7D9DE"/>
-              <w:left w:val="single" w:sz="5" w:space="0" w:color="D7D9DE"/>
-              <w:bottom w:val="single" w:sz="5" w:space="0" w:color="D7D9DE"/>
-              <w:right w:val="single" w:sz="5" w:space="0" w:color="D7D9DE"/>
-            </w:tcBorders>
-            <w:tcMar>
-              <w:top w:w="55" w:type="dxa"/>
-              <w:left w:w="70" w:type="dxa"/>
-              <w:bottom w:w="55" w:type="dxa"/>
-              <w:right w:w="70" w:type="dxa"/>
-            </w:tcMar>
-            <w:vAlign w:val="center"/>
-          </w:tcPr>
-          <w:p>
-            <w:pPr>
-              <w:spacing w:after="0" w:line="240" w:lineRule="auto"/>
-              <w:jc w:val="center"/>
-            </w:pPr>
-            <w:r>
-              <w:rPr>
-                <w:rFonts w:ascii="Carlito" w:eastAsia="Carlito" w:hAnsi="Carlito"/>
-                <w:color w:val="252525"/>
-                <w:sz w:val="18"/>
-              </w:rPr>
-              <w:t>Advanced</w:t>
-            </w:r>
-          </w:p>
-        </w:tc>
-      </w:tr>
-    </w:tbl>
-    <w:p>
-      <w:pPr>
-        <w:pStyle w:val="ReportBody"/>
-      </w:pPr>
-      <w:r>
-        <w:t>The loan on 20 June points to the expired Basic row, while the loan on 10 July points to the current Advanced row. Earlier facts are not rewritten when the upgrade occurs. This is the central benefit of Type 2: history is partitioned by surrogate key rather than relabelled by a later change.</w:t>
-      </w:r>
-    </w:p>
-    <w:p>
-      <w:pPr>
-        <w:pStyle w:val="ReportSubheading"/>
-      </w:pPr>
-      <w:r>
-        <w:t>Validation queries</w:t>
-      </w:r>
-    </w:p>
-    <w:tbl>
-      <w:tblPr>
-        <w:tblW w:w="0" w:type="auto"/>
-        <w:jc w:val="center"/>
-        <w:tblLayout w:type="fixed"/>
-        <w:tblLook w:val="04A0" w:firstRow="1" w:lastRow="0" w:firstColumn="1" w:lastColumn="0" w:noHBand="0" w:noVBand="1"/>
-      </w:tblPr>
-      <w:tblGrid>
-        <w:gridCol w:w="9936"/>
-      </w:tblGrid>
-      <w:tr>
-        <w:trPr>
-          <w:cantSplit/>
-          <w:jc w:val="center"/>
-        </w:trPr>
-        <w:tc>
-          <w:tcPr>
-            <w:tcW w:w="9936" w:type="dxa"/>
-            <w:tcBorders>
-              <w:top w:val="single" w:sz="6" w:space="0" w:color="D7D9DE"/>
-              <w:left w:val="single" w:sz="6" w:space="0" w:color="D7D9DE"/>
-              <w:bottom w:val="single" w:sz="6" w:space="0" w:color="D7D9DE"/>
-              <w:right w:val="single" w:sz="6" w:space="0" w:color="D7D9DE"/>
-            </w:tcBorders>
-            <w:tcMar>
-              <w:top w:w="75" w:type="dxa"/>
-              <w:left w:w="95" w:type="dxa"/>
-              <w:bottom w:w="75" w:type="dxa"/>
-              <w:right w:w="95" w:type="dxa"/>
-            </w:tcMar>
-          </w:tcPr>
-          <w:p>
-            <w:pPr>
-              <w:spacing w:after="0" w:line="228" w:lineRule="auto"/>
-            </w:pPr>
-            <w:r>
-              <w:rPr>
-                <w:rFonts w:ascii="Liberation Mono" w:eastAsia="Liberation Mono" w:hAnsi="Liberation Mono"/>
-                <w:color w:val="1C1C1C"/>
-                <w:sz w:val="16"/>
-              </w:rPr>
-              <w:t>-- Exactly one current row per natural key</w:t>
-            </w:r>
-            <w:r>
-              <w:br/>
-            </w:r>
-            <w:r>
-              <w:rPr>
-                <w:rFonts w:ascii="Liberation Mono" w:eastAsia="Liberation Mono" w:hAnsi="Liberation Mono"/>
-                <w:color w:val="1C1C1C"/>
-                <w:sz w:val="16"/>
-              </w:rPr>
-              <w:t>SELECT MemberID</w:t>
-            </w:r>
-            <w:r>
-              <w:br/>
-            </w:r>
-            <w:r>
-              <w:rPr>
-                <w:rFonts w:ascii="Liberation Mono" w:eastAsia="Liberation Mono" w:hAnsi="Liberation Mono"/>
-                <w:color w:val="1C1C1C"/>
-                <w:sz w:val="16"/>
-              </w:rPr>
-              <w:t>FROM DimMemberHistory</w:t>
-            </w:r>
-            <w:r>
-              <w:br/>
-            </w:r>
-            <w:r>
-              <w:rPr>
-                <w:rFonts w:ascii="Liberation Mono" w:eastAsia="Liberation Mono" w:hAnsi="Liberation Mono"/>
-                <w:color w:val="1C1C1C"/>
-                <w:sz w:val="16"/>
-              </w:rPr>
-              <w:t>GROUP BY MemberID</w:t>
-            </w:r>
-            <w:r>
-              <w:br/>
-            </w:r>
-            <w:r>
-              <w:rPr>
-                <w:rFonts w:ascii="Liberation Mono" w:eastAsia="Liberation Mono" w:hAnsi="Liberation Mono"/>
-                <w:color w:val="1C1C1C"/>
-                <w:sz w:val="16"/>
-              </w:rPr>
-              <w:t>HAVING SUM(IsCurrent) &lt;&gt; 1;</w:t>
-            </w:r>
-            <w:r>
-              <w:br/>
-            </w:r>
-            <w:r>
-              <w:br/>
-            </w:r>
-            <w:r>
-              <w:rPr>
-                <w:rFonts w:ascii="Liberation Mono" w:eastAsia="Liberation Mono" w:hAnsi="Liberation Mono"/>
-                <w:color w:val="1C1C1C"/>
-                <w:sz w:val="16"/>
-              </w:rPr>
-              <w:t>-- No overlapping effective periods</w:t>
-            </w:r>
-            <w:r>
-              <w:br/>
-            </w:r>
-            <w:r>
-              <w:rPr>
-                <w:rFonts w:ascii="Liberation Mono" w:eastAsia="Liberation Mono" w:hAnsi="Liberation Mono"/>
-                <w:color w:val="1C1C1C"/>
-                <w:sz w:val="16"/>
-              </w:rPr>
-              <w:t>SELECT a.MemberID, a.MemberKey, b.MemberKey</w:t>
-            </w:r>
-            <w:r>
-              <w:br/>
-            </w:r>
-            <w:r>
-              <w:rPr>
-                <w:rFonts w:ascii="Liberation Mono" w:eastAsia="Liberation Mono" w:hAnsi="Liberation Mono"/>
-                <w:color w:val="1C1C1C"/>
-                <w:sz w:val="16"/>
-              </w:rPr>
-              <w:t>FROM DimMemberHistory a</w:t>
-            </w:r>
-            <w:r>
-              <w:br/>
-            </w:r>
-            <w:r>
-              <w:rPr>
-                <w:rFonts w:ascii="Liberation Mono" w:eastAsia="Liberation Mono" w:hAnsi="Liberation Mono"/>
-                <w:color w:val="1C1C1C"/>
-                <w:sz w:val="16"/>
-              </w:rPr>
-              <w:t>JOIN DimMemberHistory b</w:t>
-            </w:r>
-            <w:r>
-              <w:br/>
-            </w:r>
-            <w:r>
-              <w:rPr>
-                <w:rFonts w:ascii="Liberation Mono" w:eastAsia="Liberation Mono" w:hAnsi="Liberation Mono"/>
-                <w:color w:val="1C1C1C"/>
-                <w:sz w:val="16"/>
-              </w:rPr>
-              <w:t xml:space="preserve">  ON a.MemberID = b.MemberID</w:t>
-            </w:r>
-            <w:r>
-              <w:br/>
-            </w:r>
-            <w:r>
-              <w:rPr>
-                <w:rFonts w:ascii="Liberation Mono" w:eastAsia="Liberation Mono" w:hAnsi="Liberation Mono"/>
-                <w:color w:val="1C1C1C"/>
-                <w:sz w:val="16"/>
-              </w:rPr>
-              <w:t xml:space="preserve"> AND a.MemberKey &lt; b.MemberKey</w:t>
-            </w:r>
-            <w:r>
-              <w:br/>
-            </w:r>
-            <w:r>
-              <w:rPr>
-                <w:rFonts w:ascii="Liberation Mono" w:eastAsia="Liberation Mono" w:hAnsi="Liberation Mono"/>
-                <w:color w:val="1C1C1C"/>
-                <w:sz w:val="16"/>
-              </w:rPr>
-              <w:t xml:space="preserve"> AND a.EffectiveFrom &lt; b.EffectiveTo</w:t>
-            </w:r>
-            <w:r>
-              <w:br/>
-            </w:r>
-            <w:r>
-              <w:rPr>
-                <w:rFonts w:ascii="Liberation Mono" w:eastAsia="Liberation Mono" w:hAnsi="Liberation Mono"/>
-                <w:color w:val="1C1C1C"/>
-                <w:sz w:val="16"/>
-              </w:rPr>
-              <w:t xml:space="preserve"> AND b.EffectiveFrom &lt; a.EffectiveTo;</w:t>
-            </w:r>
-          </w:p>
-        </w:tc>
-      </w:tr>
-    </w:tbl>
-    <w:p>
-      <w:pPr>
-        <w:pStyle w:val="ReportBody"/>
-      </w:pPr>
-      <w:r>
-        <w:t>Both checks should return an empty set. A third reconciliation should confirm that every staged fact matches exactly one member version; zero matches indicate a gap, while more than one match indicates overlapping periods.</w:t>
-      </w:r>
-    </w:p>
-    <w:p>
-      <w:pPr>
-        <w:spacing w:after="0"/>
-      </w:pPr>
-      <w:r>
-        <w:br w:type="page"/>
-      </w:r>
-    </w:p>
-    <w:p>
-      <w:pPr>
-        <w:pStyle w:val="ReportHeading"/>
-        <w:pBdr>
-          <w:bottom w:val="single" w:sz="10" w:space="2" w:color="8ED14B"/>
-        </w:pBdr>
-      </w:pPr>
-      <w:r>
-        <w:t>6. Application, trade-offs and conclusion</w:t>
-      </w:r>
-    </w:p>
-    <w:p>
-      <w:pPr>
-        <w:pStyle w:val="ReportBody"/>
-      </w:pPr>
-      <w:r>
-        <w:t>This design lets the library compare loan activity by the tier held at the time of borrowing. It also supports questions such as whether behaviour changed after an upgrade, whether increased borrow limits affected overdue rates, and how long members usually remain in each tier. Current-profile reports can filter IsCurrent = 1, while historical fact reports use MemberKey.</w:t>
-      </w:r>
-    </w:p>
-    <w:p>
-      <w:pPr>
-        <w:pStyle w:val="ReportSubheading"/>
-      </w:pPr>
-      <w:r>
-        <w:t>Trade-offs</w:t>
-      </w:r>
-    </w:p>
-    <w:p>
-      <w:pPr>
-        <w:pStyle w:val="ReportBullet"/>
-        <w:ind w:left="360" w:hanging="216"/>
-      </w:pPr>
-      <w:r>
-        <w:rPr>
-          <w:b/>
-          <w:color w:val="5D8F2B"/>
-          <w:sz w:val="22"/>
-        </w:rPr>
-        <w:t xml:space="preserve">• </w:t>
-      </w:r>
-      <w:r>
-        <w:rPr>
-          <w:sz w:val="22"/>
-        </w:rPr>
-        <w:t>The dimension contains more rows and the ETL is more complex than a simple overwrite.</w:t>
-      </w:r>
-    </w:p>
-    <w:p>
-      <w:pPr>
-        <w:pStyle w:val="ReportBullet"/>
-        <w:ind w:left="360" w:hanging="216"/>
-      </w:pPr>
-      <w:r>
-        <w:rPr>
-          <w:b/>
-          <w:color w:val="5D8F2B"/>
-          <w:sz w:val="22"/>
-        </w:rPr>
-        <w:t xml:space="preserve">• </w:t>
-      </w:r>
-      <w:r>
-        <w:rPr>
-          <w:sz w:val="22"/>
-        </w:rPr>
-        <w:t>Late corrections may require a version to be split and affected facts to be re-keyed carefully.</w:t>
-      </w:r>
-    </w:p>
-    <w:p>
-      <w:pPr>
-        <w:pStyle w:val="ReportBullet"/>
-        <w:ind w:left="360" w:hanging="216"/>
-      </w:pPr>
-      <w:r>
-        <w:rPr>
-          <w:b/>
-          <w:color w:val="5D8F2B"/>
-          <w:sz w:val="22"/>
-        </w:rPr>
-        <w:t xml:space="preserve">• </w:t>
-      </w:r>
-      <w:r>
-        <w:rPr>
-          <w:sz w:val="22"/>
-        </w:rPr>
-        <w:t>Not every attribute deserves Type 2 treatment; tracking trivial corrections creates noise without analytical value.</w:t>
-      </w:r>
-    </w:p>
-    <w:p>
-      <w:pPr>
-        <w:pStyle w:val="ReportBody"/>
-      </w:pPr>
-      <w:r>
-        <w:t>The design is worthwhile when the business meaning of an attribute changes over time. Membership tier meets that test because it controls borrowing limits and is used in analysis. The key implementation rules are simple but strict: one surrogate key per version, one current row per member, contiguous non-overlapping periods, and an as-of join when the fact is loaded.</w:t>
-      </w:r>
-    </w:p>
-    <w:p>
-      <w:pPr>
-        <w:pStyle w:val="ReportBody"/>
-      </w:pPr>
-      <w:r>
-        <w:t>For Green Grass Library, SCD2 would correct a limitation in the current project design without changing the grain of FactLoan. The fact still represents one completed loan; it simply points to the member version that was valid when the loan started.</w:t>
-      </w:r>
-    </w:p>
-    <w:p>
-      <w:pPr>
-        <w:pStyle w:val="ReportSubheading"/>
-      </w:pPr>
-      <w:r>
-        <w:t>What I would demonstrate in the interview</w:t>
-      </w:r>
-    </w:p>
-    <w:p>
-      <w:pPr>
-        <w:pStyle w:val="ReportBullet"/>
-        <w:ind w:left="360" w:hanging="216"/>
-      </w:pPr>
-      <w:r>
-        <w:rPr>
-          <w:b/>
-          <w:color w:val="5D8F2B"/>
-          <w:sz w:val="21"/>
-        </w:rPr>
-        <w:t xml:space="preserve">• </w:t>
-      </w:r>
-      <w:r>
-        <w:rPr>
-          <w:sz w:val="21"/>
-        </w:rPr>
-        <w:t>Upgrade M0107 and show that two dimension rows exist afterwards.</w:t>
-      </w:r>
-    </w:p>
-    <w:p>
-      <w:pPr>
-        <w:pStyle w:val="ReportBullet"/>
-        <w:ind w:left="360" w:hanging="216"/>
-      </w:pPr>
-      <w:r>
-        <w:rPr>
-          <w:b/>
-          <w:color w:val="5D8F2B"/>
-          <w:sz w:val="21"/>
-        </w:rPr>
-        <w:t xml:space="preserve">• </w:t>
-      </w:r>
-      <w:r>
-        <w:rPr>
-          <w:sz w:val="21"/>
-        </w:rPr>
-        <w:t>Run the as-of join for one loan before and one loan after the boundary.</w:t>
-      </w:r>
-    </w:p>
-    <w:p>
-      <w:pPr>
-        <w:pStyle w:val="ReportBullet"/>
-        <w:ind w:left="360" w:hanging="216"/>
-      </w:pPr>
-      <w:r>
-        <w:rPr>
-          <w:b/>
-          <w:color w:val="5D8F2B"/>
-          <w:sz w:val="21"/>
-        </w:rPr>
-        <w:t xml:space="preserve">• </w:t>
-      </w:r>
-      <w:r>
-        <w:rPr>
-          <w:sz w:val="21"/>
-        </w:rPr>
-        <w:t>Execute the current-row and overlap checks and explain why empty output is expected.</w:t>
-      </w:r>
-    </w:p>
-    <w:p>
-      <w:pPr>
-        <w:pStyle w:val="ReportSubheading"/>
-      </w:pPr>
-      <w:r>
+        <w:rPr>
+          <w:sz w:val="24"/>
+          <w:szCs w:val="24"/>
+        </w:rPr>
         <w:t>References</w:t>
       </w:r>
     </w:p>
     <w:p>
       <w:pPr>
         <w:pStyle w:val="ReportReference"/>
+        <w:rPr>
+          <w:sz w:val="24"/>
+          <w:szCs w:val="24"/>
+        </w:rPr>
       </w:pPr>
       <w:r>
         <w:rPr>
-          <w:sz w:val="18"/>
-        </w:rPr>
-        <w:t>[1] Kimball Group. (n.d.). Type 2: Add New Row. https://www.kimballgroup.com/data-warehouse-business-intelligence-resources/kimball-techniques/dimensional-modeling-techniques/type-2/</w:t>
+          <w:sz w:val="24"/>
+          <w:szCs w:val="24"/>
+        </w:rPr>
+        <w:t>[1] Kimball Group. Type 2: Add New Row. https://www.kimballgroup.com/data-warehouse-business-intelligence-resources/kimball-techniques/dimensional-modeling-techniques/type-2/</w:t>
       </w:r>
     </w:p>
     <w:p>
       <w:pPr>
         <w:pStyle w:val="ReportReference"/>
+        <w:rPr>
+          <w:sz w:val="24"/>
+          <w:szCs w:val="24"/>
+        </w:rPr>
       </w:pPr>
       <w:r>
         <w:rPr>
-          <w:sz w:val="18"/>
-        </w:rPr>
-        <w:t>[2] Kimball, R. (2008). Slowly Changing Dimensions, Part 2. Kimball Group. https://www.kimballgroup.com/2008/09/slowly-changing-dimensions-part-2/</w:t>
+          <w:sz w:val="24"/>
+          <w:szCs w:val="24"/>
+        </w:rPr>
+        <w:t>[2] Oracle. MySQL 8.4 Reference Manual: generated-column indexes and UNIQUE indexes with NULL values. https://dev.mysql.com/doc/refman/8.4/en/generated-column-index-optimizations.html</w:t>
       </w:r>
     </w:p>
     <w:p>
       <w:pPr>
         <w:pStyle w:val="ReportReference"/>
+        <w:rPr>
+          <w:sz w:val="24"/>
+          <w:szCs w:val="24"/>
+        </w:rPr>
       </w:pPr>
       <w:r>
         <w:rPr>
-          <w:sz w:val="18"/>
-        </w:rPr>
-        <w:t>[3] Oracle. (2026). MySQL 8.4 Reference Manual. https://dev.mysql.com/doc/refman/8.4/en/</w:t>
+          <w:sz w:val="24"/>
+          <w:szCs w:val="24"/>
+        </w:rPr>
+        <w:t>[3] Oracle. MySQL 8.4 Reference Manual: comparison functions and the NULL-safe &lt;=&gt; operator. https://dev.mysql.com/doc/refman/8.4/en/comparison-operators.html</w:t>
       </w:r>
     </w:p>
     <w:p>
       <w:pPr>
         <w:pStyle w:val="ReportReference"/>
+        <w:rPr>
+          <w:sz w:val="24"/>
+          <w:szCs w:val="24"/>
+        </w:rPr>
       </w:pPr>
       <w:r>
         <w:rPr>
-          <w:sz w:val="18"/>
-        </w:rPr>
-        <w:t>[4] Singapore Polytechnic. (2026). ST1501 Data Engineering CA2 Specification, 2026/2027 Semester 1.</w:t>
+          <w:sz w:val="24"/>
+          <w:szCs w:val="24"/>
+        </w:rPr>
+        <w:t>[4] Singapore Polytechnic. ST1501 Data Engineering CA2 Specification, AY2026/2027 Semester 1.</w:t>
       </w:r>
+    </w:p>
+    <w:p>
+      <w:pPr>
+        <w:pStyle w:val="ReportReference"/>
+      </w:pPr>
     </w:p>
     <w:sectPr>
       <w:headerReference w:type="even" r:id="rId11"/>
@@ -6295,7 +6137,7 @@
       <w:pgNumType w:start="0"/>
       <w:cols w:space="720"/>
       <w:titlePg/>
-      <w:docGrid w:linePitch="272"/>
+      <w:docGrid w:linePitch="326"/>
     </w:sectPr>
   </w:body>
 </w:document>
@@ -6333,7 +6175,6 @@
         <w:docPartUnique/>
       </w:docPartObj>
     </w:sdtPr>
-    <w:sdtEndPr/>
     <w:sdtContent>
       <w:p>
         <w:pPr>
@@ -8010,6 +7851,23 @@
     </w:lvl>
   </w:abstractNum>
   <w:abstractNum w:abstractNumId="12" w15:restartNumberingAfterBreak="0">
+    <w:nsid w:val="196F7E1E"/>
+    <w:multiLevelType w:val="singleLevel"/>
+    <w:tmpl w:val="48090001"/>
+    <w:lvl w:ilvl="0">
+      <w:start w:val="1"/>
+      <w:numFmt w:val="bullet"/>
+      <w:lvlText w:val=""/>
+      <w:lvlJc w:val="left"/>
+      <w:pPr>
+        <w:ind w:left="720" w:hanging="360"/>
+      </w:pPr>
+      <w:rPr>
+        <w:rFonts w:ascii="Symbol" w:hAnsi="Symbol" w:hint="default"/>
+      </w:rPr>
+    </w:lvl>
+  </w:abstractNum>
+  <w:abstractNum w:abstractNumId="13" w15:restartNumberingAfterBreak="0">
     <w:nsid w:val="1A0A1A00"/>
     <w:multiLevelType w:val="hybridMultilevel"/>
     <w:tmpl w:val="6F521826"/>
@@ -8095,7 +7953,24 @@
       </w:pPr>
     </w:lvl>
   </w:abstractNum>
-  <w:abstractNum w:abstractNumId="13" w15:restartNumberingAfterBreak="0">
+  <w:abstractNum w:abstractNumId="14" w15:restartNumberingAfterBreak="0">
+    <w:nsid w:val="1A295ED8"/>
+    <w:multiLevelType w:val="singleLevel"/>
+    <w:tmpl w:val="48090001"/>
+    <w:lvl w:ilvl="0">
+      <w:start w:val="1"/>
+      <w:numFmt w:val="bullet"/>
+      <w:lvlText w:val=""/>
+      <w:lvlJc w:val="left"/>
+      <w:pPr>
+        <w:ind w:left="720" w:hanging="360"/>
+      </w:pPr>
+      <w:rPr>
+        <w:rFonts w:ascii="Symbol" w:hAnsi="Symbol" w:hint="default"/>
+      </w:rPr>
+    </w:lvl>
+  </w:abstractNum>
+  <w:abstractNum w:abstractNumId="15" w15:restartNumberingAfterBreak="0">
     <w:nsid w:val="1CC32D98"/>
     <w:multiLevelType w:val="hybridMultilevel"/>
     <w:tmpl w:val="6396CAFA"/>
@@ -8184,7 +8059,7 @@
       </w:pPr>
     </w:lvl>
   </w:abstractNum>
-  <w:abstractNum w:abstractNumId="14" w15:restartNumberingAfterBreak="0">
+  <w:abstractNum w:abstractNumId="16" w15:restartNumberingAfterBreak="0">
     <w:nsid w:val="1D7419A7"/>
     <w:multiLevelType w:val="hybridMultilevel"/>
     <w:tmpl w:val="8182E1C2"/>
@@ -8273,7 +8148,7 @@
       </w:pPr>
     </w:lvl>
   </w:abstractNum>
-  <w:abstractNum w:abstractNumId="15" w15:restartNumberingAfterBreak="0">
+  <w:abstractNum w:abstractNumId="17" w15:restartNumberingAfterBreak="0">
     <w:nsid w:val="1F4F63A5"/>
     <w:multiLevelType w:val="hybridMultilevel"/>
     <w:tmpl w:val="F7CA83E0"/>
@@ -8386,7 +8261,24 @@
       </w:rPr>
     </w:lvl>
   </w:abstractNum>
-  <w:abstractNum w:abstractNumId="16" w15:restartNumberingAfterBreak="0">
+  <w:abstractNum w:abstractNumId="18" w15:restartNumberingAfterBreak="0">
+    <w:nsid w:val="1F8F71A2"/>
+    <w:multiLevelType w:val="singleLevel"/>
+    <w:tmpl w:val="48090001"/>
+    <w:lvl w:ilvl="0">
+      <w:start w:val="1"/>
+      <w:numFmt w:val="bullet"/>
+      <w:lvlText w:val=""/>
+      <w:lvlJc w:val="left"/>
+      <w:pPr>
+        <w:ind w:left="720" w:hanging="360"/>
+      </w:pPr>
+      <w:rPr>
+        <w:rFonts w:ascii="Symbol" w:hAnsi="Symbol" w:hint="default"/>
+      </w:rPr>
+    </w:lvl>
+  </w:abstractNum>
+  <w:abstractNum w:abstractNumId="19" w15:restartNumberingAfterBreak="0">
     <w:nsid w:val="2F90591D"/>
     <w:multiLevelType w:val="hybridMultilevel"/>
     <w:tmpl w:val="D0E6AF62"/>
@@ -8499,7 +8391,7 @@
       </w:rPr>
     </w:lvl>
   </w:abstractNum>
-  <w:abstractNum w:abstractNumId="17" w15:restartNumberingAfterBreak="0">
+  <w:abstractNum w:abstractNumId="20" w15:restartNumberingAfterBreak="0">
     <w:nsid w:val="32AB7620"/>
     <w:multiLevelType w:val="hybridMultilevel"/>
     <w:tmpl w:val="1428AC14"/>
@@ -8585,7 +8477,7 @@
       </w:pPr>
     </w:lvl>
   </w:abstractNum>
-  <w:abstractNum w:abstractNumId="18" w15:restartNumberingAfterBreak="0">
+  <w:abstractNum w:abstractNumId="21" w15:restartNumberingAfterBreak="0">
     <w:nsid w:val="338360A5"/>
     <w:multiLevelType w:val="hybridMultilevel"/>
     <w:tmpl w:val="423666CE"/>
@@ -8698,7 +8590,7 @@
       </w:rPr>
     </w:lvl>
   </w:abstractNum>
-  <w:abstractNum w:abstractNumId="19" w15:restartNumberingAfterBreak="0">
+  <w:abstractNum w:abstractNumId="22" w15:restartNumberingAfterBreak="0">
     <w:nsid w:val="35B1164F"/>
     <w:multiLevelType w:val="hybridMultilevel"/>
     <w:tmpl w:val="F342B1FA"/>
@@ -8784,7 +8676,7 @@
       </w:pPr>
     </w:lvl>
   </w:abstractNum>
-  <w:abstractNum w:abstractNumId="20" w15:restartNumberingAfterBreak="0">
+  <w:abstractNum w:abstractNumId="23" w15:restartNumberingAfterBreak="0">
     <w:nsid w:val="37AB58AC"/>
     <w:multiLevelType w:val="hybridMultilevel"/>
     <w:tmpl w:val="02D28B28"/>
@@ -8897,7 +8789,7 @@
       </w:rPr>
     </w:lvl>
   </w:abstractNum>
-  <w:abstractNum w:abstractNumId="21" w15:restartNumberingAfterBreak="0">
+  <w:abstractNum w:abstractNumId="24" w15:restartNumberingAfterBreak="0">
     <w:nsid w:val="387F1927"/>
     <w:multiLevelType w:val="hybridMultilevel"/>
     <w:tmpl w:val="F342B1FA"/>
@@ -8983,7 +8875,7 @@
       </w:pPr>
     </w:lvl>
   </w:abstractNum>
-  <w:abstractNum w:abstractNumId="22" w15:restartNumberingAfterBreak="0">
+  <w:abstractNum w:abstractNumId="25" w15:restartNumberingAfterBreak="0">
     <w:nsid w:val="38B06774"/>
     <w:multiLevelType w:val="multilevel"/>
     <w:tmpl w:val="9604C342"/>
@@ -9097,7 +8989,7 @@
       </w:rPr>
     </w:lvl>
   </w:abstractNum>
-  <w:abstractNum w:abstractNumId="23" w15:restartNumberingAfterBreak="0">
+  <w:abstractNum w:abstractNumId="26" w15:restartNumberingAfterBreak="0">
     <w:nsid w:val="3A5B7039"/>
     <w:multiLevelType w:val="hybridMultilevel"/>
     <w:tmpl w:val="F342B1FA"/>
@@ -9183,7 +9075,7 @@
       </w:pPr>
     </w:lvl>
   </w:abstractNum>
-  <w:abstractNum w:abstractNumId="24" w15:restartNumberingAfterBreak="0">
+  <w:abstractNum w:abstractNumId="27" w15:restartNumberingAfterBreak="0">
     <w:nsid w:val="3A5F1547"/>
     <w:multiLevelType w:val="hybridMultilevel"/>
     <w:tmpl w:val="F342B1FA"/>
@@ -9269,7 +9161,7 @@
       </w:pPr>
     </w:lvl>
   </w:abstractNum>
-  <w:abstractNum w:abstractNumId="25" w15:restartNumberingAfterBreak="0">
+  <w:abstractNum w:abstractNumId="28" w15:restartNumberingAfterBreak="0">
     <w:nsid w:val="3B846E5A"/>
     <w:multiLevelType w:val="hybridMultilevel"/>
     <w:tmpl w:val="F342B1FA"/>
@@ -9355,7 +9247,7 @@
       </w:pPr>
     </w:lvl>
   </w:abstractNum>
-  <w:abstractNum w:abstractNumId="26" w15:restartNumberingAfterBreak="0">
+  <w:abstractNum w:abstractNumId="29" w15:restartNumberingAfterBreak="0">
     <w:nsid w:val="3C2943E8"/>
     <w:multiLevelType w:val="multilevel"/>
     <w:tmpl w:val="DC5074E6"/>
@@ -9472,7 +9364,7 @@
       </w:rPr>
     </w:lvl>
   </w:abstractNum>
-  <w:abstractNum w:abstractNumId="27" w15:restartNumberingAfterBreak="0">
+  <w:abstractNum w:abstractNumId="30" w15:restartNumberingAfterBreak="0">
     <w:nsid w:val="3F945292"/>
     <w:multiLevelType w:val="hybridMultilevel"/>
     <w:tmpl w:val="E1120D7C"/>
@@ -9585,7 +9477,7 @@
       </w:rPr>
     </w:lvl>
   </w:abstractNum>
-  <w:abstractNum w:abstractNumId="28" w15:restartNumberingAfterBreak="0">
+  <w:abstractNum w:abstractNumId="31" w15:restartNumberingAfterBreak="0">
     <w:nsid w:val="4287076E"/>
     <w:multiLevelType w:val="hybridMultilevel"/>
     <w:tmpl w:val="82848EEC"/>
@@ -9671,7 +9563,7 @@
       </w:pPr>
     </w:lvl>
   </w:abstractNum>
-  <w:abstractNum w:abstractNumId="29" w15:restartNumberingAfterBreak="0">
+  <w:abstractNum w:abstractNumId="32" w15:restartNumberingAfterBreak="0">
     <w:nsid w:val="46795A9B"/>
     <w:multiLevelType w:val="hybridMultilevel"/>
     <w:tmpl w:val="B868F3B4"/>
@@ -9762,7 +9654,7 @@
       </w:pPr>
     </w:lvl>
   </w:abstractNum>
-  <w:abstractNum w:abstractNumId="30" w15:restartNumberingAfterBreak="0">
+  <w:abstractNum w:abstractNumId="33" w15:restartNumberingAfterBreak="0">
     <w:nsid w:val="46851236"/>
     <w:multiLevelType w:val="hybridMultilevel"/>
     <w:tmpl w:val="9202EE18"/>
@@ -9875,7 +9767,7 @@
       </w:rPr>
     </w:lvl>
   </w:abstractNum>
-  <w:abstractNum w:abstractNumId="31" w15:restartNumberingAfterBreak="0">
+  <w:abstractNum w:abstractNumId="34" w15:restartNumberingAfterBreak="0">
     <w:nsid w:val="4B331942"/>
     <w:multiLevelType w:val="hybridMultilevel"/>
     <w:tmpl w:val="395498BA"/>
@@ -9961,7 +9853,7 @@
       </w:pPr>
     </w:lvl>
   </w:abstractNum>
-  <w:abstractNum w:abstractNumId="32" w15:restartNumberingAfterBreak="0">
+  <w:abstractNum w:abstractNumId="35" w15:restartNumberingAfterBreak="0">
     <w:nsid w:val="4F3448F8"/>
     <w:multiLevelType w:val="hybridMultilevel"/>
     <w:tmpl w:val="3612E19A"/>
@@ -10047,7 +9939,7 @@
       </w:pPr>
     </w:lvl>
   </w:abstractNum>
-  <w:abstractNum w:abstractNumId="33" w15:restartNumberingAfterBreak="0">
+  <w:abstractNum w:abstractNumId="36" w15:restartNumberingAfterBreak="0">
     <w:nsid w:val="4F4017DC"/>
     <w:multiLevelType w:val="hybridMultilevel"/>
     <w:tmpl w:val="F342B1FA"/>
@@ -10133,7 +10025,7 @@
       </w:pPr>
     </w:lvl>
   </w:abstractNum>
-  <w:abstractNum w:abstractNumId="34" w15:restartNumberingAfterBreak="0">
+  <w:abstractNum w:abstractNumId="37" w15:restartNumberingAfterBreak="0">
     <w:nsid w:val="503E21EC"/>
     <w:multiLevelType w:val="hybridMultilevel"/>
     <w:tmpl w:val="32343C72"/>
@@ -10222,7 +10114,7 @@
       </w:pPr>
     </w:lvl>
   </w:abstractNum>
-  <w:abstractNum w:abstractNumId="35" w15:restartNumberingAfterBreak="0">
+  <w:abstractNum w:abstractNumId="38" w15:restartNumberingAfterBreak="0">
     <w:nsid w:val="50BB4B81"/>
     <w:multiLevelType w:val="hybridMultilevel"/>
     <w:tmpl w:val="F342B1FA"/>
@@ -10308,7 +10200,7 @@
       </w:pPr>
     </w:lvl>
   </w:abstractNum>
-  <w:abstractNum w:abstractNumId="36" w15:restartNumberingAfterBreak="0">
+  <w:abstractNum w:abstractNumId="39" w15:restartNumberingAfterBreak="0">
     <w:nsid w:val="543F38BD"/>
     <w:multiLevelType w:val="hybridMultilevel"/>
     <w:tmpl w:val="BE241A10"/>
@@ -10421,7 +10313,7 @@
       </w:rPr>
     </w:lvl>
   </w:abstractNum>
-  <w:abstractNum w:abstractNumId="37" w15:restartNumberingAfterBreak="0">
+  <w:abstractNum w:abstractNumId="40" w15:restartNumberingAfterBreak="0">
     <w:nsid w:val="59043AF3"/>
     <w:multiLevelType w:val="hybridMultilevel"/>
     <w:tmpl w:val="C0A63248"/>
@@ -10534,7 +10426,7 @@
       </w:rPr>
     </w:lvl>
   </w:abstractNum>
-  <w:abstractNum w:abstractNumId="38" w15:restartNumberingAfterBreak="0">
+  <w:abstractNum w:abstractNumId="41" w15:restartNumberingAfterBreak="0">
     <w:nsid w:val="5A704715"/>
     <w:multiLevelType w:val="hybridMultilevel"/>
     <w:tmpl w:val="1F4E7962"/>
@@ -10623,7 +10515,7 @@
       </w:pPr>
     </w:lvl>
   </w:abstractNum>
-  <w:abstractNum w:abstractNumId="39" w15:restartNumberingAfterBreak="0">
+  <w:abstractNum w:abstractNumId="42" w15:restartNumberingAfterBreak="0">
     <w:nsid w:val="5AA06C5A"/>
     <w:multiLevelType w:val="multilevel"/>
     <w:tmpl w:val="2D56A3B4"/>
@@ -10740,7 +10632,7 @@
       </w:rPr>
     </w:lvl>
   </w:abstractNum>
-  <w:abstractNum w:abstractNumId="40" w15:restartNumberingAfterBreak="0">
+  <w:abstractNum w:abstractNumId="43" w15:restartNumberingAfterBreak="0">
     <w:nsid w:val="63B7392C"/>
     <w:multiLevelType w:val="hybridMultilevel"/>
     <w:tmpl w:val="F342B1FA"/>
@@ -10826,7 +10718,7 @@
       </w:pPr>
     </w:lvl>
   </w:abstractNum>
-  <w:abstractNum w:abstractNumId="41" w15:restartNumberingAfterBreak="0">
+  <w:abstractNum w:abstractNumId="44" w15:restartNumberingAfterBreak="0">
     <w:nsid w:val="6678437C"/>
     <w:multiLevelType w:val="multilevel"/>
     <w:tmpl w:val="E1DC4A44"/>
@@ -10943,7 +10835,7 @@
       </w:rPr>
     </w:lvl>
   </w:abstractNum>
-  <w:abstractNum w:abstractNumId="42" w15:restartNumberingAfterBreak="0">
+  <w:abstractNum w:abstractNumId="45" w15:restartNumberingAfterBreak="0">
     <w:nsid w:val="68C34136"/>
     <w:multiLevelType w:val="multilevel"/>
     <w:tmpl w:val="8A7EA6C0"/>
@@ -11057,7 +10949,7 @@
       </w:rPr>
     </w:lvl>
   </w:abstractNum>
-  <w:abstractNum w:abstractNumId="43" w15:restartNumberingAfterBreak="0">
+  <w:abstractNum w:abstractNumId="46" w15:restartNumberingAfterBreak="0">
     <w:nsid w:val="70A37E0E"/>
     <w:multiLevelType w:val="multilevel"/>
     <w:tmpl w:val="62AA99D6"/>
@@ -11198,7 +11090,24 @@
       </w:pPr>
     </w:lvl>
   </w:abstractNum>
-  <w:abstractNum w:abstractNumId="44" w15:restartNumberingAfterBreak="0">
+  <w:abstractNum w:abstractNumId="47" w15:restartNumberingAfterBreak="0">
+    <w:nsid w:val="73071B80"/>
+    <w:multiLevelType w:val="singleLevel"/>
+    <w:tmpl w:val="48090001"/>
+    <w:lvl w:ilvl="0">
+      <w:start w:val="1"/>
+      <w:numFmt w:val="bullet"/>
+      <w:lvlText w:val=""/>
+      <w:lvlJc w:val="left"/>
+      <w:pPr>
+        <w:ind w:left="720" w:hanging="360"/>
+      </w:pPr>
+      <w:rPr>
+        <w:rFonts w:ascii="Symbol" w:hAnsi="Symbol" w:hint="default"/>
+      </w:rPr>
+    </w:lvl>
+  </w:abstractNum>
+  <w:abstractNum w:abstractNumId="48" w15:restartNumberingAfterBreak="0">
     <w:nsid w:val="7F3B5A94"/>
     <w:multiLevelType w:val="hybridMultilevel"/>
     <w:tmpl w:val="F342B1FA"/>
@@ -11288,7 +11197,7 @@
     <w:abstractNumId w:val="4"/>
   </w:num>
   <w:num w:numId="2" w16cid:durableId="210114857">
-    <w:abstractNumId w:val="43"/>
+    <w:abstractNumId w:val="46"/>
   </w:num>
   <w:num w:numId="3" w16cid:durableId="321541066">
     <w:abstractNumId w:val="10"/>
@@ -11297,19 +11206,19 @@
     <w:abstractNumId w:val="9"/>
   </w:num>
   <w:num w:numId="5" w16cid:durableId="1729302662">
-    <w:abstractNumId w:val="22"/>
+    <w:abstractNumId w:val="25"/>
   </w:num>
   <w:num w:numId="6" w16cid:durableId="1559315499">
-    <w:abstractNumId w:val="26"/>
+    <w:abstractNumId w:val="29"/>
   </w:num>
   <w:num w:numId="7" w16cid:durableId="197549158">
-    <w:abstractNumId w:val="41"/>
+    <w:abstractNumId w:val="44"/>
   </w:num>
   <w:num w:numId="8" w16cid:durableId="1324775005">
-    <w:abstractNumId w:val="39"/>
+    <w:abstractNumId w:val="42"/>
   </w:num>
   <w:num w:numId="9" w16cid:durableId="490489170">
-    <w:abstractNumId w:val="42"/>
+    <w:abstractNumId w:val="45"/>
   </w:num>
   <w:num w:numId="10" w16cid:durableId="269898315">
     <w:abstractNumId w:val="5"/>
@@ -11318,49 +11227,49 @@
     <w:abstractNumId w:val="0"/>
   </w:num>
   <w:num w:numId="12" w16cid:durableId="552735440">
-    <w:abstractNumId w:val="40"/>
+    <w:abstractNumId w:val="43"/>
   </w:num>
   <w:num w:numId="13" w16cid:durableId="1375688937">
-    <w:abstractNumId w:val="44"/>
+    <w:abstractNumId w:val="48"/>
   </w:num>
   <w:num w:numId="14" w16cid:durableId="1879467025">
-    <w:abstractNumId w:val="38"/>
+    <w:abstractNumId w:val="41"/>
   </w:num>
   <w:num w:numId="15" w16cid:durableId="1333530876">
-    <w:abstractNumId w:val="21"/>
+    <w:abstractNumId w:val="24"/>
   </w:num>
   <w:num w:numId="16" w16cid:durableId="1461847709">
-    <w:abstractNumId w:val="19"/>
+    <w:abstractNumId w:val="22"/>
   </w:num>
   <w:num w:numId="17" w16cid:durableId="2132941281">
-    <w:abstractNumId w:val="25"/>
+    <w:abstractNumId w:val="28"/>
   </w:num>
   <w:num w:numId="18" w16cid:durableId="1228763716">
-    <w:abstractNumId w:val="24"/>
+    <w:abstractNumId w:val="27"/>
   </w:num>
   <w:num w:numId="19" w16cid:durableId="427434933">
-    <w:abstractNumId w:val="23"/>
+    <w:abstractNumId w:val="26"/>
   </w:num>
   <w:num w:numId="20" w16cid:durableId="865749360">
     <w:abstractNumId w:val="3"/>
   </w:num>
   <w:num w:numId="21" w16cid:durableId="1458599366">
-    <w:abstractNumId w:val="35"/>
+    <w:abstractNumId w:val="38"/>
   </w:num>
   <w:num w:numId="22" w16cid:durableId="5601044">
-    <w:abstractNumId w:val="28"/>
+    <w:abstractNumId w:val="31"/>
   </w:num>
   <w:num w:numId="23" w16cid:durableId="808089288">
-    <w:abstractNumId w:val="34"/>
+    <w:abstractNumId w:val="37"/>
   </w:num>
   <w:num w:numId="24" w16cid:durableId="441457610">
-    <w:abstractNumId w:val="33"/>
+    <w:abstractNumId w:val="36"/>
   </w:num>
   <w:num w:numId="25" w16cid:durableId="775254911">
-    <w:abstractNumId w:val="12"/>
+    <w:abstractNumId w:val="13"/>
   </w:num>
   <w:num w:numId="26" w16cid:durableId="691566750">
-    <w:abstractNumId w:val="17"/>
+    <w:abstractNumId w:val="20"/>
   </w:num>
   <w:num w:numId="27" w16cid:durableId="2088261576">
     <w:abstractNumId w:val="11"/>
@@ -11369,19 +11278,19 @@
     <w:abstractNumId w:val="1"/>
   </w:num>
   <w:num w:numId="29" w16cid:durableId="1703168219">
-    <w:abstractNumId w:val="18"/>
+    <w:abstractNumId w:val="21"/>
   </w:num>
   <w:num w:numId="30" w16cid:durableId="483739938">
-    <w:abstractNumId w:val="30"/>
+    <w:abstractNumId w:val="33"/>
   </w:num>
   <w:num w:numId="31" w16cid:durableId="520626461">
-    <w:abstractNumId w:val="36"/>
+    <w:abstractNumId w:val="39"/>
   </w:num>
   <w:num w:numId="32" w16cid:durableId="470756373">
-    <w:abstractNumId w:val="31"/>
+    <w:abstractNumId w:val="34"/>
   </w:num>
   <w:num w:numId="33" w16cid:durableId="1284577062">
-    <w:abstractNumId w:val="13"/>
+    <w:abstractNumId w:val="15"/>
   </w:num>
   <w:num w:numId="34" w16cid:durableId="901405471">
     <w:abstractNumId w:val="8"/>
@@ -11390,34 +11299,46 @@
     <w:abstractNumId w:val="2"/>
   </w:num>
   <w:num w:numId="36" w16cid:durableId="1857622364">
-    <w:abstractNumId w:val="14"/>
+    <w:abstractNumId w:val="16"/>
   </w:num>
   <w:num w:numId="37" w16cid:durableId="36856898">
     <w:abstractNumId w:val="6"/>
   </w:num>
   <w:num w:numId="38" w16cid:durableId="1424301866">
-    <w:abstractNumId w:val="32"/>
+    <w:abstractNumId w:val="35"/>
   </w:num>
   <w:num w:numId="39" w16cid:durableId="1109353000">
-    <w:abstractNumId w:val="37"/>
+    <w:abstractNumId w:val="40"/>
   </w:num>
   <w:num w:numId="40" w16cid:durableId="1670325762">
-    <w:abstractNumId w:val="20"/>
+    <w:abstractNumId w:val="23"/>
   </w:num>
   <w:num w:numId="41" w16cid:durableId="1213813472">
-    <w:abstractNumId w:val="16"/>
+    <w:abstractNumId w:val="19"/>
   </w:num>
   <w:num w:numId="42" w16cid:durableId="1022896347">
     <w:abstractNumId w:val="7"/>
   </w:num>
   <w:num w:numId="43" w16cid:durableId="1944140977">
-    <w:abstractNumId w:val="15"/>
+    <w:abstractNumId w:val="17"/>
   </w:num>
   <w:num w:numId="44" w16cid:durableId="263654662">
-    <w:abstractNumId w:val="27"/>
+    <w:abstractNumId w:val="30"/>
   </w:num>
   <w:num w:numId="45" w16cid:durableId="2012833079">
-    <w:abstractNumId w:val="29"/>
+    <w:abstractNumId w:val="32"/>
+  </w:num>
+  <w:num w:numId="46" w16cid:durableId="1783839546">
+    <w:abstractNumId w:val="47"/>
+  </w:num>
+  <w:num w:numId="47" w16cid:durableId="956836800">
+    <w:abstractNumId w:val="12"/>
+  </w:num>
+  <w:num w:numId="48" w16cid:durableId="1461459359">
+    <w:abstractNumId w:val="14"/>
+  </w:num>
+  <w:num w:numId="49" w16cid:durableId="608663490">
+    <w:abstractNumId w:val="18"/>
   </w:num>
   <w:numIdMacAtCleanup w:val="22"/>
 </w:numbering>
@@ -13449,64 +13370,65 @@
   <w:style w:type="paragraph" w:customStyle="1" w:styleId="ReportBody">
     <w:name w:val="Report Body"/>
     <w:pPr>
-      <w:spacing w:after="80" w:line="247" w:lineRule="auto"/>
+      <w:spacing w:after="80" w:line="242" w:lineRule="auto"/>
     </w:pPr>
     <w:rPr>
-      <w:rFonts w:ascii="Carlito" w:eastAsia="Carlito" w:hAnsi="Carlito"/>
-      <w:color w:val="252525"/>
-      <w:sz w:val="24"/>
+      <w:rFonts w:ascii="Aptos" w:eastAsia="Carlito" w:hAnsi="Aptos"/>
+      <w:color w:val="222B34"/>
     </w:rPr>
   </w:style>
   <w:style w:type="paragraph" w:customStyle="1" w:styleId="ReportTitle">
     <w:name w:val="Report Title"/>
     <w:pPr>
       <w:keepNext/>
-      <w:spacing w:after="20"/>
+      <w:spacing w:after="40"/>
     </w:pPr>
     <w:rPr>
-      <w:rFonts w:ascii="Carlito" w:eastAsia="Carlito" w:hAnsi="Carlito"/>
+      <w:rFonts w:ascii="Aptos Display" w:eastAsia="Carlito" w:hAnsi="Aptos Display"/>
       <w:b/>
-      <w:color w:val="4B2A63"/>
-      <w:sz w:val="36"/>
+      <w:color w:val="17324D"/>
+      <w:sz w:val="46"/>
     </w:rPr>
   </w:style>
   <w:style w:type="paragraph" w:customStyle="1" w:styleId="ReportSubtitle">
     <w:name w:val="Report Subtitle"/>
     <w:pPr>
       <w:keepNext/>
-      <w:spacing w:after="80"/>
+      <w:spacing w:after="140" w:line="264" w:lineRule="auto"/>
     </w:pPr>
     <w:rPr>
-      <w:rFonts w:ascii="Carlito" w:eastAsia="Carlito" w:hAnsi="Carlito"/>
-      <w:i/>
-      <w:color w:val="666666"/>
-      <w:sz w:val="21"/>
+      <w:rFonts w:ascii="Aptos" w:eastAsia="Carlito" w:hAnsi="Aptos"/>
+      <w:color w:val="1F7A7A"/>
+      <w:sz w:val="23"/>
     </w:rPr>
   </w:style>
   <w:style w:type="paragraph" w:customStyle="1" w:styleId="ReportHeading">
     <w:name w:val="Report Heading"/>
     <w:pPr>
       <w:keepNext/>
-      <w:spacing w:before="80" w:after="60"/>
+      <w:pBdr>
+        <w:bottom w:val="single" w:sz="4" w:space="0" w:color="1F7A7A"/>
+      </w:pBdr>
+      <w:spacing w:before="240" w:after="100" w:line="336" w:lineRule="auto"/>
     </w:pPr>
     <w:rPr>
-      <w:rFonts w:ascii="Carlito" w:eastAsia="Carlito" w:hAnsi="Carlito"/>
+      <w:rFonts w:ascii="Aptos Display" w:eastAsia="Carlito" w:hAnsi="Aptos Display"/>
       <w:b/>
-      <w:color w:val="4B2A63"/>
-      <w:sz w:val="26"/>
+      <w:color w:val="17324D"/>
+      <w:sz w:val="28"/>
     </w:rPr>
   </w:style>
   <w:style w:type="paragraph" w:customStyle="1" w:styleId="ReportSubheading">
     <w:name w:val="Report Subheading"/>
     <w:pPr>
       <w:keepNext/>
-      <w:spacing w:before="60" w:after="40"/>
+      <w:spacing w:before="140" w:after="60" w:line="260" w:lineRule="auto"/>
     </w:pPr>
     <w:rPr>
-      <w:rFonts w:ascii="Carlito" w:eastAsia="Carlito" w:hAnsi="Carlito"/>
+      <w:rFonts w:ascii="Aptos" w:eastAsia="Carlito" w:hAnsi="Aptos"/>
       <w:b/>
-      <w:color w:val="5B3B73"/>
-      <w:sz w:val="24"/>
+      <w:color w:val="1F7A7A"/>
+      <w:sz w:val="21"/>
     </w:rPr>
   </w:style>
   <w:style w:type="paragraph" w:customStyle="1" w:styleId="ReportSmall">
@@ -13523,22 +13445,226 @@
   <w:style w:type="paragraph" w:customStyle="1" w:styleId="ReportReference">
     <w:name w:val="Report Reference"/>
     <w:pPr>
-      <w:spacing w:after="20"/>
+      <w:spacing w:after="20" w:line="180" w:lineRule="auto"/>
       <w:ind w:left="230" w:hanging="230"/>
     </w:pPr>
     <w:rPr>
-      <w:rFonts w:ascii="Carlito" w:eastAsia="Carlito" w:hAnsi="Carlito"/>
-      <w:color w:val="252525"/>
-      <w:sz w:val="19"/>
+      <w:rFonts w:ascii="Aptos" w:eastAsia="Carlito" w:hAnsi="Aptos"/>
+      <w:color w:val="5B6573"/>
+      <w:sz w:val="15"/>
     </w:rPr>
   </w:style>
   <w:style w:type="paragraph" w:customStyle="1" w:styleId="ReportBullet">
     <w:name w:val="Report Bullet"/>
     <w:basedOn w:val="ReportBody"/>
     <w:pPr>
-      <w:spacing w:after="40" w:line="240" w:lineRule="auto"/>
+      <w:spacing w:after="40" w:line="238" w:lineRule="auto"/>
       <w:ind w:left="317" w:hanging="202"/>
     </w:pPr>
+    <w:rPr>
+      <w:sz w:val="19"/>
+    </w:rPr>
+  </w:style>
+  <w:style w:type="paragraph" w:customStyle="1" w:styleId="ReportMeta">
+    <w:name w:val="Report Meta"/>
+    <w:basedOn w:val="NoSpacing"/>
+    <w:link w:val="ReportMetaChar"/>
+    <w:rsid w:val="000E7E9E"/>
+    <w:pPr>
+      <w:keepNext/>
+      <w:spacing w:after="160" w:line="216" w:lineRule="auto"/>
+      <w:ind w:left="-567"/>
+    </w:pPr>
+    <w:rPr>
+      <w:rFonts w:ascii="Aptos" w:hAnsi="Aptos"/>
+      <w:noProof/>
+      <w:color w:val="5B6573"/>
+      <w:sz w:val="18"/>
+      <w:szCs w:val="24"/>
+      <w:lang w:eastAsia="en-SG" w:bidi="th-TH"/>
+    </w:rPr>
+  </w:style>
+  <w:style w:type="character" w:customStyle="1" w:styleId="ReportMetaChar">
+    <w:name w:val="Report Meta Char"/>
+    <w:basedOn w:val="NoSpacingChar"/>
+    <w:link w:val="ReportMeta"/>
+    <w:rsid w:val="000E7E9E"/>
+    <w:rPr>
+      <w:rFonts w:ascii="Aptos" w:eastAsiaTheme="minorEastAsia" w:hAnsi="Aptos" w:cstheme="minorBidi"/>
+      <w:noProof/>
+      <w:color w:val="5B6573"/>
+      <w:sz w:val="18"/>
+      <w:szCs w:val="24"/>
+      <w:lang w:val="en-US" w:eastAsia="en-SG" w:bidi="th-TH"/>
+    </w:rPr>
+  </w:style>
+  <w:style w:type="paragraph" w:customStyle="1" w:styleId="ReportEyebrow">
+    <w:name w:val="Report Eyebrow"/>
+    <w:basedOn w:val="NoSpacing"/>
+    <w:link w:val="ReportEyebrowChar"/>
+    <w:rsid w:val="000E7E9E"/>
+    <w:pPr>
+      <w:keepNext/>
+      <w:spacing w:before="100" w:after="40" w:line="204" w:lineRule="auto"/>
+      <w:ind w:left="-567"/>
+    </w:pPr>
+    <w:rPr>
+      <w:rFonts w:ascii="Aptos" w:hAnsi="Aptos"/>
+      <w:b/>
+      <w:noProof/>
+      <w:color w:val="1F7A7A"/>
+      <w:sz w:val="17"/>
+      <w:szCs w:val="24"/>
+      <w:lang w:eastAsia="en-SG" w:bidi="th-TH"/>
+    </w:rPr>
+  </w:style>
+  <w:style w:type="character" w:customStyle="1" w:styleId="ReportEyebrowChar">
+    <w:name w:val="Report Eyebrow Char"/>
+    <w:basedOn w:val="NoSpacingChar"/>
+    <w:link w:val="ReportEyebrow"/>
+    <w:rsid w:val="000E7E9E"/>
+    <w:rPr>
+      <w:rFonts w:ascii="Aptos" w:eastAsiaTheme="minorEastAsia" w:hAnsi="Aptos" w:cstheme="minorBidi"/>
+      <w:b/>
+      <w:noProof/>
+      <w:color w:val="1F7A7A"/>
+      <w:sz w:val="17"/>
+      <w:szCs w:val="24"/>
+      <w:lang w:val="en-US" w:eastAsia="en-SG" w:bidi="th-TH"/>
+    </w:rPr>
+  </w:style>
+  <w:style w:type="paragraph" w:customStyle="1" w:styleId="ReportQuestion">
+    <w:name w:val="Report Question"/>
+    <w:basedOn w:val="NoSpacing"/>
+    <w:link w:val="ReportQuestionChar"/>
+    <w:rsid w:val="000E7E9E"/>
+    <w:pPr>
+      <w:keepNext/>
+      <w:spacing w:after="160" w:line="264" w:lineRule="auto"/>
+      <w:ind w:left="-567"/>
+    </w:pPr>
+    <w:rPr>
+      <w:rFonts w:ascii="Aptos" w:hAnsi="Aptos"/>
+      <w:b/>
+      <w:noProof/>
+      <w:color w:val="17324D"/>
+      <w:szCs w:val="24"/>
+      <w:lang w:eastAsia="en-SG" w:bidi="th-TH"/>
+    </w:rPr>
+  </w:style>
+  <w:style w:type="character" w:customStyle="1" w:styleId="ReportQuestionChar">
+    <w:name w:val="Report Question Char"/>
+    <w:basedOn w:val="NoSpacingChar"/>
+    <w:link w:val="ReportQuestion"/>
+    <w:rsid w:val="000E7E9E"/>
+    <w:rPr>
+      <w:rFonts w:ascii="Aptos" w:eastAsiaTheme="minorEastAsia" w:hAnsi="Aptos" w:cstheme="minorBidi"/>
+      <w:b/>
+      <w:noProof/>
+      <w:color w:val="17324D"/>
+      <w:sz w:val="22"/>
+      <w:szCs w:val="24"/>
+      <w:lang w:val="en-US" w:eastAsia="en-SG" w:bidi="th-TH"/>
+    </w:rPr>
+  </w:style>
+  <w:style w:type="paragraph" w:customStyle="1" w:styleId="ReportCode">
+    <w:name w:val="Report Code"/>
+    <w:basedOn w:val="NoSpacing"/>
+    <w:link w:val="ReportCodeChar"/>
+    <w:rsid w:val="000E7E9E"/>
+    <w:pPr>
+      <w:spacing w:before="60" w:after="100" w:line="194" w:lineRule="auto"/>
+      <w:ind w:left="-567"/>
+    </w:pPr>
+    <w:rPr>
+      <w:rFonts w:ascii="Consolas" w:hAnsi="Consolas"/>
+      <w:noProof/>
+      <w:color w:val="222B34"/>
+      <w:sz w:val="16"/>
+      <w:szCs w:val="24"/>
+      <w:lang w:eastAsia="en-SG" w:bidi="th-TH"/>
+    </w:rPr>
+  </w:style>
+  <w:style w:type="character" w:customStyle="1" w:styleId="ReportCodeChar">
+    <w:name w:val="Report Code Char"/>
+    <w:basedOn w:val="NoSpacingChar"/>
+    <w:link w:val="ReportCode"/>
+    <w:rsid w:val="000E7E9E"/>
+    <w:rPr>
+      <w:rFonts w:ascii="Consolas" w:eastAsiaTheme="minorEastAsia" w:hAnsi="Consolas" w:cstheme="minorBidi"/>
+      <w:noProof/>
+      <w:color w:val="222B34"/>
+      <w:sz w:val="16"/>
+      <w:szCs w:val="24"/>
+      <w:lang w:val="en-US" w:eastAsia="en-SG" w:bidi="th-TH"/>
+    </w:rPr>
+  </w:style>
+  <w:style w:type="paragraph" w:customStyle="1" w:styleId="ReportCaption">
+    <w:name w:val="Report Caption"/>
+    <w:basedOn w:val="NoSpacing"/>
+    <w:link w:val="ReportCaptionChar"/>
+    <w:rsid w:val="000E7E9E"/>
+    <w:pPr>
+      <w:keepNext/>
+      <w:spacing w:before="40" w:after="80" w:line="204" w:lineRule="auto"/>
+      <w:ind w:left="-567"/>
+    </w:pPr>
+    <w:rPr>
+      <w:rFonts w:ascii="Aptos" w:hAnsi="Aptos"/>
+      <w:i/>
+      <w:noProof/>
+      <w:color w:val="5B6573"/>
+      <w:sz w:val="17"/>
+      <w:szCs w:val="24"/>
+      <w:lang w:eastAsia="en-SG" w:bidi="th-TH"/>
+    </w:rPr>
+  </w:style>
+  <w:style w:type="character" w:customStyle="1" w:styleId="ReportCaptionChar">
+    <w:name w:val="Report Caption Char"/>
+    <w:basedOn w:val="NoSpacingChar"/>
+    <w:link w:val="ReportCaption"/>
+    <w:rsid w:val="000E7E9E"/>
+    <w:rPr>
+      <w:rFonts w:ascii="Aptos" w:eastAsiaTheme="minorEastAsia" w:hAnsi="Aptos" w:cstheme="minorBidi"/>
+      <w:i/>
+      <w:noProof/>
+      <w:color w:val="5B6573"/>
+      <w:sz w:val="17"/>
+      <w:szCs w:val="24"/>
+      <w:lang w:val="en-US" w:eastAsia="en-SG" w:bidi="th-TH"/>
+    </w:rPr>
+  </w:style>
+  <w:style w:type="paragraph" w:customStyle="1" w:styleId="ReportCallout">
+    <w:name w:val="Report Callout"/>
+    <w:basedOn w:val="NoSpacing"/>
+    <w:link w:val="ReportCalloutChar"/>
+    <w:rsid w:val="000E7E9E"/>
+    <w:pPr>
+      <w:spacing w:before="80" w:after="160" w:line="248" w:lineRule="auto"/>
+      <w:ind w:left="-567"/>
+    </w:pPr>
+    <w:rPr>
+      <w:rFonts w:ascii="Aptos" w:hAnsi="Aptos"/>
+      <w:noProof/>
+      <w:color w:val="17324D"/>
+      <w:sz w:val="20"/>
+      <w:szCs w:val="24"/>
+      <w:lang w:eastAsia="en-SG" w:bidi="th-TH"/>
+    </w:rPr>
+  </w:style>
+  <w:style w:type="character" w:customStyle="1" w:styleId="ReportCalloutChar">
+    <w:name w:val="Report Callout Char"/>
+    <w:basedOn w:val="NoSpacingChar"/>
+    <w:link w:val="ReportCallout"/>
+    <w:rsid w:val="000E7E9E"/>
+    <w:rPr>
+      <w:rFonts w:ascii="Aptos" w:eastAsiaTheme="minorEastAsia" w:hAnsi="Aptos" w:cstheme="minorBidi"/>
+      <w:noProof/>
+      <w:color w:val="17324D"/>
+      <w:sz w:val="22"/>
+      <w:szCs w:val="24"/>
+      <w:lang w:val="en-US" w:eastAsia="en-SG" w:bidi="th-TH"/>
+    </w:rPr>
   </w:style>
 </w:styles>
 </file>
@@ -13827,19 +13953,19 @@
 </file>
 
 <file path=customXml/item1.xml><?xml version="1.0" encoding="utf-8"?>
-<p:properties xmlns:p="http://schemas.microsoft.com/office/2006/metadata/properties" xmlns:xsi="http://www.w3.org/2001/XMLSchema-instance" xmlns:pc="http://schemas.microsoft.com/office/infopath/2007/PartnerControls">
-  <documentManagement>
-    <_ip_UnifiedCompliancePolicyUIAction xmlns="http://schemas.microsoft.com/sharepoint/v3" xsi:nil="true"/>
-    <lcf76f155ced4ddcb4097134ff3c332f xmlns="72f5c66d-4f9b-4523-9c59-0147434cba56">
-      <Terms xmlns="http://schemas.microsoft.com/office/infopath/2007/PartnerControls"/>
-    </lcf76f155ced4ddcb4097134ff3c332f>
-    <TaxCatchAll xmlns="d5671106-6e7e-4942-8aee-9bcd5dd7e66b" xsi:nil="true"/>
-    <_ip_UnifiedCompliancePolicyProperties xmlns="http://schemas.microsoft.com/sharepoint/v3" xsi:nil="true"/>
-  </documentManagement>
-</p:properties>
+<?mso-contentType ?>
+<FormTemplates xmlns="http://schemas.microsoft.com/sharepoint/v3/contenttype/forms">
+  <Display>DocumentLibraryForm</Display>
+  <Edit>DocumentLibraryForm</Edit>
+  <New>DocumentLibraryForm</New>
+</FormTemplates>
 </file>
 
 <file path=customXml/item2.xml><?xml version="1.0" encoding="utf-8"?>
+<b:Sources xmlns:b="http://schemas.openxmlformats.org/officeDocument/2006/bibliography" xmlns="http://schemas.openxmlformats.org/officeDocument/2006/bibliography" SelectedStyle="\MLA.XSL" StyleName="MLA"/>
+</file>
+
+<file path=customXml/item3.xml><?xml version="1.0" encoding="utf-8"?>
 <ct:contentTypeSchema xmlns:ct="http://schemas.microsoft.com/office/2006/metadata/contentType" xmlns:ma="http://schemas.microsoft.com/office/2006/metadata/properties/metaAttributes" ct:_="" ma:_="" ma:contentTypeName="Document" ma:contentTypeID="0x01010088CE47F754C76E4E816A66E05339225A" ma:contentTypeVersion="13" ma:contentTypeDescription="Create a new document." ma:contentTypeScope="" ma:versionID="076a7d54fdb0b635cd2e2f75f54c1b16">
   <xsd:schema xmlns:xsd="http://www.w3.org/2001/XMLSchema" xmlns:xs="http://www.w3.org/2001/XMLSchema" xmlns:p="http://schemas.microsoft.com/office/2006/metadata/properties" xmlns:ns1="http://schemas.microsoft.com/sharepoint/v3" xmlns:ns2="72f5c66d-4f9b-4523-9c59-0147434cba56" xmlns:ns3="d5671106-6e7e-4942-8aee-9bcd5dd7e66b" targetNamespace="http://schemas.microsoft.com/office/2006/metadata/properties" ma:root="true" ma:fieldsID="733d59cbe7e7cf634dfb746df9f4de01" ns1:_="" ns2:_="" ns3:_="">
     <xsd:import namespace="http://schemas.microsoft.com/sharepoint/v3"/>
@@ -14051,32 +14177,36 @@
 </ct:contentTypeSchema>
 </file>
 
-<file path=customXml/item3.xml><?xml version="1.0" encoding="utf-8"?>
-<b:Sources xmlns:b="http://schemas.openxmlformats.org/officeDocument/2006/bibliography" xmlns="http://schemas.openxmlformats.org/officeDocument/2006/bibliography" SelectedStyle="\MLA.XSL" StyleName="MLA"/>
-</file>
-
 <file path=customXml/item4.xml><?xml version="1.0" encoding="utf-8"?>
-<?mso-contentType ?>
-<FormTemplates xmlns="http://schemas.microsoft.com/sharepoint/v3/contenttype/forms">
-  <Display>DocumentLibraryForm</Display>
-  <Edit>DocumentLibraryForm</Edit>
-  <New>DocumentLibraryForm</New>
-</FormTemplates>
+<p:properties xmlns:p="http://schemas.microsoft.com/office/2006/metadata/properties" xmlns:xsi="http://www.w3.org/2001/XMLSchema-instance" xmlns:pc="http://schemas.microsoft.com/office/infopath/2007/PartnerControls">
+  <documentManagement>
+    <_ip_UnifiedCompliancePolicyUIAction xmlns="http://schemas.microsoft.com/sharepoint/v3" xsi:nil="true"/>
+    <lcf76f155ced4ddcb4097134ff3c332f xmlns="72f5c66d-4f9b-4523-9c59-0147434cba56">
+      <Terms xmlns="http://schemas.microsoft.com/office/infopath/2007/PartnerControls"/>
+    </lcf76f155ced4ddcb4097134ff3c332f>
+    <TaxCatchAll xmlns="d5671106-6e7e-4942-8aee-9bcd5dd7e66b" xsi:nil="true"/>
+    <_ip_UnifiedCompliancePolicyProperties xmlns="http://schemas.microsoft.com/sharepoint/v3" xsi:nil="true"/>
+  </documentManagement>
+</p:properties>
 </file>
 
 <file path=customXml/itemProps1.xml><?xml version="1.0" encoding="utf-8"?>
-<ds:datastoreItem xmlns:ds="http://schemas.openxmlformats.org/officeDocument/2006/customXml" ds:itemID="{2FE68222-D1D7-4405-9D8B-445901EEA94E}">
+<ds:datastoreItem xmlns:ds="http://schemas.openxmlformats.org/officeDocument/2006/customXml" ds:itemID="{C793F174-B33D-4AAE-9E3B-9A362A6F4892}">
   <ds:schemaRefs>
-    <ds:schemaRef ds:uri="http://schemas.microsoft.com/office/2006/metadata/properties"/>
-    <ds:schemaRef ds:uri="http://schemas.microsoft.com/office/infopath/2007/PartnerControls"/>
-    <ds:schemaRef ds:uri="http://schemas.microsoft.com/sharepoint/v3"/>
-    <ds:schemaRef ds:uri="72f5c66d-4f9b-4523-9c59-0147434cba56"/>
-    <ds:schemaRef ds:uri="d5671106-6e7e-4942-8aee-9bcd5dd7e66b"/>
+    <ds:schemaRef ds:uri="http://schemas.microsoft.com/sharepoint/v3/contenttype/forms"/>
   </ds:schemaRefs>
 </ds:datastoreItem>
 </file>
 
 <file path=customXml/itemProps2.xml><?xml version="1.0" encoding="utf-8"?>
+<ds:datastoreItem xmlns:ds="http://schemas.openxmlformats.org/officeDocument/2006/customXml" ds:itemID="{6A404842-743E-4BBC-99A7-70A911F17733}">
+  <ds:schemaRefs>
+    <ds:schemaRef ds:uri="http://schemas.openxmlformats.org/officeDocument/2006/bibliography"/>
+  </ds:schemaRefs>
+</ds:datastoreItem>
+</file>
+
+<file path=customXml/itemProps3.xml><?xml version="1.0" encoding="utf-8"?>
 <ds:datastoreItem xmlns:ds="http://schemas.openxmlformats.org/officeDocument/2006/customXml" ds:itemID="{77819383-3D86-46CF-A5E7-D6F9C756A7E0}">
   <ds:schemaRefs>
     <ds:schemaRef ds:uri="http://schemas.microsoft.com/office/2006/metadata/contentType"/>
@@ -14096,18 +14226,14 @@
 </ds:datastoreItem>
 </file>
 
-<file path=customXml/itemProps3.xml><?xml version="1.0" encoding="utf-8"?>
-<ds:datastoreItem xmlns:ds="http://schemas.openxmlformats.org/officeDocument/2006/customXml" ds:itemID="{6A404842-743E-4BBC-99A7-70A911F17733}">
+<file path=customXml/itemProps4.xml><?xml version="1.0" encoding="utf-8"?>
+<ds:datastoreItem xmlns:ds="http://schemas.openxmlformats.org/officeDocument/2006/customXml" ds:itemID="{2FE68222-D1D7-4405-9D8B-445901EEA94E}">
   <ds:schemaRefs>
-    <ds:schemaRef ds:uri="http://schemas.openxmlformats.org/officeDocument/2006/bibliography"/>
-  </ds:schemaRefs>
-</ds:datastoreItem>
-</file>
-
-<file path=customXml/itemProps4.xml><?xml version="1.0" encoding="utf-8"?>
-<ds:datastoreItem xmlns:ds="http://schemas.openxmlformats.org/officeDocument/2006/customXml" ds:itemID="{C793F174-B33D-4AAE-9E3B-9A362A6F4892}">
-  <ds:schemaRefs>
-    <ds:schemaRef ds:uri="http://schemas.microsoft.com/sharepoint/v3/contenttype/forms"/>
+    <ds:schemaRef ds:uri="http://schemas.microsoft.com/office/2006/metadata/properties"/>
+    <ds:schemaRef ds:uri="http://schemas.microsoft.com/office/infopath/2007/PartnerControls"/>
+    <ds:schemaRef ds:uri="http://schemas.microsoft.com/sharepoint/v3"/>
+    <ds:schemaRef ds:uri="72f5c66d-4f9b-4523-9c59-0147434cba56"/>
+    <ds:schemaRef ds:uri="d5671106-6e7e-4942-8aee-9bcd5dd7e66b"/>
   </ds:schemaRefs>
 </ds:datastoreItem>
 </file>